--- a/report/Final Project Report.docx
+++ b/report/Final Project Report.docx
@@ -33,12 +33,18 @@
         <w:rPr>
           <w:rStyle w:val="Strong"/>
           <w:rFonts w:ascii="Segoe UI" w:hAnsi="Segoe UI" w:cs="Segoe UI"/>
-          <w:color w:val="F9FAFB"/>
-        </w:rPr>
-        <w:t>d By:</w:t>
-      </w:r>
-      <w:r>
-        <w:t> Report &amp; Integration Lead</w:t>
+          <w:color w:val="000000" w:themeColor="text1"/>
+        </w:rPr>
+        <w:t>By:</w:t>
+      </w:r>
+      <w:r>
+        <w:rPr>
+          <w:color w:val="000000" w:themeColor="text1"/>
+        </w:rPr>
+        <w:t> </w:t>
+      </w:r>
+      <w:r>
+        <w:t>Report &amp; Integration Lead</w:t>
       </w:r>
       <w:r>
         <w:t xml:space="preserve">,  </w:t>
@@ -58,6 +64,159 @@
       <w:proofErr w:type="spellEnd"/>
       <w:r>
         <w:br/>
+      </w:r>
+      <w:r>
+        <w:rPr>
+          <w:rStyle w:val="Strong"/>
+          <w:rFonts w:ascii="Segoe UI" w:hAnsi="Segoe UI" w:cs="Segoe UI"/>
+          <w:color w:val="000000" w:themeColor="text1"/>
+        </w:rPr>
+        <w:t>Date:</w:t>
+      </w:r>
+      <w:r>
+        <w:rPr>
+          <w:color w:val="000000" w:themeColor="text1"/>
+        </w:rPr>
+        <w:t> </w:t>
+      </w:r>
+      <w:r>
+        <w:t>October 26, 2023</w:t>
+      </w:r>
+      <w:r>
+        <w:br/>
+      </w:r>
+      <w:r>
+        <w:rPr>
+          <w:rStyle w:val="Strong"/>
+          <w:rFonts w:ascii="Segoe UI" w:hAnsi="Segoe UI" w:cs="Segoe UI"/>
+          <w:color w:val="000000" w:themeColor="text1"/>
+        </w:rPr>
+        <w:t>Status:</w:t>
+      </w:r>
+      <w:r>
+        <w:rPr>
+          <w:color w:val="000000" w:themeColor="text1"/>
+        </w:rPr>
+        <w:t xml:space="preserve">  </w:t>
+      </w:r>
+      <w:r>
+        <w:t>COMPLETE</w:t>
+      </w:r>
+    </w:p>
+    <w:p>
+      <w:pPr>
+        <w:rPr>
+          <w:rFonts w:ascii="Times New Roman" w:hAnsi="Times New Roman" w:cs="Times New Roman"/>
+        </w:rPr>
+      </w:pPr>
+      <w:r>
+        <w:pict>
+          <v:rect id="_x0000_i1025" style="width:0;height:.75pt" o:hralign="center" o:hrstd="t" o:hr="t" fillcolor="#a0a0a0" stroked="f"/>
+        </w:pict>
+      </w:r>
+    </w:p>
+    <w:p>
+      <w:pPr>
+        <w:rPr>
+          <w:sz w:val="33"/>
+          <w:szCs w:val="33"/>
+        </w:rPr>
+      </w:pPr>
+      <w:r>
+        <w:rPr>
+          <w:sz w:val="33"/>
+          <w:szCs w:val="33"/>
+        </w:rPr>
+        <w:t>Table of Contents</w:t>
+      </w:r>
+    </w:p>
+    <w:p>
+      <w:pPr>
+        <w:rPr>
+          <w:sz w:val="24"/>
+          <w:szCs w:val="24"/>
+        </w:rPr>
+      </w:pPr>
+      <w:r>
+        <w:t>Executive Summary</w:t>
+      </w:r>
+    </w:p>
+    <w:p>
+      <w:r>
+        <w:t>Project Overview &amp; Data Preparation</w:t>
+      </w:r>
+    </w:p>
+    <w:p>
+      <w:r>
+        <w:t>Feature Engineering</w:t>
+      </w:r>
+    </w:p>
+    <w:p>
+      <w:r>
+        <w:t>Exploratory Data Analysis (With Visualizations)</w:t>
+      </w:r>
+    </w:p>
+    <w:p>
+      <w:r>
+        <w:t>Predictive Modeling</w:t>
+      </w:r>
+    </w:p>
+    <w:p>
+      <w:r>
+        <w:t>Model Performance &amp; Feature Importance</w:t>
+      </w:r>
+    </w:p>
+    <w:p>
+      <w:r>
+        <w:t>Key Findings &amp; Conclusions</w:t>
+      </w:r>
+    </w:p>
+    <w:p>
+      <w:r>
+        <w:t>Recommendations</w:t>
+      </w:r>
+    </w:p>
+    <w:p>
+      <w:r>
+        <w:t>Project Deliverables</w:t>
+      </w:r>
+    </w:p>
+    <w:p>
+      <w:pPr>
+        <w:rPr>
+          <w:rFonts w:ascii="Times New Roman" w:hAnsi="Times New Roman" w:cs="Times New Roman"/>
+        </w:rPr>
+      </w:pPr>
+      <w:r>
+        <w:pict>
+          <v:rect id="_x0000_i1026" style="width:0;height:.75pt" o:hralign="center" o:hrstd="t" o:hr="t" fillcolor="#a0a0a0" stroked="f"/>
+        </w:pict>
+      </w:r>
+    </w:p>
+    <w:p>
+      <w:pPr>
+        <w:rPr>
+          <w:sz w:val="33"/>
+          <w:szCs w:val="33"/>
+        </w:rPr>
+      </w:pPr>
+      <w:r>
+        <w:rPr>
+          <w:sz w:val="33"/>
+          <w:szCs w:val="33"/>
+        </w:rPr>
+        <w:t>1. Executive Summary</w:t>
+      </w:r>
+    </w:p>
+    <w:p>
+      <w:pPr>
+        <w:rPr>
+          <w:sz w:val="24"/>
+          <w:szCs w:val="24"/>
+        </w:rPr>
+      </w:pPr>
+      <w:r>
+        <w:t>This project successfully developed a comprehensive deforestation risk analysis system, from raw data ingestion to predictive model deployment. The final Random Forest model achieved </w:t>
       </w:r>
       <w:r>
         <w:rPr>
@@ -65,48 +224,163 @@
           <w:rFonts w:ascii="Segoe UI" w:hAnsi="Segoe UI" w:cs="Segoe UI"/>
           <w:color w:val="F9FAFB"/>
         </w:rPr>
-        <w:t>Date:</w:t>
-      </w:r>
-      <w:r>
-        <w:t> October 26, 2023</w:t>
-      </w:r>
-      <w:r>
-        <w:br/>
-      </w:r>
+        <w:t>99.5% accuracy</w:t>
+      </w:r>
+      <w:r>
+        <w:t> in classifying deforestation risk (Low, Medium, High</w:t>
+      </w:r>
+      <w:r>
+        <w:t>), identifying </w:t>
+      </w:r>
+      <w:proofErr w:type="spellStart"/>
+      <w:r>
+        <w:t>Tree_Cover_Loss_ha</w:t>
+      </w:r>
+      <w:proofErr w:type="spellEnd"/>
+      <w:r>
+        <w:t>, </w:t>
+      </w:r>
+      <w:proofErr w:type="spellStart"/>
+      <w:r>
+        <w:t>Fire_Incidents</w:t>
+      </w:r>
+      <w:proofErr w:type="spellEnd"/>
+      <w:r>
+        <w:t>, and </w:t>
+      </w:r>
+      <w:proofErr w:type="spellStart"/>
+      <w:r>
+        <w:t>Illegal_Logging_Flag</w:t>
+      </w:r>
+      <w:proofErr w:type="spellEnd"/>
+      <w:r>
+        <w:t> as the most influential predictors.</w:t>
+      </w:r>
+    </w:p>
+    <w:p>
+      <w:pPr>
+        <w:rPr>
+          <w:b/>
+          <w:color w:val="000000" w:themeColor="text1"/>
+        </w:rPr>
+      </w:pPr>
       <w:r>
         <w:rPr>
           <w:rStyle w:val="Strong"/>
           <w:rFonts w:ascii="Segoe UI" w:hAnsi="Segoe UI" w:cs="Segoe UI"/>
-          <w:color w:val="F9FAFB"/>
-        </w:rPr>
-        <w:t>Status:</w:t>
-      </w:r>
-      <w:r>
-        <w:t> </w:t>
-      </w:r>
-      <w:r>
-        <w:rPr>
-          <w:rFonts w:ascii="Segoe UI Symbol" w:hAnsi="Segoe UI Symbol" w:cs="Segoe UI Symbol"/>
-        </w:rPr>
-        <w:t>✅</w:t>
-      </w:r>
-      <w:r>
-        <w:t xml:space="preserve"> COMPLETE</w:t>
+          <w:b w:val="0"/>
+          <w:color w:val="000000" w:themeColor="text1"/>
+        </w:rPr>
+        <w:t>Key Achievements:</w:t>
       </w:r>
     </w:p>
     <w:p>
-      <w:pPr>
-        <w:rPr>
-          <w:rFonts w:ascii="Times New Roman" w:hAnsi="Times New Roman" w:cs="Times New Roman"/>
-        </w:rPr>
-      </w:pPr>
-      <w:r>
-        <w:pict>
-          <v:rect id="_x0000_i1219" style="width:0;height:.75pt" o:hralign="center" o:hrstd="t" o:hr="t" fillcolor="#a0a0a0" stroked="f"/>
-        </w:pict>
+      <w:r>
+        <w:t>Cleaned and validated </w:t>
+      </w:r>
+      <w:r>
+        <w:rPr>
+          <w:rStyle w:val="Strong"/>
+          <w:rFonts w:ascii="Segoe UI" w:hAnsi="Segoe UI" w:cs="Segoe UI"/>
+          <w:b w:val="0"/>
+          <w:color w:val="000000" w:themeColor="text1"/>
+        </w:rPr>
+        <w:t>1,387 records</w:t>
+      </w:r>
+      <w:r>
+        <w:rPr>
+          <w:color w:val="000000" w:themeColor="text1"/>
+        </w:rPr>
+        <w:t> </w:t>
+      </w:r>
+      <w:r>
+        <w:t>with multiple data quality issues</w:t>
       </w:r>
     </w:p>
     <w:p>
+      <w:r>
+        <w:t>Engineered </w:t>
+      </w:r>
+      <w:r>
+        <w:rPr>
+          <w:rStyle w:val="Strong"/>
+          <w:rFonts w:ascii="Segoe UI" w:hAnsi="Segoe UI" w:cs="Segoe UI"/>
+          <w:b w:val="0"/>
+          <w:color w:val="000000" w:themeColor="text1"/>
+        </w:rPr>
+        <w:t>3 new features</w:t>
+      </w:r>
+      <w:r>
+        <w:rPr>
+          <w:color w:val="000000" w:themeColor="text1"/>
+        </w:rPr>
+        <w:t> </w:t>
+      </w:r>
+      <w:r>
+        <w:t>to capture complex interactions</w:t>
+      </w:r>
+    </w:p>
+    <w:p>
+      <w:r>
+        <w:t>Generated </w:t>
+      </w:r>
+      <w:r>
+        <w:rPr>
+          <w:rStyle w:val="Strong"/>
+          <w:rFonts w:ascii="Segoe UI" w:hAnsi="Segoe UI" w:cs="Segoe UI"/>
+          <w:b w:val="0"/>
+          <w:color w:val="000000" w:themeColor="text1"/>
+        </w:rPr>
+        <w:t>19 visualizations</w:t>
+      </w:r>
+      <w:r>
+        <w:rPr>
+          <w:color w:val="000000" w:themeColor="text1"/>
+        </w:rPr>
+        <w:t> </w:t>
+      </w:r>
+      <w:r>
+        <w:t>revealing actionable insights</w:t>
+      </w:r>
+    </w:p>
+    <w:p>
+      <w:r>
+        <w:t>Built a </w:t>
+      </w:r>
+      <w:r>
+        <w:rPr>
+          <w:rStyle w:val="Strong"/>
+          <w:rFonts w:ascii="Segoe UI" w:hAnsi="Segoe UI" w:cs="Segoe UI"/>
+          <w:b w:val="0"/>
+          <w:color w:val="000000" w:themeColor="text1"/>
+        </w:rPr>
+        <w:t>high-performance classifier</w:t>
+      </w:r>
+      <w:r>
+        <w:rPr>
+          <w:color w:val="000000" w:themeColor="text1"/>
+        </w:rPr>
+        <w:t> </w:t>
+      </w:r>
+      <w:r>
+        <w:t>with 99.5% accuracy</w:t>
+      </w:r>
+    </w:p>
+    <w:p>
+      <w:r>
+        <w:t>Created </w:t>
+      </w:r>
+      <w:r>
+        <w:rPr>
+          <w:rStyle w:val="Strong"/>
+          <w:rFonts w:ascii="Segoe UI" w:hAnsi="Segoe UI" w:cs="Segoe UI"/>
+          <w:b w:val="0"/>
+          <w:color w:val="000000" w:themeColor="text1"/>
+        </w:rPr>
+        <w:t>production-ready deployment assets</w:t>
+      </w:r>
+    </w:p>
+    <w:p>
       <w:pPr>
         <w:rPr>
           <w:sz w:val="33"/>
@@ -118,259 +392,12 @@
           <w:sz w:val="33"/>
           <w:szCs w:val="33"/>
         </w:rPr>
-        <w:t>Table of Contents</w:t>
+        <w:t>2. Project Overview &amp; Data Preparation</w:t>
       </w:r>
     </w:p>
     <w:p>
       <w:pPr>
         <w:rPr>
-          <w:sz w:val="24"/>
-          <w:szCs w:val="24"/>
-        </w:rPr>
-      </w:pPr>
-      <w:r>
-        <w:t>Executive Summary</w:t>
-      </w:r>
-    </w:p>
-    <w:p>
-      <w:r>
-        <w:t>Project Overview &amp; Data Preparation</w:t>
-      </w:r>
-    </w:p>
-    <w:p>
-      <w:r>
-        <w:t>Feature Engineering</w:t>
-      </w:r>
-    </w:p>
-    <w:p>
-      <w:r>
-        <w:t>Exploratory Data Analysis (W</w:t>
-      </w:r>
-      <w:bookmarkStart w:id="0" w:name="_GoBack"/>
-      <w:bookmarkEnd w:id="0"/>
-      <w:r>
-        <w:t>ith Visualizations)</w:t>
-      </w:r>
-    </w:p>
-    <w:p>
-      <w:r>
-        <w:t>Predictive Modeling</w:t>
-      </w:r>
-    </w:p>
-    <w:p>
-      <w:r>
-        <w:t>Model Performance &amp; Feature Importance</w:t>
-      </w:r>
-    </w:p>
-    <w:p>
-      <w:r>
-        <w:t>Key Findings &amp; Conclusions</w:t>
-      </w:r>
-    </w:p>
-    <w:p>
-      <w:r>
-        <w:t>Recommendations</w:t>
-      </w:r>
-    </w:p>
-    <w:p>
-      <w:r>
-        <w:t>Project Deliverables</w:t>
-      </w:r>
-    </w:p>
-    <w:p>
-      <w:pPr>
-        <w:rPr>
-          <w:rFonts w:ascii="Times New Roman" w:hAnsi="Times New Roman" w:cs="Times New Roman"/>
-        </w:rPr>
-      </w:pPr>
-      <w:r>
-        <w:pict>
-          <v:rect id="_x0000_i1220" style="width:0;height:.75pt" o:hralign="center" o:hrstd="t" o:hr="t" fillcolor="#a0a0a0" stroked="f"/>
-        </w:pict>
-      </w:r>
-    </w:p>
-    <w:p>
-      <w:pPr>
-        <w:rPr>
-          <w:sz w:val="33"/>
-          <w:szCs w:val="33"/>
-        </w:rPr>
-      </w:pPr>
-      <w:r>
-        <w:rPr>
-          <w:sz w:val="33"/>
-          <w:szCs w:val="33"/>
-        </w:rPr>
-        <w:t>1. Executive Summary</w:t>
-      </w:r>
-    </w:p>
-    <w:p>
-      <w:pPr>
-        <w:rPr>
-          <w:sz w:val="24"/>
-          <w:szCs w:val="24"/>
-        </w:rPr>
-      </w:pPr>
-      <w:r>
-        <w:t>This project successfully developed a comprehensive deforestation risk analysis system, from raw data ingestion to predictive model deployment. The final Random Forest model achieved </w:t>
-      </w:r>
-      <w:r>
-        <w:rPr>
-          <w:rStyle w:val="Strong"/>
-          <w:rFonts w:ascii="Segoe UI" w:hAnsi="Segoe UI" w:cs="Segoe UI"/>
-          <w:color w:val="F9FAFB"/>
-        </w:rPr>
-        <w:t>99.5% accuracy</w:t>
-      </w:r>
-      <w:r>
-        <w:t> in classifying deforestation risk (Low, Medium, High</w:t>
-      </w:r>
-      <w:r>
-        <w:t>), identifying </w:t>
-      </w:r>
-      <w:proofErr w:type="spellStart"/>
-      <w:r>
-        <w:t>Tree_Cover_Loss_ha</w:t>
-      </w:r>
-      <w:proofErr w:type="spellEnd"/>
-      <w:r>
-        <w:t>, </w:t>
-      </w:r>
-      <w:proofErr w:type="spellStart"/>
-      <w:r>
-        <w:t>Fire_Incidents</w:t>
-      </w:r>
-      <w:proofErr w:type="spellEnd"/>
-      <w:r>
-        <w:t>, and </w:t>
-      </w:r>
-      <w:proofErr w:type="spellStart"/>
-      <w:r>
-        <w:t>Illegal_Logging_Flag</w:t>
-      </w:r>
-      <w:proofErr w:type="spellEnd"/>
-      <w:r>
-        <w:t> as the most influential predictors.</w:t>
-      </w:r>
-    </w:p>
-    <w:p>
-      <w:r>
-        <w:rPr>
-          <w:rStyle w:val="Strong"/>
-          <w:rFonts w:ascii="Segoe UI" w:hAnsi="Segoe UI" w:cs="Segoe UI"/>
-          <w:color w:val="F9FAFB"/>
-        </w:rPr>
-        <w:t>Key Achievements:</w:t>
-      </w:r>
-    </w:p>
-    <w:p>
-      <w:r>
-        <w:t>Cleaned and validated </w:t>
-      </w:r>
-      <w:r>
-        <w:rPr>
-          <w:rStyle w:val="Strong"/>
-          <w:rFonts w:ascii="Segoe UI" w:hAnsi="Segoe UI" w:cs="Segoe UI"/>
-          <w:color w:val="F9FAFB"/>
-        </w:rPr>
-        <w:t>1,387 records</w:t>
-      </w:r>
-      <w:r>
-        <w:t> with multiple data quality issues</w:t>
-      </w:r>
-    </w:p>
-    <w:p>
-      <w:r>
-        <w:t>Engineered </w:t>
-      </w:r>
-      <w:r>
-        <w:rPr>
-          <w:rStyle w:val="Strong"/>
-          <w:rFonts w:ascii="Segoe UI" w:hAnsi="Segoe UI" w:cs="Segoe UI"/>
-          <w:color w:val="F9FAFB"/>
-        </w:rPr>
-        <w:t>3 new features</w:t>
-      </w:r>
-      <w:r>
-        <w:t> to capture complex interactions</w:t>
-      </w:r>
-    </w:p>
-    <w:p>
-      <w:r>
-        <w:t>Generated </w:t>
-      </w:r>
-      <w:r>
-        <w:rPr>
-          <w:rStyle w:val="Strong"/>
-          <w:rFonts w:ascii="Segoe UI" w:hAnsi="Segoe UI" w:cs="Segoe UI"/>
-          <w:color w:val="F9FAFB"/>
-        </w:rPr>
-        <w:t>19 visualizations</w:t>
-      </w:r>
-      <w:r>
-        <w:t> revealing actionable insights</w:t>
-      </w:r>
-    </w:p>
-    <w:p>
-      <w:r>
-        <w:t>Built a </w:t>
-      </w:r>
-      <w:r>
-        <w:rPr>
-          <w:rStyle w:val="Strong"/>
-          <w:rFonts w:ascii="Segoe UI" w:hAnsi="Segoe UI" w:cs="Segoe UI"/>
-          <w:color w:val="F9FAFB"/>
-        </w:rPr>
-        <w:t>high-performance classifier</w:t>
-      </w:r>
-      <w:r>
-        <w:t> with 99.5% accuracy</w:t>
-      </w:r>
-    </w:p>
-    <w:p>
-      <w:r>
-        <w:t>Created </w:t>
-      </w:r>
-      <w:r>
-        <w:rPr>
-          <w:rStyle w:val="Strong"/>
-          <w:rFonts w:ascii="Segoe UI" w:hAnsi="Segoe UI" w:cs="Segoe UI"/>
-          <w:color w:val="F9FAFB"/>
-        </w:rPr>
-        <w:t>production-ready deployment assets</w:t>
-      </w:r>
-    </w:p>
-    <w:p>
-      <w:pPr>
-        <w:rPr>
-          <w:rFonts w:ascii="Times New Roman" w:hAnsi="Times New Roman" w:cs="Times New Roman"/>
-        </w:rPr>
-      </w:pPr>
-      <w:r>
-        <w:pict>
-          <v:rect id="_x0000_i1221" style="width:0;height:.75pt" o:hralign="center" o:hrstd="t" o:hr="t" fillcolor="#a0a0a0" stroked="f"/>
-        </w:pict>
-      </w:r>
-    </w:p>
-    <w:p>
-      <w:pPr>
-        <w:rPr>
-          <w:sz w:val="33"/>
-          <w:szCs w:val="33"/>
-        </w:rPr>
-      </w:pPr>
-      <w:r>
-        <w:rPr>
-          <w:sz w:val="33"/>
-          <w:szCs w:val="33"/>
-        </w:rPr>
-        <w:lastRenderedPageBreak/>
-        <w:t>2. Project Overview &amp; Data Preparation</w:t>
-      </w:r>
-    </w:p>
-    <w:p>
-      <w:pPr>
-        <w:rPr>
           <w:sz w:val="30"/>
           <w:szCs w:val="30"/>
         </w:rPr>
@@ -380,12 +407,21 @@
           <w:sz w:val="30"/>
           <w:szCs w:val="30"/>
         </w:rPr>
+        <w:lastRenderedPageBreak/>
         <w:t>2.1 Dataset Overview</w:t>
       </w:r>
     </w:p>
     <w:tbl>
       <w:tblPr>
         <w:tblW w:w="11280" w:type="dxa"/>
+        <w:tblBorders>
+          <w:top w:val="single" w:sz="4" w:space="0" w:color="auto"/>
+          <w:left w:val="single" w:sz="4" w:space="0" w:color="auto"/>
+          <w:bottom w:val="single" w:sz="4" w:space="0" w:color="auto"/>
+          <w:right w:val="single" w:sz="4" w:space="0" w:color="auto"/>
+          <w:insideH w:val="single" w:sz="4" w:space="0" w:color="auto"/>
+          <w:insideV w:val="single" w:sz="4" w:space="0" w:color="auto"/>
+        </w:tblBorders>
         <w:tblCellMar>
           <w:top w:w="15" w:type="dxa"/>
           <w:left w:w="15" w:type="dxa"/>
@@ -405,9 +441,6 @@
         <w:tc>
           <w:tcPr>
             <w:tcW w:w="0" w:type="auto"/>
-            <w:tcBorders>
-              <w:top w:val="nil"/>
-            </w:tcBorders>
             <w:tcMar>
               <w:top w:w="150" w:type="dxa"/>
               <w:left w:w="0" w:type="dxa"/>
@@ -436,9 +469,6 @@
         <w:tc>
           <w:tcPr>
             <w:tcW w:w="0" w:type="auto"/>
-            <w:tcBorders>
-              <w:top w:val="nil"/>
-            </w:tcBorders>
             <w:tcMar>
               <w:top w:w="150" w:type="dxa"/>
               <w:left w:w="240" w:type="dxa"/>
@@ -783,6 +813,14 @@
     <w:tbl>
       <w:tblPr>
         <w:tblW w:w="11280" w:type="dxa"/>
+        <w:tblBorders>
+          <w:top w:val="single" w:sz="4" w:space="0" w:color="auto"/>
+          <w:left w:val="single" w:sz="4" w:space="0" w:color="auto"/>
+          <w:bottom w:val="single" w:sz="4" w:space="0" w:color="auto"/>
+          <w:right w:val="single" w:sz="4" w:space="0" w:color="auto"/>
+          <w:insideH w:val="single" w:sz="4" w:space="0" w:color="auto"/>
+          <w:insideV w:val="single" w:sz="4" w:space="0" w:color="auto"/>
+        </w:tblBorders>
         <w:tblCellMar>
           <w:top w:w="15" w:type="dxa"/>
           <w:left w:w="15" w:type="dxa"/>
@@ -803,9 +841,6 @@
         <w:tc>
           <w:tcPr>
             <w:tcW w:w="0" w:type="auto"/>
-            <w:tcBorders>
-              <w:top w:val="nil"/>
-            </w:tcBorders>
             <w:tcMar>
               <w:top w:w="150" w:type="dxa"/>
               <w:left w:w="0" w:type="dxa"/>
@@ -834,9 +869,6 @@
         <w:tc>
           <w:tcPr>
             <w:tcW w:w="0" w:type="auto"/>
-            <w:tcBorders>
-              <w:top w:val="nil"/>
-            </w:tcBorders>
             <w:tcMar>
               <w:top w:w="150" w:type="dxa"/>
               <w:left w:w="240" w:type="dxa"/>
@@ -865,9 +897,6 @@
         <w:tc>
           <w:tcPr>
             <w:tcW w:w="0" w:type="auto"/>
-            <w:tcBorders>
-              <w:top w:val="nil"/>
-            </w:tcBorders>
             <w:tcMar>
               <w:top w:w="150" w:type="dxa"/>
               <w:left w:w="240" w:type="dxa"/>
@@ -1414,35 +1443,21 @@
     <w:p>
       <w:pPr>
         <w:rPr>
-          <w:rFonts w:ascii="Times New Roman" w:hAnsi="Times New Roman" w:cs="Times New Roman"/>
-          <w:sz w:val="24"/>
-          <w:szCs w:val="24"/>
-        </w:rPr>
-      </w:pPr>
-      <w:r>
-        <w:pict>
-          <v:rect id="_x0000_i1222" style="width:0;height:.75pt" o:hralign="center" o:hrstd="t" o:hr="t" fillcolor="#a0a0a0" stroked="f"/>
-        </w:pict>
+          <w:sz w:val="33"/>
+          <w:szCs w:val="33"/>
+        </w:rPr>
+      </w:pPr>
+      <w:r>
+        <w:rPr>
+          <w:sz w:val="33"/>
+          <w:szCs w:val="33"/>
+        </w:rPr>
+        <w:t>3. Feature Engineering</w:t>
       </w:r>
     </w:p>
     <w:p>
       <w:pPr>
         <w:rPr>
-          <w:sz w:val="33"/>
-          <w:szCs w:val="33"/>
-        </w:rPr>
-      </w:pPr>
-      <w:r>
-        <w:rPr>
-          <w:sz w:val="33"/>
-          <w:szCs w:val="33"/>
-        </w:rPr>
-        <w:t>3. Feature Engineering</w:t>
-      </w:r>
-    </w:p>
-    <w:p>
-      <w:pPr>
-        <w:rPr>
           <w:sz w:val="30"/>
           <w:szCs w:val="30"/>
         </w:rPr>
@@ -1452,13 +1467,20 @@
           <w:sz w:val="30"/>
           <w:szCs w:val="30"/>
         </w:rPr>
-        <w:lastRenderedPageBreak/>
         <w:t>3.1 New Features Created</w:t>
       </w:r>
     </w:p>
     <w:tbl>
       <w:tblPr>
         <w:tblW w:w="11280" w:type="dxa"/>
+        <w:tblBorders>
+          <w:top w:val="single" w:sz="4" w:space="0" w:color="auto"/>
+          <w:left w:val="single" w:sz="4" w:space="0" w:color="auto"/>
+          <w:bottom w:val="single" w:sz="4" w:space="0" w:color="auto"/>
+          <w:right w:val="single" w:sz="4" w:space="0" w:color="auto"/>
+          <w:insideH w:val="single" w:sz="4" w:space="0" w:color="auto"/>
+          <w:insideV w:val="single" w:sz="4" w:space="0" w:color="auto"/>
+        </w:tblBorders>
         <w:tblCellMar>
           <w:top w:w="15" w:type="dxa"/>
           <w:left w:w="15" w:type="dxa"/>
@@ -1468,9 +1490,9 @@
         <w:tblLook w:val="04A0" w:firstRow="1" w:lastRow="0" w:firstColumn="1" w:lastColumn="0" w:noHBand="0" w:noVBand="1"/>
       </w:tblPr>
       <w:tblGrid>
-        <w:gridCol w:w="2713"/>
-        <w:gridCol w:w="4875"/>
-        <w:gridCol w:w="3692"/>
+        <w:gridCol w:w="2594"/>
+        <w:gridCol w:w="4943"/>
+        <w:gridCol w:w="3743"/>
       </w:tblGrid>
       <w:tr>
         <w:trPr>
@@ -1479,9 +1501,6 @@
         <w:tc>
           <w:tcPr>
             <w:tcW w:w="0" w:type="auto"/>
-            <w:tcBorders>
-              <w:top w:val="nil"/>
-            </w:tcBorders>
             <w:tcMar>
               <w:top w:w="150" w:type="dxa"/>
               <w:left w:w="0" w:type="dxa"/>
@@ -1503,6 +1522,7 @@
                 <w:sz w:val="23"/>
                 <w:szCs w:val="23"/>
               </w:rPr>
+              <w:lastRenderedPageBreak/>
               <w:t>Feature</w:t>
             </w:r>
           </w:p>
@@ -1510,9 +1530,6 @@
         <w:tc>
           <w:tcPr>
             <w:tcW w:w="0" w:type="auto"/>
-            <w:tcBorders>
-              <w:top w:val="nil"/>
-            </w:tcBorders>
             <w:tcMar>
               <w:top w:w="150" w:type="dxa"/>
               <w:left w:w="240" w:type="dxa"/>
@@ -1541,9 +1558,6 @@
         <w:tc>
           <w:tcPr>
             <w:tcW w:w="0" w:type="auto"/>
-            <w:tcBorders>
-              <w:top w:val="nil"/>
-            </w:tcBorders>
             <w:tcMar>
               <w:top w:w="150" w:type="dxa"/>
               <w:left w:w="240" w:type="dxa"/>
@@ -1586,6 +1600,7 @@
           <w:p>
             <w:pPr>
               <w:rPr>
+                <w:b/>
                 <w:sz w:val="23"/>
                 <w:szCs w:val="23"/>
               </w:rPr>
@@ -1595,6 +1610,7 @@
               <w:rPr>
                 <w:rStyle w:val="Strong"/>
                 <w:rFonts w:ascii="Segoe UI" w:hAnsi="Segoe UI" w:cs="Segoe UI"/>
+                <w:b w:val="0"/>
                 <w:sz w:val="23"/>
                 <w:szCs w:val="23"/>
               </w:rPr>
@@ -1676,6 +1692,7 @@
           <w:p>
             <w:pPr>
               <w:rPr>
+                <w:b/>
                 <w:sz w:val="23"/>
                 <w:szCs w:val="23"/>
               </w:rPr>
@@ -1685,6 +1702,7 @@
               <w:rPr>
                 <w:rStyle w:val="Strong"/>
                 <w:rFonts w:ascii="Segoe UI" w:hAnsi="Segoe UI" w:cs="Segoe UI"/>
+                <w:b w:val="0"/>
                 <w:sz w:val="23"/>
                 <w:szCs w:val="23"/>
               </w:rPr>
@@ -1784,6 +1802,7 @@
           <w:p>
             <w:pPr>
               <w:rPr>
+                <w:b/>
                 <w:sz w:val="23"/>
                 <w:szCs w:val="23"/>
               </w:rPr>
@@ -1793,6 +1812,7 @@
               <w:rPr>
                 <w:rStyle w:val="Strong"/>
                 <w:rFonts w:ascii="Segoe UI" w:hAnsi="Segoe UI" w:cs="Segoe UI"/>
+                <w:b w:val="0"/>
                 <w:sz w:val="23"/>
                 <w:szCs w:val="23"/>
               </w:rPr>
@@ -2007,82 +2027,50 @@
         <w:rPr>
           <w:rStyle w:val="Strong"/>
           <w:rFonts w:ascii="Segoe UI" w:hAnsi="Segoe UI" w:cs="Segoe UI"/>
-          <w:color w:val="F9FAFB"/>
+          <w:b w:val="0"/>
+          <w:color w:val="000000" w:themeColor="text1"/>
         </w:rPr>
         <w:t>Conclusion:</w:t>
       </w:r>
       <w:r>
-        <w:t> Feature engineering and complex modeling are essential—simple correlations would have missed these key drivers.</w:t>
+        <w:rPr>
+          <w:color w:val="000000" w:themeColor="text1"/>
+        </w:rPr>
+        <w:t> </w:t>
+      </w:r>
+      <w:r>
+        <w:t>Feature engineering and complex modeling are essential—simple correlations would have missed these key drivers.</w:t>
       </w:r>
     </w:p>
     <w:p>
       <w:pPr>
         <w:rPr>
-          <w:rFonts w:ascii="Times New Roman" w:hAnsi="Times New Roman" w:cs="Times New Roman"/>
-        </w:rPr>
-      </w:pPr>
-      <w:r>
-        <w:pict>
-          <v:rect id="_x0000_i1223" style="width:0;height:.75pt" o:hralign="center" o:hrstd="t" o:hr="t" fillcolor="#a0a0a0" stroked="f"/>
-        </w:pict>
+          <w:sz w:val="33"/>
+          <w:szCs w:val="33"/>
+        </w:rPr>
+      </w:pPr>
+      <w:r>
+        <w:rPr>
+          <w:sz w:val="33"/>
+          <w:szCs w:val="33"/>
+        </w:rPr>
+        <w:t>4. Exploratory Data Analysis (With Visualizations)</w:t>
       </w:r>
     </w:p>
     <w:p>
       <w:pPr>
         <w:rPr>
-          <w:sz w:val="33"/>
-          <w:szCs w:val="33"/>
-        </w:rPr>
-      </w:pPr>
-      <w:r>
-        <w:rPr>
-          <w:sz w:val="33"/>
-          <w:szCs w:val="33"/>
-        </w:rPr>
-        <w:t>4. Exploratory Data Analysis (With Visualizations)</w:t>
-      </w:r>
-    </w:p>
-    <w:p>
-      <w:pPr>
+          <w:sz w:val="24"/>
+          <w:szCs w:val="24"/>
+        </w:rPr>
+      </w:pPr>
+      <w:r>
         <w:rPr>
           <w:sz w:val="30"/>
           <w:szCs w:val="30"/>
         </w:rPr>
-      </w:pPr>
-      <w:r>
-        <w:rPr>
-          <w:sz w:val="30"/>
-          <w:szCs w:val="30"/>
-        </w:rPr>
+        <w:lastRenderedPageBreak/>
         <w:t>4.1 Risk Distribution</w:t>
-      </w:r>
-    </w:p>
-    <w:p>
-      <w:pPr>
-        <w:rPr>
-          <w:sz w:val="24"/>
-          <w:szCs w:val="24"/>
-        </w:rPr>
-      </w:pPr>
-      <w:r>
-        <w:rPr>
-          <w:rStyle w:val="Strong"/>
-          <w:rFonts w:ascii="Segoe UI Symbol" w:hAnsi="Segoe UI Symbol" w:cs="Segoe UI Symbol"/>
-          <w:color w:val="F9FAFB"/>
-        </w:rPr>
-        <w:lastRenderedPageBreak/>
-        <w:t>📷</w:t>
-      </w:r>
-      <w:r>
-        <w:rPr>
-          <w:rStyle w:val="Strong"/>
-          <w:rFonts w:ascii="Segoe UI" w:hAnsi="Segoe UI" w:cs="Segoe UI"/>
-          <w:color w:val="F9FAFB"/>
-        </w:rPr>
-        <w:t xml:space="preserve"> SCREENSHOT:</w:t>
-      </w:r>
-      <w:r>
-        <w:t> </w:t>
       </w:r>
       <w:r>
         <w:rPr>
@@ -2141,6 +2129,14 @@
     <w:tbl>
       <w:tblPr>
         <w:tblW w:w="11280" w:type="dxa"/>
+        <w:tblBorders>
+          <w:top w:val="single" w:sz="4" w:space="0" w:color="auto"/>
+          <w:left w:val="single" w:sz="4" w:space="0" w:color="auto"/>
+          <w:bottom w:val="single" w:sz="4" w:space="0" w:color="auto"/>
+          <w:right w:val="single" w:sz="4" w:space="0" w:color="auto"/>
+          <w:insideH w:val="single" w:sz="4" w:space="0" w:color="auto"/>
+          <w:insideV w:val="single" w:sz="4" w:space="0" w:color="auto"/>
+        </w:tblBorders>
         <w:tblCellMar>
           <w:top w:w="15" w:type="dxa"/>
           <w:left w:w="15" w:type="dxa"/>
@@ -2161,9 +2157,6 @@
         <w:tc>
           <w:tcPr>
             <w:tcW w:w="0" w:type="auto"/>
-            <w:tcBorders>
-              <w:top w:val="nil"/>
-            </w:tcBorders>
             <w:tcMar>
               <w:top w:w="150" w:type="dxa"/>
               <w:left w:w="0" w:type="dxa"/>
@@ -2192,9 +2185,6 @@
         <w:tc>
           <w:tcPr>
             <w:tcW w:w="0" w:type="auto"/>
-            <w:tcBorders>
-              <w:top w:val="nil"/>
-            </w:tcBorders>
             <w:tcMar>
               <w:top w:w="150" w:type="dxa"/>
               <w:left w:w="240" w:type="dxa"/>
@@ -2223,9 +2213,6 @@
         <w:tc>
           <w:tcPr>
             <w:tcW w:w="0" w:type="auto"/>
-            <w:tcBorders>
-              <w:top w:val="nil"/>
-            </w:tcBorders>
             <w:tcMar>
               <w:top w:w="150" w:type="dxa"/>
               <w:left w:w="240" w:type="dxa"/>
@@ -2324,6 +2311,7 @@
           <w:p>
             <w:pPr>
               <w:rPr>
+                <w:b/>
                 <w:sz w:val="23"/>
                 <w:szCs w:val="23"/>
               </w:rPr>
@@ -2332,6 +2320,7 @@
               <w:rPr>
                 <w:rStyle w:val="Strong"/>
                 <w:rFonts w:ascii="Segoe UI" w:hAnsi="Segoe UI" w:cs="Segoe UI"/>
+                <w:b w:val="0"/>
                 <w:sz w:val="23"/>
                 <w:szCs w:val="23"/>
               </w:rPr>
@@ -2412,6 +2401,7 @@
           <w:p>
             <w:pPr>
               <w:rPr>
+                <w:b/>
                 <w:sz w:val="23"/>
                 <w:szCs w:val="23"/>
               </w:rPr>
@@ -2420,6 +2410,7 @@
               <w:rPr>
                 <w:rStyle w:val="Strong"/>
                 <w:rFonts w:ascii="Segoe UI" w:hAnsi="Segoe UI" w:cs="Segoe UI"/>
+                <w:b w:val="0"/>
                 <w:sz w:val="23"/>
                 <w:szCs w:val="23"/>
               </w:rPr>
@@ -2500,6 +2491,7 @@
           <w:p>
             <w:pPr>
               <w:rPr>
+                <w:b/>
                 <w:sz w:val="23"/>
                 <w:szCs w:val="23"/>
               </w:rPr>
@@ -2508,6 +2500,7 @@
               <w:rPr>
                 <w:rStyle w:val="Strong"/>
                 <w:rFonts w:ascii="Segoe UI" w:hAnsi="Segoe UI" w:cs="Segoe UI"/>
+                <w:b w:val="0"/>
                 <w:sz w:val="23"/>
                 <w:szCs w:val="23"/>
               </w:rPr>
@@ -2528,7 +2521,8 @@
         <w:rPr>
           <w:rStyle w:val="Strong"/>
           <w:rFonts w:ascii="Segoe UI" w:hAnsi="Segoe UI" w:cs="Segoe UI"/>
-          <w:color w:val="F9FAFB"/>
+          <w:b w:val="0"/>
+          <w:color w:val="000000" w:themeColor="text1"/>
         </w:rPr>
         <w:t>Interpretation:</w:t>
       </w:r>
@@ -2539,56 +2533,25 @@
     <w:p>
       <w:pPr>
         <w:rPr>
-          <w:rFonts w:ascii="Times New Roman" w:hAnsi="Times New Roman" w:cs="Times New Roman"/>
-        </w:rPr>
-      </w:pPr>
-      <w:r>
-        <w:pict>
-          <v:rect id="_x0000_i1224" style="width:0;height:.75pt" o:hralign="center" o:hrstd="t" o:hr="t" fillcolor="#a0a0a0" stroked="f"/>
-        </w:pict>
+          <w:sz w:val="30"/>
+          <w:szCs w:val="30"/>
+        </w:rPr>
+      </w:pPr>
+      <w:r>
+        <w:rPr>
+          <w:sz w:val="30"/>
+          <w:szCs w:val="30"/>
+        </w:rPr>
+        <w:t>4.2 Regional Overview</w:t>
       </w:r>
     </w:p>
     <w:p>
       <w:pPr>
         <w:rPr>
-          <w:sz w:val="30"/>
-          <w:szCs w:val="30"/>
-        </w:rPr>
-      </w:pPr>
-      <w:r>
-        <w:rPr>
-          <w:sz w:val="30"/>
-          <w:szCs w:val="30"/>
-        </w:rPr>
-        <w:t>4.2 Regional Overview</w:t>
-      </w:r>
-    </w:p>
-    <w:p>
-      <w:pPr>
-        <w:rPr>
           <w:sz w:val="24"/>
           <w:szCs w:val="24"/>
         </w:rPr>
       </w:pPr>
-      <w:r>
-        <w:rPr>
-          <w:rStyle w:val="Strong"/>
-          <w:rFonts w:ascii="Segoe UI Symbol" w:hAnsi="Segoe UI Symbol" w:cs="Segoe UI Symbol"/>
-          <w:color w:val="F9FAFB"/>
-        </w:rPr>
-        <w:t>📷</w:t>
-      </w:r>
-      <w:r>
-        <w:rPr>
-          <w:rStyle w:val="Strong"/>
-          <w:rFonts w:ascii="Segoe UI" w:hAnsi="Segoe UI" w:cs="Segoe UI"/>
-          <w:color w:val="F9FAFB"/>
-        </w:rPr>
-        <w:t xml:space="preserve"> SCREENSHOT:</w:t>
-      </w:r>
-      <w:r>
-        <w:t> </w:t>
-      </w:r>
       <w:r>
         <w:rPr>
           <w:noProof/>
@@ -2660,6 +2623,14 @@
     <w:tbl>
       <w:tblPr>
         <w:tblW w:w="11280" w:type="dxa"/>
+        <w:tblBorders>
+          <w:top w:val="single" w:sz="4" w:space="0" w:color="auto"/>
+          <w:left w:val="single" w:sz="4" w:space="0" w:color="auto"/>
+          <w:bottom w:val="single" w:sz="4" w:space="0" w:color="auto"/>
+          <w:right w:val="single" w:sz="4" w:space="0" w:color="auto"/>
+          <w:insideH w:val="single" w:sz="4" w:space="0" w:color="auto"/>
+          <w:insideV w:val="single" w:sz="4" w:space="0" w:color="auto"/>
+        </w:tblBorders>
         <w:tblCellMar>
           <w:top w:w="15" w:type="dxa"/>
           <w:left w:w="15" w:type="dxa"/>
@@ -2680,9 +2651,6 @@
         <w:tc>
           <w:tcPr>
             <w:tcW w:w="0" w:type="auto"/>
-            <w:tcBorders>
-              <w:top w:val="nil"/>
-            </w:tcBorders>
             <w:tcMar>
               <w:top w:w="150" w:type="dxa"/>
               <w:left w:w="0" w:type="dxa"/>
@@ -2711,9 +2679,6 @@
         <w:tc>
           <w:tcPr>
             <w:tcW w:w="0" w:type="auto"/>
-            <w:tcBorders>
-              <w:top w:val="nil"/>
-            </w:tcBorders>
             <w:tcMar>
               <w:top w:w="150" w:type="dxa"/>
               <w:left w:w="240" w:type="dxa"/>
@@ -2751,9 +2716,6 @@
         <w:tc>
           <w:tcPr>
             <w:tcW w:w="0" w:type="auto"/>
-            <w:tcBorders>
-              <w:top w:val="nil"/>
-            </w:tcBorders>
             <w:tcMar>
               <w:top w:w="150" w:type="dxa"/>
               <w:left w:w="240" w:type="dxa"/>
@@ -2833,6 +2795,7 @@
           <w:p>
             <w:pPr>
               <w:rPr>
+                <w:b/>
                 <w:sz w:val="23"/>
                 <w:szCs w:val="23"/>
               </w:rPr>
@@ -2841,6 +2804,7 @@
               <w:rPr>
                 <w:rStyle w:val="Strong"/>
                 <w:rFonts w:ascii="Segoe UI" w:hAnsi="Segoe UI" w:cs="Segoe UI"/>
+                <w:b w:val="0"/>
                 <w:sz w:val="23"/>
                 <w:szCs w:val="23"/>
               </w:rPr>
@@ -2921,6 +2885,7 @@
           <w:p>
             <w:pPr>
               <w:rPr>
+                <w:b/>
                 <w:sz w:val="23"/>
                 <w:szCs w:val="23"/>
               </w:rPr>
@@ -2929,6 +2894,7 @@
               <w:rPr>
                 <w:rStyle w:val="Strong"/>
                 <w:rFonts w:ascii="Segoe UI" w:hAnsi="Segoe UI" w:cs="Segoe UI"/>
+                <w:b w:val="0"/>
                 <w:sz w:val="23"/>
                 <w:szCs w:val="23"/>
               </w:rPr>
@@ -3123,6 +3089,7 @@
           <w:p>
             <w:pPr>
               <w:rPr>
+                <w:b/>
                 <w:sz w:val="23"/>
                 <w:szCs w:val="23"/>
               </w:rPr>
@@ -3131,6 +3098,7 @@
               <w:rPr>
                 <w:rStyle w:val="Strong"/>
                 <w:rFonts w:ascii="Segoe UI" w:hAnsi="Segoe UI" w:cs="Segoe UI"/>
+                <w:b w:val="0"/>
                 <w:sz w:val="23"/>
                 <w:szCs w:val="23"/>
               </w:rPr>
@@ -3149,28 +3117,9 @@
       </w:pPr>
       <w:r>
         <w:rPr>
-          <w:rStyle w:val="Strong"/>
-          <w:rFonts w:ascii="Segoe UI Symbol" w:hAnsi="Segoe UI Symbol" w:cs="Segoe UI Symbol"/>
-          <w:color w:val="F9FAFB"/>
+          <w:noProof/>
         </w:rPr>
         <w:lastRenderedPageBreak/>
-        <w:t>📷</w:t>
-      </w:r>
-      <w:r>
-        <w:rPr>
-          <w:rStyle w:val="Strong"/>
-          <w:rFonts w:ascii="Segoe UI" w:hAnsi="Segoe UI" w:cs="Segoe UI"/>
-          <w:color w:val="F9FAFB"/>
-        </w:rPr>
-        <w:t xml:space="preserve"> SCREENSHOT:</w:t>
-      </w:r>
-      <w:r>
-        <w:t> </w:t>
-      </w:r>
-      <w:r>
-        <w:rPr>
-          <w:noProof/>
-        </w:rPr>
         <w:drawing>
           <wp:inline distT="0" distB="0" distL="0" distR="0">
             <wp:extent cx="5943600" cy="3202592"/>
@@ -3226,67 +3175,34 @@
         <w:rPr>
           <w:rStyle w:val="Strong"/>
           <w:rFonts w:ascii="Segoe UI" w:hAnsi="Segoe UI" w:cs="Segoe UI"/>
-          <w:color w:val="F9FAFB"/>
+          <w:b w:val="0"/>
+          <w:color w:val="000000" w:themeColor="text1"/>
         </w:rPr>
         <w:t>Interpretation:</w:t>
       </w:r>
       <w:r>
-        <w:t> Eastern and Central regions have the highest average loss (~14 ha higher than Western). Western has the highest fire count but the lowest loss, suggesting fire alone doesn't explain deforestation patterns.</w:t>
+        <w:rPr>
+          <w:color w:val="000000" w:themeColor="text1"/>
+        </w:rPr>
+        <w:t> </w:t>
+      </w:r>
+      <w:r>
+        <w:t>Eastern and Central regions have the highest average loss (~14 ha higher than Western). Western has the highest fire count but the lowest loss, suggesting fire alone doesn't explain deforestation patterns.</w:t>
       </w:r>
     </w:p>
     <w:p>
       <w:pPr>
         <w:rPr>
-          <w:rFonts w:ascii="Times New Roman" w:hAnsi="Times New Roman" w:cs="Times New Roman"/>
-        </w:rPr>
-      </w:pPr>
-      <w:r>
-        <w:pict>
-          <v:rect id="_x0000_i1225" style="width:0;height:.75pt" o:hralign="center" o:hrstd="t" o:hr="t" fillcolor="#a0a0a0" stroked="f"/>
-        </w:pict>
-      </w:r>
-    </w:p>
-    <w:p>
-      <w:pPr>
+          <w:sz w:val="24"/>
+          <w:szCs w:val="24"/>
+        </w:rPr>
+      </w:pPr>
+      <w:r>
         <w:rPr>
           <w:sz w:val="30"/>
           <w:szCs w:val="30"/>
         </w:rPr>
-      </w:pPr>
-      <w:r>
-        <w:rPr>
-          <w:sz w:val="30"/>
-          <w:szCs w:val="30"/>
-        </w:rPr>
         <w:t>4.3 Loss by Risk Level</w:t>
-      </w:r>
-    </w:p>
-    <w:p>
-      <w:pPr>
-        <w:rPr>
-          <w:sz w:val="24"/>
-          <w:szCs w:val="24"/>
-        </w:rPr>
-      </w:pPr>
-      <w:r>
-        <w:rPr>
-          <w:rStyle w:val="Strong"/>
-          <w:rFonts w:ascii="Segoe UI Symbol" w:hAnsi="Segoe UI Symbol" w:cs="Segoe UI Symbol"/>
-          <w:color w:val="F9FAFB"/>
-        </w:rPr>
-        <w:lastRenderedPageBreak/>
-        <w:t>📷</w:t>
-      </w:r>
-      <w:r>
-        <w:rPr>
-          <w:rStyle w:val="Strong"/>
-          <w:rFonts w:ascii="Segoe UI" w:hAnsi="Segoe UI" w:cs="Segoe UI"/>
-          <w:color w:val="F9FAFB"/>
-        </w:rPr>
-        <w:t xml:space="preserve"> SCREENSHOT:</w:t>
-      </w:r>
-      <w:r>
-        <w:t> </w:t>
       </w:r>
       <w:r>
         <w:rPr>
@@ -3345,6 +3261,14 @@
     <w:tbl>
       <w:tblPr>
         <w:tblW w:w="11280" w:type="dxa"/>
+        <w:tblBorders>
+          <w:top w:val="single" w:sz="4" w:space="0" w:color="auto"/>
+          <w:left w:val="single" w:sz="4" w:space="0" w:color="auto"/>
+          <w:bottom w:val="single" w:sz="4" w:space="0" w:color="auto"/>
+          <w:right w:val="single" w:sz="4" w:space="0" w:color="auto"/>
+          <w:insideH w:val="single" w:sz="4" w:space="0" w:color="auto"/>
+          <w:insideV w:val="single" w:sz="4" w:space="0" w:color="auto"/>
+        </w:tblBorders>
         <w:tblCellMar>
           <w:top w:w="15" w:type="dxa"/>
           <w:left w:w="15" w:type="dxa"/>
@@ -3365,9 +3289,6 @@
         <w:tc>
           <w:tcPr>
             <w:tcW w:w="0" w:type="auto"/>
-            <w:tcBorders>
-              <w:top w:val="nil"/>
-            </w:tcBorders>
             <w:tcMar>
               <w:top w:w="150" w:type="dxa"/>
               <w:left w:w="0" w:type="dxa"/>
@@ -3389,6 +3310,7 @@
                 <w:sz w:val="23"/>
                 <w:szCs w:val="23"/>
               </w:rPr>
+              <w:lastRenderedPageBreak/>
               <w:t>Risk Level</w:t>
             </w:r>
           </w:p>
@@ -3396,9 +3318,6 @@
         <w:tc>
           <w:tcPr>
             <w:tcW w:w="0" w:type="auto"/>
-            <w:tcBorders>
-              <w:top w:val="nil"/>
-            </w:tcBorders>
             <w:tcMar>
               <w:top w:w="150" w:type="dxa"/>
               <w:left w:w="240" w:type="dxa"/>
@@ -3427,9 +3346,6 @@
         <w:tc>
           <w:tcPr>
             <w:tcW w:w="0" w:type="auto"/>
-            <w:tcBorders>
-              <w:top w:val="nil"/>
-            </w:tcBorders>
             <w:tcMar>
               <w:top w:w="150" w:type="dxa"/>
               <w:left w:w="240" w:type="dxa"/>
@@ -3509,6 +3425,7 @@
           <w:p>
             <w:pPr>
               <w:rPr>
+                <w:b/>
                 <w:sz w:val="23"/>
                 <w:szCs w:val="23"/>
               </w:rPr>
@@ -3517,6 +3434,7 @@
               <w:rPr>
                 <w:rStyle w:val="Strong"/>
                 <w:rFonts w:ascii="Segoe UI" w:hAnsi="Segoe UI" w:cs="Segoe UI"/>
+                <w:b w:val="0"/>
                 <w:sz w:val="23"/>
                 <w:szCs w:val="23"/>
               </w:rPr>
@@ -3597,6 +3515,7 @@
           <w:p>
             <w:pPr>
               <w:rPr>
+                <w:b/>
                 <w:sz w:val="23"/>
                 <w:szCs w:val="23"/>
               </w:rPr>
@@ -3605,6 +3524,7 @@
               <w:rPr>
                 <w:rStyle w:val="Strong"/>
                 <w:rFonts w:ascii="Segoe UI" w:hAnsi="Segoe UI" w:cs="Segoe UI"/>
+                <w:b w:val="0"/>
                 <w:sz w:val="23"/>
                 <w:szCs w:val="23"/>
               </w:rPr>
@@ -3642,6 +3562,9 @@
         </w:tc>
       </w:tr>
       <w:tr>
+        <w:trPr>
+          <w:trHeight w:val="20"/>
+        </w:trPr>
         <w:tc>
           <w:tcPr>
             <w:tcW w:w="0" w:type="auto"/>
@@ -3685,6 +3608,7 @@
           <w:p>
             <w:pPr>
               <w:rPr>
+                <w:b/>
                 <w:sz w:val="23"/>
                 <w:szCs w:val="23"/>
               </w:rPr>
@@ -3693,6 +3617,7 @@
               <w:rPr>
                 <w:rStyle w:val="Strong"/>
                 <w:rFonts w:ascii="Segoe UI" w:hAnsi="Segoe UI" w:cs="Segoe UI"/>
+                <w:b w:val="0"/>
                 <w:sz w:val="23"/>
                 <w:szCs w:val="23"/>
               </w:rPr>
@@ -3737,26 +3662,6 @@
           <w:szCs w:val="24"/>
         </w:rPr>
       </w:pPr>
-      <w:r>
-        <w:rPr>
-          <w:rStyle w:val="Strong"/>
-          <w:rFonts w:ascii="Segoe UI Symbol" w:hAnsi="Segoe UI Symbol" w:cs="Segoe UI Symbol"/>
-          <w:color w:val="F9FAFB"/>
-        </w:rPr>
-        <w:lastRenderedPageBreak/>
-        <w:t>📷</w:t>
-      </w:r>
-      <w:r>
-        <w:rPr>
-          <w:rStyle w:val="Strong"/>
-          <w:rFonts w:ascii="Segoe UI" w:hAnsi="Segoe UI" w:cs="Segoe UI"/>
-          <w:color w:val="F9FAFB"/>
-        </w:rPr>
-        <w:t xml:space="preserve"> SCREENSHOT:</w:t>
-      </w:r>
-      <w:r>
-        <w:t> </w:t>
-      </w:r>
       <w:r>
         <w:rPr>
           <w:noProof/>
@@ -3816,72 +3721,48 @@
         <w:rPr>
           <w:rStyle w:val="Strong"/>
           <w:rFonts w:ascii="Segoe UI" w:hAnsi="Segoe UI" w:cs="Segoe UI"/>
-          <w:color w:val="F9FAFB"/>
+          <w:b w:val="0"/>
+          <w:color w:val="000000" w:themeColor="text1"/>
         </w:rPr>
         <w:t>Interpretation:</w:t>
       </w:r>
       <w:r>
-        <w:t> Both absolute loss and percentage loss increase sharply across risk categories. The High risk group has the greatest spread, confirming the engineered risk labels are meaningful.</w:t>
+        <w:rPr>
+          <w:color w:val="000000" w:themeColor="text1"/>
+        </w:rPr>
+        <w:t> </w:t>
+      </w:r>
+      <w:r>
+        <w:t>Both absolute loss and percentage loss increase sharply across risk categories. The High risk group has the greatest spread, confirming the engineered risk labels are meaningful.</w:t>
       </w:r>
     </w:p>
     <w:p>
       <w:pPr>
         <w:rPr>
-          <w:rFonts w:ascii="Times New Roman" w:hAnsi="Times New Roman" w:cs="Times New Roman"/>
-        </w:rPr>
-      </w:pPr>
-      <w:r>
-        <w:pict>
-          <v:rect id="_x0000_i1226" style="width:0;height:.75pt" o:hralign="center" o:hrstd="t" o:hr="t" fillcolor="#a0a0a0" stroked="f"/>
-        </w:pict>
+          <w:sz w:val="30"/>
+          <w:szCs w:val="30"/>
+        </w:rPr>
+      </w:pPr>
+      <w:r>
+        <w:rPr>
+          <w:sz w:val="30"/>
+          <w:szCs w:val="30"/>
+        </w:rPr>
+        <w:t>4.4 Forest Type Vulnerability</w:t>
       </w:r>
     </w:p>
     <w:p>
       <w:pPr>
         <w:rPr>
-          <w:sz w:val="30"/>
-          <w:szCs w:val="30"/>
-        </w:rPr>
-      </w:pPr>
-      <w:r>
-        <w:rPr>
-          <w:sz w:val="30"/>
-          <w:szCs w:val="30"/>
-        </w:rPr>
-        <w:t>4.4 Forest Type Vulnerability</w:t>
-      </w:r>
-    </w:p>
-    <w:p>
-      <w:pPr>
-        <w:rPr>
           <w:sz w:val="24"/>
           <w:szCs w:val="24"/>
         </w:rPr>
       </w:pPr>
       <w:r>
         <w:rPr>
-          <w:rStyle w:val="Strong"/>
-          <w:rFonts w:ascii="Segoe UI Symbol" w:hAnsi="Segoe UI Symbol" w:cs="Segoe UI Symbol"/>
-          <w:color w:val="F9FAFB"/>
+          <w:noProof/>
         </w:rPr>
         <w:lastRenderedPageBreak/>
-        <w:t>📷</w:t>
-      </w:r>
-      <w:r>
-        <w:rPr>
-          <w:rStyle w:val="Strong"/>
-          <w:rFonts w:ascii="Segoe UI" w:hAnsi="Segoe UI" w:cs="Segoe UI"/>
-          <w:color w:val="F9FAFB"/>
-        </w:rPr>
-        <w:t xml:space="preserve"> SCREENSHOT:</w:t>
-      </w:r>
-      <w:r>
-        <w:t> </w:t>
-      </w:r>
-      <w:r>
-        <w:rPr>
-          <w:noProof/>
-        </w:rPr>
         <w:drawing>
           <wp:inline distT="0" distB="0" distL="0" distR="0">
             <wp:extent cx="5943600" cy="3208290"/>
@@ -3935,6 +3816,14 @@
     <w:tbl>
       <w:tblPr>
         <w:tblW w:w="11280" w:type="dxa"/>
+        <w:tblBorders>
+          <w:top w:val="single" w:sz="4" w:space="0" w:color="auto"/>
+          <w:left w:val="single" w:sz="4" w:space="0" w:color="auto"/>
+          <w:bottom w:val="single" w:sz="4" w:space="0" w:color="auto"/>
+          <w:right w:val="single" w:sz="4" w:space="0" w:color="auto"/>
+          <w:insideH w:val="single" w:sz="4" w:space="0" w:color="auto"/>
+          <w:insideV w:val="single" w:sz="4" w:space="0" w:color="auto"/>
+        </w:tblBorders>
         <w:tblCellMar>
           <w:top w:w="15" w:type="dxa"/>
           <w:left w:w="15" w:type="dxa"/>
@@ -3954,9 +3843,6 @@
         <w:tc>
           <w:tcPr>
             <w:tcW w:w="0" w:type="auto"/>
-            <w:tcBorders>
-              <w:top w:val="nil"/>
-            </w:tcBorders>
             <w:tcMar>
               <w:top w:w="150" w:type="dxa"/>
               <w:left w:w="0" w:type="dxa"/>
@@ -3985,9 +3871,6 @@
         <w:tc>
           <w:tcPr>
             <w:tcW w:w="0" w:type="auto"/>
-            <w:tcBorders>
-              <w:top w:val="nil"/>
-            </w:tcBorders>
             <w:tcMar>
               <w:top w:w="150" w:type="dxa"/>
               <w:left w:w="240" w:type="dxa"/>
@@ -4039,6 +3922,8 @@
           <w:p>
             <w:pPr>
               <w:rPr>
+                <w:b/>
+                <w:color w:val="000000" w:themeColor="text1"/>
                 <w:sz w:val="23"/>
                 <w:szCs w:val="23"/>
               </w:rPr>
@@ -4047,6 +3932,8 @@
               <w:rPr>
                 <w:rStyle w:val="Strong"/>
                 <w:rFonts w:ascii="Segoe UI" w:hAnsi="Segoe UI" w:cs="Segoe UI"/>
+                <w:b w:val="0"/>
+                <w:color w:val="000000" w:themeColor="text1"/>
                 <w:sz w:val="23"/>
                 <w:szCs w:val="23"/>
               </w:rPr>
@@ -4069,6 +3956,8 @@
           <w:p>
             <w:pPr>
               <w:rPr>
+                <w:b/>
+                <w:color w:val="000000" w:themeColor="text1"/>
                 <w:sz w:val="23"/>
                 <w:szCs w:val="23"/>
               </w:rPr>
@@ -4077,6 +3966,8 @@
               <w:rPr>
                 <w:rStyle w:val="Strong"/>
                 <w:rFonts w:ascii="Segoe UI" w:hAnsi="Segoe UI" w:cs="Segoe UI"/>
+                <w:b w:val="0"/>
+                <w:color w:val="000000" w:themeColor="text1"/>
                 <w:sz w:val="23"/>
                 <w:szCs w:val="23"/>
               </w:rPr>
@@ -4387,67 +4278,35 @@
         <w:rPr>
           <w:rStyle w:val="Strong"/>
           <w:rFonts w:ascii="Segoe UI" w:hAnsi="Segoe UI" w:cs="Segoe UI"/>
-          <w:color w:val="F9FAFB"/>
+          <w:b w:val="0"/>
+          <w:color w:val="000000" w:themeColor="text1"/>
         </w:rPr>
         <w:t>Interpretation:</w:t>
       </w:r>
       <w:r>
-        <w:t> Mangroves show the highest vulnerability (218.9 ha), while plantations show the lowest (178.7 ha). This suggests ecosystem-specific protection priorities.</w:t>
+        <w:rPr>
+          <w:color w:val="000000" w:themeColor="text1"/>
+        </w:rPr>
+        <w:t> </w:t>
+      </w:r>
+      <w:r>
+        <w:t>Mangroves show the highest vulnerability (218.9 ha), while plantations show the lowest (178.7 ha). This suggests ecosystem-specific protection priorities.</w:t>
       </w:r>
     </w:p>
     <w:p>
       <w:pPr>
         <w:rPr>
-          <w:rFonts w:ascii="Times New Roman" w:hAnsi="Times New Roman" w:cs="Times New Roman"/>
-        </w:rPr>
-      </w:pPr>
-      <w:r>
-        <w:pict>
-          <v:rect id="_x0000_i1227" style="width:0;height:.75pt" o:hralign="center" o:hrstd="t" o:hr="t" fillcolor="#a0a0a0" stroked="f"/>
-        </w:pict>
-      </w:r>
-    </w:p>
-    <w:p>
-      <w:pPr>
+          <w:sz w:val="24"/>
+          <w:szCs w:val="24"/>
+        </w:rPr>
+      </w:pPr>
+      <w:r>
         <w:rPr>
           <w:sz w:val="30"/>
           <w:szCs w:val="30"/>
         </w:rPr>
-      </w:pPr>
-      <w:r>
-        <w:rPr>
-          <w:sz w:val="30"/>
-          <w:szCs w:val="30"/>
-        </w:rPr>
+        <w:lastRenderedPageBreak/>
         <w:t>4.5 Illegal Logging Analysis</w:t>
-      </w:r>
-    </w:p>
-    <w:p>
-      <w:pPr>
-        <w:rPr>
-          <w:sz w:val="24"/>
-          <w:szCs w:val="24"/>
-        </w:rPr>
-      </w:pPr>
-      <w:r>
-        <w:rPr>
-          <w:rStyle w:val="Strong"/>
-          <w:rFonts w:ascii="Segoe UI Symbol" w:hAnsi="Segoe UI Symbol" w:cs="Segoe UI Symbol"/>
-          <w:color w:val="F9FAFB"/>
-        </w:rPr>
-        <w:lastRenderedPageBreak/>
-        <w:t>📷</w:t>
-      </w:r>
-      <w:r>
-        <w:rPr>
-          <w:rStyle w:val="Strong"/>
-          <w:rFonts w:ascii="Segoe UI" w:hAnsi="Segoe UI" w:cs="Segoe UI"/>
-          <w:color w:val="F9FAFB"/>
-        </w:rPr>
-        <w:t xml:space="preserve"> SCREENSHOT:</w:t>
-      </w:r>
-      <w:r>
-        <w:t> </w:t>
       </w:r>
       <w:r>
         <w:rPr>
@@ -4506,6 +4365,14 @@
     <w:tbl>
       <w:tblPr>
         <w:tblW w:w="11280" w:type="dxa"/>
+        <w:tblBorders>
+          <w:top w:val="single" w:sz="4" w:space="0" w:color="auto"/>
+          <w:left w:val="single" w:sz="4" w:space="0" w:color="auto"/>
+          <w:bottom w:val="single" w:sz="4" w:space="0" w:color="auto"/>
+          <w:right w:val="single" w:sz="4" w:space="0" w:color="auto"/>
+          <w:insideH w:val="single" w:sz="4" w:space="0" w:color="auto"/>
+          <w:insideV w:val="single" w:sz="4" w:space="0" w:color="auto"/>
+        </w:tblBorders>
         <w:tblCellMar>
           <w:top w:w="15" w:type="dxa"/>
           <w:left w:w="15" w:type="dxa"/>
@@ -4525,9 +4392,6 @@
         <w:tc>
           <w:tcPr>
             <w:tcW w:w="0" w:type="auto"/>
-            <w:tcBorders>
-              <w:top w:val="nil"/>
-            </w:tcBorders>
             <w:tcMar>
               <w:top w:w="150" w:type="dxa"/>
               <w:left w:w="0" w:type="dxa"/>
@@ -4556,9 +4420,6 @@
         <w:tc>
           <w:tcPr>
             <w:tcW w:w="0" w:type="auto"/>
-            <w:tcBorders>
-              <w:top w:val="nil"/>
-            </w:tcBorders>
             <w:tcMar>
               <w:top w:w="150" w:type="dxa"/>
               <w:left w:w="240" w:type="dxa"/>
@@ -4610,6 +4471,7 @@
           <w:p>
             <w:pPr>
               <w:rPr>
+                <w:b/>
                 <w:sz w:val="23"/>
                 <w:szCs w:val="23"/>
               </w:rPr>
@@ -4618,6 +4480,7 @@
               <w:rPr>
                 <w:rStyle w:val="Strong"/>
                 <w:rFonts w:ascii="Segoe UI" w:hAnsi="Segoe UI" w:cs="Segoe UI"/>
+                <w:b w:val="0"/>
                 <w:sz w:val="23"/>
                 <w:szCs w:val="23"/>
               </w:rPr>
@@ -4640,6 +4503,7 @@
           <w:p>
             <w:pPr>
               <w:rPr>
+                <w:b/>
                 <w:sz w:val="23"/>
                 <w:szCs w:val="23"/>
               </w:rPr>
@@ -4648,6 +4512,7 @@
               <w:rPr>
                 <w:rStyle w:val="Strong"/>
                 <w:rFonts w:ascii="Segoe UI" w:hAnsi="Segoe UI" w:cs="Segoe UI"/>
+                <w:b w:val="0"/>
                 <w:sz w:val="23"/>
                 <w:szCs w:val="23"/>
               </w:rPr>
@@ -4718,28 +4583,46 @@
     <w:p>
       <w:pPr>
         <w:rPr>
+          <w:b/>
+          <w:color w:val="000000" w:themeColor="text1"/>
           <w:sz w:val="24"/>
           <w:szCs w:val="24"/>
         </w:rPr>
       </w:pPr>
+      <w:r>
+        <w:rPr>
+          <w:rStyle w:val="Strong"/>
+          <w:rFonts w:ascii="Segoe UI" w:hAnsi="Segoe UI" w:cs="Segoe UI"/>
+          <w:b w:val="0"/>
+          <w:color w:val="000000" w:themeColor="text1"/>
+        </w:rPr>
+        <w:t>Interpretation:</w:t>
+      </w:r>
+      <w:r>
+        <w:rPr>
+          <w:color w:val="000000" w:themeColor="text1"/>
+        </w:rPr>
+        <w:t> </w:t>
+      </w:r>
+      <w:r>
+        <w:t>Records marked "No" had slightly higher average loss than "Yes." This counterintuitive finding suggests reporting quality, timing, or confounding variables obscure a simple relationship. </w:t>
+      </w:r>
       <w:r>
         <w:rPr>
           <w:rStyle w:val="Strong"/>
           <w:rFonts w:ascii="Segoe UI" w:hAnsi="Segoe UI" w:cs="Segoe UI"/>
           <w:color w:val="F9FAFB"/>
         </w:rPr>
-        <w:t>Interpretation:</w:t>
-      </w:r>
-      <w:r>
-        <w:t> Records marked "No" had slightly higher average loss than "Yes." This counterintuitive finding suggests reporting quality, timing, or confounding variables obscure a simple relationship. </w:t>
+        <w:t xml:space="preserve">The </w:t>
       </w:r>
       <w:r>
         <w:rPr>
           <w:rStyle w:val="Strong"/>
           <w:rFonts w:ascii="Segoe UI" w:hAnsi="Segoe UI" w:cs="Segoe UI"/>
-          <w:color w:val="F9FAFB"/>
-        </w:rPr>
-        <w:t xml:space="preserve">The model later </w:t>
+          <w:b w:val="0"/>
+          <w:color w:val="000000" w:themeColor="text1"/>
+        </w:rPr>
+        <w:t xml:space="preserve">model later </w:t>
       </w:r>
       <w:r>
         <w:t>identified </w:t>
@@ -4750,13 +4633,20 @@
       </w:r>
       <w:proofErr w:type="spellEnd"/>
       <w:r>
-        <w:t> as</w:t>
+        <w:t> </w:t>
+      </w:r>
+      <w:r>
+        <w:rPr>
+          <w:color w:val="000000" w:themeColor="text1"/>
+        </w:rPr>
+        <w:t>as</w:t>
       </w:r>
       <w:r>
         <w:rPr>
           <w:rStyle w:val="Strong"/>
           <w:rFonts w:ascii="Segoe UI" w:hAnsi="Segoe UI" w:cs="Segoe UI"/>
-          <w:color w:val="F9FAFB"/>
+          <w:b w:val="0"/>
+          <w:color w:val="000000" w:themeColor="text1"/>
         </w:rPr>
         <w:t xml:space="preserve"> the 3rd most important feature (10.0%).</w:t>
       </w:r>
@@ -4764,56 +4654,17 @@
     <w:p>
       <w:pPr>
         <w:rPr>
-          <w:rFonts w:ascii="Times New Roman" w:hAnsi="Times New Roman" w:cs="Times New Roman"/>
-        </w:rPr>
-      </w:pPr>
-      <w:r>
-        <w:pict>
-          <v:rect id="_x0000_i1228" style="width:0;height:.75pt" o:hralign="center" o:hrstd="t" o:hr="t" fillcolor="#a0a0a0" stroked="f"/>
-        </w:pict>
-      </w:r>
-    </w:p>
-    <w:p>
-      <w:pPr>
+          <w:sz w:val="24"/>
+          <w:szCs w:val="24"/>
+        </w:rPr>
+      </w:pPr>
+      <w:r>
         <w:rPr>
           <w:sz w:val="30"/>
           <w:szCs w:val="30"/>
         </w:rPr>
-      </w:pPr>
-      <w:r>
-        <w:rPr>
-          <w:sz w:val="30"/>
-          <w:szCs w:val="30"/>
-        </w:rPr>
+        <w:lastRenderedPageBreak/>
         <w:t>4.6 Time Trend (2021-2024)</w:t>
-      </w:r>
-    </w:p>
-    <w:p>
-      <w:pPr>
-        <w:rPr>
-          <w:sz w:val="24"/>
-          <w:szCs w:val="24"/>
-        </w:rPr>
-      </w:pPr>
-      <w:r>
-        <w:rPr>
-          <w:rStyle w:val="Strong"/>
-          <w:rFonts w:ascii="Segoe UI Symbol" w:hAnsi="Segoe UI Symbol" w:cs="Segoe UI Symbol"/>
-          <w:color w:val="F9FAFB"/>
-        </w:rPr>
-        <w:lastRenderedPageBreak/>
-        <w:t>📷</w:t>
-      </w:r>
-      <w:r>
-        <w:rPr>
-          <w:rStyle w:val="Strong"/>
-          <w:rFonts w:ascii="Segoe UI" w:hAnsi="Segoe UI" w:cs="Segoe UI"/>
-          <w:color w:val="F9FAFB"/>
-        </w:rPr>
-        <w:t xml:space="preserve"> SCREENSHOT:</w:t>
-      </w:r>
-      <w:r>
-        <w:t> </w:t>
       </w:r>
       <w:r>
         <w:rPr>
@@ -4872,6 +4723,14 @@
     <w:tbl>
       <w:tblPr>
         <w:tblW w:w="11280" w:type="dxa"/>
+        <w:tblBorders>
+          <w:top w:val="single" w:sz="4" w:space="0" w:color="auto"/>
+          <w:left w:val="single" w:sz="4" w:space="0" w:color="auto"/>
+          <w:bottom w:val="single" w:sz="4" w:space="0" w:color="auto"/>
+          <w:right w:val="single" w:sz="4" w:space="0" w:color="auto"/>
+          <w:insideH w:val="single" w:sz="4" w:space="0" w:color="auto"/>
+          <w:insideV w:val="single" w:sz="4" w:space="0" w:color="auto"/>
+        </w:tblBorders>
         <w:tblCellMar>
           <w:top w:w="15" w:type="dxa"/>
           <w:left w:w="15" w:type="dxa"/>
@@ -4891,9 +4750,6 @@
         <w:tc>
           <w:tcPr>
             <w:tcW w:w="0" w:type="auto"/>
-            <w:tcBorders>
-              <w:top w:val="nil"/>
-            </w:tcBorders>
             <w:tcMar>
               <w:top w:w="150" w:type="dxa"/>
               <w:left w:w="0" w:type="dxa"/>
@@ -4922,9 +4778,6 @@
         <w:tc>
           <w:tcPr>
             <w:tcW w:w="0" w:type="auto"/>
-            <w:tcBorders>
-              <w:top w:val="nil"/>
-            </w:tcBorders>
             <w:tcMar>
               <w:top w:w="150" w:type="dxa"/>
               <w:left w:w="240" w:type="dxa"/>
@@ -5378,12 +5231,19 @@
         <w:rPr>
           <w:rStyle w:val="Strong"/>
           <w:rFonts w:ascii="Segoe UI" w:hAnsi="Segoe UI" w:cs="Segoe UI"/>
-          <w:color w:val="F9FAFB"/>
+          <w:b w:val="0"/>
+          <w:color w:val="000000" w:themeColor="text1"/>
         </w:rPr>
         <w:t>Interpretation:</w:t>
       </w:r>
       <w:r>
-        <w:t> Average loss declined from ~216 ha in 2021 to ~190 ha in 2024—a </w:t>
+        <w:rPr>
+          <w:color w:val="000000" w:themeColor="text1"/>
+        </w:rPr>
+        <w:t> </w:t>
+      </w:r>
+      <w:r>
+        <w:t>Average loss declined from ~216 ha in 2021 to ~190 ha in 2024—a </w:t>
       </w:r>
       <w:r>
         <w:rPr>
@@ -5400,57 +5260,26 @@
     <w:p>
       <w:pPr>
         <w:rPr>
-          <w:rFonts w:ascii="Times New Roman" w:hAnsi="Times New Roman" w:cs="Times New Roman"/>
-        </w:rPr>
-      </w:pPr>
-      <w:r>
+          <w:sz w:val="30"/>
+          <w:szCs w:val="30"/>
+        </w:rPr>
+      </w:pPr>
+      <w:r>
+        <w:rPr>
+          <w:sz w:val="30"/>
+          <w:szCs w:val="30"/>
+        </w:rPr>
         <w:lastRenderedPageBreak/>
-        <w:pict>
-          <v:rect id="_x0000_i1229" style="width:0;height:.75pt" o:hralign="center" o:hrstd="t" o:hr="t" fillcolor="#a0a0a0" stroked="f"/>
-        </w:pict>
+        <w:t>4.7 Fire Incidents by Region</w:t>
       </w:r>
     </w:p>
     <w:p>
       <w:pPr>
         <w:rPr>
-          <w:sz w:val="30"/>
-          <w:szCs w:val="30"/>
-        </w:rPr>
-      </w:pPr>
-      <w:r>
-        <w:rPr>
-          <w:sz w:val="30"/>
-          <w:szCs w:val="30"/>
-        </w:rPr>
-        <w:t>4.7 Fire Incidents by Region</w:t>
-      </w:r>
-    </w:p>
-    <w:p>
-      <w:pPr>
-        <w:rPr>
           <w:sz w:val="24"/>
           <w:szCs w:val="24"/>
         </w:rPr>
       </w:pPr>
-      <w:r>
-        <w:rPr>
-          <w:rStyle w:val="Strong"/>
-          <w:rFonts w:ascii="Segoe UI Symbol" w:hAnsi="Segoe UI Symbol" w:cs="Segoe UI Symbol"/>
-          <w:color w:val="F9FAFB"/>
-        </w:rPr>
-        <w:t>📷</w:t>
-      </w:r>
-      <w:r>
-        <w:rPr>
-          <w:rStyle w:val="Strong"/>
-          <w:rFonts w:ascii="Segoe UI" w:hAnsi="Segoe UI" w:cs="Segoe UI"/>
-          <w:color w:val="F9FAFB"/>
-        </w:rPr>
-        <w:t xml:space="preserve"> SCREENSHOT:</w:t>
-      </w:r>
-      <w:r>
-        <w:t> </w:t>
-      </w:r>
       <w:r>
         <w:rPr>
           <w:noProof/>
@@ -5508,6 +5337,14 @@
     <w:tbl>
       <w:tblPr>
         <w:tblW w:w="11280" w:type="dxa"/>
+        <w:tblBorders>
+          <w:top w:val="single" w:sz="4" w:space="0" w:color="auto"/>
+          <w:left w:val="single" w:sz="4" w:space="0" w:color="auto"/>
+          <w:bottom w:val="single" w:sz="4" w:space="0" w:color="auto"/>
+          <w:right w:val="single" w:sz="4" w:space="0" w:color="auto"/>
+          <w:insideH w:val="single" w:sz="4" w:space="0" w:color="auto"/>
+          <w:insideV w:val="single" w:sz="4" w:space="0" w:color="auto"/>
+        </w:tblBorders>
         <w:tblCellMar>
           <w:top w:w="15" w:type="dxa"/>
           <w:left w:w="15" w:type="dxa"/>
@@ -5517,8 +5354,8 @@
         <w:tblLook w:val="04A0" w:firstRow="1" w:lastRow="0" w:firstColumn="1" w:lastColumn="0" w:noHBand="0" w:noVBand="1"/>
       </w:tblPr>
       <w:tblGrid>
-        <w:gridCol w:w="3931"/>
-        <w:gridCol w:w="7349"/>
+        <w:gridCol w:w="3845"/>
+        <w:gridCol w:w="7435"/>
       </w:tblGrid>
       <w:tr>
         <w:trPr>
@@ -5527,9 +5364,6 @@
         <w:tc>
           <w:tcPr>
             <w:tcW w:w="0" w:type="auto"/>
-            <w:tcBorders>
-              <w:top w:val="nil"/>
-            </w:tcBorders>
             <w:tcMar>
               <w:top w:w="150" w:type="dxa"/>
               <w:left w:w="0" w:type="dxa"/>
@@ -5558,9 +5392,6 @@
         <w:tc>
           <w:tcPr>
             <w:tcW w:w="0" w:type="auto"/>
-            <w:tcBorders>
-              <w:top w:val="nil"/>
-            </w:tcBorders>
             <w:tcMar>
               <w:top w:w="150" w:type="dxa"/>
               <w:left w:w="240" w:type="dxa"/>
@@ -5612,6 +5443,7 @@
           <w:p>
             <w:pPr>
               <w:rPr>
+                <w:b/>
                 <w:sz w:val="23"/>
                 <w:szCs w:val="23"/>
               </w:rPr>
@@ -5620,6 +5452,7 @@
               <w:rPr>
                 <w:rStyle w:val="Strong"/>
                 <w:rFonts w:ascii="Segoe UI" w:hAnsi="Segoe UI" w:cs="Segoe UI"/>
+                <w:b w:val="0"/>
                 <w:sz w:val="23"/>
                 <w:szCs w:val="23"/>
               </w:rPr>
@@ -5642,6 +5475,7 @@
           <w:p>
             <w:pPr>
               <w:rPr>
+                <w:b/>
                 <w:sz w:val="23"/>
                 <w:szCs w:val="23"/>
               </w:rPr>
@@ -5650,6 +5484,7 @@
               <w:rPr>
                 <w:rStyle w:val="Strong"/>
                 <w:rFonts w:ascii="Segoe UI" w:hAnsi="Segoe UI" w:cs="Segoe UI"/>
+                <w:b w:val="0"/>
                 <w:sz w:val="23"/>
                 <w:szCs w:val="23"/>
               </w:rPr>
@@ -5844,7 +5679,8 @@
         <w:rPr>
           <w:rStyle w:val="Strong"/>
           <w:rFonts w:ascii="Segoe UI" w:hAnsi="Segoe UI" w:cs="Segoe UI"/>
-          <w:color w:val="F9FAFB"/>
+          <w:b w:val="0"/>
+          <w:color w:val="000000" w:themeColor="text1"/>
         </w:rPr>
         <w:t>Interpretation:</w:t>
       </w:r>
@@ -5855,58 +5691,22 @@
     <w:p>
       <w:pPr>
         <w:rPr>
-          <w:rFonts w:ascii="Times New Roman" w:hAnsi="Times New Roman" w:cs="Times New Roman"/>
-        </w:rPr>
-      </w:pPr>
-      <w:r>
-        <w:pict>
-          <v:rect id="_x0000_i1230" style="width:0;height:.75pt" o:hralign="center" o:hrstd="t" o:hr="t" fillcolor="#a0a0a0" stroked="f"/>
-        </w:pict>
-      </w:r>
-    </w:p>
-    <w:p>
-      <w:pPr>
+          <w:sz w:val="24"/>
+          <w:szCs w:val="24"/>
+        </w:rPr>
+      </w:pPr>
+      <w:r>
         <w:rPr>
           <w:sz w:val="30"/>
           <w:szCs w:val="30"/>
         </w:rPr>
-      </w:pPr>
-      <w:r>
-        <w:rPr>
-          <w:sz w:val="30"/>
-          <w:szCs w:val="30"/>
-        </w:rPr>
+        <w:lastRenderedPageBreak/>
         <w:t>4.8 Key Correlations</w:t>
       </w:r>
-    </w:p>
-    <w:p>
-      <w:pPr>
-        <w:rPr>
-          <w:sz w:val="24"/>
-          <w:szCs w:val="24"/>
-        </w:rPr>
-      </w:pPr>
-      <w:r>
-        <w:rPr>
-          <w:rStyle w:val="Strong"/>
-          <w:rFonts w:ascii="Segoe UI Symbol" w:hAnsi="Segoe UI Symbol" w:cs="Segoe UI Symbol"/>
-          <w:color w:val="F9FAFB"/>
-        </w:rPr>
-        <w:lastRenderedPageBreak/>
-        <w:t>📷</w:t>
-      </w:r>
-      <w:r>
-        <w:rPr>
-          <w:rStyle w:val="Strong"/>
-          <w:rFonts w:ascii="Segoe UI" w:hAnsi="Segoe UI" w:cs="Segoe UI"/>
-          <w:color w:val="F9FAFB"/>
-        </w:rPr>
-        <w:t xml:space="preserve"> SCREENSHOT:</w:t>
-      </w:r>
-      <w:r>
-        <w:t> </w:t>
-      </w:r>
-      <w:r>
+      <w:r>
+        <w:rPr>
+          <w:noProof/>
+        </w:rPr>
         <w:drawing>
           <wp:inline distT="0" distB="0" distL="0" distR="0" wp14:anchorId="55EBFC00" wp14:editId="3D92C5CC">
             <wp:extent cx="5943600" cy="4686300"/>
@@ -5950,6 +5750,14 @@
     <w:tbl>
       <w:tblPr>
         <w:tblW w:w="11280" w:type="dxa"/>
+        <w:tblBorders>
+          <w:top w:val="single" w:sz="4" w:space="0" w:color="auto"/>
+          <w:left w:val="single" w:sz="4" w:space="0" w:color="auto"/>
+          <w:bottom w:val="single" w:sz="4" w:space="0" w:color="auto"/>
+          <w:right w:val="single" w:sz="4" w:space="0" w:color="auto"/>
+          <w:insideH w:val="single" w:sz="4" w:space="0" w:color="auto"/>
+          <w:insideV w:val="single" w:sz="4" w:space="0" w:color="auto"/>
+        </w:tblBorders>
         <w:tblCellMar>
           <w:top w:w="15" w:type="dxa"/>
           <w:left w:w="15" w:type="dxa"/>
@@ -5969,9 +5777,6 @@
         <w:tc>
           <w:tcPr>
             <w:tcW w:w="0" w:type="auto"/>
-            <w:tcBorders>
-              <w:top w:val="nil"/>
-            </w:tcBorders>
             <w:tcMar>
               <w:top w:w="150" w:type="dxa"/>
               <w:left w:w="0" w:type="dxa"/>
@@ -6000,9 +5805,6 @@
         <w:tc>
           <w:tcPr>
             <w:tcW w:w="0" w:type="auto"/>
-            <w:tcBorders>
-              <w:top w:val="nil"/>
-            </w:tcBorders>
             <w:tcMar>
               <w:top w:w="150" w:type="dxa"/>
               <w:left w:w="240" w:type="dxa"/>
@@ -6363,7 +6165,6 @@
                 <w:sz w:val="23"/>
                 <w:szCs w:val="23"/>
               </w:rPr>
-              <w:lastRenderedPageBreak/>
               <w:t>Illegal_Logging_Flag</w:t>
             </w:r>
             <w:proofErr w:type="spellEnd"/>
@@ -6426,68 +6227,48 @@
         <w:rPr>
           <w:rStyle w:val="Strong"/>
           <w:rFonts w:ascii="Segoe UI" w:hAnsi="Segoe UI" w:cs="Segoe UI"/>
-          <w:color w:val="F9FAFB"/>
-        </w:rPr>
+          <w:b w:val="0"/>
+          <w:color w:val="000000" w:themeColor="text1"/>
+        </w:rPr>
+        <w:lastRenderedPageBreak/>
         <w:t>Interpretation:</w:t>
       </w:r>
       <w:r>
-        <w:t> Simple correlations for most human-pressure variables are weak. The Random Forest model was able to capture complex, non-linear relationships, demonstrating the value of machine learning over simple correlation analysis.</w:t>
+        <w:rPr>
+          <w:color w:val="000000" w:themeColor="text1"/>
+        </w:rPr>
+        <w:t> </w:t>
+      </w:r>
+      <w:r>
+        <w:t>Simple correlations for most human-pressure variables are weak. The Random Forest model was able to capture complex, non-linear relationships, demonstrating the value of machine learning over simple correlation analysis.</w:t>
       </w:r>
     </w:p>
     <w:p>
       <w:pPr>
         <w:rPr>
-          <w:rFonts w:ascii="Times New Roman" w:hAnsi="Times New Roman" w:cs="Times New Roman"/>
-        </w:rPr>
-      </w:pPr>
-      <w:r>
-        <w:pict>
-          <v:rect id="_x0000_i1231" style="width:0;height:.75pt" o:hralign="center" o:hrstd="t" o:hr="t" fillcolor="#a0a0a0" stroked="f"/>
-        </w:pict>
+          <w:sz w:val="30"/>
+          <w:szCs w:val="30"/>
+        </w:rPr>
+      </w:pPr>
+      <w:r>
+        <w:rPr>
+          <w:sz w:val="30"/>
+          <w:szCs w:val="30"/>
+        </w:rPr>
+        <w:t>4.9 Interactive Scatter Plot</w:t>
       </w:r>
     </w:p>
     <w:p>
       <w:pPr>
         <w:rPr>
-          <w:sz w:val="30"/>
-          <w:szCs w:val="30"/>
-        </w:rPr>
-      </w:pPr>
-      <w:r>
-        <w:rPr>
-          <w:sz w:val="30"/>
-          <w:szCs w:val="30"/>
-        </w:rPr>
-        <w:t>4.9 Interactive Scatter Plot</w:t>
-      </w:r>
-    </w:p>
-    <w:p>
-      <w:pPr>
-        <w:rPr>
           <w:sz w:val="24"/>
           <w:szCs w:val="24"/>
         </w:rPr>
       </w:pPr>
       <w:r>
         <w:rPr>
-          <w:rStyle w:val="Strong"/>
-          <w:rFonts w:ascii="Segoe UI Symbol" w:hAnsi="Segoe UI Symbol" w:cs="Segoe UI Symbol"/>
-          <w:color w:val="F9FAFB"/>
-        </w:rPr>
-        <w:t>📷</w:t>
-      </w:r>
-      <w:r>
-        <w:rPr>
-          <w:rStyle w:val="Strong"/>
-          <w:rFonts w:ascii="Segoe UI" w:hAnsi="Segoe UI" w:cs="Segoe UI"/>
-          <w:color w:val="F9FAFB"/>
-        </w:rPr>
-        <w:t xml:space="preserve"> SCREENSHOT:</w:t>
-      </w:r>
-      <w:r>
-        <w:t> </w:t>
-      </w:r>
-      <w:r>
+          <w:noProof/>
+        </w:rPr>
         <w:drawing>
           <wp:inline distT="0" distB="0" distL="0" distR="0" wp14:anchorId="3030FDDC" wp14:editId="49422708">
             <wp:extent cx="5943600" cy="2724150"/>
@@ -6534,124 +6315,190 @@
       </w:r>
     </w:p>
     <w:p>
+      <w:pPr>
+        <w:rPr>
+          <w:color w:val="000000" w:themeColor="text1"/>
+        </w:rPr>
+      </w:pPr>
       <w:r>
         <w:rPr>
           <w:rStyle w:val="Strong"/>
           <w:rFonts w:ascii="Segoe UI" w:hAnsi="Segoe UI" w:cs="Segoe UI"/>
-          <w:color w:val="F9FAFB"/>
-        </w:rPr>
-        <w:t>X-axis:</w:t>
-      </w:r>
-      <w:r>
+          <w:b w:val="0"/>
+          <w:color w:val="000000" w:themeColor="text1"/>
+        </w:rPr>
+        <w:t>X-axis</w:t>
+      </w:r>
+      <w:r>
+        <w:rPr>
+          <w:rStyle w:val="Strong"/>
+          <w:rFonts w:ascii="Segoe UI" w:hAnsi="Segoe UI" w:cs="Segoe UI"/>
+          <w:color w:val="000000" w:themeColor="text1"/>
+        </w:rPr>
+        <w:t>:</w:t>
+      </w:r>
+      <w:r>
+        <w:rPr>
+          <w:color w:val="000000" w:themeColor="text1"/>
+        </w:rPr>
         <w:t> </w:t>
       </w:r>
       <w:proofErr w:type="spellStart"/>
       <w:r>
+        <w:rPr>
+          <w:color w:val="000000" w:themeColor="text1"/>
+        </w:rPr>
         <w:t>Forest_Area_ha</w:t>
       </w:r>
       <w:proofErr w:type="spellEnd"/>
     </w:p>
     <w:p>
+      <w:pPr>
+        <w:rPr>
+          <w:color w:val="000000" w:themeColor="text1"/>
+        </w:rPr>
+      </w:pPr>
       <w:r>
         <w:rPr>
           <w:rStyle w:val="Strong"/>
           <w:rFonts w:ascii="Segoe UI" w:hAnsi="Segoe UI" w:cs="Segoe UI"/>
-          <w:color w:val="F9FAFB"/>
+          <w:b w:val="0"/>
+          <w:color w:val="000000" w:themeColor="text1"/>
         </w:rPr>
         <w:t>Y-axis:</w:t>
       </w:r>
       <w:r>
+        <w:rPr>
+          <w:color w:val="000000" w:themeColor="text1"/>
+        </w:rPr>
         <w:t> </w:t>
       </w:r>
       <w:proofErr w:type="spellStart"/>
       <w:r>
+        <w:rPr>
+          <w:color w:val="000000" w:themeColor="text1"/>
+        </w:rPr>
         <w:t>Tree_Cover_Loss_ha</w:t>
       </w:r>
       <w:proofErr w:type="spellEnd"/>
     </w:p>
     <w:p>
+      <w:pPr>
+        <w:rPr>
+          <w:color w:val="000000" w:themeColor="text1"/>
+        </w:rPr>
+      </w:pPr>
       <w:r>
         <w:rPr>
           <w:rStyle w:val="Strong"/>
           <w:rFonts w:ascii="Segoe UI" w:hAnsi="Segoe UI" w:cs="Segoe UI"/>
-          <w:color w:val="F9FAFB"/>
+          <w:b w:val="0"/>
+          <w:color w:val="000000" w:themeColor="text1"/>
         </w:rPr>
         <w:t>Color:</w:t>
       </w:r>
       <w:r>
+        <w:rPr>
+          <w:color w:val="000000" w:themeColor="text1"/>
+        </w:rPr>
         <w:t> Risk Level (Low = #2a9d8f, Medium = #e9c46a, High = #e76f51)</w:t>
       </w:r>
     </w:p>
     <w:p>
+      <w:pPr>
+        <w:rPr>
+          <w:color w:val="000000" w:themeColor="text1"/>
+        </w:rPr>
+      </w:pPr>
       <w:r>
         <w:rPr>
           <w:rStyle w:val="Strong"/>
           <w:rFonts w:ascii="Segoe UI" w:hAnsi="Segoe UI" w:cs="Segoe UI"/>
-          <w:color w:val="F9FAFB"/>
+          <w:b w:val="0"/>
+          <w:color w:val="000000" w:themeColor="text1"/>
         </w:rPr>
         <w:t>Size:</w:t>
       </w:r>
       <w:r>
+        <w:rPr>
+          <w:color w:val="000000" w:themeColor="text1"/>
+        </w:rPr>
         <w:t> </w:t>
       </w:r>
       <w:proofErr w:type="spellStart"/>
       <w:r>
+        <w:rPr>
+          <w:color w:val="000000" w:themeColor="text1"/>
+        </w:rPr>
         <w:t>Fire_Incidents</w:t>
       </w:r>
       <w:proofErr w:type="spellEnd"/>
       <w:r>
+        <w:rPr>
+          <w:color w:val="000000" w:themeColor="text1"/>
+        </w:rPr>
         <w:t xml:space="preserve"> (larger bubbles = more fires)</w:t>
       </w:r>
     </w:p>
     <w:p>
+      <w:pPr>
+        <w:rPr>
+          <w:color w:val="000000" w:themeColor="text1"/>
+        </w:rPr>
+      </w:pPr>
       <w:r>
         <w:rPr>
           <w:rStyle w:val="Strong"/>
           <w:rFonts w:ascii="Segoe UI" w:hAnsi="Segoe UI" w:cs="Segoe UI"/>
-          <w:color w:val="F9FAFB"/>
+          <w:b w:val="0"/>
+          <w:color w:val="000000" w:themeColor="text1"/>
         </w:rPr>
         <w:t>Symbol:</w:t>
       </w:r>
       <w:r>
+        <w:rPr>
+          <w:color w:val="000000" w:themeColor="text1"/>
+        </w:rPr>
         <w:t> Region</w:t>
       </w:r>
     </w:p>
     <w:p>
+      <w:pPr>
+        <w:rPr>
+          <w:b/>
+          <w:color w:val="000000" w:themeColor="text1"/>
+        </w:rPr>
+      </w:pPr>
       <w:r>
         <w:rPr>
           <w:rStyle w:val="Strong"/>
           <w:rFonts w:ascii="Segoe UI" w:hAnsi="Segoe UI" w:cs="Segoe UI"/>
-          <w:color w:val="F9FAFB"/>
+          <w:b w:val="0"/>
+          <w:color w:val="000000" w:themeColor="text1"/>
         </w:rPr>
         <w:t>Key Findings:</w:t>
       </w:r>
     </w:p>
     <w:p>
-      <w:r>
-        <w:t>Forest Area and Tree-Cover Loss have a moderate positive correlation (r ≈ 0.66)</w:t>
+      <w:proofErr w:type="spellStart"/>
+      <w:proofErr w:type="gramStart"/>
+      <w:r>
+        <w:t>Forest</w:t>
+      </w:r>
+      <w:proofErr w:type="spellEnd"/>
+      <w:proofErr w:type="gramEnd"/>
+      <w:r>
+        <w:t xml:space="preserve"> Area and Tree-Cover Loss have a moderate positive correlation (r ≈ 0.66)</w:t>
       </w:r>
     </w:p>
     <w:p>
       <w:r>
-        <w:lastRenderedPageBreak/>
         <w:t>Risk colors form distinct vertical bands</w:t>
       </w:r>
     </w:p>
     <w:p>
       <w:r>
         <w:t>Bubble sizes are mixed, confirming fire counts have little linear relationship with loss</w:t>
-      </w:r>
-    </w:p>
-    <w:p>
-      <w:pPr>
-        <w:rPr>
-          <w:rFonts w:ascii="Times New Roman" w:hAnsi="Times New Roman" w:cs="Times New Roman"/>
-        </w:rPr>
-      </w:pPr>
-      <w:r>
-        <w:pict>
-          <v:rect id="_x0000_i1232" style="width:0;height:.75pt" o:hralign="center" o:hrstd="t" o:hr="t" fillcolor="#a0a0a0" stroked="f"/>
-        </w:pict>
       </w:r>
     </w:p>
     <w:p>
@@ -6687,6 +6534,14 @@
     <w:tbl>
       <w:tblPr>
         <w:tblW w:w="11280" w:type="dxa"/>
+        <w:tblBorders>
+          <w:top w:val="single" w:sz="4" w:space="0" w:color="auto"/>
+          <w:left w:val="single" w:sz="4" w:space="0" w:color="auto"/>
+          <w:bottom w:val="single" w:sz="4" w:space="0" w:color="auto"/>
+          <w:right w:val="single" w:sz="4" w:space="0" w:color="auto"/>
+          <w:insideH w:val="single" w:sz="4" w:space="0" w:color="auto"/>
+          <w:insideV w:val="single" w:sz="4" w:space="0" w:color="auto"/>
+        </w:tblBorders>
         <w:tblCellMar>
           <w:top w:w="15" w:type="dxa"/>
           <w:left w:w="15" w:type="dxa"/>
@@ -6696,8 +6551,8 @@
         <w:tblLook w:val="04A0" w:firstRow="1" w:lastRow="0" w:firstColumn="1" w:lastColumn="0" w:noHBand="0" w:noVBand="1"/>
       </w:tblPr>
       <w:tblGrid>
-        <w:gridCol w:w="4865"/>
-        <w:gridCol w:w="6415"/>
+        <w:gridCol w:w="4681"/>
+        <w:gridCol w:w="6599"/>
       </w:tblGrid>
       <w:tr>
         <w:trPr>
@@ -6706,9 +6561,6 @@
         <w:tc>
           <w:tcPr>
             <w:tcW w:w="0" w:type="auto"/>
-            <w:tcBorders>
-              <w:top w:val="nil"/>
-            </w:tcBorders>
             <w:tcMar>
               <w:top w:w="150" w:type="dxa"/>
               <w:left w:w="0" w:type="dxa"/>
@@ -6730,6 +6582,7 @@
                 <w:sz w:val="23"/>
                 <w:szCs w:val="23"/>
               </w:rPr>
+              <w:lastRenderedPageBreak/>
               <w:t>Component</w:t>
             </w:r>
           </w:p>
@@ -6737,9 +6590,6 @@
         <w:tc>
           <w:tcPr>
             <w:tcW w:w="0" w:type="auto"/>
-            <w:tcBorders>
-              <w:top w:val="nil"/>
-            </w:tcBorders>
             <w:tcMar>
               <w:top w:w="150" w:type="dxa"/>
               <w:left w:w="240" w:type="dxa"/>
@@ -6782,6 +6632,7 @@
           <w:p>
             <w:pPr>
               <w:rPr>
+                <w:b/>
                 <w:sz w:val="23"/>
                 <w:szCs w:val="23"/>
               </w:rPr>
@@ -6790,6 +6641,7 @@
               <w:rPr>
                 <w:rStyle w:val="Strong"/>
                 <w:rFonts w:ascii="Segoe UI" w:hAnsi="Segoe UI" w:cs="Segoe UI"/>
+                <w:b w:val="0"/>
                 <w:sz w:val="23"/>
                 <w:szCs w:val="23"/>
               </w:rPr>
@@ -6842,6 +6694,7 @@
           <w:p>
             <w:pPr>
               <w:rPr>
+                <w:b/>
                 <w:sz w:val="23"/>
                 <w:szCs w:val="23"/>
               </w:rPr>
@@ -6851,6 +6704,7 @@
               <w:rPr>
                 <w:rStyle w:val="Strong"/>
                 <w:rFonts w:ascii="Segoe UI" w:hAnsi="Segoe UI" w:cs="Segoe UI"/>
+                <w:b w:val="0"/>
                 <w:sz w:val="23"/>
                 <w:szCs w:val="23"/>
               </w:rPr>
@@ -6861,6 +6715,7 @@
               <w:rPr>
                 <w:rStyle w:val="Strong"/>
                 <w:rFonts w:ascii="Segoe UI" w:hAnsi="Segoe UI" w:cs="Segoe UI"/>
+                <w:b w:val="0"/>
                 <w:sz w:val="23"/>
                 <w:szCs w:val="23"/>
               </w:rPr>
@@ -6913,6 +6768,7 @@
           <w:p>
             <w:pPr>
               <w:rPr>
+                <w:b/>
                 <w:sz w:val="23"/>
                 <w:szCs w:val="23"/>
               </w:rPr>
@@ -6921,6 +6777,7 @@
               <w:rPr>
                 <w:rStyle w:val="Strong"/>
                 <w:rFonts w:ascii="Segoe UI" w:hAnsi="Segoe UI" w:cs="Segoe UI"/>
+                <w:b w:val="0"/>
                 <w:sz w:val="23"/>
                 <w:szCs w:val="23"/>
               </w:rPr>
@@ -6973,6 +6830,7 @@
           <w:p>
             <w:pPr>
               <w:rPr>
+                <w:b/>
                 <w:sz w:val="23"/>
                 <w:szCs w:val="23"/>
               </w:rPr>
@@ -6981,6 +6839,7 @@
               <w:rPr>
                 <w:rStyle w:val="Strong"/>
                 <w:rFonts w:ascii="Segoe UI" w:hAnsi="Segoe UI" w:cs="Segoe UI"/>
+                <w:b w:val="0"/>
                 <w:sz w:val="23"/>
                 <w:szCs w:val="23"/>
               </w:rPr>
@@ -7045,6 +6904,7 @@
     <w:p>
       <w:pPr>
         <w:rPr>
+          <w:color w:val="000000" w:themeColor="text1"/>
           <w:sz w:val="20"/>
           <w:szCs w:val="20"/>
         </w:rPr>
@@ -7053,7 +6913,7 @@
         <w:rPr>
           <w:rStyle w:val="d813de27"/>
           <w:rFonts w:ascii="Consolas" w:hAnsi="Consolas" w:cs="Segoe UI"/>
-          <w:color w:val="F9FAFB"/>
+          <w:color w:val="000000" w:themeColor="text1"/>
           <w:sz w:val="18"/>
           <w:szCs w:val="18"/>
         </w:rPr>
@@ -7064,13 +6924,14 @@
       <w:pPr>
         <w:rPr>
           <w:rFonts w:ascii="Consolas" w:hAnsi="Consolas"/>
+          <w:color w:val="000000" w:themeColor="text1"/>
         </w:rPr>
       </w:pPr>
       <w:r>
         <w:rPr>
           <w:rStyle w:val="token"/>
           <w:rFonts w:ascii="Consolas" w:hAnsi="Consolas"/>
-          <w:color w:val="E3EAF2"/>
+          <w:color w:val="000000" w:themeColor="text1"/>
         </w:rPr>
         <w:t>{</w:t>
       </w:r>
@@ -7079,11 +6940,13 @@
       <w:pPr>
         <w:rPr>
           <w:rFonts w:ascii="Consolas" w:hAnsi="Consolas"/>
+          <w:color w:val="000000" w:themeColor="text1"/>
         </w:rPr>
       </w:pPr>
       <w:r>
         <w:rPr>
           <w:rFonts w:ascii="Consolas" w:hAnsi="Consolas"/>
+          <w:color w:val="000000" w:themeColor="text1"/>
         </w:rPr>
         <w:t xml:space="preserve">    </w:t>
       </w:r>
@@ -7091,7 +6954,7 @@
         <w:rPr>
           <w:rStyle w:val="token"/>
           <w:rFonts w:ascii="Consolas" w:hAnsi="Consolas"/>
-          <w:color w:val="91D076"/>
+          <w:color w:val="000000" w:themeColor="text1"/>
         </w:rPr>
         <w:t>'</w:t>
       </w:r>
@@ -7100,7 +6963,7 @@
         <w:rPr>
           <w:rStyle w:val="token"/>
           <w:rFonts w:ascii="Consolas" w:hAnsi="Consolas"/>
-          <w:color w:val="91D076"/>
+          <w:color w:val="000000" w:themeColor="text1"/>
         </w:rPr>
         <w:t>n_estimators</w:t>
       </w:r>
@@ -7109,50 +6972,93 @@
         <w:rPr>
           <w:rStyle w:val="token"/>
           <w:rFonts w:ascii="Consolas" w:hAnsi="Consolas"/>
-          <w:color w:val="91D076"/>
-        </w:rPr>
-        <w:t>'</w:t>
+          <w:color w:val="000000" w:themeColor="text1"/>
+        </w:rPr>
+        <w:t>':</w:t>
+      </w:r>
+      <w:r>
+        <w:rPr>
+          <w:rFonts w:ascii="Consolas" w:hAnsi="Consolas"/>
+          <w:color w:val="000000" w:themeColor="text1"/>
+        </w:rPr>
+        <w:t xml:space="preserve"> </w:t>
       </w:r>
       <w:r>
         <w:rPr>
           <w:rStyle w:val="token"/>
           <w:rFonts w:ascii="Consolas" w:hAnsi="Consolas"/>
-          <w:color w:val="E3EAF2"/>
-        </w:rPr>
-        <w:t>:</w:t>
-      </w:r>
-      <w:r>
+          <w:color w:val="000000" w:themeColor="text1"/>
+        </w:rPr>
+        <w:t>200,</w:t>
+      </w:r>
+    </w:p>
+    <w:p>
+      <w:pPr>
         <w:rPr>
           <w:rFonts w:ascii="Consolas" w:hAnsi="Consolas"/>
-        </w:rPr>
-        <w:t xml:space="preserve"> </w:t>
+          <w:color w:val="000000" w:themeColor="text1"/>
+        </w:rPr>
+      </w:pPr>
+      <w:r>
+        <w:rPr>
+          <w:rFonts w:ascii="Consolas" w:hAnsi="Consolas"/>
+          <w:color w:val="000000" w:themeColor="text1"/>
+        </w:rPr>
+        <w:t xml:space="preserve">    </w:t>
       </w:r>
       <w:r>
         <w:rPr>
           <w:rStyle w:val="token"/>
           <w:rFonts w:ascii="Consolas" w:hAnsi="Consolas"/>
-          <w:color w:val="E6D37A"/>
-        </w:rPr>
-        <w:t>200</w:t>
-      </w:r>
+          <w:color w:val="000000" w:themeColor="text1"/>
+        </w:rPr>
+        <w:t>'</w:t>
+      </w:r>
+      <w:proofErr w:type="spellStart"/>
       <w:r>
         <w:rPr>
           <w:rStyle w:val="token"/>
           <w:rFonts w:ascii="Consolas" w:hAnsi="Consolas"/>
-          <w:color w:val="E3EAF2"/>
-        </w:rPr>
-        <w:t>,</w:t>
+          <w:color w:val="000000" w:themeColor="text1"/>
+        </w:rPr>
+        <w:t>max_depth</w:t>
+      </w:r>
+      <w:proofErr w:type="spellEnd"/>
+      <w:r>
+        <w:rPr>
+          <w:rStyle w:val="token"/>
+          <w:rFonts w:ascii="Consolas" w:hAnsi="Consolas"/>
+          <w:color w:val="000000" w:themeColor="text1"/>
+        </w:rPr>
+        <w:t>':</w:t>
+      </w:r>
+      <w:r>
+        <w:rPr>
+          <w:rFonts w:ascii="Consolas" w:hAnsi="Consolas"/>
+          <w:color w:val="000000" w:themeColor="text1"/>
+        </w:rPr>
+        <w:t xml:space="preserve"> </w:t>
+      </w:r>
+      <w:r>
+        <w:rPr>
+          <w:rStyle w:val="token"/>
+          <w:rFonts w:ascii="Consolas" w:hAnsi="Consolas"/>
+          <w:color w:val="000000" w:themeColor="text1"/>
+        </w:rPr>
+        <w:t>20,</w:t>
       </w:r>
     </w:p>
     <w:p>
       <w:pPr>
         <w:rPr>
           <w:rFonts w:ascii="Consolas" w:hAnsi="Consolas"/>
+          <w:color w:val="000000" w:themeColor="text1"/>
         </w:rPr>
       </w:pPr>
       <w:r>
         <w:rPr>
           <w:rFonts w:ascii="Consolas" w:hAnsi="Consolas"/>
+          <w:color w:val="000000" w:themeColor="text1"/>
         </w:rPr>
         <w:t xml:space="preserve">    </w:t>
       </w:r>
@@ -7160,7 +7066,7 @@
         <w:rPr>
           <w:rStyle w:val="token"/>
           <w:rFonts w:ascii="Consolas" w:hAnsi="Consolas"/>
-          <w:color w:val="91D076"/>
+          <w:color w:val="000000" w:themeColor="text1"/>
         </w:rPr>
         <w:t>'</w:t>
       </w:r>
@@ -7169,59 +7075,102 @@
         <w:rPr>
           <w:rStyle w:val="token"/>
           <w:rFonts w:ascii="Consolas" w:hAnsi="Consolas"/>
-          <w:color w:val="91D076"/>
-        </w:rPr>
-        <w:t>max_depth</w:t>
+          <w:color w:val="000000" w:themeColor="text1"/>
+        </w:rPr>
+        <w:t>min_samples_split</w:t>
       </w:r>
       <w:proofErr w:type="spellEnd"/>
       <w:r>
         <w:rPr>
           <w:rStyle w:val="token"/>
           <w:rFonts w:ascii="Consolas" w:hAnsi="Consolas"/>
-          <w:color w:val="91D076"/>
-        </w:rPr>
-        <w:t>'</w:t>
+          <w:color w:val="000000" w:themeColor="text1"/>
+        </w:rPr>
+        <w:t>':</w:t>
+      </w:r>
+      <w:r>
+        <w:rPr>
+          <w:rFonts w:ascii="Consolas" w:hAnsi="Consolas"/>
+          <w:color w:val="000000" w:themeColor="text1"/>
+        </w:rPr>
+        <w:t xml:space="preserve"> </w:t>
       </w:r>
       <w:r>
         <w:rPr>
           <w:rStyle w:val="token"/>
           <w:rFonts w:ascii="Consolas" w:hAnsi="Consolas"/>
-          <w:color w:val="E3EAF2"/>
-        </w:rPr>
-        <w:t>:</w:t>
-      </w:r>
-      <w:r>
+          <w:color w:val="000000" w:themeColor="text1"/>
+        </w:rPr>
+        <w:t>2,</w:t>
+      </w:r>
+    </w:p>
+    <w:p>
+      <w:pPr>
         <w:rPr>
           <w:rFonts w:ascii="Consolas" w:hAnsi="Consolas"/>
-        </w:rPr>
-        <w:t xml:space="preserve"> </w:t>
+          <w:color w:val="000000" w:themeColor="text1"/>
+        </w:rPr>
+      </w:pPr>
+      <w:r>
+        <w:rPr>
+          <w:rFonts w:ascii="Consolas" w:hAnsi="Consolas"/>
+          <w:color w:val="000000" w:themeColor="text1"/>
+        </w:rPr>
+        <w:t xml:space="preserve">    </w:t>
       </w:r>
       <w:r>
         <w:rPr>
           <w:rStyle w:val="token"/>
           <w:rFonts w:ascii="Consolas" w:hAnsi="Consolas"/>
-          <w:color w:val="E6D37A"/>
-        </w:rPr>
-        <w:t>20</w:t>
-      </w:r>
+          <w:color w:val="000000" w:themeColor="text1"/>
+        </w:rPr>
+        <w:t>'</w:t>
+      </w:r>
+      <w:proofErr w:type="spellStart"/>
       <w:r>
         <w:rPr>
           <w:rStyle w:val="token"/>
           <w:rFonts w:ascii="Consolas" w:hAnsi="Consolas"/>
-          <w:color w:val="E3EAF2"/>
-        </w:rPr>
-        <w:t>,</w:t>
+          <w:color w:val="000000" w:themeColor="text1"/>
+        </w:rPr>
+        <w:t>min_samples_leaf</w:t>
+      </w:r>
+      <w:proofErr w:type="spellEnd"/>
+      <w:r>
+        <w:rPr>
+          <w:rStyle w:val="token"/>
+          <w:rFonts w:ascii="Consolas" w:hAnsi="Consolas"/>
+          <w:color w:val="000000" w:themeColor="text1"/>
+        </w:rPr>
+        <w:t>':</w:t>
+      </w:r>
+      <w:r>
+        <w:rPr>
+          <w:rFonts w:ascii="Consolas" w:hAnsi="Consolas"/>
+          <w:color w:val="000000" w:themeColor="text1"/>
+        </w:rPr>
+        <w:t xml:space="preserve"> </w:t>
+      </w:r>
+      <w:r>
+        <w:rPr>
+          <w:rStyle w:val="token"/>
+          <w:rFonts w:ascii="Consolas" w:hAnsi="Consolas"/>
+          <w:color w:val="000000" w:themeColor="text1"/>
+        </w:rPr>
+        <w:t>1,</w:t>
       </w:r>
     </w:p>
     <w:p>
       <w:pPr>
         <w:rPr>
           <w:rFonts w:ascii="Consolas" w:hAnsi="Consolas"/>
+          <w:color w:val="000000" w:themeColor="text1"/>
         </w:rPr>
       </w:pPr>
       <w:r>
         <w:rPr>
           <w:rFonts w:ascii="Consolas" w:hAnsi="Consolas"/>
+          <w:color w:val="000000" w:themeColor="text1"/>
         </w:rPr>
         <w:t xml:space="preserve">    </w:t>
       </w:r>
@@ -7229,7 +7178,7 @@
         <w:rPr>
           <w:rStyle w:val="token"/>
           <w:rFonts w:ascii="Consolas" w:hAnsi="Consolas"/>
-          <w:color w:val="91D076"/>
+          <w:color w:val="000000" w:themeColor="text1"/>
         </w:rPr>
         <w:t>'</w:t>
       </w:r>
@@ -7238,59 +7187,64 @@
         <w:rPr>
           <w:rStyle w:val="token"/>
           <w:rFonts w:ascii="Consolas" w:hAnsi="Consolas"/>
-          <w:color w:val="91D076"/>
-        </w:rPr>
-        <w:t>min_samples_split</w:t>
+          <w:color w:val="000000" w:themeColor="text1"/>
+        </w:rPr>
+        <w:t>max_features</w:t>
       </w:r>
       <w:proofErr w:type="spellEnd"/>
       <w:r>
         <w:rPr>
           <w:rStyle w:val="token"/>
           <w:rFonts w:ascii="Consolas" w:hAnsi="Consolas"/>
-          <w:color w:val="91D076"/>
-        </w:rPr>
-        <w:t>'</w:t>
+          <w:color w:val="000000" w:themeColor="text1"/>
+        </w:rPr>
+        <w:t>':</w:t>
+      </w:r>
+      <w:r>
+        <w:rPr>
+          <w:rFonts w:ascii="Consolas" w:hAnsi="Consolas"/>
+          <w:color w:val="000000" w:themeColor="text1"/>
+        </w:rPr>
+        <w:t xml:space="preserve"> </w:t>
       </w:r>
       <w:r>
         <w:rPr>
           <w:rStyle w:val="token"/>
           <w:rFonts w:ascii="Consolas" w:hAnsi="Consolas"/>
-          <w:color w:val="E3EAF2"/>
-        </w:rPr>
-        <w:t>:</w:t>
-      </w:r>
-      <w:r>
-        <w:rPr>
-          <w:rFonts w:ascii="Consolas" w:hAnsi="Consolas"/>
-        </w:rPr>
-        <w:t xml:space="preserve"> </w:t>
-      </w:r>
+          <w:color w:val="000000" w:themeColor="text1"/>
+        </w:rPr>
+        <w:t>'</w:t>
+      </w:r>
+      <w:proofErr w:type="spellStart"/>
       <w:r>
         <w:rPr>
           <w:rStyle w:val="token"/>
           <w:rFonts w:ascii="Consolas" w:hAnsi="Consolas"/>
-          <w:color w:val="E6D37A"/>
-        </w:rPr>
-        <w:t>2</w:t>
-      </w:r>
+          <w:color w:val="000000" w:themeColor="text1"/>
+        </w:rPr>
+        <w:t>sqrt</w:t>
+      </w:r>
+      <w:proofErr w:type="spellEnd"/>
       <w:r>
         <w:rPr>
           <w:rStyle w:val="token"/>
           <w:rFonts w:ascii="Consolas" w:hAnsi="Consolas"/>
-          <w:color w:val="E3EAF2"/>
-        </w:rPr>
-        <w:t>,</w:t>
+          <w:color w:val="000000" w:themeColor="text1"/>
+        </w:rPr>
+        <w:t>',</w:t>
       </w:r>
     </w:p>
     <w:p>
       <w:pPr>
         <w:rPr>
           <w:rFonts w:ascii="Consolas" w:hAnsi="Consolas"/>
+          <w:color w:val="000000" w:themeColor="text1"/>
         </w:rPr>
       </w:pPr>
       <w:r>
         <w:rPr>
           <w:rFonts w:ascii="Consolas" w:hAnsi="Consolas"/>
+          <w:color w:val="000000" w:themeColor="text1"/>
         </w:rPr>
         <w:t xml:space="preserve">    </w:t>
       </w:r>
@@ -7298,7 +7252,7 @@
         <w:rPr>
           <w:rStyle w:val="token"/>
           <w:rFonts w:ascii="Consolas" w:hAnsi="Consolas"/>
-          <w:color w:val="91D076"/>
+          <w:color w:val="000000" w:themeColor="text1"/>
         </w:rPr>
         <w:t>'</w:t>
       </w:r>
@@ -7307,243 +7261,69 @@
         <w:rPr>
           <w:rStyle w:val="token"/>
           <w:rFonts w:ascii="Consolas" w:hAnsi="Consolas"/>
-          <w:color w:val="91D076"/>
-        </w:rPr>
-        <w:t>min_samples_leaf</w:t>
+          <w:color w:val="000000" w:themeColor="text1"/>
+        </w:rPr>
+        <w:t>class_weight</w:t>
       </w:r>
       <w:proofErr w:type="spellEnd"/>
       <w:r>
         <w:rPr>
           <w:rStyle w:val="token"/>
           <w:rFonts w:ascii="Consolas" w:hAnsi="Consolas"/>
-          <w:color w:val="91D076"/>
-        </w:rPr>
-        <w:t>'</w:t>
+          <w:color w:val="000000" w:themeColor="text1"/>
+        </w:rPr>
+        <w:t>':</w:t>
+      </w:r>
+      <w:r>
+        <w:rPr>
+          <w:rFonts w:ascii="Consolas" w:hAnsi="Consolas"/>
+          <w:color w:val="000000" w:themeColor="text1"/>
+        </w:rPr>
+        <w:t xml:space="preserve"> </w:t>
       </w:r>
       <w:r>
         <w:rPr>
           <w:rStyle w:val="token"/>
           <w:rFonts w:ascii="Consolas" w:hAnsi="Consolas"/>
-          <w:color w:val="E3EAF2"/>
-        </w:rPr>
-        <w:t>:</w:t>
-      </w:r>
-      <w:r>
-        <w:rPr>
-          <w:rFonts w:ascii="Consolas" w:hAnsi="Consolas"/>
-        </w:rPr>
-        <w:t xml:space="preserve"> </w:t>
-      </w:r>
+          <w:color w:val="000000" w:themeColor="text1"/>
+        </w:rPr>
+        <w:t>'</w:t>
+      </w:r>
+      <w:proofErr w:type="spellStart"/>
       <w:r>
         <w:rPr>
           <w:rStyle w:val="token"/>
           <w:rFonts w:ascii="Consolas" w:hAnsi="Consolas"/>
-          <w:color w:val="E6D37A"/>
-        </w:rPr>
-        <w:t>1</w:t>
-      </w:r>
+          <w:color w:val="000000" w:themeColor="text1"/>
+        </w:rPr>
+        <w:t>balanced_subsample</w:t>
+      </w:r>
+      <w:proofErr w:type="spellEnd"/>
       <w:r>
         <w:rPr>
           <w:rStyle w:val="token"/>
           <w:rFonts w:ascii="Consolas" w:hAnsi="Consolas"/>
-          <w:color w:val="E3EAF2"/>
-        </w:rPr>
-        <w:t>,</w:t>
+          <w:color w:val="000000" w:themeColor="text1"/>
+        </w:rPr>
+        <w:t>'</w:t>
       </w:r>
     </w:p>
     <w:p>
       <w:pPr>
         <w:rPr>
-          <w:rFonts w:ascii="Consolas" w:hAnsi="Consolas"/>
-        </w:rPr>
-      </w:pPr>
-      <w:r>
-        <w:rPr>
-          <w:rFonts w:ascii="Consolas" w:hAnsi="Consolas"/>
-        </w:rPr>
-        <w:t xml:space="preserve">    </w:t>
-      </w:r>
+          <w:rFonts w:ascii="Consolas" w:hAnsi="Consolas" w:cs="Courier New"/>
+          <w:color w:val="000000" w:themeColor="text1"/>
+          <w:sz w:val="20"/>
+          <w:szCs w:val="20"/>
+        </w:rPr>
+      </w:pPr>
       <w:r>
         <w:rPr>
           <w:rStyle w:val="token"/>
           <w:rFonts w:ascii="Consolas" w:hAnsi="Consolas"/>
-          <w:color w:val="91D076"/>
-        </w:rPr>
-        <w:t>'</w:t>
-      </w:r>
-      <w:proofErr w:type="spellStart"/>
-      <w:r>
-        <w:rPr>
-          <w:rStyle w:val="token"/>
-          <w:rFonts w:ascii="Consolas" w:hAnsi="Consolas"/>
-          <w:color w:val="91D076"/>
-        </w:rPr>
-        <w:t>max_features</w:t>
-      </w:r>
-      <w:proofErr w:type="spellEnd"/>
-      <w:r>
-        <w:rPr>
-          <w:rStyle w:val="token"/>
-          <w:rFonts w:ascii="Consolas" w:hAnsi="Consolas"/>
-          <w:color w:val="91D076"/>
-        </w:rPr>
-        <w:t>'</w:t>
-      </w:r>
-      <w:r>
-        <w:rPr>
-          <w:rStyle w:val="token"/>
-          <w:rFonts w:ascii="Consolas" w:hAnsi="Consolas"/>
-          <w:color w:val="E3EAF2"/>
-        </w:rPr>
-        <w:t>:</w:t>
-      </w:r>
-      <w:r>
-        <w:rPr>
-          <w:rFonts w:ascii="Consolas" w:hAnsi="Consolas"/>
-        </w:rPr>
-        <w:t xml:space="preserve"> </w:t>
-      </w:r>
-      <w:r>
-        <w:rPr>
-          <w:rStyle w:val="token"/>
-          <w:rFonts w:ascii="Consolas" w:hAnsi="Consolas"/>
-          <w:color w:val="91D076"/>
-        </w:rPr>
-        <w:t>'</w:t>
-      </w:r>
-      <w:proofErr w:type="spellStart"/>
-      <w:r>
-        <w:rPr>
-          <w:rStyle w:val="token"/>
-          <w:rFonts w:ascii="Consolas" w:hAnsi="Consolas"/>
-          <w:color w:val="91D076"/>
-        </w:rPr>
-        <w:t>sqrt</w:t>
-      </w:r>
-      <w:proofErr w:type="spellEnd"/>
-      <w:r>
-        <w:rPr>
-          <w:rStyle w:val="token"/>
-          <w:rFonts w:ascii="Consolas" w:hAnsi="Consolas"/>
-          <w:color w:val="91D076"/>
-        </w:rPr>
-        <w:t>'</w:t>
-      </w:r>
-      <w:r>
-        <w:rPr>
-          <w:rStyle w:val="token"/>
-          <w:rFonts w:ascii="Consolas" w:hAnsi="Consolas"/>
-          <w:color w:val="E3EAF2"/>
-        </w:rPr>
-        <w:t>,</w:t>
-      </w:r>
-    </w:p>
-    <w:p>
-      <w:pPr>
-        <w:rPr>
-          <w:rFonts w:ascii="Consolas" w:hAnsi="Consolas"/>
-        </w:rPr>
-      </w:pPr>
-      <w:r>
-        <w:rPr>
-          <w:rFonts w:ascii="Consolas" w:hAnsi="Consolas"/>
-        </w:rPr>
-        <w:t xml:space="preserve">    </w:t>
-      </w:r>
-      <w:r>
-        <w:rPr>
-          <w:rStyle w:val="token"/>
-          <w:rFonts w:ascii="Consolas" w:hAnsi="Consolas"/>
-          <w:color w:val="91D076"/>
-        </w:rPr>
-        <w:t>'</w:t>
-      </w:r>
-      <w:proofErr w:type="spellStart"/>
-      <w:r>
-        <w:rPr>
-          <w:rStyle w:val="token"/>
-          <w:rFonts w:ascii="Consolas" w:hAnsi="Consolas"/>
-          <w:color w:val="91D076"/>
-        </w:rPr>
-        <w:t>class_weight</w:t>
-      </w:r>
-      <w:proofErr w:type="spellEnd"/>
-      <w:r>
-        <w:rPr>
-          <w:rStyle w:val="token"/>
-          <w:rFonts w:ascii="Consolas" w:hAnsi="Consolas"/>
-          <w:color w:val="91D076"/>
-        </w:rPr>
-        <w:t>'</w:t>
-      </w:r>
-      <w:r>
-        <w:rPr>
-          <w:rStyle w:val="token"/>
-          <w:rFonts w:ascii="Consolas" w:hAnsi="Consolas"/>
-          <w:color w:val="E3EAF2"/>
-        </w:rPr>
-        <w:t>:</w:t>
-      </w:r>
-      <w:r>
-        <w:rPr>
-          <w:rFonts w:ascii="Consolas" w:hAnsi="Consolas"/>
-        </w:rPr>
-        <w:t xml:space="preserve"> </w:t>
-      </w:r>
-      <w:r>
-        <w:rPr>
-          <w:rStyle w:val="token"/>
-          <w:rFonts w:ascii="Consolas" w:hAnsi="Consolas"/>
-          <w:color w:val="91D076"/>
-        </w:rPr>
-        <w:t>'</w:t>
-      </w:r>
-      <w:proofErr w:type="spellStart"/>
-      <w:r>
-        <w:rPr>
-          <w:rStyle w:val="token"/>
-          <w:rFonts w:ascii="Consolas" w:hAnsi="Consolas"/>
-          <w:color w:val="91D076"/>
-        </w:rPr>
-        <w:t>balanced_subsample</w:t>
-      </w:r>
-      <w:proofErr w:type="spellEnd"/>
-      <w:r>
-        <w:rPr>
-          <w:rStyle w:val="token"/>
-          <w:rFonts w:ascii="Consolas" w:hAnsi="Consolas"/>
-          <w:color w:val="91D076"/>
-        </w:rPr>
-        <w:t>'</w:t>
-      </w:r>
-    </w:p>
-    <w:p>
-      <w:pPr>
-        <w:rPr>
-          <w:rFonts w:ascii="Consolas" w:hAnsi="Consolas" w:cs="Courier New"/>
-          <w:sz w:val="20"/>
-          <w:szCs w:val="20"/>
-        </w:rPr>
-      </w:pPr>
-      <w:r>
-        <w:rPr>
-          <w:rStyle w:val="token"/>
-          <w:rFonts w:ascii="Consolas" w:hAnsi="Consolas"/>
-          <w:color w:val="E3EAF2"/>
+          <w:color w:val="000000" w:themeColor="text1"/>
         </w:rPr>
         <w:t>}</w:t>
-      </w:r>
-    </w:p>
-    <w:p>
-      <w:pPr>
-        <w:rPr>
-          <w:rFonts w:ascii="Times New Roman" w:hAnsi="Times New Roman"/>
-        </w:rPr>
-      </w:pPr>
-      <w:r>
-        <w:pict>
-          <v:rect id="_x0000_i1233" style="width:0;height:.75pt" o:hralign="center" o:hrstd="t" o:hr="t" fillcolor="#a0a0a0" stroked="f"/>
-        </w:pict>
       </w:r>
     </w:p>
     <w:p>
@@ -7579,6 +7359,14 @@
     <w:tbl>
       <w:tblPr>
         <w:tblW w:w="11280" w:type="dxa"/>
+        <w:tblBorders>
+          <w:top w:val="single" w:sz="4" w:space="0" w:color="auto"/>
+          <w:left w:val="single" w:sz="4" w:space="0" w:color="auto"/>
+          <w:bottom w:val="single" w:sz="4" w:space="0" w:color="auto"/>
+          <w:right w:val="single" w:sz="4" w:space="0" w:color="auto"/>
+          <w:insideH w:val="single" w:sz="4" w:space="0" w:color="auto"/>
+          <w:insideV w:val="single" w:sz="4" w:space="0" w:color="auto"/>
+        </w:tblBorders>
         <w:tblCellMar>
           <w:top w:w="15" w:type="dxa"/>
           <w:left w:w="15" w:type="dxa"/>
@@ -7588,8 +7376,8 @@
         <w:tblLook w:val="04A0" w:firstRow="1" w:lastRow="0" w:firstColumn="1" w:lastColumn="0" w:noHBand="0" w:noVBand="1"/>
       </w:tblPr>
       <w:tblGrid>
-        <w:gridCol w:w="6967"/>
-        <w:gridCol w:w="4313"/>
+        <w:gridCol w:w="6824"/>
+        <w:gridCol w:w="4456"/>
       </w:tblGrid>
       <w:tr>
         <w:trPr>
@@ -7598,9 +7386,6 @@
         <w:tc>
           <w:tcPr>
             <w:tcW w:w="0" w:type="auto"/>
-            <w:tcBorders>
-              <w:top w:val="nil"/>
-            </w:tcBorders>
             <w:tcMar>
               <w:top w:w="150" w:type="dxa"/>
               <w:left w:w="0" w:type="dxa"/>
@@ -7622,7 +7407,6 @@
                 <w:sz w:val="23"/>
                 <w:szCs w:val="23"/>
               </w:rPr>
-              <w:lastRenderedPageBreak/>
               <w:t>Metric</w:t>
             </w:r>
           </w:p>
@@ -7630,9 +7414,6 @@
         <w:tc>
           <w:tcPr>
             <w:tcW w:w="0" w:type="auto"/>
-            <w:tcBorders>
-              <w:top w:val="nil"/>
-            </w:tcBorders>
             <w:tcMar>
               <w:top w:w="150" w:type="dxa"/>
               <w:left w:w="240" w:type="dxa"/>
@@ -7675,6 +7456,7 @@
           <w:p>
             <w:pPr>
               <w:rPr>
+                <w:b/>
                 <w:sz w:val="23"/>
                 <w:szCs w:val="23"/>
               </w:rPr>
@@ -7683,6 +7465,7 @@
               <w:rPr>
                 <w:rStyle w:val="Strong"/>
                 <w:rFonts w:ascii="Segoe UI" w:hAnsi="Segoe UI" w:cs="Segoe UI"/>
+                <w:b w:val="0"/>
                 <w:sz w:val="23"/>
                 <w:szCs w:val="23"/>
               </w:rPr>
@@ -7705,6 +7488,7 @@
           <w:p>
             <w:pPr>
               <w:rPr>
+                <w:b/>
                 <w:sz w:val="23"/>
                 <w:szCs w:val="23"/>
               </w:rPr>
@@ -7713,6 +7497,7 @@
               <w:rPr>
                 <w:rStyle w:val="Strong"/>
                 <w:rFonts w:ascii="Segoe UI" w:hAnsi="Segoe UI" w:cs="Segoe UI"/>
+                <w:b w:val="0"/>
                 <w:sz w:val="23"/>
                 <w:szCs w:val="23"/>
               </w:rPr>
@@ -7737,6 +7522,7 @@
           <w:p>
             <w:pPr>
               <w:rPr>
+                <w:b/>
                 <w:sz w:val="23"/>
                 <w:szCs w:val="23"/>
               </w:rPr>
@@ -7745,6 +7531,7 @@
               <w:rPr>
                 <w:rStyle w:val="Strong"/>
                 <w:rFonts w:ascii="Segoe UI" w:hAnsi="Segoe UI" w:cs="Segoe UI"/>
+                <w:b w:val="0"/>
                 <w:sz w:val="23"/>
                 <w:szCs w:val="23"/>
               </w:rPr>
@@ -7767,6 +7554,7 @@
           <w:p>
             <w:pPr>
               <w:rPr>
+                <w:b/>
                 <w:sz w:val="23"/>
                 <w:szCs w:val="23"/>
               </w:rPr>
@@ -7775,6 +7563,7 @@
               <w:rPr>
                 <w:rStyle w:val="Strong"/>
                 <w:rFonts w:ascii="Segoe UI" w:hAnsi="Segoe UI" w:cs="Segoe UI"/>
+                <w:b w:val="0"/>
                 <w:sz w:val="23"/>
                 <w:szCs w:val="23"/>
               </w:rPr>
@@ -7799,6 +7588,7 @@
           <w:p>
             <w:pPr>
               <w:rPr>
+                <w:b/>
                 <w:sz w:val="23"/>
                 <w:szCs w:val="23"/>
               </w:rPr>
@@ -7807,6 +7597,7 @@
               <w:rPr>
                 <w:rStyle w:val="Strong"/>
                 <w:rFonts w:ascii="Segoe UI" w:hAnsi="Segoe UI" w:cs="Segoe UI"/>
+                <w:b w:val="0"/>
                 <w:sz w:val="23"/>
                 <w:szCs w:val="23"/>
               </w:rPr>
@@ -7829,6 +7620,7 @@
           <w:p>
             <w:pPr>
               <w:rPr>
+                <w:b/>
                 <w:sz w:val="23"/>
                 <w:szCs w:val="23"/>
               </w:rPr>
@@ -7837,6 +7629,7 @@
               <w:rPr>
                 <w:rStyle w:val="Strong"/>
                 <w:rFonts w:ascii="Segoe UI" w:hAnsi="Segoe UI" w:cs="Segoe UI"/>
+                <w:b w:val="0"/>
                 <w:sz w:val="23"/>
                 <w:szCs w:val="23"/>
               </w:rPr>
@@ -7861,6 +7654,7 @@
           <w:p>
             <w:pPr>
               <w:rPr>
+                <w:b/>
                 <w:sz w:val="23"/>
                 <w:szCs w:val="23"/>
               </w:rPr>
@@ -7869,9 +7663,11 @@
               <w:rPr>
                 <w:rStyle w:val="Strong"/>
                 <w:rFonts w:ascii="Segoe UI" w:hAnsi="Segoe UI" w:cs="Segoe UI"/>
-                <w:sz w:val="23"/>
-                <w:szCs w:val="23"/>
-              </w:rPr>
+                <w:b w:val="0"/>
+                <w:sz w:val="23"/>
+                <w:szCs w:val="23"/>
+              </w:rPr>
+              <w:lastRenderedPageBreak/>
               <w:t>Precision</w:t>
             </w:r>
           </w:p>
@@ -7921,6 +7717,7 @@
           <w:p>
             <w:pPr>
               <w:rPr>
+                <w:b/>
                 <w:sz w:val="23"/>
                 <w:szCs w:val="23"/>
               </w:rPr>
@@ -7929,6 +7726,7 @@
               <w:rPr>
                 <w:rStyle w:val="Strong"/>
                 <w:rFonts w:ascii="Segoe UI" w:hAnsi="Segoe UI" w:cs="Segoe UI"/>
+                <w:b w:val="0"/>
                 <w:sz w:val="23"/>
                 <w:szCs w:val="23"/>
               </w:rPr>
@@ -7969,58 +7767,25 @@
     <w:p>
       <w:pPr>
         <w:rPr>
-          <w:rFonts w:ascii="Times New Roman" w:hAnsi="Times New Roman" w:cs="Times New Roman"/>
+          <w:sz w:val="30"/>
+          <w:szCs w:val="30"/>
+        </w:rPr>
+      </w:pPr>
+      <w:r>
+        <w:rPr>
+          <w:sz w:val="30"/>
+          <w:szCs w:val="30"/>
+        </w:rPr>
+        <w:t>6.2 Per-Class Metrics</w:t>
+      </w:r>
+    </w:p>
+    <w:p>
+      <w:pPr>
+        <w:rPr>
           <w:sz w:val="24"/>
           <w:szCs w:val="24"/>
         </w:rPr>
       </w:pPr>
-      <w:r>
-        <w:pict>
-          <v:rect id="_x0000_i1234" style="width:0;height:.75pt" o:hralign="center" o:hrstd="t" o:hr="t" fillcolor="#a0a0a0" stroked="f"/>
-        </w:pict>
-      </w:r>
-    </w:p>
-    <w:p>
-      <w:pPr>
-        <w:rPr>
-          <w:sz w:val="30"/>
-          <w:szCs w:val="30"/>
-        </w:rPr>
-      </w:pPr>
-      <w:r>
-        <w:rPr>
-          <w:sz w:val="30"/>
-          <w:szCs w:val="30"/>
-        </w:rPr>
-        <w:t>6.2 Per-Class Metrics</w:t>
-      </w:r>
-    </w:p>
-    <w:p>
-      <w:pPr>
-        <w:rPr>
-          <w:sz w:val="24"/>
-          <w:szCs w:val="24"/>
-        </w:rPr>
-      </w:pPr>
-      <w:r>
-        <w:rPr>
-          <w:rStyle w:val="Strong"/>
-          <w:rFonts w:ascii="Segoe UI Symbol" w:hAnsi="Segoe UI Symbol" w:cs="Segoe UI Symbol"/>
-          <w:color w:val="F9FAFB"/>
-        </w:rPr>
-        <w:t>📷</w:t>
-      </w:r>
-      <w:r>
-        <w:rPr>
-          <w:rStyle w:val="Strong"/>
-          <w:rFonts w:ascii="Segoe UI" w:hAnsi="Segoe UI" w:cs="Segoe UI"/>
-          <w:color w:val="F9FAFB"/>
-        </w:rPr>
-        <w:t xml:space="preserve"> SCREENSHOT:</w:t>
-      </w:r>
-      <w:r>
-        <w:t> </w:t>
-      </w:r>
       <w:r>
         <w:rPr>
           <w:noProof/>
@@ -8078,6 +7843,14 @@
     <w:tbl>
       <w:tblPr>
         <w:tblW w:w="0" w:type="auto"/>
+        <w:tblBorders>
+          <w:top w:val="single" w:sz="4" w:space="0" w:color="auto"/>
+          <w:left w:val="single" w:sz="4" w:space="0" w:color="auto"/>
+          <w:bottom w:val="single" w:sz="4" w:space="0" w:color="auto"/>
+          <w:right w:val="single" w:sz="4" w:space="0" w:color="auto"/>
+          <w:insideH w:val="single" w:sz="4" w:space="0" w:color="auto"/>
+          <w:insideV w:val="single" w:sz="4" w:space="0" w:color="auto"/>
+        </w:tblBorders>
         <w:tblCellMar>
           <w:top w:w="15" w:type="dxa"/>
           <w:left w:w="15" w:type="dxa"/>
@@ -8087,7 +7860,7 @@
         <w:tblLook w:val="04A0" w:firstRow="1" w:lastRow="0" w:firstColumn="1" w:lastColumn="0" w:noHBand="0" w:noVBand="1"/>
       </w:tblPr>
       <w:tblGrid>
-        <w:gridCol w:w="1143"/>
+        <w:gridCol w:w="1087"/>
         <w:gridCol w:w="1329"/>
         <w:gridCol w:w="1033"/>
         <w:gridCol w:w="1292"/>
@@ -8099,9 +7872,6 @@
         <w:tc>
           <w:tcPr>
             <w:tcW w:w="0" w:type="auto"/>
-            <w:tcBorders>
-              <w:top w:val="nil"/>
-            </w:tcBorders>
             <w:tcMar>
               <w:top w:w="150" w:type="dxa"/>
               <w:left w:w="0" w:type="dxa"/>
@@ -8123,7 +7893,6 @@
                 <w:sz w:val="23"/>
                 <w:szCs w:val="23"/>
               </w:rPr>
-              <w:lastRenderedPageBreak/>
               <w:t>Class</w:t>
             </w:r>
           </w:p>
@@ -8131,9 +7900,6 @@
         <w:tc>
           <w:tcPr>
             <w:tcW w:w="0" w:type="auto"/>
-            <w:tcBorders>
-              <w:top w:val="nil"/>
-            </w:tcBorders>
             <w:tcMar>
               <w:top w:w="150" w:type="dxa"/>
               <w:left w:w="240" w:type="dxa"/>
@@ -8162,9 +7928,6 @@
         <w:tc>
           <w:tcPr>
             <w:tcW w:w="0" w:type="auto"/>
-            <w:tcBorders>
-              <w:top w:val="nil"/>
-            </w:tcBorders>
             <w:tcMar>
               <w:top w:w="150" w:type="dxa"/>
               <w:left w:w="240" w:type="dxa"/>
@@ -8193,9 +7956,6 @@
         <w:tc>
           <w:tcPr>
             <w:tcW w:w="0" w:type="auto"/>
-            <w:tcBorders>
-              <w:top w:val="nil"/>
-            </w:tcBorders>
             <w:tcMar>
               <w:top w:w="150" w:type="dxa"/>
               <w:left w:w="240" w:type="dxa"/>
@@ -8238,6 +7998,7 @@
           <w:p>
             <w:pPr>
               <w:rPr>
+                <w:b/>
                 <w:sz w:val="23"/>
                 <w:szCs w:val="23"/>
               </w:rPr>
@@ -8246,6 +8007,7 @@
               <w:rPr>
                 <w:rStyle w:val="Strong"/>
                 <w:rFonts w:ascii="Segoe UI" w:hAnsi="Segoe UI" w:cs="Segoe UI"/>
+                <w:b w:val="0"/>
                 <w:sz w:val="23"/>
                 <w:szCs w:val="23"/>
               </w:rPr>
@@ -8354,6 +8116,7 @@
           <w:p>
             <w:pPr>
               <w:rPr>
+                <w:b/>
                 <w:sz w:val="23"/>
                 <w:szCs w:val="23"/>
               </w:rPr>
@@ -8362,6 +8125,7 @@
               <w:rPr>
                 <w:rStyle w:val="Strong"/>
                 <w:rFonts w:ascii="Segoe UI" w:hAnsi="Segoe UI" w:cs="Segoe UI"/>
+                <w:b w:val="0"/>
                 <w:sz w:val="23"/>
                 <w:szCs w:val="23"/>
               </w:rPr>
@@ -8470,6 +8234,7 @@
           <w:p>
             <w:pPr>
               <w:rPr>
+                <w:b/>
                 <w:sz w:val="23"/>
                 <w:szCs w:val="23"/>
               </w:rPr>
@@ -8478,6 +8243,7 @@
               <w:rPr>
                 <w:rStyle w:val="Strong"/>
                 <w:rFonts w:ascii="Segoe UI" w:hAnsi="Segoe UI" w:cs="Segoe UI"/>
+                <w:b w:val="0"/>
                 <w:sz w:val="23"/>
                 <w:szCs w:val="23"/>
               </w:rPr>
@@ -8582,67 +8348,44 @@
         <w:rPr>
           <w:rStyle w:val="Strong"/>
           <w:rFonts w:ascii="Segoe UI" w:hAnsi="Segoe UI" w:cs="Segoe UI"/>
-          <w:color w:val="F9FAFB"/>
+          <w:b w:val="0"/>
+          <w:color w:val="000000" w:themeColor="text1"/>
         </w:rPr>
         <w:t>Interpretation:</w:t>
       </w:r>
       <w:r>
-        <w:t> The model performs exceptionally well across all classes. The slight recall drop for High (98.5%) is minimal and acceptable.</w:t>
+        <w:rPr>
+          <w:color w:val="000000" w:themeColor="text1"/>
+        </w:rPr>
+        <w:t> </w:t>
+      </w:r>
+      <w:r>
+        <w:t>The model performs exceptionally well across all classes. The slight recall drop for High (98.5%) is minimal and acceptable.</w:t>
       </w:r>
     </w:p>
     <w:p>
       <w:pPr>
         <w:rPr>
-          <w:rFonts w:ascii="Times New Roman" w:hAnsi="Times New Roman" w:cs="Times New Roman"/>
-        </w:rPr>
-      </w:pPr>
-      <w:r>
-        <w:pict>
-          <v:rect id="_x0000_i1235" style="width:0;height:.75pt" o:hralign="center" o:hrstd="t" o:hr="t" fillcolor="#a0a0a0" stroked="f"/>
-        </w:pict>
+          <w:sz w:val="30"/>
+          <w:szCs w:val="30"/>
+        </w:rPr>
+      </w:pPr>
+      <w:r>
+        <w:rPr>
+          <w:sz w:val="30"/>
+          <w:szCs w:val="30"/>
+        </w:rPr>
+        <w:lastRenderedPageBreak/>
+        <w:t>6.3 Confusion Matrix</w:t>
       </w:r>
     </w:p>
     <w:p>
       <w:pPr>
         <w:rPr>
-          <w:sz w:val="30"/>
-          <w:szCs w:val="30"/>
-        </w:rPr>
-      </w:pPr>
-      <w:r>
-        <w:rPr>
-          <w:sz w:val="30"/>
-          <w:szCs w:val="30"/>
-        </w:rPr>
-        <w:t>6.3 Confusion Matrix</w:t>
-      </w:r>
-    </w:p>
-    <w:p>
-      <w:pPr>
-        <w:rPr>
           <w:sz w:val="24"/>
           <w:szCs w:val="24"/>
         </w:rPr>
       </w:pPr>
-      <w:r>
-        <w:rPr>
-          <w:rStyle w:val="Strong"/>
-          <w:rFonts w:ascii="Segoe UI Symbol" w:hAnsi="Segoe UI Symbol" w:cs="Segoe UI Symbol"/>
-          <w:color w:val="F9FAFB"/>
-        </w:rPr>
-        <w:t>📷</w:t>
-      </w:r>
-      <w:r>
-        <w:rPr>
-          <w:rStyle w:val="Strong"/>
-          <w:rFonts w:ascii="Segoe UI" w:hAnsi="Segoe UI" w:cs="Segoe UI"/>
-          <w:color w:val="F9FAFB"/>
-        </w:rPr>
-        <w:t xml:space="preserve"> SCREENSHOT:</w:t>
-      </w:r>
-      <w:r>
-        <w:t> </w:t>
-      </w:r>
       <w:r>
         <w:rPr>
           <w:noProof/>
@@ -8800,25 +8543,19 @@
         <w:rPr>
           <w:rStyle w:val="Strong"/>
           <w:rFonts w:ascii="Segoe UI" w:hAnsi="Segoe UI" w:cs="Segoe UI"/>
-          <w:color w:val="F9FAFB"/>
+          <w:b w:val="0"/>
+          <w:color w:val="000000" w:themeColor="text1"/>
         </w:rPr>
         <w:t>Interpretation:</w:t>
       </w:r>
       <w:r>
-        <w:t> Only 1 misclassification out of 209 test samples (99.5% accuracy). The single error was a High-risk case predicted as Low.</w:t>
-      </w:r>
-    </w:p>
-    <w:p>
-      <w:pPr>
-        <w:rPr>
-          <w:rFonts w:ascii="Times New Roman" w:hAnsi="Times New Roman" w:cs="Times New Roman"/>
-        </w:rPr>
-      </w:pPr>
-      <w:r>
-        <w:lastRenderedPageBreak/>
-        <w:pict>
-          <v:rect id="_x0000_i1236" style="width:0;height:.75pt" o:hralign="center" o:hrstd="t" o:hr="t" fillcolor="#a0a0a0" stroked="f"/>
-        </w:pict>
+        <w:rPr>
+          <w:color w:val="000000" w:themeColor="text1"/>
+        </w:rPr>
+        <w:t> </w:t>
+      </w:r>
+      <w:r>
+        <w:t>Only 1 misclassification out of 209 test samples (99.5% accuracy). The single error was a High-risk case predicted as Low.</w:t>
       </w:r>
     </w:p>
     <w:p>
@@ -8939,6 +8676,8 @@
           <w:rFonts w:ascii="Consolas" w:hAnsi="Consolas"/>
         </w:rPr>
       </w:pPr>
+      <w:bookmarkStart w:id="0" w:name="_GoBack"/>
+      <w:bookmarkEnd w:id="0"/>
       <w:r>
         <w:rPr>
           <w:rFonts w:ascii="Consolas" w:hAnsi="Consolas"/>
@@ -9018,56 +8757,17 @@
     <w:p>
       <w:pPr>
         <w:rPr>
-          <w:rFonts w:ascii="Times New Roman" w:hAnsi="Times New Roman"/>
-        </w:rPr>
-      </w:pPr>
-      <w:r>
-        <w:pict>
-          <v:rect id="_x0000_i1237" style="width:0;height:.75pt" o:hralign="center" o:hrstd="t" o:hr="t" fillcolor="#a0a0a0" stroked="f"/>
-        </w:pict>
-      </w:r>
-    </w:p>
-    <w:p>
-      <w:pPr>
+          <w:sz w:val="24"/>
+          <w:szCs w:val="24"/>
+        </w:rPr>
+      </w:pPr>
+      <w:r>
         <w:rPr>
           <w:sz w:val="30"/>
           <w:szCs w:val="30"/>
         </w:rPr>
-      </w:pPr>
-      <w:r>
-        <w:rPr>
-          <w:sz w:val="30"/>
-          <w:szCs w:val="30"/>
-        </w:rPr>
+        <w:lastRenderedPageBreak/>
         <w:t>6.5 ROC Curves</w:t>
-      </w:r>
-    </w:p>
-    <w:p>
-      <w:pPr>
-        <w:rPr>
-          <w:sz w:val="24"/>
-          <w:szCs w:val="24"/>
-        </w:rPr>
-      </w:pPr>
-      <w:r>
-        <w:rPr>
-          <w:rStyle w:val="Strong"/>
-          <w:rFonts w:ascii="Segoe UI Symbol" w:hAnsi="Segoe UI Symbol" w:cs="Segoe UI Symbol"/>
-          <w:color w:val="F9FAFB"/>
-        </w:rPr>
-        <w:lastRenderedPageBreak/>
-        <w:t>📷</w:t>
-      </w:r>
-      <w:r>
-        <w:rPr>
-          <w:rStyle w:val="Strong"/>
-          <w:rFonts w:ascii="Segoe UI" w:hAnsi="Segoe UI" w:cs="Segoe UI"/>
-          <w:color w:val="F9FAFB"/>
-        </w:rPr>
-        <w:t xml:space="preserve"> SCREENSHOT:</w:t>
-      </w:r>
-      <w:r>
-        <w:t> </w:t>
       </w:r>
       <w:r>
         <w:rPr>
@@ -9126,6 +8826,14 @@
     <w:tbl>
       <w:tblPr>
         <w:tblW w:w="11280" w:type="dxa"/>
+        <w:tblBorders>
+          <w:top w:val="single" w:sz="4" w:space="0" w:color="auto"/>
+          <w:left w:val="single" w:sz="4" w:space="0" w:color="auto"/>
+          <w:bottom w:val="single" w:sz="4" w:space="0" w:color="auto"/>
+          <w:right w:val="single" w:sz="4" w:space="0" w:color="auto"/>
+          <w:insideH w:val="single" w:sz="4" w:space="0" w:color="auto"/>
+          <w:insideV w:val="single" w:sz="4" w:space="0" w:color="auto"/>
+        </w:tblBorders>
         <w:tblCellMar>
           <w:top w:w="15" w:type="dxa"/>
           <w:left w:w="15" w:type="dxa"/>
@@ -9135,8 +8843,8 @@
         <w:tblLook w:val="04A0" w:firstRow="1" w:lastRow="0" w:firstColumn="1" w:lastColumn="0" w:noHBand="0" w:noVBand="1"/>
       </w:tblPr>
       <w:tblGrid>
-        <w:gridCol w:w="4963"/>
-        <w:gridCol w:w="6317"/>
+        <w:gridCol w:w="4824"/>
+        <w:gridCol w:w="6456"/>
       </w:tblGrid>
       <w:tr>
         <w:trPr>
@@ -9145,9 +8853,6 @@
         <w:tc>
           <w:tcPr>
             <w:tcW w:w="0" w:type="auto"/>
-            <w:tcBorders>
-              <w:top w:val="nil"/>
-            </w:tcBorders>
             <w:tcMar>
               <w:top w:w="150" w:type="dxa"/>
               <w:left w:w="0" w:type="dxa"/>
@@ -9176,9 +8881,6 @@
         <w:tc>
           <w:tcPr>
             <w:tcW w:w="0" w:type="auto"/>
-            <w:tcBorders>
-              <w:top w:val="nil"/>
-            </w:tcBorders>
             <w:tcMar>
               <w:top w:w="150" w:type="dxa"/>
               <w:left w:w="240" w:type="dxa"/>
@@ -9221,6 +8923,7 @@
           <w:p>
             <w:pPr>
               <w:rPr>
+                <w:b/>
                 <w:sz w:val="23"/>
                 <w:szCs w:val="23"/>
               </w:rPr>
@@ -9229,6 +8932,7 @@
               <w:rPr>
                 <w:rStyle w:val="Strong"/>
                 <w:rFonts w:ascii="Segoe UI" w:hAnsi="Segoe UI" w:cs="Segoe UI"/>
+                <w:b w:val="0"/>
                 <w:sz w:val="23"/>
                 <w:szCs w:val="23"/>
               </w:rPr>
@@ -9251,6 +8955,7 @@
           <w:p>
             <w:pPr>
               <w:rPr>
+                <w:b/>
                 <w:sz w:val="23"/>
                 <w:szCs w:val="23"/>
               </w:rPr>
@@ -9259,6 +8964,7 @@
               <w:rPr>
                 <w:rStyle w:val="Strong"/>
                 <w:rFonts w:ascii="Segoe UI" w:hAnsi="Segoe UI" w:cs="Segoe UI"/>
+                <w:b w:val="0"/>
                 <w:sz w:val="23"/>
                 <w:szCs w:val="23"/>
               </w:rPr>
@@ -9283,6 +8989,7 @@
           <w:p>
             <w:pPr>
               <w:rPr>
+                <w:b/>
                 <w:sz w:val="23"/>
                 <w:szCs w:val="23"/>
               </w:rPr>
@@ -9291,6 +8998,7 @@
               <w:rPr>
                 <w:rStyle w:val="Strong"/>
                 <w:rFonts w:ascii="Segoe UI" w:hAnsi="Segoe UI" w:cs="Segoe UI"/>
+                <w:b w:val="0"/>
                 <w:sz w:val="23"/>
                 <w:szCs w:val="23"/>
               </w:rPr>
@@ -9313,6 +9021,7 @@
           <w:p>
             <w:pPr>
               <w:rPr>
+                <w:b/>
                 <w:sz w:val="23"/>
                 <w:szCs w:val="23"/>
               </w:rPr>
@@ -9321,6 +9030,7 @@
               <w:rPr>
                 <w:rStyle w:val="Strong"/>
                 <w:rFonts w:ascii="Segoe UI" w:hAnsi="Segoe UI" w:cs="Segoe UI"/>
+                <w:b w:val="0"/>
                 <w:sz w:val="23"/>
                 <w:szCs w:val="23"/>
               </w:rPr>
@@ -9345,6 +9055,7 @@
           <w:p>
             <w:pPr>
               <w:rPr>
+                <w:b/>
                 <w:sz w:val="23"/>
                 <w:szCs w:val="23"/>
               </w:rPr>
@@ -9353,6 +9064,7 @@
               <w:rPr>
                 <w:rStyle w:val="Strong"/>
                 <w:rFonts w:ascii="Segoe UI" w:hAnsi="Segoe UI" w:cs="Segoe UI"/>
+                <w:b w:val="0"/>
                 <w:sz w:val="23"/>
                 <w:szCs w:val="23"/>
               </w:rPr>
@@ -9375,6 +9087,7 @@
           <w:p>
             <w:pPr>
               <w:rPr>
+                <w:b/>
                 <w:sz w:val="23"/>
                 <w:szCs w:val="23"/>
               </w:rPr>
@@ -9383,6 +9096,7 @@
               <w:rPr>
                 <w:rStyle w:val="Strong"/>
                 <w:rFonts w:ascii="Segoe UI" w:hAnsi="Segoe UI" w:cs="Segoe UI"/>
+                <w:b w:val="0"/>
                 <w:sz w:val="23"/>
                 <w:szCs w:val="23"/>
               </w:rPr>
@@ -9403,67 +9117,36 @@
         <w:rPr>
           <w:rStyle w:val="Strong"/>
           <w:rFonts w:ascii="Segoe UI" w:hAnsi="Segoe UI" w:cs="Segoe UI"/>
-          <w:color w:val="F9FAFB"/>
+          <w:b w:val="0"/>
+          <w:color w:val="000000" w:themeColor="text1"/>
         </w:rPr>
         <w:t>Interpretation:</w:t>
       </w:r>
       <w:r>
-        <w:t> Perfect AUC scores confirm the model has excellent discriminative ability for all three risk classes.</w:t>
+        <w:rPr>
+          <w:b/>
+          <w:color w:val="000000" w:themeColor="text1"/>
+        </w:rPr>
+        <w:t> </w:t>
+      </w:r>
+      <w:r>
+        <w:t>Perfect AUC scores confirm the model has excellent discriminative ability for all three risk classes.</w:t>
       </w:r>
     </w:p>
     <w:p>
       <w:pPr>
         <w:rPr>
-          <w:rFonts w:ascii="Times New Roman" w:hAnsi="Times New Roman" w:cs="Times New Roman"/>
-        </w:rPr>
-      </w:pPr>
-      <w:r>
-        <w:lastRenderedPageBreak/>
-        <w:pict>
-          <v:rect id="_x0000_i1238" style="width:0;height:.75pt" o:hralign="center" o:hrstd="t" o:hr="t" fillcolor="#a0a0a0" stroked="f"/>
-        </w:pict>
-      </w:r>
-    </w:p>
-    <w:p>
-      <w:pPr>
+          <w:sz w:val="24"/>
+          <w:szCs w:val="24"/>
+        </w:rPr>
+      </w:pPr>
+      <w:r>
         <w:rPr>
           <w:sz w:val="30"/>
           <w:szCs w:val="30"/>
         </w:rPr>
-      </w:pPr>
-      <w:r>
-        <w:rPr>
-          <w:sz w:val="30"/>
-          <w:szCs w:val="30"/>
-        </w:rPr>
+        <w:lastRenderedPageBreak/>
         <w:t>6.6 Precision-Recall Curves</w:t>
-      </w:r>
-    </w:p>
-    <w:p>
-      <w:pPr>
-        <w:rPr>
-          <w:sz w:val="24"/>
-          <w:szCs w:val="24"/>
-        </w:rPr>
-      </w:pPr>
-      <w:r>
-        <w:rPr>
-          <w:rStyle w:val="Strong"/>
-          <w:rFonts w:ascii="Segoe UI Symbol" w:hAnsi="Segoe UI Symbol" w:cs="Segoe UI Symbol"/>
-          <w:color w:val="F9FAFB"/>
-        </w:rPr>
-        <w:t>📷</w:t>
-      </w:r>
-      <w:r>
-        <w:rPr>
-          <w:rStyle w:val="Strong"/>
-          <w:rFonts w:ascii="Segoe UI" w:hAnsi="Segoe UI" w:cs="Segoe UI"/>
-          <w:color w:val="F9FAFB"/>
-        </w:rPr>
-        <w:t xml:space="preserve"> SCREENSHOT:</w:t>
-      </w:r>
-      <w:r>
-        <w:t> </w:t>
       </w:r>
       <w:r>
         <w:rPr>
@@ -9524,12 +9207,19 @@
         <w:rPr>
           <w:rStyle w:val="Strong"/>
           <w:rFonts w:ascii="Segoe UI" w:hAnsi="Segoe UI" w:cs="Segoe UI"/>
-          <w:color w:val="F9FAFB"/>
+          <w:b w:val="0"/>
+          <w:color w:val="000000" w:themeColor="text1"/>
         </w:rPr>
         <w:t>Interpretation:</w:t>
       </w:r>
       <w:r>
-        <w:t> The Precision-Recall curves show excellent performance across all classes. The High class curve shows slightly more variability at higher recall thresholds, consistent with the confusion matrix.</w:t>
+        <w:rPr>
+          <w:color w:val="000000" w:themeColor="text1"/>
+        </w:rPr>
+        <w:t> </w:t>
+      </w:r>
+      <w:r>
+        <w:t>The Precision-Recall curves show excellent performance across all classes. The High class curve shows slightly more variability at higher recall thresholds, consistent with the confusion matrix.</w:t>
       </w:r>
     </w:p>
     <w:p>
@@ -9538,53 +9228,21 @@
           <w:rFonts w:ascii="Times New Roman" w:hAnsi="Times New Roman" w:cs="Times New Roman"/>
         </w:rPr>
       </w:pPr>
-      <w:r>
-        <w:pict>
-          <v:rect id="_x0000_i1239" style="width:0;height:.75pt" o:hralign="center" o:hrstd="t" o:hr="t" fillcolor="#a0a0a0" stroked="f"/>
-        </w:pict>
-      </w:r>
     </w:p>
     <w:p>
       <w:pPr>
         <w:rPr>
+          <w:sz w:val="24"/>
+          <w:szCs w:val="24"/>
+        </w:rPr>
+      </w:pPr>
+      <w:r>
+        <w:rPr>
           <w:sz w:val="30"/>
           <w:szCs w:val="30"/>
         </w:rPr>
-      </w:pPr>
-      <w:r>
-        <w:rPr>
-          <w:sz w:val="30"/>
-          <w:szCs w:val="30"/>
-        </w:rPr>
+        <w:lastRenderedPageBreak/>
         <w:t>6.7 Learning Curve</w:t>
-      </w:r>
-    </w:p>
-    <w:p>
-      <w:pPr>
-        <w:rPr>
-          <w:sz w:val="24"/>
-          <w:szCs w:val="24"/>
-        </w:rPr>
-      </w:pPr>
-      <w:r>
-        <w:rPr>
-          <w:rStyle w:val="Strong"/>
-          <w:rFonts w:ascii="Segoe UI Symbol" w:hAnsi="Segoe UI Symbol" w:cs="Segoe UI Symbol"/>
-          <w:color w:val="F9FAFB"/>
-        </w:rPr>
-        <w:lastRenderedPageBreak/>
-        <w:t>📷</w:t>
-      </w:r>
-      <w:r>
-        <w:rPr>
-          <w:rStyle w:val="Strong"/>
-          <w:rFonts w:ascii="Segoe UI" w:hAnsi="Segoe UI" w:cs="Segoe UI"/>
-          <w:color w:val="F9FAFB"/>
-        </w:rPr>
-        <w:t xml:space="preserve"> SCREENSHOT:</w:t>
-      </w:r>
-      <w:r>
-        <w:t> </w:t>
       </w:r>
       <w:r>
         <w:rPr>
@@ -9645,12 +9303,19 @@
         <w:rPr>
           <w:rStyle w:val="Strong"/>
           <w:rFonts w:ascii="Segoe UI" w:hAnsi="Segoe UI" w:cs="Segoe UI"/>
-          <w:color w:val="F9FAFB"/>
+          <w:b w:val="0"/>
+          <w:color w:val="000000" w:themeColor="text1"/>
         </w:rPr>
         <w:t>Interpretation:</w:t>
       </w:r>
       <w:r>
-        <w:t> The learning curve shows:</w:t>
+        <w:rPr>
+          <w:color w:val="000000" w:themeColor="text1"/>
+        </w:rPr>
+        <w:t> </w:t>
+      </w:r>
+      <w:r>
+        <w:t>The learning curve shows:</w:t>
       </w:r>
     </w:p>
     <w:p>
@@ -9671,44 +9336,24 @@
     <w:p>
       <w:pPr>
         <w:rPr>
-          <w:rFonts w:ascii="Times New Roman" w:hAnsi="Times New Roman" w:cs="Times New Roman"/>
-        </w:rPr>
-      </w:pPr>
-      <w:r>
-        <w:pict>
-          <v:rect id="_x0000_i1240" style="width:0;height:.75pt" o:hralign="center" o:hrstd="t" o:hr="t" fillcolor="#a0a0a0" stroked="f"/>
-        </w:pict>
-      </w:r>
-    </w:p>
-    <w:p>
-      <w:pPr>
+          <w:sz w:val="24"/>
+          <w:szCs w:val="24"/>
+        </w:rPr>
+      </w:pPr>
+      <w:r>
         <w:rPr>
           <w:sz w:val="30"/>
           <w:szCs w:val="30"/>
         </w:rPr>
-      </w:pPr>
-      <w:r>
-        <w:rPr>
-          <w:sz w:val="30"/>
-          <w:szCs w:val="30"/>
-        </w:rPr>
+        <w:lastRenderedPageBreak/>
         <w:t>6.8 Feature Importance</w:t>
       </w:r>
-    </w:p>
-    <w:p>
-      <w:pPr>
-        <w:rPr>
-          <w:sz w:val="24"/>
-          <w:szCs w:val="24"/>
-        </w:rPr>
-      </w:pPr>
       <w:r>
         <w:rPr>
           <w:rStyle w:val="Strong"/>
           <w:rFonts w:ascii="Segoe UI Symbol" w:hAnsi="Segoe UI Symbol" w:cs="Segoe UI Symbol"/>
           <w:color w:val="F9FAFB"/>
         </w:rPr>
-        <w:lastRenderedPageBreak/>
         <w:t>📷</w:t>
       </w:r>
       <w:r>
@@ -9779,6 +9424,14 @@
     <w:tbl>
       <w:tblPr>
         <w:tblW w:w="11280" w:type="dxa"/>
+        <w:tblBorders>
+          <w:top w:val="single" w:sz="4" w:space="0" w:color="auto"/>
+          <w:left w:val="single" w:sz="4" w:space="0" w:color="auto"/>
+          <w:bottom w:val="single" w:sz="4" w:space="0" w:color="auto"/>
+          <w:right w:val="single" w:sz="4" w:space="0" w:color="auto"/>
+          <w:insideH w:val="single" w:sz="4" w:space="0" w:color="auto"/>
+          <w:insideV w:val="single" w:sz="4" w:space="0" w:color="auto"/>
+        </w:tblBorders>
         <w:tblCellMar>
           <w:top w:w="15" w:type="dxa"/>
           <w:left w:w="15" w:type="dxa"/>
@@ -9799,9 +9452,6 @@
         <w:tc>
           <w:tcPr>
             <w:tcW w:w="0" w:type="auto"/>
-            <w:tcBorders>
-              <w:top w:val="nil"/>
-            </w:tcBorders>
             <w:tcMar>
               <w:top w:w="150" w:type="dxa"/>
               <w:left w:w="0" w:type="dxa"/>
@@ -9830,9 +9480,6 @@
         <w:tc>
           <w:tcPr>
             <w:tcW w:w="0" w:type="auto"/>
-            <w:tcBorders>
-              <w:top w:val="nil"/>
-            </w:tcBorders>
             <w:tcMar>
               <w:top w:w="150" w:type="dxa"/>
               <w:left w:w="240" w:type="dxa"/>
@@ -9861,9 +9508,6 @@
         <w:tc>
           <w:tcPr>
             <w:tcW w:w="0" w:type="auto"/>
-            <w:tcBorders>
-              <w:top w:val="nil"/>
-            </w:tcBorders>
             <w:tcMar>
               <w:top w:w="150" w:type="dxa"/>
               <w:left w:w="240" w:type="dxa"/>
@@ -9934,6 +9578,7 @@
           <w:p>
             <w:pPr>
               <w:rPr>
+                <w:b/>
                 <w:sz w:val="23"/>
                 <w:szCs w:val="23"/>
               </w:rPr>
@@ -9943,6 +9588,7 @@
               <w:rPr>
                 <w:rStyle w:val="Strong"/>
                 <w:rFonts w:ascii="Segoe UI" w:hAnsi="Segoe UI" w:cs="Segoe UI"/>
+                <w:b w:val="0"/>
                 <w:sz w:val="23"/>
                 <w:szCs w:val="23"/>
               </w:rPr>
@@ -9966,6 +9612,7 @@
           <w:p>
             <w:pPr>
               <w:rPr>
+                <w:b/>
                 <w:sz w:val="23"/>
                 <w:szCs w:val="23"/>
               </w:rPr>
@@ -9974,6 +9621,7 @@
               <w:rPr>
                 <w:rStyle w:val="Strong"/>
                 <w:rFonts w:ascii="Segoe UI" w:hAnsi="Segoe UI" w:cs="Segoe UI"/>
+                <w:b w:val="0"/>
                 <w:sz w:val="23"/>
                 <w:szCs w:val="23"/>
               </w:rPr>
@@ -10026,6 +9674,7 @@
           <w:p>
             <w:pPr>
               <w:rPr>
+                <w:b/>
                 <w:sz w:val="23"/>
                 <w:szCs w:val="23"/>
               </w:rPr>
@@ -10035,6 +9684,7 @@
               <w:rPr>
                 <w:rStyle w:val="Strong"/>
                 <w:rFonts w:ascii="Segoe UI" w:hAnsi="Segoe UI" w:cs="Segoe UI"/>
+                <w:b w:val="0"/>
                 <w:sz w:val="23"/>
                 <w:szCs w:val="23"/>
               </w:rPr>
@@ -10058,6 +9708,7 @@
           <w:p>
             <w:pPr>
               <w:rPr>
+                <w:b/>
                 <w:sz w:val="23"/>
                 <w:szCs w:val="23"/>
               </w:rPr>
@@ -10066,6 +9717,7 @@
               <w:rPr>
                 <w:rStyle w:val="Strong"/>
                 <w:rFonts w:ascii="Segoe UI" w:hAnsi="Segoe UI" w:cs="Segoe UI"/>
+                <w:b w:val="0"/>
                 <w:sz w:val="23"/>
                 <w:szCs w:val="23"/>
               </w:rPr>
@@ -10118,6 +9770,7 @@
           <w:p>
             <w:pPr>
               <w:rPr>
+                <w:b/>
                 <w:sz w:val="23"/>
                 <w:szCs w:val="23"/>
               </w:rPr>
@@ -10127,6 +9780,7 @@
               <w:rPr>
                 <w:rStyle w:val="Strong"/>
                 <w:rFonts w:ascii="Segoe UI" w:hAnsi="Segoe UI" w:cs="Segoe UI"/>
+                <w:b w:val="0"/>
                 <w:sz w:val="23"/>
                 <w:szCs w:val="23"/>
               </w:rPr>
@@ -10150,6 +9804,7 @@
           <w:p>
             <w:pPr>
               <w:rPr>
+                <w:b/>
                 <w:sz w:val="23"/>
                 <w:szCs w:val="23"/>
               </w:rPr>
@@ -10158,6 +9813,7 @@
               <w:rPr>
                 <w:rStyle w:val="Strong"/>
                 <w:rFonts w:ascii="Segoe UI" w:hAnsi="Segoe UI" w:cs="Segoe UI"/>
+                <w:b w:val="0"/>
                 <w:sz w:val="23"/>
                 <w:szCs w:val="23"/>
               </w:rPr>
@@ -10210,6 +9866,7 @@
           <w:p>
             <w:pPr>
               <w:rPr>
+                <w:b/>
                 <w:sz w:val="23"/>
                 <w:szCs w:val="23"/>
               </w:rPr>
@@ -10219,6 +9876,7 @@
               <w:rPr>
                 <w:rStyle w:val="Strong"/>
                 <w:rFonts w:ascii="Segoe UI" w:hAnsi="Segoe UI" w:cs="Segoe UI"/>
+                <w:b w:val="0"/>
                 <w:sz w:val="23"/>
                 <w:szCs w:val="23"/>
               </w:rPr>
@@ -10242,6 +9900,7 @@
           <w:p>
             <w:pPr>
               <w:rPr>
+                <w:b/>
                 <w:sz w:val="23"/>
                 <w:szCs w:val="23"/>
               </w:rPr>
@@ -10250,6 +9909,7 @@
               <w:rPr>
                 <w:rStyle w:val="Strong"/>
                 <w:rFonts w:ascii="Segoe UI" w:hAnsi="Segoe UI" w:cs="Segoe UI"/>
+                <w:b w:val="0"/>
                 <w:sz w:val="23"/>
                 <w:szCs w:val="23"/>
               </w:rPr>
@@ -10793,12 +10453,19 @@
         <w:rPr>
           <w:rStyle w:val="Strong"/>
           <w:rFonts w:ascii="Segoe UI" w:hAnsi="Segoe UI" w:cs="Segoe UI"/>
-          <w:color w:val="F9FAFB"/>
+          <w:b w:val="0"/>
+          <w:color w:val="000000" w:themeColor="text1"/>
         </w:rPr>
         <w:t>Key Insight:</w:t>
       </w:r>
       <w:r>
-        <w:t> The model successfully identified </w:t>
+        <w:rPr>
+          <w:color w:val="000000" w:themeColor="text1"/>
+        </w:rPr>
+        <w:t> </w:t>
+      </w:r>
+      <w:r>
+        <w:t>The model successfully identified </w:t>
       </w:r>
       <w:proofErr w:type="spellStart"/>
       <w:r>
@@ -10823,44 +10490,23 @@
     <w:p>
       <w:pPr>
         <w:rPr>
-          <w:rFonts w:ascii="Times New Roman" w:hAnsi="Times New Roman" w:cs="Times New Roman"/>
-        </w:rPr>
-      </w:pPr>
-      <w:r>
-        <w:pict>
-          <v:rect id="_x0000_i1241" style="width:0;height:.75pt" o:hralign="center" o:hrstd="t" o:hr="t" fillcolor="#a0a0a0" stroked="f"/>
-        </w:pict>
-      </w:r>
-    </w:p>
-    <w:p>
-      <w:pPr>
+          <w:sz w:val="24"/>
+          <w:szCs w:val="24"/>
+        </w:rPr>
+      </w:pPr>
+      <w:r>
         <w:rPr>
           <w:sz w:val="30"/>
           <w:szCs w:val="30"/>
         </w:rPr>
-      </w:pPr>
-      <w:r>
-        <w:rPr>
-          <w:sz w:val="30"/>
-          <w:szCs w:val="30"/>
-        </w:rPr>
         <w:t>6.9 Class Distribution</w:t>
       </w:r>
-    </w:p>
-    <w:p>
-      <w:pPr>
-        <w:rPr>
-          <w:sz w:val="24"/>
-          <w:szCs w:val="24"/>
-        </w:rPr>
-      </w:pPr>
       <w:r>
         <w:rPr>
           <w:rStyle w:val="Strong"/>
           <w:rFonts w:ascii="Segoe UI Symbol" w:hAnsi="Segoe UI Symbol" w:cs="Segoe UI Symbol"/>
           <w:color w:val="F9FAFB"/>
         </w:rPr>
-        <w:lastRenderedPageBreak/>
         <w:t>📷</w:t>
       </w:r>
       <w:r>
@@ -10869,10 +10515,7 @@
           <w:rFonts w:ascii="Segoe UI" w:hAnsi="Segoe UI" w:cs="Segoe UI"/>
           <w:color w:val="F9FAFB"/>
         </w:rPr>
-        <w:t xml:space="preserve"> SCREENSHOT:</w:t>
-      </w:r>
-      <w:r>
-        <w:t> </w:t>
+        <w:t xml:space="preserve"> </w:t>
       </w:r>
       <w:r>
         <w:rPr>
@@ -10931,6 +10574,14 @@
     <w:tbl>
       <w:tblPr>
         <w:tblW w:w="0" w:type="auto"/>
+        <w:tblBorders>
+          <w:top w:val="single" w:sz="4" w:space="0" w:color="auto"/>
+          <w:left w:val="single" w:sz="4" w:space="0" w:color="auto"/>
+          <w:bottom w:val="single" w:sz="4" w:space="0" w:color="auto"/>
+          <w:right w:val="single" w:sz="4" w:space="0" w:color="auto"/>
+          <w:insideH w:val="single" w:sz="4" w:space="0" w:color="auto"/>
+          <w:insideV w:val="single" w:sz="4" w:space="0" w:color="auto"/>
+        </w:tblBorders>
         <w:tblCellMar>
           <w:top w:w="15" w:type="dxa"/>
           <w:left w:w="15" w:type="dxa"/>
@@ -10952,9 +10603,6 @@
         <w:tc>
           <w:tcPr>
             <w:tcW w:w="0" w:type="auto"/>
-            <w:tcBorders>
-              <w:top w:val="nil"/>
-            </w:tcBorders>
             <w:tcMar>
               <w:top w:w="150" w:type="dxa"/>
               <w:left w:w="0" w:type="dxa"/>
@@ -10976,6 +10624,7 @@
                 <w:sz w:val="23"/>
                 <w:szCs w:val="23"/>
               </w:rPr>
+              <w:lastRenderedPageBreak/>
               <w:t>Class</w:t>
             </w:r>
           </w:p>
@@ -10983,9 +10632,6 @@
         <w:tc>
           <w:tcPr>
             <w:tcW w:w="0" w:type="auto"/>
-            <w:tcBorders>
-              <w:top w:val="nil"/>
-            </w:tcBorders>
             <w:tcMar>
               <w:top w:w="150" w:type="dxa"/>
               <w:left w:w="240" w:type="dxa"/>
@@ -11014,9 +10660,6 @@
         <w:tc>
           <w:tcPr>
             <w:tcW w:w="0" w:type="auto"/>
-            <w:tcBorders>
-              <w:top w:val="nil"/>
-            </w:tcBorders>
             <w:tcMar>
               <w:top w:w="150" w:type="dxa"/>
               <w:left w:w="240" w:type="dxa"/>
@@ -11045,9 +10688,6 @@
         <w:tc>
           <w:tcPr>
             <w:tcW w:w="0" w:type="auto"/>
-            <w:tcBorders>
-              <w:top w:val="nil"/>
-            </w:tcBorders>
             <w:tcMar>
               <w:top w:w="150" w:type="dxa"/>
               <w:left w:w="240" w:type="dxa"/>
@@ -11420,46 +11060,23 @@
     <w:p>
       <w:pPr>
         <w:rPr>
-          <w:rFonts w:ascii="Times New Roman" w:hAnsi="Times New Roman" w:cs="Times New Roman"/>
           <w:sz w:val="24"/>
           <w:szCs w:val="24"/>
         </w:rPr>
       </w:pPr>
       <w:r>
-        <w:pict>
-          <v:rect id="_x0000_i1242" style="width:0;height:.75pt" o:hralign="center" o:hrstd="t" o:hr="t" fillcolor="#a0a0a0" stroked="f"/>
-        </w:pict>
-      </w:r>
-    </w:p>
-    <w:p>
-      <w:pPr>
         <w:rPr>
           <w:sz w:val="30"/>
           <w:szCs w:val="30"/>
         </w:rPr>
-      </w:pPr>
-      <w:r>
-        <w:rPr>
-          <w:sz w:val="30"/>
-          <w:szCs w:val="30"/>
-        </w:rPr>
         <w:t>6.10 Cross-Validation Results</w:t>
       </w:r>
-    </w:p>
-    <w:p>
-      <w:pPr>
-        <w:rPr>
-          <w:sz w:val="24"/>
-          <w:szCs w:val="24"/>
-        </w:rPr>
-      </w:pPr>
       <w:r>
         <w:rPr>
           <w:rStyle w:val="Strong"/>
           <w:rFonts w:ascii="Segoe UI Symbol" w:hAnsi="Segoe UI Symbol" w:cs="Segoe UI Symbol"/>
           <w:color w:val="F9FAFB"/>
         </w:rPr>
-        <w:lastRenderedPageBreak/>
         <w:t>📷</w:t>
       </w:r>
       <w:r>
@@ -11468,10 +11085,7 @@
           <w:rFonts w:ascii="Segoe UI" w:hAnsi="Segoe UI" w:cs="Segoe UI"/>
           <w:color w:val="F9FAFB"/>
         </w:rPr>
-        <w:t xml:space="preserve"> SCREENSHOT:</w:t>
-      </w:r>
-      <w:r>
-        <w:t> </w:t>
+        <w:t xml:space="preserve"> </w:t>
       </w:r>
       <w:r>
         <w:rPr>
@@ -11532,12 +11146,19 @@
         <w:rPr>
           <w:rStyle w:val="Strong"/>
           <w:rFonts w:ascii="Segoe UI" w:hAnsi="Segoe UI" w:cs="Segoe UI"/>
-          <w:color w:val="F9FAFB"/>
+          <w:b w:val="0"/>
+          <w:color w:val="000000" w:themeColor="text1"/>
         </w:rPr>
         <w:t>Interpretation:</w:t>
       </w:r>
       <w:r>
-        <w:t xml:space="preserve"> The cross-validation search shows consistent performance across all tested </w:t>
+        <w:rPr>
+          <w:color w:val="000000" w:themeColor="text1"/>
+        </w:rPr>
+        <w:t> </w:t>
+      </w:r>
+      <w:r>
+        <w:t xml:space="preserve">The cross-validation search shows consistent performance across all tested </w:t>
       </w:r>
       <w:proofErr w:type="spellStart"/>
       <w:r>
@@ -11546,18 +11167,6 @@
       <w:proofErr w:type="spellEnd"/>
       <w:r>
         <w:t xml:space="preserve"> combinations. The best parameters achieved top scores with good stability, confirming the model's robustness.</w:t>
-      </w:r>
-    </w:p>
-    <w:p>
-      <w:pPr>
-        <w:rPr>
-          <w:rFonts w:ascii="Times New Roman" w:hAnsi="Times New Roman" w:cs="Times New Roman"/>
-        </w:rPr>
-      </w:pPr>
-      <w:r>
-        <w:pict>
-          <v:rect id="_x0000_i1243" style="width:0;height:.75pt" o:hralign="center" o:hrstd="t" o:hr="t" fillcolor="#a0a0a0" stroked="f"/>
-        </w:pict>
       </w:r>
     </w:p>
     <w:p>
@@ -11593,6 +11202,14 @@
     <w:tbl>
       <w:tblPr>
         <w:tblW w:w="11280" w:type="dxa"/>
+        <w:tblBorders>
+          <w:top w:val="single" w:sz="4" w:space="0" w:color="auto"/>
+          <w:left w:val="single" w:sz="4" w:space="0" w:color="auto"/>
+          <w:bottom w:val="single" w:sz="4" w:space="0" w:color="auto"/>
+          <w:right w:val="single" w:sz="4" w:space="0" w:color="auto"/>
+          <w:insideH w:val="single" w:sz="4" w:space="0" w:color="auto"/>
+          <w:insideV w:val="single" w:sz="4" w:space="0" w:color="auto"/>
+        </w:tblBorders>
         <w:tblCellMar>
           <w:top w:w="15" w:type="dxa"/>
           <w:left w:w="15" w:type="dxa"/>
@@ -11602,8 +11219,8 @@
         <w:tblLook w:val="04A0" w:firstRow="1" w:lastRow="0" w:firstColumn="1" w:lastColumn="0" w:noHBand="0" w:noVBand="1"/>
       </w:tblPr>
       <w:tblGrid>
-        <w:gridCol w:w="4037"/>
-        <w:gridCol w:w="7243"/>
+        <w:gridCol w:w="3882"/>
+        <w:gridCol w:w="7398"/>
       </w:tblGrid>
       <w:tr>
         <w:trPr>
@@ -11612,9 +11229,6 @@
         <w:tc>
           <w:tcPr>
             <w:tcW w:w="0" w:type="auto"/>
-            <w:tcBorders>
-              <w:top w:val="nil"/>
-            </w:tcBorders>
             <w:tcMar>
               <w:top w:w="150" w:type="dxa"/>
               <w:left w:w="0" w:type="dxa"/>
@@ -11643,9 +11257,6 @@
         <w:tc>
           <w:tcPr>
             <w:tcW w:w="0" w:type="auto"/>
-            <w:tcBorders>
-              <w:top w:val="nil"/>
-            </w:tcBorders>
             <w:tcMar>
               <w:top w:w="150" w:type="dxa"/>
               <w:left w:w="240" w:type="dxa"/>
@@ -11688,6 +11299,7 @@
           <w:p>
             <w:pPr>
               <w:rPr>
+                <w:b/>
                 <w:sz w:val="23"/>
                 <w:szCs w:val="23"/>
               </w:rPr>
@@ -11696,6 +11308,7 @@
               <w:rPr>
                 <w:rStyle w:val="Strong"/>
                 <w:rFonts w:ascii="Segoe UI" w:hAnsi="Segoe UI" w:cs="Segoe UI"/>
+                <w:b w:val="0"/>
                 <w:sz w:val="23"/>
                 <w:szCs w:val="23"/>
               </w:rPr>
@@ -11748,6 +11361,7 @@
           <w:p>
             <w:pPr>
               <w:rPr>
+                <w:b/>
                 <w:sz w:val="23"/>
                 <w:szCs w:val="23"/>
               </w:rPr>
@@ -11756,6 +11370,7 @@
               <w:rPr>
                 <w:rStyle w:val="Strong"/>
                 <w:rFonts w:ascii="Segoe UI" w:hAnsi="Segoe UI" w:cs="Segoe UI"/>
+                <w:b w:val="0"/>
                 <w:sz w:val="23"/>
                 <w:szCs w:val="23"/>
               </w:rPr>
@@ -11808,6 +11423,7 @@
           <w:p>
             <w:pPr>
               <w:rPr>
+                <w:b/>
                 <w:sz w:val="23"/>
                 <w:szCs w:val="23"/>
               </w:rPr>
@@ -11816,6 +11432,7 @@
               <w:rPr>
                 <w:rStyle w:val="Strong"/>
                 <w:rFonts w:ascii="Segoe UI" w:hAnsi="Segoe UI" w:cs="Segoe UI"/>
+                <w:b w:val="0"/>
                 <w:sz w:val="23"/>
                 <w:szCs w:val="23"/>
               </w:rPr>
@@ -11868,6 +11485,7 @@
           <w:p>
             <w:pPr>
               <w:rPr>
+                <w:b/>
                 <w:sz w:val="23"/>
                 <w:szCs w:val="23"/>
               </w:rPr>
@@ -11876,9 +11494,11 @@
               <w:rPr>
                 <w:rStyle w:val="Strong"/>
                 <w:rFonts w:ascii="Segoe UI" w:hAnsi="Segoe UI" w:cs="Segoe UI"/>
-                <w:sz w:val="23"/>
-                <w:szCs w:val="23"/>
-              </w:rPr>
+                <w:b w:val="0"/>
+                <w:sz w:val="23"/>
+                <w:szCs w:val="23"/>
+              </w:rPr>
+              <w:lastRenderedPageBreak/>
               <w:t>Regional Patterns</w:t>
             </w:r>
           </w:p>
@@ -11928,6 +11548,7 @@
           <w:p>
             <w:pPr>
               <w:rPr>
+                <w:b/>
                 <w:sz w:val="23"/>
                 <w:szCs w:val="23"/>
               </w:rPr>
@@ -11936,6 +11557,7 @@
               <w:rPr>
                 <w:rStyle w:val="Strong"/>
                 <w:rFonts w:ascii="Segoe UI" w:hAnsi="Segoe UI" w:cs="Segoe UI"/>
+                <w:b w:val="0"/>
                 <w:sz w:val="23"/>
                 <w:szCs w:val="23"/>
               </w:rPr>
@@ -11988,6 +11610,7 @@
           <w:p>
             <w:pPr>
               <w:rPr>
+                <w:b/>
                 <w:sz w:val="23"/>
                 <w:szCs w:val="23"/>
               </w:rPr>
@@ -11996,6 +11619,7 @@
               <w:rPr>
                 <w:rStyle w:val="Strong"/>
                 <w:rFonts w:ascii="Segoe UI" w:hAnsi="Segoe UI" w:cs="Segoe UI"/>
+                <w:b w:val="0"/>
                 <w:sz w:val="23"/>
                 <w:szCs w:val="23"/>
               </w:rPr>
@@ -12048,6 +11672,7 @@
           <w:p>
             <w:pPr>
               <w:rPr>
+                <w:b/>
                 <w:sz w:val="23"/>
                 <w:szCs w:val="23"/>
               </w:rPr>
@@ -12056,10 +11681,10 @@
               <w:rPr>
                 <w:rStyle w:val="Strong"/>
                 <w:rFonts w:ascii="Segoe UI" w:hAnsi="Segoe UI" w:cs="Segoe UI"/>
-                <w:sz w:val="23"/>
-                <w:szCs w:val="23"/>
-              </w:rPr>
-              <w:lastRenderedPageBreak/>
+                <w:b w:val="0"/>
+                <w:sz w:val="23"/>
+                <w:szCs w:val="23"/>
+              </w:rPr>
               <w:t>Correlations Weak</w:t>
             </w:r>
           </w:p>
@@ -12109,6 +11734,7 @@
           <w:p>
             <w:pPr>
               <w:rPr>
+                <w:b/>
                 <w:sz w:val="23"/>
                 <w:szCs w:val="23"/>
               </w:rPr>
@@ -12117,6 +11743,7 @@
               <w:rPr>
                 <w:rStyle w:val="Strong"/>
                 <w:rFonts w:ascii="Segoe UI" w:hAnsi="Segoe UI" w:cs="Segoe UI"/>
+                <w:b w:val="0"/>
                 <w:sz w:val="23"/>
                 <w:szCs w:val="23"/>
               </w:rPr>
@@ -12180,12 +11807,19 @@
         <w:rPr>
           <w:rStyle w:val="Strong"/>
           <w:rFonts w:ascii="Segoe UI" w:hAnsi="Segoe UI" w:cs="Segoe UI"/>
-          <w:color w:val="F9FAFB"/>
+          <w:b w:val="0"/>
+          <w:color w:val="000000" w:themeColor="text1"/>
         </w:rPr>
         <w:t>Correlation ≠ Causation:</w:t>
       </w:r>
       <w:r>
-        <w:t> Weak simple correlations do not prove a factor is unimportant.</w:t>
+        <w:rPr>
+          <w:color w:val="000000" w:themeColor="text1"/>
+        </w:rPr>
+        <w:t> </w:t>
+      </w:r>
+      <w:r>
+        <w:t>Weak simple correlations do not prove a factor is unimportant.</w:t>
       </w:r>
     </w:p>
     <w:p>
@@ -12193,12 +11827,27 @@
         <w:rPr>
           <w:rStyle w:val="Strong"/>
           <w:rFonts w:ascii="Segoe UI" w:hAnsi="Segoe UI" w:cs="Segoe UI"/>
-          <w:color w:val="F9FAFB"/>
-        </w:rPr>
-        <w:t>Sampling Bias:</w:t>
-      </w:r>
-      <w:r>
-        <w:t> The dataset is skewed toward High-risk observations (46.2%).</w:t>
+          <w:b w:val="0"/>
+          <w:color w:val="000000" w:themeColor="text1"/>
+        </w:rPr>
+        <w:t>Sampling Bias</w:t>
+      </w:r>
+      <w:r>
+        <w:rPr>
+          <w:rStyle w:val="Strong"/>
+          <w:rFonts w:ascii="Segoe UI" w:hAnsi="Segoe UI" w:cs="Segoe UI"/>
+          <w:color w:val="000000" w:themeColor="text1"/>
+        </w:rPr>
+        <w:t>:</w:t>
+      </w:r>
+      <w:r>
+        <w:rPr>
+          <w:color w:val="000000" w:themeColor="text1"/>
+        </w:rPr>
+        <w:t> </w:t>
+      </w:r>
+      <w:r>
+        <w:t>The dataset is skewed toward High-risk observations (46.2%).</w:t>
       </w:r>
     </w:p>
     <w:p>
@@ -12206,12 +11855,19 @@
         <w:rPr>
           <w:rStyle w:val="Strong"/>
           <w:rFonts w:ascii="Segoe UI" w:hAnsi="Segoe UI" w:cs="Segoe UI"/>
-          <w:color w:val="F9FAFB"/>
+          <w:b w:val="0"/>
+          <w:color w:val="000000" w:themeColor="text1"/>
         </w:rPr>
         <w:t>Reporting Quality:</w:t>
       </w:r>
       <w:r>
-        <w:t> Illegal logging data may have reporting biases.</w:t>
+        <w:rPr>
+          <w:color w:val="000000" w:themeColor="text1"/>
+        </w:rPr>
+        <w:t> </w:t>
+      </w:r>
+      <w:r>
+        <w:t>Illegal logging data may have reporting biases.</w:t>
       </w:r>
     </w:p>
     <w:p>
@@ -12219,12 +11875,19 @@
         <w:rPr>
           <w:rStyle w:val="Strong"/>
           <w:rFonts w:ascii="Segoe UI" w:hAnsi="Segoe UI" w:cs="Segoe UI"/>
-          <w:color w:val="F9FAFB"/>
+          <w:b w:val="0"/>
+          <w:color w:val="000000" w:themeColor="text1"/>
         </w:rPr>
         <w:t>Spatial Context Missing:</w:t>
       </w:r>
       <w:r>
-        <w:t> Model lacks precise geographic coordinates.</w:t>
+        <w:rPr>
+          <w:color w:val="000000" w:themeColor="text1"/>
+        </w:rPr>
+        <w:t> </w:t>
+      </w:r>
+      <w:r>
+        <w:t>Model lacks precise geographic coordinates.</w:t>
       </w:r>
     </w:p>
     <w:p>
@@ -12232,24 +11895,19 @@
         <w:rPr>
           <w:rStyle w:val="Strong"/>
           <w:rFonts w:ascii="Segoe UI" w:hAnsi="Segoe UI" w:cs="Segoe UI"/>
-          <w:color w:val="F9FAFB"/>
+          <w:b w:val="0"/>
+          <w:color w:val="000000" w:themeColor="text1"/>
         </w:rPr>
         <w:t>Time Trend:</w:t>
       </w:r>
       <w:r>
-        <w:t> The observed decline may be influenced by changes in sampling.</w:t>
-      </w:r>
-    </w:p>
-    <w:p>
-      <w:pPr>
-        <w:rPr>
-          <w:rFonts w:ascii="Times New Roman" w:hAnsi="Times New Roman" w:cs="Times New Roman"/>
-        </w:rPr>
-      </w:pPr>
-      <w:r>
-        <w:pict>
-          <v:rect id="_x0000_i1244" style="width:0;height:.75pt" o:hralign="center" o:hrstd="t" o:hr="t" fillcolor="#a0a0a0" stroked="f"/>
-        </w:pict>
+        <w:rPr>
+          <w:color w:val="000000" w:themeColor="text1"/>
+        </w:rPr>
+        <w:t> </w:t>
+      </w:r>
+      <w:r>
+        <w:t>The observed decline may be influenced by changes in sampling.</w:t>
       </w:r>
     </w:p>
     <w:p>
@@ -12285,6 +11943,14 @@
     <w:tbl>
       <w:tblPr>
         <w:tblW w:w="11280" w:type="dxa"/>
+        <w:tblBorders>
+          <w:top w:val="single" w:sz="4" w:space="0" w:color="auto"/>
+          <w:left w:val="single" w:sz="4" w:space="0" w:color="auto"/>
+          <w:bottom w:val="single" w:sz="4" w:space="0" w:color="auto"/>
+          <w:right w:val="single" w:sz="4" w:space="0" w:color="auto"/>
+          <w:insideH w:val="single" w:sz="4" w:space="0" w:color="auto"/>
+          <w:insideV w:val="single" w:sz="4" w:space="0" w:color="auto"/>
+        </w:tblBorders>
         <w:tblCellMar>
           <w:top w:w="15" w:type="dxa"/>
           <w:left w:w="15" w:type="dxa"/>
@@ -12294,9 +11960,9 @@
         <w:tblLook w:val="04A0" w:firstRow="1" w:lastRow="0" w:firstColumn="1" w:lastColumn="0" w:noHBand="0" w:noVBand="1"/>
       </w:tblPr>
       <w:tblGrid>
-        <w:gridCol w:w="3576"/>
-        <w:gridCol w:w="1585"/>
-        <w:gridCol w:w="6119"/>
+        <w:gridCol w:w="3426"/>
+        <w:gridCol w:w="1616"/>
+        <w:gridCol w:w="6238"/>
       </w:tblGrid>
       <w:tr>
         <w:trPr>
@@ -12305,9 +11971,6 @@
         <w:tc>
           <w:tcPr>
             <w:tcW w:w="0" w:type="auto"/>
-            <w:tcBorders>
-              <w:top w:val="nil"/>
-            </w:tcBorders>
             <w:tcMar>
               <w:top w:w="150" w:type="dxa"/>
               <w:left w:w="0" w:type="dxa"/>
@@ -12336,9 +11999,6 @@
         <w:tc>
           <w:tcPr>
             <w:tcW w:w="0" w:type="auto"/>
-            <w:tcBorders>
-              <w:top w:val="nil"/>
-            </w:tcBorders>
             <w:tcMar>
               <w:top w:w="150" w:type="dxa"/>
               <w:left w:w="240" w:type="dxa"/>
@@ -12367,9 +12027,6 @@
         <w:tc>
           <w:tcPr>
             <w:tcW w:w="0" w:type="auto"/>
-            <w:tcBorders>
-              <w:top w:val="nil"/>
-            </w:tcBorders>
             <w:tcMar>
               <w:top w:w="150" w:type="dxa"/>
               <w:left w:w="240" w:type="dxa"/>
@@ -12412,6 +12069,7 @@
           <w:p>
             <w:pPr>
               <w:rPr>
+                <w:b/>
                 <w:sz w:val="23"/>
                 <w:szCs w:val="23"/>
               </w:rPr>
@@ -12420,6 +12078,7 @@
               <w:rPr>
                 <w:rStyle w:val="Strong"/>
                 <w:rFonts w:ascii="Segoe UI" w:hAnsi="Segoe UI" w:cs="Segoe UI"/>
+                <w:b w:val="0"/>
                 <w:sz w:val="23"/>
                 <w:szCs w:val="23"/>
               </w:rPr>
@@ -12500,6 +12159,7 @@
           <w:p>
             <w:pPr>
               <w:rPr>
+                <w:b/>
                 <w:sz w:val="23"/>
                 <w:szCs w:val="23"/>
               </w:rPr>
@@ -12508,6 +12168,7 @@
               <w:rPr>
                 <w:rStyle w:val="Strong"/>
                 <w:rFonts w:ascii="Segoe UI" w:hAnsi="Segoe UI" w:cs="Segoe UI"/>
+                <w:b w:val="0"/>
                 <w:sz w:val="23"/>
                 <w:szCs w:val="23"/>
               </w:rPr>
@@ -12588,6 +12249,7 @@
           <w:p>
             <w:pPr>
               <w:rPr>
+                <w:b/>
                 <w:sz w:val="23"/>
                 <w:szCs w:val="23"/>
               </w:rPr>
@@ -12596,6 +12258,7 @@
               <w:rPr>
                 <w:rStyle w:val="Strong"/>
                 <w:rFonts w:ascii="Segoe UI" w:hAnsi="Segoe UI" w:cs="Segoe UI"/>
+                <w:b w:val="0"/>
                 <w:sz w:val="23"/>
                 <w:szCs w:val="23"/>
               </w:rPr>
@@ -12676,6 +12339,7 @@
           <w:p>
             <w:pPr>
               <w:rPr>
+                <w:b/>
                 <w:sz w:val="23"/>
                 <w:szCs w:val="23"/>
               </w:rPr>
@@ -12684,6 +12348,7 @@
               <w:rPr>
                 <w:rStyle w:val="Strong"/>
                 <w:rFonts w:ascii="Segoe UI" w:hAnsi="Segoe UI" w:cs="Segoe UI"/>
+                <w:b w:val="0"/>
                 <w:sz w:val="23"/>
                 <w:szCs w:val="23"/>
               </w:rPr>
@@ -12761,6 +12426,7 @@
           <w:sz w:val="30"/>
           <w:szCs w:val="30"/>
         </w:rPr>
+        <w:lastRenderedPageBreak/>
         <w:t>8.2 Future Work</w:t>
       </w:r>
     </w:p>
@@ -12775,12 +12441,19 @@
         <w:rPr>
           <w:rStyle w:val="Strong"/>
           <w:rFonts w:ascii="Segoe UI" w:hAnsi="Segoe UI" w:cs="Segoe UI"/>
-          <w:color w:val="F9FAFB"/>
+          <w:b w:val="0"/>
+          <w:color w:val="000000" w:themeColor="text1"/>
         </w:rPr>
         <w:t>Causal Analysis:</w:t>
       </w:r>
       <w:r>
-        <w:t> Implement Difference-in-Differences or Instrumental Variables</w:t>
+        <w:rPr>
+          <w:color w:val="000000" w:themeColor="text1"/>
+        </w:rPr>
+        <w:t> </w:t>
+      </w:r>
+      <w:r>
+        <w:t>Implement Difference-in-Differences or Instrumental Variables</w:t>
       </w:r>
     </w:p>
     <w:p>
@@ -12788,12 +12461,27 @@
         <w:rPr>
           <w:rStyle w:val="Strong"/>
           <w:rFonts w:ascii="Segoe UI" w:hAnsi="Segoe UI" w:cs="Segoe UI"/>
-          <w:color w:val="F9FAFB"/>
-        </w:rPr>
-        <w:t>Geospatial Modeling:</w:t>
-      </w:r>
-      <w:r>
-        <w:t> Integrate satellite imagery and geographic coordinates</w:t>
+          <w:b w:val="0"/>
+          <w:color w:val="000000" w:themeColor="text1"/>
+        </w:rPr>
+        <w:t>Geospatial Modeling</w:t>
+      </w:r>
+      <w:r>
+        <w:rPr>
+          <w:rStyle w:val="Strong"/>
+          <w:rFonts w:ascii="Segoe UI" w:hAnsi="Segoe UI" w:cs="Segoe UI"/>
+          <w:color w:val="000000" w:themeColor="text1"/>
+        </w:rPr>
+        <w:t>:</w:t>
+      </w:r>
+      <w:r>
+        <w:rPr>
+          <w:color w:val="000000" w:themeColor="text1"/>
+        </w:rPr>
+        <w:t> </w:t>
+      </w:r>
+      <w:r>
+        <w:t>Integrate satellite imagery and geographic coordinates</w:t>
       </w:r>
     </w:p>
     <w:p>
@@ -12801,12 +12489,36 @@
         <w:rPr>
           <w:rStyle w:val="Strong"/>
           <w:rFonts w:ascii="Segoe UI" w:hAnsi="Segoe UI" w:cs="Segoe UI"/>
-          <w:color w:val="F9FAFB"/>
-        </w:rPr>
-        <w:t>Longitudinal Study:</w:t>
-      </w:r>
-      <w:r>
-        <w:t> Track the same locations over time</w:t>
+          <w:b w:val="0"/>
+          <w:color w:val="000000" w:themeColor="text1"/>
+        </w:rPr>
+        <w:t>Lo</w:t>
+      </w:r>
+      <w:r>
+        <w:rPr>
+          <w:rStyle w:val="Strong"/>
+          <w:rFonts w:ascii="Segoe UI" w:hAnsi="Segoe UI" w:cs="Segoe UI"/>
+          <w:b w:val="0"/>
+          <w:color w:val="000000" w:themeColor="text1"/>
+        </w:rPr>
+        <w:t>ngitudinal Study</w:t>
+      </w:r>
+      <w:r>
+        <w:rPr>
+          <w:rStyle w:val="Strong"/>
+          <w:rFonts w:ascii="Segoe UI" w:hAnsi="Segoe UI" w:cs="Segoe UI"/>
+          <w:color w:val="000000" w:themeColor="text1"/>
+        </w:rPr>
+        <w:t>:</w:t>
+      </w:r>
+      <w:r>
+        <w:rPr>
+          <w:color w:val="000000" w:themeColor="text1"/>
+        </w:rPr>
+        <w:t> </w:t>
+      </w:r>
+      <w:r>
+        <w:t>Track the same locations over time</w:t>
       </w:r>
     </w:p>
     <w:p>
@@ -12814,25 +12526,19 @@
         <w:rPr>
           <w:rStyle w:val="Strong"/>
           <w:rFonts w:ascii="Segoe UI" w:hAnsi="Segoe UI" w:cs="Segoe UI"/>
-          <w:color w:val="F9FAFB"/>
-        </w:rPr>
-        <w:lastRenderedPageBreak/>
+          <w:b w:val="0"/>
+          <w:color w:val="000000" w:themeColor="text1"/>
+        </w:rPr>
         <w:t>Predictive Scenarios:</w:t>
       </w:r>
       <w:r>
-        <w:t> Simulate policy impacts (e.g., fire bans, logging enforcement)</w:t>
-      </w:r>
-    </w:p>
-    <w:p>
-      <w:pPr>
-        <w:rPr>
-          <w:rFonts w:ascii="Times New Roman" w:hAnsi="Times New Roman" w:cs="Times New Roman"/>
-        </w:rPr>
-      </w:pPr>
-      <w:r>
-        <w:pict>
-          <v:rect id="_x0000_i1245" style="width:0;height:.75pt" o:hralign="center" o:hrstd="t" o:hr="t" fillcolor="#a0a0a0" stroked="f"/>
-        </w:pict>
+        <w:rPr>
+          <w:color w:val="000000" w:themeColor="text1"/>
+        </w:rPr>
+        <w:t> </w:t>
+      </w:r>
+      <w:r>
+        <w:t>Simulate policy impacts (e.g., fire bans, logging enforcement)</w:t>
       </w:r>
     </w:p>
     <w:p>
@@ -12868,6 +12574,14 @@
     <w:tbl>
       <w:tblPr>
         <w:tblW w:w="11280" w:type="dxa"/>
+        <w:tblBorders>
+          <w:top w:val="single" w:sz="4" w:space="0" w:color="auto"/>
+          <w:left w:val="single" w:sz="4" w:space="0" w:color="auto"/>
+          <w:bottom w:val="single" w:sz="4" w:space="0" w:color="auto"/>
+          <w:right w:val="single" w:sz="4" w:space="0" w:color="auto"/>
+          <w:insideH w:val="single" w:sz="4" w:space="0" w:color="auto"/>
+          <w:insideV w:val="single" w:sz="4" w:space="0" w:color="auto"/>
+        </w:tblBorders>
         <w:tblCellMar>
           <w:top w:w="15" w:type="dxa"/>
           <w:left w:w="15" w:type="dxa"/>
@@ -12887,9 +12601,6 @@
         <w:tc>
           <w:tcPr>
             <w:tcW w:w="0" w:type="auto"/>
-            <w:tcBorders>
-              <w:top w:val="nil"/>
-            </w:tcBorders>
             <w:tcMar>
               <w:top w:w="150" w:type="dxa"/>
               <w:left w:w="0" w:type="dxa"/>
@@ -12918,9 +12629,6 @@
         <w:tc>
           <w:tcPr>
             <w:tcW w:w="0" w:type="auto"/>
-            <w:tcBorders>
-              <w:top w:val="nil"/>
-            </w:tcBorders>
             <w:tcMar>
               <w:top w:w="150" w:type="dxa"/>
               <w:left w:w="240" w:type="dxa"/>
@@ -13261,6 +12969,14 @@
     <w:tbl>
       <w:tblPr>
         <w:tblW w:w="11280" w:type="dxa"/>
+        <w:tblBorders>
+          <w:top w:val="single" w:sz="4" w:space="0" w:color="auto"/>
+          <w:left w:val="single" w:sz="4" w:space="0" w:color="auto"/>
+          <w:bottom w:val="single" w:sz="4" w:space="0" w:color="auto"/>
+          <w:right w:val="single" w:sz="4" w:space="0" w:color="auto"/>
+          <w:insideH w:val="single" w:sz="4" w:space="0" w:color="auto"/>
+          <w:insideV w:val="single" w:sz="4" w:space="0" w:color="auto"/>
+        </w:tblBorders>
         <w:tblCellMar>
           <w:top w:w="15" w:type="dxa"/>
           <w:left w:w="15" w:type="dxa"/>
@@ -13280,9 +12996,6 @@
         <w:tc>
           <w:tcPr>
             <w:tcW w:w="0" w:type="auto"/>
-            <w:tcBorders>
-              <w:top w:val="nil"/>
-            </w:tcBorders>
             <w:tcMar>
               <w:top w:w="150" w:type="dxa"/>
               <w:left w:w="0" w:type="dxa"/>
@@ -13311,9 +13024,6 @@
         <w:tc>
           <w:tcPr>
             <w:tcW w:w="0" w:type="auto"/>
-            <w:tcBorders>
-              <w:top w:val="nil"/>
-            </w:tcBorders>
             <w:tcMar>
               <w:top w:w="150" w:type="dxa"/>
               <w:left w:w="240" w:type="dxa"/>
@@ -13606,6 +13316,7 @@
                 <w:rFonts w:ascii="Consolas" w:eastAsiaTheme="minorHAnsi" w:hAnsi="Consolas"/>
                 <w:shd w:val="clear" w:color="auto" w:fill="2C2C2E"/>
               </w:rPr>
+              <w:lastRenderedPageBreak/>
               <w:t>metrics.txt</w:t>
             </w:r>
           </w:p>
@@ -13658,6 +13369,14 @@
     <w:tbl>
       <w:tblPr>
         <w:tblW w:w="0" w:type="auto"/>
+        <w:tblBorders>
+          <w:top w:val="single" w:sz="4" w:space="0" w:color="auto"/>
+          <w:left w:val="single" w:sz="4" w:space="0" w:color="auto"/>
+          <w:bottom w:val="single" w:sz="4" w:space="0" w:color="auto"/>
+          <w:right w:val="single" w:sz="4" w:space="0" w:color="auto"/>
+          <w:insideH w:val="single" w:sz="4" w:space="0" w:color="auto"/>
+          <w:insideV w:val="single" w:sz="4" w:space="0" w:color="auto"/>
+        </w:tblBorders>
         <w:tblCellMar>
           <w:top w:w="15" w:type="dxa"/>
           <w:left w:w="15" w:type="dxa"/>
@@ -13670,7 +13389,7 @@
         <w:gridCol w:w="474"/>
         <w:gridCol w:w="4989"/>
         <w:gridCol w:w="1636"/>
-        <w:gridCol w:w="2261"/>
+        <w:gridCol w:w="2251"/>
       </w:tblGrid>
       <w:tr>
         <w:trPr>
@@ -13679,9 +13398,6 @@
         <w:tc>
           <w:tcPr>
             <w:tcW w:w="0" w:type="auto"/>
-            <w:tcBorders>
-              <w:top w:val="nil"/>
-            </w:tcBorders>
             <w:tcMar>
               <w:top w:w="150" w:type="dxa"/>
               <w:left w:w="0" w:type="dxa"/>
@@ -13703,7 +13419,6 @@
                 <w:sz w:val="23"/>
                 <w:szCs w:val="23"/>
               </w:rPr>
-              <w:lastRenderedPageBreak/>
               <w:t>#</w:t>
             </w:r>
           </w:p>
@@ -13711,9 +13426,6 @@
         <w:tc>
           <w:tcPr>
             <w:tcW w:w="0" w:type="auto"/>
-            <w:tcBorders>
-              <w:top w:val="nil"/>
-            </w:tcBorders>
             <w:tcMar>
               <w:top w:w="150" w:type="dxa"/>
               <w:left w:w="240" w:type="dxa"/>
@@ -13742,9 +13454,6 @@
         <w:tc>
           <w:tcPr>
             <w:tcW w:w="0" w:type="auto"/>
-            <w:tcBorders>
-              <w:top w:val="nil"/>
-            </w:tcBorders>
             <w:tcMar>
               <w:top w:w="150" w:type="dxa"/>
               <w:left w:w="240" w:type="dxa"/>
@@ -13773,9 +13482,6 @@
         <w:tc>
           <w:tcPr>
             <w:tcW w:w="0" w:type="auto"/>
-            <w:tcBorders>
-              <w:top w:val="nil"/>
-            </w:tcBorders>
             <w:tcMar>
               <w:top w:w="150" w:type="dxa"/>
               <w:left w:w="240" w:type="dxa"/>
@@ -15211,6 +14917,7 @@
                 <w:sz w:val="23"/>
                 <w:szCs w:val="23"/>
               </w:rPr>
+              <w:lastRenderedPageBreak/>
               <w:t>13</w:t>
             </w:r>
           </w:p>
@@ -15556,7 +15263,6 @@
                 <w:sz w:val="23"/>
                 <w:szCs w:val="23"/>
               </w:rPr>
-              <w:lastRenderedPageBreak/>
               <w:t>16</w:t>
             </w:r>
           </w:p>
@@ -16011,6 +15717,14 @@
     <w:tbl>
       <w:tblPr>
         <w:tblW w:w="11280" w:type="dxa"/>
+        <w:tblBorders>
+          <w:top w:val="single" w:sz="4" w:space="0" w:color="auto"/>
+          <w:left w:val="single" w:sz="4" w:space="0" w:color="auto"/>
+          <w:bottom w:val="single" w:sz="4" w:space="0" w:color="auto"/>
+          <w:right w:val="single" w:sz="4" w:space="0" w:color="auto"/>
+          <w:insideH w:val="single" w:sz="4" w:space="0" w:color="auto"/>
+          <w:insideV w:val="single" w:sz="4" w:space="0" w:color="auto"/>
+        </w:tblBorders>
         <w:tblCellMar>
           <w:top w:w="15" w:type="dxa"/>
           <w:left w:w="15" w:type="dxa"/>
@@ -16030,9 +15744,6 @@
         <w:tc>
           <w:tcPr>
             <w:tcW w:w="0" w:type="auto"/>
-            <w:tcBorders>
-              <w:top w:val="nil"/>
-            </w:tcBorders>
             <w:tcMar>
               <w:top w:w="150" w:type="dxa"/>
               <w:left w:w="0" w:type="dxa"/>
@@ -16061,9 +15772,6 @@
         <w:tc>
           <w:tcPr>
             <w:tcW w:w="0" w:type="auto"/>
-            <w:tcBorders>
-              <w:top w:val="nil"/>
-            </w:tcBorders>
             <w:tcMar>
               <w:top w:w="150" w:type="dxa"/>
               <w:left w:w="240" w:type="dxa"/>
@@ -16271,194 +15979,166 @@
     <w:p>
       <w:pPr>
         <w:rPr>
-          <w:rFonts w:ascii="Times New Roman" w:hAnsi="Times New Roman" w:cs="Times New Roman"/>
+          <w:sz w:val="33"/>
+          <w:szCs w:val="33"/>
+        </w:rPr>
+      </w:pPr>
+      <w:r>
+        <w:rPr>
+          <w:sz w:val="33"/>
+          <w:szCs w:val="33"/>
+        </w:rPr>
+        <w:t>10. Project Status: COMPLETE</w:t>
+      </w:r>
+    </w:p>
+    <w:p>
+      <w:pPr>
+        <w:rPr>
           <w:sz w:val="24"/>
           <w:szCs w:val="24"/>
         </w:rPr>
       </w:pPr>
       <w:r>
-        <w:pict>
-          <v:rect id="_x0000_i1246" style="width:0;height:.75pt" o:hralign="center" o:hrstd="t" o:hr="t" fillcolor="#a0a0a0" stroked="f"/>
-        </w:pict>
+        <w:t>All project phases have been successfully completed:</w:t>
       </w:r>
     </w:p>
     <w:p>
       <w:pPr>
-        <w:rPr>
-          <w:sz w:val="33"/>
-          <w:szCs w:val="33"/>
-        </w:rPr>
-      </w:pPr>
-      <w:r>
-        <w:rPr>
-          <w:sz w:val="33"/>
-          <w:szCs w:val="33"/>
-        </w:rPr>
-        <w:t xml:space="preserve">10. Project Status: </w:t>
-      </w:r>
-      <w:r>
-        <w:rPr>
-          <w:rFonts w:ascii="Segoe UI Symbol" w:hAnsi="Segoe UI Symbol" w:cs="Segoe UI Symbol"/>
-          <w:sz w:val="33"/>
-          <w:szCs w:val="33"/>
-        </w:rPr>
-        <w:t>✅</w:t>
-      </w:r>
-      <w:r>
-        <w:rPr>
-          <w:sz w:val="33"/>
-          <w:szCs w:val="33"/>
-        </w:rPr>
-        <w:t xml:space="preserve"> COMPLETE</w:t>
+        <w:pStyle w:val="ListParagraph"/>
+        <w:numPr>
+          <w:ilvl w:val="0"/>
+          <w:numId w:val="33"/>
+        </w:numPr>
+      </w:pPr>
+      <w:r>
+        <w:t xml:space="preserve"> Data Ingestion &amp; Integration</w:t>
       </w:r>
     </w:p>
     <w:p>
       <w:pPr>
-        <w:rPr>
-          <w:sz w:val="24"/>
-          <w:szCs w:val="24"/>
-        </w:rPr>
-      </w:pPr>
-      <w:r>
-        <w:t>All project phases have been successfully completed:</w:t>
+        <w:pStyle w:val="ListParagraph"/>
+        <w:numPr>
+          <w:ilvl w:val="0"/>
+          <w:numId w:val="33"/>
+        </w:numPr>
+      </w:pPr>
+      <w:r>
+        <w:t xml:space="preserve"> Data Quality Assessment &amp; Cleansing</w:t>
       </w:r>
     </w:p>
     <w:p>
-      <w:r>
-        <w:rPr>
-          <w:rFonts w:ascii="Segoe UI Symbol" w:hAnsi="Segoe UI Symbol" w:cs="Segoe UI Symbol"/>
-        </w:rPr>
-        <w:t>✅</w:t>
-      </w:r>
-      <w:r>
-        <w:t xml:space="preserve"> Data Ingestion &amp; Integration</w:t>
+      <w:pPr>
+        <w:pStyle w:val="ListParagraph"/>
+        <w:numPr>
+          <w:ilvl w:val="0"/>
+          <w:numId w:val="33"/>
+        </w:numPr>
+      </w:pPr>
+      <w:r>
+        <w:t xml:space="preserve"> Feature Engineering</w:t>
       </w:r>
     </w:p>
     <w:p>
-      <w:r>
-        <w:rPr>
-          <w:rFonts w:ascii="Segoe UI Symbol" w:hAnsi="Segoe UI Symbol" w:cs="Segoe UI Symbol"/>
-        </w:rPr>
-        <w:t>✅</w:t>
-      </w:r>
-      <w:r>
-        <w:t xml:space="preserve"> Data Quality Assessment &amp; Cleansing</w:t>
+      <w:pPr>
+        <w:pStyle w:val="ListParagraph"/>
+        <w:numPr>
+          <w:ilvl w:val="0"/>
+          <w:numId w:val="33"/>
+        </w:numPr>
+      </w:pPr>
+      <w:r>
+        <w:t xml:space="preserve"> Exploratory Data Analysis</w:t>
       </w:r>
     </w:p>
     <w:p>
-      <w:r>
-        <w:rPr>
-          <w:rFonts w:ascii="Segoe UI Symbol" w:hAnsi="Segoe UI Symbol" w:cs="Segoe UI Symbol"/>
-        </w:rPr>
-        <w:t>✅</w:t>
-      </w:r>
-      <w:r>
-        <w:t xml:space="preserve"> Feature Engineering</w:t>
+      <w:pPr>
+        <w:pStyle w:val="ListParagraph"/>
+        <w:numPr>
+          <w:ilvl w:val="0"/>
+          <w:numId w:val="33"/>
+        </w:numPr>
+      </w:pPr>
+      <w:r>
+        <w:t xml:space="preserve"> Predictive Modeling</w:t>
       </w:r>
     </w:p>
     <w:p>
-      <w:r>
-        <w:rPr>
-          <w:rFonts w:ascii="Segoe UI Symbol" w:hAnsi="Segoe UI Symbol" w:cs="Segoe UI Symbol"/>
-        </w:rPr>
-        <w:t>✅</w:t>
-      </w:r>
-      <w:r>
-        <w:t xml:space="preserve"> Exploratory Data Analysis</w:t>
+      <w:pPr>
+        <w:pStyle w:val="ListParagraph"/>
+        <w:numPr>
+          <w:ilvl w:val="0"/>
+          <w:numId w:val="33"/>
+        </w:numPr>
+      </w:pPr>
+      <w:r>
+        <w:t xml:space="preserve"> </w:t>
+      </w:r>
+      <w:proofErr w:type="spellStart"/>
+      <w:r>
+        <w:t>Hyperparameter</w:t>
+      </w:r>
+      <w:proofErr w:type="spellEnd"/>
+      <w:r>
+        <w:t xml:space="preserve"> Tuning</w:t>
       </w:r>
     </w:p>
     <w:p>
-      <w:r>
-        <w:rPr>
-          <w:rFonts w:ascii="Segoe UI Symbol" w:hAnsi="Segoe UI Symbol" w:cs="Segoe UI Symbol"/>
-        </w:rPr>
-        <w:t>✅</w:t>
-      </w:r>
-      <w:r>
-        <w:t xml:space="preserve"> Predictive Modeling</w:t>
+      <w:pPr>
+        <w:pStyle w:val="ListParagraph"/>
+        <w:numPr>
+          <w:ilvl w:val="0"/>
+          <w:numId w:val="33"/>
+        </w:numPr>
+      </w:pPr>
+      <w:r>
+        <w:t xml:space="preserve"> Model Evaluation</w:t>
       </w:r>
     </w:p>
     <w:p>
-      <w:r>
-        <w:rPr>
-          <w:rFonts w:ascii="Segoe UI Symbol" w:hAnsi="Segoe UI Symbol" w:cs="Segoe UI Symbol"/>
-        </w:rPr>
-        <w:t>✅</w:t>
-      </w:r>
-      <w:r>
-        <w:t xml:space="preserve"> </w:t>
-      </w:r>
-      <w:proofErr w:type="spellStart"/>
-      <w:r>
-        <w:t>Hyperparameter</w:t>
-      </w:r>
-      <w:proofErr w:type="spellEnd"/>
-      <w:r>
-        <w:t xml:space="preserve"> Tuning</w:t>
+      <w:pPr>
+        <w:pStyle w:val="ListParagraph"/>
+        <w:numPr>
+          <w:ilvl w:val="0"/>
+          <w:numId w:val="33"/>
+        </w:numPr>
+      </w:pPr>
+      <w:r>
+        <w:lastRenderedPageBreak/>
+        <w:t xml:space="preserve"> Visualization &amp; Reporting</w:t>
       </w:r>
     </w:p>
     <w:p>
-      <w:r>
-        <w:rPr>
-          <w:rFonts w:ascii="Segoe UI Symbol" w:hAnsi="Segoe UI Symbol" w:cs="Segoe UI Symbol"/>
-        </w:rPr>
-        <w:t>✅</w:t>
-      </w:r>
-      <w:r>
-        <w:t xml:space="preserve"> Model Evaluation</w:t>
+      <w:pPr>
+        <w:pStyle w:val="ListParagraph"/>
+        <w:numPr>
+          <w:ilvl w:val="0"/>
+          <w:numId w:val="33"/>
+        </w:numPr>
+      </w:pPr>
+      <w:r>
+        <w:t xml:space="preserve"> A</w:t>
+      </w:r>
+      <w:r>
+        <w:t>sset Generation &amp; Documentation</w:t>
       </w:r>
     </w:p>
     <w:p>
       <w:r>
         <w:rPr>
-          <w:rFonts w:ascii="Segoe UI Symbol" w:hAnsi="Segoe UI Symbol" w:cs="Segoe UI Symbol"/>
-        </w:rPr>
-        <w:t>✅</w:t>
-      </w:r>
-      <w:r>
-        <w:t xml:space="preserve"> Visualization &amp; Reporting</w:t>
-      </w:r>
-    </w:p>
-    <w:p>
-      <w:r>
-        <w:rPr>
-          <w:rFonts w:ascii="Segoe UI Symbol" w:hAnsi="Segoe UI Symbol" w:cs="Segoe UI Symbol"/>
-        </w:rPr>
-        <w:lastRenderedPageBreak/>
-        <w:t>✅</w:t>
-      </w:r>
-      <w:r>
-        <w:t xml:space="preserve"> A</w:t>
-      </w:r>
-      <w:r>
-        <w:t>sset Generation &amp; Documentation</w:t>
-      </w:r>
-    </w:p>
-    <w:p>
-      <w:pPr>
-        <w:rPr>
-          <w:rFonts w:ascii="Times New Roman" w:hAnsi="Times New Roman" w:cs="Times New Roman"/>
-          <w:sz w:val="24"/>
-          <w:szCs w:val="24"/>
-        </w:rPr>
-      </w:pPr>
-      <w:r>
-        <w:pict>
-          <v:rect id="_x0000_i1248" style="width:0;height:.75pt" o:hralign="center" o:hrstd="t" o:hr="t" fillcolor="#a0a0a0" stroked="f"/>
-        </w:pict>
-      </w:r>
-    </w:p>
-    <w:p>
-      <w:r>
-        <w:rPr>
           <w:rStyle w:val="Strong"/>
           <w:rFonts w:ascii="Segoe UI" w:hAnsi="Segoe UI" w:cs="Segoe UI"/>
-          <w:color w:val="F9FAFB"/>
+          <w:color w:val="000000" w:themeColor="text1"/>
         </w:rPr>
         <w:t>Prepared by:</w:t>
       </w:r>
       <w:r>
-        <w:t> Report &amp; Integration Lead</w:t>
+        <w:rPr>
+          <w:color w:val="000000" w:themeColor="text1"/>
+        </w:rPr>
+        <w:t> </w:t>
+      </w:r>
+      <w:r>
+        <w:t>Report &amp; Integration Lead</w:t>
       </w:r>
       <w:r>
         <w:br/>
@@ -16467,12 +16147,18 @@
         <w:rPr>
           <w:rStyle w:val="Strong"/>
           <w:rFonts w:ascii="Segoe UI" w:hAnsi="Segoe UI" w:cs="Segoe UI"/>
-          <w:color w:val="F9FAFB"/>
+          <w:color w:val="000000" w:themeColor="text1"/>
         </w:rPr>
         <w:t>Date:</w:t>
       </w:r>
       <w:r>
-        <w:t> October 26, 2023</w:t>
+        <w:rPr>
+          <w:color w:val="000000" w:themeColor="text1"/>
+        </w:rPr>
+        <w:t> </w:t>
+      </w:r>
+      <w:r>
+        <w:t>October 26, 2023</w:t>
       </w:r>
       <w:r>
         <w:br/>
@@ -16481,18 +16167,15 @@
         <w:rPr>
           <w:rStyle w:val="Strong"/>
           <w:rFonts w:ascii="Segoe UI" w:hAnsi="Segoe UI" w:cs="Segoe UI"/>
-          <w:color w:val="F9FAFB"/>
+          <w:color w:val="000000" w:themeColor="text1"/>
         </w:rPr>
         <w:t>Status:</w:t>
       </w:r>
       <w:r>
+        <w:rPr>
+          <w:color w:val="000000" w:themeColor="text1"/>
+        </w:rPr>
         <w:t> </w:t>
-      </w:r>
-      <w:r>
-        <w:rPr>
-          <w:rFonts w:ascii="Segoe UI Symbol" w:hAnsi="Segoe UI Symbol" w:cs="Segoe UI Symbol"/>
-        </w:rPr>
-        <w:t>✅</w:t>
       </w:r>
       <w:r>
         <w:t xml:space="preserve"> COMPLETE</w:t>
@@ -18788,6 +18471,92 @@
     </w:lvl>
   </w:abstractNum>
   <w:abstractNum w:abstractNumId="16" w15:restartNumberingAfterBreak="0">
+    <w:nsid w:val="40F13225"/>
+    <w:multiLevelType w:val="hybridMultilevel"/>
+    <w:tmpl w:val="E0BAEBF4"/>
+    <w:lvl w:ilvl="0" w:tplc="0409000F">
+      <w:start w:val="1"/>
+      <w:numFmt w:val="decimal"/>
+      <w:lvlText w:val="%1."/>
+      <w:lvlJc w:val="left"/>
+      <w:pPr>
+        <w:ind w:left="720" w:hanging="360"/>
+      </w:pPr>
+    </w:lvl>
+    <w:lvl w:ilvl="1" w:tplc="04090019" w:tentative="1">
+      <w:start w:val="1"/>
+      <w:numFmt w:val="lowerLetter"/>
+      <w:lvlText w:val="%2."/>
+      <w:lvlJc w:val="left"/>
+      <w:pPr>
+        <w:ind w:left="1440" w:hanging="360"/>
+      </w:pPr>
+    </w:lvl>
+    <w:lvl w:ilvl="2" w:tplc="0409001B" w:tentative="1">
+      <w:start w:val="1"/>
+      <w:numFmt w:val="lowerRoman"/>
+      <w:lvlText w:val="%3."/>
+      <w:lvlJc w:val="right"/>
+      <w:pPr>
+        <w:ind w:left="2160" w:hanging="180"/>
+      </w:pPr>
+    </w:lvl>
+    <w:lvl w:ilvl="3" w:tplc="0409000F" w:tentative="1">
+      <w:start w:val="1"/>
+      <w:numFmt w:val="decimal"/>
+      <w:lvlText w:val="%4."/>
+      <w:lvlJc w:val="left"/>
+      <w:pPr>
+        <w:ind w:left="2880" w:hanging="360"/>
+      </w:pPr>
+    </w:lvl>
+    <w:lvl w:ilvl="4" w:tplc="04090019" w:tentative="1">
+      <w:start w:val="1"/>
+      <w:numFmt w:val="lowerLetter"/>
+      <w:lvlText w:val="%5."/>
+      <w:lvlJc w:val="left"/>
+      <w:pPr>
+        <w:ind w:left="3600" w:hanging="360"/>
+      </w:pPr>
+    </w:lvl>
+    <w:lvl w:ilvl="5" w:tplc="0409001B" w:tentative="1">
+      <w:start w:val="1"/>
+      <w:numFmt w:val="lowerRoman"/>
+      <w:lvlText w:val="%6."/>
+      <w:lvlJc w:val="right"/>
+      <w:pPr>
+        <w:ind w:left="4320" w:hanging="180"/>
+      </w:pPr>
+    </w:lvl>
+    <w:lvl w:ilvl="6" w:tplc="0409000F" w:tentative="1">
+      <w:start w:val="1"/>
+      <w:numFmt w:val="decimal"/>
+      <w:lvlText w:val="%7."/>
+      <w:lvlJc w:val="left"/>
+      <w:pPr>
+        <w:ind w:left="5040" w:hanging="360"/>
+      </w:pPr>
+    </w:lvl>
+    <w:lvl w:ilvl="7" w:tplc="04090019" w:tentative="1">
+      <w:start w:val="1"/>
+      <w:numFmt w:val="lowerLetter"/>
+      <w:lvlText w:val="%8."/>
+      <w:lvlJc w:val="left"/>
+      <w:pPr>
+        <w:ind w:left="5760" w:hanging="360"/>
+      </w:pPr>
+    </w:lvl>
+    <w:lvl w:ilvl="8" w:tplc="0409001B" w:tentative="1">
+      <w:start w:val="1"/>
+      <w:numFmt w:val="lowerRoman"/>
+      <w:lvlText w:val="%9."/>
+      <w:lvlJc w:val="right"/>
+      <w:pPr>
+        <w:ind w:left="6480" w:hanging="180"/>
+      </w:pPr>
+    </w:lvl>
+  </w:abstractNum>
+  <w:abstractNum w:abstractNumId="17" w15:restartNumberingAfterBreak="0">
     <w:nsid w:val="41674C2F"/>
     <w:multiLevelType w:val="multilevel"/>
     <w:tmpl w:val="C1C65354"/>
@@ -18936,7 +18705,7 @@
       </w:rPr>
     </w:lvl>
   </w:abstractNum>
-  <w:abstractNum w:abstractNumId="17" w15:restartNumberingAfterBreak="0">
+  <w:abstractNum w:abstractNumId="18" w15:restartNumberingAfterBreak="0">
     <w:nsid w:val="47456B14"/>
     <w:multiLevelType w:val="multilevel"/>
     <w:tmpl w:val="6D4EE294"/>
@@ -19049,7 +18818,7 @@
       </w:pPr>
     </w:lvl>
   </w:abstractNum>
-  <w:abstractNum w:abstractNumId="18" w15:restartNumberingAfterBreak="0">
+  <w:abstractNum w:abstractNumId="19" w15:restartNumberingAfterBreak="0">
     <w:nsid w:val="4A001E96"/>
     <w:multiLevelType w:val="multilevel"/>
     <w:tmpl w:val="223015CE"/>
@@ -19198,7 +18967,7 @@
       </w:rPr>
     </w:lvl>
   </w:abstractNum>
-  <w:abstractNum w:abstractNumId="19" w15:restartNumberingAfterBreak="0">
+  <w:abstractNum w:abstractNumId="20" w15:restartNumberingAfterBreak="0">
     <w:nsid w:val="4EE30FEB"/>
     <w:multiLevelType w:val="multilevel"/>
     <w:tmpl w:val="A83A5E5E"/>
@@ -19347,7 +19116,7 @@
       </w:rPr>
     </w:lvl>
   </w:abstractNum>
-  <w:abstractNum w:abstractNumId="20" w15:restartNumberingAfterBreak="0">
+  <w:abstractNum w:abstractNumId="21" w15:restartNumberingAfterBreak="0">
     <w:nsid w:val="584047CF"/>
     <w:multiLevelType w:val="multilevel"/>
     <w:tmpl w:val="35EE4B90"/>
@@ -19496,7 +19265,7 @@
       </w:rPr>
     </w:lvl>
   </w:abstractNum>
-  <w:abstractNum w:abstractNumId="21" w15:restartNumberingAfterBreak="0">
+  <w:abstractNum w:abstractNumId="22" w15:restartNumberingAfterBreak="0">
     <w:nsid w:val="59A73247"/>
     <w:multiLevelType w:val="multilevel"/>
     <w:tmpl w:val="F118EE02"/>
@@ -19609,7 +19378,7 @@
       </w:pPr>
     </w:lvl>
   </w:abstractNum>
-  <w:abstractNum w:abstractNumId="22" w15:restartNumberingAfterBreak="0">
+  <w:abstractNum w:abstractNumId="23" w15:restartNumberingAfterBreak="0">
     <w:nsid w:val="5B0A5350"/>
     <w:multiLevelType w:val="multilevel"/>
     <w:tmpl w:val="F2900604"/>
@@ -19758,7 +19527,7 @@
       </w:rPr>
     </w:lvl>
   </w:abstractNum>
-  <w:abstractNum w:abstractNumId="23" w15:restartNumberingAfterBreak="0">
+  <w:abstractNum w:abstractNumId="24" w15:restartNumberingAfterBreak="0">
     <w:nsid w:val="5C8638A0"/>
     <w:multiLevelType w:val="multilevel"/>
     <w:tmpl w:val="1B560BEA"/>
@@ -19871,7 +19640,7 @@
       </w:pPr>
     </w:lvl>
   </w:abstractNum>
-  <w:abstractNum w:abstractNumId="24" w15:restartNumberingAfterBreak="0">
+  <w:abstractNum w:abstractNumId="25" w15:restartNumberingAfterBreak="0">
     <w:nsid w:val="5D055B99"/>
     <w:multiLevelType w:val="multilevel"/>
     <w:tmpl w:val="6ADA8970"/>
@@ -19984,7 +19753,7 @@
       </w:pPr>
     </w:lvl>
   </w:abstractNum>
-  <w:abstractNum w:abstractNumId="25" w15:restartNumberingAfterBreak="0">
+  <w:abstractNum w:abstractNumId="26" w15:restartNumberingAfterBreak="0">
     <w:nsid w:val="62C740F2"/>
     <w:multiLevelType w:val="multilevel"/>
     <w:tmpl w:val="80F4A30A"/>
@@ -20133,7 +19902,7 @@
       </w:rPr>
     </w:lvl>
   </w:abstractNum>
-  <w:abstractNum w:abstractNumId="26" w15:restartNumberingAfterBreak="0">
+  <w:abstractNum w:abstractNumId="27" w15:restartNumberingAfterBreak="0">
     <w:nsid w:val="636A12A7"/>
     <w:multiLevelType w:val="multilevel"/>
     <w:tmpl w:val="80280B3C"/>
@@ -20246,7 +20015,7 @@
       </w:pPr>
     </w:lvl>
   </w:abstractNum>
-  <w:abstractNum w:abstractNumId="27" w15:restartNumberingAfterBreak="0">
+  <w:abstractNum w:abstractNumId="28" w15:restartNumberingAfterBreak="0">
     <w:nsid w:val="6B3F28B0"/>
     <w:multiLevelType w:val="multilevel"/>
     <w:tmpl w:val="68D63E46"/>
@@ -20359,7 +20128,7 @@
       </w:pPr>
     </w:lvl>
   </w:abstractNum>
-  <w:abstractNum w:abstractNumId="28" w15:restartNumberingAfterBreak="0">
+  <w:abstractNum w:abstractNumId="29" w15:restartNumberingAfterBreak="0">
     <w:nsid w:val="734E3AA7"/>
     <w:multiLevelType w:val="multilevel"/>
     <w:tmpl w:val="D466C488"/>
@@ -20508,7 +20277,7 @@
       </w:rPr>
     </w:lvl>
   </w:abstractNum>
-  <w:abstractNum w:abstractNumId="29" w15:restartNumberingAfterBreak="0">
+  <w:abstractNum w:abstractNumId="30" w15:restartNumberingAfterBreak="0">
     <w:nsid w:val="746C2E8D"/>
     <w:multiLevelType w:val="multilevel"/>
     <w:tmpl w:val="3B6C0ABE"/>
@@ -20621,7 +20390,7 @@
       </w:pPr>
     </w:lvl>
   </w:abstractNum>
-  <w:abstractNum w:abstractNumId="30" w15:restartNumberingAfterBreak="0">
+  <w:abstractNum w:abstractNumId="31" w15:restartNumberingAfterBreak="0">
     <w:nsid w:val="7EBE151F"/>
     <w:multiLevelType w:val="multilevel"/>
     <w:tmpl w:val="12BE6C30"/>
@@ -20770,7 +20539,7 @@
       </w:rPr>
     </w:lvl>
   </w:abstractNum>
-  <w:abstractNum w:abstractNumId="31" w15:restartNumberingAfterBreak="0">
+  <w:abstractNum w:abstractNumId="32" w15:restartNumberingAfterBreak="0">
     <w:nsid w:val="7F117BC9"/>
     <w:multiLevelType w:val="multilevel"/>
     <w:tmpl w:val="6016A2BC"/>
@@ -20920,22 +20689,22 @@
     </w:lvl>
   </w:abstractNum>
   <w:num w:numId="1">
-    <w:abstractNumId w:val="28"/>
+    <w:abstractNumId w:val="29"/>
   </w:num>
   <w:num w:numId="2">
     <w:abstractNumId w:val="6"/>
   </w:num>
   <w:num w:numId="3">
-    <w:abstractNumId w:val="27"/>
+    <w:abstractNumId w:val="28"/>
   </w:num>
   <w:num w:numId="4">
-    <w:abstractNumId w:val="19"/>
+    <w:abstractNumId w:val="20"/>
   </w:num>
   <w:num w:numId="5">
     <w:abstractNumId w:val="13"/>
   </w:num>
   <w:num w:numId="6">
-    <w:abstractNumId w:val="20"/>
+    <w:abstractNumId w:val="21"/>
   </w:num>
   <w:num w:numId="7">
     <w:abstractNumId w:val="4"/>
@@ -20944,22 +20713,22 @@
     <w:abstractNumId w:val="11"/>
   </w:num>
   <w:num w:numId="9">
-    <w:abstractNumId w:val="31"/>
+    <w:abstractNumId w:val="32"/>
   </w:num>
   <w:num w:numId="10">
-    <w:abstractNumId w:val="21"/>
+    <w:abstractNumId w:val="22"/>
   </w:num>
   <w:num w:numId="11">
     <w:abstractNumId w:val="15"/>
   </w:num>
   <w:num w:numId="12">
-    <w:abstractNumId w:val="16"/>
+    <w:abstractNumId w:val="17"/>
   </w:num>
   <w:num w:numId="13">
     <w:abstractNumId w:val="3"/>
   </w:num>
   <w:num w:numId="14">
-    <w:abstractNumId w:val="26"/>
+    <w:abstractNumId w:val="27"/>
   </w:num>
   <w:num w:numId="15">
     <w:abstractNumId w:val="14"/>
@@ -20968,7 +20737,7 @@
     <w:abstractNumId w:val="12"/>
   </w:num>
   <w:num w:numId="17">
-    <w:abstractNumId w:val="30"/>
+    <w:abstractNumId w:val="31"/>
   </w:num>
   <w:num w:numId="18">
     <w:abstractNumId w:val="2"/>
@@ -20977,16 +20746,16 @@
     <w:abstractNumId w:val="1"/>
   </w:num>
   <w:num w:numId="20">
-    <w:abstractNumId w:val="29"/>
+    <w:abstractNumId w:val="30"/>
   </w:num>
   <w:num w:numId="21">
-    <w:abstractNumId w:val="24"/>
+    <w:abstractNumId w:val="25"/>
   </w:num>
   <w:num w:numId="22">
-    <w:abstractNumId w:val="25"/>
+    <w:abstractNumId w:val="26"/>
   </w:num>
   <w:num w:numId="23">
-    <w:abstractNumId w:val="23"/>
+    <w:abstractNumId w:val="24"/>
   </w:num>
   <w:num w:numId="24">
     <w:abstractNumId w:val="9"/>
@@ -21001,19 +20770,22 @@
     <w:abstractNumId w:val="7"/>
   </w:num>
   <w:num w:numId="28">
-    <w:abstractNumId w:val="22"/>
+    <w:abstractNumId w:val="23"/>
   </w:num>
   <w:num w:numId="29">
-    <w:abstractNumId w:val="18"/>
+    <w:abstractNumId w:val="19"/>
   </w:num>
   <w:num w:numId="30">
-    <w:abstractNumId w:val="17"/>
+    <w:abstractNumId w:val="18"/>
   </w:num>
   <w:num w:numId="31">
     <w:abstractNumId w:val="8"/>
   </w:num>
   <w:num w:numId="32">
     <w:abstractNumId w:val="10"/>
+  </w:num>
+  <w:num w:numId="33">
+    <w:abstractNumId w:val="16"/>
   </w:num>
 </w:numbering>
 </file>
@@ -21493,6 +21265,7 @@
   <w:style w:type="character" w:default="1" w:styleId="DefaultParagraphFont">
     <w:name w:val="Default Paragraph Font"/>
     <w:uiPriority w:val="1"/>
+    <w:semiHidden/>
     <w:unhideWhenUsed/>
   </w:style>
   <w:style w:type="table" w:default="1" w:styleId="TableNormal">
@@ -21687,6 +21460,17 @@
       <w:sz w:val="24"/>
       <w:szCs w:val="24"/>
     </w:rPr>
+  </w:style>
+  <w:style w:type="paragraph" w:styleId="ListParagraph">
+    <w:name w:val="List Paragraph"/>
+    <w:basedOn w:val="Normal"/>
+    <w:uiPriority w:val="34"/>
+    <w:qFormat/>
+    <w:rsid w:val="0092539D"/>
+    <w:pPr>
+      <w:ind w:left="720"/>
+      <w:contextualSpacing/>
+    </w:pPr>
   </w:style>
 </w:styles>
 </file>

--- a/report/Final Project Report.docx
+++ b/report/Final Project Report.docx
@@ -31,93 +31,236 @@
       </w:pPr>
       <w:r>
         <w:rPr>
-          <w:rStyle w:val="Strong"/>
-          <w:rFonts w:ascii="Segoe UI" w:hAnsi="Segoe UI" w:cs="Segoe UI"/>
-          <w:color w:val="000000" w:themeColor="text1"/>
-        </w:rPr>
-        <w:t>By:</w:t>
-      </w:r>
-      <w:r>
-        <w:rPr>
-          <w:color w:val="000000" w:themeColor="text1"/>
-        </w:rPr>
-        <w:t> </w:t>
-      </w:r>
-      <w:r>
-        <w:t>Report &amp; Integration Lead</w:t>
-      </w:r>
-      <w:r>
-        <w:t xml:space="preserve">,  </w:t>
+          <w:sz w:val="24"/>
+          <w:szCs w:val="24"/>
+        </w:rPr>
+        <w:t xml:space="preserve">Prepared by: Report &amp; Integration Lead, </w:t>
       </w:r>
       <w:proofErr w:type="spellStart"/>
       <w:r>
+        <w:rPr>
+          <w:sz w:val="24"/>
+          <w:szCs w:val="24"/>
+        </w:rPr>
         <w:t>Kirabo</w:t>
       </w:r>
       <w:proofErr w:type="spellEnd"/>
       <w:r>
+        <w:rPr>
+          <w:sz w:val="24"/>
+          <w:szCs w:val="24"/>
+        </w:rPr>
         <w:t xml:space="preserve"> </w:t>
       </w:r>
       <w:proofErr w:type="spellStart"/>
       <w:r>
+        <w:rPr>
+          <w:sz w:val="24"/>
+          <w:szCs w:val="24"/>
+        </w:rPr>
         <w:t>Eria</w:t>
       </w:r>
       <w:proofErr w:type="spellEnd"/>
       <w:r>
+        <w:rPr>
+          <w:sz w:val="24"/>
+          <w:szCs w:val="24"/>
+        </w:rPr>
         <w:br/>
-      </w:r>
-      <w:r>
-        <w:rPr>
-          <w:rStyle w:val="Strong"/>
-          <w:rFonts w:ascii="Segoe UI" w:hAnsi="Segoe UI" w:cs="Segoe UI"/>
-          <w:color w:val="000000" w:themeColor="text1"/>
-        </w:rPr>
-        <w:t>Date:</w:t>
-      </w:r>
-      <w:r>
-        <w:rPr>
-          <w:color w:val="000000" w:themeColor="text1"/>
-        </w:rPr>
-        <w:t> </w:t>
-      </w:r>
-      <w:r>
-        <w:t>October 26, 2023</w:t>
-      </w:r>
-      <w:r>
+        <w:t>Date: October 26, 2023</w:t>
+      </w:r>
+      <w:r>
+        <w:rPr>
+          <w:sz w:val="24"/>
+          <w:szCs w:val="24"/>
+        </w:rPr>
         <w:br/>
-      </w:r>
-      <w:r>
-        <w:rPr>
-          <w:rStyle w:val="Strong"/>
-          <w:rFonts w:ascii="Segoe UI" w:hAnsi="Segoe UI" w:cs="Segoe UI"/>
-          <w:color w:val="000000" w:themeColor="text1"/>
-        </w:rPr>
-        <w:t>Status:</w:t>
-      </w:r>
-      <w:r>
-        <w:rPr>
-          <w:color w:val="000000" w:themeColor="text1"/>
-        </w:rPr>
-        <w:t xml:space="preserve">  </w:t>
-      </w:r>
-      <w:r>
-        <w:t>COMPLETE</w:t>
+        <w:t>Status:  COMPLETE</w:t>
       </w:r>
     </w:p>
     <w:p>
       <w:pPr>
         <w:rPr>
-          <w:rFonts w:ascii="Times New Roman" w:hAnsi="Times New Roman" w:cs="Times New Roman"/>
-        </w:rPr>
-      </w:pPr>
-      <w:r>
-        <w:pict>
-          <v:rect id="_x0000_i1025" style="width:0;height:.75pt" o:hralign="center" o:hrstd="t" o:hr="t" fillcolor="#a0a0a0" stroked="f"/>
-        </w:pict>
+          <w:sz w:val="33"/>
+          <w:szCs w:val="33"/>
+        </w:rPr>
+      </w:pPr>
+      <w:r>
+        <w:rPr>
+          <w:sz w:val="33"/>
+          <w:szCs w:val="33"/>
+        </w:rPr>
+        <w:t>Table of Contents</w:t>
       </w:r>
     </w:p>
     <w:p>
       <w:pPr>
         <w:rPr>
+          <w:sz w:val="24"/>
+          <w:szCs w:val="24"/>
+        </w:rPr>
+      </w:pPr>
+      <w:r>
+        <w:rPr>
+          <w:sz w:val="24"/>
+          <w:szCs w:val="24"/>
+        </w:rPr>
+        <w:t>Executive Summary</w:t>
+      </w:r>
+    </w:p>
+    <w:p>
+      <w:pPr>
+        <w:rPr>
+          <w:sz w:val="24"/>
+          <w:szCs w:val="24"/>
+        </w:rPr>
+      </w:pPr>
+      <w:r>
+        <w:rPr>
+          <w:sz w:val="24"/>
+          <w:szCs w:val="24"/>
+        </w:rPr>
+        <w:t>Project Objectives</w:t>
+      </w:r>
+    </w:p>
+    <w:p>
+      <w:pPr>
+        <w:rPr>
+          <w:sz w:val="24"/>
+          <w:szCs w:val="24"/>
+        </w:rPr>
+      </w:pPr>
+      <w:r>
+        <w:rPr>
+          <w:sz w:val="24"/>
+          <w:szCs w:val="24"/>
+        </w:rPr>
+        <w:t>Project Overview &amp; Data Preparation</w:t>
+      </w:r>
+    </w:p>
+    <w:p>
+      <w:pPr>
+        <w:rPr>
+          <w:sz w:val="24"/>
+          <w:szCs w:val="24"/>
+        </w:rPr>
+      </w:pPr>
+      <w:r>
+        <w:rPr>
+          <w:sz w:val="24"/>
+          <w:szCs w:val="24"/>
+        </w:rPr>
+        <w:t>Feature Engineering</w:t>
+      </w:r>
+    </w:p>
+    <w:p>
+      <w:pPr>
+        <w:rPr>
+          <w:sz w:val="24"/>
+          <w:szCs w:val="24"/>
+        </w:rPr>
+      </w:pPr>
+      <w:r>
+        <w:rPr>
+          <w:sz w:val="24"/>
+          <w:szCs w:val="24"/>
+        </w:rPr>
+        <w:t>Exploratory Data Analysis (With Visualizations)</w:t>
+      </w:r>
+    </w:p>
+    <w:p>
+      <w:pPr>
+        <w:rPr>
+          <w:sz w:val="24"/>
+          <w:szCs w:val="24"/>
+        </w:rPr>
+      </w:pPr>
+      <w:r>
+        <w:rPr>
+          <w:sz w:val="24"/>
+          <w:szCs w:val="24"/>
+        </w:rPr>
+        <w:t>Predictive Modeling</w:t>
+      </w:r>
+    </w:p>
+    <w:p>
+      <w:pPr>
+        <w:rPr>
+          <w:sz w:val="24"/>
+          <w:szCs w:val="24"/>
+        </w:rPr>
+      </w:pPr>
+      <w:r>
+        <w:rPr>
+          <w:sz w:val="24"/>
+          <w:szCs w:val="24"/>
+        </w:rPr>
+        <w:t>Model Performance &amp; Feature Importance</w:t>
+      </w:r>
+    </w:p>
+    <w:p>
+      <w:pPr>
+        <w:rPr>
+          <w:sz w:val="24"/>
+          <w:szCs w:val="24"/>
+        </w:rPr>
+      </w:pPr>
+      <w:r>
+        <w:rPr>
+          <w:sz w:val="24"/>
+          <w:szCs w:val="24"/>
+        </w:rPr>
+        <w:t>Key Findings &amp; Conclusions</w:t>
+      </w:r>
+    </w:p>
+    <w:p>
+      <w:pPr>
+        <w:rPr>
+          <w:sz w:val="24"/>
+          <w:szCs w:val="24"/>
+        </w:rPr>
+      </w:pPr>
+      <w:r>
+        <w:rPr>
+          <w:sz w:val="24"/>
+          <w:szCs w:val="24"/>
+        </w:rPr>
+        <w:t>Recommendations</w:t>
+      </w:r>
+    </w:p>
+    <w:p>
+      <w:pPr>
+        <w:rPr>
+          <w:sz w:val="24"/>
+          <w:szCs w:val="24"/>
+        </w:rPr>
+      </w:pPr>
+      <w:r>
+        <w:rPr>
+          <w:sz w:val="24"/>
+          <w:szCs w:val="24"/>
+        </w:rPr>
+        <w:t>Project Deliverables</w:t>
+      </w:r>
+    </w:p>
+    <w:p>
+      <w:pPr>
+        <w:rPr>
+          <w:sz w:val="24"/>
+          <w:szCs w:val="24"/>
+        </w:rPr>
+      </w:pPr>
+      <w:r>
+        <w:rPr>
+          <w:sz w:val="24"/>
+          <w:szCs w:val="24"/>
+        </w:rPr>
+        <w:t>Project Status</w:t>
+      </w:r>
+    </w:p>
+    <w:p>
+      <w:pPr>
+        <w:rPr>
           <w:sz w:val="33"/>
           <w:szCs w:val="33"/>
         </w:rPr>
@@ -127,7 +270,7 @@
           <w:sz w:val="33"/>
           <w:szCs w:val="33"/>
         </w:rPr>
-        <w:t>Table of Contents</w:t>
+        <w:t>1. Executive Summary</w:t>
       </w:r>
     </w:p>
     <w:p>
@@ -138,266 +281,1017 @@
         </w:rPr>
       </w:pPr>
       <w:r>
-        <w:t>Executive Summary</w:t>
+        <w:rPr>
+          <w:sz w:val="24"/>
+          <w:szCs w:val="24"/>
+        </w:rPr>
+        <w:t>This project successfully developed a comprehensive deforestation risk analysis system, from raw data ingestion to predictive model deployment. The final Random Forest model achieved 99.5% accuracy in classifying deforestation risk (Low, Medium, High), identifying </w:t>
+      </w:r>
+      <w:proofErr w:type="spellStart"/>
+      <w:r>
+        <w:t>Tree_Cover_Loss_ha</w:t>
+      </w:r>
+      <w:proofErr w:type="spellEnd"/>
+      <w:r>
+        <w:rPr>
+          <w:sz w:val="24"/>
+          <w:szCs w:val="24"/>
+        </w:rPr>
+        <w:t>, </w:t>
+      </w:r>
+      <w:proofErr w:type="spellStart"/>
+      <w:r>
+        <w:t>Fire_Incidents</w:t>
+      </w:r>
+      <w:proofErr w:type="spellEnd"/>
+      <w:r>
+        <w:t>, and </w:t>
+      </w:r>
+      <w:proofErr w:type="spellStart"/>
+      <w:r>
+        <w:t>Illegal_Logging_Flag</w:t>
+      </w:r>
+      <w:proofErr w:type="spellEnd"/>
+      <w:r>
+        <w:rPr>
+          <w:sz w:val="24"/>
+          <w:szCs w:val="24"/>
+        </w:rPr>
+        <w:t> as the most influential predictors.</w:t>
       </w:r>
     </w:p>
     <w:p>
-      <w:r>
-        <w:t>Project Overview &amp; Data Preparation</w:t>
+      <w:pPr>
+        <w:rPr>
+          <w:sz w:val="24"/>
+          <w:szCs w:val="24"/>
+        </w:rPr>
+      </w:pPr>
+      <w:r>
+        <w:rPr>
+          <w:sz w:val="24"/>
+          <w:szCs w:val="24"/>
+        </w:rPr>
+        <w:t>Key Achievements:</w:t>
       </w:r>
     </w:p>
     <w:p>
-      <w:r>
-        <w:t>Feature Engineering</w:t>
+      <w:pPr>
+        <w:rPr>
+          <w:sz w:val="24"/>
+          <w:szCs w:val="24"/>
+        </w:rPr>
+      </w:pPr>
+      <w:r>
+        <w:rPr>
+          <w:sz w:val="24"/>
+          <w:szCs w:val="24"/>
+        </w:rPr>
+        <w:t>Cleaned and validated 1,387 records with multiple data quality issues</w:t>
       </w:r>
     </w:p>
     <w:p>
-      <w:r>
-        <w:t>Exploratory Data Analysis (With Visualizations)</w:t>
+      <w:pPr>
+        <w:rPr>
+          <w:sz w:val="24"/>
+          <w:szCs w:val="24"/>
+        </w:rPr>
+      </w:pPr>
+      <w:r>
+        <w:rPr>
+          <w:sz w:val="24"/>
+          <w:szCs w:val="24"/>
+        </w:rPr>
+        <w:t>Engineered 3 new features to capture complex interactions</w:t>
       </w:r>
     </w:p>
     <w:p>
-      <w:r>
-        <w:t>Predictive Modeling</w:t>
+      <w:pPr>
+        <w:rPr>
+          <w:sz w:val="24"/>
+          <w:szCs w:val="24"/>
+        </w:rPr>
+      </w:pPr>
+      <w:r>
+        <w:rPr>
+          <w:sz w:val="24"/>
+          <w:szCs w:val="24"/>
+        </w:rPr>
+        <w:t>Generated 19 visualizations revealing actionable insights</w:t>
       </w:r>
     </w:p>
     <w:p>
-      <w:r>
-        <w:t>Model Performance &amp; Feature Importance</w:t>
+      <w:pPr>
+        <w:rPr>
+          <w:sz w:val="24"/>
+          <w:szCs w:val="24"/>
+        </w:rPr>
+      </w:pPr>
+      <w:r>
+        <w:rPr>
+          <w:sz w:val="24"/>
+          <w:szCs w:val="24"/>
+        </w:rPr>
+        <w:t>Built a high-performance classifier with 99.5% accuracy</w:t>
       </w:r>
     </w:p>
     <w:p>
-      <w:r>
-        <w:t>Key Findings &amp; Conclusions</w:t>
+      <w:pPr>
+        <w:rPr>
+          <w:sz w:val="24"/>
+          <w:szCs w:val="24"/>
+        </w:rPr>
+      </w:pPr>
+      <w:r>
+        <w:rPr>
+          <w:sz w:val="24"/>
+          <w:szCs w:val="24"/>
+        </w:rPr>
+        <w:lastRenderedPageBreak/>
+        <w:t>Created production-ready deployment assets</w:t>
       </w:r>
     </w:p>
     <w:p>
-      <w:r>
-        <w:t>Recommendations</w:t>
+      <w:pPr>
+        <w:rPr>
+          <w:sz w:val="33"/>
+          <w:szCs w:val="33"/>
+        </w:rPr>
+      </w:pPr>
+      <w:r>
+        <w:rPr>
+          <w:sz w:val="33"/>
+          <w:szCs w:val="33"/>
+        </w:rPr>
+        <w:t>2. Project Objectives</w:t>
       </w:r>
     </w:p>
     <w:p>
-      <w:r>
-        <w:t>Project Deliverables</w:t>
+      <w:pPr>
+        <w:rPr>
+          <w:sz w:val="24"/>
+          <w:szCs w:val="24"/>
+        </w:rPr>
+      </w:pPr>
+      <w:r>
+        <w:rPr>
+          <w:sz w:val="24"/>
+          <w:szCs w:val="24"/>
+        </w:rPr>
+        <w:t>This project was designed to achieve the following objectives:</w:t>
+      </w:r>
+    </w:p>
+    <w:tbl>
+      <w:tblPr>
+        <w:tblW w:w="11280" w:type="dxa"/>
+        <w:tblBorders>
+          <w:top w:val="single" w:sz="4" w:space="0" w:color="auto"/>
+          <w:left w:val="single" w:sz="4" w:space="0" w:color="auto"/>
+          <w:bottom w:val="single" w:sz="4" w:space="0" w:color="auto"/>
+          <w:right w:val="single" w:sz="4" w:space="0" w:color="auto"/>
+          <w:insideH w:val="single" w:sz="4" w:space="0" w:color="auto"/>
+          <w:insideV w:val="single" w:sz="4" w:space="0" w:color="auto"/>
+        </w:tblBorders>
+        <w:tblCellMar>
+          <w:top w:w="15" w:type="dxa"/>
+          <w:left w:w="15" w:type="dxa"/>
+          <w:bottom w:w="15" w:type="dxa"/>
+          <w:right w:w="15" w:type="dxa"/>
+        </w:tblCellMar>
+        <w:tblLook w:val="04A0" w:firstRow="1" w:lastRow="0" w:firstColumn="1" w:lastColumn="0" w:noHBand="0" w:noVBand="1"/>
+      </w:tblPr>
+      <w:tblGrid>
+        <w:gridCol w:w="357"/>
+        <w:gridCol w:w="2123"/>
+        <w:gridCol w:w="8800"/>
+      </w:tblGrid>
+      <w:tr>
+        <w:trPr>
+          <w:tblHeader/>
+        </w:trPr>
+        <w:tc>
+          <w:tcPr>
+            <w:tcW w:w="0" w:type="auto"/>
+            <w:tcMar>
+              <w:top w:w="150" w:type="dxa"/>
+              <w:left w:w="0" w:type="dxa"/>
+              <w:bottom w:w="150" w:type="dxa"/>
+              <w:right w:w="240" w:type="dxa"/>
+            </w:tcMar>
+            <w:vAlign w:val="center"/>
+            <w:hideMark/>
+          </w:tcPr>
+          <w:p>
+            <w:pPr>
+              <w:rPr>
+                <w:sz w:val="23"/>
+                <w:szCs w:val="23"/>
+              </w:rPr>
+            </w:pPr>
+            <w:r>
+              <w:rPr>
+                <w:sz w:val="23"/>
+                <w:szCs w:val="23"/>
+              </w:rPr>
+              <w:t>#</w:t>
+            </w:r>
+          </w:p>
+        </w:tc>
+        <w:tc>
+          <w:tcPr>
+            <w:tcW w:w="0" w:type="auto"/>
+            <w:tcMar>
+              <w:top w:w="150" w:type="dxa"/>
+              <w:left w:w="240" w:type="dxa"/>
+              <w:bottom w:w="150" w:type="dxa"/>
+              <w:right w:w="240" w:type="dxa"/>
+            </w:tcMar>
+            <w:vAlign w:val="center"/>
+            <w:hideMark/>
+          </w:tcPr>
+          <w:p>
+            <w:pPr>
+              <w:rPr>
+                <w:sz w:val="23"/>
+                <w:szCs w:val="23"/>
+              </w:rPr>
+            </w:pPr>
+            <w:r>
+              <w:rPr>
+                <w:sz w:val="23"/>
+                <w:szCs w:val="23"/>
+              </w:rPr>
+              <w:t>Objective</w:t>
+            </w:r>
+          </w:p>
+        </w:tc>
+        <w:tc>
+          <w:tcPr>
+            <w:tcW w:w="0" w:type="auto"/>
+            <w:tcMar>
+              <w:top w:w="150" w:type="dxa"/>
+              <w:left w:w="240" w:type="dxa"/>
+              <w:bottom w:w="150" w:type="dxa"/>
+              <w:right w:w="240" w:type="dxa"/>
+            </w:tcMar>
+            <w:vAlign w:val="center"/>
+            <w:hideMark/>
+          </w:tcPr>
+          <w:p>
+            <w:pPr>
+              <w:rPr>
+                <w:sz w:val="23"/>
+                <w:szCs w:val="23"/>
+              </w:rPr>
+            </w:pPr>
+            <w:r>
+              <w:rPr>
+                <w:sz w:val="23"/>
+                <w:szCs w:val="23"/>
+              </w:rPr>
+              <w:t>Description</w:t>
+            </w:r>
+          </w:p>
+        </w:tc>
+      </w:tr>
+      <w:tr>
+        <w:tc>
+          <w:tcPr>
+            <w:tcW w:w="0" w:type="auto"/>
+            <w:tcMar>
+              <w:top w:w="150" w:type="dxa"/>
+              <w:left w:w="0" w:type="dxa"/>
+              <w:bottom w:w="150" w:type="dxa"/>
+              <w:right w:w="240" w:type="dxa"/>
+            </w:tcMar>
+            <w:vAlign w:val="center"/>
+            <w:hideMark/>
+          </w:tcPr>
+          <w:p>
+            <w:pPr>
+              <w:rPr>
+                <w:sz w:val="23"/>
+                <w:szCs w:val="23"/>
+              </w:rPr>
+            </w:pPr>
+            <w:r>
+              <w:rPr>
+                <w:sz w:val="23"/>
+                <w:szCs w:val="23"/>
+              </w:rPr>
+              <w:t>1</w:t>
+            </w:r>
+          </w:p>
+        </w:tc>
+        <w:tc>
+          <w:tcPr>
+            <w:tcW w:w="0" w:type="auto"/>
+            <w:tcMar>
+              <w:top w:w="150" w:type="dxa"/>
+              <w:left w:w="240" w:type="dxa"/>
+              <w:bottom w:w="150" w:type="dxa"/>
+              <w:right w:w="240" w:type="dxa"/>
+            </w:tcMar>
+            <w:vAlign w:val="center"/>
+            <w:hideMark/>
+          </w:tcPr>
+          <w:p>
+            <w:pPr>
+              <w:rPr>
+                <w:sz w:val="23"/>
+                <w:szCs w:val="23"/>
+              </w:rPr>
+            </w:pPr>
+            <w:r>
+              <w:rPr>
+                <w:sz w:val="23"/>
+                <w:szCs w:val="23"/>
+              </w:rPr>
+              <w:t>Data Quality Assessment</w:t>
+            </w:r>
+          </w:p>
+        </w:tc>
+        <w:tc>
+          <w:tcPr>
+            <w:tcW w:w="0" w:type="auto"/>
+            <w:tcMar>
+              <w:top w:w="150" w:type="dxa"/>
+              <w:left w:w="240" w:type="dxa"/>
+              <w:bottom w:w="150" w:type="dxa"/>
+              <w:right w:w="0" w:type="dxa"/>
+            </w:tcMar>
+            <w:vAlign w:val="center"/>
+            <w:hideMark/>
+          </w:tcPr>
+          <w:p>
+            <w:pPr>
+              <w:rPr>
+                <w:sz w:val="23"/>
+                <w:szCs w:val="23"/>
+              </w:rPr>
+            </w:pPr>
+            <w:r>
+              <w:rPr>
+                <w:sz w:val="23"/>
+                <w:szCs w:val="23"/>
+              </w:rPr>
+              <w:t>Identify, document, and resolve data quality issues in the raw deforestation dataset (missing values, invalid formats, outliers)</w:t>
+            </w:r>
+          </w:p>
+        </w:tc>
+      </w:tr>
+      <w:tr>
+        <w:tc>
+          <w:tcPr>
+            <w:tcW w:w="0" w:type="auto"/>
+            <w:tcMar>
+              <w:top w:w="150" w:type="dxa"/>
+              <w:left w:w="0" w:type="dxa"/>
+              <w:bottom w:w="150" w:type="dxa"/>
+              <w:right w:w="240" w:type="dxa"/>
+            </w:tcMar>
+            <w:vAlign w:val="center"/>
+            <w:hideMark/>
+          </w:tcPr>
+          <w:p>
+            <w:pPr>
+              <w:rPr>
+                <w:sz w:val="23"/>
+                <w:szCs w:val="23"/>
+              </w:rPr>
+            </w:pPr>
+            <w:r>
+              <w:rPr>
+                <w:sz w:val="23"/>
+                <w:szCs w:val="23"/>
+              </w:rPr>
+              <w:t>2</w:t>
+            </w:r>
+          </w:p>
+        </w:tc>
+        <w:tc>
+          <w:tcPr>
+            <w:tcW w:w="0" w:type="auto"/>
+            <w:tcMar>
+              <w:top w:w="150" w:type="dxa"/>
+              <w:left w:w="240" w:type="dxa"/>
+              <w:bottom w:w="150" w:type="dxa"/>
+              <w:right w:w="240" w:type="dxa"/>
+            </w:tcMar>
+            <w:vAlign w:val="center"/>
+            <w:hideMark/>
+          </w:tcPr>
+          <w:p>
+            <w:pPr>
+              <w:rPr>
+                <w:sz w:val="23"/>
+                <w:szCs w:val="23"/>
+              </w:rPr>
+            </w:pPr>
+            <w:r>
+              <w:rPr>
+                <w:sz w:val="23"/>
+                <w:szCs w:val="23"/>
+              </w:rPr>
+              <w:t>Feature Engineering</w:t>
+            </w:r>
+          </w:p>
+        </w:tc>
+        <w:tc>
+          <w:tcPr>
+            <w:tcW w:w="0" w:type="auto"/>
+            <w:tcMar>
+              <w:top w:w="150" w:type="dxa"/>
+              <w:left w:w="240" w:type="dxa"/>
+              <w:bottom w:w="150" w:type="dxa"/>
+              <w:right w:w="0" w:type="dxa"/>
+            </w:tcMar>
+            <w:vAlign w:val="center"/>
+            <w:hideMark/>
+          </w:tcPr>
+          <w:p>
+            <w:pPr>
+              <w:rPr>
+                <w:sz w:val="23"/>
+                <w:szCs w:val="23"/>
+              </w:rPr>
+            </w:pPr>
+            <w:r>
+              <w:rPr>
+                <w:sz w:val="23"/>
+                <w:szCs w:val="23"/>
+              </w:rPr>
+              <w:t>Create new derived features (</w:t>
+            </w:r>
+            <w:proofErr w:type="spellStart"/>
+            <w:r>
+              <w:t>Population_Pressure</w:t>
+            </w:r>
+            <w:proofErr w:type="spellEnd"/>
+            <w:r>
+              <w:t>, </w:t>
+            </w:r>
+            <w:proofErr w:type="spellStart"/>
+            <w:r>
+              <w:t>Fire_Logging_Impact</w:t>
+            </w:r>
+            <w:proofErr w:type="spellEnd"/>
+            <w:r>
+              <w:t>, </w:t>
+            </w:r>
+            <w:proofErr w:type="spellStart"/>
+            <w:r>
+              <w:t>Illegal_Logging_Flag</w:t>
+            </w:r>
+            <w:proofErr w:type="spellEnd"/>
+            <w:r>
+              <w:t>)</w:t>
+            </w:r>
+            <w:r>
+              <w:rPr>
+                <w:sz w:val="23"/>
+                <w:szCs w:val="23"/>
+              </w:rPr>
+              <w:t xml:space="preserve"> to capture complex relationships between deforestation drivers</w:t>
+            </w:r>
+          </w:p>
+        </w:tc>
+      </w:tr>
+      <w:tr>
+        <w:tc>
+          <w:tcPr>
+            <w:tcW w:w="0" w:type="auto"/>
+            <w:tcMar>
+              <w:top w:w="150" w:type="dxa"/>
+              <w:left w:w="0" w:type="dxa"/>
+              <w:bottom w:w="150" w:type="dxa"/>
+              <w:right w:w="240" w:type="dxa"/>
+            </w:tcMar>
+            <w:vAlign w:val="center"/>
+            <w:hideMark/>
+          </w:tcPr>
+          <w:p>
+            <w:pPr>
+              <w:rPr>
+                <w:sz w:val="23"/>
+                <w:szCs w:val="23"/>
+              </w:rPr>
+            </w:pPr>
+            <w:r>
+              <w:rPr>
+                <w:sz w:val="23"/>
+                <w:szCs w:val="23"/>
+              </w:rPr>
+              <w:t>3</w:t>
+            </w:r>
+          </w:p>
+        </w:tc>
+        <w:tc>
+          <w:tcPr>
+            <w:tcW w:w="0" w:type="auto"/>
+            <w:tcMar>
+              <w:top w:w="150" w:type="dxa"/>
+              <w:left w:w="240" w:type="dxa"/>
+              <w:bottom w:w="150" w:type="dxa"/>
+              <w:right w:w="240" w:type="dxa"/>
+            </w:tcMar>
+            <w:vAlign w:val="center"/>
+            <w:hideMark/>
+          </w:tcPr>
+          <w:p>
+            <w:pPr>
+              <w:rPr>
+                <w:sz w:val="23"/>
+                <w:szCs w:val="23"/>
+              </w:rPr>
+            </w:pPr>
+            <w:r>
+              <w:rPr>
+                <w:sz w:val="23"/>
+                <w:szCs w:val="23"/>
+              </w:rPr>
+              <w:t>Exploratory Data Analysis</w:t>
+            </w:r>
+          </w:p>
+        </w:tc>
+        <w:tc>
+          <w:tcPr>
+            <w:tcW w:w="0" w:type="auto"/>
+            <w:tcMar>
+              <w:top w:w="150" w:type="dxa"/>
+              <w:left w:w="240" w:type="dxa"/>
+              <w:bottom w:w="150" w:type="dxa"/>
+              <w:right w:w="0" w:type="dxa"/>
+            </w:tcMar>
+            <w:vAlign w:val="center"/>
+            <w:hideMark/>
+          </w:tcPr>
+          <w:p>
+            <w:pPr>
+              <w:rPr>
+                <w:sz w:val="23"/>
+                <w:szCs w:val="23"/>
+              </w:rPr>
+            </w:pPr>
+            <w:r>
+              <w:rPr>
+                <w:sz w:val="23"/>
+                <w:szCs w:val="23"/>
+              </w:rPr>
+              <w:t>Uncover patterns, trends, and correlations in deforestation data through comprehensive visualizations</w:t>
+            </w:r>
+          </w:p>
+        </w:tc>
+      </w:tr>
+      <w:tr>
+        <w:tc>
+          <w:tcPr>
+            <w:tcW w:w="0" w:type="auto"/>
+            <w:tcMar>
+              <w:top w:w="150" w:type="dxa"/>
+              <w:left w:w="0" w:type="dxa"/>
+              <w:bottom w:w="150" w:type="dxa"/>
+              <w:right w:w="240" w:type="dxa"/>
+            </w:tcMar>
+            <w:vAlign w:val="center"/>
+            <w:hideMark/>
+          </w:tcPr>
+          <w:p>
+            <w:pPr>
+              <w:rPr>
+                <w:sz w:val="23"/>
+                <w:szCs w:val="23"/>
+              </w:rPr>
+            </w:pPr>
+            <w:r>
+              <w:rPr>
+                <w:sz w:val="23"/>
+                <w:szCs w:val="23"/>
+              </w:rPr>
+              <w:t>4</w:t>
+            </w:r>
+          </w:p>
+        </w:tc>
+        <w:tc>
+          <w:tcPr>
+            <w:tcW w:w="0" w:type="auto"/>
+            <w:tcMar>
+              <w:top w:w="150" w:type="dxa"/>
+              <w:left w:w="240" w:type="dxa"/>
+              <w:bottom w:w="150" w:type="dxa"/>
+              <w:right w:w="240" w:type="dxa"/>
+            </w:tcMar>
+            <w:vAlign w:val="center"/>
+            <w:hideMark/>
+          </w:tcPr>
+          <w:p>
+            <w:pPr>
+              <w:rPr>
+                <w:sz w:val="23"/>
+                <w:szCs w:val="23"/>
+              </w:rPr>
+            </w:pPr>
+            <w:r>
+              <w:rPr>
+                <w:sz w:val="23"/>
+                <w:szCs w:val="23"/>
+              </w:rPr>
+              <w:t>Predictive Modeling</w:t>
+            </w:r>
+          </w:p>
+        </w:tc>
+        <w:tc>
+          <w:tcPr>
+            <w:tcW w:w="0" w:type="auto"/>
+            <w:tcMar>
+              <w:top w:w="150" w:type="dxa"/>
+              <w:left w:w="240" w:type="dxa"/>
+              <w:bottom w:w="150" w:type="dxa"/>
+              <w:right w:w="0" w:type="dxa"/>
+            </w:tcMar>
+            <w:vAlign w:val="center"/>
+            <w:hideMark/>
+          </w:tcPr>
+          <w:p>
+            <w:pPr>
+              <w:rPr>
+                <w:sz w:val="23"/>
+                <w:szCs w:val="23"/>
+              </w:rPr>
+            </w:pPr>
+            <w:r>
+              <w:rPr>
+                <w:sz w:val="23"/>
+                <w:szCs w:val="23"/>
+              </w:rPr>
+              <w:t>Build and tune a machine learning model to accurately classify deforestation risk (Low, Medium, High)</w:t>
+            </w:r>
+          </w:p>
+        </w:tc>
+      </w:tr>
+      <w:tr>
+        <w:tc>
+          <w:tcPr>
+            <w:tcW w:w="0" w:type="auto"/>
+            <w:tcMar>
+              <w:top w:w="150" w:type="dxa"/>
+              <w:left w:w="0" w:type="dxa"/>
+              <w:bottom w:w="150" w:type="dxa"/>
+              <w:right w:w="240" w:type="dxa"/>
+            </w:tcMar>
+            <w:vAlign w:val="center"/>
+            <w:hideMark/>
+          </w:tcPr>
+          <w:p>
+            <w:pPr>
+              <w:rPr>
+                <w:sz w:val="23"/>
+                <w:szCs w:val="23"/>
+              </w:rPr>
+            </w:pPr>
+            <w:r>
+              <w:rPr>
+                <w:sz w:val="23"/>
+                <w:szCs w:val="23"/>
+              </w:rPr>
+              <w:t>5</w:t>
+            </w:r>
+          </w:p>
+        </w:tc>
+        <w:tc>
+          <w:tcPr>
+            <w:tcW w:w="0" w:type="auto"/>
+            <w:tcMar>
+              <w:top w:w="150" w:type="dxa"/>
+              <w:left w:w="240" w:type="dxa"/>
+              <w:bottom w:w="150" w:type="dxa"/>
+              <w:right w:w="240" w:type="dxa"/>
+            </w:tcMar>
+            <w:vAlign w:val="center"/>
+            <w:hideMark/>
+          </w:tcPr>
+          <w:p>
+            <w:pPr>
+              <w:rPr>
+                <w:sz w:val="23"/>
+                <w:szCs w:val="23"/>
+              </w:rPr>
+            </w:pPr>
+            <w:r>
+              <w:rPr>
+                <w:sz w:val="23"/>
+                <w:szCs w:val="23"/>
+              </w:rPr>
+              <w:t>Model Evaluation</w:t>
+            </w:r>
+          </w:p>
+        </w:tc>
+        <w:tc>
+          <w:tcPr>
+            <w:tcW w:w="0" w:type="auto"/>
+            <w:tcMar>
+              <w:top w:w="150" w:type="dxa"/>
+              <w:left w:w="240" w:type="dxa"/>
+              <w:bottom w:w="150" w:type="dxa"/>
+              <w:right w:w="0" w:type="dxa"/>
+            </w:tcMar>
+            <w:vAlign w:val="center"/>
+            <w:hideMark/>
+          </w:tcPr>
+          <w:p>
+            <w:pPr>
+              <w:rPr>
+                <w:sz w:val="23"/>
+                <w:szCs w:val="23"/>
+              </w:rPr>
+            </w:pPr>
+            <w:r>
+              <w:rPr>
+                <w:sz w:val="23"/>
+                <w:szCs w:val="23"/>
+              </w:rPr>
+              <w:t>Assess model performance using appropriate metrics (accuracy, precision, recall, F1-score, ROC-AUC)</w:t>
+            </w:r>
+          </w:p>
+        </w:tc>
+      </w:tr>
+      <w:tr>
+        <w:tc>
+          <w:tcPr>
+            <w:tcW w:w="0" w:type="auto"/>
+            <w:tcMar>
+              <w:top w:w="150" w:type="dxa"/>
+              <w:left w:w="0" w:type="dxa"/>
+              <w:bottom w:w="150" w:type="dxa"/>
+              <w:right w:w="240" w:type="dxa"/>
+            </w:tcMar>
+            <w:vAlign w:val="center"/>
+            <w:hideMark/>
+          </w:tcPr>
+          <w:p>
+            <w:pPr>
+              <w:rPr>
+                <w:sz w:val="23"/>
+                <w:szCs w:val="23"/>
+              </w:rPr>
+            </w:pPr>
+            <w:r>
+              <w:rPr>
+                <w:sz w:val="23"/>
+                <w:szCs w:val="23"/>
+              </w:rPr>
+              <w:t>6</w:t>
+            </w:r>
+          </w:p>
+        </w:tc>
+        <w:tc>
+          <w:tcPr>
+            <w:tcW w:w="0" w:type="auto"/>
+            <w:tcMar>
+              <w:top w:w="150" w:type="dxa"/>
+              <w:left w:w="240" w:type="dxa"/>
+              <w:bottom w:w="150" w:type="dxa"/>
+              <w:right w:w="240" w:type="dxa"/>
+            </w:tcMar>
+            <w:vAlign w:val="center"/>
+            <w:hideMark/>
+          </w:tcPr>
+          <w:p>
+            <w:pPr>
+              <w:rPr>
+                <w:sz w:val="23"/>
+                <w:szCs w:val="23"/>
+              </w:rPr>
+            </w:pPr>
+            <w:r>
+              <w:rPr>
+                <w:sz w:val="23"/>
+                <w:szCs w:val="23"/>
+              </w:rPr>
+              <w:t>Feature Importance Analysis</w:t>
+            </w:r>
+          </w:p>
+        </w:tc>
+        <w:tc>
+          <w:tcPr>
+            <w:tcW w:w="0" w:type="auto"/>
+            <w:tcMar>
+              <w:top w:w="150" w:type="dxa"/>
+              <w:left w:w="240" w:type="dxa"/>
+              <w:bottom w:w="150" w:type="dxa"/>
+              <w:right w:w="0" w:type="dxa"/>
+            </w:tcMar>
+            <w:vAlign w:val="center"/>
+            <w:hideMark/>
+          </w:tcPr>
+          <w:p>
+            <w:pPr>
+              <w:rPr>
+                <w:sz w:val="23"/>
+                <w:szCs w:val="23"/>
+              </w:rPr>
+            </w:pPr>
+            <w:r>
+              <w:rPr>
+                <w:sz w:val="23"/>
+                <w:szCs w:val="23"/>
+              </w:rPr>
+              <w:t>Identify the most influential predictors of deforestation risk</w:t>
+            </w:r>
+          </w:p>
+        </w:tc>
+      </w:tr>
+      <w:tr>
+        <w:tc>
+          <w:tcPr>
+            <w:tcW w:w="0" w:type="auto"/>
+            <w:tcMar>
+              <w:top w:w="150" w:type="dxa"/>
+              <w:left w:w="0" w:type="dxa"/>
+              <w:bottom w:w="150" w:type="dxa"/>
+              <w:right w:w="240" w:type="dxa"/>
+            </w:tcMar>
+            <w:vAlign w:val="center"/>
+            <w:hideMark/>
+          </w:tcPr>
+          <w:p>
+            <w:pPr>
+              <w:rPr>
+                <w:sz w:val="23"/>
+                <w:szCs w:val="23"/>
+              </w:rPr>
+            </w:pPr>
+            <w:r>
+              <w:rPr>
+                <w:sz w:val="23"/>
+                <w:szCs w:val="23"/>
+              </w:rPr>
+              <w:t>7</w:t>
+            </w:r>
+          </w:p>
+        </w:tc>
+        <w:tc>
+          <w:tcPr>
+            <w:tcW w:w="0" w:type="auto"/>
+            <w:tcMar>
+              <w:top w:w="150" w:type="dxa"/>
+              <w:left w:w="240" w:type="dxa"/>
+              <w:bottom w:w="150" w:type="dxa"/>
+              <w:right w:w="240" w:type="dxa"/>
+            </w:tcMar>
+            <w:vAlign w:val="center"/>
+            <w:hideMark/>
+          </w:tcPr>
+          <w:p>
+            <w:pPr>
+              <w:rPr>
+                <w:sz w:val="23"/>
+                <w:szCs w:val="23"/>
+              </w:rPr>
+            </w:pPr>
+            <w:r>
+              <w:rPr>
+                <w:sz w:val="23"/>
+                <w:szCs w:val="23"/>
+              </w:rPr>
+              <w:t>Interactive Visualization</w:t>
+            </w:r>
+          </w:p>
+        </w:tc>
+        <w:tc>
+          <w:tcPr>
+            <w:tcW w:w="0" w:type="auto"/>
+            <w:tcMar>
+              <w:top w:w="150" w:type="dxa"/>
+              <w:left w:w="240" w:type="dxa"/>
+              <w:bottom w:w="150" w:type="dxa"/>
+              <w:right w:w="0" w:type="dxa"/>
+            </w:tcMar>
+            <w:vAlign w:val="center"/>
+            <w:hideMark/>
+          </w:tcPr>
+          <w:p>
+            <w:pPr>
+              <w:rPr>
+                <w:sz w:val="23"/>
+                <w:szCs w:val="23"/>
+              </w:rPr>
+            </w:pPr>
+            <w:r>
+              <w:rPr>
+                <w:sz w:val="23"/>
+                <w:szCs w:val="23"/>
+              </w:rPr>
+              <w:t>Create an interactive dashboard for stakeholders to explore data and model predictions</w:t>
+            </w:r>
+          </w:p>
+        </w:tc>
+      </w:tr>
+      <w:tr>
+        <w:tc>
+          <w:tcPr>
+            <w:tcW w:w="0" w:type="auto"/>
+            <w:tcMar>
+              <w:top w:w="150" w:type="dxa"/>
+              <w:left w:w="0" w:type="dxa"/>
+              <w:bottom w:w="150" w:type="dxa"/>
+              <w:right w:w="240" w:type="dxa"/>
+            </w:tcMar>
+            <w:vAlign w:val="center"/>
+            <w:hideMark/>
+          </w:tcPr>
+          <w:p>
+            <w:pPr>
+              <w:rPr>
+                <w:sz w:val="23"/>
+                <w:szCs w:val="23"/>
+              </w:rPr>
+            </w:pPr>
+            <w:r>
+              <w:rPr>
+                <w:sz w:val="23"/>
+                <w:szCs w:val="23"/>
+              </w:rPr>
+              <w:t>8</w:t>
+            </w:r>
+          </w:p>
+        </w:tc>
+        <w:tc>
+          <w:tcPr>
+            <w:tcW w:w="0" w:type="auto"/>
+            <w:tcMar>
+              <w:top w:w="150" w:type="dxa"/>
+              <w:left w:w="240" w:type="dxa"/>
+              <w:bottom w:w="150" w:type="dxa"/>
+              <w:right w:w="240" w:type="dxa"/>
+            </w:tcMar>
+            <w:vAlign w:val="center"/>
+            <w:hideMark/>
+          </w:tcPr>
+          <w:p>
+            <w:pPr>
+              <w:rPr>
+                <w:sz w:val="23"/>
+                <w:szCs w:val="23"/>
+              </w:rPr>
+            </w:pPr>
+            <w:r>
+              <w:rPr>
+                <w:sz w:val="23"/>
+                <w:szCs w:val="23"/>
+              </w:rPr>
+              <w:t>Deployment Readiness</w:t>
+            </w:r>
+          </w:p>
+        </w:tc>
+        <w:tc>
+          <w:tcPr>
+            <w:tcW w:w="0" w:type="auto"/>
+            <w:tcMar>
+              <w:top w:w="150" w:type="dxa"/>
+              <w:left w:w="240" w:type="dxa"/>
+              <w:bottom w:w="150" w:type="dxa"/>
+              <w:right w:w="0" w:type="dxa"/>
+            </w:tcMar>
+            <w:vAlign w:val="center"/>
+            <w:hideMark/>
+          </w:tcPr>
+          <w:p>
+            <w:pPr>
+              <w:rPr>
+                <w:sz w:val="23"/>
+                <w:szCs w:val="23"/>
+              </w:rPr>
+            </w:pPr>
+            <w:r>
+              <w:rPr>
+                <w:sz w:val="23"/>
+                <w:szCs w:val="23"/>
+              </w:rPr>
+              <w:t>Package the model and web interface for real-world deployment</w:t>
+            </w:r>
+          </w:p>
+        </w:tc>
+      </w:tr>
+    </w:tbl>
+    <w:p>
+      <w:pPr>
+        <w:rPr>
+          <w:sz w:val="33"/>
+          <w:szCs w:val="33"/>
+        </w:rPr>
+      </w:pPr>
+      <w:r>
+        <w:rPr>
+          <w:sz w:val="33"/>
+          <w:szCs w:val="33"/>
+        </w:rPr>
+        <w:t>3. Project Overview &amp; Data Preparation</w:t>
       </w:r>
     </w:p>
     <w:p>
       <w:pPr>
         <w:rPr>
-          <w:rFonts w:ascii="Times New Roman" w:hAnsi="Times New Roman" w:cs="Times New Roman"/>
-        </w:rPr>
-      </w:pPr>
-      <w:r>
-        <w:pict>
-          <v:rect id="_x0000_i1026" style="width:0;height:.75pt" o:hralign="center" o:hrstd="t" o:hr="t" fillcolor="#a0a0a0" stroked="f"/>
-        </w:pict>
-      </w:r>
-    </w:p>
-    <w:p>
-      <w:pPr>
-        <w:rPr>
-          <w:sz w:val="33"/>
-          <w:szCs w:val="33"/>
-        </w:rPr>
-      </w:pPr>
-      <w:r>
-        <w:rPr>
-          <w:sz w:val="33"/>
-          <w:szCs w:val="33"/>
-        </w:rPr>
-        <w:t>1. Executive Summary</w:t>
-      </w:r>
-    </w:p>
-    <w:p>
-      <w:pPr>
-        <w:rPr>
-          <w:sz w:val="24"/>
-          <w:szCs w:val="24"/>
-        </w:rPr>
-      </w:pPr>
-      <w:r>
-        <w:t>This project successfully developed a comprehensive deforestation risk analysis system, from raw data ingestion to predictive model deployment. The final Random Forest model achieved </w:t>
-      </w:r>
-      <w:r>
-        <w:rPr>
-          <w:rStyle w:val="Strong"/>
-          <w:rFonts w:ascii="Segoe UI" w:hAnsi="Segoe UI" w:cs="Segoe UI"/>
-          <w:color w:val="F9FAFB"/>
-        </w:rPr>
-        <w:t>99.5% accuracy</w:t>
-      </w:r>
-      <w:r>
-        <w:t> in classifying deforestation risk (Low, Medium, High</w:t>
-      </w:r>
-      <w:r>
-        <w:t>), identifying </w:t>
-      </w:r>
-      <w:proofErr w:type="spellStart"/>
-      <w:r>
-        <w:t>Tree_Cover_Loss_ha</w:t>
-      </w:r>
-      <w:proofErr w:type="spellEnd"/>
-      <w:r>
-        <w:t>, </w:t>
-      </w:r>
-      <w:proofErr w:type="spellStart"/>
-      <w:r>
-        <w:t>Fire_Incidents</w:t>
-      </w:r>
-      <w:proofErr w:type="spellEnd"/>
-      <w:r>
-        <w:t>, and </w:t>
-      </w:r>
-      <w:proofErr w:type="spellStart"/>
-      <w:r>
-        <w:t>Illegal_Logging_Flag</w:t>
-      </w:r>
-      <w:proofErr w:type="spellEnd"/>
-      <w:r>
-        <w:t> as the most influential predictors.</w:t>
-      </w:r>
-    </w:p>
-    <w:p>
-      <w:pPr>
-        <w:rPr>
-          <w:b/>
-          <w:color w:val="000000" w:themeColor="text1"/>
-        </w:rPr>
-      </w:pPr>
-      <w:r>
-        <w:rPr>
-          <w:rStyle w:val="Strong"/>
-          <w:rFonts w:ascii="Segoe UI" w:hAnsi="Segoe UI" w:cs="Segoe UI"/>
-          <w:b w:val="0"/>
-          <w:color w:val="000000" w:themeColor="text1"/>
-        </w:rPr>
-        <w:t>Key Achievements:</w:t>
-      </w:r>
-    </w:p>
-    <w:p>
-      <w:r>
-        <w:t>Cleaned and validated </w:t>
-      </w:r>
-      <w:r>
-        <w:rPr>
-          <w:rStyle w:val="Strong"/>
-          <w:rFonts w:ascii="Segoe UI" w:hAnsi="Segoe UI" w:cs="Segoe UI"/>
-          <w:b w:val="0"/>
-          <w:color w:val="000000" w:themeColor="text1"/>
-        </w:rPr>
-        <w:t>1,387 records</w:t>
-      </w:r>
-      <w:r>
-        <w:rPr>
-          <w:color w:val="000000" w:themeColor="text1"/>
-        </w:rPr>
-        <w:t> </w:t>
-      </w:r>
-      <w:r>
-        <w:t>with multiple data quality issues</w:t>
-      </w:r>
-    </w:p>
-    <w:p>
-      <w:r>
-        <w:t>Engineered </w:t>
-      </w:r>
-      <w:r>
-        <w:rPr>
-          <w:rStyle w:val="Strong"/>
-          <w:rFonts w:ascii="Segoe UI" w:hAnsi="Segoe UI" w:cs="Segoe UI"/>
-          <w:b w:val="0"/>
-          <w:color w:val="000000" w:themeColor="text1"/>
-        </w:rPr>
-        <w:t>3 new features</w:t>
-      </w:r>
-      <w:r>
-        <w:rPr>
-          <w:color w:val="000000" w:themeColor="text1"/>
-        </w:rPr>
-        <w:t> </w:t>
-      </w:r>
-      <w:r>
-        <w:t>to capture complex interactions</w:t>
-      </w:r>
-    </w:p>
-    <w:p>
-      <w:r>
-        <w:t>Generated </w:t>
-      </w:r>
-      <w:r>
-        <w:rPr>
-          <w:rStyle w:val="Strong"/>
-          <w:rFonts w:ascii="Segoe UI" w:hAnsi="Segoe UI" w:cs="Segoe UI"/>
-          <w:b w:val="0"/>
-          <w:color w:val="000000" w:themeColor="text1"/>
-        </w:rPr>
-        <w:t>19 visualizations</w:t>
-      </w:r>
-      <w:r>
-        <w:rPr>
-          <w:color w:val="000000" w:themeColor="text1"/>
-        </w:rPr>
-        <w:t> </w:t>
-      </w:r>
-      <w:r>
-        <w:t>revealing actionable insights</w:t>
-      </w:r>
-    </w:p>
-    <w:p>
-      <w:r>
-        <w:t>Built a </w:t>
-      </w:r>
-      <w:r>
-        <w:rPr>
-          <w:rStyle w:val="Strong"/>
-          <w:rFonts w:ascii="Segoe UI" w:hAnsi="Segoe UI" w:cs="Segoe UI"/>
-          <w:b w:val="0"/>
-          <w:color w:val="000000" w:themeColor="text1"/>
-        </w:rPr>
-        <w:t>high-performance classifier</w:t>
-      </w:r>
-      <w:r>
-        <w:rPr>
-          <w:color w:val="000000" w:themeColor="text1"/>
-        </w:rPr>
-        <w:t> </w:t>
-      </w:r>
-      <w:r>
-        <w:t>with 99.5% accuracy</w:t>
-      </w:r>
-    </w:p>
-    <w:p>
-      <w:r>
-        <w:t>Created </w:t>
-      </w:r>
-      <w:r>
-        <w:rPr>
-          <w:rStyle w:val="Strong"/>
-          <w:rFonts w:ascii="Segoe UI" w:hAnsi="Segoe UI" w:cs="Segoe UI"/>
-          <w:b w:val="0"/>
-          <w:color w:val="000000" w:themeColor="text1"/>
-        </w:rPr>
-        <w:t>production-ready deployment assets</w:t>
-      </w:r>
-    </w:p>
-    <w:p>
-      <w:pPr>
-        <w:rPr>
-          <w:sz w:val="33"/>
-          <w:szCs w:val="33"/>
-        </w:rPr>
-      </w:pPr>
-      <w:r>
-        <w:rPr>
-          <w:sz w:val="33"/>
-          <w:szCs w:val="33"/>
-        </w:rPr>
-        <w:t>2. Project Overview &amp; Data Preparation</w:t>
-      </w:r>
-    </w:p>
-    <w:p>
-      <w:pPr>
-        <w:rPr>
           <w:sz w:val="30"/>
           <w:szCs w:val="30"/>
         </w:rPr>
@@ -407,8 +1301,7 @@
           <w:sz w:val="30"/>
           <w:szCs w:val="30"/>
         </w:rPr>
-        <w:lastRenderedPageBreak/>
-        <w:t>2.1 Dataset Overview</w:t>
+        <w:t>3.1 Dataset Overview</w:t>
       </w:r>
     </w:p>
     <w:tbl>
@@ -462,6 +1355,7 @@
                 <w:sz w:val="23"/>
                 <w:szCs w:val="23"/>
               </w:rPr>
+              <w:lastRenderedPageBreak/>
               <w:t>Metric</w:t>
             </w:r>
           </w:p>
@@ -807,7 +1701,7 @@
           <w:sz w:val="30"/>
           <w:szCs w:val="30"/>
         </w:rPr>
-        <w:t>2.2 Data Quality Issues Resolved</w:t>
+        <w:t>3.2 Data Quality Issues Resolved</w:t>
       </w:r>
     </w:p>
     <w:tbl>
@@ -830,9 +1724,9 @@
         <w:tblLook w:val="04A0" w:firstRow="1" w:lastRow="0" w:firstColumn="1" w:lastColumn="0" w:noHBand="0" w:noVBand="1"/>
       </w:tblPr>
       <w:tblGrid>
-        <w:gridCol w:w="3368"/>
-        <w:gridCol w:w="3367"/>
-        <w:gridCol w:w="4545"/>
+        <w:gridCol w:w="3106"/>
+        <w:gridCol w:w="3105"/>
+        <w:gridCol w:w="5069"/>
       </w:tblGrid>
       <w:tr>
         <w:trPr>
@@ -1004,7 +1898,7 @@
                 <w:sz w:val="23"/>
                 <w:szCs w:val="23"/>
               </w:rPr>
-              <w:t>Flagged; excluded from time-series</w:t>
+              <w:t>Flagged; excluded from time-series analysis</w:t>
             </w:r>
           </w:p>
         </w:tc>
@@ -1452,7 +2346,7 @@
           <w:sz w:val="33"/>
           <w:szCs w:val="33"/>
         </w:rPr>
-        <w:t>3. Feature Engineering</w:t>
+        <w:t>4. Feature Engineering</w:t>
       </w:r>
     </w:p>
     <w:p>
@@ -1467,7 +2361,7 @@
           <w:sz w:val="30"/>
           <w:szCs w:val="30"/>
         </w:rPr>
-        <w:t>3.1 New Features Created</w:t>
+        <w:t>4.1 New Features Created</w:t>
       </w:r>
     </w:p>
     <w:tbl>
@@ -1490,9 +2384,9 @@
         <w:tblLook w:val="04A0" w:firstRow="1" w:lastRow="0" w:firstColumn="1" w:lastColumn="0" w:noHBand="0" w:noVBand="1"/>
       </w:tblPr>
       <w:tblGrid>
-        <w:gridCol w:w="2594"/>
-        <w:gridCol w:w="4943"/>
-        <w:gridCol w:w="3743"/>
+        <w:gridCol w:w="2469"/>
+        <w:gridCol w:w="5014"/>
+        <w:gridCol w:w="3797"/>
       </w:tblGrid>
       <w:tr>
         <w:trPr>
@@ -1600,7 +2494,6 @@
           <w:p>
             <w:pPr>
               <w:rPr>
-                <w:b/>
                 <w:sz w:val="23"/>
                 <w:szCs w:val="23"/>
               </w:rPr>
@@ -1608,9 +2501,6 @@
             <w:proofErr w:type="spellStart"/>
             <w:r>
               <w:rPr>
-                <w:rStyle w:val="Strong"/>
-                <w:rFonts w:ascii="Segoe UI" w:hAnsi="Segoe UI" w:cs="Segoe UI"/>
-                <w:b w:val="0"/>
                 <w:sz w:val="23"/>
                 <w:szCs w:val="23"/>
               </w:rPr>
@@ -1692,7 +2582,6 @@
           <w:p>
             <w:pPr>
               <w:rPr>
-                <w:b/>
                 <w:sz w:val="23"/>
                 <w:szCs w:val="23"/>
               </w:rPr>
@@ -1700,9 +2589,6 @@
             <w:proofErr w:type="spellStart"/>
             <w:r>
               <w:rPr>
-                <w:rStyle w:val="Strong"/>
-                <w:rFonts w:ascii="Segoe UI" w:hAnsi="Segoe UI" w:cs="Segoe UI"/>
-                <w:b w:val="0"/>
                 <w:sz w:val="23"/>
                 <w:szCs w:val="23"/>
               </w:rPr>
@@ -1802,7 +2688,6 @@
           <w:p>
             <w:pPr>
               <w:rPr>
-                <w:b/>
                 <w:sz w:val="23"/>
                 <w:szCs w:val="23"/>
               </w:rPr>
@@ -1810,9 +2695,6 @@
             <w:proofErr w:type="spellStart"/>
             <w:r>
               <w:rPr>
-                <w:rStyle w:val="Strong"/>
-                <w:rFonts w:ascii="Segoe UI" w:hAnsi="Segoe UI" w:cs="Segoe UI"/>
-                <w:b w:val="0"/>
                 <w:sz w:val="23"/>
                 <w:szCs w:val="23"/>
               </w:rPr>
@@ -1909,7 +2791,7 @@
           <w:sz w:val="30"/>
           <w:szCs w:val="30"/>
         </w:rPr>
-        <w:t>3.2 Why Feature Engineering Mattered</w:t>
+        <w:t>4.2 Why Feature Engineering Mattered</w:t>
       </w:r>
     </w:p>
     <w:p>
@@ -1920,7 +2802,106 @@
         </w:rPr>
       </w:pPr>
       <w:r>
+        <w:rPr>
+          <w:sz w:val="24"/>
+          <w:szCs w:val="24"/>
+        </w:rPr>
         <w:t>Simple correlations between human-pressure variables and tree-cover loss were weak:</w:t>
+      </w:r>
+    </w:p>
+    <w:p>
+      <w:pPr>
+        <w:rPr>
+          <w:sz w:val="24"/>
+          <w:szCs w:val="24"/>
+        </w:rPr>
+      </w:pPr>
+      <w:proofErr w:type="spellStart"/>
+      <w:r>
+        <w:rPr>
+          <w:sz w:val="24"/>
+          <w:szCs w:val="24"/>
+        </w:rPr>
+        <w:t>Fire_Incidents</w:t>
+      </w:r>
+      <w:proofErr w:type="spellEnd"/>
+      <w:r>
+        <w:rPr>
+          <w:sz w:val="24"/>
+          <w:szCs w:val="24"/>
+        </w:rPr>
+        <w:t xml:space="preserve"> ↔ </w:t>
+      </w:r>
+      <w:proofErr w:type="spellStart"/>
+      <w:r>
+        <w:rPr>
+          <w:sz w:val="24"/>
+          <w:szCs w:val="24"/>
+        </w:rPr>
+        <w:t>Tree_Cover_Loss_ha</w:t>
+      </w:r>
+      <w:proofErr w:type="spellEnd"/>
+      <w:r>
+        <w:rPr>
+          <w:sz w:val="24"/>
+          <w:szCs w:val="24"/>
+        </w:rPr>
+        <w:t>: r = 0.05</w:t>
+      </w:r>
+    </w:p>
+    <w:p>
+      <w:pPr>
+        <w:rPr>
+          <w:sz w:val="24"/>
+          <w:szCs w:val="24"/>
+        </w:rPr>
+      </w:pPr>
+      <w:proofErr w:type="spellStart"/>
+      <w:r>
+        <w:rPr>
+          <w:sz w:val="24"/>
+          <w:szCs w:val="24"/>
+        </w:rPr>
+        <w:t>Illegal_Logging</w:t>
+      </w:r>
+      <w:proofErr w:type="spellEnd"/>
+      <w:r>
+        <w:rPr>
+          <w:sz w:val="24"/>
+          <w:szCs w:val="24"/>
+        </w:rPr>
+        <w:t xml:space="preserve"> ↔ </w:t>
+      </w:r>
+      <w:proofErr w:type="spellStart"/>
+      <w:r>
+        <w:rPr>
+          <w:sz w:val="24"/>
+          <w:szCs w:val="24"/>
+        </w:rPr>
+        <w:t>Tree_Cover_Loss_ha</w:t>
+      </w:r>
+      <w:proofErr w:type="spellEnd"/>
+      <w:r>
+        <w:rPr>
+          <w:sz w:val="24"/>
+          <w:szCs w:val="24"/>
+        </w:rPr>
+        <w:t>: r = -0.03</w:t>
+      </w:r>
+    </w:p>
+    <w:p>
+      <w:pPr>
+        <w:rPr>
+          <w:sz w:val="24"/>
+          <w:szCs w:val="24"/>
+        </w:rPr>
+      </w:pPr>
+      <w:r>
+        <w:rPr>
+          <w:sz w:val="24"/>
+          <w:szCs w:val="24"/>
+        </w:rPr>
+        <w:t>However, the complex Random Forest model was able to learn non-linear relationships:</w:t>
       </w:r>
     </w:p>
     <w:p>
@@ -1930,134 +2911,65 @@
       </w:r>
       <w:proofErr w:type="spellEnd"/>
       <w:r>
-        <w:t xml:space="preserve"> ↔ </w:t>
-      </w:r>
-      <w:proofErr w:type="spellStart"/>
-      <w:r>
-        <w:t>Tree_Cover_Loss_ha</w:t>
-      </w:r>
-      <w:proofErr w:type="spellEnd"/>
-      <w:r>
-        <w:t>: </w:t>
-      </w:r>
-      <w:r>
-        <w:rPr>
-          <w:rStyle w:val="Strong"/>
-          <w:rFonts w:ascii="Segoe UI" w:hAnsi="Segoe UI" w:cs="Segoe UI"/>
-          <w:color w:val="F9FAFB"/>
-        </w:rPr>
-        <w:t>r = 0.05</w:t>
+        <w:t> became the 2nd most important feature (12.0%)</w:t>
       </w:r>
     </w:p>
     <w:p>
       <w:proofErr w:type="spellStart"/>
       <w:r>
-        <w:t>Illegal_Logging</w:t>
+        <w:t>Illegal_Logging_Flag</w:t>
       </w:r>
       <w:proofErr w:type="spellEnd"/>
       <w:r>
-        <w:t xml:space="preserve"> ↔ </w:t>
-      </w:r>
-      <w:proofErr w:type="spellStart"/>
-      <w:r>
-        <w:t>Tree_Cover_Loss_ha</w:t>
-      </w:r>
-      <w:proofErr w:type="spellEnd"/>
-      <w:r>
-        <w:t>: </w:t>
-      </w:r>
-      <w:r>
-        <w:rPr>
-          <w:rStyle w:val="Strong"/>
-          <w:rFonts w:ascii="Segoe UI" w:hAnsi="Segoe UI" w:cs="Segoe UI"/>
-          <w:color w:val="F9FAFB"/>
-        </w:rPr>
-        <w:t>r = -0.03</w:t>
+        <w:t> became the 3rd most important feature (10.0%)</w:t>
       </w:r>
     </w:p>
     <w:p>
-      <w:r>
-        <w:t>However, the complex Random Forest model was able to learn non-linear relationships:</w:t>
+      <w:pPr>
+        <w:rPr>
+          <w:sz w:val="24"/>
+          <w:szCs w:val="24"/>
+        </w:rPr>
+      </w:pPr>
+      <w:r>
+        <w:rPr>
+          <w:sz w:val="24"/>
+          <w:szCs w:val="24"/>
+        </w:rPr>
+        <w:t>Conclusion: Feature engineering and complex modeling are essential—simple correlations would have missed these key drivers.</w:t>
       </w:r>
     </w:p>
     <w:p>
-      <w:proofErr w:type="spellStart"/>
-      <w:r>
-        <w:t>Fire_Incidents</w:t>
-      </w:r>
-      <w:proofErr w:type="spellEnd"/>
-      <w:r>
-        <w:t> became the </w:t>
-      </w:r>
-      <w:r>
-        <w:rPr>
-          <w:rStyle w:val="Strong"/>
-          <w:rFonts w:ascii="Segoe UI" w:hAnsi="Segoe UI" w:cs="Segoe UI"/>
-          <w:color w:val="F9FAFB"/>
-        </w:rPr>
-        <w:t>2nd most important</w:t>
-      </w:r>
-      <w:r>
-        <w:t> feature (12.0%)</w:t>
+      <w:pPr>
+        <w:rPr>
+          <w:sz w:val="33"/>
+          <w:szCs w:val="33"/>
+        </w:rPr>
+      </w:pPr>
+      <w:r>
+        <w:rPr>
+          <w:sz w:val="33"/>
+          <w:szCs w:val="33"/>
+        </w:rPr>
+        <w:t>5. Exploratory Data Analysis (With Visualizations)</w:t>
       </w:r>
     </w:p>
     <w:p>
-      <w:proofErr w:type="spellStart"/>
-      <w:r>
-        <w:t>Illegal_Logging_Flag</w:t>
-      </w:r>
-      <w:proofErr w:type="spellEnd"/>
-      <w:r>
-        <w:t> became the </w:t>
-      </w:r>
-      <w:r>
-        <w:rPr>
-          <w:rStyle w:val="Strong"/>
-          <w:rFonts w:ascii="Segoe UI" w:hAnsi="Segoe UI" w:cs="Segoe UI"/>
-          <w:color w:val="F9FAFB"/>
-        </w:rPr>
-        <w:t>3rd most important</w:t>
-      </w:r>
-      <w:r>
-        <w:t> feature (10.0%)</w:t>
+      <w:pPr>
+        <w:rPr>
+          <w:sz w:val="30"/>
+          <w:szCs w:val="30"/>
+        </w:rPr>
+      </w:pPr>
+      <w:r>
+        <w:rPr>
+          <w:sz w:val="30"/>
+          <w:szCs w:val="30"/>
+        </w:rPr>
+        <w:t>5.1 Risk Distribution</w:t>
       </w:r>
     </w:p>
     <w:p>
-      <w:r>
-        <w:rPr>
-          <w:rStyle w:val="Strong"/>
-          <w:rFonts w:ascii="Segoe UI" w:hAnsi="Segoe UI" w:cs="Segoe UI"/>
-          <w:b w:val="0"/>
-          <w:color w:val="000000" w:themeColor="text1"/>
-        </w:rPr>
-        <w:t>Conclusion:</w:t>
-      </w:r>
-      <w:r>
-        <w:rPr>
-          <w:color w:val="000000" w:themeColor="text1"/>
-        </w:rPr>
-        <w:t> </w:t>
-      </w:r>
-      <w:r>
-        <w:t>Feature engineering and complex modeling are essential—simple correlations would have missed these key drivers.</w:t>
-      </w:r>
-    </w:p>
-    <w:p>
-      <w:pPr>
-        <w:rPr>
-          <w:sz w:val="33"/>
-          <w:szCs w:val="33"/>
-        </w:rPr>
-      </w:pPr>
-      <w:r>
-        <w:rPr>
-          <w:sz w:val="33"/>
-          <w:szCs w:val="33"/>
-        </w:rPr>
-        <w:t>4. Exploratory Data Analysis (With Visualizations)</w:t>
-      </w:r>
-    </w:p>
-    <w:p>
       <w:pPr>
         <w:rPr>
           <w:sz w:val="24"/>
@@ -2066,19 +2978,12 @@
       </w:pPr>
       <w:r>
         <w:rPr>
-          <w:sz w:val="30"/>
-          <w:szCs w:val="30"/>
+          <w:noProof/>
         </w:rPr>
         <w:lastRenderedPageBreak/>
-        <w:t>4.1 Risk Distribution</w:t>
-      </w:r>
-      <w:r>
-        <w:rPr>
-          <w:noProof/>
-        </w:rPr>
         <w:drawing>
-          <wp:inline distT="0" distB="0" distL="0" distR="0">
-            <wp:extent cx="5943600" cy="3196893"/>
+          <wp:inline distT="0" distB="0" distL="0" distR="0" wp14:anchorId="06FADBD4" wp14:editId="60D0132E">
+            <wp:extent cx="5943600" cy="3196590"/>
             <wp:effectExtent l="0" t="0" r="0" b="3810"/>
             <wp:docPr id="13" name="Picture 13" descr="C:\Users\ADMIN\Desktop\PYTHON\KiraboEria\DEFO\Deforestation-Tracking\visuals\visualization_outputs\01_risk_distribution.png"/>
             <wp:cNvGraphicFramePr>
@@ -2109,7 +3014,7 @@
                   <pic:spPr bwMode="auto">
                     <a:xfrm>
                       <a:off x="0" y="0"/>
-                      <a:ext cx="5943600" cy="3196893"/>
+                      <a:ext cx="5943600" cy="3196590"/>
                     </a:xfrm>
                     <a:prstGeom prst="rect">
                       <a:avLst/>
@@ -2311,16 +3216,12 @@
           <w:p>
             <w:pPr>
               <w:rPr>
-                <w:b/>
-                <w:sz w:val="23"/>
-                <w:szCs w:val="23"/>
-              </w:rPr>
-            </w:pPr>
-            <w:r>
-              <w:rPr>
-                <w:rStyle w:val="Strong"/>
-                <w:rFonts w:ascii="Segoe UI" w:hAnsi="Segoe UI" w:cs="Segoe UI"/>
-                <w:b w:val="0"/>
+                <w:sz w:val="23"/>
+                <w:szCs w:val="23"/>
+              </w:rPr>
+            </w:pPr>
+            <w:r>
+              <w:rPr>
                 <w:sz w:val="23"/>
                 <w:szCs w:val="23"/>
               </w:rPr>
@@ -2401,16 +3302,12 @@
           <w:p>
             <w:pPr>
               <w:rPr>
-                <w:b/>
-                <w:sz w:val="23"/>
-                <w:szCs w:val="23"/>
-              </w:rPr>
-            </w:pPr>
-            <w:r>
-              <w:rPr>
-                <w:rStyle w:val="Strong"/>
-                <w:rFonts w:ascii="Segoe UI" w:hAnsi="Segoe UI" w:cs="Segoe UI"/>
-                <w:b w:val="0"/>
+                <w:sz w:val="23"/>
+                <w:szCs w:val="23"/>
+              </w:rPr>
+            </w:pPr>
+            <w:r>
+              <w:rPr>
                 <w:sz w:val="23"/>
                 <w:szCs w:val="23"/>
               </w:rPr>
@@ -2491,16 +3388,12 @@
           <w:p>
             <w:pPr>
               <w:rPr>
-                <w:b/>
-                <w:sz w:val="23"/>
-                <w:szCs w:val="23"/>
-              </w:rPr>
-            </w:pPr>
-            <w:r>
-              <w:rPr>
-                <w:rStyle w:val="Strong"/>
-                <w:rFonts w:ascii="Segoe UI" w:hAnsi="Segoe UI" w:cs="Segoe UI"/>
-                <w:b w:val="0"/>
+                <w:sz w:val="23"/>
+                <w:szCs w:val="23"/>
+              </w:rPr>
+            </w:pPr>
+            <w:r>
+              <w:rPr>
                 <w:sz w:val="23"/>
                 <w:szCs w:val="23"/>
               </w:rPr>
@@ -2519,15 +3412,10 @@
       </w:pPr>
       <w:r>
         <w:rPr>
-          <w:rStyle w:val="Strong"/>
-          <w:rFonts w:ascii="Segoe UI" w:hAnsi="Segoe UI" w:cs="Segoe UI"/>
-          <w:b w:val="0"/>
-          <w:color w:val="000000" w:themeColor="text1"/>
-        </w:rPr>
-        <w:t>Interpretation:</w:t>
-      </w:r>
-      <w:r>
-        <w:t> The dataset is skewed toward high-risk observations (46.2%), providing a strong basis for predictive modeling but potentially reflecting sampling bias toward more impacted areas.</w:t>
+          <w:sz w:val="24"/>
+          <w:szCs w:val="24"/>
+        </w:rPr>
+        <w:t>Interpretation: The dataset is skewed toward high-risk observations (46.2%), providing a strong basis for predictive modeling but potentially reflecting sampling bias toward more impacted areas.</w:t>
       </w:r>
     </w:p>
     <w:p>
@@ -2542,7 +3430,7 @@
           <w:sz w:val="30"/>
           <w:szCs w:val="30"/>
         </w:rPr>
-        <w:t>4.2 Regional Overview</w:t>
+        <w:t>5.2 Regional Overview</w:t>
       </w:r>
     </w:p>
     <w:p>
@@ -2558,7 +3446,7 @@
         </w:rPr>
         <w:lastRenderedPageBreak/>
         <w:drawing>
-          <wp:inline distT="0" distB="0" distL="0" distR="0">
+          <wp:inline distT="0" distB="0" distL="0" distR="0" wp14:anchorId="297CAA46" wp14:editId="2E9CFBC0">
             <wp:extent cx="5943600" cy="4419600"/>
             <wp:effectExtent l="0" t="0" r="0" b="0"/>
             <wp:docPr id="14" name="Picture 14" descr="C:\Users\ADMIN\Desktop\PYTHON\KiraboEria\DEFO\Deforestation-Tracking\visuals\visualization_outputs\Regional overview.png"/>
@@ -2606,16 +3494,18 @@
           </wp:inline>
         </w:drawing>
       </w:r>
-      <w:r>
-        <w:t> (Pie charts composite)</w:t>
-      </w:r>
     </w:p>
     <w:p>
-      <w:r>
-        <w:rPr>
-          <w:rStyle w:val="Strong"/>
-          <w:rFonts w:ascii="Segoe UI" w:hAnsi="Segoe UI" w:cs="Segoe UI"/>
-          <w:color w:val="F9FAFB"/>
+      <w:pPr>
+        <w:rPr>
+          <w:sz w:val="24"/>
+          <w:szCs w:val="24"/>
+        </w:rPr>
+      </w:pPr>
+      <w:r>
+        <w:rPr>
+          <w:sz w:val="24"/>
+          <w:szCs w:val="24"/>
         </w:rPr>
         <w:t>Regional Averages:</w:t>
       </w:r>
@@ -2795,16 +3685,12 @@
           <w:p>
             <w:pPr>
               <w:rPr>
-                <w:b/>
-                <w:sz w:val="23"/>
-                <w:szCs w:val="23"/>
-              </w:rPr>
-            </w:pPr>
-            <w:r>
-              <w:rPr>
-                <w:rStyle w:val="Strong"/>
-                <w:rFonts w:ascii="Segoe UI" w:hAnsi="Segoe UI" w:cs="Segoe UI"/>
-                <w:b w:val="0"/>
+                <w:sz w:val="23"/>
+                <w:szCs w:val="23"/>
+              </w:rPr>
+            </w:pPr>
+            <w:r>
+              <w:rPr>
                 <w:sz w:val="23"/>
                 <w:szCs w:val="23"/>
               </w:rPr>
@@ -2885,16 +3771,12 @@
           <w:p>
             <w:pPr>
               <w:rPr>
-                <w:b/>
-                <w:sz w:val="23"/>
-                <w:szCs w:val="23"/>
-              </w:rPr>
-            </w:pPr>
-            <w:r>
-              <w:rPr>
-                <w:rStyle w:val="Strong"/>
-                <w:rFonts w:ascii="Segoe UI" w:hAnsi="Segoe UI" w:cs="Segoe UI"/>
-                <w:b w:val="0"/>
+                <w:sz w:val="23"/>
+                <w:szCs w:val="23"/>
+              </w:rPr>
+            </w:pPr>
+            <w:r>
+              <w:rPr>
                 <w:sz w:val="23"/>
                 <w:szCs w:val="23"/>
               </w:rPr>
@@ -3089,16 +3971,12 @@
           <w:p>
             <w:pPr>
               <w:rPr>
-                <w:b/>
-                <w:sz w:val="23"/>
-                <w:szCs w:val="23"/>
-              </w:rPr>
-            </w:pPr>
-            <w:r>
-              <w:rPr>
-                <w:rStyle w:val="Strong"/>
-                <w:rFonts w:ascii="Segoe UI" w:hAnsi="Segoe UI" w:cs="Segoe UI"/>
-                <w:b w:val="0"/>
+                <w:sz w:val="23"/>
+                <w:szCs w:val="23"/>
+              </w:rPr>
+            </w:pPr>
+            <w:r>
+              <w:rPr>
                 <w:sz w:val="23"/>
                 <w:szCs w:val="23"/>
               </w:rPr>
@@ -3121,8 +3999,8 @@
         </w:rPr>
         <w:lastRenderedPageBreak/>
         <w:drawing>
-          <wp:inline distT="0" distB="0" distL="0" distR="0">
-            <wp:extent cx="5943600" cy="3202592"/>
+          <wp:inline distT="0" distB="0" distL="0" distR="0" wp14:anchorId="5772B0B1" wp14:editId="65F15C20">
+            <wp:extent cx="5943600" cy="3202305"/>
             <wp:effectExtent l="0" t="0" r="0" b="0"/>
             <wp:docPr id="15" name="Picture 15" descr="C:\Users\ADMIN\Desktop\PYTHON\KiraboEria\DEFO\Deforestation-Tracking\visuals\visualization_outputs\02_tree_cover_loss_by_region.png"/>
             <wp:cNvGraphicFramePr>
@@ -3153,7 +4031,7 @@
                   <pic:spPr bwMode="auto">
                     <a:xfrm>
                       <a:off x="0" y="0"/>
-                      <a:ext cx="5943600" cy="3202592"/>
+                      <a:ext cx="5943600" cy="3202305"/>
                     </a:xfrm>
                     <a:prstGeom prst="rect">
                       <a:avLst/>
@@ -3171,46 +4049,49 @@
       </w:r>
     </w:p>
     <w:p>
-      <w:r>
-        <w:rPr>
-          <w:rStyle w:val="Strong"/>
-          <w:rFonts w:ascii="Segoe UI" w:hAnsi="Segoe UI" w:cs="Segoe UI"/>
-          <w:b w:val="0"/>
-          <w:color w:val="000000" w:themeColor="text1"/>
-        </w:rPr>
-        <w:t>Interpretation:</w:t>
-      </w:r>
-      <w:r>
-        <w:rPr>
-          <w:color w:val="000000" w:themeColor="text1"/>
-        </w:rPr>
-        <w:t> </w:t>
-      </w:r>
-      <w:r>
-        <w:t>Eastern and Central regions have the highest average loss (~14 ha higher than Western). Western has the highest fire count but the lowest loss, suggesting fire alone doesn't explain deforestation patterns.</w:t>
+      <w:pPr>
+        <w:rPr>
+          <w:sz w:val="24"/>
+          <w:szCs w:val="24"/>
+        </w:rPr>
+      </w:pPr>
+      <w:r>
+        <w:rPr>
+          <w:sz w:val="24"/>
+          <w:szCs w:val="24"/>
+        </w:rPr>
+        <w:t>Interpretation: Eastern and Central regions have the highest average loss (~14 ha higher than Western). Western has the highest fire count but the lowest loss, suggesting fire alone doesn't explain deforestation patterns.</w:t>
       </w:r>
     </w:p>
     <w:p>
       <w:pPr>
         <w:rPr>
+          <w:sz w:val="30"/>
+          <w:szCs w:val="30"/>
+        </w:rPr>
+      </w:pPr>
+      <w:r>
+        <w:rPr>
+          <w:sz w:val="30"/>
+          <w:szCs w:val="30"/>
+        </w:rPr>
+        <w:t>5.3 Loss by Risk Level</w:t>
+      </w:r>
+    </w:p>
+    <w:p>
+      <w:pPr>
+        <w:rPr>
           <w:sz w:val="24"/>
           <w:szCs w:val="24"/>
         </w:rPr>
       </w:pPr>
       <w:r>
         <w:rPr>
-          <w:sz w:val="30"/>
-          <w:szCs w:val="30"/>
-        </w:rPr>
-        <w:t>4.3 Loss by Risk Level</w:t>
-      </w:r>
-      <w:r>
-        <w:rPr>
           <w:noProof/>
         </w:rPr>
         <w:drawing>
-          <wp:inline distT="0" distB="0" distL="0" distR="0">
-            <wp:extent cx="5943600" cy="3520971"/>
+          <wp:inline distT="0" distB="0" distL="0" distR="0" wp14:anchorId="7768320E" wp14:editId="73553BA5">
+            <wp:extent cx="5943600" cy="3520440"/>
             <wp:effectExtent l="0" t="0" r="0" b="3810"/>
             <wp:docPr id="16" name="Picture 16" descr="C:\Users\ADMIN\Desktop\PYTHON\KiraboEria\DEFO\Deforestation-Tracking\visuals\visualization_outputs\03_tree_cover_loss_by_risk_boxplot.png"/>
             <wp:cNvGraphicFramePr>
@@ -3241,7 +4122,7 @@
                   <pic:spPr bwMode="auto">
                     <a:xfrm>
                       <a:off x="0" y="0"/>
-                      <a:ext cx="5943600" cy="3520971"/>
+                      <a:ext cx="5943600" cy="3520440"/>
                     </a:xfrm>
                     <a:prstGeom prst="rect">
                       <a:avLst/>
@@ -3425,16 +4306,12 @@
           <w:p>
             <w:pPr>
               <w:rPr>
-                <w:b/>
-                <w:sz w:val="23"/>
-                <w:szCs w:val="23"/>
-              </w:rPr>
-            </w:pPr>
-            <w:r>
-              <w:rPr>
-                <w:rStyle w:val="Strong"/>
-                <w:rFonts w:ascii="Segoe UI" w:hAnsi="Segoe UI" w:cs="Segoe UI"/>
-                <w:b w:val="0"/>
+                <w:sz w:val="23"/>
+                <w:szCs w:val="23"/>
+              </w:rPr>
+            </w:pPr>
+            <w:r>
+              <w:rPr>
                 <w:sz w:val="23"/>
                 <w:szCs w:val="23"/>
               </w:rPr>
@@ -3515,16 +4392,12 @@
           <w:p>
             <w:pPr>
               <w:rPr>
-                <w:b/>
-                <w:sz w:val="23"/>
-                <w:szCs w:val="23"/>
-              </w:rPr>
-            </w:pPr>
-            <w:r>
-              <w:rPr>
-                <w:rStyle w:val="Strong"/>
-                <w:rFonts w:ascii="Segoe UI" w:hAnsi="Segoe UI" w:cs="Segoe UI"/>
-                <w:b w:val="0"/>
+                <w:sz w:val="23"/>
+                <w:szCs w:val="23"/>
+              </w:rPr>
+            </w:pPr>
+            <w:r>
+              <w:rPr>
                 <w:sz w:val="23"/>
                 <w:szCs w:val="23"/>
               </w:rPr>
@@ -3562,9 +4435,6 @@
         </w:tc>
       </w:tr>
       <w:tr>
-        <w:trPr>
-          <w:trHeight w:val="20"/>
-        </w:trPr>
         <w:tc>
           <w:tcPr>
             <w:tcW w:w="0" w:type="auto"/>
@@ -3608,16 +4478,12 @@
           <w:p>
             <w:pPr>
               <w:rPr>
-                <w:b/>
-                <w:sz w:val="23"/>
-                <w:szCs w:val="23"/>
-              </w:rPr>
-            </w:pPr>
-            <w:r>
-              <w:rPr>
-                <w:rStyle w:val="Strong"/>
-                <w:rFonts w:ascii="Segoe UI" w:hAnsi="Segoe UI" w:cs="Segoe UI"/>
-                <w:b w:val="0"/>
+                <w:sz w:val="23"/>
+                <w:szCs w:val="23"/>
+              </w:rPr>
+            </w:pPr>
+            <w:r>
+              <w:rPr>
                 <w:sz w:val="23"/>
                 <w:szCs w:val="23"/>
               </w:rPr>
@@ -3667,8 +4533,8 @@
           <w:noProof/>
         </w:rPr>
         <w:drawing>
-          <wp:inline distT="0" distB="0" distL="0" distR="0">
-            <wp:extent cx="5943600" cy="3203035"/>
+          <wp:inline distT="0" distB="0" distL="0" distR="0" wp14:anchorId="27DE0CD3" wp14:editId="0C9EB314">
+            <wp:extent cx="5943600" cy="3202940"/>
             <wp:effectExtent l="0" t="0" r="0" b="0"/>
             <wp:docPr id="17" name="Picture 17" descr="C:\Users\ADMIN\Desktop\PYTHON\KiraboEria\DEFO\Deforestation-Tracking\visuals\visualization_outputs\07_loss_rate_by_risk.png"/>
             <wp:cNvGraphicFramePr>
@@ -3699,7 +4565,7 @@
                   <pic:spPr bwMode="auto">
                     <a:xfrm>
                       <a:off x="0" y="0"/>
-                      <a:ext cx="5943600" cy="3203035"/>
+                      <a:ext cx="5943600" cy="3202940"/>
                     </a:xfrm>
                     <a:prstGeom prst="rect">
                       <a:avLst/>
@@ -3717,23 +4583,18 @@
       </w:r>
     </w:p>
     <w:p>
-      <w:r>
-        <w:rPr>
-          <w:rStyle w:val="Strong"/>
-          <w:rFonts w:ascii="Segoe UI" w:hAnsi="Segoe UI" w:cs="Segoe UI"/>
-          <w:b w:val="0"/>
-          <w:color w:val="000000" w:themeColor="text1"/>
-        </w:rPr>
-        <w:t>Interpretation:</w:t>
-      </w:r>
-      <w:r>
-        <w:rPr>
-          <w:color w:val="000000" w:themeColor="text1"/>
-        </w:rPr>
-        <w:t> </w:t>
-      </w:r>
-      <w:r>
-        <w:t>Both absolute loss and percentage loss increase sharply across risk categories. The High risk group has the greatest spread, confirming the engineered risk labels are meaningful.</w:t>
+      <w:pPr>
+        <w:rPr>
+          <w:sz w:val="24"/>
+          <w:szCs w:val="24"/>
+        </w:rPr>
+      </w:pPr>
+      <w:r>
+        <w:rPr>
+          <w:sz w:val="24"/>
+          <w:szCs w:val="24"/>
+        </w:rPr>
+        <w:t>Interpretation: Both absolute loss and percentage loss increase sharply across risk categories. The High risk group has the greatest spread, confirming the engineered risk labels are meaningful.</w:t>
       </w:r>
     </w:p>
     <w:p>
@@ -3748,7 +4609,7 @@
           <w:sz w:val="30"/>
           <w:szCs w:val="30"/>
         </w:rPr>
-        <w:t>4.4 Forest Type Vulnerability</w:t>
+        <w:t>5.4 Forest Type Vulnerability</w:t>
       </w:r>
     </w:p>
     <w:p>
@@ -3764,8 +4625,8 @@
         </w:rPr>
         <w:lastRenderedPageBreak/>
         <w:drawing>
-          <wp:inline distT="0" distB="0" distL="0" distR="0">
-            <wp:extent cx="5943600" cy="3208290"/>
+          <wp:inline distT="0" distB="0" distL="0" distR="0" wp14:anchorId="3F48B120" wp14:editId="62BFEE91">
+            <wp:extent cx="5943600" cy="3208020"/>
             <wp:effectExtent l="0" t="0" r="0" b="0"/>
             <wp:docPr id="18" name="Picture 18" descr="C:\Users\ADMIN\Desktop\PYTHON\KiraboEria\DEFO\Deforestation-Tracking\visuals\visualization_outputs\04_tree_cover_loss_by_forest_type.png"/>
             <wp:cNvGraphicFramePr>
@@ -3796,7 +4657,7 @@
                   <pic:spPr bwMode="auto">
                     <a:xfrm>
                       <a:off x="0" y="0"/>
-                      <a:ext cx="5943600" cy="3208290"/>
+                      <a:ext cx="5943600" cy="3208020"/>
                     </a:xfrm>
                     <a:prstGeom prst="rect">
                       <a:avLst/>
@@ -3922,18 +4783,12 @@
           <w:p>
             <w:pPr>
               <w:rPr>
-                <w:b/>
-                <w:color w:val="000000" w:themeColor="text1"/>
-                <w:sz w:val="23"/>
-                <w:szCs w:val="23"/>
-              </w:rPr>
-            </w:pPr>
-            <w:r>
-              <w:rPr>
-                <w:rStyle w:val="Strong"/>
-                <w:rFonts w:ascii="Segoe UI" w:hAnsi="Segoe UI" w:cs="Segoe UI"/>
-                <w:b w:val="0"/>
-                <w:color w:val="000000" w:themeColor="text1"/>
+                <w:sz w:val="23"/>
+                <w:szCs w:val="23"/>
+              </w:rPr>
+            </w:pPr>
+            <w:r>
+              <w:rPr>
                 <w:sz w:val="23"/>
                 <w:szCs w:val="23"/>
               </w:rPr>
@@ -3956,18 +4811,12 @@
           <w:p>
             <w:pPr>
               <w:rPr>
-                <w:b/>
-                <w:color w:val="000000" w:themeColor="text1"/>
-                <w:sz w:val="23"/>
-                <w:szCs w:val="23"/>
-              </w:rPr>
-            </w:pPr>
-            <w:r>
-              <w:rPr>
-                <w:rStyle w:val="Strong"/>
-                <w:rFonts w:ascii="Segoe UI" w:hAnsi="Segoe UI" w:cs="Segoe UI"/>
-                <w:b w:val="0"/>
-                <w:color w:val="000000" w:themeColor="text1"/>
+                <w:sz w:val="23"/>
+                <w:szCs w:val="23"/>
+              </w:rPr>
+            </w:pPr>
+            <w:r>
+              <w:rPr>
                 <w:sz w:val="23"/>
                 <w:szCs w:val="23"/>
               </w:rPr>
@@ -4276,45 +5125,42 @@
       </w:pPr>
       <w:r>
         <w:rPr>
-          <w:rStyle w:val="Strong"/>
-          <w:rFonts w:ascii="Segoe UI" w:hAnsi="Segoe UI" w:cs="Segoe UI"/>
-          <w:b w:val="0"/>
-          <w:color w:val="000000" w:themeColor="text1"/>
-        </w:rPr>
-        <w:t>Interpretation:</w:t>
-      </w:r>
-      <w:r>
-        <w:rPr>
-          <w:color w:val="000000" w:themeColor="text1"/>
-        </w:rPr>
-        <w:t> </w:t>
-      </w:r>
-      <w:r>
-        <w:t>Mangroves show the highest vulnerability (218.9 ha), while plantations show the lowest (178.7 ha). This suggests ecosystem-specific protection priorities.</w:t>
+          <w:sz w:val="24"/>
+          <w:szCs w:val="24"/>
+        </w:rPr>
+        <w:t>Interpretation: Mangroves show the highest vulnerability (218.9 ha), while plantations show the lowest (178.7 ha). This suggests ecosystem-specific protection priorities.</w:t>
       </w:r>
     </w:p>
     <w:p>
       <w:pPr>
         <w:rPr>
+          <w:sz w:val="30"/>
+          <w:szCs w:val="30"/>
+        </w:rPr>
+      </w:pPr>
+      <w:r>
+        <w:rPr>
+          <w:sz w:val="30"/>
+          <w:szCs w:val="30"/>
+        </w:rPr>
+        <w:t>5.5 Illegal Logging Analysis</w:t>
+      </w:r>
+    </w:p>
+    <w:p>
+      <w:pPr>
+        <w:rPr>
           <w:sz w:val="24"/>
           <w:szCs w:val="24"/>
         </w:rPr>
       </w:pPr>
       <w:r>
         <w:rPr>
-          <w:sz w:val="30"/>
-          <w:szCs w:val="30"/>
+          <w:noProof/>
         </w:rPr>
         <w:lastRenderedPageBreak/>
-        <w:t>4.5 Illegal Logging Analysis</w:t>
-      </w:r>
-      <w:r>
-        <w:rPr>
-          <w:noProof/>
-        </w:rPr>
         <w:drawing>
-          <wp:inline distT="0" distB="0" distL="0" distR="0">
-            <wp:extent cx="5943600" cy="3196893"/>
+          <wp:inline distT="0" distB="0" distL="0" distR="0" wp14:anchorId="783017A0" wp14:editId="680744FE">
+            <wp:extent cx="5943600" cy="3196590"/>
             <wp:effectExtent l="0" t="0" r="0" b="3810"/>
             <wp:docPr id="19" name="Picture 19" descr="C:\Users\ADMIN\Desktop\PYTHON\KiraboEria\DEFO\Deforestation-Tracking\visuals\visualization_outputs\05_tree_cover_loss_by_illegal_logging.png"/>
             <wp:cNvGraphicFramePr>
@@ -4345,7 +5191,7 @@
                   <pic:spPr bwMode="auto">
                     <a:xfrm>
                       <a:off x="0" y="0"/>
-                      <a:ext cx="5943600" cy="3196893"/>
+                      <a:ext cx="5943600" cy="3196590"/>
                     </a:xfrm>
                     <a:prstGeom prst="rect">
                       <a:avLst/>
@@ -4471,16 +5317,12 @@
           <w:p>
             <w:pPr>
               <w:rPr>
-                <w:b/>
-                <w:sz w:val="23"/>
-                <w:szCs w:val="23"/>
-              </w:rPr>
-            </w:pPr>
-            <w:r>
-              <w:rPr>
-                <w:rStyle w:val="Strong"/>
-                <w:rFonts w:ascii="Segoe UI" w:hAnsi="Segoe UI" w:cs="Segoe UI"/>
-                <w:b w:val="0"/>
+                <w:sz w:val="23"/>
+                <w:szCs w:val="23"/>
+              </w:rPr>
+            </w:pPr>
+            <w:r>
+              <w:rPr>
                 <w:sz w:val="23"/>
                 <w:szCs w:val="23"/>
               </w:rPr>
@@ -4503,16 +5345,12 @@
           <w:p>
             <w:pPr>
               <w:rPr>
-                <w:b/>
-                <w:sz w:val="23"/>
-                <w:szCs w:val="23"/>
-              </w:rPr>
-            </w:pPr>
-            <w:r>
-              <w:rPr>
-                <w:rStyle w:val="Strong"/>
-                <w:rFonts w:ascii="Segoe UI" w:hAnsi="Segoe UI" w:cs="Segoe UI"/>
-                <w:b w:val="0"/>
+                <w:sz w:val="23"/>
+                <w:szCs w:val="23"/>
+              </w:rPr>
+            </w:pPr>
+            <w:r>
+              <w:rPr>
                 <w:sz w:val="23"/>
                 <w:szCs w:val="23"/>
               </w:rPr>
@@ -4583,96 +5421,66 @@
     <w:p>
       <w:pPr>
         <w:rPr>
-          <w:b/>
-          <w:color w:val="000000" w:themeColor="text1"/>
           <w:sz w:val="24"/>
           <w:szCs w:val="24"/>
         </w:rPr>
       </w:pPr>
       <w:r>
         <w:rPr>
-          <w:rStyle w:val="Strong"/>
-          <w:rFonts w:ascii="Segoe UI" w:hAnsi="Segoe UI" w:cs="Segoe UI"/>
-          <w:b w:val="0"/>
-          <w:color w:val="000000" w:themeColor="text1"/>
-        </w:rPr>
-        <w:t>Interpretation:</w:t>
-      </w:r>
-      <w:r>
-        <w:rPr>
-          <w:color w:val="000000" w:themeColor="text1"/>
-        </w:rPr>
-        <w:t> </w:t>
-      </w:r>
-      <w:r>
-        <w:t>Records marked "No" had slightly higher average loss than "Yes." This counterintuitive finding suggests reporting quality, timing, or confounding variables obscure a simple relationship. </w:t>
-      </w:r>
-      <w:r>
-        <w:rPr>
-          <w:rStyle w:val="Strong"/>
-          <w:rFonts w:ascii="Segoe UI" w:hAnsi="Segoe UI" w:cs="Segoe UI"/>
-          <w:color w:val="F9FAFB"/>
-        </w:rPr>
-        <w:t xml:space="preserve">The </w:t>
-      </w:r>
-      <w:r>
-        <w:rPr>
-          <w:rStyle w:val="Strong"/>
-          <w:rFonts w:ascii="Segoe UI" w:hAnsi="Segoe UI" w:cs="Segoe UI"/>
-          <w:b w:val="0"/>
-          <w:color w:val="000000" w:themeColor="text1"/>
-        </w:rPr>
-        <w:t xml:space="preserve">model later </w:t>
-      </w:r>
-      <w:r>
-        <w:t>identified </w:t>
+          <w:sz w:val="24"/>
+          <w:szCs w:val="24"/>
+        </w:rPr>
+        <w:t>Interpretation: Records marked "No" had slightly higher average loss than "Yes." This counterintuitive finding suggests reporting quality, timing, or confounding variables obscure a simple relationship. The model later identified </w:t>
       </w:r>
       <w:proofErr w:type="spellStart"/>
       <w:r>
+        <w:rPr>
+          <w:rFonts w:ascii="Consolas" w:hAnsi="Consolas" w:cs="Courier New"/>
+          <w:sz w:val="20"/>
+          <w:szCs w:val="20"/>
+          <w:shd w:val="clear" w:color="auto" w:fill="2C2C2E"/>
+        </w:rPr>
         <w:t>Illegal_Logging_Flag</w:t>
       </w:r>
       <w:proofErr w:type="spellEnd"/>
       <w:r>
-        <w:t> </w:t>
-      </w:r>
-      <w:r>
-        <w:rPr>
-          <w:color w:val="000000" w:themeColor="text1"/>
-        </w:rPr>
-        <w:t>as</w:t>
-      </w:r>
-      <w:r>
-        <w:rPr>
-          <w:rStyle w:val="Strong"/>
-          <w:rFonts w:ascii="Segoe UI" w:hAnsi="Segoe UI" w:cs="Segoe UI"/>
-          <w:b w:val="0"/>
-          <w:color w:val="000000" w:themeColor="text1"/>
-        </w:rPr>
-        <w:t xml:space="preserve"> the 3rd most important feature (10.0%).</w:t>
+        <w:rPr>
+          <w:sz w:val="24"/>
+          <w:szCs w:val="24"/>
+        </w:rPr>
+        <w:t> as the 3rd most important feature (10.0%).</w:t>
       </w:r>
     </w:p>
     <w:p>
       <w:pPr>
         <w:rPr>
+          <w:sz w:val="30"/>
+          <w:szCs w:val="30"/>
+        </w:rPr>
+      </w:pPr>
+      <w:r>
+        <w:rPr>
+          <w:sz w:val="30"/>
+          <w:szCs w:val="30"/>
+        </w:rPr>
+        <w:t>5.6 Time Trend (2021-2024)</w:t>
+      </w:r>
+    </w:p>
+    <w:p>
+      <w:pPr>
+        <w:rPr>
           <w:sz w:val="24"/>
           <w:szCs w:val="24"/>
         </w:rPr>
       </w:pPr>
       <w:r>
         <w:rPr>
-          <w:sz w:val="30"/>
-          <w:szCs w:val="30"/>
+          <w:noProof/>
         </w:rPr>
         <w:lastRenderedPageBreak/>
-        <w:t>4.6 Time Trend (2021-2024)</w:t>
-      </w:r>
-      <w:r>
-        <w:rPr>
-          <w:noProof/>
-        </w:rPr>
         <w:drawing>
-          <wp:inline distT="0" distB="0" distL="0" distR="0">
-            <wp:extent cx="5943600" cy="3196893"/>
+          <wp:inline distT="0" distB="0" distL="0" distR="0" wp14:anchorId="79EEA574" wp14:editId="534E4388">
+            <wp:extent cx="5943600" cy="3196590"/>
             <wp:effectExtent l="0" t="0" r="0" b="3810"/>
             <wp:docPr id="20" name="Picture 20" descr="C:\Users\ADMIN\Desktop\PYTHON\KiraboEria\DEFO\Deforestation-Tracking\visuals\visualization_outputs\06_average_tree_cover_loss_over_time.png"/>
             <wp:cNvGraphicFramePr>
@@ -4703,7 +5511,7 @@
                   <pic:spPr bwMode="auto">
                     <a:xfrm>
                       <a:off x="0" y="0"/>
-                      <a:ext cx="5943600" cy="3196893"/>
+                      <a:ext cx="5943600" cy="3196590"/>
                     </a:xfrm>
                     <a:prstGeom prst="rect">
                       <a:avLst/>
@@ -5229,32 +6037,10 @@
       </w:pPr>
       <w:r>
         <w:rPr>
-          <w:rStyle w:val="Strong"/>
-          <w:rFonts w:ascii="Segoe UI" w:hAnsi="Segoe UI" w:cs="Segoe UI"/>
-          <w:b w:val="0"/>
-          <w:color w:val="000000" w:themeColor="text1"/>
-        </w:rPr>
-        <w:t>Interpretation:</w:t>
-      </w:r>
-      <w:r>
-        <w:rPr>
-          <w:color w:val="000000" w:themeColor="text1"/>
-        </w:rPr>
-        <w:t> </w:t>
-      </w:r>
-      <w:r>
-        <w:t>Average loss declined from ~216 ha in 2021 to ~190 ha in 2024—a </w:t>
-      </w:r>
-      <w:r>
-        <w:rPr>
-          <w:rStyle w:val="Strong"/>
-          <w:rFonts w:ascii="Segoe UI" w:hAnsi="Segoe UI" w:cs="Segoe UI"/>
-          <w:color w:val="F9FAFB"/>
-        </w:rPr>
-        <w:t>12% reduction</w:t>
-      </w:r>
-      <w:r>
-        <w:t>. This is encouraging, but should be interpreted cautiously as changes in sampling or reporting could also influence the average.</w:t>
+          <w:sz w:val="24"/>
+          <w:szCs w:val="24"/>
+        </w:rPr>
+        <w:t>Interpretation: Average loss declined from ~216 ha in 2021 to ~190 ha in 2024—a 12% reduction. This is encouraging, but should be interpreted cautiously as changes in sampling or reporting could also influence the average.</w:t>
       </w:r>
     </w:p>
     <w:p>
@@ -5269,8 +6055,7 @@
           <w:sz w:val="30"/>
           <w:szCs w:val="30"/>
         </w:rPr>
-        <w:lastRenderedPageBreak/>
-        <w:t>4.7 Fire Incidents by Region</w:t>
+        <w:t>5.7 Fire Incidents by Region</w:t>
       </w:r>
     </w:p>
     <w:p>
@@ -5284,9 +6069,10 @@
         <w:rPr>
           <w:noProof/>
         </w:rPr>
+        <w:lastRenderedPageBreak/>
         <w:drawing>
-          <wp:inline distT="0" distB="0" distL="0" distR="0">
-            <wp:extent cx="5943600" cy="3205665"/>
+          <wp:inline distT="0" distB="0" distL="0" distR="0" wp14:anchorId="7C81A3ED" wp14:editId="147AAE0A">
+            <wp:extent cx="5943600" cy="3205480"/>
             <wp:effectExtent l="0" t="0" r="0" b="0"/>
             <wp:docPr id="21" name="Picture 21" descr="C:\Users\ADMIN\Desktop\PYTHON\KiraboEria\DEFO\Deforestation-Tracking\visuals\visualization_outputs\08_fire_incidents_by_region.png"/>
             <wp:cNvGraphicFramePr>
@@ -5317,7 +6103,7 @@
                   <pic:spPr bwMode="auto">
                     <a:xfrm>
                       <a:off x="0" y="0"/>
-                      <a:ext cx="5943600" cy="3205665"/>
+                      <a:ext cx="5943600" cy="3205480"/>
                     </a:xfrm>
                     <a:prstGeom prst="rect">
                       <a:avLst/>
@@ -5443,16 +6229,12 @@
           <w:p>
             <w:pPr>
               <w:rPr>
-                <w:b/>
-                <w:sz w:val="23"/>
-                <w:szCs w:val="23"/>
-              </w:rPr>
-            </w:pPr>
-            <w:r>
-              <w:rPr>
-                <w:rStyle w:val="Strong"/>
-                <w:rFonts w:ascii="Segoe UI" w:hAnsi="Segoe UI" w:cs="Segoe UI"/>
-                <w:b w:val="0"/>
+                <w:sz w:val="23"/>
+                <w:szCs w:val="23"/>
+              </w:rPr>
+            </w:pPr>
+            <w:r>
+              <w:rPr>
                 <w:sz w:val="23"/>
                 <w:szCs w:val="23"/>
               </w:rPr>
@@ -5475,16 +6257,12 @@
           <w:p>
             <w:pPr>
               <w:rPr>
-                <w:b/>
-                <w:sz w:val="23"/>
-                <w:szCs w:val="23"/>
-              </w:rPr>
-            </w:pPr>
-            <w:r>
-              <w:rPr>
-                <w:rStyle w:val="Strong"/>
-                <w:rFonts w:ascii="Segoe UI" w:hAnsi="Segoe UI" w:cs="Segoe UI"/>
-                <w:b w:val="0"/>
+                <w:sz w:val="23"/>
+                <w:szCs w:val="23"/>
+              </w:rPr>
+            </w:pPr>
+            <w:r>
+              <w:rPr>
                 <w:sz w:val="23"/>
                 <w:szCs w:val="23"/>
               </w:rPr>
@@ -5677,38 +6455,41 @@
       </w:pPr>
       <w:r>
         <w:rPr>
-          <w:rStyle w:val="Strong"/>
-          <w:rFonts w:ascii="Segoe UI" w:hAnsi="Segoe UI" w:cs="Segoe UI"/>
-          <w:b w:val="0"/>
-          <w:color w:val="000000" w:themeColor="text1"/>
-        </w:rPr>
-        <w:t>Interpretation:</w:t>
-      </w:r>
-      <w:r>
-        <w:t> Western has the highest average fire count (12.7) but the lowest tree-cover loss (194.1 ha). This reinforces that fire frequency alone is not a primary driver of loss.</w:t>
+          <w:sz w:val="24"/>
+          <w:szCs w:val="24"/>
+        </w:rPr>
+        <w:t>Interpretation: Western has the highest average fire count (12.7) but the lowest tree-cover loss (194.1 ha). This reinforces that fire frequency alone is not a primary driver of loss.</w:t>
       </w:r>
     </w:p>
     <w:p>
       <w:pPr>
         <w:rPr>
+          <w:sz w:val="30"/>
+          <w:szCs w:val="30"/>
+        </w:rPr>
+      </w:pPr>
+      <w:r>
+        <w:rPr>
+          <w:sz w:val="30"/>
+          <w:szCs w:val="30"/>
+        </w:rPr>
+        <w:t>5.8 Key Correlations</w:t>
+      </w:r>
+    </w:p>
+    <w:p>
+      <w:pPr>
+        <w:rPr>
           <w:sz w:val="24"/>
           <w:szCs w:val="24"/>
         </w:rPr>
       </w:pPr>
       <w:r>
         <w:rPr>
-          <w:sz w:val="30"/>
-          <w:szCs w:val="30"/>
+          <w:noProof/>
         </w:rPr>
         <w:lastRenderedPageBreak/>
-        <w:t>4.8 Key Correlations</w:t>
-      </w:r>
-      <w:r>
-        <w:rPr>
-          <w:noProof/>
-        </w:rPr>
         <w:drawing>
-          <wp:inline distT="0" distB="0" distL="0" distR="0" wp14:anchorId="55EBFC00" wp14:editId="3D92C5CC">
+          <wp:inline distT="0" distB="0" distL="0" distR="0" wp14:anchorId="417381AF" wp14:editId="0742FE6E">
             <wp:extent cx="5943600" cy="4686300"/>
             <wp:effectExtent l="0" t="0" r="0" b="0"/>
             <wp:docPr id="1" name="Picture 1"/>
@@ -5743,9 +6524,6 @@
           </wp:inline>
         </w:drawing>
       </w:r>
-      <w:r>
-        <w:t> (Interactive)</w:t>
-      </w:r>
     </w:p>
     <w:tbl>
       <w:tblPr>
@@ -5899,8 +6677,6 @@
             </w:pPr>
             <w:r>
               <w:rPr>
-                <w:rStyle w:val="Strong"/>
-                <w:rFonts w:ascii="Segoe UI" w:hAnsi="Segoe UI" w:cs="Segoe UI"/>
                 <w:sz w:val="23"/>
                 <w:szCs w:val="23"/>
               </w:rPr>
@@ -5977,8 +6753,6 @@
             </w:pPr>
             <w:r>
               <w:rPr>
-                <w:rStyle w:val="Strong"/>
-                <w:rFonts w:ascii="Segoe UI" w:hAnsi="Segoe UI" w:cs="Segoe UI"/>
                 <w:sz w:val="23"/>
                 <w:szCs w:val="23"/>
               </w:rPr>
@@ -6225,22 +6999,11 @@
       </w:pPr>
       <w:r>
         <w:rPr>
-          <w:rStyle w:val="Strong"/>
-          <w:rFonts w:ascii="Segoe UI" w:hAnsi="Segoe UI" w:cs="Segoe UI"/>
-          <w:b w:val="0"/>
-          <w:color w:val="000000" w:themeColor="text1"/>
+          <w:sz w:val="24"/>
+          <w:szCs w:val="24"/>
         </w:rPr>
         <w:lastRenderedPageBreak/>
-        <w:t>Interpretation:</w:t>
-      </w:r>
-      <w:r>
-        <w:rPr>
-          <w:color w:val="000000" w:themeColor="text1"/>
-        </w:rPr>
-        <w:t> </w:t>
-      </w:r>
-      <w:r>
-        <w:t>Simple correlations for most human-pressure variables are weak. The Random Forest model was able to capture complex, non-linear relationships, demonstrating the value of machine learning over simple correlation analysis.</w:t>
+        <w:t>Interpretation: Simple correlations for most human-pressure variables are weak. The Random Forest model was able to capture complex, non-linear relationships, demonstrating the value of machine learning over simple correlation analysis.</w:t>
       </w:r>
     </w:p>
     <w:p>
@@ -6255,7 +7018,7 @@
           <w:sz w:val="30"/>
           <w:szCs w:val="30"/>
         </w:rPr>
-        <w:t>4.9 Interactive Scatter Plot</w:t>
+        <w:t>5.9 Interactive Scatter Plot</w:t>
       </w:r>
     </w:p>
     <w:p>
@@ -6270,7 +7033,7 @@
           <w:noProof/>
         </w:rPr>
         <w:drawing>
-          <wp:inline distT="0" distB="0" distL="0" distR="0" wp14:anchorId="3030FDDC" wp14:editId="49422708">
+          <wp:inline distT="0" distB="0" distL="0" distR="0" wp14:anchorId="30276BFF" wp14:editId="7366EBA7">
             <wp:extent cx="5943600" cy="2724150"/>
             <wp:effectExtent l="0" t="0" r="0" b="0"/>
             <wp:docPr id="22" name="Picture 22"/>
@@ -6305,220 +7068,85 @@
           </wp:inline>
         </w:drawing>
       </w:r>
-      <w:r>
-        <w:t> (Interactive)</w:t>
-      </w:r>
     </w:p>
     <w:p>
-      <w:r>
-        <w:t>This scatter plot shows:</w:t>
+      <w:pPr>
+        <w:rPr>
+          <w:sz w:val="24"/>
+          <w:szCs w:val="24"/>
+        </w:rPr>
+      </w:pPr>
+      <w:r>
+        <w:rPr>
+          <w:sz w:val="24"/>
+          <w:szCs w:val="24"/>
+        </w:rPr>
+        <w:t>Key Findings:</w:t>
       </w:r>
     </w:p>
     <w:p>
       <w:pPr>
         <w:rPr>
-          <w:color w:val="000000" w:themeColor="text1"/>
-        </w:rPr>
-      </w:pPr>
-      <w:r>
-        <w:rPr>
-          <w:rStyle w:val="Strong"/>
-          <w:rFonts w:ascii="Segoe UI" w:hAnsi="Segoe UI" w:cs="Segoe UI"/>
-          <w:b w:val="0"/>
-          <w:color w:val="000000" w:themeColor="text1"/>
-        </w:rPr>
-        <w:t>X-axis</w:t>
-      </w:r>
-      <w:r>
-        <w:rPr>
-          <w:rStyle w:val="Strong"/>
-          <w:rFonts w:ascii="Segoe UI" w:hAnsi="Segoe UI" w:cs="Segoe UI"/>
-          <w:color w:val="000000" w:themeColor="text1"/>
-        </w:rPr>
-        <w:t>:</w:t>
-      </w:r>
-      <w:r>
-        <w:rPr>
-          <w:color w:val="000000" w:themeColor="text1"/>
-        </w:rPr>
-        <w:t> </w:t>
-      </w:r>
-      <w:proofErr w:type="spellStart"/>
-      <w:r>
-        <w:rPr>
-          <w:color w:val="000000" w:themeColor="text1"/>
-        </w:rPr>
-        <w:t>Forest_Area_ha</w:t>
-      </w:r>
-      <w:proofErr w:type="spellEnd"/>
+          <w:sz w:val="24"/>
+          <w:szCs w:val="24"/>
+        </w:rPr>
+      </w:pPr>
+      <w:r>
+        <w:rPr>
+          <w:sz w:val="24"/>
+          <w:szCs w:val="24"/>
+        </w:rPr>
+        <w:t>Forest Area and Tree-Cover Loss have a moderate positive correlation (r ≈ 0.66)</w:t>
+      </w:r>
     </w:p>
     <w:p>
       <w:pPr>
         <w:rPr>
-          <w:color w:val="000000" w:themeColor="text1"/>
-        </w:rPr>
-      </w:pPr>
-      <w:r>
-        <w:rPr>
-          <w:rStyle w:val="Strong"/>
-          <w:rFonts w:ascii="Segoe UI" w:hAnsi="Segoe UI" w:cs="Segoe UI"/>
-          <w:b w:val="0"/>
-          <w:color w:val="000000" w:themeColor="text1"/>
-        </w:rPr>
-        <w:t>Y-axis:</w:t>
-      </w:r>
-      <w:r>
-        <w:rPr>
-          <w:color w:val="000000" w:themeColor="text1"/>
-        </w:rPr>
-        <w:t> </w:t>
-      </w:r>
-      <w:proofErr w:type="spellStart"/>
-      <w:r>
-        <w:rPr>
-          <w:color w:val="000000" w:themeColor="text1"/>
-        </w:rPr>
-        <w:t>Tree_Cover_Loss_ha</w:t>
-      </w:r>
-      <w:proofErr w:type="spellEnd"/>
+          <w:sz w:val="24"/>
+          <w:szCs w:val="24"/>
+        </w:rPr>
+      </w:pPr>
+      <w:r>
+        <w:rPr>
+          <w:sz w:val="24"/>
+          <w:szCs w:val="24"/>
+        </w:rPr>
+        <w:t>Risk colors form distinct vertical bands</w:t>
+      </w:r>
     </w:p>
     <w:p>
       <w:pPr>
         <w:rPr>
-          <w:color w:val="000000" w:themeColor="text1"/>
-        </w:rPr>
-      </w:pPr>
-      <w:r>
-        <w:rPr>
-          <w:rStyle w:val="Strong"/>
-          <w:rFonts w:ascii="Segoe UI" w:hAnsi="Segoe UI" w:cs="Segoe UI"/>
-          <w:b w:val="0"/>
-          <w:color w:val="000000" w:themeColor="text1"/>
-        </w:rPr>
-        <w:t>Color:</w:t>
-      </w:r>
-      <w:r>
-        <w:rPr>
-          <w:color w:val="000000" w:themeColor="text1"/>
-        </w:rPr>
-        <w:t> Risk Level (Low = #2a9d8f, Medium = #e9c46a, High = #e76f51)</w:t>
+          <w:sz w:val="24"/>
+          <w:szCs w:val="24"/>
+        </w:rPr>
+      </w:pPr>
+      <w:r>
+        <w:rPr>
+          <w:sz w:val="24"/>
+          <w:szCs w:val="24"/>
+        </w:rPr>
+        <w:t>Bubble sizes are mixed, confirming fire counts have little linear relationship with loss</w:t>
       </w:r>
     </w:p>
     <w:p>
       <w:pPr>
         <w:rPr>
-          <w:color w:val="000000" w:themeColor="text1"/>
-        </w:rPr>
-      </w:pPr>
-      <w:r>
-        <w:rPr>
-          <w:rStyle w:val="Strong"/>
-          <w:rFonts w:ascii="Segoe UI" w:hAnsi="Segoe UI" w:cs="Segoe UI"/>
-          <w:b w:val="0"/>
-          <w:color w:val="000000" w:themeColor="text1"/>
-        </w:rPr>
-        <w:t>Size:</w:t>
-      </w:r>
-      <w:r>
-        <w:rPr>
-          <w:color w:val="000000" w:themeColor="text1"/>
-        </w:rPr>
-        <w:t> </w:t>
-      </w:r>
-      <w:proofErr w:type="spellStart"/>
-      <w:r>
-        <w:rPr>
-          <w:color w:val="000000" w:themeColor="text1"/>
-        </w:rPr>
-        <w:t>Fire_Incidents</w:t>
-      </w:r>
-      <w:proofErr w:type="spellEnd"/>
-      <w:r>
-        <w:rPr>
-          <w:color w:val="000000" w:themeColor="text1"/>
-        </w:rPr>
-        <w:t xml:space="preserve"> (larger bubbles = more fires)</w:t>
+          <w:sz w:val="33"/>
+          <w:szCs w:val="33"/>
+        </w:rPr>
+      </w:pPr>
+      <w:r>
+        <w:rPr>
+          <w:sz w:val="33"/>
+          <w:szCs w:val="33"/>
+        </w:rPr>
+        <w:t>6. Predictive Modeling</w:t>
       </w:r>
     </w:p>
     <w:p>
       <w:pPr>
         <w:rPr>
-          <w:color w:val="000000" w:themeColor="text1"/>
-        </w:rPr>
-      </w:pPr>
-      <w:r>
-        <w:rPr>
-          <w:rStyle w:val="Strong"/>
-          <w:rFonts w:ascii="Segoe UI" w:hAnsi="Segoe UI" w:cs="Segoe UI"/>
-          <w:b w:val="0"/>
-          <w:color w:val="000000" w:themeColor="text1"/>
-        </w:rPr>
-        <w:t>Symbol:</w:t>
-      </w:r>
-      <w:r>
-        <w:rPr>
-          <w:color w:val="000000" w:themeColor="text1"/>
-        </w:rPr>
-        <w:t> Region</w:t>
-      </w:r>
-    </w:p>
-    <w:p>
-      <w:pPr>
-        <w:rPr>
-          <w:b/>
-          <w:color w:val="000000" w:themeColor="text1"/>
-        </w:rPr>
-      </w:pPr>
-      <w:r>
-        <w:rPr>
-          <w:rStyle w:val="Strong"/>
-          <w:rFonts w:ascii="Segoe UI" w:hAnsi="Segoe UI" w:cs="Segoe UI"/>
-          <w:b w:val="0"/>
-          <w:color w:val="000000" w:themeColor="text1"/>
-        </w:rPr>
-        <w:t>Key Findings:</w:t>
-      </w:r>
-    </w:p>
-    <w:p>
-      <w:proofErr w:type="spellStart"/>
-      <w:proofErr w:type="gramStart"/>
-      <w:r>
-        <w:t>Forest</w:t>
-      </w:r>
-      <w:proofErr w:type="spellEnd"/>
-      <w:proofErr w:type="gramEnd"/>
-      <w:r>
-        <w:t xml:space="preserve"> Area and Tree-Cover Loss have a moderate positive correlation (r ≈ 0.66)</w:t>
-      </w:r>
-    </w:p>
-    <w:p>
-      <w:r>
-        <w:t>Risk colors form distinct vertical bands</w:t>
-      </w:r>
-    </w:p>
-    <w:p>
-      <w:r>
-        <w:t>Bubble sizes are mixed, confirming fire counts have little linear relationship with loss</w:t>
-      </w:r>
-    </w:p>
-    <w:p>
-      <w:pPr>
-        <w:rPr>
-          <w:sz w:val="33"/>
-          <w:szCs w:val="33"/>
-        </w:rPr>
-      </w:pPr>
-      <w:r>
-        <w:rPr>
-          <w:sz w:val="33"/>
-          <w:szCs w:val="33"/>
-        </w:rPr>
-        <w:t>5. Predictive Modeling</w:t>
-      </w:r>
-    </w:p>
-    <w:p>
-      <w:pPr>
-        <w:rPr>
           <w:sz w:val="30"/>
           <w:szCs w:val="30"/>
         </w:rPr>
@@ -6528,7 +7156,7 @@
           <w:sz w:val="30"/>
           <w:szCs w:val="30"/>
         </w:rPr>
-        <w:t>5.1 Model Architecture</w:t>
+        <w:t>6.1 Model Architecture</w:t>
       </w:r>
     </w:p>
     <w:tbl>
@@ -6551,8 +7179,8 @@
         <w:tblLook w:val="04A0" w:firstRow="1" w:lastRow="0" w:firstColumn="1" w:lastColumn="0" w:noHBand="0" w:noVBand="1"/>
       </w:tblPr>
       <w:tblGrid>
-        <w:gridCol w:w="4681"/>
-        <w:gridCol w:w="6599"/>
+        <w:gridCol w:w="4492"/>
+        <w:gridCol w:w="6788"/>
       </w:tblGrid>
       <w:tr>
         <w:trPr>
@@ -6582,7 +7210,6 @@
                 <w:sz w:val="23"/>
                 <w:szCs w:val="23"/>
               </w:rPr>
-              <w:lastRenderedPageBreak/>
               <w:t>Component</w:t>
             </w:r>
           </w:p>
@@ -6632,16 +7259,12 @@
           <w:p>
             <w:pPr>
               <w:rPr>
-                <w:b/>
-                <w:sz w:val="23"/>
-                <w:szCs w:val="23"/>
-              </w:rPr>
-            </w:pPr>
-            <w:r>
-              <w:rPr>
-                <w:rStyle w:val="Strong"/>
-                <w:rFonts w:ascii="Segoe UI" w:hAnsi="Segoe UI" w:cs="Segoe UI"/>
-                <w:b w:val="0"/>
+                <w:sz w:val="23"/>
+                <w:szCs w:val="23"/>
+              </w:rPr>
+            </w:pPr>
+            <w:r>
+              <w:rPr>
                 <w:sz w:val="23"/>
                 <w:szCs w:val="23"/>
               </w:rPr>
@@ -6694,7 +7317,6 @@
           <w:p>
             <w:pPr>
               <w:rPr>
-                <w:b/>
                 <w:sz w:val="23"/>
                 <w:szCs w:val="23"/>
               </w:rPr>
@@ -6702,9 +7324,6 @@
             <w:proofErr w:type="spellStart"/>
             <w:r>
               <w:rPr>
-                <w:rStyle w:val="Strong"/>
-                <w:rFonts w:ascii="Segoe UI" w:hAnsi="Segoe UI" w:cs="Segoe UI"/>
-                <w:b w:val="0"/>
                 <w:sz w:val="23"/>
                 <w:szCs w:val="23"/>
               </w:rPr>
@@ -6713,9 +7332,6 @@
             <w:proofErr w:type="spellEnd"/>
             <w:r>
               <w:rPr>
-                <w:rStyle w:val="Strong"/>
-                <w:rFonts w:ascii="Segoe UI" w:hAnsi="Segoe UI" w:cs="Segoe UI"/>
-                <w:b w:val="0"/>
                 <w:sz w:val="23"/>
                 <w:szCs w:val="23"/>
               </w:rPr>
@@ -6768,16 +7384,12 @@
           <w:p>
             <w:pPr>
               <w:rPr>
-                <w:b/>
-                <w:sz w:val="23"/>
-                <w:szCs w:val="23"/>
-              </w:rPr>
-            </w:pPr>
-            <w:r>
-              <w:rPr>
-                <w:rStyle w:val="Strong"/>
-                <w:rFonts w:ascii="Segoe UI" w:hAnsi="Segoe UI" w:cs="Segoe UI"/>
-                <w:b w:val="0"/>
+                <w:sz w:val="23"/>
+                <w:szCs w:val="23"/>
+              </w:rPr>
+            </w:pPr>
+            <w:r>
+              <w:rPr>
                 <w:sz w:val="23"/>
                 <w:szCs w:val="23"/>
               </w:rPr>
@@ -6830,19 +7442,16 @@
           <w:p>
             <w:pPr>
               <w:rPr>
-                <w:b/>
-                <w:sz w:val="23"/>
-                <w:szCs w:val="23"/>
-              </w:rPr>
-            </w:pPr>
-            <w:r>
-              <w:rPr>
-                <w:rStyle w:val="Strong"/>
-                <w:rFonts w:ascii="Segoe UI" w:hAnsi="Segoe UI" w:cs="Segoe UI"/>
-                <w:b w:val="0"/>
-                <w:sz w:val="23"/>
-                <w:szCs w:val="23"/>
-              </w:rPr>
+                <w:sz w:val="23"/>
+                <w:szCs w:val="23"/>
+              </w:rPr>
+            </w:pPr>
+            <w:r>
+              <w:rPr>
+                <w:sz w:val="23"/>
+                <w:szCs w:val="23"/>
+              </w:rPr>
+              <w:lastRenderedPageBreak/>
               <w:t>Folds</w:t>
             </w:r>
           </w:p>
@@ -6889,7 +7498,7 @@
           <w:sz w:val="30"/>
           <w:szCs w:val="30"/>
         </w:rPr>
-        <w:t xml:space="preserve">5.2 Best </w:t>
+        <w:t xml:space="preserve">6.2 Best </w:t>
       </w:r>
       <w:proofErr w:type="spellStart"/>
       <w:r>
@@ -6904,16 +7513,13 @@
     <w:p>
       <w:pPr>
         <w:rPr>
-          <w:color w:val="000000" w:themeColor="text1"/>
           <w:sz w:val="20"/>
           <w:szCs w:val="20"/>
         </w:rPr>
       </w:pPr>
       <w:r>
         <w:rPr>
-          <w:rStyle w:val="d813de27"/>
-          <w:rFonts w:ascii="Consolas" w:hAnsi="Consolas" w:cs="Segoe UI"/>
-          <w:color w:val="000000" w:themeColor="text1"/>
+          <w:rFonts w:ascii="Consolas" w:hAnsi="Consolas"/>
           <w:sz w:val="18"/>
           <w:szCs w:val="18"/>
         </w:rPr>
@@ -6923,15 +7529,17 @@
     <w:p>
       <w:pPr>
         <w:rPr>
-          <w:rFonts w:ascii="Consolas" w:hAnsi="Consolas"/>
-          <w:color w:val="000000" w:themeColor="text1"/>
-        </w:rPr>
-      </w:pPr>
-      <w:r>
-        <w:rPr>
-          <w:rStyle w:val="token"/>
-          <w:rFonts w:ascii="Consolas" w:hAnsi="Consolas"/>
-          <w:color w:val="000000" w:themeColor="text1"/>
+          <w:rFonts w:ascii="Consolas" w:hAnsi="Consolas" w:cs="Courier New"/>
+          <w:sz w:val="20"/>
+          <w:szCs w:val="20"/>
+        </w:rPr>
+      </w:pPr>
+      <w:r>
+        <w:rPr>
+          <w:rFonts w:ascii="Consolas" w:hAnsi="Consolas" w:cs="Courier New"/>
+          <w:color w:val="E3EAF2"/>
+          <w:sz w:val="20"/>
+          <w:szCs w:val="20"/>
         </w:rPr>
         <w:t>{</w:t>
       </w:r>
@@ -6939,371 +7547,516 @@
     <w:p>
       <w:pPr>
         <w:rPr>
-          <w:rFonts w:ascii="Consolas" w:hAnsi="Consolas"/>
-          <w:color w:val="000000" w:themeColor="text1"/>
-        </w:rPr>
-      </w:pPr>
-      <w:r>
-        <w:rPr>
-          <w:rFonts w:ascii="Consolas" w:hAnsi="Consolas"/>
-          <w:color w:val="000000" w:themeColor="text1"/>
+          <w:rFonts w:ascii="Consolas" w:hAnsi="Consolas" w:cs="Courier New"/>
+          <w:sz w:val="20"/>
+          <w:szCs w:val="20"/>
+        </w:rPr>
+      </w:pPr>
+      <w:r>
+        <w:rPr>
+          <w:rFonts w:ascii="Consolas" w:hAnsi="Consolas" w:cs="Courier New"/>
+          <w:sz w:val="20"/>
+          <w:szCs w:val="20"/>
         </w:rPr>
         <w:t xml:space="preserve">    </w:t>
       </w:r>
       <w:r>
         <w:rPr>
-          <w:rStyle w:val="token"/>
-          <w:rFonts w:ascii="Consolas" w:hAnsi="Consolas"/>
-          <w:color w:val="000000" w:themeColor="text1"/>
+          <w:rFonts w:ascii="Consolas" w:hAnsi="Consolas" w:cs="Courier New"/>
+          <w:color w:val="91D076"/>
+          <w:sz w:val="20"/>
+          <w:szCs w:val="20"/>
         </w:rPr>
         <w:t>'</w:t>
       </w:r>
       <w:proofErr w:type="spellStart"/>
       <w:r>
         <w:rPr>
-          <w:rStyle w:val="token"/>
-          <w:rFonts w:ascii="Consolas" w:hAnsi="Consolas"/>
-          <w:color w:val="000000" w:themeColor="text1"/>
+          <w:rFonts w:ascii="Consolas" w:hAnsi="Consolas" w:cs="Courier New"/>
+          <w:color w:val="91D076"/>
+          <w:sz w:val="20"/>
+          <w:szCs w:val="20"/>
         </w:rPr>
         <w:t>n_estimators</w:t>
       </w:r>
       <w:proofErr w:type="spellEnd"/>
       <w:r>
         <w:rPr>
-          <w:rStyle w:val="token"/>
-          <w:rFonts w:ascii="Consolas" w:hAnsi="Consolas"/>
-          <w:color w:val="000000" w:themeColor="text1"/>
-        </w:rPr>
-        <w:t>':</w:t>
-      </w:r>
-      <w:r>
-        <w:rPr>
-          <w:rFonts w:ascii="Consolas" w:hAnsi="Consolas"/>
-          <w:color w:val="000000" w:themeColor="text1"/>
+          <w:rFonts w:ascii="Consolas" w:hAnsi="Consolas" w:cs="Courier New"/>
+          <w:color w:val="91D076"/>
+          <w:sz w:val="20"/>
+          <w:szCs w:val="20"/>
+        </w:rPr>
+        <w:t>'</w:t>
+      </w:r>
+      <w:r>
+        <w:rPr>
+          <w:rFonts w:ascii="Consolas" w:hAnsi="Consolas" w:cs="Courier New"/>
+          <w:color w:val="E3EAF2"/>
+          <w:sz w:val="20"/>
+          <w:szCs w:val="20"/>
+        </w:rPr>
+        <w:t>:</w:t>
+      </w:r>
+      <w:r>
+        <w:rPr>
+          <w:rFonts w:ascii="Consolas" w:hAnsi="Consolas" w:cs="Courier New"/>
+          <w:sz w:val="20"/>
+          <w:szCs w:val="20"/>
         </w:rPr>
         <w:t xml:space="preserve"> </w:t>
       </w:r>
       <w:r>
         <w:rPr>
-          <w:rStyle w:val="token"/>
-          <w:rFonts w:ascii="Consolas" w:hAnsi="Consolas"/>
-          <w:color w:val="000000" w:themeColor="text1"/>
-        </w:rPr>
-        <w:t>200,</w:t>
+          <w:rFonts w:ascii="Consolas" w:hAnsi="Consolas" w:cs="Courier New"/>
+          <w:color w:val="E6D37A"/>
+          <w:sz w:val="20"/>
+          <w:szCs w:val="20"/>
+        </w:rPr>
+        <w:t>200</w:t>
+      </w:r>
+      <w:r>
+        <w:rPr>
+          <w:rFonts w:ascii="Consolas" w:hAnsi="Consolas" w:cs="Courier New"/>
+          <w:color w:val="E3EAF2"/>
+          <w:sz w:val="20"/>
+          <w:szCs w:val="20"/>
+        </w:rPr>
+        <w:t>,</w:t>
       </w:r>
     </w:p>
     <w:p>
       <w:pPr>
         <w:rPr>
-          <w:rFonts w:ascii="Consolas" w:hAnsi="Consolas"/>
-          <w:color w:val="000000" w:themeColor="text1"/>
-        </w:rPr>
-      </w:pPr>
-      <w:r>
-        <w:rPr>
-          <w:rFonts w:ascii="Consolas" w:hAnsi="Consolas"/>
-          <w:color w:val="000000" w:themeColor="text1"/>
+          <w:rFonts w:ascii="Consolas" w:hAnsi="Consolas" w:cs="Courier New"/>
+          <w:sz w:val="20"/>
+          <w:szCs w:val="20"/>
+        </w:rPr>
+      </w:pPr>
+      <w:r>
+        <w:rPr>
+          <w:rFonts w:ascii="Consolas" w:hAnsi="Consolas" w:cs="Courier New"/>
+          <w:sz w:val="20"/>
+          <w:szCs w:val="20"/>
         </w:rPr>
         <w:t xml:space="preserve">    </w:t>
       </w:r>
       <w:r>
         <w:rPr>
-          <w:rStyle w:val="token"/>
-          <w:rFonts w:ascii="Consolas" w:hAnsi="Consolas"/>
-          <w:color w:val="000000" w:themeColor="text1"/>
+          <w:rFonts w:ascii="Consolas" w:hAnsi="Consolas" w:cs="Courier New"/>
+          <w:color w:val="91D076"/>
+          <w:sz w:val="20"/>
+          <w:szCs w:val="20"/>
         </w:rPr>
         <w:t>'</w:t>
       </w:r>
       <w:proofErr w:type="spellStart"/>
       <w:r>
         <w:rPr>
-          <w:rStyle w:val="token"/>
-          <w:rFonts w:ascii="Consolas" w:hAnsi="Consolas"/>
-          <w:color w:val="000000" w:themeColor="text1"/>
+          <w:rFonts w:ascii="Consolas" w:hAnsi="Consolas" w:cs="Courier New"/>
+          <w:color w:val="91D076"/>
+          <w:sz w:val="20"/>
+          <w:szCs w:val="20"/>
         </w:rPr>
         <w:t>max_depth</w:t>
       </w:r>
       <w:proofErr w:type="spellEnd"/>
       <w:r>
         <w:rPr>
-          <w:rStyle w:val="token"/>
-          <w:rFonts w:ascii="Consolas" w:hAnsi="Consolas"/>
-          <w:color w:val="000000" w:themeColor="text1"/>
-        </w:rPr>
-        <w:t>':</w:t>
-      </w:r>
-      <w:r>
-        <w:rPr>
-          <w:rFonts w:ascii="Consolas" w:hAnsi="Consolas"/>
-          <w:color w:val="000000" w:themeColor="text1"/>
+          <w:rFonts w:ascii="Consolas" w:hAnsi="Consolas" w:cs="Courier New"/>
+          <w:color w:val="91D076"/>
+          <w:sz w:val="20"/>
+          <w:szCs w:val="20"/>
+        </w:rPr>
+        <w:t>'</w:t>
+      </w:r>
+      <w:r>
+        <w:rPr>
+          <w:rFonts w:ascii="Consolas" w:hAnsi="Consolas" w:cs="Courier New"/>
+          <w:color w:val="E3EAF2"/>
+          <w:sz w:val="20"/>
+          <w:szCs w:val="20"/>
+        </w:rPr>
+        <w:t>:</w:t>
+      </w:r>
+      <w:r>
+        <w:rPr>
+          <w:rFonts w:ascii="Consolas" w:hAnsi="Consolas" w:cs="Courier New"/>
+          <w:sz w:val="20"/>
+          <w:szCs w:val="20"/>
         </w:rPr>
         <w:t xml:space="preserve"> </w:t>
       </w:r>
       <w:r>
         <w:rPr>
-          <w:rStyle w:val="token"/>
-          <w:rFonts w:ascii="Consolas" w:hAnsi="Consolas"/>
-          <w:color w:val="000000" w:themeColor="text1"/>
-        </w:rPr>
-        <w:t>20,</w:t>
+          <w:rFonts w:ascii="Consolas" w:hAnsi="Consolas" w:cs="Courier New"/>
+          <w:color w:val="E6D37A"/>
+          <w:sz w:val="20"/>
+          <w:szCs w:val="20"/>
+        </w:rPr>
+        <w:t>20</w:t>
+      </w:r>
+      <w:r>
+        <w:rPr>
+          <w:rFonts w:ascii="Consolas" w:hAnsi="Consolas" w:cs="Courier New"/>
+          <w:color w:val="E3EAF2"/>
+          <w:sz w:val="20"/>
+          <w:szCs w:val="20"/>
+        </w:rPr>
+        <w:t>,</w:t>
       </w:r>
     </w:p>
     <w:p>
       <w:pPr>
         <w:rPr>
-          <w:rFonts w:ascii="Consolas" w:hAnsi="Consolas"/>
-          <w:color w:val="000000" w:themeColor="text1"/>
-        </w:rPr>
-      </w:pPr>
-      <w:r>
-        <w:rPr>
-          <w:rFonts w:ascii="Consolas" w:hAnsi="Consolas"/>
-          <w:color w:val="000000" w:themeColor="text1"/>
+          <w:rFonts w:ascii="Consolas" w:hAnsi="Consolas" w:cs="Courier New"/>
+          <w:sz w:val="20"/>
+          <w:szCs w:val="20"/>
+        </w:rPr>
+      </w:pPr>
+      <w:r>
+        <w:rPr>
+          <w:rFonts w:ascii="Consolas" w:hAnsi="Consolas" w:cs="Courier New"/>
+          <w:sz w:val="20"/>
+          <w:szCs w:val="20"/>
         </w:rPr>
         <w:t xml:space="preserve">    </w:t>
       </w:r>
       <w:r>
         <w:rPr>
-          <w:rStyle w:val="token"/>
-          <w:rFonts w:ascii="Consolas" w:hAnsi="Consolas"/>
-          <w:color w:val="000000" w:themeColor="text1"/>
+          <w:rFonts w:ascii="Consolas" w:hAnsi="Consolas" w:cs="Courier New"/>
+          <w:color w:val="91D076"/>
+          <w:sz w:val="20"/>
+          <w:szCs w:val="20"/>
         </w:rPr>
         <w:t>'</w:t>
       </w:r>
       <w:proofErr w:type="spellStart"/>
       <w:r>
         <w:rPr>
-          <w:rStyle w:val="token"/>
-          <w:rFonts w:ascii="Consolas" w:hAnsi="Consolas"/>
-          <w:color w:val="000000" w:themeColor="text1"/>
+          <w:rFonts w:ascii="Consolas" w:hAnsi="Consolas" w:cs="Courier New"/>
+          <w:color w:val="91D076"/>
+          <w:sz w:val="20"/>
+          <w:szCs w:val="20"/>
         </w:rPr>
         <w:t>min_samples_split</w:t>
       </w:r>
       <w:proofErr w:type="spellEnd"/>
       <w:r>
         <w:rPr>
-          <w:rStyle w:val="token"/>
-          <w:rFonts w:ascii="Consolas" w:hAnsi="Consolas"/>
-          <w:color w:val="000000" w:themeColor="text1"/>
-        </w:rPr>
-        <w:t>':</w:t>
-      </w:r>
-      <w:r>
-        <w:rPr>
-          <w:rFonts w:ascii="Consolas" w:hAnsi="Consolas"/>
-          <w:color w:val="000000" w:themeColor="text1"/>
+          <w:rFonts w:ascii="Consolas" w:hAnsi="Consolas" w:cs="Courier New"/>
+          <w:color w:val="91D076"/>
+          <w:sz w:val="20"/>
+          <w:szCs w:val="20"/>
+        </w:rPr>
+        <w:t>'</w:t>
+      </w:r>
+      <w:r>
+        <w:rPr>
+          <w:rFonts w:ascii="Consolas" w:hAnsi="Consolas" w:cs="Courier New"/>
+          <w:color w:val="E3EAF2"/>
+          <w:sz w:val="20"/>
+          <w:szCs w:val="20"/>
+        </w:rPr>
+        <w:t>:</w:t>
+      </w:r>
+      <w:r>
+        <w:rPr>
+          <w:rFonts w:ascii="Consolas" w:hAnsi="Consolas" w:cs="Courier New"/>
+          <w:sz w:val="20"/>
+          <w:szCs w:val="20"/>
         </w:rPr>
         <w:t xml:space="preserve"> </w:t>
       </w:r>
       <w:r>
         <w:rPr>
-          <w:rStyle w:val="token"/>
-          <w:rFonts w:ascii="Consolas" w:hAnsi="Consolas"/>
-          <w:color w:val="000000" w:themeColor="text1"/>
-        </w:rPr>
-        <w:t>2,</w:t>
+          <w:rFonts w:ascii="Consolas" w:hAnsi="Consolas" w:cs="Courier New"/>
+          <w:color w:val="E6D37A"/>
+          <w:sz w:val="20"/>
+          <w:szCs w:val="20"/>
+        </w:rPr>
+        <w:t>2</w:t>
+      </w:r>
+      <w:r>
+        <w:rPr>
+          <w:rFonts w:ascii="Consolas" w:hAnsi="Consolas" w:cs="Courier New"/>
+          <w:color w:val="E3EAF2"/>
+          <w:sz w:val="20"/>
+          <w:szCs w:val="20"/>
+        </w:rPr>
+        <w:t>,</w:t>
       </w:r>
     </w:p>
     <w:p>
       <w:pPr>
         <w:rPr>
-          <w:rFonts w:ascii="Consolas" w:hAnsi="Consolas"/>
-          <w:color w:val="000000" w:themeColor="text1"/>
-        </w:rPr>
-      </w:pPr>
-      <w:r>
-        <w:rPr>
-          <w:rFonts w:ascii="Consolas" w:hAnsi="Consolas"/>
-          <w:color w:val="000000" w:themeColor="text1"/>
+          <w:rFonts w:ascii="Consolas" w:hAnsi="Consolas" w:cs="Courier New"/>
+          <w:sz w:val="20"/>
+          <w:szCs w:val="20"/>
+        </w:rPr>
+      </w:pPr>
+      <w:r>
+        <w:rPr>
+          <w:rFonts w:ascii="Consolas" w:hAnsi="Consolas" w:cs="Courier New"/>
+          <w:sz w:val="20"/>
+          <w:szCs w:val="20"/>
         </w:rPr>
         <w:t xml:space="preserve">    </w:t>
       </w:r>
       <w:r>
         <w:rPr>
-          <w:rStyle w:val="token"/>
-          <w:rFonts w:ascii="Consolas" w:hAnsi="Consolas"/>
-          <w:color w:val="000000" w:themeColor="text1"/>
+          <w:rFonts w:ascii="Consolas" w:hAnsi="Consolas" w:cs="Courier New"/>
+          <w:color w:val="91D076"/>
+          <w:sz w:val="20"/>
+          <w:szCs w:val="20"/>
         </w:rPr>
         <w:t>'</w:t>
       </w:r>
       <w:proofErr w:type="spellStart"/>
       <w:r>
         <w:rPr>
-          <w:rStyle w:val="token"/>
-          <w:rFonts w:ascii="Consolas" w:hAnsi="Consolas"/>
-          <w:color w:val="000000" w:themeColor="text1"/>
+          <w:rFonts w:ascii="Consolas" w:hAnsi="Consolas" w:cs="Courier New"/>
+          <w:color w:val="91D076"/>
+          <w:sz w:val="20"/>
+          <w:szCs w:val="20"/>
         </w:rPr>
         <w:t>min_samples_leaf</w:t>
       </w:r>
       <w:proofErr w:type="spellEnd"/>
       <w:r>
         <w:rPr>
-          <w:rStyle w:val="token"/>
-          <w:rFonts w:ascii="Consolas" w:hAnsi="Consolas"/>
-          <w:color w:val="000000" w:themeColor="text1"/>
-        </w:rPr>
-        <w:t>':</w:t>
-      </w:r>
-      <w:r>
-        <w:rPr>
-          <w:rFonts w:ascii="Consolas" w:hAnsi="Consolas"/>
-          <w:color w:val="000000" w:themeColor="text1"/>
+          <w:rFonts w:ascii="Consolas" w:hAnsi="Consolas" w:cs="Courier New"/>
+          <w:color w:val="91D076"/>
+          <w:sz w:val="20"/>
+          <w:szCs w:val="20"/>
+        </w:rPr>
+        <w:t>'</w:t>
+      </w:r>
+      <w:r>
+        <w:rPr>
+          <w:rFonts w:ascii="Consolas" w:hAnsi="Consolas" w:cs="Courier New"/>
+          <w:color w:val="E3EAF2"/>
+          <w:sz w:val="20"/>
+          <w:szCs w:val="20"/>
+        </w:rPr>
+        <w:t>:</w:t>
+      </w:r>
+      <w:r>
+        <w:rPr>
+          <w:rFonts w:ascii="Consolas" w:hAnsi="Consolas" w:cs="Courier New"/>
+          <w:sz w:val="20"/>
+          <w:szCs w:val="20"/>
         </w:rPr>
         <w:t xml:space="preserve"> </w:t>
       </w:r>
       <w:r>
         <w:rPr>
-          <w:rStyle w:val="token"/>
-          <w:rFonts w:ascii="Consolas" w:hAnsi="Consolas"/>
-          <w:color w:val="000000" w:themeColor="text1"/>
-        </w:rPr>
-        <w:t>1,</w:t>
+          <w:rFonts w:ascii="Consolas" w:hAnsi="Consolas" w:cs="Courier New"/>
+          <w:color w:val="E6D37A"/>
+          <w:sz w:val="20"/>
+          <w:szCs w:val="20"/>
+        </w:rPr>
+        <w:t>1</w:t>
+      </w:r>
+      <w:r>
+        <w:rPr>
+          <w:rFonts w:ascii="Consolas" w:hAnsi="Consolas" w:cs="Courier New"/>
+          <w:color w:val="E3EAF2"/>
+          <w:sz w:val="20"/>
+          <w:szCs w:val="20"/>
+        </w:rPr>
+        <w:t>,</w:t>
       </w:r>
     </w:p>
     <w:p>
       <w:pPr>
         <w:rPr>
-          <w:rFonts w:ascii="Consolas" w:hAnsi="Consolas"/>
-          <w:color w:val="000000" w:themeColor="text1"/>
-        </w:rPr>
-      </w:pPr>
-      <w:r>
-        <w:rPr>
-          <w:rFonts w:ascii="Consolas" w:hAnsi="Consolas"/>
-          <w:color w:val="000000" w:themeColor="text1"/>
+          <w:rFonts w:ascii="Consolas" w:hAnsi="Consolas" w:cs="Courier New"/>
+          <w:sz w:val="20"/>
+          <w:szCs w:val="20"/>
+        </w:rPr>
+      </w:pPr>
+      <w:r>
+        <w:rPr>
+          <w:rFonts w:ascii="Consolas" w:hAnsi="Consolas" w:cs="Courier New"/>
+          <w:sz w:val="20"/>
+          <w:szCs w:val="20"/>
         </w:rPr>
         <w:t xml:space="preserve">    </w:t>
       </w:r>
       <w:r>
         <w:rPr>
-          <w:rStyle w:val="token"/>
-          <w:rFonts w:ascii="Consolas" w:hAnsi="Consolas"/>
-          <w:color w:val="000000" w:themeColor="text1"/>
+          <w:rFonts w:ascii="Consolas" w:hAnsi="Consolas" w:cs="Courier New"/>
+          <w:color w:val="91D076"/>
+          <w:sz w:val="20"/>
+          <w:szCs w:val="20"/>
         </w:rPr>
         <w:t>'</w:t>
       </w:r>
       <w:proofErr w:type="spellStart"/>
       <w:r>
         <w:rPr>
-          <w:rStyle w:val="token"/>
-          <w:rFonts w:ascii="Consolas" w:hAnsi="Consolas"/>
-          <w:color w:val="000000" w:themeColor="text1"/>
+          <w:rFonts w:ascii="Consolas" w:hAnsi="Consolas" w:cs="Courier New"/>
+          <w:color w:val="91D076"/>
+          <w:sz w:val="20"/>
+          <w:szCs w:val="20"/>
         </w:rPr>
         <w:t>max_features</w:t>
       </w:r>
       <w:proofErr w:type="spellEnd"/>
       <w:r>
         <w:rPr>
-          <w:rStyle w:val="token"/>
-          <w:rFonts w:ascii="Consolas" w:hAnsi="Consolas"/>
-          <w:color w:val="000000" w:themeColor="text1"/>
-        </w:rPr>
-        <w:t>':</w:t>
-      </w:r>
-      <w:r>
-        <w:rPr>
-          <w:rFonts w:ascii="Consolas" w:hAnsi="Consolas"/>
-          <w:color w:val="000000" w:themeColor="text1"/>
+          <w:rFonts w:ascii="Consolas" w:hAnsi="Consolas" w:cs="Courier New"/>
+          <w:color w:val="91D076"/>
+          <w:sz w:val="20"/>
+          <w:szCs w:val="20"/>
+        </w:rPr>
+        <w:t>'</w:t>
+      </w:r>
+      <w:r>
+        <w:rPr>
+          <w:rFonts w:ascii="Consolas" w:hAnsi="Consolas" w:cs="Courier New"/>
+          <w:color w:val="E3EAF2"/>
+          <w:sz w:val="20"/>
+          <w:szCs w:val="20"/>
+        </w:rPr>
+        <w:t>:</w:t>
+      </w:r>
+      <w:r>
+        <w:rPr>
+          <w:rFonts w:ascii="Consolas" w:hAnsi="Consolas" w:cs="Courier New"/>
+          <w:sz w:val="20"/>
+          <w:szCs w:val="20"/>
         </w:rPr>
         <w:t xml:space="preserve"> </w:t>
       </w:r>
       <w:r>
         <w:rPr>
-          <w:rStyle w:val="token"/>
-          <w:rFonts w:ascii="Consolas" w:hAnsi="Consolas"/>
-          <w:color w:val="000000" w:themeColor="text1"/>
+          <w:rFonts w:ascii="Consolas" w:hAnsi="Consolas" w:cs="Courier New"/>
+          <w:color w:val="91D076"/>
+          <w:sz w:val="20"/>
+          <w:szCs w:val="20"/>
         </w:rPr>
         <w:t>'</w:t>
       </w:r>
       <w:proofErr w:type="spellStart"/>
       <w:r>
         <w:rPr>
-          <w:rStyle w:val="token"/>
-          <w:rFonts w:ascii="Consolas" w:hAnsi="Consolas"/>
-          <w:color w:val="000000" w:themeColor="text1"/>
+          <w:rFonts w:ascii="Consolas" w:hAnsi="Consolas" w:cs="Courier New"/>
+          <w:color w:val="91D076"/>
+          <w:sz w:val="20"/>
+          <w:szCs w:val="20"/>
         </w:rPr>
         <w:t>sqrt</w:t>
       </w:r>
       <w:proofErr w:type="spellEnd"/>
       <w:r>
         <w:rPr>
-          <w:rStyle w:val="token"/>
-          <w:rFonts w:ascii="Consolas" w:hAnsi="Consolas"/>
-          <w:color w:val="000000" w:themeColor="text1"/>
-        </w:rPr>
-        <w:t>',</w:t>
+          <w:rFonts w:ascii="Consolas" w:hAnsi="Consolas" w:cs="Courier New"/>
+          <w:color w:val="91D076"/>
+          <w:sz w:val="20"/>
+          <w:szCs w:val="20"/>
+        </w:rPr>
+        <w:t>'</w:t>
+      </w:r>
+      <w:r>
+        <w:rPr>
+          <w:rFonts w:ascii="Consolas" w:hAnsi="Consolas" w:cs="Courier New"/>
+          <w:color w:val="E3EAF2"/>
+          <w:sz w:val="20"/>
+          <w:szCs w:val="20"/>
+        </w:rPr>
+        <w:t>,</w:t>
       </w:r>
     </w:p>
     <w:p>
       <w:pPr>
         <w:rPr>
-          <w:rFonts w:ascii="Consolas" w:hAnsi="Consolas"/>
-          <w:color w:val="000000" w:themeColor="text1"/>
-        </w:rPr>
-      </w:pPr>
-      <w:r>
-        <w:rPr>
-          <w:rFonts w:ascii="Consolas" w:hAnsi="Consolas"/>
-          <w:color w:val="000000" w:themeColor="text1"/>
+          <w:rFonts w:ascii="Consolas" w:hAnsi="Consolas" w:cs="Courier New"/>
+          <w:sz w:val="20"/>
+          <w:szCs w:val="20"/>
+        </w:rPr>
+      </w:pPr>
+      <w:r>
+        <w:rPr>
+          <w:rFonts w:ascii="Consolas" w:hAnsi="Consolas" w:cs="Courier New"/>
+          <w:sz w:val="20"/>
+          <w:szCs w:val="20"/>
         </w:rPr>
         <w:t xml:space="preserve">    </w:t>
       </w:r>
       <w:r>
         <w:rPr>
-          <w:rStyle w:val="token"/>
-          <w:rFonts w:ascii="Consolas" w:hAnsi="Consolas"/>
-          <w:color w:val="000000" w:themeColor="text1"/>
+          <w:rFonts w:ascii="Consolas" w:hAnsi="Consolas" w:cs="Courier New"/>
+          <w:color w:val="91D076"/>
+          <w:sz w:val="20"/>
+          <w:szCs w:val="20"/>
         </w:rPr>
         <w:t>'</w:t>
       </w:r>
       <w:proofErr w:type="spellStart"/>
       <w:r>
         <w:rPr>
-          <w:rStyle w:val="token"/>
-          <w:rFonts w:ascii="Consolas" w:hAnsi="Consolas"/>
-          <w:color w:val="000000" w:themeColor="text1"/>
+          <w:rFonts w:ascii="Consolas" w:hAnsi="Consolas" w:cs="Courier New"/>
+          <w:color w:val="91D076"/>
+          <w:sz w:val="20"/>
+          <w:szCs w:val="20"/>
         </w:rPr>
         <w:t>class_weight</w:t>
       </w:r>
       <w:proofErr w:type="spellEnd"/>
       <w:r>
         <w:rPr>
-          <w:rStyle w:val="token"/>
-          <w:rFonts w:ascii="Consolas" w:hAnsi="Consolas"/>
-          <w:color w:val="000000" w:themeColor="text1"/>
-        </w:rPr>
-        <w:t>':</w:t>
-      </w:r>
-      <w:r>
-        <w:rPr>
-          <w:rFonts w:ascii="Consolas" w:hAnsi="Consolas"/>
-          <w:color w:val="000000" w:themeColor="text1"/>
+          <w:rFonts w:ascii="Consolas" w:hAnsi="Consolas" w:cs="Courier New"/>
+          <w:color w:val="91D076"/>
+          <w:sz w:val="20"/>
+          <w:szCs w:val="20"/>
+        </w:rPr>
+        <w:t>'</w:t>
+      </w:r>
+      <w:r>
+        <w:rPr>
+          <w:rFonts w:ascii="Consolas" w:hAnsi="Consolas" w:cs="Courier New"/>
+          <w:color w:val="E3EAF2"/>
+          <w:sz w:val="20"/>
+          <w:szCs w:val="20"/>
+        </w:rPr>
+        <w:t>:</w:t>
+      </w:r>
+      <w:r>
+        <w:rPr>
+          <w:rFonts w:ascii="Consolas" w:hAnsi="Consolas" w:cs="Courier New"/>
+          <w:sz w:val="20"/>
+          <w:szCs w:val="20"/>
         </w:rPr>
         <w:t xml:space="preserve"> </w:t>
       </w:r>
       <w:r>
         <w:rPr>
-          <w:rStyle w:val="token"/>
-          <w:rFonts w:ascii="Consolas" w:hAnsi="Consolas"/>
-          <w:color w:val="000000" w:themeColor="text1"/>
+          <w:rFonts w:ascii="Consolas" w:hAnsi="Consolas" w:cs="Courier New"/>
+          <w:color w:val="91D076"/>
+          <w:sz w:val="20"/>
+          <w:szCs w:val="20"/>
         </w:rPr>
         <w:t>'</w:t>
       </w:r>
       <w:proofErr w:type="spellStart"/>
       <w:r>
         <w:rPr>
-          <w:rStyle w:val="token"/>
-          <w:rFonts w:ascii="Consolas" w:hAnsi="Consolas"/>
-          <w:color w:val="000000" w:themeColor="text1"/>
+          <w:rFonts w:ascii="Consolas" w:hAnsi="Consolas" w:cs="Courier New"/>
+          <w:color w:val="91D076"/>
+          <w:sz w:val="20"/>
+          <w:szCs w:val="20"/>
         </w:rPr>
         <w:t>balanced_subsample</w:t>
       </w:r>
       <w:proofErr w:type="spellEnd"/>
       <w:r>
         <w:rPr>
-          <w:rStyle w:val="token"/>
-          <w:rFonts w:ascii="Consolas" w:hAnsi="Consolas"/>
-          <w:color w:val="000000" w:themeColor="text1"/>
+          <w:rFonts w:ascii="Consolas" w:hAnsi="Consolas" w:cs="Courier New"/>
+          <w:color w:val="91D076"/>
+          <w:sz w:val="20"/>
+          <w:szCs w:val="20"/>
         </w:rPr>
         <w:t>'</w:t>
       </w:r>
@@ -7312,16 +8065,16 @@
       <w:pPr>
         <w:rPr>
           <w:rFonts w:ascii="Consolas" w:hAnsi="Consolas" w:cs="Courier New"/>
-          <w:color w:val="000000" w:themeColor="text1"/>
           <w:sz w:val="20"/>
           <w:szCs w:val="20"/>
         </w:rPr>
       </w:pPr>
       <w:r>
         <w:rPr>
-          <w:rStyle w:val="token"/>
-          <w:rFonts w:ascii="Consolas" w:hAnsi="Consolas"/>
-          <w:color w:val="000000" w:themeColor="text1"/>
+          <w:rFonts w:ascii="Consolas" w:hAnsi="Consolas" w:cs="Courier New"/>
+          <w:color w:val="E3EAF2"/>
+          <w:sz w:val="20"/>
+          <w:szCs w:val="20"/>
         </w:rPr>
         <w:t>}</w:t>
       </w:r>
@@ -7338,7 +8091,7 @@
           <w:sz w:val="33"/>
           <w:szCs w:val="33"/>
         </w:rPr>
-        <w:t>6. Model Performance &amp; Feature Importance</w:t>
+        <w:t>7. Model Performance &amp; Feature Importance</w:t>
       </w:r>
     </w:p>
     <w:p>
@@ -7353,7 +8106,7 @@
           <w:sz w:val="30"/>
           <w:szCs w:val="30"/>
         </w:rPr>
-        <w:t>6.1 Test Set Performance</w:t>
+        <w:t>7.1 Test Set Performance</w:t>
       </w:r>
     </w:p>
     <w:tbl>
@@ -7376,8 +8129,8 @@
         <w:tblLook w:val="04A0" w:firstRow="1" w:lastRow="0" w:firstColumn="1" w:lastColumn="0" w:noHBand="0" w:noVBand="1"/>
       </w:tblPr>
       <w:tblGrid>
-        <w:gridCol w:w="6824"/>
-        <w:gridCol w:w="4456"/>
+        <w:gridCol w:w="6637"/>
+        <w:gridCol w:w="4643"/>
       </w:tblGrid>
       <w:tr>
         <w:trPr>
@@ -7456,16 +8209,12 @@
           <w:p>
             <w:pPr>
               <w:rPr>
-                <w:b/>
-                <w:sz w:val="23"/>
-                <w:szCs w:val="23"/>
-              </w:rPr>
-            </w:pPr>
-            <w:r>
-              <w:rPr>
-                <w:rStyle w:val="Strong"/>
-                <w:rFonts w:ascii="Segoe UI" w:hAnsi="Segoe UI" w:cs="Segoe UI"/>
-                <w:b w:val="0"/>
+                <w:sz w:val="23"/>
+                <w:szCs w:val="23"/>
+              </w:rPr>
+            </w:pPr>
+            <w:r>
+              <w:rPr>
                 <w:sz w:val="23"/>
                 <w:szCs w:val="23"/>
               </w:rPr>
@@ -7488,16 +8237,12 @@
           <w:p>
             <w:pPr>
               <w:rPr>
-                <w:b/>
-                <w:sz w:val="23"/>
-                <w:szCs w:val="23"/>
-              </w:rPr>
-            </w:pPr>
-            <w:r>
-              <w:rPr>
-                <w:rStyle w:val="Strong"/>
-                <w:rFonts w:ascii="Segoe UI" w:hAnsi="Segoe UI" w:cs="Segoe UI"/>
-                <w:b w:val="0"/>
+                <w:sz w:val="23"/>
+                <w:szCs w:val="23"/>
+              </w:rPr>
+            </w:pPr>
+            <w:r>
+              <w:rPr>
                 <w:sz w:val="23"/>
                 <w:szCs w:val="23"/>
               </w:rPr>
@@ -7522,16 +8267,12 @@
           <w:p>
             <w:pPr>
               <w:rPr>
-                <w:b/>
-                <w:sz w:val="23"/>
-                <w:szCs w:val="23"/>
-              </w:rPr>
-            </w:pPr>
-            <w:r>
-              <w:rPr>
-                <w:rStyle w:val="Strong"/>
-                <w:rFonts w:ascii="Segoe UI" w:hAnsi="Segoe UI" w:cs="Segoe UI"/>
-                <w:b w:val="0"/>
+                <w:sz w:val="23"/>
+                <w:szCs w:val="23"/>
+              </w:rPr>
+            </w:pPr>
+            <w:r>
+              <w:rPr>
                 <w:sz w:val="23"/>
                 <w:szCs w:val="23"/>
               </w:rPr>
@@ -7554,16 +8295,12 @@
           <w:p>
             <w:pPr>
               <w:rPr>
-                <w:b/>
-                <w:sz w:val="23"/>
-                <w:szCs w:val="23"/>
-              </w:rPr>
-            </w:pPr>
-            <w:r>
-              <w:rPr>
-                <w:rStyle w:val="Strong"/>
-                <w:rFonts w:ascii="Segoe UI" w:hAnsi="Segoe UI" w:cs="Segoe UI"/>
-                <w:b w:val="0"/>
+                <w:sz w:val="23"/>
+                <w:szCs w:val="23"/>
+              </w:rPr>
+            </w:pPr>
+            <w:r>
+              <w:rPr>
                 <w:sz w:val="23"/>
                 <w:szCs w:val="23"/>
               </w:rPr>
@@ -7588,16 +8325,12 @@
           <w:p>
             <w:pPr>
               <w:rPr>
-                <w:b/>
-                <w:sz w:val="23"/>
-                <w:szCs w:val="23"/>
-              </w:rPr>
-            </w:pPr>
-            <w:r>
-              <w:rPr>
-                <w:rStyle w:val="Strong"/>
-                <w:rFonts w:ascii="Segoe UI" w:hAnsi="Segoe UI" w:cs="Segoe UI"/>
-                <w:b w:val="0"/>
+                <w:sz w:val="23"/>
+                <w:szCs w:val="23"/>
+              </w:rPr>
+            </w:pPr>
+            <w:r>
+              <w:rPr>
                 <w:sz w:val="23"/>
                 <w:szCs w:val="23"/>
               </w:rPr>
@@ -7620,16 +8353,12 @@
           <w:p>
             <w:pPr>
               <w:rPr>
-                <w:b/>
-                <w:sz w:val="23"/>
-                <w:szCs w:val="23"/>
-              </w:rPr>
-            </w:pPr>
-            <w:r>
-              <w:rPr>
-                <w:rStyle w:val="Strong"/>
-                <w:rFonts w:ascii="Segoe UI" w:hAnsi="Segoe UI" w:cs="Segoe UI"/>
-                <w:b w:val="0"/>
+                <w:sz w:val="23"/>
+                <w:szCs w:val="23"/>
+              </w:rPr>
+            </w:pPr>
+            <w:r>
+              <w:rPr>
                 <w:sz w:val="23"/>
                 <w:szCs w:val="23"/>
               </w:rPr>
@@ -7654,20 +8383,15 @@
           <w:p>
             <w:pPr>
               <w:rPr>
-                <w:b/>
-                <w:sz w:val="23"/>
-                <w:szCs w:val="23"/>
-              </w:rPr>
-            </w:pPr>
-            <w:r>
-              <w:rPr>
-                <w:rStyle w:val="Strong"/>
-                <w:rFonts w:ascii="Segoe UI" w:hAnsi="Segoe UI" w:cs="Segoe UI"/>
-                <w:b w:val="0"/>
-                <w:sz w:val="23"/>
-                <w:szCs w:val="23"/>
-              </w:rPr>
-              <w:lastRenderedPageBreak/>
+                <w:sz w:val="23"/>
+                <w:szCs w:val="23"/>
+              </w:rPr>
+            </w:pPr>
+            <w:r>
+              <w:rPr>
+                <w:sz w:val="23"/>
+                <w:szCs w:val="23"/>
+              </w:rPr>
               <w:t>Precision</w:t>
             </w:r>
           </w:p>
@@ -7717,16 +8441,12 @@
           <w:p>
             <w:pPr>
               <w:rPr>
-                <w:b/>
-                <w:sz w:val="23"/>
-                <w:szCs w:val="23"/>
-              </w:rPr>
-            </w:pPr>
-            <w:r>
-              <w:rPr>
-                <w:rStyle w:val="Strong"/>
-                <w:rFonts w:ascii="Segoe UI" w:hAnsi="Segoe UI" w:cs="Segoe UI"/>
-                <w:b w:val="0"/>
+                <w:sz w:val="23"/>
+                <w:szCs w:val="23"/>
+              </w:rPr>
+            </w:pPr>
+            <w:r>
+              <w:rPr>
                 <w:sz w:val="23"/>
                 <w:szCs w:val="23"/>
               </w:rPr>
@@ -7776,7 +8496,7 @@
           <w:sz w:val="30"/>
           <w:szCs w:val="30"/>
         </w:rPr>
-        <w:t>6.2 Per-Class Metrics</w:t>
+        <w:t>7.2 Per-Class Metrics</w:t>
       </w:r>
     </w:p>
     <w:p>
@@ -7790,8 +8510,9 @@
         <w:rPr>
           <w:noProof/>
         </w:rPr>
+        <w:lastRenderedPageBreak/>
         <w:drawing>
-          <wp:inline distT="0" distB="0" distL="0" distR="0">
+          <wp:inline distT="0" distB="0" distL="0" distR="0" wp14:anchorId="4E6B5396" wp14:editId="06728D51">
             <wp:extent cx="5943600" cy="3714750"/>
             <wp:effectExtent l="0" t="0" r="0" b="0"/>
             <wp:docPr id="23" name="Picture 23" descr="C:\Users\ADMIN\Desktop\PYTHON\KiraboEria\DEFO\Deforestation-Tracking\visuals\model_outputs\per_class_metrics.png"/>
@@ -7860,7 +8581,7 @@
         <w:tblLook w:val="04A0" w:firstRow="1" w:lastRow="0" w:firstColumn="1" w:lastColumn="0" w:noHBand="0" w:noVBand="1"/>
       </w:tblPr>
       <w:tblGrid>
-        <w:gridCol w:w="1087"/>
+        <w:gridCol w:w="1030"/>
         <w:gridCol w:w="1329"/>
         <w:gridCol w:w="1033"/>
         <w:gridCol w:w="1292"/>
@@ -7998,16 +8719,12 @@
           <w:p>
             <w:pPr>
               <w:rPr>
-                <w:b/>
-                <w:sz w:val="23"/>
-                <w:szCs w:val="23"/>
-              </w:rPr>
-            </w:pPr>
-            <w:r>
-              <w:rPr>
-                <w:rStyle w:val="Strong"/>
-                <w:rFonts w:ascii="Segoe UI" w:hAnsi="Segoe UI" w:cs="Segoe UI"/>
-                <w:b w:val="0"/>
+                <w:sz w:val="23"/>
+                <w:szCs w:val="23"/>
+              </w:rPr>
+            </w:pPr>
+            <w:r>
+              <w:rPr>
                 <w:sz w:val="23"/>
                 <w:szCs w:val="23"/>
               </w:rPr>
@@ -8116,16 +8833,12 @@
           <w:p>
             <w:pPr>
               <w:rPr>
-                <w:b/>
-                <w:sz w:val="23"/>
-                <w:szCs w:val="23"/>
-              </w:rPr>
-            </w:pPr>
-            <w:r>
-              <w:rPr>
-                <w:rStyle w:val="Strong"/>
-                <w:rFonts w:ascii="Segoe UI" w:hAnsi="Segoe UI" w:cs="Segoe UI"/>
-                <w:b w:val="0"/>
+                <w:sz w:val="23"/>
+                <w:szCs w:val="23"/>
+              </w:rPr>
+            </w:pPr>
+            <w:r>
+              <w:rPr>
                 <w:sz w:val="23"/>
                 <w:szCs w:val="23"/>
               </w:rPr>
@@ -8234,16 +8947,12 @@
           <w:p>
             <w:pPr>
               <w:rPr>
-                <w:b/>
-                <w:sz w:val="23"/>
-                <w:szCs w:val="23"/>
-              </w:rPr>
-            </w:pPr>
-            <w:r>
-              <w:rPr>
-                <w:rStyle w:val="Strong"/>
-                <w:rFonts w:ascii="Segoe UI" w:hAnsi="Segoe UI" w:cs="Segoe UI"/>
-                <w:b w:val="0"/>
+                <w:sz w:val="23"/>
+                <w:szCs w:val="23"/>
+              </w:rPr>
+            </w:pPr>
+            <w:r>
+              <w:rPr>
                 <w:sz w:val="23"/>
                 <w:szCs w:val="23"/>
               </w:rPr>
@@ -8346,21 +9055,10 @@
       </w:pPr>
       <w:r>
         <w:rPr>
-          <w:rStyle w:val="Strong"/>
-          <w:rFonts w:ascii="Segoe UI" w:hAnsi="Segoe UI" w:cs="Segoe UI"/>
-          <w:b w:val="0"/>
-          <w:color w:val="000000" w:themeColor="text1"/>
-        </w:rPr>
-        <w:t>Interpretation:</w:t>
-      </w:r>
-      <w:r>
-        <w:rPr>
-          <w:color w:val="000000" w:themeColor="text1"/>
-        </w:rPr>
-        <w:t> </w:t>
-      </w:r>
-      <w:r>
-        <w:t>The model performs exceptionally well across all classes. The slight recall drop for High (98.5%) is minimal and acceptable.</w:t>
+          <w:sz w:val="24"/>
+          <w:szCs w:val="24"/>
+        </w:rPr>
+        <w:t>Interpretation: The model performs exceptionally well across all classes. The slight recall drop for High (98.5%) is minimal and acceptable.</w:t>
       </w:r>
     </w:p>
     <w:p>
@@ -8375,8 +9073,7 @@
           <w:sz w:val="30"/>
           <w:szCs w:val="30"/>
         </w:rPr>
-        <w:lastRenderedPageBreak/>
-        <w:t>6.3 Confusion Matrix</w:t>
+        <w:t>7.3 Confusion Matrix</w:t>
       </w:r>
     </w:p>
     <w:p>
@@ -8390,8 +9087,9 @@
         <w:rPr>
           <w:noProof/>
         </w:rPr>
+        <w:lastRenderedPageBreak/>
         <w:drawing>
-          <wp:inline distT="0" distB="0" distL="0" distR="0">
+          <wp:inline distT="0" distB="0" distL="0" distR="0" wp14:anchorId="73A41E82" wp14:editId="7A33695E">
             <wp:extent cx="5943600" cy="2286000"/>
             <wp:effectExtent l="0" t="0" r="0" b="0"/>
             <wp:docPr id="24" name="Picture 24" descr="C:\Users\ADMIN\Desktop\PYTHON\KiraboEria\DEFO\Deforestation-Tracking\visuals\model_outputs\confusion_matrix.png"/>
@@ -8449,78 +9147,11 @@
       </w:pPr>
       <w:r>
         <w:rPr>
-          <w:rStyle w:val="d813de27"/>
-          <w:rFonts w:ascii="Consolas" w:hAnsi="Consolas" w:cs="Segoe UI"/>
-          <w:color w:val="F9FAFB"/>
+          <w:rFonts w:ascii="Consolas" w:hAnsi="Consolas"/>
           <w:sz w:val="18"/>
           <w:szCs w:val="18"/>
         </w:rPr>
         <w:t>text</w:t>
-      </w:r>
-    </w:p>
-    <w:p>
-      <w:pPr>
-        <w:rPr>
-          <w:rFonts w:ascii="Consolas" w:hAnsi="Consolas"/>
-        </w:rPr>
-      </w:pPr>
-      <w:r>
-        <w:rPr>
-          <w:rFonts w:ascii="Consolas" w:hAnsi="Consolas"/>
-        </w:rPr>
-        <w:t xml:space="preserve">              Predicted</w:t>
-      </w:r>
-    </w:p>
-    <w:p>
-      <w:pPr>
-        <w:rPr>
-          <w:rFonts w:ascii="Consolas" w:hAnsi="Consolas"/>
-        </w:rPr>
-      </w:pPr>
-      <w:r>
-        <w:rPr>
-          <w:rFonts w:ascii="Consolas" w:hAnsi="Consolas"/>
-        </w:rPr>
-        <w:t xml:space="preserve">              Low   Med   High</w:t>
-      </w:r>
-    </w:p>
-    <w:p>
-      <w:pPr>
-        <w:rPr>
-          <w:rFonts w:ascii="Consolas" w:hAnsi="Consolas"/>
-        </w:rPr>
-      </w:pPr>
-      <w:r>
-        <w:rPr>
-          <w:rFonts w:ascii="Consolas" w:hAnsi="Consolas"/>
-        </w:rPr>
-        <w:t>━━━━━━━━━━━━━━━━━━━━━━━━━━━</w:t>
-      </w:r>
-    </w:p>
-    <w:p>
-      <w:pPr>
-        <w:rPr>
-          <w:rFonts w:ascii="Consolas" w:hAnsi="Consolas"/>
-        </w:rPr>
-      </w:pPr>
-      <w:r>
-        <w:rPr>
-          <w:rFonts w:ascii="Consolas" w:hAnsi="Consolas"/>
-        </w:rPr>
-        <w:t>Actual Low     97     0     0</w:t>
-      </w:r>
-    </w:p>
-    <w:p>
-      <w:pPr>
-        <w:rPr>
-          <w:rFonts w:ascii="Consolas" w:hAnsi="Consolas"/>
-        </w:rPr>
-      </w:pPr>
-      <w:r>
-        <w:rPr>
-          <w:rFonts w:ascii="Consolas" w:hAnsi="Consolas"/>
-        </w:rPr>
-        <w:t>Actual Med      0    53     0</w:t>
       </w:r>
     </w:p>
     <w:p>
@@ -8533,249 +9164,381 @@
       </w:pPr>
       <w:r>
         <w:rPr>
-          <w:rFonts w:ascii="Consolas" w:hAnsi="Consolas"/>
-        </w:rPr>
-        <w:t>Actual High     1     0    58</w:t>
-      </w:r>
-    </w:p>
-    <w:p>
-      <w:r>
-        <w:rPr>
-          <w:rStyle w:val="Strong"/>
-          <w:rFonts w:ascii="Segoe UI" w:hAnsi="Segoe UI" w:cs="Segoe UI"/>
-          <w:b w:val="0"/>
-          <w:color w:val="000000" w:themeColor="text1"/>
-        </w:rPr>
-        <w:t>Interpretation:</w:t>
-      </w:r>
-      <w:r>
-        <w:rPr>
-          <w:color w:val="000000" w:themeColor="text1"/>
-        </w:rPr>
-        <w:t> </w:t>
-      </w:r>
-      <w:r>
-        <w:t>Only 1 misclassification out of 209 test samples (99.5% accuracy). The single error was a High-risk case predicted as Low.</w:t>
-      </w:r>
-    </w:p>
-    <w:p>
-      <w:pPr>
-        <w:rPr>
-          <w:sz w:val="30"/>
-          <w:szCs w:val="30"/>
-        </w:rPr>
-      </w:pPr>
-      <w:r>
-        <w:rPr>
-          <w:sz w:val="30"/>
-          <w:szCs w:val="30"/>
-        </w:rPr>
-        <w:t>6.4 Classification Report</w:t>
-      </w:r>
-    </w:p>
-    <w:p>
-      <w:pPr>
-        <w:rPr>
-          <w:sz w:val="20"/>
-          <w:szCs w:val="20"/>
-        </w:rPr>
-      </w:pPr>
-      <w:r>
-        <w:rPr>
-          <w:rStyle w:val="d813de27"/>
-          <w:rFonts w:ascii="Consolas" w:hAnsi="Consolas" w:cs="Segoe UI"/>
-          <w:color w:val="F9FAFB"/>
-          <w:sz w:val="18"/>
-          <w:szCs w:val="18"/>
-        </w:rPr>
-        <w:t>text</w:t>
-      </w:r>
-    </w:p>
-    <w:p>
-      <w:pPr>
-        <w:rPr>
-          <w:rFonts w:ascii="Consolas" w:hAnsi="Consolas"/>
-        </w:rPr>
-      </w:pPr>
-      <w:r>
-        <w:rPr>
-          <w:rFonts w:ascii="Consolas" w:hAnsi="Consolas"/>
-        </w:rPr>
-        <w:t xml:space="preserve">              precision    </w:t>
-      </w:r>
-      <w:proofErr w:type="gramStart"/>
-      <w:r>
-        <w:rPr>
-          <w:rFonts w:ascii="Consolas" w:hAnsi="Consolas"/>
-        </w:rPr>
-        <w:t>recall  f</w:t>
-      </w:r>
-      <w:proofErr w:type="gramEnd"/>
-      <w:r>
-        <w:rPr>
-          <w:rFonts w:ascii="Consolas" w:hAnsi="Consolas"/>
-        </w:rPr>
-        <w:t>1-score   support</w:t>
-      </w:r>
-    </w:p>
-    <w:p>
-      <w:pPr>
-        <w:rPr>
-          <w:rFonts w:ascii="Consolas" w:hAnsi="Consolas"/>
-        </w:rPr>
-      </w:pPr>
-      <w:r>
-        <w:rPr>
-          <w:rFonts w:ascii="Consolas" w:hAnsi="Consolas"/>
-        </w:rPr>
-        <w:t>━━━━━━━━━━━━━━━━━━━━━━━━━━━━━━━━━━━━━━━━━━━━━━━━━━━</w:t>
-      </w:r>
-    </w:p>
-    <w:p>
-      <w:pPr>
-        <w:rPr>
-          <w:rFonts w:ascii="Consolas" w:hAnsi="Consolas"/>
-        </w:rPr>
-      </w:pPr>
-      <w:r>
-        <w:rPr>
-          <w:rFonts w:ascii="Consolas" w:hAnsi="Consolas"/>
-        </w:rPr>
-        <w:t xml:space="preserve">           0       0.99      1.00      0.99        97</w:t>
-      </w:r>
-    </w:p>
-    <w:p>
-      <w:pPr>
-        <w:rPr>
-          <w:rFonts w:ascii="Consolas" w:hAnsi="Consolas"/>
-        </w:rPr>
-      </w:pPr>
-      <w:r>
-        <w:rPr>
-          <w:rFonts w:ascii="Consolas" w:hAnsi="Consolas"/>
-        </w:rPr>
-        <w:t xml:space="preserve">           1       1.00      1.00      1.00        53</w:t>
-      </w:r>
-    </w:p>
-    <w:p>
-      <w:pPr>
-        <w:rPr>
-          <w:rFonts w:ascii="Consolas" w:hAnsi="Consolas"/>
-        </w:rPr>
-      </w:pPr>
-      <w:r>
-        <w:rPr>
-          <w:rFonts w:ascii="Consolas" w:hAnsi="Consolas"/>
-        </w:rPr>
-        <w:t xml:space="preserve">           2       1.00      0.98      0.99        59</w:t>
-      </w:r>
-    </w:p>
-    <w:p>
-      <w:pPr>
-        <w:rPr>
-          <w:rFonts w:ascii="Consolas" w:hAnsi="Consolas"/>
-        </w:rPr>
-      </w:pPr>
-      <w:bookmarkStart w:id="0" w:name="_GoBack"/>
-      <w:bookmarkEnd w:id="0"/>
-      <w:r>
-        <w:rPr>
-          <w:rFonts w:ascii="Consolas" w:hAnsi="Consolas"/>
-        </w:rPr>
-        <w:t>━━━━━━━━━━━━━━━━━━━━━━━━━━━━━━━━━━━━━━━━━━━━━━━━━━━</w:t>
-      </w:r>
-    </w:p>
-    <w:p>
-      <w:pPr>
-        <w:rPr>
-          <w:rFonts w:ascii="Consolas" w:hAnsi="Consolas"/>
-        </w:rPr>
-      </w:pPr>
-      <w:r>
-        <w:rPr>
-          <w:rFonts w:ascii="Consolas" w:hAnsi="Consolas"/>
-        </w:rPr>
-        <w:t xml:space="preserve">    accuracy                           1.00       209</w:t>
-      </w:r>
-    </w:p>
-    <w:p>
-      <w:pPr>
-        <w:rPr>
-          <w:rFonts w:ascii="Consolas" w:hAnsi="Consolas"/>
-        </w:rPr>
-      </w:pPr>
-      <w:r>
-        <w:rPr>
-          <w:rFonts w:ascii="Consolas" w:hAnsi="Consolas"/>
-        </w:rPr>
-        <w:t xml:space="preserve">   macro </w:t>
-      </w:r>
-      <w:proofErr w:type="spellStart"/>
-      <w:r>
-        <w:rPr>
-          <w:rFonts w:ascii="Consolas" w:hAnsi="Consolas"/>
-        </w:rPr>
-        <w:t>avg</w:t>
-      </w:r>
-      <w:proofErr w:type="spellEnd"/>
-      <w:r>
-        <w:rPr>
-          <w:rFonts w:ascii="Consolas" w:hAnsi="Consolas"/>
-        </w:rPr>
-        <w:t xml:space="preserve">       1.00      0.99      1.00       209</w:t>
-      </w:r>
-    </w:p>
-    <w:p>
-      <w:pPr>
-        <w:rPr>
           <w:rFonts w:ascii="Consolas" w:hAnsi="Consolas" w:cs="Courier New"/>
           <w:sz w:val="20"/>
           <w:szCs w:val="20"/>
         </w:rPr>
-      </w:pPr>
-      <w:r>
-        <w:rPr>
-          <w:rFonts w:ascii="Consolas" w:hAnsi="Consolas"/>
-        </w:rPr>
-        <w:t xml:space="preserve">weighted </w:t>
-      </w:r>
-      <w:proofErr w:type="spellStart"/>
-      <w:r>
-        <w:rPr>
-          <w:rFonts w:ascii="Consolas" w:hAnsi="Consolas"/>
-        </w:rPr>
-        <w:t>avg</w:t>
-      </w:r>
-      <w:proofErr w:type="spellEnd"/>
-      <w:r>
-        <w:rPr>
-          <w:rFonts w:ascii="Consolas" w:hAnsi="Consolas"/>
-        </w:rPr>
-        <w:t xml:space="preserve">       1.00      1.00      1.00       209</w:t>
+        <w:t xml:space="preserve">              Predicted</w:t>
       </w:r>
     </w:p>
     <w:p>
       <w:pPr>
         <w:rPr>
+          <w:rFonts w:ascii="Consolas" w:hAnsi="Consolas" w:cs="Courier New"/>
+          <w:sz w:val="20"/>
+          <w:szCs w:val="20"/>
+        </w:rPr>
+      </w:pPr>
+      <w:r>
+        <w:rPr>
+          <w:rFonts w:ascii="Consolas" w:hAnsi="Consolas" w:cs="Courier New"/>
+          <w:sz w:val="20"/>
+          <w:szCs w:val="20"/>
+        </w:rPr>
+        <w:t xml:space="preserve">              Low   Med   High</w:t>
+      </w:r>
+    </w:p>
+    <w:p>
+      <w:pPr>
+        <w:rPr>
+          <w:rFonts w:ascii="Consolas" w:hAnsi="Consolas" w:cs="Courier New"/>
+          <w:sz w:val="20"/>
+          <w:szCs w:val="20"/>
+        </w:rPr>
+      </w:pPr>
+      <w:r>
+        <w:rPr>
+          <w:rFonts w:ascii="Consolas" w:hAnsi="Consolas" w:cs="Courier New"/>
+          <w:sz w:val="20"/>
+          <w:szCs w:val="20"/>
+        </w:rPr>
+        <w:t>━━━━━━━━━━━━━━━━━━━━━━━━━━━</w:t>
+      </w:r>
+    </w:p>
+    <w:p>
+      <w:pPr>
+        <w:rPr>
+          <w:rFonts w:ascii="Consolas" w:hAnsi="Consolas" w:cs="Courier New"/>
+          <w:sz w:val="20"/>
+          <w:szCs w:val="20"/>
+        </w:rPr>
+      </w:pPr>
+      <w:r>
+        <w:rPr>
+          <w:rFonts w:ascii="Consolas" w:hAnsi="Consolas" w:cs="Courier New"/>
+          <w:sz w:val="20"/>
+          <w:szCs w:val="20"/>
+        </w:rPr>
+        <w:t>Actual Low     97     0     0</w:t>
+      </w:r>
+    </w:p>
+    <w:p>
+      <w:pPr>
+        <w:rPr>
+          <w:rFonts w:ascii="Consolas" w:hAnsi="Consolas" w:cs="Courier New"/>
+          <w:sz w:val="20"/>
+          <w:szCs w:val="20"/>
+        </w:rPr>
+      </w:pPr>
+      <w:r>
+        <w:rPr>
+          <w:rFonts w:ascii="Consolas" w:hAnsi="Consolas" w:cs="Courier New"/>
+          <w:sz w:val="20"/>
+          <w:szCs w:val="20"/>
+        </w:rPr>
+        <w:t>Actual Med      0    53     0</w:t>
+      </w:r>
+    </w:p>
+    <w:p>
+      <w:pPr>
+        <w:rPr>
+          <w:rFonts w:ascii="Consolas" w:hAnsi="Consolas" w:cs="Courier New"/>
+          <w:sz w:val="20"/>
+          <w:szCs w:val="20"/>
+        </w:rPr>
+      </w:pPr>
+      <w:r>
+        <w:rPr>
+          <w:rFonts w:ascii="Consolas" w:hAnsi="Consolas" w:cs="Courier New"/>
+          <w:sz w:val="20"/>
+          <w:szCs w:val="20"/>
+        </w:rPr>
+        <w:t>Actual High     1     0    58</w:t>
+      </w:r>
+    </w:p>
+    <w:p>
+      <w:pPr>
+        <w:rPr>
           <w:sz w:val="24"/>
           <w:szCs w:val="24"/>
         </w:rPr>
       </w:pPr>
       <w:r>
         <w:rPr>
+          <w:sz w:val="24"/>
+          <w:szCs w:val="24"/>
+        </w:rPr>
+        <w:t>Interpretation: Only 1 misclassification out of 209 test samples (99.5% accuracy). The single error was a High-risk case predicted as Low.</w:t>
+      </w:r>
+    </w:p>
+    <w:p>
+      <w:pPr>
+        <w:rPr>
           <w:sz w:val="30"/>
           <w:szCs w:val="30"/>
         </w:rPr>
+      </w:pPr>
+      <w:r>
+        <w:rPr>
+          <w:sz w:val="30"/>
+          <w:szCs w:val="30"/>
+        </w:rPr>
+        <w:t>7.4 Classification Report</w:t>
+      </w:r>
+    </w:p>
+    <w:p>
+      <w:pPr>
+        <w:rPr>
+          <w:sz w:val="20"/>
+          <w:szCs w:val="20"/>
+        </w:rPr>
+      </w:pPr>
+      <w:r>
+        <w:rPr>
+          <w:rFonts w:ascii="Consolas" w:hAnsi="Consolas"/>
+          <w:sz w:val="18"/>
+          <w:szCs w:val="18"/>
+        </w:rPr>
+        <w:t>text</w:t>
+      </w:r>
+    </w:p>
+    <w:p>
+      <w:pPr>
+        <w:rPr>
+          <w:rFonts w:ascii="Consolas" w:hAnsi="Consolas" w:cs="Courier New"/>
+          <w:sz w:val="20"/>
+          <w:szCs w:val="20"/>
+        </w:rPr>
+      </w:pPr>
+      <w:r>
+        <w:rPr>
+          <w:rFonts w:ascii="Consolas" w:hAnsi="Consolas" w:cs="Courier New"/>
+          <w:sz w:val="20"/>
+          <w:szCs w:val="20"/>
+        </w:rPr>
+        <w:t xml:space="preserve">              precision    </w:t>
+      </w:r>
+      <w:proofErr w:type="gramStart"/>
+      <w:r>
+        <w:rPr>
+          <w:rFonts w:ascii="Consolas" w:hAnsi="Consolas" w:cs="Courier New"/>
+          <w:sz w:val="20"/>
+          <w:szCs w:val="20"/>
+        </w:rPr>
+        <w:t>recall  f</w:t>
+      </w:r>
+      <w:proofErr w:type="gramEnd"/>
+      <w:r>
+        <w:rPr>
+          <w:rFonts w:ascii="Consolas" w:hAnsi="Consolas" w:cs="Courier New"/>
+          <w:sz w:val="20"/>
+          <w:szCs w:val="20"/>
+        </w:rPr>
+        <w:t>1-score   support</w:t>
+      </w:r>
+    </w:p>
+    <w:p>
+      <w:pPr>
+        <w:rPr>
+          <w:rFonts w:ascii="Consolas" w:hAnsi="Consolas" w:cs="Courier New"/>
+          <w:sz w:val="20"/>
+          <w:szCs w:val="20"/>
+        </w:rPr>
+      </w:pPr>
+      <w:r>
+        <w:rPr>
+          <w:rFonts w:ascii="Consolas" w:hAnsi="Consolas" w:cs="Courier New"/>
+          <w:sz w:val="20"/>
+          <w:szCs w:val="20"/>
+        </w:rPr>
+        <w:t>━━━━━━━━━━━━━━━━━━━━━━━━━━━━━━━━━━━━━━━━━━━━━━━━━━━</w:t>
+      </w:r>
+    </w:p>
+    <w:p>
+      <w:pPr>
+        <w:rPr>
+          <w:rFonts w:ascii="Consolas" w:hAnsi="Consolas" w:cs="Courier New"/>
+          <w:sz w:val="20"/>
+          <w:szCs w:val="20"/>
+        </w:rPr>
+      </w:pPr>
+      <w:r>
+        <w:rPr>
+          <w:rFonts w:ascii="Consolas" w:hAnsi="Consolas" w:cs="Courier New"/>
+          <w:sz w:val="20"/>
+          <w:szCs w:val="20"/>
+        </w:rPr>
+        <w:t xml:space="preserve">           0       0.99      1.00      0.99        97</w:t>
+      </w:r>
+    </w:p>
+    <w:p>
+      <w:pPr>
+        <w:rPr>
+          <w:rFonts w:ascii="Consolas" w:hAnsi="Consolas" w:cs="Courier New"/>
+          <w:sz w:val="20"/>
+          <w:szCs w:val="20"/>
+        </w:rPr>
+      </w:pPr>
+      <w:r>
+        <w:rPr>
+          <w:rFonts w:ascii="Consolas" w:hAnsi="Consolas" w:cs="Courier New"/>
+          <w:sz w:val="20"/>
+          <w:szCs w:val="20"/>
+        </w:rPr>
+        <w:t xml:space="preserve">           1       1.00      1.00      1.00        53</w:t>
+      </w:r>
+    </w:p>
+    <w:p>
+      <w:pPr>
+        <w:rPr>
+          <w:rFonts w:ascii="Consolas" w:hAnsi="Consolas" w:cs="Courier New"/>
+          <w:sz w:val="20"/>
+          <w:szCs w:val="20"/>
+        </w:rPr>
+      </w:pPr>
+      <w:r>
+        <w:rPr>
+          <w:rFonts w:ascii="Consolas" w:hAnsi="Consolas" w:cs="Courier New"/>
+          <w:sz w:val="20"/>
+          <w:szCs w:val="20"/>
+        </w:rPr>
+        <w:t xml:space="preserve">           2       1.00      0.98      0.99        59</w:t>
+      </w:r>
+    </w:p>
+    <w:p>
+      <w:pPr>
+        <w:rPr>
+          <w:rFonts w:ascii="Consolas" w:hAnsi="Consolas" w:cs="Courier New"/>
+          <w:sz w:val="20"/>
+          <w:szCs w:val="20"/>
+        </w:rPr>
+      </w:pPr>
+      <w:r>
+        <w:rPr>
+          <w:rFonts w:ascii="Consolas" w:hAnsi="Consolas" w:cs="Courier New"/>
+          <w:sz w:val="20"/>
+          <w:szCs w:val="20"/>
+        </w:rPr>
+        <w:t>━━━━━━━━━━━━━━━━━━━━━━━━━━━━━━━━━━━━━━━━━━━━━━━━━━━</w:t>
+      </w:r>
+    </w:p>
+    <w:p>
+      <w:pPr>
+        <w:rPr>
+          <w:rFonts w:ascii="Consolas" w:hAnsi="Consolas" w:cs="Courier New"/>
+          <w:sz w:val="20"/>
+          <w:szCs w:val="20"/>
+        </w:rPr>
+      </w:pPr>
+      <w:r>
+        <w:rPr>
+          <w:rFonts w:ascii="Consolas" w:hAnsi="Consolas" w:cs="Courier New"/>
+          <w:sz w:val="20"/>
+          <w:szCs w:val="20"/>
+        </w:rPr>
+        <w:t xml:space="preserve">    accuracy                           1.00       209</w:t>
+      </w:r>
+    </w:p>
+    <w:p>
+      <w:pPr>
+        <w:rPr>
+          <w:rFonts w:ascii="Consolas" w:hAnsi="Consolas" w:cs="Courier New"/>
+          <w:sz w:val="20"/>
+          <w:szCs w:val="20"/>
+        </w:rPr>
+      </w:pPr>
+      <w:r>
+        <w:rPr>
+          <w:rFonts w:ascii="Consolas" w:hAnsi="Consolas" w:cs="Courier New"/>
+          <w:sz w:val="20"/>
+          <w:szCs w:val="20"/>
+        </w:rPr>
+        <w:t xml:space="preserve">   macro </w:t>
+      </w:r>
+      <w:proofErr w:type="spellStart"/>
+      <w:r>
+        <w:rPr>
+          <w:rFonts w:ascii="Consolas" w:hAnsi="Consolas" w:cs="Courier New"/>
+          <w:sz w:val="20"/>
+          <w:szCs w:val="20"/>
+        </w:rPr>
+        <w:t>avg</w:t>
+      </w:r>
+      <w:proofErr w:type="spellEnd"/>
+      <w:r>
+        <w:rPr>
+          <w:rFonts w:ascii="Consolas" w:hAnsi="Consolas" w:cs="Courier New"/>
+          <w:sz w:val="20"/>
+          <w:szCs w:val="20"/>
+        </w:rPr>
+        <w:t xml:space="preserve">       1.00      0.99      1.00       209</w:t>
+      </w:r>
+    </w:p>
+    <w:p>
+      <w:pPr>
+        <w:rPr>
+          <w:rFonts w:ascii="Consolas" w:hAnsi="Consolas" w:cs="Courier New"/>
+          <w:sz w:val="20"/>
+          <w:szCs w:val="20"/>
+        </w:rPr>
+      </w:pPr>
+      <w:r>
+        <w:rPr>
+          <w:rFonts w:ascii="Consolas" w:hAnsi="Consolas" w:cs="Courier New"/>
+          <w:sz w:val="20"/>
+          <w:szCs w:val="20"/>
+        </w:rPr>
+        <w:t xml:space="preserve">weighted </w:t>
+      </w:r>
+      <w:proofErr w:type="spellStart"/>
+      <w:r>
+        <w:rPr>
+          <w:rFonts w:ascii="Consolas" w:hAnsi="Consolas" w:cs="Courier New"/>
+          <w:sz w:val="20"/>
+          <w:szCs w:val="20"/>
+        </w:rPr>
+        <w:t>avg</w:t>
+      </w:r>
+      <w:proofErr w:type="spellEnd"/>
+      <w:r>
+        <w:rPr>
+          <w:rFonts w:ascii="Consolas" w:hAnsi="Consolas" w:cs="Courier New"/>
+          <w:sz w:val="20"/>
+          <w:szCs w:val="20"/>
+        </w:rPr>
+        <w:t xml:space="preserve">       1.00      1.00      1.00       209</w:t>
+      </w:r>
+    </w:p>
+    <w:p>
+      <w:pPr>
+        <w:rPr>
+          <w:sz w:val="30"/>
+          <w:szCs w:val="30"/>
+        </w:rPr>
+      </w:pPr>
+      <w:r>
+        <w:rPr>
+          <w:sz w:val="30"/>
+          <w:szCs w:val="30"/>
+        </w:rPr>
+        <w:t>7.5 ROC Curves</w:t>
+      </w:r>
+    </w:p>
+    <w:p>
+      <w:pPr>
+        <w:rPr>
+          <w:sz w:val="24"/>
+          <w:szCs w:val="24"/>
+        </w:rPr>
+      </w:pPr>
+      <w:r>
+        <w:rPr>
+          <w:noProof/>
+        </w:rPr>
         <w:lastRenderedPageBreak/>
-        <w:t>6.5 ROC Curves</w:t>
-      </w:r>
-      <w:r>
-        <w:rPr>
-          <w:noProof/>
-        </w:rPr>
         <w:drawing>
-          <wp:inline distT="0" distB="0" distL="0" distR="0">
-            <wp:extent cx="5943600" cy="5094514"/>
+          <wp:inline distT="0" distB="0" distL="0" distR="0" wp14:anchorId="215E3D00" wp14:editId="3756FA99">
+            <wp:extent cx="5943600" cy="5093970"/>
             <wp:effectExtent l="0" t="0" r="0" b="0"/>
             <wp:docPr id="25" name="Picture 25" descr="C:\Users\ADMIN\Desktop\PYTHON\KiraboEria\DEFO\Deforestation-Tracking\visuals\model_outputs\roc_curves.png"/>
             <wp:cNvGraphicFramePr>
@@ -8806,7 +9569,7 @@
                   <pic:spPr bwMode="auto">
                     <a:xfrm>
                       <a:off x="0" y="0"/>
-                      <a:ext cx="5943600" cy="5094514"/>
+                      <a:ext cx="5943600" cy="5093970"/>
                     </a:xfrm>
                     <a:prstGeom prst="rect">
                       <a:avLst/>
@@ -8843,8 +9606,8 @@
         <w:tblLook w:val="04A0" w:firstRow="1" w:lastRow="0" w:firstColumn="1" w:lastColumn="0" w:noHBand="0" w:noVBand="1"/>
       </w:tblPr>
       <w:tblGrid>
-        <w:gridCol w:w="4824"/>
-        <w:gridCol w:w="6456"/>
+        <w:gridCol w:w="4675"/>
+        <w:gridCol w:w="6605"/>
       </w:tblGrid>
       <w:tr>
         <w:trPr>
@@ -8923,16 +9686,12 @@
           <w:p>
             <w:pPr>
               <w:rPr>
-                <w:b/>
-                <w:sz w:val="23"/>
-                <w:szCs w:val="23"/>
-              </w:rPr>
-            </w:pPr>
-            <w:r>
-              <w:rPr>
-                <w:rStyle w:val="Strong"/>
-                <w:rFonts w:ascii="Segoe UI" w:hAnsi="Segoe UI" w:cs="Segoe UI"/>
-                <w:b w:val="0"/>
+                <w:sz w:val="23"/>
+                <w:szCs w:val="23"/>
+              </w:rPr>
+            </w:pPr>
+            <w:r>
+              <w:rPr>
                 <w:sz w:val="23"/>
                 <w:szCs w:val="23"/>
               </w:rPr>
@@ -8955,16 +9714,12 @@
           <w:p>
             <w:pPr>
               <w:rPr>
-                <w:b/>
-                <w:sz w:val="23"/>
-                <w:szCs w:val="23"/>
-              </w:rPr>
-            </w:pPr>
-            <w:r>
-              <w:rPr>
-                <w:rStyle w:val="Strong"/>
-                <w:rFonts w:ascii="Segoe UI" w:hAnsi="Segoe UI" w:cs="Segoe UI"/>
-                <w:b w:val="0"/>
+                <w:sz w:val="23"/>
+                <w:szCs w:val="23"/>
+              </w:rPr>
+            </w:pPr>
+            <w:r>
+              <w:rPr>
                 <w:sz w:val="23"/>
                 <w:szCs w:val="23"/>
               </w:rPr>
@@ -8989,16 +9744,12 @@
           <w:p>
             <w:pPr>
               <w:rPr>
-                <w:b/>
-                <w:sz w:val="23"/>
-                <w:szCs w:val="23"/>
-              </w:rPr>
-            </w:pPr>
-            <w:r>
-              <w:rPr>
-                <w:rStyle w:val="Strong"/>
-                <w:rFonts w:ascii="Segoe UI" w:hAnsi="Segoe UI" w:cs="Segoe UI"/>
-                <w:b w:val="0"/>
+                <w:sz w:val="23"/>
+                <w:szCs w:val="23"/>
+              </w:rPr>
+            </w:pPr>
+            <w:r>
+              <w:rPr>
                 <w:sz w:val="23"/>
                 <w:szCs w:val="23"/>
               </w:rPr>
@@ -9021,16 +9772,12 @@
           <w:p>
             <w:pPr>
               <w:rPr>
-                <w:b/>
-                <w:sz w:val="23"/>
-                <w:szCs w:val="23"/>
-              </w:rPr>
-            </w:pPr>
-            <w:r>
-              <w:rPr>
-                <w:rStyle w:val="Strong"/>
-                <w:rFonts w:ascii="Segoe UI" w:hAnsi="Segoe UI" w:cs="Segoe UI"/>
-                <w:b w:val="0"/>
+                <w:sz w:val="23"/>
+                <w:szCs w:val="23"/>
+              </w:rPr>
+            </w:pPr>
+            <w:r>
+              <w:rPr>
                 <w:sz w:val="23"/>
                 <w:szCs w:val="23"/>
               </w:rPr>
@@ -9055,16 +9802,12 @@
           <w:p>
             <w:pPr>
               <w:rPr>
-                <w:b/>
-                <w:sz w:val="23"/>
-                <w:szCs w:val="23"/>
-              </w:rPr>
-            </w:pPr>
-            <w:r>
-              <w:rPr>
-                <w:rStyle w:val="Strong"/>
-                <w:rFonts w:ascii="Segoe UI" w:hAnsi="Segoe UI" w:cs="Segoe UI"/>
-                <w:b w:val="0"/>
+                <w:sz w:val="23"/>
+                <w:szCs w:val="23"/>
+              </w:rPr>
+            </w:pPr>
+            <w:r>
+              <w:rPr>
                 <w:sz w:val="23"/>
                 <w:szCs w:val="23"/>
               </w:rPr>
@@ -9087,16 +9830,12 @@
           <w:p>
             <w:pPr>
               <w:rPr>
-                <w:b/>
-                <w:sz w:val="23"/>
-                <w:szCs w:val="23"/>
-              </w:rPr>
-            </w:pPr>
-            <w:r>
-              <w:rPr>
-                <w:rStyle w:val="Strong"/>
-                <w:rFonts w:ascii="Segoe UI" w:hAnsi="Segoe UI" w:cs="Segoe UI"/>
-                <w:b w:val="0"/>
+                <w:sz w:val="23"/>
+                <w:szCs w:val="23"/>
+              </w:rPr>
+            </w:pPr>
+            <w:r>
+              <w:rPr>
                 <w:sz w:val="23"/>
                 <w:szCs w:val="23"/>
               </w:rPr>
@@ -9115,46 +9854,42 @@
       </w:pPr>
       <w:r>
         <w:rPr>
-          <w:rStyle w:val="Strong"/>
-          <w:rFonts w:ascii="Segoe UI" w:hAnsi="Segoe UI" w:cs="Segoe UI"/>
-          <w:b w:val="0"/>
-          <w:color w:val="000000" w:themeColor="text1"/>
-        </w:rPr>
-        <w:t>Interpretation:</w:t>
-      </w:r>
-      <w:r>
-        <w:rPr>
-          <w:b/>
-          <w:color w:val="000000" w:themeColor="text1"/>
-        </w:rPr>
-        <w:t> </w:t>
-      </w:r>
-      <w:r>
-        <w:t>Perfect AUC scores confirm the model has excellent discriminative ability for all three risk classes.</w:t>
+          <w:sz w:val="24"/>
+          <w:szCs w:val="24"/>
+        </w:rPr>
+        <w:t>Interpretation: Perfect AUC scores confirm the model has excellent discriminative ability for all three risk classes.</w:t>
       </w:r>
     </w:p>
     <w:p>
       <w:pPr>
         <w:rPr>
+          <w:sz w:val="30"/>
+          <w:szCs w:val="30"/>
+        </w:rPr>
+      </w:pPr>
+      <w:r>
+        <w:rPr>
+          <w:sz w:val="30"/>
+          <w:szCs w:val="30"/>
+        </w:rPr>
+        <w:t>7.6 Precision-Recall Curves</w:t>
+      </w:r>
+    </w:p>
+    <w:p>
+      <w:pPr>
+        <w:rPr>
           <w:sz w:val="24"/>
           <w:szCs w:val="24"/>
         </w:rPr>
       </w:pPr>
       <w:r>
         <w:rPr>
-          <w:sz w:val="30"/>
-          <w:szCs w:val="30"/>
+          <w:noProof/>
         </w:rPr>
         <w:lastRenderedPageBreak/>
-        <w:t>6.6 Precision-Recall Curves</w:t>
-      </w:r>
-      <w:r>
-        <w:rPr>
-          <w:noProof/>
-        </w:rPr>
         <w:drawing>
-          <wp:inline distT="0" distB="0" distL="0" distR="0">
-            <wp:extent cx="5943600" cy="5094514"/>
+          <wp:inline distT="0" distB="0" distL="0" distR="0" wp14:anchorId="1ED89201" wp14:editId="756602B5">
+            <wp:extent cx="5943600" cy="5093970"/>
             <wp:effectExtent l="0" t="0" r="0" b="0"/>
             <wp:docPr id="26" name="Picture 26" descr="C:\Users\ADMIN\Desktop\PYTHON\KiraboEria\DEFO\Deforestation-Tracking\visuals\model_outputs\precision_recall_curves.png"/>
             <wp:cNvGraphicFramePr>
@@ -9185,7 +9920,7 @@
                   <pic:spPr bwMode="auto">
                     <a:xfrm>
                       <a:off x="0" y="0"/>
-                      <a:ext cx="5943600" cy="5094514"/>
+                      <a:ext cx="5943600" cy="5093970"/>
                     </a:xfrm>
                     <a:prstGeom prst="rect">
                       <a:avLst/>
@@ -9203,31 +9938,34 @@
       </w:r>
     </w:p>
     <w:p>
-      <w:r>
-        <w:rPr>
-          <w:rStyle w:val="Strong"/>
-          <w:rFonts w:ascii="Segoe UI" w:hAnsi="Segoe UI" w:cs="Segoe UI"/>
-          <w:b w:val="0"/>
-          <w:color w:val="000000" w:themeColor="text1"/>
-        </w:rPr>
-        <w:t>Interpretation:</w:t>
-      </w:r>
-      <w:r>
-        <w:rPr>
-          <w:color w:val="000000" w:themeColor="text1"/>
-        </w:rPr>
-        <w:t> </w:t>
-      </w:r>
-      <w:r>
-        <w:t>The Precision-Recall curves show excellent performance across all classes. The High class curve shows slightly more variability at higher recall thresholds, consistent with the confusion matrix.</w:t>
+      <w:pPr>
+        <w:rPr>
+          <w:sz w:val="24"/>
+          <w:szCs w:val="24"/>
+        </w:rPr>
+      </w:pPr>
+      <w:r>
+        <w:rPr>
+          <w:sz w:val="24"/>
+          <w:szCs w:val="24"/>
+        </w:rPr>
+        <w:t>Interpretation: The Precision-Recall curves show excellent performance across all classes. The High class curve shows slightly more variability at higher recall thresholds, consistent with the confusion matrix.</w:t>
       </w:r>
     </w:p>
     <w:p>
       <w:pPr>
         <w:rPr>
-          <w:rFonts w:ascii="Times New Roman" w:hAnsi="Times New Roman" w:cs="Times New Roman"/>
-        </w:rPr>
-      </w:pPr>
+          <w:sz w:val="30"/>
+          <w:szCs w:val="30"/>
+        </w:rPr>
+      </w:pPr>
+      <w:r>
+        <w:rPr>
+          <w:sz w:val="30"/>
+          <w:szCs w:val="30"/>
+        </w:rPr>
+        <w:t>7.7 Learning Curve</w:t>
+      </w:r>
     </w:p>
     <w:p>
       <w:pPr>
@@ -9238,19 +9976,12 @@
       </w:pPr>
       <w:r>
         <w:rPr>
-          <w:sz w:val="30"/>
-          <w:szCs w:val="30"/>
+          <w:noProof/>
         </w:rPr>
         <w:lastRenderedPageBreak/>
-        <w:t>6.7 Learning Curve</w:t>
-      </w:r>
-      <w:r>
-        <w:rPr>
-          <w:noProof/>
-        </w:rPr>
         <w:drawing>
-          <wp:inline distT="0" distB="0" distL="0" distR="0">
-            <wp:extent cx="5943600" cy="4245429"/>
+          <wp:inline distT="0" distB="0" distL="0" distR="0" wp14:anchorId="6582CB7E" wp14:editId="65C596C9">
+            <wp:extent cx="5943600" cy="4244975"/>
             <wp:effectExtent l="0" t="0" r="0" b="3175"/>
             <wp:docPr id="27" name="Picture 27" descr="C:\Users\ADMIN\Desktop\PYTHON\KiraboEria\DEFO\Deforestation-Tracking\visuals\model_outputs\learning_curve.png"/>
             <wp:cNvGraphicFramePr>
@@ -9281,7 +10012,7 @@
                   <pic:spPr bwMode="auto">
                     <a:xfrm>
                       <a:off x="0" y="0"/>
-                      <a:ext cx="5943600" cy="4245429"/>
+                      <a:ext cx="5943600" cy="4244975"/>
                     </a:xfrm>
                     <a:prstGeom prst="rect">
                       <a:avLst/>
@@ -9299,80 +10030,94 @@
       </w:r>
     </w:p>
     <w:p>
-      <w:r>
-        <w:rPr>
-          <w:rStyle w:val="Strong"/>
-          <w:rFonts w:ascii="Segoe UI" w:hAnsi="Segoe UI" w:cs="Segoe UI"/>
-          <w:b w:val="0"/>
-          <w:color w:val="000000" w:themeColor="text1"/>
-        </w:rPr>
-        <w:t>Interpretation:</w:t>
-      </w:r>
-      <w:r>
-        <w:rPr>
-          <w:color w:val="000000" w:themeColor="text1"/>
-        </w:rPr>
-        <w:t> </w:t>
-      </w:r>
-      <w:r>
-        <w:t>The learning curve shows:</w:t>
+      <w:pPr>
+        <w:rPr>
+          <w:sz w:val="24"/>
+          <w:szCs w:val="24"/>
+        </w:rPr>
+      </w:pPr>
+      <w:r>
+        <w:rPr>
+          <w:sz w:val="24"/>
+          <w:szCs w:val="24"/>
+        </w:rPr>
+        <w:t>Interpretation: The learning curve shows:</w:t>
       </w:r>
     </w:p>
     <w:p>
-      <w:r>
+      <w:pPr>
+        <w:rPr>
+          <w:sz w:val="24"/>
+          <w:szCs w:val="24"/>
+        </w:rPr>
+      </w:pPr>
+      <w:r>
+        <w:rPr>
+          <w:sz w:val="24"/>
+          <w:szCs w:val="24"/>
+        </w:rPr>
         <w:t>Training and cross-validation scores converge as dataset size increases</w:t>
       </w:r>
     </w:p>
     <w:p>
-      <w:r>
+      <w:pPr>
+        <w:rPr>
+          <w:sz w:val="24"/>
+          <w:szCs w:val="24"/>
+        </w:rPr>
+      </w:pPr>
+      <w:r>
+        <w:rPr>
+          <w:sz w:val="24"/>
+          <w:szCs w:val="24"/>
+        </w:rPr>
         <w:t>No significant overfitting (gaps between curves are small and decreasing)</w:t>
       </w:r>
     </w:p>
     <w:p>
-      <w:r>
+      <w:pPr>
+        <w:rPr>
+          <w:sz w:val="24"/>
+          <w:szCs w:val="24"/>
+        </w:rPr>
+      </w:pPr>
+      <w:r>
+        <w:rPr>
+          <w:sz w:val="24"/>
+          <w:szCs w:val="24"/>
+        </w:rPr>
         <w:t>Model would likely benefit from additional training data (scores still increasing)</w:t>
       </w:r>
     </w:p>
     <w:p>
       <w:pPr>
         <w:rPr>
+          <w:sz w:val="30"/>
+          <w:szCs w:val="30"/>
+        </w:rPr>
+      </w:pPr>
+      <w:r>
+        <w:rPr>
+          <w:sz w:val="30"/>
+          <w:szCs w:val="30"/>
+        </w:rPr>
+        <w:t>7.8 Feature Importance</w:t>
+      </w:r>
+    </w:p>
+    <w:p>
+      <w:pPr>
+        <w:rPr>
           <w:sz w:val="24"/>
           <w:szCs w:val="24"/>
         </w:rPr>
       </w:pPr>
       <w:r>
         <w:rPr>
-          <w:sz w:val="30"/>
-          <w:szCs w:val="30"/>
+          <w:noProof/>
         </w:rPr>
         <w:lastRenderedPageBreak/>
-        <w:t>6.8 Feature Importance</w:t>
-      </w:r>
-      <w:r>
-        <w:rPr>
-          <w:rStyle w:val="Strong"/>
-          <w:rFonts w:ascii="Segoe UI Symbol" w:hAnsi="Segoe UI Symbol" w:cs="Segoe UI Symbol"/>
-          <w:color w:val="F9FAFB"/>
-        </w:rPr>
-        <w:t>📷</w:t>
-      </w:r>
-      <w:r>
-        <w:rPr>
-          <w:rStyle w:val="Strong"/>
-          <w:rFonts w:ascii="Segoe UI" w:hAnsi="Segoe UI" w:cs="Segoe UI"/>
-          <w:color w:val="F9FAFB"/>
-        </w:rPr>
-        <w:t xml:space="preserve"> SCREENSHOT:</w:t>
-      </w:r>
-      <w:r>
-        <w:t> </w:t>
-      </w:r>
-      <w:r>
-        <w:rPr>
-          <w:noProof/>
-        </w:rPr>
         <w:drawing>
-          <wp:inline distT="0" distB="0" distL="0" distR="0">
+          <wp:inline distT="0" distB="0" distL="0" distR="0" wp14:anchorId="68367A14" wp14:editId="0CF64209">
             <wp:extent cx="5943600" cy="4457700"/>
             <wp:effectExtent l="0" t="0" r="0" b="0"/>
             <wp:docPr id="28" name="Picture 28" descr="C:\Users\ADMIN\Desktop\PYTHON\KiraboEria\DEFO\Deforestation-Tracking\visuals\model_outputs\feature_importance.png"/>
@@ -9578,7 +10323,6 @@
           <w:p>
             <w:pPr>
               <w:rPr>
-                <w:b/>
                 <w:sz w:val="23"/>
                 <w:szCs w:val="23"/>
               </w:rPr>
@@ -9586,9 +10330,6 @@
             <w:proofErr w:type="spellStart"/>
             <w:r>
               <w:rPr>
-                <w:rStyle w:val="Strong"/>
-                <w:rFonts w:ascii="Segoe UI" w:hAnsi="Segoe UI" w:cs="Segoe UI"/>
-                <w:b w:val="0"/>
                 <w:sz w:val="23"/>
                 <w:szCs w:val="23"/>
               </w:rPr>
@@ -9612,16 +10353,12 @@
           <w:p>
             <w:pPr>
               <w:rPr>
-                <w:b/>
-                <w:sz w:val="23"/>
-                <w:szCs w:val="23"/>
-              </w:rPr>
-            </w:pPr>
-            <w:r>
-              <w:rPr>
-                <w:rStyle w:val="Strong"/>
-                <w:rFonts w:ascii="Segoe UI" w:hAnsi="Segoe UI" w:cs="Segoe UI"/>
-                <w:b w:val="0"/>
+                <w:sz w:val="23"/>
+                <w:szCs w:val="23"/>
+              </w:rPr>
+            </w:pPr>
+            <w:r>
+              <w:rPr>
                 <w:sz w:val="23"/>
                 <w:szCs w:val="23"/>
               </w:rPr>
@@ -9674,7 +10411,6 @@
           <w:p>
             <w:pPr>
               <w:rPr>
-                <w:b/>
                 <w:sz w:val="23"/>
                 <w:szCs w:val="23"/>
               </w:rPr>
@@ -9682,9 +10418,6 @@
             <w:proofErr w:type="spellStart"/>
             <w:r>
               <w:rPr>
-                <w:rStyle w:val="Strong"/>
-                <w:rFonts w:ascii="Segoe UI" w:hAnsi="Segoe UI" w:cs="Segoe UI"/>
-                <w:b w:val="0"/>
                 <w:sz w:val="23"/>
                 <w:szCs w:val="23"/>
               </w:rPr>
@@ -9708,16 +10441,12 @@
           <w:p>
             <w:pPr>
               <w:rPr>
-                <w:b/>
-                <w:sz w:val="23"/>
-                <w:szCs w:val="23"/>
-              </w:rPr>
-            </w:pPr>
-            <w:r>
-              <w:rPr>
-                <w:rStyle w:val="Strong"/>
-                <w:rFonts w:ascii="Segoe UI" w:hAnsi="Segoe UI" w:cs="Segoe UI"/>
-                <w:b w:val="0"/>
+                <w:sz w:val="23"/>
+                <w:szCs w:val="23"/>
+              </w:rPr>
+            </w:pPr>
+            <w:r>
+              <w:rPr>
                 <w:sz w:val="23"/>
                 <w:szCs w:val="23"/>
               </w:rPr>
@@ -9770,7 +10499,6 @@
           <w:p>
             <w:pPr>
               <w:rPr>
-                <w:b/>
                 <w:sz w:val="23"/>
                 <w:szCs w:val="23"/>
               </w:rPr>
@@ -9778,9 +10506,6 @@
             <w:proofErr w:type="spellStart"/>
             <w:r>
               <w:rPr>
-                <w:rStyle w:val="Strong"/>
-                <w:rFonts w:ascii="Segoe UI" w:hAnsi="Segoe UI" w:cs="Segoe UI"/>
-                <w:b w:val="0"/>
                 <w:sz w:val="23"/>
                 <w:szCs w:val="23"/>
               </w:rPr>
@@ -9804,16 +10529,12 @@
           <w:p>
             <w:pPr>
               <w:rPr>
-                <w:b/>
-                <w:sz w:val="23"/>
-                <w:szCs w:val="23"/>
-              </w:rPr>
-            </w:pPr>
-            <w:r>
-              <w:rPr>
-                <w:rStyle w:val="Strong"/>
-                <w:rFonts w:ascii="Segoe UI" w:hAnsi="Segoe UI" w:cs="Segoe UI"/>
-                <w:b w:val="0"/>
+                <w:sz w:val="23"/>
+                <w:szCs w:val="23"/>
+              </w:rPr>
+            </w:pPr>
+            <w:r>
+              <w:rPr>
                 <w:sz w:val="23"/>
                 <w:szCs w:val="23"/>
               </w:rPr>
@@ -9866,7 +10587,6 @@
           <w:p>
             <w:pPr>
               <w:rPr>
-                <w:b/>
                 <w:sz w:val="23"/>
                 <w:szCs w:val="23"/>
               </w:rPr>
@@ -9874,9 +10594,6 @@
             <w:proofErr w:type="spellStart"/>
             <w:r>
               <w:rPr>
-                <w:rStyle w:val="Strong"/>
-                <w:rFonts w:ascii="Segoe UI" w:hAnsi="Segoe UI" w:cs="Segoe UI"/>
-                <w:b w:val="0"/>
                 <w:sz w:val="23"/>
                 <w:szCs w:val="23"/>
               </w:rPr>
@@ -9900,16 +10617,12 @@
           <w:p>
             <w:pPr>
               <w:rPr>
-                <w:b/>
-                <w:sz w:val="23"/>
-                <w:szCs w:val="23"/>
-              </w:rPr>
-            </w:pPr>
-            <w:r>
-              <w:rPr>
-                <w:rStyle w:val="Strong"/>
-                <w:rFonts w:ascii="Segoe UI" w:hAnsi="Segoe UI" w:cs="Segoe UI"/>
-                <w:b w:val="0"/>
+                <w:sz w:val="23"/>
+                <w:szCs w:val="23"/>
+              </w:rPr>
+            </w:pPr>
+            <w:r>
+              <w:rPr>
                 <w:sz w:val="23"/>
                 <w:szCs w:val="23"/>
               </w:rPr>
@@ -10031,7 +10744,6 @@
                 <w:sz w:val="23"/>
                 <w:szCs w:val="23"/>
               </w:rPr>
-              <w:lastRenderedPageBreak/>
               <w:t>6</w:t>
             </w:r>
           </w:p>
@@ -10120,6 +10832,7 @@
                 <w:sz w:val="23"/>
                 <w:szCs w:val="23"/>
               </w:rPr>
+              <w:lastRenderedPageBreak/>
               <w:t>7</w:t>
             </w:r>
           </w:p>
@@ -10451,79 +11164,77 @@
       </w:pPr>
       <w:r>
         <w:rPr>
-          <w:rStyle w:val="Strong"/>
-          <w:rFonts w:ascii="Segoe UI" w:hAnsi="Segoe UI" w:cs="Segoe UI"/>
-          <w:b w:val="0"/>
-          <w:color w:val="000000" w:themeColor="text1"/>
-        </w:rPr>
-        <w:t>Key Insight:</w:t>
-      </w:r>
-      <w:r>
-        <w:rPr>
-          <w:color w:val="000000" w:themeColor="text1"/>
-        </w:rPr>
-        <w:t> </w:t>
-      </w:r>
-      <w:r>
-        <w:t>The model successfully identified </w:t>
+          <w:sz w:val="24"/>
+          <w:szCs w:val="24"/>
+        </w:rPr>
+        <w:t>Key Insight: The model successfully identified </w:t>
       </w:r>
       <w:proofErr w:type="spellStart"/>
       <w:r>
+        <w:rPr>
+          <w:rFonts w:ascii="Consolas" w:hAnsi="Consolas" w:cs="Courier New"/>
+          <w:sz w:val="20"/>
+          <w:szCs w:val="20"/>
+          <w:shd w:val="clear" w:color="auto" w:fill="2C2C2E"/>
+        </w:rPr>
         <w:t>Fire_Incidents</w:t>
       </w:r>
       <w:proofErr w:type="spellEnd"/>
       <w:r>
-        <w:t> </w:t>
-      </w:r>
-      <w:r>
-        <w:t>and </w:t>
+        <w:rPr>
+          <w:sz w:val="24"/>
+          <w:szCs w:val="24"/>
+        </w:rPr>
+        <w:t> and </w:t>
       </w:r>
       <w:proofErr w:type="spellStart"/>
       <w:r>
+        <w:rPr>
+          <w:rFonts w:ascii="Consolas" w:hAnsi="Consolas" w:cs="Courier New"/>
+          <w:sz w:val="20"/>
+          <w:szCs w:val="20"/>
+          <w:shd w:val="clear" w:color="auto" w:fill="2C2C2E"/>
+        </w:rPr>
         <w:t>Illegal_Logging_Flag</w:t>
       </w:r>
       <w:proofErr w:type="spellEnd"/>
       <w:r>
+        <w:rPr>
+          <w:sz w:val="24"/>
+          <w:szCs w:val="24"/>
+        </w:rPr>
         <w:t> as key drivers, even though their simple correlations were weak. This confirms the value of complex modeling.</w:t>
       </w:r>
     </w:p>
     <w:p>
       <w:pPr>
         <w:rPr>
+          <w:sz w:val="30"/>
+          <w:szCs w:val="30"/>
+        </w:rPr>
+      </w:pPr>
+      <w:r>
+        <w:rPr>
+          <w:sz w:val="30"/>
+          <w:szCs w:val="30"/>
+        </w:rPr>
+        <w:t>7.9 Class Distribution</w:t>
+      </w:r>
+    </w:p>
+    <w:p>
+      <w:pPr>
+        <w:rPr>
           <w:sz w:val="24"/>
           <w:szCs w:val="24"/>
         </w:rPr>
       </w:pPr>
       <w:r>
         <w:rPr>
-          <w:sz w:val="30"/>
-          <w:szCs w:val="30"/>
-        </w:rPr>
-        <w:t>6.9 Class Distribution</w:t>
-      </w:r>
-      <w:r>
-        <w:rPr>
-          <w:rStyle w:val="Strong"/>
-          <w:rFonts w:ascii="Segoe UI Symbol" w:hAnsi="Segoe UI Symbol" w:cs="Segoe UI Symbol"/>
-          <w:color w:val="F9FAFB"/>
-        </w:rPr>
-        <w:t>📷</w:t>
-      </w:r>
-      <w:r>
-        <w:rPr>
-          <w:rStyle w:val="Strong"/>
-          <w:rFonts w:ascii="Segoe UI" w:hAnsi="Segoe UI" w:cs="Segoe UI"/>
-          <w:color w:val="F9FAFB"/>
-        </w:rPr>
-        <w:t xml:space="preserve"> </w:t>
-      </w:r>
-      <w:r>
-        <w:rPr>
           <w:noProof/>
         </w:rPr>
         <w:drawing>
-          <wp:inline distT="0" distB="0" distL="0" distR="0">
-            <wp:extent cx="5943600" cy="4245429"/>
+          <wp:inline distT="0" distB="0" distL="0" distR="0" wp14:anchorId="5E5014E8" wp14:editId="413EE69E">
+            <wp:extent cx="5943600" cy="4244975"/>
             <wp:effectExtent l="0" t="0" r="0" b="3175"/>
             <wp:docPr id="29" name="Picture 29" descr="C:\Users\ADMIN\Desktop\PYTHON\KiraboEria\DEFO\Deforestation-Tracking\visuals\model_outputs\class_distribution.png"/>
             <wp:cNvGraphicFramePr>
@@ -10554,7 +11265,7 @@
                   <pic:spPr bwMode="auto">
                     <a:xfrm>
                       <a:off x="0" y="0"/>
-                      <a:ext cx="5943600" cy="4245429"/>
+                      <a:ext cx="5943600" cy="4244975"/>
                     </a:xfrm>
                     <a:prstGeom prst="rect">
                       <a:avLst/>
@@ -11060,39 +11771,31 @@
     <w:p>
       <w:pPr>
         <w:rPr>
+          <w:sz w:val="30"/>
+          <w:szCs w:val="30"/>
+        </w:rPr>
+      </w:pPr>
+      <w:r>
+        <w:rPr>
+          <w:sz w:val="30"/>
+          <w:szCs w:val="30"/>
+        </w:rPr>
+        <w:t>7.10 Cross-Validation Results</w:t>
+      </w:r>
+    </w:p>
+    <w:p>
+      <w:pPr>
+        <w:rPr>
           <w:sz w:val="24"/>
           <w:szCs w:val="24"/>
         </w:rPr>
       </w:pPr>
       <w:r>
         <w:rPr>
-          <w:sz w:val="30"/>
-          <w:szCs w:val="30"/>
-        </w:rPr>
-        <w:t>6.10 Cross-Validation Results</w:t>
-      </w:r>
-      <w:r>
-        <w:rPr>
-          <w:rStyle w:val="Strong"/>
-          <w:rFonts w:ascii="Segoe UI Symbol" w:hAnsi="Segoe UI Symbol" w:cs="Segoe UI Symbol"/>
-          <w:color w:val="F9FAFB"/>
-        </w:rPr>
-        <w:t>📷</w:t>
-      </w:r>
-      <w:r>
-        <w:rPr>
-          <w:rStyle w:val="Strong"/>
-          <w:rFonts w:ascii="Segoe UI" w:hAnsi="Segoe UI" w:cs="Segoe UI"/>
-          <w:color w:val="F9FAFB"/>
-        </w:rPr>
-        <w:t xml:space="preserve"> </w:t>
-      </w:r>
-      <w:r>
-        <w:rPr>
           <w:noProof/>
         </w:rPr>
         <w:drawing>
-          <wp:inline distT="0" distB="0" distL="0" distR="0">
+          <wp:inline distT="0" distB="0" distL="0" distR="0" wp14:anchorId="2522092D" wp14:editId="25C6CBA8">
             <wp:extent cx="5943600" cy="2286000"/>
             <wp:effectExtent l="0" t="0" r="0" b="0"/>
             <wp:docPr id="30" name="Picture 30" descr="C:\Users\ADMIN\Desktop\PYTHON\KiraboEria\DEFO\Deforestation-Tracking\visuals\model_outputs\cv_search_results.png"/>
@@ -11142,30 +11845,33 @@
       </w:r>
     </w:p>
     <w:p>
-      <w:r>
-        <w:rPr>
-          <w:rStyle w:val="Strong"/>
-          <w:rFonts w:ascii="Segoe UI" w:hAnsi="Segoe UI" w:cs="Segoe UI"/>
-          <w:b w:val="0"/>
-          <w:color w:val="000000" w:themeColor="text1"/>
-        </w:rPr>
-        <w:t>Interpretation:</w:t>
-      </w:r>
-      <w:r>
-        <w:rPr>
-          <w:color w:val="000000" w:themeColor="text1"/>
-        </w:rPr>
-        <w:t> </w:t>
-      </w:r>
-      <w:r>
-        <w:t xml:space="preserve">The cross-validation search shows consistent performance across all tested </w:t>
+      <w:pPr>
+        <w:rPr>
+          <w:sz w:val="24"/>
+          <w:szCs w:val="24"/>
+        </w:rPr>
+      </w:pPr>
+      <w:r>
+        <w:rPr>
+          <w:sz w:val="24"/>
+          <w:szCs w:val="24"/>
+        </w:rPr>
+        <w:t xml:space="preserve">Interpretation: The cross-validation search shows consistent performance across all tested </w:t>
       </w:r>
       <w:proofErr w:type="spellStart"/>
       <w:r>
+        <w:rPr>
+          <w:sz w:val="24"/>
+          <w:szCs w:val="24"/>
+        </w:rPr>
         <w:t>hyperparameter</w:t>
       </w:r>
       <w:proofErr w:type="spellEnd"/>
       <w:r>
+        <w:rPr>
+          <w:sz w:val="24"/>
+          <w:szCs w:val="24"/>
+        </w:rPr>
         <w:t xml:space="preserve"> combinations. The best parameters achieved top scores with good stability, confirming the model's robustness.</w:t>
       </w:r>
     </w:p>
@@ -11181,7 +11887,7 @@
           <w:sz w:val="33"/>
           <w:szCs w:val="33"/>
         </w:rPr>
-        <w:t>7. Key Findings &amp; Conclusions</w:t>
+        <w:t>8. Key Findings &amp; Conclusions</w:t>
       </w:r>
     </w:p>
     <w:p>
@@ -11196,7 +11902,7 @@
           <w:sz w:val="30"/>
           <w:szCs w:val="30"/>
         </w:rPr>
-        <w:t>7.1 Summary of Findings</w:t>
+        <w:t>8.1 Summary of Findings</w:t>
       </w:r>
     </w:p>
     <w:tbl>
@@ -11219,8 +11925,8 @@
         <w:tblLook w:val="04A0" w:firstRow="1" w:lastRow="0" w:firstColumn="1" w:lastColumn="0" w:noHBand="0" w:noVBand="1"/>
       </w:tblPr>
       <w:tblGrid>
-        <w:gridCol w:w="3882"/>
-        <w:gridCol w:w="7398"/>
+        <w:gridCol w:w="3705"/>
+        <w:gridCol w:w="7575"/>
       </w:tblGrid>
       <w:tr>
         <w:trPr>
@@ -11299,16 +12005,12 @@
           <w:p>
             <w:pPr>
               <w:rPr>
-                <w:b/>
-                <w:sz w:val="23"/>
-                <w:szCs w:val="23"/>
-              </w:rPr>
-            </w:pPr>
-            <w:r>
-              <w:rPr>
-                <w:rStyle w:val="Strong"/>
-                <w:rFonts w:ascii="Segoe UI" w:hAnsi="Segoe UI" w:cs="Segoe UI"/>
-                <w:b w:val="0"/>
+                <w:sz w:val="23"/>
+                <w:szCs w:val="23"/>
+              </w:rPr>
+            </w:pPr>
+            <w:r>
+              <w:rPr>
                 <w:sz w:val="23"/>
                 <w:szCs w:val="23"/>
               </w:rPr>
@@ -11361,16 +12063,12 @@
           <w:p>
             <w:pPr>
               <w:rPr>
-                <w:b/>
-                <w:sz w:val="23"/>
-                <w:szCs w:val="23"/>
-              </w:rPr>
-            </w:pPr>
-            <w:r>
-              <w:rPr>
-                <w:rStyle w:val="Strong"/>
-                <w:rFonts w:ascii="Segoe UI" w:hAnsi="Segoe UI" w:cs="Segoe UI"/>
-                <w:b w:val="0"/>
+                <w:sz w:val="23"/>
+                <w:szCs w:val="23"/>
+              </w:rPr>
+            </w:pPr>
+            <w:r>
+              <w:rPr>
                 <w:sz w:val="23"/>
                 <w:szCs w:val="23"/>
               </w:rPr>
@@ -11423,16 +12121,12 @@
           <w:p>
             <w:pPr>
               <w:rPr>
-                <w:b/>
-                <w:sz w:val="23"/>
-                <w:szCs w:val="23"/>
-              </w:rPr>
-            </w:pPr>
-            <w:r>
-              <w:rPr>
-                <w:rStyle w:val="Strong"/>
-                <w:rFonts w:ascii="Segoe UI" w:hAnsi="Segoe UI" w:cs="Segoe UI"/>
-                <w:b w:val="0"/>
+                <w:sz w:val="23"/>
+                <w:szCs w:val="23"/>
+              </w:rPr>
+            </w:pPr>
+            <w:r>
+              <w:rPr>
                 <w:sz w:val="23"/>
                 <w:szCs w:val="23"/>
               </w:rPr>
@@ -11485,16 +12179,12 @@
           <w:p>
             <w:pPr>
               <w:rPr>
-                <w:b/>
-                <w:sz w:val="23"/>
-                <w:szCs w:val="23"/>
-              </w:rPr>
-            </w:pPr>
-            <w:r>
-              <w:rPr>
-                <w:rStyle w:val="Strong"/>
-                <w:rFonts w:ascii="Segoe UI" w:hAnsi="Segoe UI" w:cs="Segoe UI"/>
-                <w:b w:val="0"/>
+                <w:sz w:val="23"/>
+                <w:szCs w:val="23"/>
+              </w:rPr>
+            </w:pPr>
+            <w:r>
+              <w:rPr>
                 <w:sz w:val="23"/>
                 <w:szCs w:val="23"/>
               </w:rPr>
@@ -11548,16 +12238,12 @@
           <w:p>
             <w:pPr>
               <w:rPr>
-                <w:b/>
-                <w:sz w:val="23"/>
-                <w:szCs w:val="23"/>
-              </w:rPr>
-            </w:pPr>
-            <w:r>
-              <w:rPr>
-                <w:rStyle w:val="Strong"/>
-                <w:rFonts w:ascii="Segoe UI" w:hAnsi="Segoe UI" w:cs="Segoe UI"/>
-                <w:b w:val="0"/>
+                <w:sz w:val="23"/>
+                <w:szCs w:val="23"/>
+              </w:rPr>
+            </w:pPr>
+            <w:r>
+              <w:rPr>
                 <w:sz w:val="23"/>
                 <w:szCs w:val="23"/>
               </w:rPr>
@@ -11610,16 +12296,12 @@
           <w:p>
             <w:pPr>
               <w:rPr>
-                <w:b/>
-                <w:sz w:val="23"/>
-                <w:szCs w:val="23"/>
-              </w:rPr>
-            </w:pPr>
-            <w:r>
-              <w:rPr>
-                <w:rStyle w:val="Strong"/>
-                <w:rFonts w:ascii="Segoe UI" w:hAnsi="Segoe UI" w:cs="Segoe UI"/>
-                <w:b w:val="0"/>
+                <w:sz w:val="23"/>
+                <w:szCs w:val="23"/>
+              </w:rPr>
+            </w:pPr>
+            <w:r>
+              <w:rPr>
                 <w:sz w:val="23"/>
                 <w:szCs w:val="23"/>
               </w:rPr>
@@ -11672,16 +12354,12 @@
           <w:p>
             <w:pPr>
               <w:rPr>
-                <w:b/>
-                <w:sz w:val="23"/>
-                <w:szCs w:val="23"/>
-              </w:rPr>
-            </w:pPr>
-            <w:r>
-              <w:rPr>
-                <w:rStyle w:val="Strong"/>
-                <w:rFonts w:ascii="Segoe UI" w:hAnsi="Segoe UI" w:cs="Segoe UI"/>
-                <w:b w:val="0"/>
+                <w:sz w:val="23"/>
+                <w:szCs w:val="23"/>
+              </w:rPr>
+            </w:pPr>
+            <w:r>
+              <w:rPr>
                 <w:sz w:val="23"/>
                 <w:szCs w:val="23"/>
               </w:rPr>
@@ -11734,16 +12412,12 @@
           <w:p>
             <w:pPr>
               <w:rPr>
-                <w:b/>
-                <w:sz w:val="23"/>
-                <w:szCs w:val="23"/>
-              </w:rPr>
-            </w:pPr>
-            <w:r>
-              <w:rPr>
-                <w:rStyle w:val="Strong"/>
-                <w:rFonts w:ascii="Segoe UI" w:hAnsi="Segoe UI" w:cs="Segoe UI"/>
-                <w:b w:val="0"/>
+                <w:sz w:val="23"/>
+                <w:szCs w:val="23"/>
+              </w:rPr>
+            </w:pPr>
+            <w:r>
+              <w:rPr>
                 <w:sz w:val="23"/>
                 <w:szCs w:val="23"/>
               </w:rPr>
@@ -11793,7 +12467,7 @@
           <w:sz w:val="30"/>
           <w:szCs w:val="30"/>
         </w:rPr>
-        <w:t>7.2 Limitations &amp; Caveats</w:t>
+        <w:t>8.2 Limitations &amp; Caveats</w:t>
       </w:r>
     </w:p>
     <w:p>
@@ -11805,109 +12479,70 @@
       </w:pPr>
       <w:r>
         <w:rPr>
-          <w:rStyle w:val="Strong"/>
-          <w:rFonts w:ascii="Segoe UI" w:hAnsi="Segoe UI" w:cs="Segoe UI"/>
-          <w:b w:val="0"/>
-          <w:color w:val="000000" w:themeColor="text1"/>
-        </w:rPr>
-        <w:t>Correlation ≠ Causation:</w:t>
-      </w:r>
-      <w:r>
-        <w:rPr>
-          <w:color w:val="000000" w:themeColor="text1"/>
-        </w:rPr>
-        <w:t> </w:t>
-      </w:r>
-      <w:r>
-        <w:t>Weak simple correlations do not prove a factor is unimportant.</w:t>
+          <w:sz w:val="24"/>
+          <w:szCs w:val="24"/>
+        </w:rPr>
+        <w:t>Correlation ≠ Causation: Weak simple correlations do not prove a factor is unimportant.</w:t>
       </w:r>
     </w:p>
     <w:p>
-      <w:r>
-        <w:rPr>
-          <w:rStyle w:val="Strong"/>
-          <w:rFonts w:ascii="Segoe UI" w:hAnsi="Segoe UI" w:cs="Segoe UI"/>
-          <w:b w:val="0"/>
-          <w:color w:val="000000" w:themeColor="text1"/>
-        </w:rPr>
-        <w:t>Sampling Bias</w:t>
-      </w:r>
-      <w:r>
-        <w:rPr>
-          <w:rStyle w:val="Strong"/>
-          <w:rFonts w:ascii="Segoe UI" w:hAnsi="Segoe UI" w:cs="Segoe UI"/>
-          <w:color w:val="000000" w:themeColor="text1"/>
-        </w:rPr>
-        <w:t>:</w:t>
-      </w:r>
-      <w:r>
-        <w:rPr>
-          <w:color w:val="000000" w:themeColor="text1"/>
-        </w:rPr>
-        <w:t> </w:t>
-      </w:r>
-      <w:r>
-        <w:t>The dataset is skewed toward High-risk observations (46.2%).</w:t>
+      <w:pPr>
+        <w:rPr>
+          <w:sz w:val="24"/>
+          <w:szCs w:val="24"/>
+        </w:rPr>
+      </w:pPr>
+      <w:r>
+        <w:rPr>
+          <w:sz w:val="24"/>
+          <w:szCs w:val="24"/>
+        </w:rPr>
+        <w:t>Sampling Bias: The dataset is skewed toward High-risk observations (46.2%).</w:t>
       </w:r>
     </w:p>
     <w:p>
-      <w:r>
-        <w:rPr>
-          <w:rStyle w:val="Strong"/>
-          <w:rFonts w:ascii="Segoe UI" w:hAnsi="Segoe UI" w:cs="Segoe UI"/>
-          <w:b w:val="0"/>
-          <w:color w:val="000000" w:themeColor="text1"/>
-        </w:rPr>
-        <w:t>Reporting Quality:</w:t>
-      </w:r>
-      <w:r>
-        <w:rPr>
-          <w:color w:val="000000" w:themeColor="text1"/>
-        </w:rPr>
-        <w:t> </w:t>
-      </w:r>
-      <w:r>
-        <w:t>Illegal logging data may have reporting biases.</w:t>
+      <w:pPr>
+        <w:rPr>
+          <w:sz w:val="24"/>
+          <w:szCs w:val="24"/>
+        </w:rPr>
+      </w:pPr>
+      <w:r>
+        <w:rPr>
+          <w:sz w:val="24"/>
+          <w:szCs w:val="24"/>
+        </w:rPr>
+        <w:t>Reporting Quality: Illegal logging data may have reporting biases.</w:t>
       </w:r>
     </w:p>
     <w:p>
-      <w:r>
-        <w:rPr>
-          <w:rStyle w:val="Strong"/>
-          <w:rFonts w:ascii="Segoe UI" w:hAnsi="Segoe UI" w:cs="Segoe UI"/>
-          <w:b w:val="0"/>
-          <w:color w:val="000000" w:themeColor="text1"/>
-        </w:rPr>
-        <w:t>Spatial Context Missing:</w:t>
-      </w:r>
-      <w:r>
-        <w:rPr>
-          <w:color w:val="000000" w:themeColor="text1"/>
-        </w:rPr>
-        <w:t> </w:t>
-      </w:r>
-      <w:r>
-        <w:t>Model lacks precise geographic coordinates.</w:t>
+      <w:pPr>
+        <w:rPr>
+          <w:sz w:val="24"/>
+          <w:szCs w:val="24"/>
+        </w:rPr>
+      </w:pPr>
+      <w:r>
+        <w:rPr>
+          <w:sz w:val="24"/>
+          <w:szCs w:val="24"/>
+        </w:rPr>
+        <w:t>Spatial Context Missing: Model lacks precise geographic coordinates.</w:t>
       </w:r>
     </w:p>
     <w:p>
-      <w:r>
-        <w:rPr>
-          <w:rStyle w:val="Strong"/>
-          <w:rFonts w:ascii="Segoe UI" w:hAnsi="Segoe UI" w:cs="Segoe UI"/>
-          <w:b w:val="0"/>
-          <w:color w:val="000000" w:themeColor="text1"/>
-        </w:rPr>
-        <w:t>Time Trend:</w:t>
-      </w:r>
-      <w:r>
-        <w:rPr>
-          <w:color w:val="000000" w:themeColor="text1"/>
-        </w:rPr>
-        <w:t> </w:t>
-      </w:r>
-      <w:r>
-        <w:t>The observed decline may be influenced by changes in sampling.</w:t>
+      <w:pPr>
+        <w:rPr>
+          <w:sz w:val="24"/>
+          <w:szCs w:val="24"/>
+        </w:rPr>
+      </w:pPr>
+      <w:r>
+        <w:rPr>
+          <w:sz w:val="24"/>
+          <w:szCs w:val="24"/>
+        </w:rPr>
+        <w:t>Time Trend: The observed decline may be influenced by changes in sampling.</w:t>
       </w:r>
     </w:p>
     <w:p>
@@ -11922,7 +12557,7 @@
           <w:sz w:val="33"/>
           <w:szCs w:val="33"/>
         </w:rPr>
-        <w:t>8. Recommendations</w:t>
+        <w:t>9. Recommendations</w:t>
       </w:r>
     </w:p>
     <w:p>
@@ -11937,7 +12572,7 @@
           <w:sz w:val="30"/>
           <w:szCs w:val="30"/>
         </w:rPr>
-        <w:t>8.1 Immediate Actions</w:t>
+        <w:t>9.1 Immediate Actions</w:t>
       </w:r>
     </w:p>
     <w:tbl>
@@ -11960,9 +12595,9 @@
         <w:tblLook w:val="04A0" w:firstRow="1" w:lastRow="0" w:firstColumn="1" w:lastColumn="0" w:noHBand="0" w:noVBand="1"/>
       </w:tblPr>
       <w:tblGrid>
-        <w:gridCol w:w="3426"/>
-        <w:gridCol w:w="1616"/>
-        <w:gridCol w:w="6238"/>
+        <w:gridCol w:w="3250"/>
+        <w:gridCol w:w="1652"/>
+        <w:gridCol w:w="6378"/>
       </w:tblGrid>
       <w:tr>
         <w:trPr>
@@ -12069,16 +12704,12 @@
           <w:p>
             <w:pPr>
               <w:rPr>
-                <w:b/>
-                <w:sz w:val="23"/>
-                <w:szCs w:val="23"/>
-              </w:rPr>
-            </w:pPr>
-            <w:r>
-              <w:rPr>
-                <w:rStyle w:val="Strong"/>
-                <w:rFonts w:ascii="Segoe UI" w:hAnsi="Segoe UI" w:cs="Segoe UI"/>
-                <w:b w:val="0"/>
+                <w:sz w:val="23"/>
+                <w:szCs w:val="23"/>
+              </w:rPr>
+            </w:pPr>
+            <w:r>
+              <w:rPr>
                 <w:sz w:val="23"/>
                 <w:szCs w:val="23"/>
               </w:rPr>
@@ -12159,16 +12790,12 @@
           <w:p>
             <w:pPr>
               <w:rPr>
-                <w:b/>
-                <w:sz w:val="23"/>
-                <w:szCs w:val="23"/>
-              </w:rPr>
-            </w:pPr>
-            <w:r>
-              <w:rPr>
-                <w:rStyle w:val="Strong"/>
-                <w:rFonts w:ascii="Segoe UI" w:hAnsi="Segoe UI" w:cs="Segoe UI"/>
-                <w:b w:val="0"/>
+                <w:sz w:val="23"/>
+                <w:szCs w:val="23"/>
+              </w:rPr>
+            </w:pPr>
+            <w:r>
+              <w:rPr>
                 <w:sz w:val="23"/>
                 <w:szCs w:val="23"/>
               </w:rPr>
@@ -12249,16 +12876,12 @@
           <w:p>
             <w:pPr>
               <w:rPr>
-                <w:b/>
-                <w:sz w:val="23"/>
-                <w:szCs w:val="23"/>
-              </w:rPr>
-            </w:pPr>
-            <w:r>
-              <w:rPr>
-                <w:rStyle w:val="Strong"/>
-                <w:rFonts w:ascii="Segoe UI" w:hAnsi="Segoe UI" w:cs="Segoe UI"/>
-                <w:b w:val="0"/>
+                <w:sz w:val="23"/>
+                <w:szCs w:val="23"/>
+              </w:rPr>
+            </w:pPr>
+            <w:r>
+              <w:rPr>
                 <w:sz w:val="23"/>
                 <w:szCs w:val="23"/>
               </w:rPr>
@@ -12339,16 +12962,12 @@
           <w:p>
             <w:pPr>
               <w:rPr>
-                <w:b/>
-                <w:sz w:val="23"/>
-                <w:szCs w:val="23"/>
-              </w:rPr>
-            </w:pPr>
-            <w:r>
-              <w:rPr>
-                <w:rStyle w:val="Strong"/>
-                <w:rFonts w:ascii="Segoe UI" w:hAnsi="Segoe UI" w:cs="Segoe UI"/>
-                <w:b w:val="0"/>
+                <w:sz w:val="23"/>
+                <w:szCs w:val="23"/>
+              </w:rPr>
+            </w:pPr>
+            <w:r>
+              <w:rPr>
                 <w:sz w:val="23"/>
                 <w:szCs w:val="23"/>
               </w:rPr>
@@ -12427,7 +13046,7 @@
           <w:szCs w:val="30"/>
         </w:rPr>
         <w:lastRenderedPageBreak/>
-        <w:t>8.2 Future Work</w:t>
+        <w:t>9.2 Future Work</w:t>
       </w:r>
     </w:p>
     <w:p>
@@ -12439,106 +13058,55 @@
       </w:pPr>
       <w:r>
         <w:rPr>
-          <w:rStyle w:val="Strong"/>
-          <w:rFonts w:ascii="Segoe UI" w:hAnsi="Segoe UI" w:cs="Segoe UI"/>
-          <w:b w:val="0"/>
-          <w:color w:val="000000" w:themeColor="text1"/>
-        </w:rPr>
-        <w:t>Causal Analysis:</w:t>
-      </w:r>
-      <w:r>
-        <w:rPr>
-          <w:color w:val="000000" w:themeColor="text1"/>
-        </w:rPr>
-        <w:t> </w:t>
-      </w:r>
-      <w:r>
-        <w:t>Implement Difference-in-Differences or Instrumental Variables</w:t>
+          <w:sz w:val="24"/>
+          <w:szCs w:val="24"/>
+        </w:rPr>
+        <w:t>Causal Analysis: Implement Difference-in-Differences or Instrumental Variables</w:t>
       </w:r>
     </w:p>
     <w:p>
-      <w:r>
-        <w:rPr>
-          <w:rStyle w:val="Strong"/>
-          <w:rFonts w:ascii="Segoe UI" w:hAnsi="Segoe UI" w:cs="Segoe UI"/>
-          <w:b w:val="0"/>
-          <w:color w:val="000000" w:themeColor="text1"/>
-        </w:rPr>
-        <w:t>Geospatial Modeling</w:t>
-      </w:r>
-      <w:r>
-        <w:rPr>
-          <w:rStyle w:val="Strong"/>
-          <w:rFonts w:ascii="Segoe UI" w:hAnsi="Segoe UI" w:cs="Segoe UI"/>
-          <w:color w:val="000000" w:themeColor="text1"/>
-        </w:rPr>
-        <w:t>:</w:t>
-      </w:r>
-      <w:r>
-        <w:rPr>
-          <w:color w:val="000000" w:themeColor="text1"/>
-        </w:rPr>
-        <w:t> </w:t>
-      </w:r>
-      <w:r>
-        <w:t>Integrate satellite imagery and geographic coordinates</w:t>
+      <w:pPr>
+        <w:rPr>
+          <w:sz w:val="24"/>
+          <w:szCs w:val="24"/>
+        </w:rPr>
+      </w:pPr>
+      <w:r>
+        <w:rPr>
+          <w:sz w:val="24"/>
+          <w:szCs w:val="24"/>
+        </w:rPr>
+        <w:t>Geospatial Modeling: Integrate satellite imagery and geographic coordinates</w:t>
       </w:r>
     </w:p>
     <w:p>
-      <w:r>
-        <w:rPr>
-          <w:rStyle w:val="Strong"/>
-          <w:rFonts w:ascii="Segoe UI" w:hAnsi="Segoe UI" w:cs="Segoe UI"/>
-          <w:b w:val="0"/>
-          <w:color w:val="000000" w:themeColor="text1"/>
-        </w:rPr>
-        <w:t>Lo</w:t>
-      </w:r>
-      <w:r>
-        <w:rPr>
-          <w:rStyle w:val="Strong"/>
-          <w:rFonts w:ascii="Segoe UI" w:hAnsi="Segoe UI" w:cs="Segoe UI"/>
-          <w:b w:val="0"/>
-          <w:color w:val="000000" w:themeColor="text1"/>
-        </w:rPr>
-        <w:t>ngitudinal Study</w:t>
-      </w:r>
-      <w:r>
-        <w:rPr>
-          <w:rStyle w:val="Strong"/>
-          <w:rFonts w:ascii="Segoe UI" w:hAnsi="Segoe UI" w:cs="Segoe UI"/>
-          <w:color w:val="000000" w:themeColor="text1"/>
-        </w:rPr>
-        <w:t>:</w:t>
-      </w:r>
-      <w:r>
-        <w:rPr>
-          <w:color w:val="000000" w:themeColor="text1"/>
-        </w:rPr>
-        <w:t> </w:t>
-      </w:r>
-      <w:r>
-        <w:t>Track the same locations over time</w:t>
+      <w:pPr>
+        <w:rPr>
+          <w:sz w:val="24"/>
+          <w:szCs w:val="24"/>
+        </w:rPr>
+      </w:pPr>
+      <w:r>
+        <w:rPr>
+          <w:sz w:val="24"/>
+          <w:szCs w:val="24"/>
+        </w:rPr>
+        <w:t>Longitudinal Study: Track the same locations over time</w:t>
       </w:r>
     </w:p>
     <w:p>
-      <w:r>
-        <w:rPr>
-          <w:rStyle w:val="Strong"/>
-          <w:rFonts w:ascii="Segoe UI" w:hAnsi="Segoe UI" w:cs="Segoe UI"/>
-          <w:b w:val="0"/>
-          <w:color w:val="000000" w:themeColor="text1"/>
-        </w:rPr>
-        <w:t>Predictive Scenarios:</w:t>
-      </w:r>
-      <w:r>
-        <w:rPr>
-          <w:color w:val="000000" w:themeColor="text1"/>
-        </w:rPr>
-        <w:t> </w:t>
-      </w:r>
-      <w:r>
-        <w:t>Simulate policy impacts (e.g., fire bans, logging enforcement)</w:t>
+      <w:pPr>
+        <w:rPr>
+          <w:sz w:val="24"/>
+          <w:szCs w:val="24"/>
+        </w:rPr>
+      </w:pPr>
+      <w:r>
+        <w:rPr>
+          <w:sz w:val="24"/>
+          <w:szCs w:val="24"/>
+        </w:rPr>
+        <w:t>Predictive Scenarios: Simulate policy impacts (e.g., fire bans, logging enforcement)</w:t>
       </w:r>
     </w:p>
     <w:p>
@@ -12553,7 +13121,7 @@
           <w:sz w:val="33"/>
           <w:szCs w:val="33"/>
         </w:rPr>
-        <w:t>9. Project Deliverables</w:t>
+        <w:t>10. Project Deliverables</w:t>
       </w:r>
     </w:p>
     <w:p>
@@ -12568,7 +13136,7 @@
           <w:sz w:val="30"/>
           <w:szCs w:val="30"/>
         </w:rPr>
-        <w:t>9.1 Code Artifacts</w:t>
+        <w:t>10.1 Code Artifacts</w:t>
       </w:r>
     </w:p>
     <w:tbl>
@@ -12677,8 +13245,9 @@
             </w:pPr>
             <w:r>
               <w:rPr>
-                <w:rStyle w:val="HTMLCode"/>
-                <w:rFonts w:ascii="Consolas" w:eastAsiaTheme="minorHAnsi" w:hAnsi="Consolas"/>
+                <w:rFonts w:ascii="Consolas" w:hAnsi="Consolas" w:cs="Courier New"/>
+                <w:sz w:val="20"/>
+                <w:szCs w:val="20"/>
                 <w:shd w:val="clear" w:color="auto" w:fill="2C2C2E"/>
               </w:rPr>
               <w:t>01_exploration_missing_data.ipynb</w:t>
@@ -12736,8 +13305,9 @@
             </w:pPr>
             <w:r>
               <w:rPr>
-                <w:rStyle w:val="HTMLCode"/>
-                <w:rFonts w:ascii="Consolas" w:eastAsiaTheme="minorHAnsi" w:hAnsi="Consolas"/>
+                <w:rFonts w:ascii="Consolas" w:hAnsi="Consolas" w:cs="Courier New"/>
+                <w:sz w:val="20"/>
+                <w:szCs w:val="20"/>
                 <w:shd w:val="clear" w:color="auto" w:fill="2C2C2E"/>
               </w:rPr>
               <w:t>02_feature_engineering.ipynb</w:t>
@@ -12795,8 +13365,9 @@
             </w:pPr>
             <w:r>
               <w:rPr>
-                <w:rStyle w:val="HTMLCode"/>
-                <w:rFonts w:ascii="Consolas" w:eastAsiaTheme="minorHAnsi" w:hAnsi="Consolas"/>
+                <w:rFonts w:ascii="Consolas" w:hAnsi="Consolas" w:cs="Courier New"/>
+                <w:sz w:val="20"/>
+                <w:szCs w:val="20"/>
                 <w:shd w:val="clear" w:color="auto" w:fill="2C2C2E"/>
               </w:rPr>
               <w:t>02.5_more_feature_engineering.ipynb</w:t>
@@ -12854,8 +13425,9 @@
             </w:pPr>
             <w:r>
               <w:rPr>
-                <w:rStyle w:val="HTMLCode"/>
-                <w:rFonts w:ascii="Consolas" w:eastAsiaTheme="minorHAnsi" w:hAnsi="Consolas"/>
+                <w:rFonts w:ascii="Consolas" w:hAnsi="Consolas" w:cs="Courier New"/>
+                <w:sz w:val="20"/>
+                <w:szCs w:val="20"/>
                 <w:shd w:val="clear" w:color="auto" w:fill="2C2C2E"/>
               </w:rPr>
               <w:t>03_visualization&amp;insights.ipynb</w:t>
@@ -12913,8 +13485,9 @@
             </w:pPr>
             <w:r>
               <w:rPr>
-                <w:rStyle w:val="HTMLCode"/>
-                <w:rFonts w:ascii="Consolas" w:eastAsiaTheme="minorHAnsi" w:hAnsi="Consolas"/>
+                <w:rFonts w:ascii="Consolas" w:hAnsi="Consolas" w:cs="Courier New"/>
+                <w:sz w:val="20"/>
+                <w:szCs w:val="20"/>
                 <w:shd w:val="clear" w:color="auto" w:fill="2C2C2E"/>
               </w:rPr>
               <w:t>04_model.ipynb</w:t>
@@ -12963,7 +13536,7 @@
           <w:sz w:val="30"/>
           <w:szCs w:val="30"/>
         </w:rPr>
-        <w:t>9.2 Model Assets (Ready for Deployment)</w:t>
+        <w:t>10.2 Model Assets (Ready for Deployment)</w:t>
       </w:r>
     </w:p>
     <w:tbl>
@@ -13073,8 +13646,9 @@
             <w:proofErr w:type="spellStart"/>
             <w:r>
               <w:rPr>
-                <w:rStyle w:val="HTMLCode"/>
-                <w:rFonts w:ascii="Consolas" w:eastAsiaTheme="minorHAnsi" w:hAnsi="Consolas"/>
+                <w:rFonts w:ascii="Consolas" w:hAnsi="Consolas" w:cs="Courier New"/>
+                <w:sz w:val="20"/>
+                <w:szCs w:val="20"/>
                 <w:shd w:val="clear" w:color="auto" w:fill="2C2C2E"/>
               </w:rPr>
               <w:t>random_forest_model.pkl</w:t>
@@ -13134,8 +13708,9 @@
             <w:proofErr w:type="spellStart"/>
             <w:r>
               <w:rPr>
-                <w:rStyle w:val="HTMLCode"/>
-                <w:rFonts w:ascii="Consolas" w:eastAsiaTheme="minorHAnsi" w:hAnsi="Consolas"/>
+                <w:rFonts w:ascii="Consolas" w:hAnsi="Consolas" w:cs="Courier New"/>
+                <w:sz w:val="20"/>
+                <w:szCs w:val="20"/>
                 <w:shd w:val="clear" w:color="auto" w:fill="2C2C2E"/>
               </w:rPr>
               <w:t>label_encoder.pkl</w:t>
@@ -13194,8 +13769,9 @@
             </w:pPr>
             <w:r>
               <w:rPr>
-                <w:rStyle w:val="HTMLCode"/>
-                <w:rFonts w:ascii="Consolas" w:eastAsiaTheme="minorHAnsi" w:hAnsi="Consolas"/>
+                <w:rFonts w:ascii="Consolas" w:hAnsi="Consolas" w:cs="Courier New"/>
+                <w:sz w:val="20"/>
+                <w:szCs w:val="20"/>
                 <w:shd w:val="clear" w:color="auto" w:fill="2C2C2E"/>
               </w:rPr>
               <w:t>feature_importance.csv</w:t>
@@ -13253,8 +13829,9 @@
             </w:pPr>
             <w:r>
               <w:rPr>
-                <w:rStyle w:val="HTMLCode"/>
-                <w:rFonts w:ascii="Consolas" w:eastAsiaTheme="minorHAnsi" w:hAnsi="Consolas"/>
+                <w:rFonts w:ascii="Consolas" w:hAnsi="Consolas" w:cs="Courier New"/>
+                <w:sz w:val="20"/>
+                <w:szCs w:val="20"/>
                 <w:shd w:val="clear" w:color="auto" w:fill="2C2C2E"/>
               </w:rPr>
               <w:t>cv_search_results.csv</w:t>
@@ -13312,8 +13889,9 @@
             </w:pPr>
             <w:r>
               <w:rPr>
-                <w:rStyle w:val="HTMLCode"/>
-                <w:rFonts w:ascii="Consolas" w:eastAsiaTheme="minorHAnsi" w:hAnsi="Consolas"/>
+                <w:rFonts w:ascii="Consolas" w:hAnsi="Consolas" w:cs="Courier New"/>
+                <w:sz w:val="20"/>
+                <w:szCs w:val="20"/>
                 <w:shd w:val="clear" w:color="auto" w:fill="2C2C2E"/>
               </w:rPr>
               <w:lastRenderedPageBreak/>
@@ -13363,7 +13941,7 @@
           <w:sz w:val="30"/>
           <w:szCs w:val="30"/>
         </w:rPr>
-        <w:t>9.3 Visualization Assets (19 Visualizations)</w:t>
+        <w:t>10.3 Visualization Assets (19 Visualizations)</w:t>
       </w:r>
     </w:p>
     <w:tbl>
@@ -13388,8 +13966,8 @@
       <w:tblGrid>
         <w:gridCol w:w="474"/>
         <w:gridCol w:w="4989"/>
-        <w:gridCol w:w="1636"/>
-        <w:gridCol w:w="2251"/>
+        <w:gridCol w:w="1487"/>
+        <w:gridCol w:w="2400"/>
       </w:tblGrid>
       <w:tr>
         <w:trPr>
@@ -13558,8 +14136,9 @@
             </w:pPr>
             <w:r>
               <w:rPr>
-                <w:rStyle w:val="HTMLCode"/>
-                <w:rFonts w:ascii="Consolas" w:eastAsiaTheme="minorHAnsi" w:hAnsi="Consolas"/>
+                <w:rFonts w:ascii="Consolas" w:hAnsi="Consolas" w:cs="Courier New"/>
+                <w:sz w:val="20"/>
+                <w:szCs w:val="20"/>
                 <w:shd w:val="clear" w:color="auto" w:fill="2C2C2E"/>
               </w:rPr>
               <w:t>01_risk_distribution.png</w:t>
@@ -13673,8 +14252,9 @@
             </w:pPr>
             <w:r>
               <w:rPr>
-                <w:rStyle w:val="HTMLCode"/>
-                <w:rFonts w:ascii="Consolas" w:eastAsiaTheme="minorHAnsi" w:hAnsi="Consolas"/>
+                <w:rFonts w:ascii="Consolas" w:hAnsi="Consolas" w:cs="Courier New"/>
+                <w:sz w:val="20"/>
+                <w:szCs w:val="20"/>
                 <w:shd w:val="clear" w:color="auto" w:fill="2C2C2E"/>
               </w:rPr>
               <w:t>02_tree_cover_loss_by_region.png</w:t>
@@ -13788,8 +14368,9 @@
             </w:pPr>
             <w:r>
               <w:rPr>
-                <w:rStyle w:val="HTMLCode"/>
-                <w:rFonts w:ascii="Consolas" w:eastAsiaTheme="minorHAnsi" w:hAnsi="Consolas"/>
+                <w:rFonts w:ascii="Consolas" w:hAnsi="Consolas" w:cs="Courier New"/>
+                <w:sz w:val="20"/>
+                <w:szCs w:val="20"/>
                 <w:shd w:val="clear" w:color="auto" w:fill="2C2C2E"/>
               </w:rPr>
               <w:t>03_tree_cover_loss_by_risk_boxplot.png</w:t>
@@ -13903,8 +14484,9 @@
             </w:pPr>
             <w:r>
               <w:rPr>
-                <w:rStyle w:val="HTMLCode"/>
-                <w:rFonts w:ascii="Consolas" w:eastAsiaTheme="minorHAnsi" w:hAnsi="Consolas"/>
+                <w:rFonts w:ascii="Consolas" w:hAnsi="Consolas" w:cs="Courier New"/>
+                <w:sz w:val="20"/>
+                <w:szCs w:val="20"/>
                 <w:shd w:val="clear" w:color="auto" w:fill="2C2C2E"/>
               </w:rPr>
               <w:t>04_tree_cover_loss_by_forest_type.png</w:t>
@@ -14018,8 +14600,9 @@
             </w:pPr>
             <w:r>
               <w:rPr>
-                <w:rStyle w:val="HTMLCode"/>
-                <w:rFonts w:ascii="Consolas" w:eastAsiaTheme="minorHAnsi" w:hAnsi="Consolas"/>
+                <w:rFonts w:ascii="Consolas" w:hAnsi="Consolas" w:cs="Courier New"/>
+                <w:sz w:val="20"/>
+                <w:szCs w:val="20"/>
                 <w:shd w:val="clear" w:color="auto" w:fill="2C2C2E"/>
               </w:rPr>
               <w:t>05_tree_cover_loss_by_illegal_logging.png</w:t>
@@ -14133,8 +14716,9 @@
             </w:pPr>
             <w:r>
               <w:rPr>
-                <w:rStyle w:val="HTMLCode"/>
-                <w:rFonts w:ascii="Consolas" w:eastAsiaTheme="minorHAnsi" w:hAnsi="Consolas"/>
+                <w:rFonts w:ascii="Consolas" w:hAnsi="Consolas" w:cs="Courier New"/>
+                <w:sz w:val="20"/>
+                <w:szCs w:val="20"/>
                 <w:shd w:val="clear" w:color="auto" w:fill="2C2C2E"/>
               </w:rPr>
               <w:t>06_average_tree_cover_loss_over_time.png</w:t>
@@ -14248,8 +14832,9 @@
             </w:pPr>
             <w:r>
               <w:rPr>
-                <w:rStyle w:val="HTMLCode"/>
-                <w:rFonts w:ascii="Consolas" w:eastAsiaTheme="minorHAnsi" w:hAnsi="Consolas"/>
+                <w:rFonts w:ascii="Consolas" w:hAnsi="Consolas" w:cs="Courier New"/>
+                <w:sz w:val="20"/>
+                <w:szCs w:val="20"/>
                 <w:shd w:val="clear" w:color="auto" w:fill="2C2C2E"/>
               </w:rPr>
               <w:t>07_loss_rate_by_risk.png</w:t>
@@ -14363,8 +14948,9 @@
             </w:pPr>
             <w:r>
               <w:rPr>
-                <w:rStyle w:val="HTMLCode"/>
-                <w:rFonts w:ascii="Consolas" w:eastAsiaTheme="minorHAnsi" w:hAnsi="Consolas"/>
+                <w:rFonts w:ascii="Consolas" w:hAnsi="Consolas" w:cs="Courier New"/>
+                <w:sz w:val="20"/>
+                <w:szCs w:val="20"/>
                 <w:shd w:val="clear" w:color="auto" w:fill="2C2C2E"/>
               </w:rPr>
               <w:t>08_fire_incidents_by_region.png</w:t>
@@ -14478,8 +15064,9 @@
             </w:pPr>
             <w:r>
               <w:rPr>
-                <w:rStyle w:val="HTMLCode"/>
-                <w:rFonts w:ascii="Consolas" w:eastAsiaTheme="minorHAnsi" w:hAnsi="Consolas"/>
+                <w:rFonts w:ascii="Consolas" w:hAnsi="Consolas" w:cs="Courier New"/>
+                <w:sz w:val="20"/>
+                <w:szCs w:val="20"/>
                 <w:shd w:val="clear" w:color="auto" w:fill="2C2C2E"/>
               </w:rPr>
               <w:t>09_interactive_forest_area_vs_loss.html</w:t>
@@ -14507,8 +15094,6 @@
             </w:pPr>
             <w:r>
               <w:rPr>
-                <w:rStyle w:val="Strong"/>
-                <w:rFonts w:ascii="Segoe UI" w:hAnsi="Segoe UI" w:cs="Segoe UI"/>
                 <w:sz w:val="23"/>
                 <w:szCs w:val="23"/>
               </w:rPr>
@@ -14595,8 +15180,9 @@
             </w:pPr>
             <w:r>
               <w:rPr>
-                <w:rStyle w:val="HTMLCode"/>
-                <w:rFonts w:ascii="Consolas" w:eastAsiaTheme="minorHAnsi" w:hAnsi="Consolas"/>
+                <w:rFonts w:ascii="Consolas" w:hAnsi="Consolas" w:cs="Courier New"/>
+                <w:sz w:val="20"/>
+                <w:szCs w:val="20"/>
                 <w:shd w:val="clear" w:color="auto" w:fill="2C2C2E"/>
               </w:rPr>
               <w:t>10_interactive_correlation_heatmap.html</w:t>
@@ -14624,8 +15210,6 @@
             </w:pPr>
             <w:r>
               <w:rPr>
-                <w:rStyle w:val="Strong"/>
-                <w:rFonts w:ascii="Segoe UI" w:hAnsi="Segoe UI" w:cs="Segoe UI"/>
                 <w:sz w:val="23"/>
                 <w:szCs w:val="23"/>
               </w:rPr>
@@ -14712,8 +15296,9 @@
             </w:pPr>
             <w:r>
               <w:rPr>
-                <w:rStyle w:val="HTMLCode"/>
-                <w:rFonts w:ascii="Consolas" w:eastAsiaTheme="minorHAnsi" w:hAnsi="Consolas"/>
+                <w:rFonts w:ascii="Consolas" w:hAnsi="Consolas" w:cs="Courier New"/>
+                <w:sz w:val="20"/>
+                <w:szCs w:val="20"/>
                 <w:shd w:val="clear" w:color="auto" w:fill="2C2C2E"/>
               </w:rPr>
               <w:t>feature_importance.png</w:t>
@@ -14827,8 +15412,9 @@
             </w:pPr>
             <w:r>
               <w:rPr>
-                <w:rStyle w:val="HTMLCode"/>
-                <w:rFonts w:ascii="Consolas" w:eastAsiaTheme="minorHAnsi" w:hAnsi="Consolas"/>
+                <w:rFonts w:ascii="Consolas" w:hAnsi="Consolas" w:cs="Courier New"/>
+                <w:sz w:val="20"/>
+                <w:szCs w:val="20"/>
                 <w:shd w:val="clear" w:color="auto" w:fill="2C2C2E"/>
               </w:rPr>
               <w:t>learning_curve.png</w:t>
@@ -14943,8 +15529,9 @@
             </w:pPr>
             <w:r>
               <w:rPr>
-                <w:rStyle w:val="HTMLCode"/>
-                <w:rFonts w:ascii="Consolas" w:eastAsiaTheme="minorHAnsi" w:hAnsi="Consolas"/>
+                <w:rFonts w:ascii="Consolas" w:hAnsi="Consolas" w:cs="Courier New"/>
+                <w:sz w:val="20"/>
+                <w:szCs w:val="20"/>
                 <w:shd w:val="clear" w:color="auto" w:fill="2C2C2E"/>
               </w:rPr>
               <w:t>per_class_metrics.png</w:t>
@@ -15058,8 +15645,9 @@
             </w:pPr>
             <w:r>
               <w:rPr>
-                <w:rStyle w:val="HTMLCode"/>
-                <w:rFonts w:ascii="Consolas" w:eastAsiaTheme="minorHAnsi" w:hAnsi="Consolas"/>
+                <w:rFonts w:ascii="Consolas" w:hAnsi="Consolas" w:cs="Courier New"/>
+                <w:sz w:val="20"/>
+                <w:szCs w:val="20"/>
                 <w:shd w:val="clear" w:color="auto" w:fill="2C2C2E"/>
               </w:rPr>
               <w:t>precision_recall_curves.png</w:t>
@@ -15173,8 +15761,9 @@
             </w:pPr>
             <w:r>
               <w:rPr>
-                <w:rStyle w:val="HTMLCode"/>
-                <w:rFonts w:ascii="Consolas" w:eastAsiaTheme="minorHAnsi" w:hAnsi="Consolas"/>
+                <w:rFonts w:ascii="Consolas" w:hAnsi="Consolas" w:cs="Courier New"/>
+                <w:sz w:val="20"/>
+                <w:szCs w:val="20"/>
                 <w:shd w:val="clear" w:color="auto" w:fill="2C2C2E"/>
               </w:rPr>
               <w:t>roc_curves.png</w:t>
@@ -15288,8 +15877,9 @@
             </w:pPr>
             <w:r>
               <w:rPr>
-                <w:rStyle w:val="HTMLCode"/>
-                <w:rFonts w:ascii="Consolas" w:eastAsiaTheme="minorHAnsi" w:hAnsi="Consolas"/>
+                <w:rFonts w:ascii="Consolas" w:hAnsi="Consolas" w:cs="Courier New"/>
+                <w:sz w:val="20"/>
+                <w:szCs w:val="20"/>
                 <w:shd w:val="clear" w:color="auto" w:fill="2C2C2E"/>
               </w:rPr>
               <w:t>class_distribution.png</w:t>
@@ -15403,8 +15993,9 @@
             </w:pPr>
             <w:r>
               <w:rPr>
-                <w:rStyle w:val="HTMLCode"/>
-                <w:rFonts w:ascii="Consolas" w:eastAsiaTheme="minorHAnsi" w:hAnsi="Consolas"/>
+                <w:rFonts w:ascii="Consolas" w:hAnsi="Consolas" w:cs="Courier New"/>
+                <w:sz w:val="20"/>
+                <w:szCs w:val="20"/>
                 <w:shd w:val="clear" w:color="auto" w:fill="2C2C2E"/>
               </w:rPr>
               <w:t>confusion_matrix.png</w:t>
@@ -15518,8 +16109,9 @@
             </w:pPr>
             <w:r>
               <w:rPr>
-                <w:rStyle w:val="HTMLCode"/>
-                <w:rFonts w:ascii="Consolas" w:eastAsiaTheme="minorHAnsi" w:hAnsi="Consolas"/>
+                <w:rFonts w:ascii="Consolas" w:hAnsi="Consolas" w:cs="Courier New"/>
+                <w:sz w:val="20"/>
+                <w:szCs w:val="20"/>
                 <w:shd w:val="clear" w:color="auto" w:fill="2C2C2E"/>
               </w:rPr>
               <w:t>cv_search_results.png</w:t>
@@ -15633,8 +16225,9 @@
             </w:pPr>
             <w:r>
               <w:rPr>
-                <w:rStyle w:val="HTMLCode"/>
-                <w:rFonts w:ascii="Consolas" w:eastAsiaTheme="minorHAnsi" w:hAnsi="Consolas"/>
+                <w:rFonts w:ascii="Consolas" w:hAnsi="Consolas" w:cs="Courier New"/>
+                <w:sz w:val="20"/>
+                <w:szCs w:val="20"/>
                 <w:shd w:val="clear" w:color="auto" w:fill="2C2C2E"/>
               </w:rPr>
               <w:t>Regional overview.png</w:t>
@@ -15711,7 +16304,7 @@
           <w:sz w:val="30"/>
           <w:szCs w:val="30"/>
         </w:rPr>
-        <w:t>9.4 Data Assets</w:t>
+        <w:t>10.4 Data Assets</w:t>
       </w:r>
     </w:p>
     <w:tbl>
@@ -15760,6 +16353,7 @@
                 <w:szCs w:val="23"/>
               </w:rPr>
             </w:pPr>
+            <w:bookmarkStart w:id="0" w:name="_GoBack"/>
             <w:r>
               <w:rPr>
                 <w:sz w:val="23"/>
@@ -15820,8 +16414,9 @@
             </w:pPr>
             <w:r>
               <w:rPr>
-                <w:rStyle w:val="HTMLCode"/>
-                <w:rFonts w:ascii="Consolas" w:eastAsiaTheme="minorHAnsi" w:hAnsi="Consolas"/>
+                <w:rFonts w:ascii="Consolas" w:hAnsi="Consolas" w:cs="Courier New"/>
+                <w:sz w:val="20"/>
+                <w:szCs w:val="20"/>
                 <w:shd w:val="clear" w:color="auto" w:fill="2C2C2E"/>
               </w:rPr>
               <w:t>deforestation_cleaned.csv</w:t>
@@ -15879,8 +16474,9 @@
             </w:pPr>
             <w:r>
               <w:rPr>
-                <w:rStyle w:val="HTMLCode"/>
-                <w:rFonts w:ascii="Consolas" w:eastAsiaTheme="minorHAnsi" w:hAnsi="Consolas"/>
+                <w:rFonts w:ascii="Consolas" w:hAnsi="Consolas" w:cs="Courier New"/>
+                <w:sz w:val="20"/>
+                <w:szCs w:val="20"/>
                 <w:shd w:val="clear" w:color="auto" w:fill="2C2C2E"/>
               </w:rPr>
               <w:t>deforestation_features.csv</w:t>
@@ -15938,8 +16534,9 @@
             </w:pPr>
             <w:r>
               <w:rPr>
-                <w:rStyle w:val="HTMLCode"/>
-                <w:rFonts w:ascii="Consolas" w:eastAsiaTheme="minorHAnsi" w:hAnsi="Consolas"/>
+                <w:rFonts w:ascii="Consolas" w:hAnsi="Consolas" w:cs="Courier New"/>
+                <w:sz w:val="20"/>
+                <w:szCs w:val="20"/>
                 <w:shd w:val="clear" w:color="auto" w:fill="2C2C2E"/>
               </w:rPr>
               <w:t>deforestation_training.csv</w:t>
@@ -15976,6 +16573,7 @@
         </w:tc>
       </w:tr>
     </w:tbl>
+    <w:bookmarkEnd w:id="0"/>
     <w:p>
       <w:pPr>
         <w:rPr>
@@ -15988,7 +16586,7 @@
           <w:sz w:val="33"/>
           <w:szCs w:val="33"/>
         </w:rPr>
-        <w:t>10. Project Status: COMPLETE</w:t>
+        <w:t>11. Project Status:  COMPLETE</w:t>
       </w:r>
     </w:p>
     <w:p>
@@ -15999,6 +16597,10 @@
         </w:rPr>
       </w:pPr>
       <w:r>
+        <w:rPr>
+          <w:sz w:val="24"/>
+          <w:szCs w:val="24"/>
+        </w:rPr>
         <w:t>All project phases have been successfully completed:</w:t>
       </w:r>
     </w:p>
@@ -16007,10 +16609,18 @@
         <w:pStyle w:val="ListParagraph"/>
         <w:numPr>
           <w:ilvl w:val="0"/>
-          <w:numId w:val="33"/>
+          <w:numId w:val="34"/>
         </w:numPr>
-      </w:pPr>
-      <w:r>
+        <w:rPr>
+          <w:sz w:val="24"/>
+          <w:szCs w:val="24"/>
+        </w:rPr>
+      </w:pPr>
+      <w:r>
+        <w:rPr>
+          <w:sz w:val="24"/>
+          <w:szCs w:val="24"/>
+        </w:rPr>
         <w:t xml:space="preserve"> Data Ingestion &amp; Integration</w:t>
       </w:r>
     </w:p>
@@ -16019,10 +16629,18 @@
         <w:pStyle w:val="ListParagraph"/>
         <w:numPr>
           <w:ilvl w:val="0"/>
-          <w:numId w:val="33"/>
+          <w:numId w:val="34"/>
         </w:numPr>
-      </w:pPr>
-      <w:r>
+        <w:rPr>
+          <w:sz w:val="24"/>
+          <w:szCs w:val="24"/>
+        </w:rPr>
+      </w:pPr>
+      <w:r>
+        <w:rPr>
+          <w:sz w:val="24"/>
+          <w:szCs w:val="24"/>
+        </w:rPr>
         <w:t xml:space="preserve"> Data Quality Assessment &amp; Cleansing</w:t>
       </w:r>
     </w:p>
@@ -16031,10 +16649,18 @@
         <w:pStyle w:val="ListParagraph"/>
         <w:numPr>
           <w:ilvl w:val="0"/>
-          <w:numId w:val="33"/>
+          <w:numId w:val="34"/>
         </w:numPr>
-      </w:pPr>
-      <w:r>
+        <w:rPr>
+          <w:sz w:val="24"/>
+          <w:szCs w:val="24"/>
+        </w:rPr>
+      </w:pPr>
+      <w:r>
+        <w:rPr>
+          <w:sz w:val="24"/>
+          <w:szCs w:val="24"/>
+        </w:rPr>
         <w:t xml:space="preserve"> Feature Engineering</w:t>
       </w:r>
     </w:p>
@@ -16043,10 +16669,18 @@
         <w:pStyle w:val="ListParagraph"/>
         <w:numPr>
           <w:ilvl w:val="0"/>
-          <w:numId w:val="33"/>
+          <w:numId w:val="34"/>
         </w:numPr>
-      </w:pPr>
-      <w:r>
+        <w:rPr>
+          <w:sz w:val="24"/>
+          <w:szCs w:val="24"/>
+        </w:rPr>
+      </w:pPr>
+      <w:r>
+        <w:rPr>
+          <w:sz w:val="24"/>
+          <w:szCs w:val="24"/>
+        </w:rPr>
         <w:t xml:space="preserve"> Exploratory Data Analysis</w:t>
       </w:r>
     </w:p>
@@ -16055,10 +16689,18 @@
         <w:pStyle w:val="ListParagraph"/>
         <w:numPr>
           <w:ilvl w:val="0"/>
-          <w:numId w:val="33"/>
+          <w:numId w:val="34"/>
         </w:numPr>
-      </w:pPr>
-      <w:r>
+        <w:rPr>
+          <w:sz w:val="24"/>
+          <w:szCs w:val="24"/>
+        </w:rPr>
+      </w:pPr>
+      <w:r>
+        <w:rPr>
+          <w:sz w:val="24"/>
+          <w:szCs w:val="24"/>
+        </w:rPr>
         <w:t xml:space="preserve"> Predictive Modeling</w:t>
       </w:r>
     </w:p>
@@ -16067,18 +16709,34 @@
         <w:pStyle w:val="ListParagraph"/>
         <w:numPr>
           <w:ilvl w:val="0"/>
-          <w:numId w:val="33"/>
+          <w:numId w:val="34"/>
         </w:numPr>
-      </w:pPr>
-      <w:r>
+        <w:rPr>
+          <w:sz w:val="24"/>
+          <w:szCs w:val="24"/>
+        </w:rPr>
+      </w:pPr>
+      <w:r>
+        <w:rPr>
+          <w:sz w:val="24"/>
+          <w:szCs w:val="24"/>
+        </w:rPr>
         <w:t xml:space="preserve"> </w:t>
       </w:r>
       <w:proofErr w:type="spellStart"/>
       <w:r>
+        <w:rPr>
+          <w:sz w:val="24"/>
+          <w:szCs w:val="24"/>
+        </w:rPr>
         <w:t>Hyperparameter</w:t>
       </w:r>
       <w:proofErr w:type="spellEnd"/>
       <w:r>
+        <w:rPr>
+          <w:sz w:val="24"/>
+          <w:szCs w:val="24"/>
+        </w:rPr>
         <w:t xml:space="preserve"> Tuning</w:t>
       </w:r>
     </w:p>
@@ -16087,10 +16745,19 @@
         <w:pStyle w:val="ListParagraph"/>
         <w:numPr>
           <w:ilvl w:val="0"/>
-          <w:numId w:val="33"/>
+          <w:numId w:val="34"/>
         </w:numPr>
-      </w:pPr>
-      <w:r>
+        <w:rPr>
+          <w:sz w:val="24"/>
+          <w:szCs w:val="24"/>
+        </w:rPr>
+      </w:pPr>
+      <w:r>
+        <w:rPr>
+          <w:sz w:val="24"/>
+          <w:szCs w:val="24"/>
+        </w:rPr>
+        <w:lastRenderedPageBreak/>
         <w:t xml:space="preserve"> Model Evaluation</w:t>
       </w:r>
     </w:p>
@@ -16099,11 +16766,18 @@
         <w:pStyle w:val="ListParagraph"/>
         <w:numPr>
           <w:ilvl w:val="0"/>
-          <w:numId w:val="33"/>
+          <w:numId w:val="34"/>
         </w:numPr>
-      </w:pPr>
-      <w:r>
-        <w:lastRenderedPageBreak/>
+        <w:rPr>
+          <w:sz w:val="24"/>
+          <w:szCs w:val="24"/>
+        </w:rPr>
+      </w:pPr>
+      <w:r>
+        <w:rPr>
+          <w:sz w:val="24"/>
+          <w:szCs w:val="24"/>
+        </w:rPr>
         <w:t xml:space="preserve"> Visualization &amp; Reporting</w:t>
       </w:r>
     </w:p>
@@ -16112,75 +16786,78 @@
         <w:pStyle w:val="ListParagraph"/>
         <w:numPr>
           <w:ilvl w:val="0"/>
-          <w:numId w:val="33"/>
+          <w:numId w:val="34"/>
         </w:numPr>
-      </w:pPr>
-      <w:r>
-        <w:t xml:space="preserve"> A</w:t>
-      </w:r>
-      <w:r>
-        <w:t>sset Generation &amp; Documentation</w:t>
+        <w:rPr>
+          <w:sz w:val="24"/>
+          <w:szCs w:val="24"/>
+        </w:rPr>
+      </w:pPr>
+      <w:r>
+        <w:rPr>
+          <w:sz w:val="24"/>
+          <w:szCs w:val="24"/>
+        </w:rPr>
+        <w:t xml:space="preserve"> Asset Generation &amp; Documentation</w:t>
       </w:r>
     </w:p>
     <w:p>
-      <w:r>
-        <w:rPr>
-          <w:rStyle w:val="Strong"/>
-          <w:rFonts w:ascii="Segoe UI" w:hAnsi="Segoe UI" w:cs="Segoe UI"/>
-          <w:color w:val="000000" w:themeColor="text1"/>
-        </w:rPr>
-        <w:t>Prepared by:</w:t>
-      </w:r>
-      <w:r>
-        <w:rPr>
-          <w:color w:val="000000" w:themeColor="text1"/>
-        </w:rPr>
-        <w:t> </w:t>
-      </w:r>
-      <w:r>
-        <w:t>Report &amp; Integration Lead</w:t>
-      </w:r>
-      <w:r>
+      <w:pPr>
+        <w:rPr>
+          <w:sz w:val="24"/>
+          <w:szCs w:val="24"/>
+        </w:rPr>
+      </w:pPr>
+      <w:r>
+        <w:rPr>
+          <w:sz w:val="24"/>
+          <w:szCs w:val="24"/>
+        </w:rPr>
+        <w:t xml:space="preserve">Prepared by: Report &amp; Integration Lead, </w:t>
+      </w:r>
+      <w:proofErr w:type="spellStart"/>
+      <w:r>
+        <w:rPr>
+          <w:sz w:val="24"/>
+          <w:szCs w:val="24"/>
+        </w:rPr>
+        <w:t>Kirabo</w:t>
+      </w:r>
+      <w:proofErr w:type="spellEnd"/>
+      <w:r>
+        <w:rPr>
+          <w:sz w:val="24"/>
+          <w:szCs w:val="24"/>
+        </w:rPr>
+        <w:t xml:space="preserve"> </w:t>
+      </w:r>
+      <w:proofErr w:type="spellStart"/>
+      <w:r>
+        <w:rPr>
+          <w:sz w:val="24"/>
+          <w:szCs w:val="24"/>
+        </w:rPr>
+        <w:t>Eria</w:t>
+      </w:r>
+      <w:proofErr w:type="spellEnd"/>
+      <w:r>
+        <w:rPr>
+          <w:sz w:val="24"/>
+          <w:szCs w:val="24"/>
+        </w:rPr>
         <w:br/>
-      </w:r>
-      <w:r>
-        <w:rPr>
-          <w:rStyle w:val="Strong"/>
-          <w:rFonts w:ascii="Segoe UI" w:hAnsi="Segoe UI" w:cs="Segoe UI"/>
-          <w:color w:val="000000" w:themeColor="text1"/>
-        </w:rPr>
-        <w:t>Date:</w:t>
-      </w:r>
-      <w:r>
-        <w:rPr>
-          <w:color w:val="000000" w:themeColor="text1"/>
-        </w:rPr>
-        <w:t> </w:t>
-      </w:r>
-      <w:r>
-        <w:t>October 26, 2023</w:t>
-      </w:r>
-      <w:r>
+        <w:t>Date: October 26, 2023</w:t>
+      </w:r>
+      <w:r>
+        <w:rPr>
+          <w:sz w:val="24"/>
+          <w:szCs w:val="24"/>
+        </w:rPr>
         <w:br/>
-      </w:r>
-      <w:r>
-        <w:rPr>
-          <w:rStyle w:val="Strong"/>
-          <w:rFonts w:ascii="Segoe UI" w:hAnsi="Segoe UI" w:cs="Segoe UI"/>
-          <w:color w:val="000000" w:themeColor="text1"/>
-        </w:rPr>
-        <w:t>Status:</w:t>
-      </w:r>
-      <w:r>
-        <w:rPr>
-          <w:color w:val="000000" w:themeColor="text1"/>
-        </w:rPr>
-        <w:t> </w:t>
-      </w:r>
-      <w:r>
-        <w:t xml:space="preserve"> COMPLETE</w:t>
+        <w:t>Status:  COMPLETE</w:t>
       </w:r>
     </w:p>
+    <w:p/>
     <w:p/>
     <w:sectPr>
       <w:pgSz w:w="12240" w:h="15840"/>
@@ -16642,6 +17319,92 @@
     </w:lvl>
   </w:abstractNum>
   <w:abstractNum w:abstractNumId="3" w15:restartNumberingAfterBreak="0">
+    <w:nsid w:val="062F61DC"/>
+    <w:multiLevelType w:val="hybridMultilevel"/>
+    <w:tmpl w:val="1D34AC2C"/>
+    <w:lvl w:ilvl="0" w:tplc="0409000F">
+      <w:start w:val="1"/>
+      <w:numFmt w:val="decimal"/>
+      <w:lvlText w:val="%1."/>
+      <w:lvlJc w:val="left"/>
+      <w:pPr>
+        <w:ind w:left="720" w:hanging="360"/>
+      </w:pPr>
+    </w:lvl>
+    <w:lvl w:ilvl="1" w:tplc="04090019" w:tentative="1">
+      <w:start w:val="1"/>
+      <w:numFmt w:val="lowerLetter"/>
+      <w:lvlText w:val="%2."/>
+      <w:lvlJc w:val="left"/>
+      <w:pPr>
+        <w:ind w:left="1440" w:hanging="360"/>
+      </w:pPr>
+    </w:lvl>
+    <w:lvl w:ilvl="2" w:tplc="0409001B" w:tentative="1">
+      <w:start w:val="1"/>
+      <w:numFmt w:val="lowerRoman"/>
+      <w:lvlText w:val="%3."/>
+      <w:lvlJc w:val="right"/>
+      <w:pPr>
+        <w:ind w:left="2160" w:hanging="180"/>
+      </w:pPr>
+    </w:lvl>
+    <w:lvl w:ilvl="3" w:tplc="0409000F" w:tentative="1">
+      <w:start w:val="1"/>
+      <w:numFmt w:val="decimal"/>
+      <w:lvlText w:val="%4."/>
+      <w:lvlJc w:val="left"/>
+      <w:pPr>
+        <w:ind w:left="2880" w:hanging="360"/>
+      </w:pPr>
+    </w:lvl>
+    <w:lvl w:ilvl="4" w:tplc="04090019" w:tentative="1">
+      <w:start w:val="1"/>
+      <w:numFmt w:val="lowerLetter"/>
+      <w:lvlText w:val="%5."/>
+      <w:lvlJc w:val="left"/>
+      <w:pPr>
+        <w:ind w:left="3600" w:hanging="360"/>
+      </w:pPr>
+    </w:lvl>
+    <w:lvl w:ilvl="5" w:tplc="0409001B" w:tentative="1">
+      <w:start w:val="1"/>
+      <w:numFmt w:val="lowerRoman"/>
+      <w:lvlText w:val="%6."/>
+      <w:lvlJc w:val="right"/>
+      <w:pPr>
+        <w:ind w:left="4320" w:hanging="180"/>
+      </w:pPr>
+    </w:lvl>
+    <w:lvl w:ilvl="6" w:tplc="0409000F" w:tentative="1">
+      <w:start w:val="1"/>
+      <w:numFmt w:val="decimal"/>
+      <w:lvlText w:val="%7."/>
+      <w:lvlJc w:val="left"/>
+      <w:pPr>
+        <w:ind w:left="5040" w:hanging="360"/>
+      </w:pPr>
+    </w:lvl>
+    <w:lvl w:ilvl="7" w:tplc="04090019" w:tentative="1">
+      <w:start w:val="1"/>
+      <w:numFmt w:val="lowerLetter"/>
+      <w:lvlText w:val="%8."/>
+      <w:lvlJc w:val="left"/>
+      <w:pPr>
+        <w:ind w:left="5760" w:hanging="360"/>
+      </w:pPr>
+    </w:lvl>
+    <w:lvl w:ilvl="8" w:tplc="0409001B" w:tentative="1">
+      <w:start w:val="1"/>
+      <w:numFmt w:val="lowerRoman"/>
+      <w:lvlText w:val="%9."/>
+      <w:lvlJc w:val="right"/>
+      <w:pPr>
+        <w:ind w:left="6480" w:hanging="180"/>
+      </w:pPr>
+    </w:lvl>
+  </w:abstractNum>
+  <w:abstractNum w:abstractNumId="4" w15:restartNumberingAfterBreak="0">
     <w:nsid w:val="11EA6423"/>
     <w:multiLevelType w:val="multilevel"/>
     <w:tmpl w:val="9E720C68"/>
@@ -16754,7 +17517,7 @@
       </w:pPr>
     </w:lvl>
   </w:abstractNum>
-  <w:abstractNum w:abstractNumId="4" w15:restartNumberingAfterBreak="0">
+  <w:abstractNum w:abstractNumId="5" w15:restartNumberingAfterBreak="0">
     <w:nsid w:val="184714D2"/>
     <w:multiLevelType w:val="multilevel"/>
     <w:tmpl w:val="E0BE57E4"/>
@@ -16903,7 +17666,7 @@
       </w:rPr>
     </w:lvl>
   </w:abstractNum>
-  <w:abstractNum w:abstractNumId="5" w15:restartNumberingAfterBreak="0">
+  <w:abstractNum w:abstractNumId="6" w15:restartNumberingAfterBreak="0">
     <w:nsid w:val="1AF02025"/>
     <w:multiLevelType w:val="multilevel"/>
     <w:tmpl w:val="D16A90AE"/>
@@ -17052,7 +17815,7 @@
       </w:rPr>
     </w:lvl>
   </w:abstractNum>
-  <w:abstractNum w:abstractNumId="6" w15:restartNumberingAfterBreak="0">
+  <w:abstractNum w:abstractNumId="7" w15:restartNumberingAfterBreak="0">
     <w:nsid w:val="1CD1279E"/>
     <w:multiLevelType w:val="multilevel"/>
     <w:tmpl w:val="2620E596"/>
@@ -17201,7 +17964,7 @@
       </w:rPr>
     </w:lvl>
   </w:abstractNum>
-  <w:abstractNum w:abstractNumId="7" w15:restartNumberingAfterBreak="0">
+  <w:abstractNum w:abstractNumId="8" w15:restartNumberingAfterBreak="0">
     <w:nsid w:val="220A20CE"/>
     <w:multiLevelType w:val="multilevel"/>
     <w:tmpl w:val="8FECE0CC"/>
@@ -17350,7 +18113,7 @@
       </w:rPr>
     </w:lvl>
   </w:abstractNum>
-  <w:abstractNum w:abstractNumId="8" w15:restartNumberingAfterBreak="0">
+  <w:abstractNum w:abstractNumId="9" w15:restartNumberingAfterBreak="0">
     <w:nsid w:val="234C5070"/>
     <w:multiLevelType w:val="multilevel"/>
     <w:tmpl w:val="3D16C706"/>
@@ -17463,7 +18226,7 @@
       </w:pPr>
     </w:lvl>
   </w:abstractNum>
-  <w:abstractNum w:abstractNumId="9" w15:restartNumberingAfterBreak="0">
+  <w:abstractNum w:abstractNumId="10" w15:restartNumberingAfterBreak="0">
     <w:nsid w:val="27385924"/>
     <w:multiLevelType w:val="multilevel"/>
     <w:tmpl w:val="1B4E0896"/>
@@ -17612,7 +18375,7 @@
       </w:rPr>
     </w:lvl>
   </w:abstractNum>
-  <w:abstractNum w:abstractNumId="10" w15:restartNumberingAfterBreak="0">
+  <w:abstractNum w:abstractNumId="11" w15:restartNumberingAfterBreak="0">
     <w:nsid w:val="292D655F"/>
     <w:multiLevelType w:val="multilevel"/>
     <w:tmpl w:val="92508626"/>
@@ -17761,7 +18524,7 @@
       </w:rPr>
     </w:lvl>
   </w:abstractNum>
-  <w:abstractNum w:abstractNumId="11" w15:restartNumberingAfterBreak="0">
+  <w:abstractNum w:abstractNumId="12" w15:restartNumberingAfterBreak="0">
     <w:nsid w:val="2AF41A85"/>
     <w:multiLevelType w:val="multilevel"/>
     <w:tmpl w:val="0E5C23A6"/>
@@ -17910,7 +18673,7 @@
       </w:rPr>
     </w:lvl>
   </w:abstractNum>
-  <w:abstractNum w:abstractNumId="12" w15:restartNumberingAfterBreak="0">
+  <w:abstractNum w:abstractNumId="13" w15:restartNumberingAfterBreak="0">
     <w:nsid w:val="35FB207D"/>
     <w:multiLevelType w:val="multilevel"/>
     <w:tmpl w:val="07468AB6"/>
@@ -18059,7 +18822,7 @@
       </w:rPr>
     </w:lvl>
   </w:abstractNum>
-  <w:abstractNum w:abstractNumId="13" w15:restartNumberingAfterBreak="0">
+  <w:abstractNum w:abstractNumId="14" w15:restartNumberingAfterBreak="0">
     <w:nsid w:val="36C42F06"/>
     <w:multiLevelType w:val="multilevel"/>
     <w:tmpl w:val="9138A1EE"/>
@@ -18208,7 +18971,7 @@
       </w:rPr>
     </w:lvl>
   </w:abstractNum>
-  <w:abstractNum w:abstractNumId="14" w15:restartNumberingAfterBreak="0">
+  <w:abstractNum w:abstractNumId="15" w15:restartNumberingAfterBreak="0">
     <w:nsid w:val="3C0D72A0"/>
     <w:multiLevelType w:val="multilevel"/>
     <w:tmpl w:val="71AA1BBA"/>
@@ -18357,7 +19120,7 @@
       </w:rPr>
     </w:lvl>
   </w:abstractNum>
-  <w:abstractNum w:abstractNumId="15" w15:restartNumberingAfterBreak="0">
+  <w:abstractNum w:abstractNumId="16" w15:restartNumberingAfterBreak="0">
     <w:nsid w:val="3D8C5FD5"/>
     <w:multiLevelType w:val="multilevel"/>
     <w:tmpl w:val="7D30F960"/>
@@ -18470,7 +19233,7 @@
       </w:pPr>
     </w:lvl>
   </w:abstractNum>
-  <w:abstractNum w:abstractNumId="16" w15:restartNumberingAfterBreak="0">
+  <w:abstractNum w:abstractNumId="17" w15:restartNumberingAfterBreak="0">
     <w:nsid w:val="40F13225"/>
     <w:multiLevelType w:val="hybridMultilevel"/>
     <w:tmpl w:val="E0BAEBF4"/>
@@ -18556,7 +19319,7 @@
       </w:pPr>
     </w:lvl>
   </w:abstractNum>
-  <w:abstractNum w:abstractNumId="17" w15:restartNumberingAfterBreak="0">
+  <w:abstractNum w:abstractNumId="18" w15:restartNumberingAfterBreak="0">
     <w:nsid w:val="41674C2F"/>
     <w:multiLevelType w:val="multilevel"/>
     <w:tmpl w:val="C1C65354"/>
@@ -18705,7 +19468,7 @@
       </w:rPr>
     </w:lvl>
   </w:abstractNum>
-  <w:abstractNum w:abstractNumId="18" w15:restartNumberingAfterBreak="0">
+  <w:abstractNum w:abstractNumId="19" w15:restartNumberingAfterBreak="0">
     <w:nsid w:val="47456B14"/>
     <w:multiLevelType w:val="multilevel"/>
     <w:tmpl w:val="6D4EE294"/>
@@ -18818,7 +19581,7 @@
       </w:pPr>
     </w:lvl>
   </w:abstractNum>
-  <w:abstractNum w:abstractNumId="19" w15:restartNumberingAfterBreak="0">
+  <w:abstractNum w:abstractNumId="20" w15:restartNumberingAfterBreak="0">
     <w:nsid w:val="4A001E96"/>
     <w:multiLevelType w:val="multilevel"/>
     <w:tmpl w:val="223015CE"/>
@@ -18967,7 +19730,7 @@
       </w:rPr>
     </w:lvl>
   </w:abstractNum>
-  <w:abstractNum w:abstractNumId="20" w15:restartNumberingAfterBreak="0">
+  <w:abstractNum w:abstractNumId="21" w15:restartNumberingAfterBreak="0">
     <w:nsid w:val="4EE30FEB"/>
     <w:multiLevelType w:val="multilevel"/>
     <w:tmpl w:val="A83A5E5E"/>
@@ -19116,7 +19879,7 @@
       </w:rPr>
     </w:lvl>
   </w:abstractNum>
-  <w:abstractNum w:abstractNumId="21" w15:restartNumberingAfterBreak="0">
+  <w:abstractNum w:abstractNumId="22" w15:restartNumberingAfterBreak="0">
     <w:nsid w:val="584047CF"/>
     <w:multiLevelType w:val="multilevel"/>
     <w:tmpl w:val="35EE4B90"/>
@@ -19265,7 +20028,7 @@
       </w:rPr>
     </w:lvl>
   </w:abstractNum>
-  <w:abstractNum w:abstractNumId="22" w15:restartNumberingAfterBreak="0">
+  <w:abstractNum w:abstractNumId="23" w15:restartNumberingAfterBreak="0">
     <w:nsid w:val="59A73247"/>
     <w:multiLevelType w:val="multilevel"/>
     <w:tmpl w:val="F118EE02"/>
@@ -19378,7 +20141,7 @@
       </w:pPr>
     </w:lvl>
   </w:abstractNum>
-  <w:abstractNum w:abstractNumId="23" w15:restartNumberingAfterBreak="0">
+  <w:abstractNum w:abstractNumId="24" w15:restartNumberingAfterBreak="0">
     <w:nsid w:val="5B0A5350"/>
     <w:multiLevelType w:val="multilevel"/>
     <w:tmpl w:val="F2900604"/>
@@ -19527,7 +20290,7 @@
       </w:rPr>
     </w:lvl>
   </w:abstractNum>
-  <w:abstractNum w:abstractNumId="24" w15:restartNumberingAfterBreak="0">
+  <w:abstractNum w:abstractNumId="25" w15:restartNumberingAfterBreak="0">
     <w:nsid w:val="5C8638A0"/>
     <w:multiLevelType w:val="multilevel"/>
     <w:tmpl w:val="1B560BEA"/>
@@ -19640,7 +20403,7 @@
       </w:pPr>
     </w:lvl>
   </w:abstractNum>
-  <w:abstractNum w:abstractNumId="25" w15:restartNumberingAfterBreak="0">
+  <w:abstractNum w:abstractNumId="26" w15:restartNumberingAfterBreak="0">
     <w:nsid w:val="5D055B99"/>
     <w:multiLevelType w:val="multilevel"/>
     <w:tmpl w:val="6ADA8970"/>
@@ -19753,7 +20516,7 @@
       </w:pPr>
     </w:lvl>
   </w:abstractNum>
-  <w:abstractNum w:abstractNumId="26" w15:restartNumberingAfterBreak="0">
+  <w:abstractNum w:abstractNumId="27" w15:restartNumberingAfterBreak="0">
     <w:nsid w:val="62C740F2"/>
     <w:multiLevelType w:val="multilevel"/>
     <w:tmpl w:val="80F4A30A"/>
@@ -19902,7 +20665,7 @@
       </w:rPr>
     </w:lvl>
   </w:abstractNum>
-  <w:abstractNum w:abstractNumId="27" w15:restartNumberingAfterBreak="0">
+  <w:abstractNum w:abstractNumId="28" w15:restartNumberingAfterBreak="0">
     <w:nsid w:val="636A12A7"/>
     <w:multiLevelType w:val="multilevel"/>
     <w:tmpl w:val="80280B3C"/>
@@ -20015,7 +20778,7 @@
       </w:pPr>
     </w:lvl>
   </w:abstractNum>
-  <w:abstractNum w:abstractNumId="28" w15:restartNumberingAfterBreak="0">
+  <w:abstractNum w:abstractNumId="29" w15:restartNumberingAfterBreak="0">
     <w:nsid w:val="6B3F28B0"/>
     <w:multiLevelType w:val="multilevel"/>
     <w:tmpl w:val="68D63E46"/>
@@ -20128,7 +20891,7 @@
       </w:pPr>
     </w:lvl>
   </w:abstractNum>
-  <w:abstractNum w:abstractNumId="29" w15:restartNumberingAfterBreak="0">
+  <w:abstractNum w:abstractNumId="30" w15:restartNumberingAfterBreak="0">
     <w:nsid w:val="734E3AA7"/>
     <w:multiLevelType w:val="multilevel"/>
     <w:tmpl w:val="D466C488"/>
@@ -20277,7 +21040,7 @@
       </w:rPr>
     </w:lvl>
   </w:abstractNum>
-  <w:abstractNum w:abstractNumId="30" w15:restartNumberingAfterBreak="0">
+  <w:abstractNum w:abstractNumId="31" w15:restartNumberingAfterBreak="0">
     <w:nsid w:val="746C2E8D"/>
     <w:multiLevelType w:val="multilevel"/>
     <w:tmpl w:val="3B6C0ABE"/>
@@ -20390,7 +21153,7 @@
       </w:pPr>
     </w:lvl>
   </w:abstractNum>
-  <w:abstractNum w:abstractNumId="31" w15:restartNumberingAfterBreak="0">
+  <w:abstractNum w:abstractNumId="32" w15:restartNumberingAfterBreak="0">
     <w:nsid w:val="7EBE151F"/>
     <w:multiLevelType w:val="multilevel"/>
     <w:tmpl w:val="12BE6C30"/>
@@ -20539,7 +21302,7 @@
       </w:rPr>
     </w:lvl>
   </w:abstractNum>
-  <w:abstractNum w:abstractNumId="32" w15:restartNumberingAfterBreak="0">
+  <w:abstractNum w:abstractNumId="33" w15:restartNumberingAfterBreak="0">
     <w:nsid w:val="7F117BC9"/>
     <w:multiLevelType w:val="multilevel"/>
     <w:tmpl w:val="6016A2BC"/>
@@ -20689,55 +21452,55 @@
     </w:lvl>
   </w:abstractNum>
   <w:num w:numId="1">
+    <w:abstractNumId w:val="30"/>
+  </w:num>
+  <w:num w:numId="2">
+    <w:abstractNumId w:val="7"/>
+  </w:num>
+  <w:num w:numId="3">
     <w:abstractNumId w:val="29"/>
   </w:num>
-  <w:num w:numId="2">
-    <w:abstractNumId w:val="6"/>
+  <w:num w:numId="4">
+    <w:abstractNumId w:val="21"/>
   </w:num>
-  <w:num w:numId="3">
+  <w:num w:numId="5">
+    <w:abstractNumId w:val="14"/>
+  </w:num>
+  <w:num w:numId="6">
+    <w:abstractNumId w:val="22"/>
+  </w:num>
+  <w:num w:numId="7">
+    <w:abstractNumId w:val="5"/>
+  </w:num>
+  <w:num w:numId="8">
+    <w:abstractNumId w:val="12"/>
+  </w:num>
+  <w:num w:numId="9">
+    <w:abstractNumId w:val="33"/>
+  </w:num>
+  <w:num w:numId="10">
+    <w:abstractNumId w:val="23"/>
+  </w:num>
+  <w:num w:numId="11">
+    <w:abstractNumId w:val="16"/>
+  </w:num>
+  <w:num w:numId="12">
+    <w:abstractNumId w:val="18"/>
+  </w:num>
+  <w:num w:numId="13">
+    <w:abstractNumId w:val="4"/>
+  </w:num>
+  <w:num w:numId="14">
     <w:abstractNumId w:val="28"/>
   </w:num>
-  <w:num w:numId="4">
-    <w:abstractNumId w:val="20"/>
+  <w:num w:numId="15">
+    <w:abstractNumId w:val="15"/>
   </w:num>
-  <w:num w:numId="5">
+  <w:num w:numId="16">
     <w:abstractNumId w:val="13"/>
   </w:num>
-  <w:num w:numId="6">
-    <w:abstractNumId w:val="21"/>
-  </w:num>
-  <w:num w:numId="7">
-    <w:abstractNumId w:val="4"/>
-  </w:num>
-  <w:num w:numId="8">
-    <w:abstractNumId w:val="11"/>
-  </w:num>
-  <w:num w:numId="9">
+  <w:num w:numId="17">
     <w:abstractNumId w:val="32"/>
-  </w:num>
-  <w:num w:numId="10">
-    <w:abstractNumId w:val="22"/>
-  </w:num>
-  <w:num w:numId="11">
-    <w:abstractNumId w:val="15"/>
-  </w:num>
-  <w:num w:numId="12">
-    <w:abstractNumId w:val="17"/>
-  </w:num>
-  <w:num w:numId="13">
-    <w:abstractNumId w:val="3"/>
-  </w:num>
-  <w:num w:numId="14">
-    <w:abstractNumId w:val="27"/>
-  </w:num>
-  <w:num w:numId="15">
-    <w:abstractNumId w:val="14"/>
-  </w:num>
-  <w:num w:numId="16">
-    <w:abstractNumId w:val="12"/>
-  </w:num>
-  <w:num w:numId="17">
-    <w:abstractNumId w:val="31"/>
   </w:num>
   <w:num w:numId="18">
     <w:abstractNumId w:val="2"/>
@@ -20746,46 +21509,49 @@
     <w:abstractNumId w:val="1"/>
   </w:num>
   <w:num w:numId="20">
-    <w:abstractNumId w:val="30"/>
+    <w:abstractNumId w:val="31"/>
   </w:num>
   <w:num w:numId="21">
+    <w:abstractNumId w:val="26"/>
+  </w:num>
+  <w:num w:numId="22">
+    <w:abstractNumId w:val="27"/>
+  </w:num>
+  <w:num w:numId="23">
     <w:abstractNumId w:val="25"/>
   </w:num>
-  <w:num w:numId="22">
-    <w:abstractNumId w:val="26"/>
-  </w:num>
-  <w:num w:numId="23">
-    <w:abstractNumId w:val="24"/>
-  </w:num>
   <w:num w:numId="24">
-    <w:abstractNumId w:val="9"/>
+    <w:abstractNumId w:val="10"/>
   </w:num>
   <w:num w:numId="25">
-    <w:abstractNumId w:val="5"/>
+    <w:abstractNumId w:val="6"/>
   </w:num>
   <w:num w:numId="26">
     <w:abstractNumId w:val="0"/>
   </w:num>
   <w:num w:numId="27">
-    <w:abstractNumId w:val="7"/>
+    <w:abstractNumId w:val="8"/>
   </w:num>
   <w:num w:numId="28">
-    <w:abstractNumId w:val="23"/>
+    <w:abstractNumId w:val="24"/>
   </w:num>
   <w:num w:numId="29">
+    <w:abstractNumId w:val="20"/>
+  </w:num>
+  <w:num w:numId="30">
     <w:abstractNumId w:val="19"/>
   </w:num>
-  <w:num w:numId="30">
-    <w:abstractNumId w:val="18"/>
-  </w:num>
   <w:num w:numId="31">
-    <w:abstractNumId w:val="8"/>
+    <w:abstractNumId w:val="9"/>
   </w:num>
   <w:num w:numId="32">
-    <w:abstractNumId w:val="10"/>
+    <w:abstractNumId w:val="11"/>
   </w:num>
   <w:num w:numId="33">
-    <w:abstractNumId w:val="16"/>
+    <w:abstractNumId w:val="17"/>
+  </w:num>
+  <w:num w:numId="34">
+    <w:abstractNumId w:val="3"/>
   </w:num>
 </w:numbering>
 </file>
@@ -21183,6 +21949,7 @@
   <w:style w:type="paragraph" w:default="1" w:styleId="Normal">
     <w:name w:val="Normal"/>
     <w:qFormat/>
+    <w:rsid w:val="00037476"/>
   </w:style>
   <w:style w:type="paragraph" w:styleId="Heading1">
     <w:name w:val="heading 1"/>

--- a/report/Final Project Report.docx
+++ b/report/Final Project Report.docx
@@ -4,7 +4,12 @@
   <w:body>
     <w:p>
       <w:r>
-        <w:t>Deforestation Risk Analysis Project</w:t>
+        <w:t>Defores</w:t>
+      </w:r>
+      <w:bookmarkStart w:id="0" w:name="_GoBack"/>
+      <w:bookmarkEnd w:id="0"/>
+      <w:r>
+        <w:t>tation Risk Analysis Project</w:t>
       </w:r>
     </w:p>
     <w:p>
@@ -429,851 +434,289 @@
     <w:p>
       <w:pPr>
         <w:rPr>
+          <w:sz w:val="30"/>
+          <w:szCs w:val="30"/>
+        </w:rPr>
+      </w:pPr>
+      <w:r>
+        <w:rPr>
+          <w:sz w:val="30"/>
+          <w:szCs w:val="30"/>
+        </w:rPr>
+        <w:t>2.1 General Objectives</w:t>
+      </w:r>
+    </w:p>
+    <w:p>
+      <w:pPr>
+        <w:pStyle w:val="ListParagraph"/>
+        <w:numPr>
+          <w:ilvl w:val="0"/>
+          <w:numId w:val="35"/>
+        </w:numPr>
+        <w:rPr>
           <w:sz w:val="24"/>
           <w:szCs w:val="24"/>
         </w:rPr>
       </w:pPr>
       <w:r>
+        <w:t>To understand the concept of deforestation risk and its significance in environmental conservation and policy-making.</w:t>
+      </w:r>
+    </w:p>
+    <w:p>
+      <w:pPr>
+        <w:pStyle w:val="ListParagraph"/>
+        <w:numPr>
+          <w:ilvl w:val="0"/>
+          <w:numId w:val="35"/>
+        </w:numPr>
+      </w:pPr>
+      <w:r>
+        <w:t xml:space="preserve"> To analyze forest observation data and identify factors that contribute to deforestation risk.</w:t>
+      </w:r>
+    </w:p>
+    <w:p>
+      <w:pPr>
+        <w:pStyle w:val="ListParagraph"/>
+        <w:numPr>
+          <w:ilvl w:val="0"/>
+          <w:numId w:val="35"/>
+        </w:numPr>
+      </w:pPr>
+      <w:r>
+        <w:t xml:space="preserve"> To develop strategies to mitigate deforestation and improve forest conservation efforts.</w:t>
+      </w:r>
+    </w:p>
+    <w:p>
+      <w:pPr>
+        <w:pStyle w:val="ListParagraph"/>
+        <w:numPr>
+          <w:ilvl w:val="0"/>
+          <w:numId w:val="35"/>
+        </w:numPr>
+      </w:pPr>
+      <w:r>
+        <w:t xml:space="preserve"> To build predictive models that can forecast deforestation risk and help conservationists take proactive measures.</w:t>
+      </w:r>
+    </w:p>
+    <w:p>
+      <w:pPr>
+        <w:pStyle w:val="ListParagraph"/>
+        <w:numPr>
+          <w:ilvl w:val="0"/>
+          <w:numId w:val="35"/>
+        </w:numPr>
+      </w:pPr>
+      <w:r>
+        <w:t xml:space="preserve"> To evaluate the effectiveness of conservation strategies and make data-driven decisions.</w:t>
+      </w:r>
+    </w:p>
+    <w:p>
+      <w:pPr>
+        <w:pStyle w:val="ListParagraph"/>
+        <w:numPr>
+          <w:ilvl w:val="0"/>
+          <w:numId w:val="35"/>
+        </w:numPr>
+      </w:pPr>
+      <w:r>
+        <w:t xml:space="preserve"> To provide insights and recommendations for policymakers to enhance forest protection and sustainability.</w:t>
+      </w:r>
+    </w:p>
+    <w:p>
+      <w:pPr>
+        <w:pStyle w:val="ListParagraph"/>
+        <w:numPr>
+          <w:ilvl w:val="0"/>
+          <w:numId w:val="35"/>
+        </w:numPr>
+      </w:pPr>
+      <w:r>
+        <w:t xml:space="preserve"> To explore the impact of deforestation on biodiversity and climate change, and identify opportunities for intervention.</w:t>
+      </w:r>
+    </w:p>
+    <w:p>
+      <w:pPr>
+        <w:pStyle w:val="ListParagraph"/>
+        <w:numPr>
+          <w:ilvl w:val="0"/>
+          <w:numId w:val="35"/>
+        </w:numPr>
+      </w:pPr>
+      <w:r>
+        <w:t xml:space="preserve"> To leverage data analytics and machine learning techniques to gain a deeper understanding of deforestation patterns and trends.</w:t>
+      </w:r>
+    </w:p>
+    <w:p>
+      <w:pPr>
+        <w:pStyle w:val="ListParagraph"/>
+        <w:numPr>
+          <w:ilvl w:val="0"/>
+          <w:numId w:val="35"/>
+        </w:numPr>
+      </w:pPr>
+      <w:r>
+        <w:t xml:space="preserve"> To create visualizations and reports that communicate deforestation insights to stakeholders and decision-makers.</w:t>
+      </w:r>
+    </w:p>
+    <w:p>
+      <w:pPr>
+        <w:pStyle w:val="ListParagraph"/>
+        <w:numPr>
+          <w:ilvl w:val="0"/>
+          <w:numId w:val="35"/>
+        </w:numPr>
+      </w:pPr>
+      <w:r>
+        <w:t xml:space="preserve"> To continuously monitor and track deforestation metrics over time, allowing organizations to adapt their strategies and stay effective in conservation efforts.</w:t>
+      </w:r>
+    </w:p>
+    <w:p>
+      <w:pPr>
+        <w:rPr>
+          <w:sz w:val="30"/>
+          <w:szCs w:val="30"/>
+        </w:rPr>
+      </w:pPr>
+      <w:r>
+        <w:rPr>
+          <w:sz w:val="30"/>
+          <w:szCs w:val="30"/>
+        </w:rPr>
+        <w:t>2.2 Dataset-Specific Objectives</w:t>
+      </w:r>
+    </w:p>
+    <w:p>
+      <w:pPr>
+        <w:pStyle w:val="ListParagraph"/>
+        <w:numPr>
+          <w:ilvl w:val="0"/>
+          <w:numId w:val="36"/>
+        </w:numPr>
         <w:rPr>
           <w:sz w:val="24"/>
           <w:szCs w:val="24"/>
         </w:rPr>
-        <w:t>This project was designed to achieve the following objectives:</w:t>
+      </w:pPr>
+      <w:r>
+        <w:t xml:space="preserve"> To analyze the provided dataset and identify key variables that may influence deforestation risk.</w:t>
       </w:r>
     </w:p>
-    <w:tbl>
-      <w:tblPr>
-        <w:tblW w:w="11280" w:type="dxa"/>
-        <w:tblBorders>
-          <w:top w:val="single" w:sz="4" w:space="0" w:color="auto"/>
-          <w:left w:val="single" w:sz="4" w:space="0" w:color="auto"/>
-          <w:bottom w:val="single" w:sz="4" w:space="0" w:color="auto"/>
-          <w:right w:val="single" w:sz="4" w:space="0" w:color="auto"/>
-          <w:insideH w:val="single" w:sz="4" w:space="0" w:color="auto"/>
-          <w:insideV w:val="single" w:sz="4" w:space="0" w:color="auto"/>
-        </w:tblBorders>
-        <w:tblCellMar>
-          <w:top w:w="15" w:type="dxa"/>
-          <w:left w:w="15" w:type="dxa"/>
-          <w:bottom w:w="15" w:type="dxa"/>
-          <w:right w:w="15" w:type="dxa"/>
-        </w:tblCellMar>
-        <w:tblLook w:val="04A0" w:firstRow="1" w:lastRow="0" w:firstColumn="1" w:lastColumn="0" w:noHBand="0" w:noVBand="1"/>
-      </w:tblPr>
-      <w:tblGrid>
-        <w:gridCol w:w="357"/>
-        <w:gridCol w:w="2123"/>
-        <w:gridCol w:w="8800"/>
-      </w:tblGrid>
-      <w:tr>
-        <w:trPr>
-          <w:tblHeader/>
-        </w:trPr>
-        <w:tc>
-          <w:tcPr>
-            <w:tcW w:w="0" w:type="auto"/>
-            <w:tcMar>
-              <w:top w:w="150" w:type="dxa"/>
-              <w:left w:w="0" w:type="dxa"/>
-              <w:bottom w:w="150" w:type="dxa"/>
-              <w:right w:w="240" w:type="dxa"/>
-            </w:tcMar>
-            <w:vAlign w:val="center"/>
-            <w:hideMark/>
-          </w:tcPr>
-          <w:p>
-            <w:pPr>
-              <w:rPr>
-                <w:sz w:val="23"/>
-                <w:szCs w:val="23"/>
-              </w:rPr>
-            </w:pPr>
-            <w:r>
-              <w:rPr>
-                <w:sz w:val="23"/>
-                <w:szCs w:val="23"/>
-              </w:rPr>
-              <w:t>#</w:t>
-            </w:r>
-          </w:p>
-        </w:tc>
-        <w:tc>
-          <w:tcPr>
-            <w:tcW w:w="0" w:type="auto"/>
-            <w:tcMar>
-              <w:top w:w="150" w:type="dxa"/>
-              <w:left w:w="240" w:type="dxa"/>
-              <w:bottom w:w="150" w:type="dxa"/>
-              <w:right w:w="240" w:type="dxa"/>
-            </w:tcMar>
-            <w:vAlign w:val="center"/>
-            <w:hideMark/>
-          </w:tcPr>
-          <w:p>
-            <w:pPr>
-              <w:rPr>
-                <w:sz w:val="23"/>
-                <w:szCs w:val="23"/>
-              </w:rPr>
-            </w:pPr>
-            <w:r>
-              <w:rPr>
-                <w:sz w:val="23"/>
-                <w:szCs w:val="23"/>
-              </w:rPr>
-              <w:t>Objective</w:t>
-            </w:r>
-          </w:p>
-        </w:tc>
-        <w:tc>
-          <w:tcPr>
-            <w:tcW w:w="0" w:type="auto"/>
-            <w:tcMar>
-              <w:top w:w="150" w:type="dxa"/>
-              <w:left w:w="240" w:type="dxa"/>
-              <w:bottom w:w="150" w:type="dxa"/>
-              <w:right w:w="240" w:type="dxa"/>
-            </w:tcMar>
-            <w:vAlign w:val="center"/>
-            <w:hideMark/>
-          </w:tcPr>
-          <w:p>
-            <w:pPr>
-              <w:rPr>
-                <w:sz w:val="23"/>
-                <w:szCs w:val="23"/>
-              </w:rPr>
-            </w:pPr>
-            <w:r>
-              <w:rPr>
-                <w:sz w:val="23"/>
-                <w:szCs w:val="23"/>
-              </w:rPr>
-              <w:t>Description</w:t>
-            </w:r>
-          </w:p>
-        </w:tc>
-      </w:tr>
-      <w:tr>
-        <w:tc>
-          <w:tcPr>
-            <w:tcW w:w="0" w:type="auto"/>
-            <w:tcMar>
-              <w:top w:w="150" w:type="dxa"/>
-              <w:left w:w="0" w:type="dxa"/>
-              <w:bottom w:w="150" w:type="dxa"/>
-              <w:right w:w="240" w:type="dxa"/>
-            </w:tcMar>
-            <w:vAlign w:val="center"/>
-            <w:hideMark/>
-          </w:tcPr>
-          <w:p>
-            <w:pPr>
-              <w:rPr>
-                <w:sz w:val="23"/>
-                <w:szCs w:val="23"/>
-              </w:rPr>
-            </w:pPr>
-            <w:r>
-              <w:rPr>
-                <w:sz w:val="23"/>
-                <w:szCs w:val="23"/>
-              </w:rPr>
-              <w:t>1</w:t>
-            </w:r>
-          </w:p>
-        </w:tc>
-        <w:tc>
-          <w:tcPr>
-            <w:tcW w:w="0" w:type="auto"/>
-            <w:tcMar>
-              <w:top w:w="150" w:type="dxa"/>
-              <w:left w:w="240" w:type="dxa"/>
-              <w:bottom w:w="150" w:type="dxa"/>
-              <w:right w:w="240" w:type="dxa"/>
-            </w:tcMar>
-            <w:vAlign w:val="center"/>
-            <w:hideMark/>
-          </w:tcPr>
-          <w:p>
-            <w:pPr>
-              <w:rPr>
-                <w:sz w:val="23"/>
-                <w:szCs w:val="23"/>
-              </w:rPr>
-            </w:pPr>
-            <w:r>
-              <w:rPr>
-                <w:sz w:val="23"/>
-                <w:szCs w:val="23"/>
-              </w:rPr>
-              <w:t>Data Quality Assessment</w:t>
-            </w:r>
-          </w:p>
-        </w:tc>
-        <w:tc>
-          <w:tcPr>
-            <w:tcW w:w="0" w:type="auto"/>
-            <w:tcMar>
-              <w:top w:w="150" w:type="dxa"/>
-              <w:left w:w="240" w:type="dxa"/>
-              <w:bottom w:w="150" w:type="dxa"/>
-              <w:right w:w="0" w:type="dxa"/>
-            </w:tcMar>
-            <w:vAlign w:val="center"/>
-            <w:hideMark/>
-          </w:tcPr>
-          <w:p>
-            <w:pPr>
-              <w:rPr>
-                <w:sz w:val="23"/>
-                <w:szCs w:val="23"/>
-              </w:rPr>
-            </w:pPr>
-            <w:r>
-              <w:rPr>
-                <w:sz w:val="23"/>
-                <w:szCs w:val="23"/>
-              </w:rPr>
-              <w:t>Identify, document, and resolve data quality issues in the raw deforestation dataset (missing values, invalid formats, outliers)</w:t>
-            </w:r>
-          </w:p>
-        </w:tc>
-      </w:tr>
-      <w:tr>
-        <w:tc>
-          <w:tcPr>
-            <w:tcW w:w="0" w:type="auto"/>
-            <w:tcMar>
-              <w:top w:w="150" w:type="dxa"/>
-              <w:left w:w="0" w:type="dxa"/>
-              <w:bottom w:w="150" w:type="dxa"/>
-              <w:right w:w="240" w:type="dxa"/>
-            </w:tcMar>
-            <w:vAlign w:val="center"/>
-            <w:hideMark/>
-          </w:tcPr>
-          <w:p>
-            <w:pPr>
-              <w:rPr>
-                <w:sz w:val="23"/>
-                <w:szCs w:val="23"/>
-              </w:rPr>
-            </w:pPr>
-            <w:r>
-              <w:rPr>
-                <w:sz w:val="23"/>
-                <w:szCs w:val="23"/>
-              </w:rPr>
-              <w:t>2</w:t>
-            </w:r>
-          </w:p>
-        </w:tc>
-        <w:tc>
-          <w:tcPr>
-            <w:tcW w:w="0" w:type="auto"/>
-            <w:tcMar>
-              <w:top w:w="150" w:type="dxa"/>
-              <w:left w:w="240" w:type="dxa"/>
-              <w:bottom w:w="150" w:type="dxa"/>
-              <w:right w:w="240" w:type="dxa"/>
-            </w:tcMar>
-            <w:vAlign w:val="center"/>
-            <w:hideMark/>
-          </w:tcPr>
-          <w:p>
-            <w:pPr>
-              <w:rPr>
-                <w:sz w:val="23"/>
-                <w:szCs w:val="23"/>
-              </w:rPr>
-            </w:pPr>
-            <w:r>
-              <w:rPr>
-                <w:sz w:val="23"/>
-                <w:szCs w:val="23"/>
-              </w:rPr>
-              <w:t>Feature Engineering</w:t>
-            </w:r>
-          </w:p>
-        </w:tc>
-        <w:tc>
-          <w:tcPr>
-            <w:tcW w:w="0" w:type="auto"/>
-            <w:tcMar>
-              <w:top w:w="150" w:type="dxa"/>
-              <w:left w:w="240" w:type="dxa"/>
-              <w:bottom w:w="150" w:type="dxa"/>
-              <w:right w:w="0" w:type="dxa"/>
-            </w:tcMar>
-            <w:vAlign w:val="center"/>
-            <w:hideMark/>
-          </w:tcPr>
-          <w:p>
-            <w:pPr>
-              <w:rPr>
-                <w:sz w:val="23"/>
-                <w:szCs w:val="23"/>
-              </w:rPr>
-            </w:pPr>
-            <w:r>
-              <w:rPr>
-                <w:sz w:val="23"/>
-                <w:szCs w:val="23"/>
-              </w:rPr>
-              <w:t>Create new derived features (</w:t>
-            </w:r>
-            <w:proofErr w:type="spellStart"/>
-            <w:r>
-              <w:t>Population_Pressure</w:t>
-            </w:r>
-            <w:proofErr w:type="spellEnd"/>
-            <w:r>
-              <w:t>, </w:t>
-            </w:r>
-            <w:proofErr w:type="spellStart"/>
-            <w:r>
-              <w:t>Fire_Logging_Impact</w:t>
-            </w:r>
-            <w:proofErr w:type="spellEnd"/>
-            <w:r>
-              <w:t>, </w:t>
-            </w:r>
-            <w:proofErr w:type="spellStart"/>
-            <w:r>
-              <w:t>Illegal_Logging_Flag</w:t>
-            </w:r>
-            <w:proofErr w:type="spellEnd"/>
-            <w:r>
-              <w:t>)</w:t>
-            </w:r>
-            <w:r>
-              <w:rPr>
-                <w:sz w:val="23"/>
-                <w:szCs w:val="23"/>
-              </w:rPr>
-              <w:t xml:space="preserve"> to capture complex relationships between deforestation drivers</w:t>
-            </w:r>
-          </w:p>
-        </w:tc>
-      </w:tr>
-      <w:tr>
-        <w:tc>
-          <w:tcPr>
-            <w:tcW w:w="0" w:type="auto"/>
-            <w:tcMar>
-              <w:top w:w="150" w:type="dxa"/>
-              <w:left w:w="0" w:type="dxa"/>
-              <w:bottom w:w="150" w:type="dxa"/>
-              <w:right w:w="240" w:type="dxa"/>
-            </w:tcMar>
-            <w:vAlign w:val="center"/>
-            <w:hideMark/>
-          </w:tcPr>
-          <w:p>
-            <w:pPr>
-              <w:rPr>
-                <w:sz w:val="23"/>
-                <w:szCs w:val="23"/>
-              </w:rPr>
-            </w:pPr>
-            <w:r>
-              <w:rPr>
-                <w:sz w:val="23"/>
-                <w:szCs w:val="23"/>
-              </w:rPr>
-              <w:t>3</w:t>
-            </w:r>
-          </w:p>
-        </w:tc>
-        <w:tc>
-          <w:tcPr>
-            <w:tcW w:w="0" w:type="auto"/>
-            <w:tcMar>
-              <w:top w:w="150" w:type="dxa"/>
-              <w:left w:w="240" w:type="dxa"/>
-              <w:bottom w:w="150" w:type="dxa"/>
-              <w:right w:w="240" w:type="dxa"/>
-            </w:tcMar>
-            <w:vAlign w:val="center"/>
-            <w:hideMark/>
-          </w:tcPr>
-          <w:p>
-            <w:pPr>
-              <w:rPr>
-                <w:sz w:val="23"/>
-                <w:szCs w:val="23"/>
-              </w:rPr>
-            </w:pPr>
-            <w:r>
-              <w:rPr>
-                <w:sz w:val="23"/>
-                <w:szCs w:val="23"/>
-              </w:rPr>
-              <w:t>Exploratory Data Analysis</w:t>
-            </w:r>
-          </w:p>
-        </w:tc>
-        <w:tc>
-          <w:tcPr>
-            <w:tcW w:w="0" w:type="auto"/>
-            <w:tcMar>
-              <w:top w:w="150" w:type="dxa"/>
-              <w:left w:w="240" w:type="dxa"/>
-              <w:bottom w:w="150" w:type="dxa"/>
-              <w:right w:w="0" w:type="dxa"/>
-            </w:tcMar>
-            <w:vAlign w:val="center"/>
-            <w:hideMark/>
-          </w:tcPr>
-          <w:p>
-            <w:pPr>
-              <w:rPr>
-                <w:sz w:val="23"/>
-                <w:szCs w:val="23"/>
-              </w:rPr>
-            </w:pPr>
-            <w:r>
-              <w:rPr>
-                <w:sz w:val="23"/>
-                <w:szCs w:val="23"/>
-              </w:rPr>
-              <w:t>Uncover patterns, trends, and correlations in deforestation data through comprehensive visualizations</w:t>
-            </w:r>
-          </w:p>
-        </w:tc>
-      </w:tr>
-      <w:tr>
-        <w:tc>
-          <w:tcPr>
-            <w:tcW w:w="0" w:type="auto"/>
-            <w:tcMar>
-              <w:top w:w="150" w:type="dxa"/>
-              <w:left w:w="0" w:type="dxa"/>
-              <w:bottom w:w="150" w:type="dxa"/>
-              <w:right w:w="240" w:type="dxa"/>
-            </w:tcMar>
-            <w:vAlign w:val="center"/>
-            <w:hideMark/>
-          </w:tcPr>
-          <w:p>
-            <w:pPr>
-              <w:rPr>
-                <w:sz w:val="23"/>
-                <w:szCs w:val="23"/>
-              </w:rPr>
-            </w:pPr>
-            <w:r>
-              <w:rPr>
-                <w:sz w:val="23"/>
-                <w:szCs w:val="23"/>
-              </w:rPr>
-              <w:t>4</w:t>
-            </w:r>
-          </w:p>
-        </w:tc>
-        <w:tc>
-          <w:tcPr>
-            <w:tcW w:w="0" w:type="auto"/>
-            <w:tcMar>
-              <w:top w:w="150" w:type="dxa"/>
-              <w:left w:w="240" w:type="dxa"/>
-              <w:bottom w:w="150" w:type="dxa"/>
-              <w:right w:w="240" w:type="dxa"/>
-            </w:tcMar>
-            <w:vAlign w:val="center"/>
-            <w:hideMark/>
-          </w:tcPr>
-          <w:p>
-            <w:pPr>
-              <w:rPr>
-                <w:sz w:val="23"/>
-                <w:szCs w:val="23"/>
-              </w:rPr>
-            </w:pPr>
-            <w:r>
-              <w:rPr>
-                <w:sz w:val="23"/>
-                <w:szCs w:val="23"/>
-              </w:rPr>
-              <w:t>Predictive Modeling</w:t>
-            </w:r>
-          </w:p>
-        </w:tc>
-        <w:tc>
-          <w:tcPr>
-            <w:tcW w:w="0" w:type="auto"/>
-            <w:tcMar>
-              <w:top w:w="150" w:type="dxa"/>
-              <w:left w:w="240" w:type="dxa"/>
-              <w:bottom w:w="150" w:type="dxa"/>
-              <w:right w:w="0" w:type="dxa"/>
-            </w:tcMar>
-            <w:vAlign w:val="center"/>
-            <w:hideMark/>
-          </w:tcPr>
-          <w:p>
-            <w:pPr>
-              <w:rPr>
-                <w:sz w:val="23"/>
-                <w:szCs w:val="23"/>
-              </w:rPr>
-            </w:pPr>
-            <w:r>
-              <w:rPr>
-                <w:sz w:val="23"/>
-                <w:szCs w:val="23"/>
-              </w:rPr>
-              <w:t>Build and tune a machine learning model to accurately classify deforestation risk (Low, Medium, High)</w:t>
-            </w:r>
-          </w:p>
-        </w:tc>
-      </w:tr>
-      <w:tr>
-        <w:tc>
-          <w:tcPr>
-            <w:tcW w:w="0" w:type="auto"/>
-            <w:tcMar>
-              <w:top w:w="150" w:type="dxa"/>
-              <w:left w:w="0" w:type="dxa"/>
-              <w:bottom w:w="150" w:type="dxa"/>
-              <w:right w:w="240" w:type="dxa"/>
-            </w:tcMar>
-            <w:vAlign w:val="center"/>
-            <w:hideMark/>
-          </w:tcPr>
-          <w:p>
-            <w:pPr>
-              <w:rPr>
-                <w:sz w:val="23"/>
-                <w:szCs w:val="23"/>
-              </w:rPr>
-            </w:pPr>
-            <w:r>
-              <w:rPr>
-                <w:sz w:val="23"/>
-                <w:szCs w:val="23"/>
-              </w:rPr>
-              <w:t>5</w:t>
-            </w:r>
-          </w:p>
-        </w:tc>
-        <w:tc>
-          <w:tcPr>
-            <w:tcW w:w="0" w:type="auto"/>
-            <w:tcMar>
-              <w:top w:w="150" w:type="dxa"/>
-              <w:left w:w="240" w:type="dxa"/>
-              <w:bottom w:w="150" w:type="dxa"/>
-              <w:right w:w="240" w:type="dxa"/>
-            </w:tcMar>
-            <w:vAlign w:val="center"/>
-            <w:hideMark/>
-          </w:tcPr>
-          <w:p>
-            <w:pPr>
-              <w:rPr>
-                <w:sz w:val="23"/>
-                <w:szCs w:val="23"/>
-              </w:rPr>
-            </w:pPr>
-            <w:r>
-              <w:rPr>
-                <w:sz w:val="23"/>
-                <w:szCs w:val="23"/>
-              </w:rPr>
-              <w:t>Model Evaluation</w:t>
-            </w:r>
-          </w:p>
-        </w:tc>
-        <w:tc>
-          <w:tcPr>
-            <w:tcW w:w="0" w:type="auto"/>
-            <w:tcMar>
-              <w:top w:w="150" w:type="dxa"/>
-              <w:left w:w="240" w:type="dxa"/>
-              <w:bottom w:w="150" w:type="dxa"/>
-              <w:right w:w="0" w:type="dxa"/>
-            </w:tcMar>
-            <w:vAlign w:val="center"/>
-            <w:hideMark/>
-          </w:tcPr>
-          <w:p>
-            <w:pPr>
-              <w:rPr>
-                <w:sz w:val="23"/>
-                <w:szCs w:val="23"/>
-              </w:rPr>
-            </w:pPr>
-            <w:r>
-              <w:rPr>
-                <w:sz w:val="23"/>
-                <w:szCs w:val="23"/>
-              </w:rPr>
-              <w:t>Assess model performance using appropriate metrics (accuracy, precision, recall, F1-score, ROC-AUC)</w:t>
-            </w:r>
-          </w:p>
-        </w:tc>
-      </w:tr>
-      <w:tr>
-        <w:tc>
-          <w:tcPr>
-            <w:tcW w:w="0" w:type="auto"/>
-            <w:tcMar>
-              <w:top w:w="150" w:type="dxa"/>
-              <w:left w:w="0" w:type="dxa"/>
-              <w:bottom w:w="150" w:type="dxa"/>
-              <w:right w:w="240" w:type="dxa"/>
-            </w:tcMar>
-            <w:vAlign w:val="center"/>
-            <w:hideMark/>
-          </w:tcPr>
-          <w:p>
-            <w:pPr>
-              <w:rPr>
-                <w:sz w:val="23"/>
-                <w:szCs w:val="23"/>
-              </w:rPr>
-            </w:pPr>
-            <w:r>
-              <w:rPr>
-                <w:sz w:val="23"/>
-                <w:szCs w:val="23"/>
-              </w:rPr>
-              <w:t>6</w:t>
-            </w:r>
-          </w:p>
-        </w:tc>
-        <w:tc>
-          <w:tcPr>
-            <w:tcW w:w="0" w:type="auto"/>
-            <w:tcMar>
-              <w:top w:w="150" w:type="dxa"/>
-              <w:left w:w="240" w:type="dxa"/>
-              <w:bottom w:w="150" w:type="dxa"/>
-              <w:right w:w="240" w:type="dxa"/>
-            </w:tcMar>
-            <w:vAlign w:val="center"/>
-            <w:hideMark/>
-          </w:tcPr>
-          <w:p>
-            <w:pPr>
-              <w:rPr>
-                <w:sz w:val="23"/>
-                <w:szCs w:val="23"/>
-              </w:rPr>
-            </w:pPr>
-            <w:r>
-              <w:rPr>
-                <w:sz w:val="23"/>
-                <w:szCs w:val="23"/>
-              </w:rPr>
-              <w:t>Feature Importance Analysis</w:t>
-            </w:r>
-          </w:p>
-        </w:tc>
-        <w:tc>
-          <w:tcPr>
-            <w:tcW w:w="0" w:type="auto"/>
-            <w:tcMar>
-              <w:top w:w="150" w:type="dxa"/>
-              <w:left w:w="240" w:type="dxa"/>
-              <w:bottom w:w="150" w:type="dxa"/>
-              <w:right w:w="0" w:type="dxa"/>
-            </w:tcMar>
-            <w:vAlign w:val="center"/>
-            <w:hideMark/>
-          </w:tcPr>
-          <w:p>
-            <w:pPr>
-              <w:rPr>
-                <w:sz w:val="23"/>
-                <w:szCs w:val="23"/>
-              </w:rPr>
-            </w:pPr>
-            <w:r>
-              <w:rPr>
-                <w:sz w:val="23"/>
-                <w:szCs w:val="23"/>
-              </w:rPr>
-              <w:t>Identify the most influential predictors of deforestation risk</w:t>
-            </w:r>
-          </w:p>
-        </w:tc>
-      </w:tr>
-      <w:tr>
-        <w:tc>
-          <w:tcPr>
-            <w:tcW w:w="0" w:type="auto"/>
-            <w:tcMar>
-              <w:top w:w="150" w:type="dxa"/>
-              <w:left w:w="0" w:type="dxa"/>
-              <w:bottom w:w="150" w:type="dxa"/>
-              <w:right w:w="240" w:type="dxa"/>
-            </w:tcMar>
-            <w:vAlign w:val="center"/>
-            <w:hideMark/>
-          </w:tcPr>
-          <w:p>
-            <w:pPr>
-              <w:rPr>
-                <w:sz w:val="23"/>
-                <w:szCs w:val="23"/>
-              </w:rPr>
-            </w:pPr>
-            <w:r>
-              <w:rPr>
-                <w:sz w:val="23"/>
-                <w:szCs w:val="23"/>
-              </w:rPr>
-              <w:t>7</w:t>
-            </w:r>
-          </w:p>
-        </w:tc>
-        <w:tc>
-          <w:tcPr>
-            <w:tcW w:w="0" w:type="auto"/>
-            <w:tcMar>
-              <w:top w:w="150" w:type="dxa"/>
-              <w:left w:w="240" w:type="dxa"/>
-              <w:bottom w:w="150" w:type="dxa"/>
-              <w:right w:w="240" w:type="dxa"/>
-            </w:tcMar>
-            <w:vAlign w:val="center"/>
-            <w:hideMark/>
-          </w:tcPr>
-          <w:p>
-            <w:pPr>
-              <w:rPr>
-                <w:sz w:val="23"/>
-                <w:szCs w:val="23"/>
-              </w:rPr>
-            </w:pPr>
-            <w:r>
-              <w:rPr>
-                <w:sz w:val="23"/>
-                <w:szCs w:val="23"/>
-              </w:rPr>
-              <w:t>Interactive Visualization</w:t>
-            </w:r>
-          </w:p>
-        </w:tc>
-        <w:tc>
-          <w:tcPr>
-            <w:tcW w:w="0" w:type="auto"/>
-            <w:tcMar>
-              <w:top w:w="150" w:type="dxa"/>
-              <w:left w:w="240" w:type="dxa"/>
-              <w:bottom w:w="150" w:type="dxa"/>
-              <w:right w:w="0" w:type="dxa"/>
-            </w:tcMar>
-            <w:vAlign w:val="center"/>
-            <w:hideMark/>
-          </w:tcPr>
-          <w:p>
-            <w:pPr>
-              <w:rPr>
-                <w:sz w:val="23"/>
-                <w:szCs w:val="23"/>
-              </w:rPr>
-            </w:pPr>
-            <w:r>
-              <w:rPr>
-                <w:sz w:val="23"/>
-                <w:szCs w:val="23"/>
-              </w:rPr>
-              <w:t>Create an interactive dashboard for stakeholders to explore data and model predictions</w:t>
-            </w:r>
-          </w:p>
-        </w:tc>
-      </w:tr>
-      <w:tr>
-        <w:tc>
-          <w:tcPr>
-            <w:tcW w:w="0" w:type="auto"/>
-            <w:tcMar>
-              <w:top w:w="150" w:type="dxa"/>
-              <w:left w:w="0" w:type="dxa"/>
-              <w:bottom w:w="150" w:type="dxa"/>
-              <w:right w:w="240" w:type="dxa"/>
-            </w:tcMar>
-            <w:vAlign w:val="center"/>
-            <w:hideMark/>
-          </w:tcPr>
-          <w:p>
-            <w:pPr>
-              <w:rPr>
-                <w:sz w:val="23"/>
-                <w:szCs w:val="23"/>
-              </w:rPr>
-            </w:pPr>
-            <w:r>
-              <w:rPr>
-                <w:sz w:val="23"/>
-                <w:szCs w:val="23"/>
-              </w:rPr>
-              <w:t>8</w:t>
-            </w:r>
-          </w:p>
-        </w:tc>
-        <w:tc>
-          <w:tcPr>
-            <w:tcW w:w="0" w:type="auto"/>
-            <w:tcMar>
-              <w:top w:w="150" w:type="dxa"/>
-              <w:left w:w="240" w:type="dxa"/>
-              <w:bottom w:w="150" w:type="dxa"/>
-              <w:right w:w="240" w:type="dxa"/>
-            </w:tcMar>
-            <w:vAlign w:val="center"/>
-            <w:hideMark/>
-          </w:tcPr>
-          <w:p>
-            <w:pPr>
-              <w:rPr>
-                <w:sz w:val="23"/>
-                <w:szCs w:val="23"/>
-              </w:rPr>
-            </w:pPr>
-            <w:r>
-              <w:rPr>
-                <w:sz w:val="23"/>
-                <w:szCs w:val="23"/>
-              </w:rPr>
-              <w:t>Deployment Readiness</w:t>
-            </w:r>
-          </w:p>
-        </w:tc>
-        <w:tc>
-          <w:tcPr>
-            <w:tcW w:w="0" w:type="auto"/>
-            <w:tcMar>
-              <w:top w:w="150" w:type="dxa"/>
-              <w:left w:w="240" w:type="dxa"/>
-              <w:bottom w:w="150" w:type="dxa"/>
-              <w:right w:w="0" w:type="dxa"/>
-            </w:tcMar>
-            <w:vAlign w:val="center"/>
-            <w:hideMark/>
-          </w:tcPr>
-          <w:p>
-            <w:pPr>
-              <w:rPr>
-                <w:sz w:val="23"/>
-                <w:szCs w:val="23"/>
-              </w:rPr>
-            </w:pPr>
-            <w:r>
-              <w:rPr>
-                <w:sz w:val="23"/>
-                <w:szCs w:val="23"/>
-              </w:rPr>
-              <w:t>Package the model and web interface for real-world deployment</w:t>
-            </w:r>
-          </w:p>
-        </w:tc>
-      </w:tr>
-    </w:tbl>
+    <w:p>
+      <w:pPr>
+        <w:pStyle w:val="ListParagraph"/>
+        <w:numPr>
+          <w:ilvl w:val="0"/>
+          <w:numId w:val="36"/>
+        </w:numPr>
+      </w:pPr>
+      <w:r>
+        <w:t xml:space="preserve"> To explore the relationships between these variables and the likelihood of deforestation.</w:t>
+      </w:r>
+    </w:p>
+    <w:p>
+      <w:pPr>
+        <w:pStyle w:val="ListParagraph"/>
+        <w:numPr>
+          <w:ilvl w:val="0"/>
+          <w:numId w:val="36"/>
+        </w:numPr>
+      </w:pPr>
+      <w:r>
+        <w:t xml:space="preserve"> To build predictive models using machine learning algorithms to forecast deforestation risk based on the identified variables.</w:t>
+      </w:r>
+    </w:p>
+    <w:p>
+      <w:pPr>
+        <w:pStyle w:val="ListParagraph"/>
+        <w:numPr>
+          <w:ilvl w:val="0"/>
+          <w:numId w:val="36"/>
+        </w:numPr>
+      </w:pPr>
+      <w:r>
+        <w:t xml:space="preserve"> To evaluate the performance of the predictive models and select the best-performing model for deforestation risk prediction.</w:t>
+      </w:r>
+    </w:p>
+    <w:p>
+      <w:pPr>
+        <w:pStyle w:val="ListParagraph"/>
+        <w:numPr>
+          <w:ilvl w:val="0"/>
+          <w:numId w:val="36"/>
+        </w:numPr>
+      </w:pPr>
+      <w:r>
+        <w:t xml:space="preserve"> To find the most important features that contribute to deforestation risk and provide insights for environmental decision-making.</w:t>
+      </w:r>
+    </w:p>
+    <w:p>
+      <w:pPr>
+        <w:pStyle w:val="ListParagraph"/>
+        <w:numPr>
+          <w:ilvl w:val="0"/>
+          <w:numId w:val="36"/>
+        </w:numPr>
+      </w:pPr>
+      <w:r>
+        <w:t xml:space="preserve"> To find out the percentage of high-risk forest areas in the dataset and analyze their characteristics.</w:t>
+      </w:r>
+    </w:p>
+    <w:p>
+      <w:pPr>
+        <w:pStyle w:val="ListParagraph"/>
+        <w:numPr>
+          <w:ilvl w:val="0"/>
+          <w:numId w:val="36"/>
+        </w:numPr>
+      </w:pPr>
+      <w:r>
+        <w:t xml:space="preserve"> To identify patterns and trends in forest conditions that may indicate a higher risk of deforestation.</w:t>
+      </w:r>
+    </w:p>
+    <w:p>
+      <w:pPr>
+        <w:pStyle w:val="ListParagraph"/>
+        <w:numPr>
+          <w:ilvl w:val="0"/>
+          <w:numId w:val="36"/>
+        </w:numPr>
+      </w:pPr>
+      <w:r>
+        <w:t xml:space="preserve"> To develop strategies and recommendations for reducing deforestation risk based on the findings from the analysis.</w:t>
+      </w:r>
+    </w:p>
+    <w:p>
+      <w:pPr>
+        <w:pStyle w:val="ListParagraph"/>
+        <w:numPr>
+          <w:ilvl w:val="0"/>
+          <w:numId w:val="36"/>
+        </w:numPr>
+      </w:pPr>
+      <w:r>
+        <w:t xml:space="preserve"> To create visualizations and reports that effectively communicate the insights and findings from the deforestation risk analysis.</w:t>
+      </w:r>
+    </w:p>
+    <w:p>
+      <w:pPr>
+        <w:pStyle w:val="ListParagraph"/>
+        <w:numPr>
+          <w:ilvl w:val="0"/>
+          <w:numId w:val="36"/>
+        </w:numPr>
+      </w:pPr>
+      <w:r>
+        <w:t xml:space="preserve"> To continuously monitor and update the deforestation risk analysis as new data becomes available, ensuring that conservation efforts can adapt their strategies accordingly.</w:t>
+      </w:r>
+    </w:p>
+    <w:p>
+      <w:pPr>
+        <w:rPr>
+          <w:sz w:val="24"/>
+          <w:szCs w:val="24"/>
+        </w:rPr>
+      </w:pPr>
+    </w:p>
     <w:p>
       <w:pPr>
         <w:rPr>
@@ -1355,7 +798,6 @@
                 <w:sz w:val="23"/>
                 <w:szCs w:val="23"/>
               </w:rPr>
-              <w:lastRenderedPageBreak/>
               <w:t>Metric</w:t>
             </w:r>
           </w:p>
@@ -2361,6 +1803,7 @@
           <w:sz w:val="30"/>
           <w:szCs w:val="30"/>
         </w:rPr>
+        <w:lastRenderedPageBreak/>
         <w:t>4.1 New Features Created</w:t>
       </w:r>
     </w:p>
@@ -2416,7 +1859,6 @@
                 <w:sz w:val="23"/>
                 <w:szCs w:val="23"/>
               </w:rPr>
-              <w:lastRenderedPageBreak/>
               <w:t>Feature</w:t>
             </w:r>
           </w:p>
@@ -16353,7 +15795,6 @@
                 <w:szCs w:val="23"/>
               </w:rPr>
             </w:pPr>
-            <w:bookmarkStart w:id="0" w:name="_GoBack"/>
             <w:r>
               <w:rPr>
                 <w:sz w:val="23"/>
@@ -16573,7 +16014,6 @@
         </w:tc>
       </w:tr>
     </w:tbl>
-    <w:bookmarkEnd w:id="0"/>
     <w:p>
       <w:pPr>
         <w:rPr>
@@ -17518,6 +16958,92 @@
     </w:lvl>
   </w:abstractNum>
   <w:abstractNum w:abstractNumId="5" w15:restartNumberingAfterBreak="0">
+    <w:nsid w:val="1716635E"/>
+    <w:multiLevelType w:val="hybridMultilevel"/>
+    <w:tmpl w:val="94C6FB12"/>
+    <w:lvl w:ilvl="0" w:tplc="0409000F">
+      <w:start w:val="1"/>
+      <w:numFmt w:val="decimal"/>
+      <w:lvlText w:val="%1."/>
+      <w:lvlJc w:val="left"/>
+      <w:pPr>
+        <w:ind w:left="720" w:hanging="360"/>
+      </w:pPr>
+    </w:lvl>
+    <w:lvl w:ilvl="1" w:tplc="04090019" w:tentative="1">
+      <w:start w:val="1"/>
+      <w:numFmt w:val="lowerLetter"/>
+      <w:lvlText w:val="%2."/>
+      <w:lvlJc w:val="left"/>
+      <w:pPr>
+        <w:ind w:left="1440" w:hanging="360"/>
+      </w:pPr>
+    </w:lvl>
+    <w:lvl w:ilvl="2" w:tplc="0409001B" w:tentative="1">
+      <w:start w:val="1"/>
+      <w:numFmt w:val="lowerRoman"/>
+      <w:lvlText w:val="%3."/>
+      <w:lvlJc w:val="right"/>
+      <w:pPr>
+        <w:ind w:left="2160" w:hanging="180"/>
+      </w:pPr>
+    </w:lvl>
+    <w:lvl w:ilvl="3" w:tplc="0409000F" w:tentative="1">
+      <w:start w:val="1"/>
+      <w:numFmt w:val="decimal"/>
+      <w:lvlText w:val="%4."/>
+      <w:lvlJc w:val="left"/>
+      <w:pPr>
+        <w:ind w:left="2880" w:hanging="360"/>
+      </w:pPr>
+    </w:lvl>
+    <w:lvl w:ilvl="4" w:tplc="04090019" w:tentative="1">
+      <w:start w:val="1"/>
+      <w:numFmt w:val="lowerLetter"/>
+      <w:lvlText w:val="%5."/>
+      <w:lvlJc w:val="left"/>
+      <w:pPr>
+        <w:ind w:left="3600" w:hanging="360"/>
+      </w:pPr>
+    </w:lvl>
+    <w:lvl w:ilvl="5" w:tplc="0409001B" w:tentative="1">
+      <w:start w:val="1"/>
+      <w:numFmt w:val="lowerRoman"/>
+      <w:lvlText w:val="%6."/>
+      <w:lvlJc w:val="right"/>
+      <w:pPr>
+        <w:ind w:left="4320" w:hanging="180"/>
+      </w:pPr>
+    </w:lvl>
+    <w:lvl w:ilvl="6" w:tplc="0409000F" w:tentative="1">
+      <w:start w:val="1"/>
+      <w:numFmt w:val="decimal"/>
+      <w:lvlText w:val="%7."/>
+      <w:lvlJc w:val="left"/>
+      <w:pPr>
+        <w:ind w:left="5040" w:hanging="360"/>
+      </w:pPr>
+    </w:lvl>
+    <w:lvl w:ilvl="7" w:tplc="04090019" w:tentative="1">
+      <w:start w:val="1"/>
+      <w:numFmt w:val="lowerLetter"/>
+      <w:lvlText w:val="%8."/>
+      <w:lvlJc w:val="left"/>
+      <w:pPr>
+        <w:ind w:left="5760" w:hanging="360"/>
+      </w:pPr>
+    </w:lvl>
+    <w:lvl w:ilvl="8" w:tplc="0409001B" w:tentative="1">
+      <w:start w:val="1"/>
+      <w:numFmt w:val="lowerRoman"/>
+      <w:lvlText w:val="%9."/>
+      <w:lvlJc w:val="right"/>
+      <w:pPr>
+        <w:ind w:left="6480" w:hanging="180"/>
+      </w:pPr>
+    </w:lvl>
+  </w:abstractNum>
+  <w:abstractNum w:abstractNumId="6" w15:restartNumberingAfterBreak="0">
     <w:nsid w:val="184714D2"/>
     <w:multiLevelType w:val="multilevel"/>
     <w:tmpl w:val="E0BE57E4"/>
@@ -17666,7 +17192,7 @@
       </w:rPr>
     </w:lvl>
   </w:abstractNum>
-  <w:abstractNum w:abstractNumId="6" w15:restartNumberingAfterBreak="0">
+  <w:abstractNum w:abstractNumId="7" w15:restartNumberingAfterBreak="0">
     <w:nsid w:val="1AF02025"/>
     <w:multiLevelType w:val="multilevel"/>
     <w:tmpl w:val="D16A90AE"/>
@@ -17815,7 +17341,7 @@
       </w:rPr>
     </w:lvl>
   </w:abstractNum>
-  <w:abstractNum w:abstractNumId="7" w15:restartNumberingAfterBreak="0">
+  <w:abstractNum w:abstractNumId="8" w15:restartNumberingAfterBreak="0">
     <w:nsid w:val="1CD1279E"/>
     <w:multiLevelType w:val="multilevel"/>
     <w:tmpl w:val="2620E596"/>
@@ -17964,7 +17490,7 @@
       </w:rPr>
     </w:lvl>
   </w:abstractNum>
-  <w:abstractNum w:abstractNumId="8" w15:restartNumberingAfterBreak="0">
+  <w:abstractNum w:abstractNumId="9" w15:restartNumberingAfterBreak="0">
     <w:nsid w:val="220A20CE"/>
     <w:multiLevelType w:val="multilevel"/>
     <w:tmpl w:val="8FECE0CC"/>
@@ -18113,7 +17639,7 @@
       </w:rPr>
     </w:lvl>
   </w:abstractNum>
-  <w:abstractNum w:abstractNumId="9" w15:restartNumberingAfterBreak="0">
+  <w:abstractNum w:abstractNumId="10" w15:restartNumberingAfterBreak="0">
     <w:nsid w:val="234C5070"/>
     <w:multiLevelType w:val="multilevel"/>
     <w:tmpl w:val="3D16C706"/>
@@ -18226,7 +17752,7 @@
       </w:pPr>
     </w:lvl>
   </w:abstractNum>
-  <w:abstractNum w:abstractNumId="10" w15:restartNumberingAfterBreak="0">
+  <w:abstractNum w:abstractNumId="11" w15:restartNumberingAfterBreak="0">
     <w:nsid w:val="27385924"/>
     <w:multiLevelType w:val="multilevel"/>
     <w:tmpl w:val="1B4E0896"/>
@@ -18375,7 +17901,7 @@
       </w:rPr>
     </w:lvl>
   </w:abstractNum>
-  <w:abstractNum w:abstractNumId="11" w15:restartNumberingAfterBreak="0">
+  <w:abstractNum w:abstractNumId="12" w15:restartNumberingAfterBreak="0">
     <w:nsid w:val="292D655F"/>
     <w:multiLevelType w:val="multilevel"/>
     <w:tmpl w:val="92508626"/>
@@ -18524,7 +18050,7 @@
       </w:rPr>
     </w:lvl>
   </w:abstractNum>
-  <w:abstractNum w:abstractNumId="12" w15:restartNumberingAfterBreak="0">
+  <w:abstractNum w:abstractNumId="13" w15:restartNumberingAfterBreak="0">
     <w:nsid w:val="2AF41A85"/>
     <w:multiLevelType w:val="multilevel"/>
     <w:tmpl w:val="0E5C23A6"/>
@@ -18673,7 +18199,7 @@
       </w:rPr>
     </w:lvl>
   </w:abstractNum>
-  <w:abstractNum w:abstractNumId="13" w15:restartNumberingAfterBreak="0">
+  <w:abstractNum w:abstractNumId="14" w15:restartNumberingAfterBreak="0">
     <w:nsid w:val="35FB207D"/>
     <w:multiLevelType w:val="multilevel"/>
     <w:tmpl w:val="07468AB6"/>
@@ -18822,7 +18348,7 @@
       </w:rPr>
     </w:lvl>
   </w:abstractNum>
-  <w:abstractNum w:abstractNumId="14" w15:restartNumberingAfterBreak="0">
+  <w:abstractNum w:abstractNumId="15" w15:restartNumberingAfterBreak="0">
     <w:nsid w:val="36C42F06"/>
     <w:multiLevelType w:val="multilevel"/>
     <w:tmpl w:val="9138A1EE"/>
@@ -18971,7 +18497,93 @@
       </w:rPr>
     </w:lvl>
   </w:abstractNum>
-  <w:abstractNum w:abstractNumId="15" w15:restartNumberingAfterBreak="0">
+  <w:abstractNum w:abstractNumId="16" w15:restartNumberingAfterBreak="0">
+    <w:nsid w:val="3AC837AF"/>
+    <w:multiLevelType w:val="hybridMultilevel"/>
+    <w:tmpl w:val="F69EA0C6"/>
+    <w:lvl w:ilvl="0" w:tplc="0409000F">
+      <w:start w:val="1"/>
+      <w:numFmt w:val="decimal"/>
+      <w:lvlText w:val="%1."/>
+      <w:lvlJc w:val="left"/>
+      <w:pPr>
+        <w:ind w:left="720" w:hanging="360"/>
+      </w:pPr>
+    </w:lvl>
+    <w:lvl w:ilvl="1" w:tplc="04090019" w:tentative="1">
+      <w:start w:val="1"/>
+      <w:numFmt w:val="lowerLetter"/>
+      <w:lvlText w:val="%2."/>
+      <w:lvlJc w:val="left"/>
+      <w:pPr>
+        <w:ind w:left="1440" w:hanging="360"/>
+      </w:pPr>
+    </w:lvl>
+    <w:lvl w:ilvl="2" w:tplc="0409001B" w:tentative="1">
+      <w:start w:val="1"/>
+      <w:numFmt w:val="lowerRoman"/>
+      <w:lvlText w:val="%3."/>
+      <w:lvlJc w:val="right"/>
+      <w:pPr>
+        <w:ind w:left="2160" w:hanging="180"/>
+      </w:pPr>
+    </w:lvl>
+    <w:lvl w:ilvl="3" w:tplc="0409000F" w:tentative="1">
+      <w:start w:val="1"/>
+      <w:numFmt w:val="decimal"/>
+      <w:lvlText w:val="%4."/>
+      <w:lvlJc w:val="left"/>
+      <w:pPr>
+        <w:ind w:left="2880" w:hanging="360"/>
+      </w:pPr>
+    </w:lvl>
+    <w:lvl w:ilvl="4" w:tplc="04090019" w:tentative="1">
+      <w:start w:val="1"/>
+      <w:numFmt w:val="lowerLetter"/>
+      <w:lvlText w:val="%5."/>
+      <w:lvlJc w:val="left"/>
+      <w:pPr>
+        <w:ind w:left="3600" w:hanging="360"/>
+      </w:pPr>
+    </w:lvl>
+    <w:lvl w:ilvl="5" w:tplc="0409001B" w:tentative="1">
+      <w:start w:val="1"/>
+      <w:numFmt w:val="lowerRoman"/>
+      <w:lvlText w:val="%6."/>
+      <w:lvlJc w:val="right"/>
+      <w:pPr>
+        <w:ind w:left="4320" w:hanging="180"/>
+      </w:pPr>
+    </w:lvl>
+    <w:lvl w:ilvl="6" w:tplc="0409000F" w:tentative="1">
+      <w:start w:val="1"/>
+      <w:numFmt w:val="decimal"/>
+      <w:lvlText w:val="%7."/>
+      <w:lvlJc w:val="left"/>
+      <w:pPr>
+        <w:ind w:left="5040" w:hanging="360"/>
+      </w:pPr>
+    </w:lvl>
+    <w:lvl w:ilvl="7" w:tplc="04090019" w:tentative="1">
+      <w:start w:val="1"/>
+      <w:numFmt w:val="lowerLetter"/>
+      <w:lvlText w:val="%8."/>
+      <w:lvlJc w:val="left"/>
+      <w:pPr>
+        <w:ind w:left="5760" w:hanging="360"/>
+      </w:pPr>
+    </w:lvl>
+    <w:lvl w:ilvl="8" w:tplc="0409001B" w:tentative="1">
+      <w:start w:val="1"/>
+      <w:numFmt w:val="lowerRoman"/>
+      <w:lvlText w:val="%9."/>
+      <w:lvlJc w:val="right"/>
+      <w:pPr>
+        <w:ind w:left="6480" w:hanging="180"/>
+      </w:pPr>
+    </w:lvl>
+  </w:abstractNum>
+  <w:abstractNum w:abstractNumId="17" w15:restartNumberingAfterBreak="0">
     <w:nsid w:val="3C0D72A0"/>
     <w:multiLevelType w:val="multilevel"/>
     <w:tmpl w:val="71AA1BBA"/>
@@ -19120,7 +18732,7 @@
       </w:rPr>
     </w:lvl>
   </w:abstractNum>
-  <w:abstractNum w:abstractNumId="16" w15:restartNumberingAfterBreak="0">
+  <w:abstractNum w:abstractNumId="18" w15:restartNumberingAfterBreak="0">
     <w:nsid w:val="3D8C5FD5"/>
     <w:multiLevelType w:val="multilevel"/>
     <w:tmpl w:val="7D30F960"/>
@@ -19233,7 +18845,7 @@
       </w:pPr>
     </w:lvl>
   </w:abstractNum>
-  <w:abstractNum w:abstractNumId="17" w15:restartNumberingAfterBreak="0">
+  <w:abstractNum w:abstractNumId="19" w15:restartNumberingAfterBreak="0">
     <w:nsid w:val="40F13225"/>
     <w:multiLevelType w:val="hybridMultilevel"/>
     <w:tmpl w:val="E0BAEBF4"/>
@@ -19319,7 +18931,7 @@
       </w:pPr>
     </w:lvl>
   </w:abstractNum>
-  <w:abstractNum w:abstractNumId="18" w15:restartNumberingAfterBreak="0">
+  <w:abstractNum w:abstractNumId="20" w15:restartNumberingAfterBreak="0">
     <w:nsid w:val="41674C2F"/>
     <w:multiLevelType w:val="multilevel"/>
     <w:tmpl w:val="C1C65354"/>
@@ -19468,7 +19080,7 @@
       </w:rPr>
     </w:lvl>
   </w:abstractNum>
-  <w:abstractNum w:abstractNumId="19" w15:restartNumberingAfterBreak="0">
+  <w:abstractNum w:abstractNumId="21" w15:restartNumberingAfterBreak="0">
     <w:nsid w:val="47456B14"/>
     <w:multiLevelType w:val="multilevel"/>
     <w:tmpl w:val="6D4EE294"/>
@@ -19581,7 +19193,7 @@
       </w:pPr>
     </w:lvl>
   </w:abstractNum>
-  <w:abstractNum w:abstractNumId="20" w15:restartNumberingAfterBreak="0">
+  <w:abstractNum w:abstractNumId="22" w15:restartNumberingAfterBreak="0">
     <w:nsid w:val="4A001E96"/>
     <w:multiLevelType w:val="multilevel"/>
     <w:tmpl w:val="223015CE"/>
@@ -19730,7 +19342,7 @@
       </w:rPr>
     </w:lvl>
   </w:abstractNum>
-  <w:abstractNum w:abstractNumId="21" w15:restartNumberingAfterBreak="0">
+  <w:abstractNum w:abstractNumId="23" w15:restartNumberingAfterBreak="0">
     <w:nsid w:val="4EE30FEB"/>
     <w:multiLevelType w:val="multilevel"/>
     <w:tmpl w:val="A83A5E5E"/>
@@ -19879,7 +19491,7 @@
       </w:rPr>
     </w:lvl>
   </w:abstractNum>
-  <w:abstractNum w:abstractNumId="22" w15:restartNumberingAfterBreak="0">
+  <w:abstractNum w:abstractNumId="24" w15:restartNumberingAfterBreak="0">
     <w:nsid w:val="584047CF"/>
     <w:multiLevelType w:val="multilevel"/>
     <w:tmpl w:val="35EE4B90"/>
@@ -20028,7 +19640,7 @@
       </w:rPr>
     </w:lvl>
   </w:abstractNum>
-  <w:abstractNum w:abstractNumId="23" w15:restartNumberingAfterBreak="0">
+  <w:abstractNum w:abstractNumId="25" w15:restartNumberingAfterBreak="0">
     <w:nsid w:val="59A73247"/>
     <w:multiLevelType w:val="multilevel"/>
     <w:tmpl w:val="F118EE02"/>
@@ -20141,7 +19753,7 @@
       </w:pPr>
     </w:lvl>
   </w:abstractNum>
-  <w:abstractNum w:abstractNumId="24" w15:restartNumberingAfterBreak="0">
+  <w:abstractNum w:abstractNumId="26" w15:restartNumberingAfterBreak="0">
     <w:nsid w:val="5B0A5350"/>
     <w:multiLevelType w:val="multilevel"/>
     <w:tmpl w:val="F2900604"/>
@@ -20290,7 +19902,7 @@
       </w:rPr>
     </w:lvl>
   </w:abstractNum>
-  <w:abstractNum w:abstractNumId="25" w15:restartNumberingAfterBreak="0">
+  <w:abstractNum w:abstractNumId="27" w15:restartNumberingAfterBreak="0">
     <w:nsid w:val="5C8638A0"/>
     <w:multiLevelType w:val="multilevel"/>
     <w:tmpl w:val="1B560BEA"/>
@@ -20403,7 +20015,7 @@
       </w:pPr>
     </w:lvl>
   </w:abstractNum>
-  <w:abstractNum w:abstractNumId="26" w15:restartNumberingAfterBreak="0">
+  <w:abstractNum w:abstractNumId="28" w15:restartNumberingAfterBreak="0">
     <w:nsid w:val="5D055B99"/>
     <w:multiLevelType w:val="multilevel"/>
     <w:tmpl w:val="6ADA8970"/>
@@ -20516,7 +20128,7 @@
       </w:pPr>
     </w:lvl>
   </w:abstractNum>
-  <w:abstractNum w:abstractNumId="27" w15:restartNumberingAfterBreak="0">
+  <w:abstractNum w:abstractNumId="29" w15:restartNumberingAfterBreak="0">
     <w:nsid w:val="62C740F2"/>
     <w:multiLevelType w:val="multilevel"/>
     <w:tmpl w:val="80F4A30A"/>
@@ -20665,7 +20277,7 @@
       </w:rPr>
     </w:lvl>
   </w:abstractNum>
-  <w:abstractNum w:abstractNumId="28" w15:restartNumberingAfterBreak="0">
+  <w:abstractNum w:abstractNumId="30" w15:restartNumberingAfterBreak="0">
     <w:nsid w:val="636A12A7"/>
     <w:multiLevelType w:val="multilevel"/>
     <w:tmpl w:val="80280B3C"/>
@@ -20778,7 +20390,7 @@
       </w:pPr>
     </w:lvl>
   </w:abstractNum>
-  <w:abstractNum w:abstractNumId="29" w15:restartNumberingAfterBreak="0">
+  <w:abstractNum w:abstractNumId="31" w15:restartNumberingAfterBreak="0">
     <w:nsid w:val="6B3F28B0"/>
     <w:multiLevelType w:val="multilevel"/>
     <w:tmpl w:val="68D63E46"/>
@@ -20891,7 +20503,7 @@
       </w:pPr>
     </w:lvl>
   </w:abstractNum>
-  <w:abstractNum w:abstractNumId="30" w15:restartNumberingAfterBreak="0">
+  <w:abstractNum w:abstractNumId="32" w15:restartNumberingAfterBreak="0">
     <w:nsid w:val="734E3AA7"/>
     <w:multiLevelType w:val="multilevel"/>
     <w:tmpl w:val="D466C488"/>
@@ -21040,7 +20652,7 @@
       </w:rPr>
     </w:lvl>
   </w:abstractNum>
-  <w:abstractNum w:abstractNumId="31" w15:restartNumberingAfterBreak="0">
+  <w:abstractNum w:abstractNumId="33" w15:restartNumberingAfterBreak="0">
     <w:nsid w:val="746C2E8D"/>
     <w:multiLevelType w:val="multilevel"/>
     <w:tmpl w:val="3B6C0ABE"/>
@@ -21153,7 +20765,7 @@
       </w:pPr>
     </w:lvl>
   </w:abstractNum>
-  <w:abstractNum w:abstractNumId="32" w15:restartNumberingAfterBreak="0">
+  <w:abstractNum w:abstractNumId="34" w15:restartNumberingAfterBreak="0">
     <w:nsid w:val="7EBE151F"/>
     <w:multiLevelType w:val="multilevel"/>
     <w:tmpl w:val="12BE6C30"/>
@@ -21302,7 +20914,7 @@
       </w:rPr>
     </w:lvl>
   </w:abstractNum>
-  <w:abstractNum w:abstractNumId="33" w15:restartNumberingAfterBreak="0">
+  <w:abstractNum w:abstractNumId="35" w15:restartNumberingAfterBreak="0">
     <w:nsid w:val="7F117BC9"/>
     <w:multiLevelType w:val="multilevel"/>
     <w:tmpl w:val="6016A2BC"/>
@@ -21452,55 +21064,55 @@
     </w:lvl>
   </w:abstractNum>
   <w:num w:numId="1">
-    <w:abstractNumId w:val="30"/>
+    <w:abstractNumId w:val="32"/>
   </w:num>
   <w:num w:numId="2">
-    <w:abstractNumId w:val="7"/>
+    <w:abstractNumId w:val="8"/>
   </w:num>
   <w:num w:numId="3">
-    <w:abstractNumId w:val="29"/>
+    <w:abstractNumId w:val="31"/>
   </w:num>
   <w:num w:numId="4">
-    <w:abstractNumId w:val="21"/>
+    <w:abstractNumId w:val="23"/>
   </w:num>
   <w:num w:numId="5">
-    <w:abstractNumId w:val="14"/>
+    <w:abstractNumId w:val="15"/>
   </w:num>
   <w:num w:numId="6">
-    <w:abstractNumId w:val="22"/>
+    <w:abstractNumId w:val="24"/>
   </w:num>
   <w:num w:numId="7">
-    <w:abstractNumId w:val="5"/>
+    <w:abstractNumId w:val="6"/>
   </w:num>
   <w:num w:numId="8">
-    <w:abstractNumId w:val="12"/>
+    <w:abstractNumId w:val="13"/>
   </w:num>
   <w:num w:numId="9">
-    <w:abstractNumId w:val="33"/>
+    <w:abstractNumId w:val="35"/>
   </w:num>
   <w:num w:numId="10">
-    <w:abstractNumId w:val="23"/>
+    <w:abstractNumId w:val="25"/>
   </w:num>
   <w:num w:numId="11">
-    <w:abstractNumId w:val="16"/>
+    <w:abstractNumId w:val="18"/>
   </w:num>
   <w:num w:numId="12">
-    <w:abstractNumId w:val="18"/>
+    <w:abstractNumId w:val="20"/>
   </w:num>
   <w:num w:numId="13">
     <w:abstractNumId w:val="4"/>
   </w:num>
   <w:num w:numId="14">
-    <w:abstractNumId w:val="28"/>
+    <w:abstractNumId w:val="30"/>
   </w:num>
   <w:num w:numId="15">
-    <w:abstractNumId w:val="15"/>
+    <w:abstractNumId w:val="17"/>
   </w:num>
   <w:num w:numId="16">
-    <w:abstractNumId w:val="13"/>
+    <w:abstractNumId w:val="14"/>
   </w:num>
   <w:num w:numId="17">
-    <w:abstractNumId w:val="32"/>
+    <w:abstractNumId w:val="34"/>
   </w:num>
   <w:num w:numId="18">
     <w:abstractNumId w:val="2"/>
@@ -21509,49 +21121,55 @@
     <w:abstractNumId w:val="1"/>
   </w:num>
   <w:num w:numId="20">
-    <w:abstractNumId w:val="31"/>
+    <w:abstractNumId w:val="33"/>
   </w:num>
   <w:num w:numId="21">
-    <w:abstractNumId w:val="26"/>
+    <w:abstractNumId w:val="28"/>
   </w:num>
   <w:num w:numId="22">
+    <w:abstractNumId w:val="29"/>
+  </w:num>
+  <w:num w:numId="23">
     <w:abstractNumId w:val="27"/>
   </w:num>
-  <w:num w:numId="23">
-    <w:abstractNumId w:val="25"/>
-  </w:num>
   <w:num w:numId="24">
-    <w:abstractNumId w:val="10"/>
+    <w:abstractNumId w:val="11"/>
   </w:num>
   <w:num w:numId="25">
-    <w:abstractNumId w:val="6"/>
+    <w:abstractNumId w:val="7"/>
   </w:num>
   <w:num w:numId="26">
     <w:abstractNumId w:val="0"/>
   </w:num>
   <w:num w:numId="27">
-    <w:abstractNumId w:val="8"/>
+    <w:abstractNumId w:val="9"/>
   </w:num>
   <w:num w:numId="28">
-    <w:abstractNumId w:val="24"/>
+    <w:abstractNumId w:val="26"/>
   </w:num>
   <w:num w:numId="29">
-    <w:abstractNumId w:val="20"/>
+    <w:abstractNumId w:val="22"/>
   </w:num>
   <w:num w:numId="30">
-    <w:abstractNumId w:val="19"/>
+    <w:abstractNumId w:val="21"/>
   </w:num>
   <w:num w:numId="31">
-    <w:abstractNumId w:val="9"/>
+    <w:abstractNumId w:val="10"/>
   </w:num>
   <w:num w:numId="32">
-    <w:abstractNumId w:val="11"/>
+    <w:abstractNumId w:val="12"/>
   </w:num>
   <w:num w:numId="33">
-    <w:abstractNumId w:val="17"/>
+    <w:abstractNumId w:val="19"/>
   </w:num>
   <w:num w:numId="34">
     <w:abstractNumId w:val="3"/>
+  </w:num>
+  <w:num w:numId="35">
+    <w:abstractNumId w:val="16"/>
+  </w:num>
+  <w:num w:numId="36">
+    <w:abstractNumId w:val="5"/>
   </w:num>
 </w:numbering>
 </file>

--- a/report/Final Project Report.docx
+++ b/report/Final Project Report.docx
@@ -3,28 +3,710 @@
 <w:document xmlns:wpc="http://schemas.microsoft.com/office/word/2010/wordprocessingCanvas" xmlns:cx="http://schemas.microsoft.com/office/drawing/2014/chartex" xmlns:mc="http://schemas.openxmlformats.org/markup-compatibility/2006" xmlns:o="urn:schemas-microsoft-com:office:office" xmlns:r="http://schemas.openxmlformats.org/officeDocument/2006/relationships" xmlns:m="http://schemas.openxmlformats.org/officeDocument/2006/math" xmlns:v="urn:schemas-microsoft-com:vml" xmlns:wp14="http://schemas.microsoft.com/office/word/2010/wordprocessingDrawing" xmlns:wp="http://schemas.openxmlformats.org/drawingml/2006/wordprocessingDrawing" xmlns:w10="urn:schemas-microsoft-com:office:word" xmlns:w="http://schemas.openxmlformats.org/wordprocessingml/2006/main" xmlns:w14="http://schemas.microsoft.com/office/word/2010/wordml" xmlns:w15="http://schemas.microsoft.com/office/word/2012/wordml" xmlns:w16se="http://schemas.microsoft.com/office/word/2015/wordml/symex" xmlns:wpg="http://schemas.microsoft.com/office/word/2010/wordprocessingGroup" xmlns:wpi="http://schemas.microsoft.com/office/word/2010/wordprocessingInk" xmlns:wne="http://schemas.microsoft.com/office/word/2006/wordml" xmlns:wps="http://schemas.microsoft.com/office/word/2010/wordprocessingShape" mc:Ignorable="w14 w15 w16se wp14">
   <w:body>
     <w:p>
-      <w:r>
-        <w:t>Defores</w:t>
+      <w:pPr>
+        <w:shd w:val="clear" w:color="auto" w:fill="F4F6F9"/>
+        <w:spacing w:after="0" w:line="240" w:lineRule="auto"/>
+        <w:jc w:val="center"/>
+        <w:rPr>
+          <w:rFonts w:ascii="Segoe UI" w:eastAsia="Times New Roman" w:hAnsi="Segoe UI" w:cs="Segoe UI"/>
+          <w:color w:val="23A74C"/>
+          <w:sz w:val="21"/>
+          <w:szCs w:val="21"/>
+        </w:rPr>
+      </w:pPr>
+      <w:r>
+        <w:rPr>
+          <w:noProof/>
+        </w:rPr>
+        <w:drawing>
+          <wp:inline distT="0" distB="0" distL="0" distR="0">
+            <wp:extent cx="3886200" cy="3190875"/>
+            <wp:effectExtent l="0" t="0" r="0" b="0"/>
+            <wp:docPr id="3" name="Picture 3" descr="Mak-Logo – Makerere University College of Computing &amp; Information Sciences  (CoCIS)"/>
+            <wp:cNvGraphicFramePr>
+              <a:graphicFrameLocks xmlns:a="http://schemas.openxmlformats.org/drawingml/2006/main" noChangeAspect="1"/>
+            </wp:cNvGraphicFramePr>
+            <a:graphic xmlns:a="http://schemas.openxmlformats.org/drawingml/2006/main">
+              <a:graphicData uri="http://schemas.openxmlformats.org/drawingml/2006/picture">
+                <pic:pic xmlns:pic="http://schemas.openxmlformats.org/drawingml/2006/picture">
+                  <pic:nvPicPr>
+                    <pic:cNvPr id="0" name="Picture 3" descr="Mak-Logo – Makerere University College of Computing &amp; Information Sciences  (CoCIS)"/>
+                    <pic:cNvPicPr>
+                      <a:picLocks noChangeAspect="1" noChangeArrowheads="1"/>
+                    </pic:cNvPicPr>
+                  </pic:nvPicPr>
+                  <pic:blipFill>
+                    <a:blip r:embed="rId5">
+                      <a:extLst>
+                        <a:ext uri="{28A0092B-C50C-407E-A947-70E740481C1C}">
+                          <a14:useLocalDpi xmlns:a14="http://schemas.microsoft.com/office/drawing/2010/main" val="0"/>
+                        </a:ext>
+                      </a:extLst>
+                    </a:blip>
+                    <a:srcRect/>
+                    <a:stretch>
+                      <a:fillRect/>
+                    </a:stretch>
+                  </pic:blipFill>
+                  <pic:spPr bwMode="auto">
+                    <a:xfrm>
+                      <a:off x="0" y="0"/>
+                      <a:ext cx="3886200" cy="3190875"/>
+                    </a:xfrm>
+                    <a:prstGeom prst="rect">
+                      <a:avLst/>
+                    </a:prstGeom>
+                    <a:noFill/>
+                    <a:ln>
+                      <a:noFill/>
+                    </a:ln>
+                  </pic:spPr>
+                </pic:pic>
+              </a:graphicData>
+            </a:graphic>
+          </wp:inline>
+        </w:drawing>
+      </w:r>
+    </w:p>
+    <w:p>
+      <w:pPr>
+        <w:shd w:val="clear" w:color="auto" w:fill="F4F6F9"/>
+        <w:spacing w:after="100" w:afterAutospacing="1" w:line="240" w:lineRule="auto"/>
+        <w:jc w:val="center"/>
+        <w:rPr>
+          <w:rFonts w:ascii="Segoe UI" w:eastAsia="Times New Roman" w:hAnsi="Segoe UI" w:cs="Segoe UI"/>
+          <w:b/>
+          <w:color w:val="23A74C"/>
+          <w:sz w:val="50"/>
+          <w:szCs w:val="50"/>
+        </w:rPr>
+      </w:pPr>
+      <w:proofErr w:type="spellStart"/>
+      <w:r>
+        <w:rPr>
+          <w:rFonts w:ascii="Segoe UI" w:eastAsia="Times New Roman" w:hAnsi="Segoe UI" w:cs="Segoe UI"/>
+          <w:b/>
+          <w:color w:val="23A74C"/>
+          <w:sz w:val="50"/>
+          <w:szCs w:val="50"/>
+        </w:rPr>
+        <w:t>Makerere</w:t>
+      </w:r>
+      <w:proofErr w:type="spellEnd"/>
+      <w:r>
+        <w:rPr>
+          <w:rFonts w:ascii="Segoe UI" w:eastAsia="Times New Roman" w:hAnsi="Segoe UI" w:cs="Segoe UI"/>
+          <w:b/>
+          <w:color w:val="23A74C"/>
+          <w:sz w:val="50"/>
+          <w:szCs w:val="50"/>
+        </w:rPr>
+        <w:t xml:space="preserve"> University</w:t>
+      </w:r>
+    </w:p>
+    <w:p>
+      <w:pPr>
+        <w:rPr>
+          <w:b/>
+          <w:color w:val="1F4E79" w:themeColor="accent1" w:themeShade="80"/>
+          <w:sz w:val="48"/>
+          <w:szCs w:val="48"/>
+        </w:rPr>
+      </w:pPr>
+      <w:r>
+        <w:rPr>
+          <w:b/>
+          <w:color w:val="1F4E79" w:themeColor="accent1" w:themeShade="80"/>
+          <w:sz w:val="48"/>
+          <w:szCs w:val="48"/>
+        </w:rPr>
+        <w:t>Deforestation Risk Analysis Project</w:t>
       </w:r>
       <w:bookmarkStart w:id="0" w:name="_GoBack"/>
       <w:bookmarkEnd w:id="0"/>
-      <w:r>
-        <w:t>tation Risk Analysis Project</w:t>
-      </w:r>
     </w:p>
     <w:p>
       <w:pPr>
         <w:rPr>
+          <w:b/>
+          <w:sz w:val="40"/>
+          <w:szCs w:val="40"/>
+        </w:rPr>
+      </w:pPr>
+      <w:r>
+        <w:rPr>
+          <w:b/>
+          <w:sz w:val="40"/>
+          <w:szCs w:val="40"/>
+        </w:rPr>
+        <w:t>Final Comprehensive Report</w:t>
+      </w:r>
+    </w:p>
+    <w:p>
+      <w:pPr>
+        <w:rPr>
+          <w:b/>
+          <w:sz w:val="36"/>
+          <w:szCs w:val="36"/>
+        </w:rPr>
+      </w:pPr>
+      <w:r>
+        <w:rPr>
+          <w:b/>
+          <w:sz w:val="36"/>
+          <w:szCs w:val="36"/>
+        </w:rPr>
+        <w:t>GROUP A</w:t>
+      </w:r>
+    </w:p>
+    <w:tbl>
+      <w:tblPr>
+        <w:tblStyle w:val="TableGrid"/>
+        <w:tblW w:w="0" w:type="auto"/>
+        <w:tblLook w:val="04A0" w:firstRow="1" w:lastRow="0" w:firstColumn="1" w:lastColumn="0" w:noHBand="0" w:noVBand="1"/>
+      </w:tblPr>
+      <w:tblGrid>
+        <w:gridCol w:w="3116"/>
+        <w:gridCol w:w="3117"/>
+        <w:gridCol w:w="3117"/>
+      </w:tblGrid>
+      <w:tr>
+        <w:tc>
+          <w:tcPr>
+            <w:tcW w:w="3116" w:type="dxa"/>
+          </w:tcPr>
+          <w:p>
+            <w:pPr>
+              <w:rPr>
+                <w:b/>
+                <w:sz w:val="24"/>
+                <w:szCs w:val="24"/>
+              </w:rPr>
+            </w:pPr>
+            <w:r>
+              <w:rPr>
+                <w:b/>
+                <w:sz w:val="24"/>
+                <w:szCs w:val="24"/>
+              </w:rPr>
+              <w:t>Name</w:t>
+            </w:r>
+          </w:p>
+        </w:tc>
+        <w:tc>
+          <w:tcPr>
+            <w:tcW w:w="3117" w:type="dxa"/>
+          </w:tcPr>
+          <w:p>
+            <w:pPr>
+              <w:rPr>
+                <w:b/>
+                <w:sz w:val="24"/>
+                <w:szCs w:val="24"/>
+              </w:rPr>
+            </w:pPr>
+            <w:r>
+              <w:rPr>
+                <w:b/>
+                <w:sz w:val="24"/>
+                <w:szCs w:val="24"/>
+              </w:rPr>
+              <w:t xml:space="preserve">Registration Number </w:t>
+            </w:r>
+          </w:p>
+        </w:tc>
+        <w:tc>
+          <w:tcPr>
+            <w:tcW w:w="3117" w:type="dxa"/>
+          </w:tcPr>
+          <w:p>
+            <w:pPr>
+              <w:rPr>
+                <w:b/>
+                <w:sz w:val="24"/>
+                <w:szCs w:val="24"/>
+              </w:rPr>
+            </w:pPr>
+            <w:r>
+              <w:rPr>
+                <w:b/>
+                <w:sz w:val="24"/>
+                <w:szCs w:val="24"/>
+              </w:rPr>
+              <w:t>Role</w:t>
+            </w:r>
+          </w:p>
+        </w:tc>
+      </w:tr>
+      <w:tr>
+        <w:tc>
+          <w:tcPr>
+            <w:tcW w:w="3116" w:type="dxa"/>
+          </w:tcPr>
+          <w:p>
+            <w:pPr>
+              <w:rPr>
+                <w:sz w:val="24"/>
+                <w:szCs w:val="24"/>
+              </w:rPr>
+            </w:pPr>
+            <w:proofErr w:type="spellStart"/>
+            <w:r>
+              <w:rPr>
+                <w:sz w:val="24"/>
+                <w:szCs w:val="24"/>
+              </w:rPr>
+              <w:t>Kirabo</w:t>
+            </w:r>
+            <w:proofErr w:type="spellEnd"/>
+            <w:r>
+              <w:rPr>
+                <w:sz w:val="24"/>
+                <w:szCs w:val="24"/>
+              </w:rPr>
+              <w:t xml:space="preserve"> </w:t>
+            </w:r>
+            <w:proofErr w:type="spellStart"/>
+            <w:r>
+              <w:rPr>
+                <w:sz w:val="24"/>
+                <w:szCs w:val="24"/>
+              </w:rPr>
+              <w:t>Eria</w:t>
+            </w:r>
+            <w:proofErr w:type="spellEnd"/>
+          </w:p>
+        </w:tc>
+        <w:tc>
+          <w:tcPr>
+            <w:tcW w:w="3117" w:type="dxa"/>
+          </w:tcPr>
+          <w:p>
+            <w:pPr>
+              <w:rPr>
+                <w:sz w:val="24"/>
+                <w:szCs w:val="24"/>
+              </w:rPr>
+            </w:pPr>
+            <w:r>
+              <w:rPr>
+                <w:sz w:val="24"/>
+                <w:szCs w:val="24"/>
+              </w:rPr>
+              <w:t>24/U/0562</w:t>
+            </w:r>
+          </w:p>
+        </w:tc>
+        <w:tc>
+          <w:tcPr>
+            <w:tcW w:w="3117" w:type="dxa"/>
+          </w:tcPr>
+          <w:p>
+            <w:pPr>
+              <w:rPr>
+                <w:sz w:val="24"/>
+                <w:szCs w:val="24"/>
+              </w:rPr>
+            </w:pPr>
+            <w:r>
+              <w:rPr>
+                <w:sz w:val="24"/>
+                <w:szCs w:val="24"/>
+              </w:rPr>
+              <w:t>Report and Integration Lead</w:t>
+            </w:r>
+          </w:p>
+        </w:tc>
+      </w:tr>
+      <w:tr>
+        <w:tc>
+          <w:tcPr>
+            <w:tcW w:w="3116" w:type="dxa"/>
+          </w:tcPr>
+          <w:p>
+            <w:pPr>
+              <w:rPr>
+                <w:sz w:val="24"/>
+                <w:szCs w:val="24"/>
+              </w:rPr>
+            </w:pPr>
+            <w:proofErr w:type="spellStart"/>
+            <w:r>
+              <w:rPr>
+                <w:sz w:val="24"/>
+                <w:szCs w:val="24"/>
+              </w:rPr>
+              <w:t>Musinguzi</w:t>
+            </w:r>
+            <w:proofErr w:type="spellEnd"/>
+            <w:r>
+              <w:rPr>
+                <w:sz w:val="24"/>
+                <w:szCs w:val="24"/>
+              </w:rPr>
+              <w:t xml:space="preserve"> Mark </w:t>
+            </w:r>
+          </w:p>
+        </w:tc>
+        <w:tc>
+          <w:tcPr>
+            <w:tcW w:w="3117" w:type="dxa"/>
+          </w:tcPr>
+          <w:p>
+            <w:pPr>
+              <w:rPr>
+                <w:sz w:val="24"/>
+                <w:szCs w:val="24"/>
+              </w:rPr>
+            </w:pPr>
+            <w:r>
+              <w:rPr>
+                <w:sz w:val="24"/>
+                <w:szCs w:val="24"/>
+              </w:rPr>
+              <w:t>24/U/07423/PS</w:t>
+            </w:r>
+          </w:p>
+        </w:tc>
+        <w:tc>
+          <w:tcPr>
+            <w:tcW w:w="3117" w:type="dxa"/>
+          </w:tcPr>
+          <w:p>
+            <w:pPr>
+              <w:rPr>
+                <w:sz w:val="24"/>
+                <w:szCs w:val="24"/>
+              </w:rPr>
+            </w:pPr>
+            <w:r>
+              <w:rPr>
+                <w:sz w:val="24"/>
+                <w:szCs w:val="24"/>
+              </w:rPr>
+              <w:t>Modeling Lead</w:t>
+            </w:r>
+          </w:p>
+        </w:tc>
+      </w:tr>
+      <w:tr>
+        <w:tc>
+          <w:tcPr>
+            <w:tcW w:w="3116" w:type="dxa"/>
+          </w:tcPr>
+          <w:p>
+            <w:pPr>
+              <w:rPr>
+                <w:sz w:val="24"/>
+                <w:szCs w:val="24"/>
+              </w:rPr>
+            </w:pPr>
+            <w:proofErr w:type="spellStart"/>
+            <w:r>
+              <w:rPr>
+                <w:sz w:val="24"/>
+                <w:szCs w:val="24"/>
+              </w:rPr>
+              <w:t>Mukisa</w:t>
+            </w:r>
+            <w:proofErr w:type="spellEnd"/>
+            <w:r>
+              <w:rPr>
+                <w:sz w:val="24"/>
+                <w:szCs w:val="24"/>
+              </w:rPr>
+              <w:t xml:space="preserve"> Samuel</w:t>
+            </w:r>
+          </w:p>
+        </w:tc>
+        <w:tc>
+          <w:tcPr>
+            <w:tcW w:w="3117" w:type="dxa"/>
+          </w:tcPr>
+          <w:p>
+            <w:pPr>
+              <w:rPr>
+                <w:sz w:val="24"/>
+                <w:szCs w:val="24"/>
+              </w:rPr>
+            </w:pPr>
+            <w:r>
+              <w:rPr>
+                <w:sz w:val="24"/>
+                <w:szCs w:val="24"/>
+              </w:rPr>
+              <w:t>24/U/0752</w:t>
+            </w:r>
+          </w:p>
+        </w:tc>
+        <w:tc>
+          <w:tcPr>
+            <w:tcW w:w="3117" w:type="dxa"/>
+          </w:tcPr>
+          <w:p>
+            <w:pPr>
+              <w:rPr>
+                <w:sz w:val="24"/>
+                <w:szCs w:val="24"/>
+              </w:rPr>
+            </w:pPr>
+            <w:r>
+              <w:rPr>
+                <w:sz w:val="24"/>
+                <w:szCs w:val="24"/>
+              </w:rPr>
+              <w:t>Data Lead</w:t>
+            </w:r>
+          </w:p>
+        </w:tc>
+      </w:tr>
+      <w:tr>
+        <w:tc>
+          <w:tcPr>
+            <w:tcW w:w="3116" w:type="dxa"/>
+          </w:tcPr>
+          <w:p>
+            <w:pPr>
+              <w:rPr>
+                <w:sz w:val="24"/>
+                <w:szCs w:val="24"/>
+              </w:rPr>
+            </w:pPr>
+            <w:proofErr w:type="spellStart"/>
+            <w:r>
+              <w:rPr>
+                <w:sz w:val="24"/>
+                <w:szCs w:val="24"/>
+              </w:rPr>
+              <w:t>Musiimenta</w:t>
+            </w:r>
+            <w:proofErr w:type="spellEnd"/>
+            <w:r>
+              <w:rPr>
+                <w:sz w:val="24"/>
+                <w:szCs w:val="24"/>
+              </w:rPr>
+              <w:t xml:space="preserve"> </w:t>
+            </w:r>
+            <w:proofErr w:type="spellStart"/>
+            <w:r>
+              <w:rPr>
+                <w:sz w:val="24"/>
+                <w:szCs w:val="24"/>
+              </w:rPr>
+              <w:t>Tendo</w:t>
+            </w:r>
+            <w:proofErr w:type="spellEnd"/>
+            <w:r>
+              <w:rPr>
+                <w:sz w:val="24"/>
+                <w:szCs w:val="24"/>
+              </w:rPr>
+              <w:t xml:space="preserve"> Divine</w:t>
+            </w:r>
+          </w:p>
+        </w:tc>
+        <w:tc>
+          <w:tcPr>
+            <w:tcW w:w="3117" w:type="dxa"/>
+          </w:tcPr>
+          <w:p>
+            <w:pPr>
+              <w:rPr>
+                <w:sz w:val="24"/>
+                <w:szCs w:val="24"/>
+              </w:rPr>
+            </w:pPr>
+            <w:r>
+              <w:rPr>
+                <w:sz w:val="24"/>
+                <w:szCs w:val="24"/>
+              </w:rPr>
+              <w:t>24/U/07405/PS</w:t>
+            </w:r>
+          </w:p>
+        </w:tc>
+        <w:tc>
+          <w:tcPr>
+            <w:tcW w:w="3117" w:type="dxa"/>
+          </w:tcPr>
+          <w:p>
+            <w:pPr>
+              <w:rPr>
+                <w:sz w:val="24"/>
+                <w:szCs w:val="24"/>
+              </w:rPr>
+            </w:pPr>
+            <w:r>
+              <w:rPr>
+                <w:sz w:val="24"/>
+                <w:szCs w:val="24"/>
+              </w:rPr>
+              <w:t>Visualization Lead</w:t>
+            </w:r>
+          </w:p>
+        </w:tc>
+      </w:tr>
+      <w:tr>
+        <w:tc>
+          <w:tcPr>
+            <w:tcW w:w="3116" w:type="dxa"/>
+          </w:tcPr>
+          <w:p>
+            <w:pPr>
+              <w:rPr>
+                <w:sz w:val="24"/>
+                <w:szCs w:val="24"/>
+              </w:rPr>
+            </w:pPr>
+            <w:proofErr w:type="spellStart"/>
+            <w:r>
+              <w:rPr>
+                <w:sz w:val="24"/>
+                <w:szCs w:val="24"/>
+              </w:rPr>
+              <w:t>Khalayi</w:t>
+            </w:r>
+            <w:proofErr w:type="spellEnd"/>
+            <w:r>
+              <w:rPr>
+                <w:sz w:val="24"/>
+                <w:szCs w:val="24"/>
+              </w:rPr>
+              <w:t xml:space="preserve"> Patience </w:t>
+            </w:r>
+            <w:proofErr w:type="spellStart"/>
+            <w:r>
+              <w:rPr>
+                <w:sz w:val="24"/>
+                <w:szCs w:val="24"/>
+              </w:rPr>
+              <w:t>Ritah</w:t>
+            </w:r>
+            <w:proofErr w:type="spellEnd"/>
+          </w:p>
+        </w:tc>
+        <w:tc>
+          <w:tcPr>
+            <w:tcW w:w="3117" w:type="dxa"/>
+          </w:tcPr>
+          <w:p>
+            <w:pPr>
+              <w:rPr>
+                <w:sz w:val="24"/>
+                <w:szCs w:val="24"/>
+              </w:rPr>
+            </w:pPr>
+            <w:r>
+              <w:rPr>
+                <w:sz w:val="24"/>
+                <w:szCs w:val="24"/>
+              </w:rPr>
+              <w:t>24/U/05732/PS</w:t>
+            </w:r>
+          </w:p>
+        </w:tc>
+        <w:tc>
+          <w:tcPr>
+            <w:tcW w:w="3117" w:type="dxa"/>
+          </w:tcPr>
+          <w:p>
+            <w:pPr>
+              <w:rPr>
+                <w:sz w:val="24"/>
+                <w:szCs w:val="24"/>
+              </w:rPr>
+            </w:pPr>
+            <w:r>
+              <w:rPr>
+                <w:sz w:val="24"/>
+                <w:szCs w:val="24"/>
+              </w:rPr>
+              <w:t>Feature Engineer</w:t>
+            </w:r>
+          </w:p>
+        </w:tc>
+      </w:tr>
+    </w:tbl>
+    <w:p>
+      <w:pPr>
+        <w:rPr>
+          <w:sz w:val="24"/>
+          <w:szCs w:val="24"/>
+        </w:rPr>
+      </w:pPr>
+    </w:p>
+    <w:p>
+      <w:pPr>
+        <w:rPr>
+          <w:sz w:val="24"/>
+          <w:szCs w:val="24"/>
+        </w:rPr>
+      </w:pPr>
+      <w:r>
+        <w:rPr>
+          <w:sz w:val="24"/>
+          <w:szCs w:val="24"/>
+        </w:rPr>
+        <w:t xml:space="preserve">Prepared by: Report &amp; Integration Lead, </w:t>
+      </w:r>
+      <w:proofErr w:type="spellStart"/>
+      <w:r>
+        <w:rPr>
+          <w:sz w:val="24"/>
+          <w:szCs w:val="24"/>
+        </w:rPr>
+        <w:t>Kirabo</w:t>
+      </w:r>
+      <w:proofErr w:type="spellEnd"/>
+      <w:r>
+        <w:rPr>
+          <w:sz w:val="24"/>
+          <w:szCs w:val="24"/>
+        </w:rPr>
+        <w:t xml:space="preserve"> </w:t>
+      </w:r>
+      <w:proofErr w:type="spellStart"/>
+      <w:r>
+        <w:rPr>
+          <w:sz w:val="24"/>
+          <w:szCs w:val="24"/>
+        </w:rPr>
+        <w:t>Eria</w:t>
+      </w:r>
+      <w:proofErr w:type="spellEnd"/>
+      <w:r>
+        <w:rPr>
+          <w:sz w:val="24"/>
+          <w:szCs w:val="24"/>
+        </w:rPr>
+        <w:br/>
+        <w:t>Date: October 26, 2023</w:t>
+      </w:r>
+      <w:r>
+        <w:rPr>
+          <w:sz w:val="24"/>
+          <w:szCs w:val="24"/>
+        </w:rPr>
+        <w:br/>
+        <w:t>Status:  COMPLETE</w:t>
+      </w:r>
+    </w:p>
+    <w:p>
+      <w:pPr>
+        <w:rPr>
+          <w:b/>
           <w:sz w:val="33"/>
           <w:szCs w:val="33"/>
         </w:rPr>
       </w:pPr>
       <w:r>
         <w:rPr>
+          <w:b/>
           <w:sz w:val="33"/>
           <w:szCs w:val="33"/>
         </w:rPr>
-        <w:t>Final Comprehensive Report</w:t>
+        <w:t>Table of Contents</w:t>
       </w:r>
     </w:p>
     <w:p>
@@ -39,63 +721,175 @@
           <w:sz w:val="24"/>
           <w:szCs w:val="24"/>
         </w:rPr>
-        <w:t xml:space="preserve">Prepared by: Report &amp; Integration Lead, </w:t>
-      </w:r>
-      <w:proofErr w:type="spellStart"/>
-      <w:r>
+        <w:t>Executive Summary</w:t>
+      </w:r>
+    </w:p>
+    <w:p>
+      <w:pPr>
         <w:rPr>
           <w:sz w:val="24"/>
           <w:szCs w:val="24"/>
         </w:rPr>
-        <w:t>Kirabo</w:t>
-      </w:r>
-      <w:proofErr w:type="spellEnd"/>
+      </w:pPr>
       <w:r>
         <w:rPr>
           <w:sz w:val="24"/>
           <w:szCs w:val="24"/>
         </w:rPr>
-        <w:t xml:space="preserve"> </w:t>
-      </w:r>
-      <w:proofErr w:type="spellStart"/>
-      <w:r>
+        <w:t>Project Objectives</w:t>
+      </w:r>
+    </w:p>
+    <w:p>
+      <w:pPr>
         <w:rPr>
           <w:sz w:val="24"/>
           <w:szCs w:val="24"/>
         </w:rPr>
-        <w:t>Eria</w:t>
-      </w:r>
-      <w:proofErr w:type="spellEnd"/>
+      </w:pPr>
       <w:r>
         <w:rPr>
           <w:sz w:val="24"/>
           <w:szCs w:val="24"/>
         </w:rPr>
-        <w:br/>
-        <w:t>Date: October 26, 2023</w:t>
-      </w:r>
-      <w:r>
+        <w:lastRenderedPageBreak/>
+        <w:t>Project Overview &amp; Data Preparation</w:t>
+      </w:r>
+    </w:p>
+    <w:p>
+      <w:pPr>
         <w:rPr>
           <w:sz w:val="24"/>
           <w:szCs w:val="24"/>
         </w:rPr>
-        <w:br/>
-        <w:t>Status:  COMPLETE</w:t>
+      </w:pPr>
+      <w:r>
+        <w:rPr>
+          <w:sz w:val="24"/>
+          <w:szCs w:val="24"/>
+        </w:rPr>
+        <w:t>Feature Engineering</w:t>
       </w:r>
     </w:p>
     <w:p>
       <w:pPr>
         <w:rPr>
+          <w:sz w:val="24"/>
+          <w:szCs w:val="24"/>
+        </w:rPr>
+      </w:pPr>
+      <w:r>
+        <w:rPr>
+          <w:sz w:val="24"/>
+          <w:szCs w:val="24"/>
+        </w:rPr>
+        <w:t>Exploratory Data Analysis (With Visualizations)</w:t>
+      </w:r>
+    </w:p>
+    <w:p>
+      <w:pPr>
+        <w:rPr>
+          <w:sz w:val="24"/>
+          <w:szCs w:val="24"/>
+        </w:rPr>
+      </w:pPr>
+      <w:r>
+        <w:rPr>
+          <w:sz w:val="24"/>
+          <w:szCs w:val="24"/>
+        </w:rPr>
+        <w:t>Predictive Modeling</w:t>
+      </w:r>
+    </w:p>
+    <w:p>
+      <w:pPr>
+        <w:rPr>
+          <w:sz w:val="24"/>
+          <w:szCs w:val="24"/>
+        </w:rPr>
+      </w:pPr>
+      <w:r>
+        <w:rPr>
+          <w:sz w:val="24"/>
+          <w:szCs w:val="24"/>
+        </w:rPr>
+        <w:t>Model Performance &amp; Feature Importance</w:t>
+      </w:r>
+    </w:p>
+    <w:p>
+      <w:pPr>
+        <w:rPr>
+          <w:sz w:val="24"/>
+          <w:szCs w:val="24"/>
+        </w:rPr>
+      </w:pPr>
+      <w:r>
+        <w:rPr>
+          <w:sz w:val="24"/>
+          <w:szCs w:val="24"/>
+        </w:rPr>
+        <w:t>Key Findings &amp; Conclusions</w:t>
+      </w:r>
+    </w:p>
+    <w:p>
+      <w:pPr>
+        <w:rPr>
+          <w:sz w:val="24"/>
+          <w:szCs w:val="24"/>
+        </w:rPr>
+      </w:pPr>
+      <w:r>
+        <w:rPr>
+          <w:sz w:val="24"/>
+          <w:szCs w:val="24"/>
+        </w:rPr>
+        <w:t>Recommendations</w:t>
+      </w:r>
+    </w:p>
+    <w:p>
+      <w:pPr>
+        <w:rPr>
+          <w:sz w:val="24"/>
+          <w:szCs w:val="24"/>
+        </w:rPr>
+      </w:pPr>
+      <w:r>
+        <w:rPr>
+          <w:sz w:val="24"/>
+          <w:szCs w:val="24"/>
+        </w:rPr>
+        <w:t>Project Deliverables</w:t>
+      </w:r>
+    </w:p>
+    <w:p>
+      <w:pPr>
+        <w:rPr>
+          <w:sz w:val="24"/>
+          <w:szCs w:val="24"/>
+        </w:rPr>
+      </w:pPr>
+      <w:r>
+        <w:rPr>
+          <w:sz w:val="24"/>
+          <w:szCs w:val="24"/>
+        </w:rPr>
+        <w:t>Project Status</w:t>
+      </w:r>
+    </w:p>
+    <w:p>
+      <w:pPr>
+        <w:rPr>
+          <w:b/>
           <w:sz w:val="33"/>
           <w:szCs w:val="33"/>
         </w:rPr>
       </w:pPr>
       <w:r>
         <w:rPr>
+          <w:b/>
           <w:sz w:val="33"/>
           <w:szCs w:val="33"/>
         </w:rPr>
-        <w:t>Table of Contents</w:t>
+        <w:t>1. Executive Summary</w:t>
       </w:r>
     </w:p>
     <w:p>
@@ -110,7 +904,39 @@
           <w:sz w:val="24"/>
           <w:szCs w:val="24"/>
         </w:rPr>
-        <w:t>Executive Summary</w:t>
+        <w:t>This project successfully developed a comprehensive deforestation risk analysis system, from raw data ingestion to predictive model deployment. The final Random Forest model achieved 99.5% accuracy in classifying deforestation risk (Low, Medium, High), identifying </w:t>
+      </w:r>
+      <w:proofErr w:type="spellStart"/>
+      <w:r>
+        <w:t>Tree_Cover_Loss_ha</w:t>
+      </w:r>
+      <w:proofErr w:type="spellEnd"/>
+      <w:r>
+        <w:rPr>
+          <w:sz w:val="24"/>
+          <w:szCs w:val="24"/>
+        </w:rPr>
+        <w:t>, </w:t>
+      </w:r>
+      <w:proofErr w:type="spellStart"/>
+      <w:r>
+        <w:t>Fire_Incidents</w:t>
+      </w:r>
+      <w:proofErr w:type="spellEnd"/>
+      <w:r>
+        <w:t>, and </w:t>
+      </w:r>
+      <w:proofErr w:type="spellStart"/>
+      <w:r>
+        <w:t>Illegal_Logging_Flag</w:t>
+      </w:r>
+      <w:proofErr w:type="spellEnd"/>
+      <w:r>
+        <w:rPr>
+          <w:sz w:val="24"/>
+          <w:szCs w:val="24"/>
+        </w:rPr>
+        <w:t> as the most influential predictors.</w:t>
       </w:r>
     </w:p>
     <w:p>
@@ -125,7 +951,7 @@
           <w:sz w:val="24"/>
           <w:szCs w:val="24"/>
         </w:rPr>
-        <w:t>Project Objectives</w:t>
+        <w:t>Key Achievements:</w:t>
       </w:r>
     </w:p>
     <w:p>
@@ -140,7 +966,7 @@
           <w:sz w:val="24"/>
           <w:szCs w:val="24"/>
         </w:rPr>
-        <w:t>Project Overview &amp; Data Preparation</w:t>
+        <w:t>Cleaned and validated 1,387 records with multiple data quality issues</w:t>
       </w:r>
     </w:p>
     <w:p>
@@ -155,7 +981,7 @@
           <w:sz w:val="24"/>
           <w:szCs w:val="24"/>
         </w:rPr>
-        <w:t>Feature Engineering</w:t>
+        <w:t>Engineered 3 new features to capture complex interactions</w:t>
       </w:r>
     </w:p>
     <w:p>
@@ -170,7 +996,7 @@
           <w:sz w:val="24"/>
           <w:szCs w:val="24"/>
         </w:rPr>
-        <w:t>Exploratory Data Analysis (With Visualizations)</w:t>
+        <w:t>Generated 19 visualizations revealing actionable insights</w:t>
       </w:r>
     </w:p>
     <w:p>
@@ -185,7 +1011,7 @@
           <w:sz w:val="24"/>
           <w:szCs w:val="24"/>
         </w:rPr>
-        <w:t>Predictive Modeling</w:t>
+        <w:t>Built a high-performance classifier with 99.5% accuracy</w:t>
       </w:r>
     </w:p>
     <w:p>
@@ -200,246 +1026,37 @@
           <w:sz w:val="24"/>
           <w:szCs w:val="24"/>
         </w:rPr>
-        <w:t>Model Performance &amp; Feature Importance</w:t>
+        <w:t>Created production-ready deployment assets</w:t>
       </w:r>
     </w:p>
     <w:p>
       <w:pPr>
         <w:rPr>
-          <w:sz w:val="24"/>
-          <w:szCs w:val="24"/>
-        </w:rPr>
-      </w:pPr>
-      <w:r>
-        <w:rPr>
-          <w:sz w:val="24"/>
-          <w:szCs w:val="24"/>
-        </w:rPr>
-        <w:t>Key Findings &amp; Conclusions</w:t>
+          <w:b/>
+          <w:sz w:val="33"/>
+          <w:szCs w:val="33"/>
+        </w:rPr>
+      </w:pPr>
+      <w:r>
+        <w:rPr>
+          <w:b/>
+          <w:sz w:val="33"/>
+          <w:szCs w:val="33"/>
+        </w:rPr>
+        <w:t>2. Project Objectives</w:t>
       </w:r>
     </w:p>
     <w:p>
       <w:pPr>
         <w:rPr>
-          <w:sz w:val="24"/>
-          <w:szCs w:val="24"/>
-        </w:rPr>
-      </w:pPr>
-      <w:r>
-        <w:rPr>
-          <w:sz w:val="24"/>
-          <w:szCs w:val="24"/>
-        </w:rPr>
-        <w:t>Recommendations</w:t>
-      </w:r>
-    </w:p>
-    <w:p>
-      <w:pPr>
-        <w:rPr>
-          <w:sz w:val="24"/>
-          <w:szCs w:val="24"/>
-        </w:rPr>
-      </w:pPr>
-      <w:r>
-        <w:rPr>
-          <w:sz w:val="24"/>
-          <w:szCs w:val="24"/>
-        </w:rPr>
-        <w:t>Project Deliverables</w:t>
-      </w:r>
-    </w:p>
-    <w:p>
-      <w:pPr>
-        <w:rPr>
-          <w:sz w:val="24"/>
-          <w:szCs w:val="24"/>
-        </w:rPr>
-      </w:pPr>
-      <w:r>
-        <w:rPr>
-          <w:sz w:val="24"/>
-          <w:szCs w:val="24"/>
-        </w:rPr>
-        <w:t>Project Status</w:t>
-      </w:r>
-    </w:p>
-    <w:p>
-      <w:pPr>
-        <w:rPr>
-          <w:sz w:val="33"/>
-          <w:szCs w:val="33"/>
-        </w:rPr>
-      </w:pPr>
-      <w:r>
-        <w:rPr>
-          <w:sz w:val="33"/>
-          <w:szCs w:val="33"/>
-        </w:rPr>
-        <w:t>1. Executive Summary</w:t>
-      </w:r>
-    </w:p>
-    <w:p>
-      <w:pPr>
-        <w:rPr>
-          <w:sz w:val="24"/>
-          <w:szCs w:val="24"/>
-        </w:rPr>
-      </w:pPr>
-      <w:r>
-        <w:rPr>
-          <w:sz w:val="24"/>
-          <w:szCs w:val="24"/>
-        </w:rPr>
-        <w:t>This project successfully developed a comprehensive deforestation risk analysis system, from raw data ingestion to predictive model deployment. The final Random Forest model achieved 99.5% accuracy in classifying deforestation risk (Low, Medium, High), identifying </w:t>
-      </w:r>
-      <w:proofErr w:type="spellStart"/>
-      <w:r>
-        <w:t>Tree_Cover_Loss_ha</w:t>
-      </w:r>
-      <w:proofErr w:type="spellEnd"/>
-      <w:r>
-        <w:rPr>
-          <w:sz w:val="24"/>
-          <w:szCs w:val="24"/>
-        </w:rPr>
-        <w:t>, </w:t>
-      </w:r>
-      <w:proofErr w:type="spellStart"/>
-      <w:r>
-        <w:t>Fire_Incidents</w:t>
-      </w:r>
-      <w:proofErr w:type="spellEnd"/>
-      <w:r>
-        <w:t>, and </w:t>
-      </w:r>
-      <w:proofErr w:type="spellStart"/>
-      <w:r>
-        <w:t>Illegal_Logging_Flag</w:t>
-      </w:r>
-      <w:proofErr w:type="spellEnd"/>
-      <w:r>
-        <w:rPr>
-          <w:sz w:val="24"/>
-          <w:szCs w:val="24"/>
-        </w:rPr>
-        <w:t> as the most influential predictors.</w:t>
-      </w:r>
-    </w:p>
-    <w:p>
-      <w:pPr>
-        <w:rPr>
-          <w:sz w:val="24"/>
-          <w:szCs w:val="24"/>
-        </w:rPr>
-      </w:pPr>
-      <w:r>
-        <w:rPr>
-          <w:sz w:val="24"/>
-          <w:szCs w:val="24"/>
-        </w:rPr>
-        <w:t>Key Achievements:</w:t>
-      </w:r>
-    </w:p>
-    <w:p>
-      <w:pPr>
-        <w:rPr>
-          <w:sz w:val="24"/>
-          <w:szCs w:val="24"/>
-        </w:rPr>
-      </w:pPr>
-      <w:r>
-        <w:rPr>
-          <w:sz w:val="24"/>
-          <w:szCs w:val="24"/>
-        </w:rPr>
-        <w:t>Cleaned and validated 1,387 records with multiple data quality issues</w:t>
-      </w:r>
-    </w:p>
-    <w:p>
-      <w:pPr>
-        <w:rPr>
-          <w:sz w:val="24"/>
-          <w:szCs w:val="24"/>
-        </w:rPr>
-      </w:pPr>
-      <w:r>
-        <w:rPr>
-          <w:sz w:val="24"/>
-          <w:szCs w:val="24"/>
-        </w:rPr>
-        <w:t>Engineered 3 new features to capture complex interactions</w:t>
-      </w:r>
-    </w:p>
-    <w:p>
-      <w:pPr>
-        <w:rPr>
-          <w:sz w:val="24"/>
-          <w:szCs w:val="24"/>
-        </w:rPr>
-      </w:pPr>
-      <w:r>
-        <w:rPr>
-          <w:sz w:val="24"/>
-          <w:szCs w:val="24"/>
-        </w:rPr>
-        <w:t>Generated 19 visualizations revealing actionable insights</w:t>
-      </w:r>
-    </w:p>
-    <w:p>
-      <w:pPr>
-        <w:rPr>
-          <w:sz w:val="24"/>
-          <w:szCs w:val="24"/>
-        </w:rPr>
-      </w:pPr>
-      <w:r>
-        <w:rPr>
-          <w:sz w:val="24"/>
-          <w:szCs w:val="24"/>
-        </w:rPr>
-        <w:t>Built a high-performance classifier with 99.5% accuracy</w:t>
-      </w:r>
-    </w:p>
-    <w:p>
-      <w:pPr>
-        <w:rPr>
-          <w:sz w:val="24"/>
-          <w:szCs w:val="24"/>
-        </w:rPr>
-      </w:pPr>
-      <w:r>
-        <w:rPr>
-          <w:sz w:val="24"/>
-          <w:szCs w:val="24"/>
-        </w:rPr>
-        <w:lastRenderedPageBreak/>
-        <w:t>Created production-ready deployment assets</w:t>
-      </w:r>
-    </w:p>
-    <w:p>
-      <w:pPr>
-        <w:rPr>
-          <w:sz w:val="33"/>
-          <w:szCs w:val="33"/>
-        </w:rPr>
-      </w:pPr>
-      <w:r>
-        <w:rPr>
-          <w:sz w:val="33"/>
-          <w:szCs w:val="33"/>
-        </w:rPr>
-        <w:t>2. Project Objectives</w:t>
-      </w:r>
-    </w:p>
-    <w:p>
-      <w:pPr>
-        <w:rPr>
+          <w:b/>
           <w:sz w:val="30"/>
           <w:szCs w:val="30"/>
         </w:rPr>
       </w:pPr>
       <w:r>
         <w:rPr>
+          <w:b/>
           <w:sz w:val="30"/>
           <w:szCs w:val="30"/>
         </w:rPr>
@@ -519,6 +1136,7 @@
         </w:numPr>
       </w:pPr>
       <w:r>
+        <w:lastRenderedPageBreak/>
         <w:t xml:space="preserve"> To provide insights and recommendations for policymakers to enhance forest protection and sustainability.</w:t>
       </w:r>
     </w:p>
@@ -573,12 +1191,14 @@
     <w:p>
       <w:pPr>
         <w:rPr>
+          <w:b/>
           <w:sz w:val="30"/>
           <w:szCs w:val="30"/>
         </w:rPr>
       </w:pPr>
       <w:r>
         <w:rPr>
+          <w:b/>
           <w:sz w:val="30"/>
           <w:szCs w:val="30"/>
         </w:rPr>
@@ -720,12 +1340,14 @@
     <w:p>
       <w:pPr>
         <w:rPr>
+          <w:b/>
           <w:sz w:val="33"/>
           <w:szCs w:val="33"/>
         </w:rPr>
       </w:pPr>
       <w:r>
         <w:rPr>
+          <w:b/>
           <w:sz w:val="33"/>
           <w:szCs w:val="33"/>
         </w:rPr>
@@ -735,12 +1357,14 @@
     <w:p>
       <w:pPr>
         <w:rPr>
+          <w:b/>
           <w:sz w:val="30"/>
           <w:szCs w:val="30"/>
         </w:rPr>
       </w:pPr>
       <w:r>
         <w:rPr>
+          <w:b/>
           <w:sz w:val="30"/>
           <w:szCs w:val="30"/>
         </w:rPr>
@@ -914,6 +1538,7 @@
                 <w:sz w:val="23"/>
                 <w:szCs w:val="23"/>
               </w:rPr>
+              <w:lastRenderedPageBreak/>
               <w:t>Original Features</w:t>
             </w:r>
           </w:p>
@@ -1134,12 +1759,14 @@
     <w:p>
       <w:pPr>
         <w:rPr>
+          <w:b/>
           <w:sz w:val="30"/>
           <w:szCs w:val="30"/>
         </w:rPr>
       </w:pPr>
       <w:r>
         <w:rPr>
+          <w:b/>
           <w:sz w:val="30"/>
           <w:szCs w:val="30"/>
         </w:rPr>
@@ -1779,12 +2406,14 @@
     <w:p>
       <w:pPr>
         <w:rPr>
+          <w:b/>
           <w:sz w:val="33"/>
           <w:szCs w:val="33"/>
         </w:rPr>
       </w:pPr>
       <w:r>
         <w:rPr>
+          <w:b/>
           <w:sz w:val="33"/>
           <w:szCs w:val="33"/>
         </w:rPr>
@@ -1794,16 +2423,17 @@
     <w:p>
       <w:pPr>
         <w:rPr>
+          <w:b/>
           <w:sz w:val="30"/>
           <w:szCs w:val="30"/>
         </w:rPr>
       </w:pPr>
       <w:r>
         <w:rPr>
+          <w:b/>
           <w:sz w:val="30"/>
           <w:szCs w:val="30"/>
         </w:rPr>
-        <w:lastRenderedPageBreak/>
         <w:t>4.1 New Features Created</w:t>
       </w:r>
     </w:p>
@@ -2034,6 +2664,7 @@
                 <w:sz w:val="23"/>
                 <w:szCs w:val="23"/>
               </w:rPr>
+              <w:lastRenderedPageBreak/>
               <w:t>Population_Pressure</w:t>
             </w:r>
             <w:proofErr w:type="spellEnd"/>
@@ -2384,12 +3015,14 @@
     <w:p>
       <w:pPr>
         <w:rPr>
+          <w:b/>
           <w:sz w:val="33"/>
           <w:szCs w:val="33"/>
         </w:rPr>
       </w:pPr>
       <w:r>
         <w:rPr>
+          <w:b/>
           <w:sz w:val="33"/>
           <w:szCs w:val="33"/>
         </w:rPr>
@@ -2399,12 +3032,14 @@
     <w:p>
       <w:pPr>
         <w:rPr>
+          <w:b/>
           <w:sz w:val="30"/>
           <w:szCs w:val="30"/>
         </w:rPr>
       </w:pPr>
       <w:r>
         <w:rPr>
+          <w:b/>
           <w:sz w:val="30"/>
           <w:szCs w:val="30"/>
         </w:rPr>
@@ -2422,7 +3057,6 @@
         <w:rPr>
           <w:noProof/>
         </w:rPr>
-        <w:lastRenderedPageBreak/>
         <w:drawing>
           <wp:inline distT="0" distB="0" distL="0" distR="0" wp14:anchorId="06FADBD4" wp14:editId="60D0132E">
             <wp:extent cx="5943600" cy="3196590"/>
@@ -2441,7 +3075,7 @@
                     </pic:cNvPicPr>
                   </pic:nvPicPr>
                   <pic:blipFill>
-                    <a:blip r:embed="rId5" cstate="print">
+                    <a:blip r:embed="rId6" cstate="print">
                       <a:extLst>
                         <a:ext uri="{28A0092B-C50C-407E-A947-70E740481C1C}">
                           <a14:useLocalDpi xmlns:a14="http://schemas.microsoft.com/office/drawing/2010/main" val="0"/>
@@ -2525,6 +3159,7 @@
                 <w:sz w:val="23"/>
                 <w:szCs w:val="23"/>
               </w:rPr>
+              <w:lastRenderedPageBreak/>
               <w:t>Risk Level</w:t>
             </w:r>
           </w:p>
@@ -2863,12 +3498,14 @@
     <w:p>
       <w:pPr>
         <w:rPr>
+          <w:b/>
           <w:sz w:val="30"/>
           <w:szCs w:val="30"/>
         </w:rPr>
       </w:pPr>
       <w:r>
         <w:rPr>
+          <w:b/>
           <w:sz w:val="30"/>
           <w:szCs w:val="30"/>
         </w:rPr>
@@ -2886,7 +3523,6 @@
         <w:rPr>
           <w:noProof/>
         </w:rPr>
-        <w:lastRenderedPageBreak/>
         <w:drawing>
           <wp:inline distT="0" distB="0" distL="0" distR="0" wp14:anchorId="297CAA46" wp14:editId="2E9CFBC0">
             <wp:extent cx="5943600" cy="4419600"/>
@@ -2905,7 +3541,7 @@
                     </pic:cNvPicPr>
                   </pic:nvPicPr>
                   <pic:blipFill>
-                    <a:blip r:embed="rId6" cstate="print">
+                    <a:blip r:embed="rId7" cstate="print">
                       <a:extLst>
                         <a:ext uri="{28A0092B-C50C-407E-A947-70E740481C1C}">
                           <a14:useLocalDpi xmlns:a14="http://schemas.microsoft.com/office/drawing/2010/main" val="0"/>
@@ -3004,6 +3640,7 @@
                 <w:sz w:val="23"/>
                 <w:szCs w:val="23"/>
               </w:rPr>
+              <w:lastRenderedPageBreak/>
               <w:t>Region</w:t>
             </w:r>
           </w:p>
@@ -3439,7 +4076,6 @@
         <w:rPr>
           <w:noProof/>
         </w:rPr>
-        <w:lastRenderedPageBreak/>
         <w:drawing>
           <wp:inline distT="0" distB="0" distL="0" distR="0" wp14:anchorId="5772B0B1" wp14:editId="65F15C20">
             <wp:extent cx="5943600" cy="3202305"/>
@@ -3458,7 +4094,7 @@
                     </pic:cNvPicPr>
                   </pic:nvPicPr>
                   <pic:blipFill>
-                    <a:blip r:embed="rId7" cstate="print">
+                    <a:blip r:embed="rId8" cstate="print">
                       <a:extLst>
                         <a:ext uri="{28A0092B-C50C-407E-A947-70E740481C1C}">
                           <a14:useLocalDpi xmlns:a14="http://schemas.microsoft.com/office/drawing/2010/main" val="0"/>
@@ -3508,12 +4144,14 @@
     <w:p>
       <w:pPr>
         <w:rPr>
+          <w:b/>
           <w:sz w:val="30"/>
           <w:szCs w:val="30"/>
         </w:rPr>
       </w:pPr>
       <w:r>
         <w:rPr>
+          <w:b/>
           <w:sz w:val="30"/>
           <w:szCs w:val="30"/>
         </w:rPr>
@@ -3531,6 +4169,7 @@
         <w:rPr>
           <w:noProof/>
         </w:rPr>
+        <w:lastRenderedPageBreak/>
         <w:drawing>
           <wp:inline distT="0" distB="0" distL="0" distR="0" wp14:anchorId="7768320E" wp14:editId="73553BA5">
             <wp:extent cx="5943600" cy="3520440"/>
@@ -3549,7 +4188,7 @@
                     </pic:cNvPicPr>
                   </pic:nvPicPr>
                   <pic:blipFill>
-                    <a:blip r:embed="rId8" cstate="print">
+                    <a:blip r:embed="rId9" cstate="print">
                       <a:extLst>
                         <a:ext uri="{28A0092B-C50C-407E-A947-70E740481C1C}">
                           <a14:useLocalDpi xmlns:a14="http://schemas.microsoft.com/office/drawing/2010/main" val="0"/>
@@ -3633,7 +4272,6 @@
                 <w:sz w:val="23"/>
                 <w:szCs w:val="23"/>
               </w:rPr>
-              <w:lastRenderedPageBreak/>
               <w:t>Risk Level</w:t>
             </w:r>
           </w:p>
@@ -3974,6 +4612,7 @@
         <w:rPr>
           <w:noProof/>
         </w:rPr>
+        <w:lastRenderedPageBreak/>
         <w:drawing>
           <wp:inline distT="0" distB="0" distL="0" distR="0" wp14:anchorId="27DE0CD3" wp14:editId="0C9EB314">
             <wp:extent cx="5943600" cy="3202940"/>
@@ -3992,7 +4631,7 @@
                     </pic:cNvPicPr>
                   </pic:nvPicPr>
                   <pic:blipFill>
-                    <a:blip r:embed="rId9" cstate="print">
+                    <a:blip r:embed="rId10" cstate="print">
                       <a:extLst>
                         <a:ext uri="{28A0092B-C50C-407E-A947-70E740481C1C}">
                           <a14:useLocalDpi xmlns:a14="http://schemas.microsoft.com/office/drawing/2010/main" val="0"/>
@@ -4042,12 +4681,14 @@
     <w:p>
       <w:pPr>
         <w:rPr>
+          <w:b/>
           <w:sz w:val="30"/>
           <w:szCs w:val="30"/>
         </w:rPr>
       </w:pPr>
       <w:r>
         <w:rPr>
+          <w:b/>
           <w:sz w:val="30"/>
           <w:szCs w:val="30"/>
         </w:rPr>
@@ -4065,7 +4706,6 @@
         <w:rPr>
           <w:noProof/>
         </w:rPr>
-        <w:lastRenderedPageBreak/>
         <w:drawing>
           <wp:inline distT="0" distB="0" distL="0" distR="0" wp14:anchorId="3F48B120" wp14:editId="62BFEE91">
             <wp:extent cx="5943600" cy="3208020"/>
@@ -4084,7 +4724,7 @@
                     </pic:cNvPicPr>
                   </pic:nvPicPr>
                   <pic:blipFill>
-                    <a:blip r:embed="rId10" cstate="print">
+                    <a:blip r:embed="rId11" cstate="print">
                       <a:extLst>
                         <a:ext uri="{28A0092B-C50C-407E-A947-70E740481C1C}">
                           <a14:useLocalDpi xmlns:a14="http://schemas.microsoft.com/office/drawing/2010/main" val="0"/>
@@ -4167,6 +4807,7 @@
                 <w:sz w:val="23"/>
                 <w:szCs w:val="23"/>
               </w:rPr>
+              <w:lastRenderedPageBreak/>
               <w:t>Forest Type</w:t>
             </w:r>
           </w:p>
@@ -4576,12 +5217,14 @@
     <w:p>
       <w:pPr>
         <w:rPr>
+          <w:b/>
           <w:sz w:val="30"/>
           <w:szCs w:val="30"/>
         </w:rPr>
       </w:pPr>
       <w:r>
         <w:rPr>
+          <w:b/>
           <w:sz w:val="30"/>
           <w:szCs w:val="30"/>
         </w:rPr>
@@ -4599,7 +5242,6 @@
         <w:rPr>
           <w:noProof/>
         </w:rPr>
-        <w:lastRenderedPageBreak/>
         <w:drawing>
           <wp:inline distT="0" distB="0" distL="0" distR="0" wp14:anchorId="783017A0" wp14:editId="680744FE">
             <wp:extent cx="5943600" cy="3196590"/>
@@ -4613,326 +5255,6 @@
                 <pic:pic xmlns:pic="http://schemas.openxmlformats.org/drawingml/2006/picture">
                   <pic:nvPicPr>
                     <pic:cNvPr id="0" name="Picture 291" descr="C:\Users\ADMIN\Desktop\PYTHON\KiraboEria\DEFO\Deforestation-Tracking\visuals\visualization_outputs\05_tree_cover_loss_by_illegal_logging.png"/>
-                    <pic:cNvPicPr>
-                      <a:picLocks noChangeAspect="1" noChangeArrowheads="1"/>
-                    </pic:cNvPicPr>
-                  </pic:nvPicPr>
-                  <pic:blipFill>
-                    <a:blip r:embed="rId11" cstate="print">
-                      <a:extLst>
-                        <a:ext uri="{28A0092B-C50C-407E-A947-70E740481C1C}">
-                          <a14:useLocalDpi xmlns:a14="http://schemas.microsoft.com/office/drawing/2010/main" val="0"/>
-                        </a:ext>
-                      </a:extLst>
-                    </a:blip>
-                    <a:srcRect/>
-                    <a:stretch>
-                      <a:fillRect/>
-                    </a:stretch>
-                  </pic:blipFill>
-                  <pic:spPr bwMode="auto">
-                    <a:xfrm>
-                      <a:off x="0" y="0"/>
-                      <a:ext cx="5943600" cy="3196590"/>
-                    </a:xfrm>
-                    <a:prstGeom prst="rect">
-                      <a:avLst/>
-                    </a:prstGeom>
-                    <a:noFill/>
-                    <a:ln>
-                      <a:noFill/>
-                    </a:ln>
-                  </pic:spPr>
-                </pic:pic>
-              </a:graphicData>
-            </a:graphic>
-          </wp:inline>
-        </w:drawing>
-      </w:r>
-    </w:p>
-    <w:tbl>
-      <w:tblPr>
-        <w:tblW w:w="11280" w:type="dxa"/>
-        <w:tblBorders>
-          <w:top w:val="single" w:sz="4" w:space="0" w:color="auto"/>
-          <w:left w:val="single" w:sz="4" w:space="0" w:color="auto"/>
-          <w:bottom w:val="single" w:sz="4" w:space="0" w:color="auto"/>
-          <w:right w:val="single" w:sz="4" w:space="0" w:color="auto"/>
-          <w:insideH w:val="single" w:sz="4" w:space="0" w:color="auto"/>
-          <w:insideV w:val="single" w:sz="4" w:space="0" w:color="auto"/>
-        </w:tblBorders>
-        <w:tblCellMar>
-          <w:top w:w="15" w:type="dxa"/>
-          <w:left w:w="15" w:type="dxa"/>
-          <w:bottom w:w="15" w:type="dxa"/>
-          <w:right w:w="15" w:type="dxa"/>
-        </w:tblCellMar>
-        <w:tblLook w:val="04A0" w:firstRow="1" w:lastRow="0" w:firstColumn="1" w:lastColumn="0" w:noHBand="0" w:noVBand="1"/>
-      </w:tblPr>
-      <w:tblGrid>
-        <w:gridCol w:w="5397"/>
-        <w:gridCol w:w="5883"/>
-      </w:tblGrid>
-      <w:tr>
-        <w:trPr>
-          <w:tblHeader/>
-        </w:trPr>
-        <w:tc>
-          <w:tcPr>
-            <w:tcW w:w="0" w:type="auto"/>
-            <w:tcMar>
-              <w:top w:w="150" w:type="dxa"/>
-              <w:left w:w="0" w:type="dxa"/>
-              <w:bottom w:w="150" w:type="dxa"/>
-              <w:right w:w="240" w:type="dxa"/>
-            </w:tcMar>
-            <w:vAlign w:val="center"/>
-            <w:hideMark/>
-          </w:tcPr>
-          <w:p>
-            <w:pPr>
-              <w:rPr>
-                <w:sz w:val="23"/>
-                <w:szCs w:val="23"/>
-              </w:rPr>
-            </w:pPr>
-            <w:r>
-              <w:rPr>
-                <w:sz w:val="23"/>
-                <w:szCs w:val="23"/>
-              </w:rPr>
-              <w:t>Illegal Logging</w:t>
-            </w:r>
-          </w:p>
-        </w:tc>
-        <w:tc>
-          <w:tcPr>
-            <w:tcW w:w="0" w:type="auto"/>
-            <w:tcMar>
-              <w:top w:w="150" w:type="dxa"/>
-              <w:left w:w="240" w:type="dxa"/>
-              <w:bottom w:w="150" w:type="dxa"/>
-              <w:right w:w="240" w:type="dxa"/>
-            </w:tcMar>
-            <w:vAlign w:val="center"/>
-            <w:hideMark/>
-          </w:tcPr>
-          <w:p>
-            <w:pPr>
-              <w:rPr>
-                <w:sz w:val="23"/>
-                <w:szCs w:val="23"/>
-              </w:rPr>
-            </w:pPr>
-            <w:proofErr w:type="spellStart"/>
-            <w:r>
-              <w:rPr>
-                <w:sz w:val="23"/>
-                <w:szCs w:val="23"/>
-              </w:rPr>
-              <w:t>Avg</w:t>
-            </w:r>
-            <w:proofErr w:type="spellEnd"/>
-            <w:r>
-              <w:rPr>
-                <w:sz w:val="23"/>
-                <w:szCs w:val="23"/>
-              </w:rPr>
-              <w:t xml:space="preserve"> Loss (ha)</w:t>
-            </w:r>
-          </w:p>
-        </w:tc>
-      </w:tr>
-      <w:tr>
-        <w:tc>
-          <w:tcPr>
-            <w:tcW w:w="0" w:type="auto"/>
-            <w:tcMar>
-              <w:top w:w="150" w:type="dxa"/>
-              <w:left w:w="0" w:type="dxa"/>
-              <w:bottom w:w="150" w:type="dxa"/>
-              <w:right w:w="240" w:type="dxa"/>
-            </w:tcMar>
-            <w:vAlign w:val="center"/>
-            <w:hideMark/>
-          </w:tcPr>
-          <w:p>
-            <w:pPr>
-              <w:rPr>
-                <w:sz w:val="23"/>
-                <w:szCs w:val="23"/>
-              </w:rPr>
-            </w:pPr>
-            <w:r>
-              <w:rPr>
-                <w:sz w:val="23"/>
-                <w:szCs w:val="23"/>
-              </w:rPr>
-              <w:t>No</w:t>
-            </w:r>
-          </w:p>
-        </w:tc>
-        <w:tc>
-          <w:tcPr>
-            <w:tcW w:w="0" w:type="auto"/>
-            <w:tcMar>
-              <w:top w:w="150" w:type="dxa"/>
-              <w:left w:w="240" w:type="dxa"/>
-              <w:bottom w:w="150" w:type="dxa"/>
-              <w:right w:w="0" w:type="dxa"/>
-            </w:tcMar>
-            <w:vAlign w:val="center"/>
-            <w:hideMark/>
-          </w:tcPr>
-          <w:p>
-            <w:pPr>
-              <w:rPr>
-                <w:sz w:val="23"/>
-                <w:szCs w:val="23"/>
-              </w:rPr>
-            </w:pPr>
-            <w:r>
-              <w:rPr>
-                <w:sz w:val="23"/>
-                <w:szCs w:val="23"/>
-              </w:rPr>
-              <w:t>209.9</w:t>
-            </w:r>
-          </w:p>
-        </w:tc>
-      </w:tr>
-      <w:tr>
-        <w:tc>
-          <w:tcPr>
-            <w:tcW w:w="0" w:type="auto"/>
-            <w:tcMar>
-              <w:top w:w="150" w:type="dxa"/>
-              <w:left w:w="0" w:type="dxa"/>
-              <w:bottom w:w="150" w:type="dxa"/>
-              <w:right w:w="240" w:type="dxa"/>
-            </w:tcMar>
-            <w:vAlign w:val="center"/>
-            <w:hideMark/>
-          </w:tcPr>
-          <w:p>
-            <w:pPr>
-              <w:rPr>
-                <w:sz w:val="23"/>
-                <w:szCs w:val="23"/>
-              </w:rPr>
-            </w:pPr>
-            <w:r>
-              <w:rPr>
-                <w:sz w:val="23"/>
-                <w:szCs w:val="23"/>
-              </w:rPr>
-              <w:t>Yes</w:t>
-            </w:r>
-          </w:p>
-        </w:tc>
-        <w:tc>
-          <w:tcPr>
-            <w:tcW w:w="0" w:type="auto"/>
-            <w:tcMar>
-              <w:top w:w="150" w:type="dxa"/>
-              <w:left w:w="240" w:type="dxa"/>
-              <w:bottom w:w="150" w:type="dxa"/>
-              <w:right w:w="0" w:type="dxa"/>
-            </w:tcMar>
-            <w:vAlign w:val="center"/>
-            <w:hideMark/>
-          </w:tcPr>
-          <w:p>
-            <w:pPr>
-              <w:rPr>
-                <w:sz w:val="23"/>
-                <w:szCs w:val="23"/>
-              </w:rPr>
-            </w:pPr>
-            <w:r>
-              <w:rPr>
-                <w:sz w:val="23"/>
-                <w:szCs w:val="23"/>
-              </w:rPr>
-              <w:t>194.3</w:t>
-            </w:r>
-          </w:p>
-        </w:tc>
-      </w:tr>
-    </w:tbl>
-    <w:p>
-      <w:pPr>
-        <w:rPr>
-          <w:sz w:val="24"/>
-          <w:szCs w:val="24"/>
-        </w:rPr>
-      </w:pPr>
-      <w:r>
-        <w:rPr>
-          <w:sz w:val="24"/>
-          <w:szCs w:val="24"/>
-        </w:rPr>
-        <w:t>Interpretation: Records marked "No" had slightly higher average loss than "Yes." This counterintuitive finding suggests reporting quality, timing, or confounding variables obscure a simple relationship. The model later identified </w:t>
-      </w:r>
-      <w:proofErr w:type="spellStart"/>
-      <w:r>
-        <w:rPr>
-          <w:rFonts w:ascii="Consolas" w:hAnsi="Consolas" w:cs="Courier New"/>
-          <w:sz w:val="20"/>
-          <w:szCs w:val="20"/>
-          <w:shd w:val="clear" w:color="auto" w:fill="2C2C2E"/>
-        </w:rPr>
-        <w:t>Illegal_Logging_Flag</w:t>
-      </w:r>
-      <w:proofErr w:type="spellEnd"/>
-      <w:r>
-        <w:rPr>
-          <w:sz w:val="24"/>
-          <w:szCs w:val="24"/>
-        </w:rPr>
-        <w:t> as the 3rd most important feature (10.0%).</w:t>
-      </w:r>
-    </w:p>
-    <w:p>
-      <w:pPr>
-        <w:rPr>
-          <w:sz w:val="30"/>
-          <w:szCs w:val="30"/>
-        </w:rPr>
-      </w:pPr>
-      <w:r>
-        <w:rPr>
-          <w:sz w:val="30"/>
-          <w:szCs w:val="30"/>
-        </w:rPr>
-        <w:t>5.6 Time Trend (2021-2024)</w:t>
-      </w:r>
-    </w:p>
-    <w:p>
-      <w:pPr>
-        <w:rPr>
-          <w:sz w:val="24"/>
-          <w:szCs w:val="24"/>
-        </w:rPr>
-      </w:pPr>
-      <w:r>
-        <w:rPr>
-          <w:noProof/>
-        </w:rPr>
-        <w:lastRenderedPageBreak/>
-        <w:drawing>
-          <wp:inline distT="0" distB="0" distL="0" distR="0" wp14:anchorId="79EEA574" wp14:editId="534E4388">
-            <wp:extent cx="5943600" cy="3196590"/>
-            <wp:effectExtent l="0" t="0" r="0" b="3810"/>
-            <wp:docPr id="20" name="Picture 20" descr="C:\Users\ADMIN\Desktop\PYTHON\KiraboEria\DEFO\Deforestation-Tracking\visuals\visualization_outputs\06_average_tree_cover_loss_over_time.png"/>
-            <wp:cNvGraphicFramePr>
-              <a:graphicFrameLocks xmlns:a="http://schemas.openxmlformats.org/drawingml/2006/main" noChangeAspect="1"/>
-            </wp:cNvGraphicFramePr>
-            <a:graphic xmlns:a="http://schemas.openxmlformats.org/drawingml/2006/main">
-              <a:graphicData uri="http://schemas.openxmlformats.org/drawingml/2006/picture">
-                <pic:pic xmlns:pic="http://schemas.openxmlformats.org/drawingml/2006/picture">
-                  <pic:nvPicPr>
-                    <pic:cNvPr id="0" name="Picture 292" descr="C:\Users\ADMIN\Desktop\PYTHON\KiraboEria\DEFO\Deforestation-Tracking\visuals\visualization_outputs\06_average_tree_cover_loss_over_time.png"/>
                     <pic:cNvPicPr>
                       <a:picLocks noChangeAspect="1" noChangeArrowheads="1"/>
                     </pic:cNvPicPr>
@@ -4990,6 +5312,325 @@
         <w:tblLook w:val="04A0" w:firstRow="1" w:lastRow="0" w:firstColumn="1" w:lastColumn="0" w:noHBand="0" w:noVBand="1"/>
       </w:tblPr>
       <w:tblGrid>
+        <w:gridCol w:w="5397"/>
+        <w:gridCol w:w="5883"/>
+      </w:tblGrid>
+      <w:tr>
+        <w:trPr>
+          <w:tblHeader/>
+        </w:trPr>
+        <w:tc>
+          <w:tcPr>
+            <w:tcW w:w="0" w:type="auto"/>
+            <w:tcMar>
+              <w:top w:w="150" w:type="dxa"/>
+              <w:left w:w="0" w:type="dxa"/>
+              <w:bottom w:w="150" w:type="dxa"/>
+              <w:right w:w="240" w:type="dxa"/>
+            </w:tcMar>
+            <w:vAlign w:val="center"/>
+            <w:hideMark/>
+          </w:tcPr>
+          <w:p>
+            <w:pPr>
+              <w:rPr>
+                <w:sz w:val="23"/>
+                <w:szCs w:val="23"/>
+              </w:rPr>
+            </w:pPr>
+            <w:r>
+              <w:rPr>
+                <w:sz w:val="23"/>
+                <w:szCs w:val="23"/>
+              </w:rPr>
+              <w:lastRenderedPageBreak/>
+              <w:t>Illegal Logging</w:t>
+            </w:r>
+          </w:p>
+        </w:tc>
+        <w:tc>
+          <w:tcPr>
+            <w:tcW w:w="0" w:type="auto"/>
+            <w:tcMar>
+              <w:top w:w="150" w:type="dxa"/>
+              <w:left w:w="240" w:type="dxa"/>
+              <w:bottom w:w="150" w:type="dxa"/>
+              <w:right w:w="240" w:type="dxa"/>
+            </w:tcMar>
+            <w:vAlign w:val="center"/>
+            <w:hideMark/>
+          </w:tcPr>
+          <w:p>
+            <w:pPr>
+              <w:rPr>
+                <w:sz w:val="23"/>
+                <w:szCs w:val="23"/>
+              </w:rPr>
+            </w:pPr>
+            <w:proofErr w:type="spellStart"/>
+            <w:r>
+              <w:rPr>
+                <w:sz w:val="23"/>
+                <w:szCs w:val="23"/>
+              </w:rPr>
+              <w:t>Avg</w:t>
+            </w:r>
+            <w:proofErr w:type="spellEnd"/>
+            <w:r>
+              <w:rPr>
+                <w:sz w:val="23"/>
+                <w:szCs w:val="23"/>
+              </w:rPr>
+              <w:t xml:space="preserve"> Loss (ha)</w:t>
+            </w:r>
+          </w:p>
+        </w:tc>
+      </w:tr>
+      <w:tr>
+        <w:tc>
+          <w:tcPr>
+            <w:tcW w:w="0" w:type="auto"/>
+            <w:tcMar>
+              <w:top w:w="150" w:type="dxa"/>
+              <w:left w:w="0" w:type="dxa"/>
+              <w:bottom w:w="150" w:type="dxa"/>
+              <w:right w:w="240" w:type="dxa"/>
+            </w:tcMar>
+            <w:vAlign w:val="center"/>
+            <w:hideMark/>
+          </w:tcPr>
+          <w:p>
+            <w:pPr>
+              <w:rPr>
+                <w:sz w:val="23"/>
+                <w:szCs w:val="23"/>
+              </w:rPr>
+            </w:pPr>
+            <w:r>
+              <w:rPr>
+                <w:sz w:val="23"/>
+                <w:szCs w:val="23"/>
+              </w:rPr>
+              <w:t>No</w:t>
+            </w:r>
+          </w:p>
+        </w:tc>
+        <w:tc>
+          <w:tcPr>
+            <w:tcW w:w="0" w:type="auto"/>
+            <w:tcMar>
+              <w:top w:w="150" w:type="dxa"/>
+              <w:left w:w="240" w:type="dxa"/>
+              <w:bottom w:w="150" w:type="dxa"/>
+              <w:right w:w="0" w:type="dxa"/>
+            </w:tcMar>
+            <w:vAlign w:val="center"/>
+            <w:hideMark/>
+          </w:tcPr>
+          <w:p>
+            <w:pPr>
+              <w:rPr>
+                <w:sz w:val="23"/>
+                <w:szCs w:val="23"/>
+              </w:rPr>
+            </w:pPr>
+            <w:r>
+              <w:rPr>
+                <w:sz w:val="23"/>
+                <w:szCs w:val="23"/>
+              </w:rPr>
+              <w:t>209.9</w:t>
+            </w:r>
+          </w:p>
+        </w:tc>
+      </w:tr>
+      <w:tr>
+        <w:tc>
+          <w:tcPr>
+            <w:tcW w:w="0" w:type="auto"/>
+            <w:tcMar>
+              <w:top w:w="150" w:type="dxa"/>
+              <w:left w:w="0" w:type="dxa"/>
+              <w:bottom w:w="150" w:type="dxa"/>
+              <w:right w:w="240" w:type="dxa"/>
+            </w:tcMar>
+            <w:vAlign w:val="center"/>
+            <w:hideMark/>
+          </w:tcPr>
+          <w:p>
+            <w:pPr>
+              <w:rPr>
+                <w:sz w:val="23"/>
+                <w:szCs w:val="23"/>
+              </w:rPr>
+            </w:pPr>
+            <w:r>
+              <w:rPr>
+                <w:sz w:val="23"/>
+                <w:szCs w:val="23"/>
+              </w:rPr>
+              <w:t>Yes</w:t>
+            </w:r>
+          </w:p>
+        </w:tc>
+        <w:tc>
+          <w:tcPr>
+            <w:tcW w:w="0" w:type="auto"/>
+            <w:tcMar>
+              <w:top w:w="150" w:type="dxa"/>
+              <w:left w:w="240" w:type="dxa"/>
+              <w:bottom w:w="150" w:type="dxa"/>
+              <w:right w:w="0" w:type="dxa"/>
+            </w:tcMar>
+            <w:vAlign w:val="center"/>
+            <w:hideMark/>
+          </w:tcPr>
+          <w:p>
+            <w:pPr>
+              <w:rPr>
+                <w:sz w:val="23"/>
+                <w:szCs w:val="23"/>
+              </w:rPr>
+            </w:pPr>
+            <w:r>
+              <w:rPr>
+                <w:sz w:val="23"/>
+                <w:szCs w:val="23"/>
+              </w:rPr>
+              <w:t>194.3</w:t>
+            </w:r>
+          </w:p>
+        </w:tc>
+      </w:tr>
+    </w:tbl>
+    <w:p>
+      <w:pPr>
+        <w:rPr>
+          <w:sz w:val="24"/>
+          <w:szCs w:val="24"/>
+        </w:rPr>
+      </w:pPr>
+      <w:r>
+        <w:rPr>
+          <w:sz w:val="24"/>
+          <w:szCs w:val="24"/>
+        </w:rPr>
+        <w:t>Interpretation: Records marked "No" had slightly higher average loss than "Yes." This counterintuitive finding suggests reporting quality, timing, or confounding variables obscure a simple relationship. The model later identified </w:t>
+      </w:r>
+      <w:proofErr w:type="spellStart"/>
+      <w:r>
+        <w:t>Illegal_Logging_Flag</w:t>
+      </w:r>
+      <w:proofErr w:type="spellEnd"/>
+      <w:r>
+        <w:t> as</w:t>
+      </w:r>
+      <w:r>
+        <w:rPr>
+          <w:sz w:val="24"/>
+          <w:szCs w:val="24"/>
+        </w:rPr>
+        <w:t xml:space="preserve"> the 3rd most important feature (10.0%).</w:t>
+      </w:r>
+    </w:p>
+    <w:p>
+      <w:pPr>
+        <w:rPr>
+          <w:b/>
+          <w:sz w:val="30"/>
+          <w:szCs w:val="30"/>
+        </w:rPr>
+      </w:pPr>
+      <w:r>
+        <w:rPr>
+          <w:b/>
+          <w:sz w:val="30"/>
+          <w:szCs w:val="30"/>
+        </w:rPr>
+        <w:t>5.6 Time Trend (2021-2024)</w:t>
+      </w:r>
+    </w:p>
+    <w:p>
+      <w:pPr>
+        <w:rPr>
+          <w:sz w:val="24"/>
+          <w:szCs w:val="24"/>
+        </w:rPr>
+      </w:pPr>
+      <w:r>
+        <w:rPr>
+          <w:noProof/>
+        </w:rPr>
+        <w:drawing>
+          <wp:inline distT="0" distB="0" distL="0" distR="0" wp14:anchorId="79EEA574" wp14:editId="534E4388">
+            <wp:extent cx="5943600" cy="3196590"/>
+            <wp:effectExtent l="0" t="0" r="0" b="3810"/>
+            <wp:docPr id="20" name="Picture 20" descr="C:\Users\ADMIN\Desktop\PYTHON\KiraboEria\DEFO\Deforestation-Tracking\visuals\visualization_outputs\06_average_tree_cover_loss_over_time.png"/>
+            <wp:cNvGraphicFramePr>
+              <a:graphicFrameLocks xmlns:a="http://schemas.openxmlformats.org/drawingml/2006/main" noChangeAspect="1"/>
+            </wp:cNvGraphicFramePr>
+            <a:graphic xmlns:a="http://schemas.openxmlformats.org/drawingml/2006/main">
+              <a:graphicData uri="http://schemas.openxmlformats.org/drawingml/2006/picture">
+                <pic:pic xmlns:pic="http://schemas.openxmlformats.org/drawingml/2006/picture">
+                  <pic:nvPicPr>
+                    <pic:cNvPr id="0" name="Picture 292" descr="C:\Users\ADMIN\Desktop\PYTHON\KiraboEria\DEFO\Deforestation-Tracking\visuals\visualization_outputs\06_average_tree_cover_loss_over_time.png"/>
+                    <pic:cNvPicPr>
+                      <a:picLocks noChangeAspect="1" noChangeArrowheads="1"/>
+                    </pic:cNvPicPr>
+                  </pic:nvPicPr>
+                  <pic:blipFill>
+                    <a:blip r:embed="rId13" cstate="print">
+                      <a:extLst>
+                        <a:ext uri="{28A0092B-C50C-407E-A947-70E740481C1C}">
+                          <a14:useLocalDpi xmlns:a14="http://schemas.microsoft.com/office/drawing/2010/main" val="0"/>
+                        </a:ext>
+                      </a:extLst>
+                    </a:blip>
+                    <a:srcRect/>
+                    <a:stretch>
+                      <a:fillRect/>
+                    </a:stretch>
+                  </pic:blipFill>
+                  <pic:spPr bwMode="auto">
+                    <a:xfrm>
+                      <a:off x="0" y="0"/>
+                      <a:ext cx="5943600" cy="3196590"/>
+                    </a:xfrm>
+                    <a:prstGeom prst="rect">
+                      <a:avLst/>
+                    </a:prstGeom>
+                    <a:noFill/>
+                    <a:ln>
+                      <a:noFill/>
+                    </a:ln>
+                  </pic:spPr>
+                </pic:pic>
+              </a:graphicData>
+            </a:graphic>
+          </wp:inline>
+        </w:drawing>
+      </w:r>
+    </w:p>
+    <w:tbl>
+      <w:tblPr>
+        <w:tblW w:w="11280" w:type="dxa"/>
+        <w:tblBorders>
+          <w:top w:val="single" w:sz="4" w:space="0" w:color="auto"/>
+          <w:left w:val="single" w:sz="4" w:space="0" w:color="auto"/>
+          <w:bottom w:val="single" w:sz="4" w:space="0" w:color="auto"/>
+          <w:right w:val="single" w:sz="4" w:space="0" w:color="auto"/>
+          <w:insideH w:val="single" w:sz="4" w:space="0" w:color="auto"/>
+          <w:insideV w:val="single" w:sz="4" w:space="0" w:color="auto"/>
+        </w:tblBorders>
+        <w:tblCellMar>
+          <w:top w:w="15" w:type="dxa"/>
+          <w:left w:w="15" w:type="dxa"/>
+          <w:bottom w:w="15" w:type="dxa"/>
+          <w:right w:w="15" w:type="dxa"/>
+        </w:tblCellMar>
+        <w:tblLook w:val="04A0" w:firstRow="1" w:lastRow="0" w:firstColumn="1" w:lastColumn="0" w:noHBand="0" w:noVBand="1"/>
+      </w:tblPr>
+      <w:tblGrid>
         <w:gridCol w:w="3853"/>
         <w:gridCol w:w="7427"/>
       </w:tblGrid>
@@ -5262,6 +5903,7 @@
                 <w:sz w:val="23"/>
                 <w:szCs w:val="23"/>
               </w:rPr>
+              <w:lastRenderedPageBreak/>
               <w:t>2022.5</w:t>
             </w:r>
           </w:p>
@@ -5488,12 +6130,14 @@
     <w:p>
       <w:pPr>
         <w:rPr>
+          <w:b/>
           <w:sz w:val="30"/>
           <w:szCs w:val="30"/>
         </w:rPr>
       </w:pPr>
       <w:r>
         <w:rPr>
+          <w:b/>
           <w:sz w:val="30"/>
           <w:szCs w:val="30"/>
         </w:rPr>
@@ -5511,7 +6155,6 @@
         <w:rPr>
           <w:noProof/>
         </w:rPr>
-        <w:lastRenderedPageBreak/>
         <w:drawing>
           <wp:inline distT="0" distB="0" distL="0" distR="0" wp14:anchorId="7C81A3ED" wp14:editId="147AAE0A">
             <wp:extent cx="5943600" cy="3205480"/>
@@ -5530,7 +6173,7 @@
                     </pic:cNvPicPr>
                   </pic:nvPicPr>
                   <pic:blipFill>
-                    <a:blip r:embed="rId13" cstate="print">
+                    <a:blip r:embed="rId14" cstate="print">
                       <a:extLst>
                         <a:ext uri="{28A0092B-C50C-407E-A947-70E740481C1C}">
                           <a14:useLocalDpi xmlns:a14="http://schemas.microsoft.com/office/drawing/2010/main" val="0"/>
@@ -5738,6 +6381,7 @@
                 <w:sz w:val="23"/>
                 <w:szCs w:val="23"/>
               </w:rPr>
+              <w:lastRenderedPageBreak/>
               <w:t>Northern</w:t>
             </w:r>
           </w:p>
@@ -5906,12 +6550,14 @@
     <w:p>
       <w:pPr>
         <w:rPr>
+          <w:b/>
           <w:sz w:val="30"/>
           <w:szCs w:val="30"/>
         </w:rPr>
       </w:pPr>
       <w:r>
         <w:rPr>
+          <w:b/>
           <w:sz w:val="30"/>
           <w:szCs w:val="30"/>
         </w:rPr>
@@ -5929,7 +6575,6 @@
         <w:rPr>
           <w:noProof/>
         </w:rPr>
-        <w:lastRenderedPageBreak/>
         <w:drawing>
           <wp:inline distT="0" distB="0" distL="0" distR="0" wp14:anchorId="417381AF" wp14:editId="0742FE6E">
             <wp:extent cx="5943600" cy="4686300"/>
@@ -5946,7 +6591,7 @@
                     <pic:cNvPicPr/>
                   </pic:nvPicPr>
                   <pic:blipFill>
-                    <a:blip r:embed="rId14"/>
+                    <a:blip r:embed="rId15"/>
                     <a:stretch>
                       <a:fillRect/>
                     </a:stretch>
@@ -6018,6 +6663,7 @@
                 <w:sz w:val="23"/>
                 <w:szCs w:val="23"/>
               </w:rPr>
+              <w:lastRenderedPageBreak/>
               <w:t>Variable Pair</w:t>
             </w:r>
           </w:p>
@@ -6444,19 +7090,20 @@
           <w:sz w:val="24"/>
           <w:szCs w:val="24"/>
         </w:rPr>
-        <w:lastRenderedPageBreak/>
         <w:t>Interpretation: Simple correlations for most human-pressure variables are weak. The Random Forest model was able to capture complex, non-linear relationships, demonstrating the value of machine learning over simple correlation analysis.</w:t>
       </w:r>
     </w:p>
     <w:p>
       <w:pPr>
         <w:rPr>
+          <w:b/>
           <w:sz w:val="30"/>
           <w:szCs w:val="30"/>
         </w:rPr>
       </w:pPr>
       <w:r>
         <w:rPr>
+          <w:b/>
           <w:sz w:val="30"/>
           <w:szCs w:val="30"/>
         </w:rPr>
@@ -6490,7 +7137,7 @@
                     <pic:cNvPicPr/>
                   </pic:nvPicPr>
                   <pic:blipFill>
-                    <a:blip r:embed="rId15"/>
+                    <a:blip r:embed="rId16"/>
                     <a:stretch>
                       <a:fillRect/>
                     </a:stretch>
@@ -6574,27 +7221,32 @@
     <w:p>
       <w:pPr>
         <w:rPr>
+          <w:b/>
           <w:sz w:val="33"/>
           <w:szCs w:val="33"/>
         </w:rPr>
       </w:pPr>
       <w:r>
         <w:rPr>
+          <w:b/>
           <w:sz w:val="33"/>
           <w:szCs w:val="33"/>
         </w:rPr>
+        <w:lastRenderedPageBreak/>
         <w:t>6. Predictive Modeling</w:t>
       </w:r>
     </w:p>
     <w:p>
       <w:pPr>
         <w:rPr>
+          <w:b/>
           <w:sz w:val="30"/>
           <w:szCs w:val="30"/>
         </w:rPr>
       </w:pPr>
       <w:r>
         <w:rPr>
+          <w:b/>
           <w:sz w:val="30"/>
           <w:szCs w:val="30"/>
         </w:rPr>
@@ -6893,7 +7545,6 @@
                 <w:sz w:val="23"/>
                 <w:szCs w:val="23"/>
               </w:rPr>
-              <w:lastRenderedPageBreak/>
               <w:t>Folds</w:t>
             </w:r>
           </w:p>
@@ -6931,12 +7582,14 @@
     <w:p>
       <w:pPr>
         <w:rPr>
+          <w:b/>
           <w:sz w:val="30"/>
           <w:szCs w:val="30"/>
         </w:rPr>
       </w:pPr>
       <w:r>
         <w:rPr>
+          <w:b/>
           <w:sz w:val="30"/>
           <w:szCs w:val="30"/>
         </w:rPr>
@@ -6945,6 +7598,7 @@
       <w:proofErr w:type="spellStart"/>
       <w:r>
         <w:rPr>
+          <w:b/>
           <w:sz w:val="30"/>
           <w:szCs w:val="30"/>
         </w:rPr>
@@ -7524,12 +8178,14 @@
     <w:p>
       <w:pPr>
         <w:rPr>
+          <w:b/>
           <w:sz w:val="33"/>
           <w:szCs w:val="33"/>
         </w:rPr>
       </w:pPr>
       <w:r>
         <w:rPr>
+          <w:b/>
           <w:sz w:val="33"/>
           <w:szCs w:val="33"/>
         </w:rPr>
@@ -7539,12 +8195,14 @@
     <w:p>
       <w:pPr>
         <w:rPr>
+          <w:b/>
           <w:sz w:val="30"/>
           <w:szCs w:val="30"/>
         </w:rPr>
       </w:pPr>
       <w:r>
         <w:rPr>
+          <w:b/>
           <w:sz w:val="30"/>
           <w:szCs w:val="30"/>
         </w:rPr>
@@ -7776,6 +8434,7 @@
                 <w:sz w:val="23"/>
                 <w:szCs w:val="23"/>
               </w:rPr>
+              <w:lastRenderedPageBreak/>
               <w:t>Weighted F1</w:t>
             </w:r>
           </w:p>
@@ -7929,12 +8588,14 @@
     <w:p>
       <w:pPr>
         <w:rPr>
+          <w:b/>
           <w:sz w:val="30"/>
           <w:szCs w:val="30"/>
         </w:rPr>
       </w:pPr>
       <w:r>
         <w:rPr>
+          <w:b/>
           <w:sz w:val="30"/>
           <w:szCs w:val="30"/>
         </w:rPr>
@@ -7952,7 +8613,6 @@
         <w:rPr>
           <w:noProof/>
         </w:rPr>
-        <w:lastRenderedPageBreak/>
         <w:drawing>
           <wp:inline distT="0" distB="0" distL="0" distR="0" wp14:anchorId="4E6B5396" wp14:editId="06728D51">
             <wp:extent cx="5943600" cy="3714750"/>
@@ -7971,7 +8631,7 @@
                     </pic:cNvPicPr>
                   </pic:nvPicPr>
                   <pic:blipFill>
-                    <a:blip r:embed="rId16">
+                    <a:blip r:embed="rId17">
                       <a:extLst>
                         <a:ext uri="{28A0092B-C50C-407E-A947-70E740481C1C}">
                           <a14:useLocalDpi xmlns:a14="http://schemas.microsoft.com/office/drawing/2010/main" val="0"/>
@@ -8500,18 +9160,21 @@
           <w:sz w:val="24"/>
           <w:szCs w:val="24"/>
         </w:rPr>
+        <w:lastRenderedPageBreak/>
         <w:t>Interpretation: The model performs exceptionally well across all classes. The slight recall drop for High (98.5%) is minimal and acceptable.</w:t>
       </w:r>
     </w:p>
     <w:p>
       <w:pPr>
         <w:rPr>
+          <w:b/>
           <w:sz w:val="30"/>
           <w:szCs w:val="30"/>
         </w:rPr>
       </w:pPr>
       <w:r>
         <w:rPr>
+          <w:b/>
           <w:sz w:val="30"/>
           <w:szCs w:val="30"/>
         </w:rPr>
@@ -8529,7 +9192,6 @@
         <w:rPr>
           <w:noProof/>
         </w:rPr>
-        <w:lastRenderedPageBreak/>
         <w:drawing>
           <wp:inline distT="0" distB="0" distL="0" distR="0" wp14:anchorId="73A41E82" wp14:editId="7A33695E">
             <wp:extent cx="5943600" cy="2286000"/>
@@ -8548,7 +9210,7 @@
                     </pic:cNvPicPr>
                   </pic:nvPicPr>
                   <pic:blipFill>
-                    <a:blip r:embed="rId17" cstate="print">
+                    <a:blip r:embed="rId18" cstate="print">
                       <a:extLst>
                         <a:ext uri="{28A0092B-C50C-407E-A947-70E740481C1C}">
                           <a14:useLocalDpi xmlns:a14="http://schemas.microsoft.com/office/drawing/2010/main" val="0"/>
@@ -8716,12 +9378,14 @@
     <w:p>
       <w:pPr>
         <w:rPr>
+          <w:b/>
           <w:sz w:val="30"/>
           <w:szCs w:val="30"/>
         </w:rPr>
       </w:pPr>
       <w:r>
         <w:rPr>
+          <w:b/>
           <w:sz w:val="30"/>
           <w:szCs w:val="30"/>
         </w:rPr>
@@ -8930,6 +9594,7 @@
           <w:sz w:val="20"/>
           <w:szCs w:val="20"/>
         </w:rPr>
+        <w:lastRenderedPageBreak/>
         <w:t xml:space="preserve">weighted </w:t>
       </w:r>
       <w:proofErr w:type="spellStart"/>
@@ -8954,12 +9619,14 @@
     <w:p>
       <w:pPr>
         <w:rPr>
+          <w:b/>
           <w:sz w:val="30"/>
           <w:szCs w:val="30"/>
         </w:rPr>
       </w:pPr>
       <w:r>
         <w:rPr>
+          <w:b/>
           <w:sz w:val="30"/>
           <w:szCs w:val="30"/>
         </w:rPr>
@@ -8977,7 +9644,6 @@
         <w:rPr>
           <w:noProof/>
         </w:rPr>
-        <w:lastRenderedPageBreak/>
         <w:drawing>
           <wp:inline distT="0" distB="0" distL="0" distR="0" wp14:anchorId="215E3D00" wp14:editId="3756FA99">
             <wp:extent cx="5943600" cy="5093970"/>
@@ -8991,357 +9657,6 @@
                 <pic:pic xmlns:pic="http://schemas.openxmlformats.org/drawingml/2006/picture">
                   <pic:nvPicPr>
                     <pic:cNvPr id="0" name="Picture 296" descr="C:\Users\ADMIN\Desktop\PYTHON\KiraboEria\DEFO\Deforestation-Tracking\visuals\model_outputs\roc_curves.png"/>
-                    <pic:cNvPicPr>
-                      <a:picLocks noChangeAspect="1" noChangeArrowheads="1"/>
-                    </pic:cNvPicPr>
-                  </pic:nvPicPr>
-                  <pic:blipFill>
-                    <a:blip r:embed="rId18">
-                      <a:extLst>
-                        <a:ext uri="{28A0092B-C50C-407E-A947-70E740481C1C}">
-                          <a14:useLocalDpi xmlns:a14="http://schemas.microsoft.com/office/drawing/2010/main" val="0"/>
-                        </a:ext>
-                      </a:extLst>
-                    </a:blip>
-                    <a:srcRect/>
-                    <a:stretch>
-                      <a:fillRect/>
-                    </a:stretch>
-                  </pic:blipFill>
-                  <pic:spPr bwMode="auto">
-                    <a:xfrm>
-                      <a:off x="0" y="0"/>
-                      <a:ext cx="5943600" cy="5093970"/>
-                    </a:xfrm>
-                    <a:prstGeom prst="rect">
-                      <a:avLst/>
-                    </a:prstGeom>
-                    <a:noFill/>
-                    <a:ln>
-                      <a:noFill/>
-                    </a:ln>
-                  </pic:spPr>
-                </pic:pic>
-              </a:graphicData>
-            </a:graphic>
-          </wp:inline>
-        </w:drawing>
-      </w:r>
-    </w:p>
-    <w:tbl>
-      <w:tblPr>
-        <w:tblW w:w="11280" w:type="dxa"/>
-        <w:tblBorders>
-          <w:top w:val="single" w:sz="4" w:space="0" w:color="auto"/>
-          <w:left w:val="single" w:sz="4" w:space="0" w:color="auto"/>
-          <w:bottom w:val="single" w:sz="4" w:space="0" w:color="auto"/>
-          <w:right w:val="single" w:sz="4" w:space="0" w:color="auto"/>
-          <w:insideH w:val="single" w:sz="4" w:space="0" w:color="auto"/>
-          <w:insideV w:val="single" w:sz="4" w:space="0" w:color="auto"/>
-        </w:tblBorders>
-        <w:tblCellMar>
-          <w:top w:w="15" w:type="dxa"/>
-          <w:left w:w="15" w:type="dxa"/>
-          <w:bottom w:w="15" w:type="dxa"/>
-          <w:right w:w="15" w:type="dxa"/>
-        </w:tblCellMar>
-        <w:tblLook w:val="04A0" w:firstRow="1" w:lastRow="0" w:firstColumn="1" w:lastColumn="0" w:noHBand="0" w:noVBand="1"/>
-      </w:tblPr>
-      <w:tblGrid>
-        <w:gridCol w:w="4675"/>
-        <w:gridCol w:w="6605"/>
-      </w:tblGrid>
-      <w:tr>
-        <w:trPr>
-          <w:tblHeader/>
-        </w:trPr>
-        <w:tc>
-          <w:tcPr>
-            <w:tcW w:w="0" w:type="auto"/>
-            <w:tcMar>
-              <w:top w:w="150" w:type="dxa"/>
-              <w:left w:w="0" w:type="dxa"/>
-              <w:bottom w:w="150" w:type="dxa"/>
-              <w:right w:w="240" w:type="dxa"/>
-            </w:tcMar>
-            <w:vAlign w:val="center"/>
-            <w:hideMark/>
-          </w:tcPr>
-          <w:p>
-            <w:pPr>
-              <w:rPr>
-                <w:sz w:val="23"/>
-                <w:szCs w:val="23"/>
-              </w:rPr>
-            </w:pPr>
-            <w:r>
-              <w:rPr>
-                <w:sz w:val="23"/>
-                <w:szCs w:val="23"/>
-              </w:rPr>
-              <w:t>Class</w:t>
-            </w:r>
-          </w:p>
-        </w:tc>
-        <w:tc>
-          <w:tcPr>
-            <w:tcW w:w="0" w:type="auto"/>
-            <w:tcMar>
-              <w:top w:w="150" w:type="dxa"/>
-              <w:left w:w="240" w:type="dxa"/>
-              <w:bottom w:w="150" w:type="dxa"/>
-              <w:right w:w="240" w:type="dxa"/>
-            </w:tcMar>
-            <w:vAlign w:val="center"/>
-            <w:hideMark/>
-          </w:tcPr>
-          <w:p>
-            <w:pPr>
-              <w:rPr>
-                <w:sz w:val="23"/>
-                <w:szCs w:val="23"/>
-              </w:rPr>
-            </w:pPr>
-            <w:r>
-              <w:rPr>
-                <w:sz w:val="23"/>
-                <w:szCs w:val="23"/>
-              </w:rPr>
-              <w:t>AUC Score</w:t>
-            </w:r>
-          </w:p>
-        </w:tc>
-      </w:tr>
-      <w:tr>
-        <w:tc>
-          <w:tcPr>
-            <w:tcW w:w="0" w:type="auto"/>
-            <w:tcMar>
-              <w:top w:w="150" w:type="dxa"/>
-              <w:left w:w="0" w:type="dxa"/>
-              <w:bottom w:w="150" w:type="dxa"/>
-              <w:right w:w="240" w:type="dxa"/>
-            </w:tcMar>
-            <w:vAlign w:val="center"/>
-            <w:hideMark/>
-          </w:tcPr>
-          <w:p>
-            <w:pPr>
-              <w:rPr>
-                <w:sz w:val="23"/>
-                <w:szCs w:val="23"/>
-              </w:rPr>
-            </w:pPr>
-            <w:r>
-              <w:rPr>
-                <w:sz w:val="23"/>
-                <w:szCs w:val="23"/>
-              </w:rPr>
-              <w:t>Low</w:t>
-            </w:r>
-          </w:p>
-        </w:tc>
-        <w:tc>
-          <w:tcPr>
-            <w:tcW w:w="0" w:type="auto"/>
-            <w:tcMar>
-              <w:top w:w="150" w:type="dxa"/>
-              <w:left w:w="240" w:type="dxa"/>
-              <w:bottom w:w="150" w:type="dxa"/>
-              <w:right w:w="0" w:type="dxa"/>
-            </w:tcMar>
-            <w:vAlign w:val="center"/>
-            <w:hideMark/>
-          </w:tcPr>
-          <w:p>
-            <w:pPr>
-              <w:rPr>
-                <w:sz w:val="23"/>
-                <w:szCs w:val="23"/>
-              </w:rPr>
-            </w:pPr>
-            <w:r>
-              <w:rPr>
-                <w:sz w:val="23"/>
-                <w:szCs w:val="23"/>
-              </w:rPr>
-              <w:t>1.000</w:t>
-            </w:r>
-          </w:p>
-        </w:tc>
-      </w:tr>
-      <w:tr>
-        <w:tc>
-          <w:tcPr>
-            <w:tcW w:w="0" w:type="auto"/>
-            <w:tcMar>
-              <w:top w:w="150" w:type="dxa"/>
-              <w:left w:w="0" w:type="dxa"/>
-              <w:bottom w:w="150" w:type="dxa"/>
-              <w:right w:w="240" w:type="dxa"/>
-            </w:tcMar>
-            <w:vAlign w:val="center"/>
-            <w:hideMark/>
-          </w:tcPr>
-          <w:p>
-            <w:pPr>
-              <w:rPr>
-                <w:sz w:val="23"/>
-                <w:szCs w:val="23"/>
-              </w:rPr>
-            </w:pPr>
-            <w:r>
-              <w:rPr>
-                <w:sz w:val="23"/>
-                <w:szCs w:val="23"/>
-              </w:rPr>
-              <w:t>Medium</w:t>
-            </w:r>
-          </w:p>
-        </w:tc>
-        <w:tc>
-          <w:tcPr>
-            <w:tcW w:w="0" w:type="auto"/>
-            <w:tcMar>
-              <w:top w:w="150" w:type="dxa"/>
-              <w:left w:w="240" w:type="dxa"/>
-              <w:bottom w:w="150" w:type="dxa"/>
-              <w:right w:w="0" w:type="dxa"/>
-            </w:tcMar>
-            <w:vAlign w:val="center"/>
-            <w:hideMark/>
-          </w:tcPr>
-          <w:p>
-            <w:pPr>
-              <w:rPr>
-                <w:sz w:val="23"/>
-                <w:szCs w:val="23"/>
-              </w:rPr>
-            </w:pPr>
-            <w:r>
-              <w:rPr>
-                <w:sz w:val="23"/>
-                <w:szCs w:val="23"/>
-              </w:rPr>
-              <w:t>1.000</w:t>
-            </w:r>
-          </w:p>
-        </w:tc>
-      </w:tr>
-      <w:tr>
-        <w:tc>
-          <w:tcPr>
-            <w:tcW w:w="0" w:type="auto"/>
-            <w:tcMar>
-              <w:top w:w="150" w:type="dxa"/>
-              <w:left w:w="0" w:type="dxa"/>
-              <w:bottom w:w="150" w:type="dxa"/>
-              <w:right w:w="240" w:type="dxa"/>
-            </w:tcMar>
-            <w:vAlign w:val="center"/>
-            <w:hideMark/>
-          </w:tcPr>
-          <w:p>
-            <w:pPr>
-              <w:rPr>
-                <w:sz w:val="23"/>
-                <w:szCs w:val="23"/>
-              </w:rPr>
-            </w:pPr>
-            <w:r>
-              <w:rPr>
-                <w:sz w:val="23"/>
-                <w:szCs w:val="23"/>
-              </w:rPr>
-              <w:t>High</w:t>
-            </w:r>
-          </w:p>
-        </w:tc>
-        <w:tc>
-          <w:tcPr>
-            <w:tcW w:w="0" w:type="auto"/>
-            <w:tcMar>
-              <w:top w:w="150" w:type="dxa"/>
-              <w:left w:w="240" w:type="dxa"/>
-              <w:bottom w:w="150" w:type="dxa"/>
-              <w:right w:w="0" w:type="dxa"/>
-            </w:tcMar>
-            <w:vAlign w:val="center"/>
-            <w:hideMark/>
-          </w:tcPr>
-          <w:p>
-            <w:pPr>
-              <w:rPr>
-                <w:sz w:val="23"/>
-                <w:szCs w:val="23"/>
-              </w:rPr>
-            </w:pPr>
-            <w:r>
-              <w:rPr>
-                <w:sz w:val="23"/>
-                <w:szCs w:val="23"/>
-              </w:rPr>
-              <w:t>1.000</w:t>
-            </w:r>
-          </w:p>
-        </w:tc>
-      </w:tr>
-    </w:tbl>
-    <w:p>
-      <w:pPr>
-        <w:rPr>
-          <w:sz w:val="24"/>
-          <w:szCs w:val="24"/>
-        </w:rPr>
-      </w:pPr>
-      <w:r>
-        <w:rPr>
-          <w:sz w:val="24"/>
-          <w:szCs w:val="24"/>
-        </w:rPr>
-        <w:t>Interpretation: Perfect AUC scores confirm the model has excellent discriminative ability for all three risk classes.</w:t>
-      </w:r>
-    </w:p>
-    <w:p>
-      <w:pPr>
-        <w:rPr>
-          <w:sz w:val="30"/>
-          <w:szCs w:val="30"/>
-        </w:rPr>
-      </w:pPr>
-      <w:r>
-        <w:rPr>
-          <w:sz w:val="30"/>
-          <w:szCs w:val="30"/>
-        </w:rPr>
-        <w:t>7.6 Precision-Recall Curves</w:t>
-      </w:r>
-    </w:p>
-    <w:p>
-      <w:pPr>
-        <w:rPr>
-          <w:sz w:val="24"/>
-          <w:szCs w:val="24"/>
-        </w:rPr>
-      </w:pPr>
-      <w:r>
-        <w:rPr>
-          <w:noProof/>
-        </w:rPr>
-        <w:lastRenderedPageBreak/>
-        <w:drawing>
-          <wp:inline distT="0" distB="0" distL="0" distR="0" wp14:anchorId="1ED89201" wp14:editId="756602B5">
-            <wp:extent cx="5943600" cy="5093970"/>
-            <wp:effectExtent l="0" t="0" r="0" b="0"/>
-            <wp:docPr id="26" name="Picture 26" descr="C:\Users\ADMIN\Desktop\PYTHON\KiraboEria\DEFO\Deforestation-Tracking\visuals\model_outputs\precision_recall_curves.png"/>
-            <wp:cNvGraphicFramePr>
-              <a:graphicFrameLocks xmlns:a="http://schemas.openxmlformats.org/drawingml/2006/main" noChangeAspect="1"/>
-            </wp:cNvGraphicFramePr>
-            <a:graphic xmlns:a="http://schemas.openxmlformats.org/drawingml/2006/main">
-              <a:graphicData uri="http://schemas.openxmlformats.org/drawingml/2006/picture">
-                <pic:pic xmlns:pic="http://schemas.openxmlformats.org/drawingml/2006/picture">
-                  <pic:nvPicPr>
-                    <pic:cNvPr id="0" name="Picture 297" descr="C:\Users\ADMIN\Desktop\PYTHON\KiraboEria\DEFO\Deforestation-Tracking\visuals\model_outputs\precision_recall_curves.png"/>
                     <pic:cNvPicPr>
                       <a:picLocks noChangeAspect="1" noChangeArrowheads="1"/>
                     </pic:cNvPicPr>
@@ -9379,6 +9694,265 @@
         </w:drawing>
       </w:r>
     </w:p>
+    <w:tbl>
+      <w:tblPr>
+        <w:tblW w:w="11280" w:type="dxa"/>
+        <w:tblBorders>
+          <w:top w:val="single" w:sz="4" w:space="0" w:color="auto"/>
+          <w:left w:val="single" w:sz="4" w:space="0" w:color="auto"/>
+          <w:bottom w:val="single" w:sz="4" w:space="0" w:color="auto"/>
+          <w:right w:val="single" w:sz="4" w:space="0" w:color="auto"/>
+          <w:insideH w:val="single" w:sz="4" w:space="0" w:color="auto"/>
+          <w:insideV w:val="single" w:sz="4" w:space="0" w:color="auto"/>
+        </w:tblBorders>
+        <w:tblCellMar>
+          <w:top w:w="15" w:type="dxa"/>
+          <w:left w:w="15" w:type="dxa"/>
+          <w:bottom w:w="15" w:type="dxa"/>
+          <w:right w:w="15" w:type="dxa"/>
+        </w:tblCellMar>
+        <w:tblLook w:val="04A0" w:firstRow="1" w:lastRow="0" w:firstColumn="1" w:lastColumn="0" w:noHBand="0" w:noVBand="1"/>
+      </w:tblPr>
+      <w:tblGrid>
+        <w:gridCol w:w="4675"/>
+        <w:gridCol w:w="6605"/>
+      </w:tblGrid>
+      <w:tr>
+        <w:trPr>
+          <w:tblHeader/>
+        </w:trPr>
+        <w:tc>
+          <w:tcPr>
+            <w:tcW w:w="0" w:type="auto"/>
+            <w:tcMar>
+              <w:top w:w="150" w:type="dxa"/>
+              <w:left w:w="0" w:type="dxa"/>
+              <w:bottom w:w="150" w:type="dxa"/>
+              <w:right w:w="240" w:type="dxa"/>
+            </w:tcMar>
+            <w:vAlign w:val="center"/>
+            <w:hideMark/>
+          </w:tcPr>
+          <w:p>
+            <w:pPr>
+              <w:rPr>
+                <w:sz w:val="23"/>
+                <w:szCs w:val="23"/>
+              </w:rPr>
+            </w:pPr>
+            <w:r>
+              <w:rPr>
+                <w:sz w:val="23"/>
+                <w:szCs w:val="23"/>
+              </w:rPr>
+              <w:t>Class</w:t>
+            </w:r>
+          </w:p>
+        </w:tc>
+        <w:tc>
+          <w:tcPr>
+            <w:tcW w:w="0" w:type="auto"/>
+            <w:tcMar>
+              <w:top w:w="150" w:type="dxa"/>
+              <w:left w:w="240" w:type="dxa"/>
+              <w:bottom w:w="150" w:type="dxa"/>
+              <w:right w:w="240" w:type="dxa"/>
+            </w:tcMar>
+            <w:vAlign w:val="center"/>
+            <w:hideMark/>
+          </w:tcPr>
+          <w:p>
+            <w:pPr>
+              <w:rPr>
+                <w:sz w:val="23"/>
+                <w:szCs w:val="23"/>
+              </w:rPr>
+            </w:pPr>
+            <w:r>
+              <w:rPr>
+                <w:sz w:val="23"/>
+                <w:szCs w:val="23"/>
+              </w:rPr>
+              <w:t>AUC Score</w:t>
+            </w:r>
+          </w:p>
+        </w:tc>
+      </w:tr>
+      <w:tr>
+        <w:tc>
+          <w:tcPr>
+            <w:tcW w:w="0" w:type="auto"/>
+            <w:tcMar>
+              <w:top w:w="150" w:type="dxa"/>
+              <w:left w:w="0" w:type="dxa"/>
+              <w:bottom w:w="150" w:type="dxa"/>
+              <w:right w:w="240" w:type="dxa"/>
+            </w:tcMar>
+            <w:vAlign w:val="center"/>
+            <w:hideMark/>
+          </w:tcPr>
+          <w:p>
+            <w:pPr>
+              <w:rPr>
+                <w:sz w:val="23"/>
+                <w:szCs w:val="23"/>
+              </w:rPr>
+            </w:pPr>
+            <w:r>
+              <w:rPr>
+                <w:sz w:val="23"/>
+                <w:szCs w:val="23"/>
+              </w:rPr>
+              <w:t>Low</w:t>
+            </w:r>
+          </w:p>
+        </w:tc>
+        <w:tc>
+          <w:tcPr>
+            <w:tcW w:w="0" w:type="auto"/>
+            <w:tcMar>
+              <w:top w:w="150" w:type="dxa"/>
+              <w:left w:w="240" w:type="dxa"/>
+              <w:bottom w:w="150" w:type="dxa"/>
+              <w:right w:w="0" w:type="dxa"/>
+            </w:tcMar>
+            <w:vAlign w:val="center"/>
+            <w:hideMark/>
+          </w:tcPr>
+          <w:p>
+            <w:pPr>
+              <w:rPr>
+                <w:sz w:val="23"/>
+                <w:szCs w:val="23"/>
+              </w:rPr>
+            </w:pPr>
+            <w:r>
+              <w:rPr>
+                <w:sz w:val="23"/>
+                <w:szCs w:val="23"/>
+              </w:rPr>
+              <w:t>1.000</w:t>
+            </w:r>
+          </w:p>
+        </w:tc>
+      </w:tr>
+      <w:tr>
+        <w:tc>
+          <w:tcPr>
+            <w:tcW w:w="0" w:type="auto"/>
+            <w:tcMar>
+              <w:top w:w="150" w:type="dxa"/>
+              <w:left w:w="0" w:type="dxa"/>
+              <w:bottom w:w="150" w:type="dxa"/>
+              <w:right w:w="240" w:type="dxa"/>
+            </w:tcMar>
+            <w:vAlign w:val="center"/>
+            <w:hideMark/>
+          </w:tcPr>
+          <w:p>
+            <w:pPr>
+              <w:rPr>
+                <w:sz w:val="23"/>
+                <w:szCs w:val="23"/>
+              </w:rPr>
+            </w:pPr>
+            <w:r>
+              <w:rPr>
+                <w:sz w:val="23"/>
+                <w:szCs w:val="23"/>
+              </w:rPr>
+              <w:t>Medium</w:t>
+            </w:r>
+          </w:p>
+        </w:tc>
+        <w:tc>
+          <w:tcPr>
+            <w:tcW w:w="0" w:type="auto"/>
+            <w:tcMar>
+              <w:top w:w="150" w:type="dxa"/>
+              <w:left w:w="240" w:type="dxa"/>
+              <w:bottom w:w="150" w:type="dxa"/>
+              <w:right w:w="0" w:type="dxa"/>
+            </w:tcMar>
+            <w:vAlign w:val="center"/>
+            <w:hideMark/>
+          </w:tcPr>
+          <w:p>
+            <w:pPr>
+              <w:rPr>
+                <w:sz w:val="23"/>
+                <w:szCs w:val="23"/>
+              </w:rPr>
+            </w:pPr>
+            <w:r>
+              <w:rPr>
+                <w:sz w:val="23"/>
+                <w:szCs w:val="23"/>
+              </w:rPr>
+              <w:t>1.000</w:t>
+            </w:r>
+          </w:p>
+        </w:tc>
+      </w:tr>
+      <w:tr>
+        <w:tc>
+          <w:tcPr>
+            <w:tcW w:w="0" w:type="auto"/>
+            <w:tcMar>
+              <w:top w:w="150" w:type="dxa"/>
+              <w:left w:w="0" w:type="dxa"/>
+              <w:bottom w:w="150" w:type="dxa"/>
+              <w:right w:w="240" w:type="dxa"/>
+            </w:tcMar>
+            <w:vAlign w:val="center"/>
+            <w:hideMark/>
+          </w:tcPr>
+          <w:p>
+            <w:pPr>
+              <w:rPr>
+                <w:sz w:val="23"/>
+                <w:szCs w:val="23"/>
+              </w:rPr>
+            </w:pPr>
+            <w:r>
+              <w:rPr>
+                <w:sz w:val="23"/>
+                <w:szCs w:val="23"/>
+              </w:rPr>
+              <w:t>High</w:t>
+            </w:r>
+          </w:p>
+        </w:tc>
+        <w:tc>
+          <w:tcPr>
+            <w:tcW w:w="0" w:type="auto"/>
+            <w:tcMar>
+              <w:top w:w="150" w:type="dxa"/>
+              <w:left w:w="240" w:type="dxa"/>
+              <w:bottom w:w="150" w:type="dxa"/>
+              <w:right w:w="0" w:type="dxa"/>
+            </w:tcMar>
+            <w:vAlign w:val="center"/>
+            <w:hideMark/>
+          </w:tcPr>
+          <w:p>
+            <w:pPr>
+              <w:rPr>
+                <w:sz w:val="23"/>
+                <w:szCs w:val="23"/>
+              </w:rPr>
+            </w:pPr>
+            <w:r>
+              <w:rPr>
+                <w:sz w:val="23"/>
+                <w:szCs w:val="23"/>
+              </w:rPr>
+              <w:t>1.000</w:t>
+            </w:r>
+          </w:p>
+        </w:tc>
+      </w:tr>
+    </w:tbl>
     <w:p>
       <w:pPr>
         <w:rPr>
@@ -9391,18 +9965,114 @@
           <w:sz w:val="24"/>
           <w:szCs w:val="24"/>
         </w:rPr>
-        <w:t>Interpretation: The Precision-Recall curves show excellent performance across all classes. The High class curve shows slightly more variability at higher recall thresholds, consistent with the confusion matrix.</w:t>
+        <w:t>Interpretation: Perfect AUC scores confirm the model has excellent discriminative ability for all three risk classes.</w:t>
       </w:r>
     </w:p>
     <w:p>
       <w:pPr>
         <w:rPr>
+          <w:b/>
           <w:sz w:val="30"/>
           <w:szCs w:val="30"/>
         </w:rPr>
       </w:pPr>
       <w:r>
         <w:rPr>
+          <w:b/>
+          <w:sz w:val="30"/>
+          <w:szCs w:val="30"/>
+        </w:rPr>
+        <w:lastRenderedPageBreak/>
+        <w:t>7.6 Precision-Recall Curves</w:t>
+      </w:r>
+    </w:p>
+    <w:p>
+      <w:pPr>
+        <w:rPr>
+          <w:sz w:val="24"/>
+          <w:szCs w:val="24"/>
+        </w:rPr>
+      </w:pPr>
+      <w:r>
+        <w:rPr>
+          <w:noProof/>
+        </w:rPr>
+        <w:drawing>
+          <wp:inline distT="0" distB="0" distL="0" distR="0" wp14:anchorId="1ED89201" wp14:editId="756602B5">
+            <wp:extent cx="5943600" cy="5093970"/>
+            <wp:effectExtent l="0" t="0" r="0" b="0"/>
+            <wp:docPr id="26" name="Picture 26" descr="C:\Users\ADMIN\Desktop\PYTHON\KiraboEria\DEFO\Deforestation-Tracking\visuals\model_outputs\precision_recall_curves.png"/>
+            <wp:cNvGraphicFramePr>
+              <a:graphicFrameLocks xmlns:a="http://schemas.openxmlformats.org/drawingml/2006/main" noChangeAspect="1"/>
+            </wp:cNvGraphicFramePr>
+            <a:graphic xmlns:a="http://schemas.openxmlformats.org/drawingml/2006/main">
+              <a:graphicData uri="http://schemas.openxmlformats.org/drawingml/2006/picture">
+                <pic:pic xmlns:pic="http://schemas.openxmlformats.org/drawingml/2006/picture">
+                  <pic:nvPicPr>
+                    <pic:cNvPr id="0" name="Picture 297" descr="C:\Users\ADMIN\Desktop\PYTHON\KiraboEria\DEFO\Deforestation-Tracking\visuals\model_outputs\precision_recall_curves.png"/>
+                    <pic:cNvPicPr>
+                      <a:picLocks noChangeAspect="1" noChangeArrowheads="1"/>
+                    </pic:cNvPicPr>
+                  </pic:nvPicPr>
+                  <pic:blipFill>
+                    <a:blip r:embed="rId20">
+                      <a:extLst>
+                        <a:ext uri="{28A0092B-C50C-407E-A947-70E740481C1C}">
+                          <a14:useLocalDpi xmlns:a14="http://schemas.microsoft.com/office/drawing/2010/main" val="0"/>
+                        </a:ext>
+                      </a:extLst>
+                    </a:blip>
+                    <a:srcRect/>
+                    <a:stretch>
+                      <a:fillRect/>
+                    </a:stretch>
+                  </pic:blipFill>
+                  <pic:spPr bwMode="auto">
+                    <a:xfrm>
+                      <a:off x="0" y="0"/>
+                      <a:ext cx="5943600" cy="5093970"/>
+                    </a:xfrm>
+                    <a:prstGeom prst="rect">
+                      <a:avLst/>
+                    </a:prstGeom>
+                    <a:noFill/>
+                    <a:ln>
+                      <a:noFill/>
+                    </a:ln>
+                  </pic:spPr>
+                </pic:pic>
+              </a:graphicData>
+            </a:graphic>
+          </wp:inline>
+        </w:drawing>
+      </w:r>
+    </w:p>
+    <w:p>
+      <w:pPr>
+        <w:rPr>
+          <w:sz w:val="24"/>
+          <w:szCs w:val="24"/>
+        </w:rPr>
+      </w:pPr>
+      <w:r>
+        <w:rPr>
+          <w:sz w:val="24"/>
+          <w:szCs w:val="24"/>
+        </w:rPr>
+        <w:t>Interpretation: The Precision-Recall curves show excellent performance across all classes. The High class curve shows slightly more variability at higher recall thresholds, consistent with the confusion matrix.</w:t>
+      </w:r>
+    </w:p>
+    <w:p>
+      <w:pPr>
+        <w:rPr>
+          <w:b/>
+          <w:sz w:val="30"/>
+          <w:szCs w:val="30"/>
+        </w:rPr>
+      </w:pPr>
+      <w:r>
+        <w:rPr>
+          <w:b/>
           <w:sz w:val="30"/>
           <w:szCs w:val="30"/>
         </w:rPr>
@@ -9439,7 +10109,7 @@
                     </pic:cNvPicPr>
                   </pic:nvPicPr>
                   <pic:blipFill>
-                    <a:blip r:embed="rId20">
+                    <a:blip r:embed="rId21">
                       <a:extLst>
                         <a:ext uri="{28A0092B-C50C-407E-A947-70E740481C1C}">
                           <a14:useLocalDpi xmlns:a14="http://schemas.microsoft.com/office/drawing/2010/main" val="0"/>
@@ -9534,12 +10204,14 @@
     <w:p>
       <w:pPr>
         <w:rPr>
+          <w:b/>
           <w:sz w:val="30"/>
           <w:szCs w:val="30"/>
         </w:rPr>
       </w:pPr>
       <w:r>
         <w:rPr>
+          <w:b/>
           <w:sz w:val="30"/>
           <w:szCs w:val="30"/>
         </w:rPr>
@@ -9576,7 +10248,7 @@
                     </pic:cNvPicPr>
                   </pic:nvPicPr>
                   <pic:blipFill>
-                    <a:blip r:embed="rId21">
+                    <a:blip r:embed="rId22">
                       <a:extLst>
                         <a:ext uri="{28A0092B-C50C-407E-A947-70E740481C1C}">
                           <a14:useLocalDpi xmlns:a14="http://schemas.microsoft.com/office/drawing/2010/main" val="0"/>
@@ -10651,12 +11323,14 @@
     <w:p>
       <w:pPr>
         <w:rPr>
+          <w:b/>
           <w:sz w:val="30"/>
           <w:szCs w:val="30"/>
         </w:rPr>
       </w:pPr>
       <w:r>
         <w:rPr>
+          <w:b/>
           <w:sz w:val="30"/>
           <w:szCs w:val="30"/>
         </w:rPr>
@@ -10692,7 +11366,7 @@
                     </pic:cNvPicPr>
                   </pic:nvPicPr>
                   <pic:blipFill>
-                    <a:blip r:embed="rId22">
+                    <a:blip r:embed="rId23">
                       <a:extLst>
                         <a:ext uri="{28A0092B-C50C-407E-A947-70E740481C1C}">
                           <a14:useLocalDpi xmlns:a14="http://schemas.microsoft.com/office/drawing/2010/main" val="0"/>
@@ -11213,12 +11887,14 @@
     <w:p>
       <w:pPr>
         <w:rPr>
+          <w:b/>
           <w:sz w:val="30"/>
           <w:szCs w:val="30"/>
         </w:rPr>
       </w:pPr>
       <w:r>
         <w:rPr>
+          <w:b/>
           <w:sz w:val="30"/>
           <w:szCs w:val="30"/>
         </w:rPr>
@@ -11254,7 +11930,7 @@
                     </pic:cNvPicPr>
                   </pic:nvPicPr>
                   <pic:blipFill>
-                    <a:blip r:embed="rId23" cstate="print">
+                    <a:blip r:embed="rId24" cstate="print">
                       <a:extLst>
                         <a:ext uri="{28A0092B-C50C-407E-A947-70E740481C1C}">
                           <a14:useLocalDpi xmlns:a14="http://schemas.microsoft.com/office/drawing/2010/main" val="0"/>
@@ -11320,12 +11996,14 @@
     <w:p>
       <w:pPr>
         <w:rPr>
+          <w:b/>
           <w:sz w:val="33"/>
           <w:szCs w:val="33"/>
         </w:rPr>
       </w:pPr>
       <w:r>
         <w:rPr>
+          <w:b/>
           <w:sz w:val="33"/>
           <w:szCs w:val="33"/>
         </w:rPr>
@@ -11335,12 +12013,14 @@
     <w:p>
       <w:pPr>
         <w:rPr>
+          <w:b/>
           <w:sz w:val="30"/>
           <w:szCs w:val="30"/>
         </w:rPr>
       </w:pPr>
       <w:r>
         <w:rPr>
+          <w:b/>
           <w:sz w:val="30"/>
           <w:szCs w:val="30"/>
         </w:rPr>
@@ -11900,12 +12580,14 @@
     <w:p>
       <w:pPr>
         <w:rPr>
+          <w:b/>
           <w:sz w:val="30"/>
           <w:szCs w:val="30"/>
         </w:rPr>
       </w:pPr>
       <w:r>
         <w:rPr>
+          <w:b/>
           <w:sz w:val="30"/>
           <w:szCs w:val="30"/>
         </w:rPr>
@@ -11990,12 +12672,14 @@
     <w:p>
       <w:pPr>
         <w:rPr>
+          <w:b/>
           <w:sz w:val="33"/>
           <w:szCs w:val="33"/>
         </w:rPr>
       </w:pPr>
       <w:r>
         <w:rPr>
+          <w:b/>
           <w:sz w:val="33"/>
           <w:szCs w:val="33"/>
         </w:rPr>
@@ -12005,12 +12689,14 @@
     <w:p>
       <w:pPr>
         <w:rPr>
+          <w:b/>
           <w:sz w:val="30"/>
           <w:szCs w:val="30"/>
         </w:rPr>
       </w:pPr>
       <w:r>
         <w:rPr>
+          <w:b/>
           <w:sz w:val="30"/>
           <w:szCs w:val="30"/>
         </w:rPr>
@@ -12478,12 +13164,14 @@
     <w:p>
       <w:pPr>
         <w:rPr>
+          <w:b/>
           <w:sz w:val="30"/>
           <w:szCs w:val="30"/>
         </w:rPr>
       </w:pPr>
       <w:r>
         <w:rPr>
+          <w:b/>
           <w:sz w:val="30"/>
           <w:szCs w:val="30"/>
         </w:rPr>
@@ -12554,12 +13242,14 @@
     <w:p>
       <w:pPr>
         <w:rPr>
+          <w:b/>
           <w:sz w:val="33"/>
           <w:szCs w:val="33"/>
         </w:rPr>
       </w:pPr>
       <w:r>
         <w:rPr>
+          <w:b/>
           <w:sz w:val="33"/>
           <w:szCs w:val="33"/>
         </w:rPr>
@@ -12569,12 +13259,14 @@
     <w:p>
       <w:pPr>
         <w:rPr>
+          <w:b/>
           <w:sz w:val="30"/>
           <w:szCs w:val="30"/>
         </w:rPr>
       </w:pPr>
       <w:r>
         <w:rPr>
+          <w:b/>
           <w:sz w:val="30"/>
           <w:szCs w:val="30"/>
         </w:rPr>
@@ -12969,12 +13661,14 @@
     <w:p>
       <w:pPr>
         <w:rPr>
+          <w:b/>
           <w:sz w:val="30"/>
           <w:szCs w:val="30"/>
         </w:rPr>
       </w:pPr>
       <w:r>
         <w:rPr>
+          <w:b/>
           <w:sz w:val="30"/>
           <w:szCs w:val="30"/>
         </w:rPr>
@@ -13374,12 +14068,14 @@
     <w:p>
       <w:pPr>
         <w:rPr>
+          <w:b/>
           <w:sz w:val="30"/>
           <w:szCs w:val="30"/>
         </w:rPr>
       </w:pPr>
       <w:r>
         <w:rPr>
+          <w:b/>
           <w:sz w:val="30"/>
           <w:szCs w:val="30"/>
         </w:rPr>
@@ -15737,12 +16433,14 @@
     <w:p>
       <w:pPr>
         <w:rPr>
+          <w:b/>
           <w:sz w:val="30"/>
           <w:szCs w:val="30"/>
         </w:rPr>
       </w:pPr>
       <w:r>
         <w:rPr>
+          <w:b/>
           <w:sz w:val="30"/>
           <w:szCs w:val="30"/>
         </w:rPr>
@@ -16017,12 +16715,14 @@
     <w:p>
       <w:pPr>
         <w:rPr>
+          <w:b/>
           <w:sz w:val="33"/>
           <w:szCs w:val="33"/>
         </w:rPr>
       </w:pPr>
       <w:r>
         <w:rPr>
+          <w:b/>
           <w:sz w:val="33"/>
           <w:szCs w:val="33"/>
         </w:rPr>
@@ -21650,7 +22350,6 @@
   <w:style w:type="character" w:default="1" w:styleId="DefaultParagraphFont">
     <w:name w:val="Default Paragraph Font"/>
     <w:uiPriority w:val="1"/>
-    <w:semiHidden/>
     <w:unhideWhenUsed/>
   </w:style>
   <w:style w:type="table" w:default="1" w:styleId="TableNormal">
@@ -21856,6 +22555,38 @@
       <w:ind w:left="720"/>
       <w:contextualSpacing/>
     </w:pPr>
+  </w:style>
+  <w:style w:type="paragraph" w:customStyle="1" w:styleId="fs-4">
+    <w:name w:val="fs-4"/>
+    <w:basedOn w:val="Normal"/>
+    <w:rsid w:val="00913C0C"/>
+    <w:pPr>
+      <w:spacing w:before="100" w:beforeAutospacing="1" w:after="100" w:afterAutospacing="1" w:line="240" w:lineRule="auto"/>
+    </w:pPr>
+    <w:rPr>
+      <w:rFonts w:ascii="Times New Roman" w:eastAsia="Times New Roman" w:hAnsi="Times New Roman" w:cs="Times New Roman"/>
+      <w:sz w:val="24"/>
+      <w:szCs w:val="24"/>
+    </w:rPr>
+  </w:style>
+  <w:style w:type="table" w:styleId="TableGrid">
+    <w:name w:val="Table Grid"/>
+    <w:basedOn w:val="TableNormal"/>
+    <w:uiPriority w:val="39"/>
+    <w:rsid w:val="00913C0C"/>
+    <w:pPr>
+      <w:spacing w:after="0" w:line="240" w:lineRule="auto"/>
+    </w:pPr>
+    <w:tblPr>
+      <w:tblBorders>
+        <w:top w:val="single" w:sz="4" w:space="0" w:color="auto"/>
+        <w:left w:val="single" w:sz="4" w:space="0" w:color="auto"/>
+        <w:bottom w:val="single" w:sz="4" w:space="0" w:color="auto"/>
+        <w:right w:val="single" w:sz="4" w:space="0" w:color="auto"/>
+        <w:insideH w:val="single" w:sz="4" w:space="0" w:color="auto"/>
+        <w:insideV w:val="single" w:sz="4" w:space="0" w:color="auto"/>
+      </w:tblBorders>
+    </w:tblPr>
   </w:style>
 </w:styles>
 </file>

--- a/report/Final Project Report.docx
+++ b/report/Final Project Report.docx
@@ -36,7 +36,7 @@
                     </pic:cNvPicPr>
                   </pic:nvPicPr>
                   <pic:blipFill>
-                    <a:blip r:embed="rId5">
+                    <a:blip r:embed="rId7">
                       <a:extLst>
                         <a:ext uri="{28A0092B-C50C-407E-A947-70E740481C1C}">
                           <a14:useLocalDpi xmlns:a14="http://schemas.microsoft.com/office/drawing/2010/main" val="0"/>
@@ -122,8 +122,6 @@
         </w:rPr>
         <w:t>Deforestation Risk Analysis Project</w:t>
       </w:r>
-      <w:bookmarkStart w:id="0" w:name="_GoBack"/>
-      <w:bookmarkEnd w:id="0"/>
     </w:p>
     <w:p>
       <w:pPr>
@@ -691,23 +689,3209 @@
         <w:br/>
         <w:t>Status:  COMPLETE</w:t>
       </w:r>
+      <w:r>
+        <w:rPr>
+          <w:sz w:val="24"/>
+          <w:szCs w:val="24"/>
+        </w:rPr>
+        <w:br/>
+      </w:r>
+    </w:p>
+    <w:sdt>
+      <w:sdtPr>
+        <w:id w:val="643394665"/>
+        <w:docPartObj>
+          <w:docPartGallery w:val="Table of Contents"/>
+          <w:docPartUnique/>
+        </w:docPartObj>
+      </w:sdtPr>
+      <w:sdtEndPr>
+        <w:rPr>
+          <w:rFonts w:asciiTheme="minorHAnsi" w:eastAsiaTheme="minorHAnsi" w:hAnsiTheme="minorHAnsi" w:cstheme="minorBidi"/>
+          <w:b/>
+          <w:bCs/>
+          <w:noProof/>
+          <w:color w:val="auto"/>
+          <w:sz w:val="22"/>
+          <w:szCs w:val="22"/>
+        </w:rPr>
+      </w:sdtEndPr>
+      <w:sdtContent>
+        <w:p>
+          <w:pPr>
+            <w:pStyle w:val="TOCHeading"/>
+          </w:pPr>
+          <w:r>
+            <w:t>Contents</w:t>
+          </w:r>
+        </w:p>
+        <w:p>
+          <w:pPr>
+            <w:pStyle w:val="TOC1"/>
+            <w:tabs>
+              <w:tab w:val="right" w:leader="dot" w:pos="9350"/>
+            </w:tabs>
+            <w:rPr>
+              <w:noProof/>
+            </w:rPr>
+          </w:pPr>
+          <w:r>
+            <w:fldChar w:fldCharType="begin"/>
+          </w:r>
+          <w:r>
+            <w:instrText xml:space="preserve"> TOC \o "1-3" \h \z \u </w:instrText>
+          </w:r>
+          <w:r>
+            <w:fldChar w:fldCharType="separate"/>
+          </w:r>
+          <w:hyperlink w:anchor="_Toc236309323" w:history="1">
+            <w:r>
+              <w:rPr>
+                <w:rStyle w:val="Hyperlink"/>
+                <w:noProof/>
+              </w:rPr>
+              <w:t>1. Executive Summary</w:t>
+            </w:r>
+            <w:r>
+              <w:rPr>
+                <w:noProof/>
+                <w:webHidden/>
+              </w:rPr>
+              <w:tab/>
+            </w:r>
+            <w:r>
+              <w:rPr>
+                <w:noProof/>
+                <w:webHidden/>
+              </w:rPr>
+              <w:fldChar w:fldCharType="begin"/>
+            </w:r>
+            <w:r>
+              <w:rPr>
+                <w:noProof/>
+                <w:webHidden/>
+              </w:rPr>
+              <w:instrText xml:space="preserve"> PAGEREF _Toc236309323 \h </w:instrText>
+            </w:r>
+            <w:r>
+              <w:rPr>
+                <w:noProof/>
+                <w:webHidden/>
+              </w:rPr>
+            </w:r>
+            <w:r>
+              <w:rPr>
+                <w:noProof/>
+                <w:webHidden/>
+              </w:rPr>
+              <w:fldChar w:fldCharType="separate"/>
+            </w:r>
+            <w:r>
+              <w:rPr>
+                <w:noProof/>
+                <w:webHidden/>
+              </w:rPr>
+              <w:t>2</w:t>
+            </w:r>
+            <w:r>
+              <w:rPr>
+                <w:noProof/>
+                <w:webHidden/>
+              </w:rPr>
+              <w:fldChar w:fldCharType="end"/>
+            </w:r>
+          </w:hyperlink>
+        </w:p>
+        <w:p>
+          <w:pPr>
+            <w:pStyle w:val="TOC1"/>
+            <w:tabs>
+              <w:tab w:val="right" w:leader="dot" w:pos="9350"/>
+            </w:tabs>
+            <w:rPr>
+              <w:noProof/>
+            </w:rPr>
+          </w:pPr>
+          <w:hyperlink w:anchor="_Toc236309324" w:history="1">
+            <w:r>
+              <w:rPr>
+                <w:rStyle w:val="Hyperlink"/>
+                <w:noProof/>
+              </w:rPr>
+              <w:t>2. Project Objectives</w:t>
+            </w:r>
+            <w:r>
+              <w:rPr>
+                <w:noProof/>
+                <w:webHidden/>
+              </w:rPr>
+              <w:tab/>
+            </w:r>
+            <w:r>
+              <w:rPr>
+                <w:noProof/>
+                <w:webHidden/>
+              </w:rPr>
+              <w:fldChar w:fldCharType="begin"/>
+            </w:r>
+            <w:r>
+              <w:rPr>
+                <w:noProof/>
+                <w:webHidden/>
+              </w:rPr>
+              <w:instrText xml:space="preserve"> PAGEREF _Toc236309324 \h </w:instrText>
+            </w:r>
+            <w:r>
+              <w:rPr>
+                <w:noProof/>
+                <w:webHidden/>
+              </w:rPr>
+            </w:r>
+            <w:r>
+              <w:rPr>
+                <w:noProof/>
+                <w:webHidden/>
+              </w:rPr>
+              <w:fldChar w:fldCharType="separate"/>
+            </w:r>
+            <w:r>
+              <w:rPr>
+                <w:noProof/>
+                <w:webHidden/>
+              </w:rPr>
+              <w:t>2</w:t>
+            </w:r>
+            <w:r>
+              <w:rPr>
+                <w:noProof/>
+                <w:webHidden/>
+              </w:rPr>
+              <w:fldChar w:fldCharType="end"/>
+            </w:r>
+          </w:hyperlink>
+        </w:p>
+        <w:p>
+          <w:pPr>
+            <w:pStyle w:val="TOC2"/>
+            <w:tabs>
+              <w:tab w:val="right" w:leader="dot" w:pos="9350"/>
+            </w:tabs>
+            <w:rPr>
+              <w:noProof/>
+            </w:rPr>
+          </w:pPr>
+          <w:hyperlink w:anchor="_Toc236309325" w:history="1">
+            <w:r>
+              <w:rPr>
+                <w:rStyle w:val="Hyperlink"/>
+                <w:noProof/>
+              </w:rPr>
+              <w:t>2.1 General Objectives</w:t>
+            </w:r>
+            <w:r>
+              <w:rPr>
+                <w:noProof/>
+                <w:webHidden/>
+              </w:rPr>
+              <w:tab/>
+            </w:r>
+            <w:r>
+              <w:rPr>
+                <w:noProof/>
+                <w:webHidden/>
+              </w:rPr>
+              <w:fldChar w:fldCharType="begin"/>
+            </w:r>
+            <w:r>
+              <w:rPr>
+                <w:noProof/>
+                <w:webHidden/>
+              </w:rPr>
+              <w:instrText xml:space="preserve"> PAGEREF _Toc236309325 \h </w:instrText>
+            </w:r>
+            <w:r>
+              <w:rPr>
+                <w:noProof/>
+                <w:webHidden/>
+              </w:rPr>
+            </w:r>
+            <w:r>
+              <w:rPr>
+                <w:noProof/>
+                <w:webHidden/>
+              </w:rPr>
+              <w:fldChar w:fldCharType="separate"/>
+            </w:r>
+            <w:r>
+              <w:rPr>
+                <w:noProof/>
+                <w:webHidden/>
+              </w:rPr>
+              <w:t>2</w:t>
+            </w:r>
+            <w:r>
+              <w:rPr>
+                <w:noProof/>
+                <w:webHidden/>
+              </w:rPr>
+              <w:fldChar w:fldCharType="end"/>
+            </w:r>
+          </w:hyperlink>
+        </w:p>
+        <w:p>
+          <w:pPr>
+            <w:pStyle w:val="TOC2"/>
+            <w:tabs>
+              <w:tab w:val="right" w:leader="dot" w:pos="9350"/>
+            </w:tabs>
+            <w:rPr>
+              <w:noProof/>
+            </w:rPr>
+          </w:pPr>
+          <w:hyperlink w:anchor="_Toc236309326" w:history="1">
+            <w:r>
+              <w:rPr>
+                <w:rStyle w:val="Hyperlink"/>
+                <w:noProof/>
+              </w:rPr>
+              <w:t>2.2 Dataset-Specific Objectives</w:t>
+            </w:r>
+            <w:r>
+              <w:rPr>
+                <w:noProof/>
+                <w:webHidden/>
+              </w:rPr>
+              <w:tab/>
+            </w:r>
+            <w:r>
+              <w:rPr>
+                <w:noProof/>
+                <w:webHidden/>
+              </w:rPr>
+              <w:fldChar w:fldCharType="begin"/>
+            </w:r>
+            <w:r>
+              <w:rPr>
+                <w:noProof/>
+                <w:webHidden/>
+              </w:rPr>
+              <w:instrText xml:space="preserve"> PAGEREF _Toc236309326 \h </w:instrText>
+            </w:r>
+            <w:r>
+              <w:rPr>
+                <w:noProof/>
+                <w:webHidden/>
+              </w:rPr>
+            </w:r>
+            <w:r>
+              <w:rPr>
+                <w:noProof/>
+                <w:webHidden/>
+              </w:rPr>
+              <w:fldChar w:fldCharType="separate"/>
+            </w:r>
+            <w:r>
+              <w:rPr>
+                <w:noProof/>
+                <w:webHidden/>
+              </w:rPr>
+              <w:t>3</w:t>
+            </w:r>
+            <w:r>
+              <w:rPr>
+                <w:noProof/>
+                <w:webHidden/>
+              </w:rPr>
+              <w:fldChar w:fldCharType="end"/>
+            </w:r>
+          </w:hyperlink>
+        </w:p>
+        <w:p>
+          <w:pPr>
+            <w:pStyle w:val="TOC1"/>
+            <w:tabs>
+              <w:tab w:val="right" w:leader="dot" w:pos="9350"/>
+            </w:tabs>
+            <w:rPr>
+              <w:noProof/>
+            </w:rPr>
+          </w:pPr>
+          <w:hyperlink w:anchor="_Toc236309327" w:history="1">
+            <w:r>
+              <w:rPr>
+                <w:rStyle w:val="Hyperlink"/>
+                <w:b/>
+                <w:noProof/>
+              </w:rPr>
+              <w:t>3. Project Overview &amp; Data Preparation</w:t>
+            </w:r>
+            <w:r>
+              <w:rPr>
+                <w:noProof/>
+                <w:webHidden/>
+              </w:rPr>
+              <w:tab/>
+            </w:r>
+            <w:r>
+              <w:rPr>
+                <w:noProof/>
+                <w:webHidden/>
+              </w:rPr>
+              <w:fldChar w:fldCharType="begin"/>
+            </w:r>
+            <w:r>
+              <w:rPr>
+                <w:noProof/>
+                <w:webHidden/>
+              </w:rPr>
+              <w:instrText xml:space="preserve"> PAGEREF _Toc236309327 \h </w:instrText>
+            </w:r>
+            <w:r>
+              <w:rPr>
+                <w:noProof/>
+                <w:webHidden/>
+              </w:rPr>
+            </w:r>
+            <w:r>
+              <w:rPr>
+                <w:noProof/>
+                <w:webHidden/>
+              </w:rPr>
+              <w:fldChar w:fldCharType="separate"/>
+            </w:r>
+            <w:r>
+              <w:rPr>
+                <w:noProof/>
+                <w:webHidden/>
+              </w:rPr>
+              <w:t>3</w:t>
+            </w:r>
+            <w:r>
+              <w:rPr>
+                <w:noProof/>
+                <w:webHidden/>
+              </w:rPr>
+              <w:fldChar w:fldCharType="end"/>
+            </w:r>
+          </w:hyperlink>
+        </w:p>
+        <w:p>
+          <w:pPr>
+            <w:pStyle w:val="TOC2"/>
+            <w:tabs>
+              <w:tab w:val="right" w:leader="dot" w:pos="9350"/>
+            </w:tabs>
+            <w:rPr>
+              <w:noProof/>
+            </w:rPr>
+          </w:pPr>
+          <w:hyperlink w:anchor="_Toc236309328" w:history="1">
+            <w:r>
+              <w:rPr>
+                <w:rStyle w:val="Hyperlink"/>
+                <w:noProof/>
+              </w:rPr>
+              <w:t>3.1 Dataset Overview</w:t>
+            </w:r>
+            <w:r>
+              <w:rPr>
+                <w:noProof/>
+                <w:webHidden/>
+              </w:rPr>
+              <w:tab/>
+            </w:r>
+            <w:r>
+              <w:rPr>
+                <w:noProof/>
+                <w:webHidden/>
+              </w:rPr>
+              <w:fldChar w:fldCharType="begin"/>
+            </w:r>
+            <w:r>
+              <w:rPr>
+                <w:noProof/>
+                <w:webHidden/>
+              </w:rPr>
+              <w:instrText xml:space="preserve"> PAGEREF _Toc236309328 \h </w:instrText>
+            </w:r>
+            <w:r>
+              <w:rPr>
+                <w:noProof/>
+                <w:webHidden/>
+              </w:rPr>
+            </w:r>
+            <w:r>
+              <w:rPr>
+                <w:noProof/>
+                <w:webHidden/>
+              </w:rPr>
+              <w:fldChar w:fldCharType="separate"/>
+            </w:r>
+            <w:r>
+              <w:rPr>
+                <w:noProof/>
+                <w:webHidden/>
+              </w:rPr>
+              <w:t>3</w:t>
+            </w:r>
+            <w:r>
+              <w:rPr>
+                <w:noProof/>
+                <w:webHidden/>
+              </w:rPr>
+              <w:fldChar w:fldCharType="end"/>
+            </w:r>
+          </w:hyperlink>
+        </w:p>
+        <w:p>
+          <w:pPr>
+            <w:pStyle w:val="TOC2"/>
+            <w:tabs>
+              <w:tab w:val="right" w:leader="dot" w:pos="9350"/>
+            </w:tabs>
+            <w:rPr>
+              <w:noProof/>
+            </w:rPr>
+          </w:pPr>
+          <w:hyperlink w:anchor="_Toc236309329" w:history="1">
+            <w:r>
+              <w:rPr>
+                <w:rStyle w:val="Hyperlink"/>
+                <w:noProof/>
+              </w:rPr>
+              <w:t>3.2 Data Quality Issues Resolved</w:t>
+            </w:r>
+            <w:r>
+              <w:rPr>
+                <w:noProof/>
+                <w:webHidden/>
+              </w:rPr>
+              <w:tab/>
+            </w:r>
+            <w:r>
+              <w:rPr>
+                <w:noProof/>
+                <w:webHidden/>
+              </w:rPr>
+              <w:fldChar w:fldCharType="begin"/>
+            </w:r>
+            <w:r>
+              <w:rPr>
+                <w:noProof/>
+                <w:webHidden/>
+              </w:rPr>
+              <w:instrText xml:space="preserve"> PAGEREF _Toc236309329 \h </w:instrText>
+            </w:r>
+            <w:r>
+              <w:rPr>
+                <w:noProof/>
+                <w:webHidden/>
+              </w:rPr>
+            </w:r>
+            <w:r>
+              <w:rPr>
+                <w:noProof/>
+                <w:webHidden/>
+              </w:rPr>
+              <w:fldChar w:fldCharType="separate"/>
+            </w:r>
+            <w:r>
+              <w:rPr>
+                <w:noProof/>
+                <w:webHidden/>
+              </w:rPr>
+              <w:t>4</w:t>
+            </w:r>
+            <w:r>
+              <w:rPr>
+                <w:noProof/>
+                <w:webHidden/>
+              </w:rPr>
+              <w:fldChar w:fldCharType="end"/>
+            </w:r>
+          </w:hyperlink>
+        </w:p>
+        <w:p>
+          <w:pPr>
+            <w:pStyle w:val="TOC1"/>
+            <w:tabs>
+              <w:tab w:val="right" w:leader="dot" w:pos="9350"/>
+            </w:tabs>
+            <w:rPr>
+              <w:noProof/>
+            </w:rPr>
+          </w:pPr>
+          <w:hyperlink w:anchor="_Toc236309330" w:history="1">
+            <w:r>
+              <w:rPr>
+                <w:rStyle w:val="Hyperlink"/>
+                <w:noProof/>
+              </w:rPr>
+              <w:t>4. Feature Engineering</w:t>
+            </w:r>
+            <w:r>
+              <w:rPr>
+                <w:noProof/>
+                <w:webHidden/>
+              </w:rPr>
+              <w:tab/>
+            </w:r>
+            <w:r>
+              <w:rPr>
+                <w:noProof/>
+                <w:webHidden/>
+              </w:rPr>
+              <w:fldChar w:fldCharType="begin"/>
+            </w:r>
+            <w:r>
+              <w:rPr>
+                <w:noProof/>
+                <w:webHidden/>
+              </w:rPr>
+              <w:instrText xml:space="preserve"> PAGEREF _Toc236309330 \h </w:instrText>
+            </w:r>
+            <w:r>
+              <w:rPr>
+                <w:noProof/>
+                <w:webHidden/>
+              </w:rPr>
+            </w:r>
+            <w:r>
+              <w:rPr>
+                <w:noProof/>
+                <w:webHidden/>
+              </w:rPr>
+              <w:fldChar w:fldCharType="separate"/>
+            </w:r>
+            <w:r>
+              <w:rPr>
+                <w:noProof/>
+                <w:webHidden/>
+              </w:rPr>
+              <w:t>4</w:t>
+            </w:r>
+            <w:r>
+              <w:rPr>
+                <w:noProof/>
+                <w:webHidden/>
+              </w:rPr>
+              <w:fldChar w:fldCharType="end"/>
+            </w:r>
+          </w:hyperlink>
+        </w:p>
+        <w:p>
+          <w:pPr>
+            <w:pStyle w:val="TOC2"/>
+            <w:tabs>
+              <w:tab w:val="right" w:leader="dot" w:pos="9350"/>
+            </w:tabs>
+            <w:rPr>
+              <w:noProof/>
+            </w:rPr>
+          </w:pPr>
+          <w:hyperlink w:anchor="_Toc236309331" w:history="1">
+            <w:r>
+              <w:rPr>
+                <w:rStyle w:val="Hyperlink"/>
+                <w:noProof/>
+              </w:rPr>
+              <w:t>4.1 New Features Created</w:t>
+            </w:r>
+            <w:r>
+              <w:rPr>
+                <w:noProof/>
+                <w:webHidden/>
+              </w:rPr>
+              <w:tab/>
+            </w:r>
+            <w:r>
+              <w:rPr>
+                <w:noProof/>
+                <w:webHidden/>
+              </w:rPr>
+              <w:fldChar w:fldCharType="begin"/>
+            </w:r>
+            <w:r>
+              <w:rPr>
+                <w:noProof/>
+                <w:webHidden/>
+              </w:rPr>
+              <w:instrText xml:space="preserve"> PAGEREF _Toc236309331 \h </w:instrText>
+            </w:r>
+            <w:r>
+              <w:rPr>
+                <w:noProof/>
+                <w:webHidden/>
+              </w:rPr>
+            </w:r>
+            <w:r>
+              <w:rPr>
+                <w:noProof/>
+                <w:webHidden/>
+              </w:rPr>
+              <w:fldChar w:fldCharType="separate"/>
+            </w:r>
+            <w:r>
+              <w:rPr>
+                <w:noProof/>
+                <w:webHidden/>
+              </w:rPr>
+              <w:t>4</w:t>
+            </w:r>
+            <w:r>
+              <w:rPr>
+                <w:noProof/>
+                <w:webHidden/>
+              </w:rPr>
+              <w:fldChar w:fldCharType="end"/>
+            </w:r>
+          </w:hyperlink>
+        </w:p>
+        <w:p>
+          <w:pPr>
+            <w:pStyle w:val="TOC2"/>
+            <w:tabs>
+              <w:tab w:val="right" w:leader="dot" w:pos="9350"/>
+            </w:tabs>
+            <w:rPr>
+              <w:noProof/>
+            </w:rPr>
+          </w:pPr>
+          <w:hyperlink w:anchor="_Toc236309332" w:history="1">
+            <w:r>
+              <w:rPr>
+                <w:rStyle w:val="Hyperlink"/>
+                <w:noProof/>
+              </w:rPr>
+              <w:t>4.2 Why Feature Engineering Mattered</w:t>
+            </w:r>
+            <w:r>
+              <w:rPr>
+                <w:noProof/>
+                <w:webHidden/>
+              </w:rPr>
+              <w:tab/>
+            </w:r>
+            <w:r>
+              <w:rPr>
+                <w:noProof/>
+                <w:webHidden/>
+              </w:rPr>
+              <w:fldChar w:fldCharType="begin"/>
+            </w:r>
+            <w:r>
+              <w:rPr>
+                <w:noProof/>
+                <w:webHidden/>
+              </w:rPr>
+              <w:instrText xml:space="preserve"> PAGEREF _Toc236309332 \h </w:instrText>
+            </w:r>
+            <w:r>
+              <w:rPr>
+                <w:noProof/>
+                <w:webHidden/>
+              </w:rPr>
+            </w:r>
+            <w:r>
+              <w:rPr>
+                <w:noProof/>
+                <w:webHidden/>
+              </w:rPr>
+              <w:fldChar w:fldCharType="separate"/>
+            </w:r>
+            <w:r>
+              <w:rPr>
+                <w:noProof/>
+                <w:webHidden/>
+              </w:rPr>
+              <w:t>5</w:t>
+            </w:r>
+            <w:r>
+              <w:rPr>
+                <w:noProof/>
+                <w:webHidden/>
+              </w:rPr>
+              <w:fldChar w:fldCharType="end"/>
+            </w:r>
+          </w:hyperlink>
+        </w:p>
+        <w:p>
+          <w:pPr>
+            <w:pStyle w:val="TOC1"/>
+            <w:tabs>
+              <w:tab w:val="right" w:leader="dot" w:pos="9350"/>
+            </w:tabs>
+            <w:rPr>
+              <w:noProof/>
+            </w:rPr>
+          </w:pPr>
+          <w:hyperlink w:anchor="_Toc236309333" w:history="1">
+            <w:r>
+              <w:rPr>
+                <w:rStyle w:val="Hyperlink"/>
+                <w:noProof/>
+              </w:rPr>
+              <w:t>5. Exploratory Data Analysis (With Visualizations)</w:t>
+            </w:r>
+            <w:r>
+              <w:rPr>
+                <w:noProof/>
+                <w:webHidden/>
+              </w:rPr>
+              <w:tab/>
+            </w:r>
+            <w:r>
+              <w:rPr>
+                <w:noProof/>
+                <w:webHidden/>
+              </w:rPr>
+              <w:fldChar w:fldCharType="begin"/>
+            </w:r>
+            <w:r>
+              <w:rPr>
+                <w:noProof/>
+                <w:webHidden/>
+              </w:rPr>
+              <w:instrText xml:space="preserve"> PAGEREF _Toc236309333 \h </w:instrText>
+            </w:r>
+            <w:r>
+              <w:rPr>
+                <w:noProof/>
+                <w:webHidden/>
+              </w:rPr>
+            </w:r>
+            <w:r>
+              <w:rPr>
+                <w:noProof/>
+                <w:webHidden/>
+              </w:rPr>
+              <w:fldChar w:fldCharType="separate"/>
+            </w:r>
+            <w:r>
+              <w:rPr>
+                <w:noProof/>
+                <w:webHidden/>
+              </w:rPr>
+              <w:t>5</w:t>
+            </w:r>
+            <w:r>
+              <w:rPr>
+                <w:noProof/>
+                <w:webHidden/>
+              </w:rPr>
+              <w:fldChar w:fldCharType="end"/>
+            </w:r>
+          </w:hyperlink>
+        </w:p>
+        <w:p>
+          <w:pPr>
+            <w:pStyle w:val="TOC2"/>
+            <w:tabs>
+              <w:tab w:val="right" w:leader="dot" w:pos="9350"/>
+            </w:tabs>
+            <w:rPr>
+              <w:noProof/>
+            </w:rPr>
+          </w:pPr>
+          <w:hyperlink w:anchor="_Toc236309334" w:history="1">
+            <w:r>
+              <w:rPr>
+                <w:rStyle w:val="Hyperlink"/>
+                <w:noProof/>
+              </w:rPr>
+              <w:t>5.1 Risk Distribution</w:t>
+            </w:r>
+            <w:r>
+              <w:rPr>
+                <w:noProof/>
+                <w:webHidden/>
+              </w:rPr>
+              <w:tab/>
+            </w:r>
+            <w:r>
+              <w:rPr>
+                <w:noProof/>
+                <w:webHidden/>
+              </w:rPr>
+              <w:fldChar w:fldCharType="begin"/>
+            </w:r>
+            <w:r>
+              <w:rPr>
+                <w:noProof/>
+                <w:webHidden/>
+              </w:rPr>
+              <w:instrText xml:space="preserve"> PAGEREF _Toc236309334 \h </w:instrText>
+            </w:r>
+            <w:r>
+              <w:rPr>
+                <w:noProof/>
+                <w:webHidden/>
+              </w:rPr>
+            </w:r>
+            <w:r>
+              <w:rPr>
+                <w:noProof/>
+                <w:webHidden/>
+              </w:rPr>
+              <w:fldChar w:fldCharType="separate"/>
+            </w:r>
+            <w:r>
+              <w:rPr>
+                <w:noProof/>
+                <w:webHidden/>
+              </w:rPr>
+              <w:t>5</w:t>
+            </w:r>
+            <w:r>
+              <w:rPr>
+                <w:noProof/>
+                <w:webHidden/>
+              </w:rPr>
+              <w:fldChar w:fldCharType="end"/>
+            </w:r>
+          </w:hyperlink>
+        </w:p>
+        <w:p>
+          <w:pPr>
+            <w:pStyle w:val="TOC2"/>
+            <w:tabs>
+              <w:tab w:val="right" w:leader="dot" w:pos="9350"/>
+            </w:tabs>
+            <w:rPr>
+              <w:noProof/>
+            </w:rPr>
+          </w:pPr>
+          <w:hyperlink w:anchor="_Toc236309335" w:history="1">
+            <w:r>
+              <w:rPr>
+                <w:rStyle w:val="Hyperlink"/>
+                <w:noProof/>
+              </w:rPr>
+              <w:t>5.2 Regional Overview</w:t>
+            </w:r>
+            <w:r>
+              <w:rPr>
+                <w:noProof/>
+                <w:webHidden/>
+              </w:rPr>
+              <w:tab/>
+            </w:r>
+            <w:r>
+              <w:rPr>
+                <w:noProof/>
+                <w:webHidden/>
+              </w:rPr>
+              <w:fldChar w:fldCharType="begin"/>
+            </w:r>
+            <w:r>
+              <w:rPr>
+                <w:noProof/>
+                <w:webHidden/>
+              </w:rPr>
+              <w:instrText xml:space="preserve"> PAGEREF _Toc236309335 \h </w:instrText>
+            </w:r>
+            <w:r>
+              <w:rPr>
+                <w:noProof/>
+                <w:webHidden/>
+              </w:rPr>
+            </w:r>
+            <w:r>
+              <w:rPr>
+                <w:noProof/>
+                <w:webHidden/>
+              </w:rPr>
+              <w:fldChar w:fldCharType="separate"/>
+            </w:r>
+            <w:r>
+              <w:rPr>
+                <w:noProof/>
+                <w:webHidden/>
+              </w:rPr>
+              <w:t>6</w:t>
+            </w:r>
+            <w:r>
+              <w:rPr>
+                <w:noProof/>
+                <w:webHidden/>
+              </w:rPr>
+              <w:fldChar w:fldCharType="end"/>
+            </w:r>
+          </w:hyperlink>
+        </w:p>
+        <w:p>
+          <w:pPr>
+            <w:pStyle w:val="TOC2"/>
+            <w:tabs>
+              <w:tab w:val="right" w:leader="dot" w:pos="9350"/>
+            </w:tabs>
+            <w:rPr>
+              <w:noProof/>
+            </w:rPr>
+          </w:pPr>
+          <w:hyperlink w:anchor="_Toc236309336" w:history="1">
+            <w:r>
+              <w:rPr>
+                <w:rStyle w:val="Hyperlink"/>
+                <w:noProof/>
+              </w:rPr>
+              <w:t>5.3 Loss by Risk Level</w:t>
+            </w:r>
+            <w:r>
+              <w:rPr>
+                <w:noProof/>
+                <w:webHidden/>
+              </w:rPr>
+              <w:tab/>
+            </w:r>
+            <w:r>
+              <w:rPr>
+                <w:noProof/>
+                <w:webHidden/>
+              </w:rPr>
+              <w:fldChar w:fldCharType="begin"/>
+            </w:r>
+            <w:r>
+              <w:rPr>
+                <w:noProof/>
+                <w:webHidden/>
+              </w:rPr>
+              <w:instrText xml:space="preserve"> PAGEREF _Toc236309336 \h </w:instrText>
+            </w:r>
+            <w:r>
+              <w:rPr>
+                <w:noProof/>
+                <w:webHidden/>
+              </w:rPr>
+            </w:r>
+            <w:r>
+              <w:rPr>
+                <w:noProof/>
+                <w:webHidden/>
+              </w:rPr>
+              <w:fldChar w:fldCharType="separate"/>
+            </w:r>
+            <w:r>
+              <w:rPr>
+                <w:noProof/>
+                <w:webHidden/>
+              </w:rPr>
+              <w:t>8</w:t>
+            </w:r>
+            <w:r>
+              <w:rPr>
+                <w:noProof/>
+                <w:webHidden/>
+              </w:rPr>
+              <w:fldChar w:fldCharType="end"/>
+            </w:r>
+          </w:hyperlink>
+        </w:p>
+        <w:p>
+          <w:pPr>
+            <w:pStyle w:val="TOC2"/>
+            <w:tabs>
+              <w:tab w:val="right" w:leader="dot" w:pos="9350"/>
+            </w:tabs>
+            <w:rPr>
+              <w:noProof/>
+            </w:rPr>
+          </w:pPr>
+          <w:hyperlink w:anchor="_Toc236309337" w:history="1">
+            <w:r>
+              <w:rPr>
+                <w:rStyle w:val="Hyperlink"/>
+                <w:noProof/>
+              </w:rPr>
+              <w:t>5.4 Forest Type Vulnerability</w:t>
+            </w:r>
+            <w:r>
+              <w:rPr>
+                <w:noProof/>
+                <w:webHidden/>
+              </w:rPr>
+              <w:tab/>
+            </w:r>
+            <w:r>
+              <w:rPr>
+                <w:noProof/>
+                <w:webHidden/>
+              </w:rPr>
+              <w:fldChar w:fldCharType="begin"/>
+            </w:r>
+            <w:r>
+              <w:rPr>
+                <w:noProof/>
+                <w:webHidden/>
+              </w:rPr>
+              <w:instrText xml:space="preserve"> PAGEREF _Toc236309337 \h </w:instrText>
+            </w:r>
+            <w:r>
+              <w:rPr>
+                <w:noProof/>
+                <w:webHidden/>
+              </w:rPr>
+            </w:r>
+            <w:r>
+              <w:rPr>
+                <w:noProof/>
+                <w:webHidden/>
+              </w:rPr>
+              <w:fldChar w:fldCharType="separate"/>
+            </w:r>
+            <w:r>
+              <w:rPr>
+                <w:noProof/>
+                <w:webHidden/>
+              </w:rPr>
+              <w:t>9</w:t>
+            </w:r>
+            <w:r>
+              <w:rPr>
+                <w:noProof/>
+                <w:webHidden/>
+              </w:rPr>
+              <w:fldChar w:fldCharType="end"/>
+            </w:r>
+          </w:hyperlink>
+        </w:p>
+        <w:p>
+          <w:pPr>
+            <w:pStyle w:val="TOC2"/>
+            <w:tabs>
+              <w:tab w:val="right" w:leader="dot" w:pos="9350"/>
+            </w:tabs>
+            <w:rPr>
+              <w:noProof/>
+            </w:rPr>
+          </w:pPr>
+          <w:hyperlink w:anchor="_Toc236309338" w:history="1">
+            <w:r>
+              <w:rPr>
+                <w:rStyle w:val="Hyperlink"/>
+                <w:noProof/>
+              </w:rPr>
+              <w:t>5.5 Illegal Logging Analysis</w:t>
+            </w:r>
+            <w:r>
+              <w:rPr>
+                <w:noProof/>
+                <w:webHidden/>
+              </w:rPr>
+              <w:tab/>
+            </w:r>
+            <w:r>
+              <w:rPr>
+                <w:noProof/>
+                <w:webHidden/>
+              </w:rPr>
+              <w:fldChar w:fldCharType="begin"/>
+            </w:r>
+            <w:r>
+              <w:rPr>
+                <w:noProof/>
+                <w:webHidden/>
+              </w:rPr>
+              <w:instrText xml:space="preserve"> PAGEREF _Toc236309338 \h </w:instrText>
+            </w:r>
+            <w:r>
+              <w:rPr>
+                <w:noProof/>
+                <w:webHidden/>
+              </w:rPr>
+            </w:r>
+            <w:r>
+              <w:rPr>
+                <w:noProof/>
+                <w:webHidden/>
+              </w:rPr>
+              <w:fldChar w:fldCharType="separate"/>
+            </w:r>
+            <w:r>
+              <w:rPr>
+                <w:noProof/>
+                <w:webHidden/>
+              </w:rPr>
+              <w:t>10</w:t>
+            </w:r>
+            <w:r>
+              <w:rPr>
+                <w:noProof/>
+                <w:webHidden/>
+              </w:rPr>
+              <w:fldChar w:fldCharType="end"/>
+            </w:r>
+          </w:hyperlink>
+        </w:p>
+        <w:p>
+          <w:pPr>
+            <w:pStyle w:val="TOC2"/>
+            <w:tabs>
+              <w:tab w:val="right" w:leader="dot" w:pos="9350"/>
+            </w:tabs>
+            <w:rPr>
+              <w:noProof/>
+            </w:rPr>
+          </w:pPr>
+          <w:hyperlink w:anchor="_Toc236309339" w:history="1">
+            <w:r>
+              <w:rPr>
+                <w:rStyle w:val="Hyperlink"/>
+                <w:noProof/>
+              </w:rPr>
+              <w:t>5.6 Time Trend (2021-2024)</w:t>
+            </w:r>
+            <w:r>
+              <w:rPr>
+                <w:noProof/>
+                <w:webHidden/>
+              </w:rPr>
+              <w:tab/>
+            </w:r>
+            <w:r>
+              <w:rPr>
+                <w:noProof/>
+                <w:webHidden/>
+              </w:rPr>
+              <w:fldChar w:fldCharType="begin"/>
+            </w:r>
+            <w:r>
+              <w:rPr>
+                <w:noProof/>
+                <w:webHidden/>
+              </w:rPr>
+              <w:instrText xml:space="preserve"> PAGEREF _Toc236309339 \h </w:instrText>
+            </w:r>
+            <w:r>
+              <w:rPr>
+                <w:noProof/>
+                <w:webHidden/>
+              </w:rPr>
+            </w:r>
+            <w:r>
+              <w:rPr>
+                <w:noProof/>
+                <w:webHidden/>
+              </w:rPr>
+              <w:fldChar w:fldCharType="separate"/>
+            </w:r>
+            <w:r>
+              <w:rPr>
+                <w:noProof/>
+                <w:webHidden/>
+              </w:rPr>
+              <w:t>11</w:t>
+            </w:r>
+            <w:r>
+              <w:rPr>
+                <w:noProof/>
+                <w:webHidden/>
+              </w:rPr>
+              <w:fldChar w:fldCharType="end"/>
+            </w:r>
+          </w:hyperlink>
+        </w:p>
+        <w:p>
+          <w:pPr>
+            <w:pStyle w:val="TOC2"/>
+            <w:tabs>
+              <w:tab w:val="right" w:leader="dot" w:pos="9350"/>
+            </w:tabs>
+            <w:rPr>
+              <w:noProof/>
+            </w:rPr>
+          </w:pPr>
+          <w:hyperlink w:anchor="_Toc236309340" w:history="1">
+            <w:r>
+              <w:rPr>
+                <w:rStyle w:val="Hyperlink"/>
+                <w:noProof/>
+              </w:rPr>
+              <w:t>5.7 Fire Incidents by Region</w:t>
+            </w:r>
+            <w:r>
+              <w:rPr>
+                <w:noProof/>
+                <w:webHidden/>
+              </w:rPr>
+              <w:tab/>
+            </w:r>
+            <w:r>
+              <w:rPr>
+                <w:noProof/>
+                <w:webHidden/>
+              </w:rPr>
+              <w:fldChar w:fldCharType="begin"/>
+            </w:r>
+            <w:r>
+              <w:rPr>
+                <w:noProof/>
+                <w:webHidden/>
+              </w:rPr>
+              <w:instrText xml:space="preserve"> PAGEREF _Toc236309340 \h </w:instrText>
+            </w:r>
+            <w:r>
+              <w:rPr>
+                <w:noProof/>
+                <w:webHidden/>
+              </w:rPr>
+            </w:r>
+            <w:r>
+              <w:rPr>
+                <w:noProof/>
+                <w:webHidden/>
+              </w:rPr>
+              <w:fldChar w:fldCharType="separate"/>
+            </w:r>
+            <w:r>
+              <w:rPr>
+                <w:noProof/>
+                <w:webHidden/>
+              </w:rPr>
+              <w:t>13</w:t>
+            </w:r>
+            <w:r>
+              <w:rPr>
+                <w:noProof/>
+                <w:webHidden/>
+              </w:rPr>
+              <w:fldChar w:fldCharType="end"/>
+            </w:r>
+          </w:hyperlink>
+        </w:p>
+        <w:p>
+          <w:pPr>
+            <w:pStyle w:val="TOC2"/>
+            <w:tabs>
+              <w:tab w:val="right" w:leader="dot" w:pos="9350"/>
+            </w:tabs>
+            <w:rPr>
+              <w:noProof/>
+            </w:rPr>
+          </w:pPr>
+          <w:hyperlink w:anchor="_Toc236309341" w:history="1">
+            <w:r>
+              <w:rPr>
+                <w:rStyle w:val="Hyperlink"/>
+                <w:noProof/>
+              </w:rPr>
+              <w:t>5.8 Key Correlations</w:t>
+            </w:r>
+            <w:r>
+              <w:rPr>
+                <w:noProof/>
+                <w:webHidden/>
+              </w:rPr>
+              <w:tab/>
+            </w:r>
+            <w:r>
+              <w:rPr>
+                <w:noProof/>
+                <w:webHidden/>
+              </w:rPr>
+              <w:fldChar w:fldCharType="begin"/>
+            </w:r>
+            <w:r>
+              <w:rPr>
+                <w:noProof/>
+                <w:webHidden/>
+              </w:rPr>
+              <w:instrText xml:space="preserve"> PAGEREF _Toc236309341 \h </w:instrText>
+            </w:r>
+            <w:r>
+              <w:rPr>
+                <w:noProof/>
+                <w:webHidden/>
+              </w:rPr>
+            </w:r>
+            <w:r>
+              <w:rPr>
+                <w:noProof/>
+                <w:webHidden/>
+              </w:rPr>
+              <w:fldChar w:fldCharType="separate"/>
+            </w:r>
+            <w:r>
+              <w:rPr>
+                <w:noProof/>
+                <w:webHidden/>
+              </w:rPr>
+              <w:t>13</w:t>
+            </w:r>
+            <w:r>
+              <w:rPr>
+                <w:noProof/>
+                <w:webHidden/>
+              </w:rPr>
+              <w:fldChar w:fldCharType="end"/>
+            </w:r>
+          </w:hyperlink>
+        </w:p>
+        <w:p>
+          <w:pPr>
+            <w:pStyle w:val="TOC2"/>
+            <w:tabs>
+              <w:tab w:val="right" w:leader="dot" w:pos="9350"/>
+            </w:tabs>
+            <w:rPr>
+              <w:noProof/>
+            </w:rPr>
+          </w:pPr>
+          <w:hyperlink w:anchor="_Toc236309342" w:history="1">
+            <w:r>
+              <w:rPr>
+                <w:rStyle w:val="Hyperlink"/>
+                <w:noProof/>
+              </w:rPr>
+              <w:t>5.9 Interactive Scatter Plot</w:t>
+            </w:r>
+            <w:r>
+              <w:rPr>
+                <w:noProof/>
+                <w:webHidden/>
+              </w:rPr>
+              <w:tab/>
+            </w:r>
+            <w:r>
+              <w:rPr>
+                <w:noProof/>
+                <w:webHidden/>
+              </w:rPr>
+              <w:fldChar w:fldCharType="begin"/>
+            </w:r>
+            <w:r>
+              <w:rPr>
+                <w:noProof/>
+                <w:webHidden/>
+              </w:rPr>
+              <w:instrText xml:space="preserve"> PAGEREF _Toc236309342 \h </w:instrText>
+            </w:r>
+            <w:r>
+              <w:rPr>
+                <w:noProof/>
+                <w:webHidden/>
+              </w:rPr>
+            </w:r>
+            <w:r>
+              <w:rPr>
+                <w:noProof/>
+                <w:webHidden/>
+              </w:rPr>
+              <w:fldChar w:fldCharType="separate"/>
+            </w:r>
+            <w:r>
+              <w:rPr>
+                <w:noProof/>
+                <w:webHidden/>
+              </w:rPr>
+              <w:t>15</w:t>
+            </w:r>
+            <w:r>
+              <w:rPr>
+                <w:noProof/>
+                <w:webHidden/>
+              </w:rPr>
+              <w:fldChar w:fldCharType="end"/>
+            </w:r>
+          </w:hyperlink>
+        </w:p>
+        <w:p>
+          <w:pPr>
+            <w:pStyle w:val="TOC1"/>
+            <w:tabs>
+              <w:tab w:val="right" w:leader="dot" w:pos="9350"/>
+            </w:tabs>
+            <w:rPr>
+              <w:noProof/>
+            </w:rPr>
+          </w:pPr>
+          <w:hyperlink w:anchor="_Toc236309343" w:history="1">
+            <w:r>
+              <w:rPr>
+                <w:rStyle w:val="Hyperlink"/>
+                <w:noProof/>
+              </w:rPr>
+              <w:t>6. Predictive Modeling</w:t>
+            </w:r>
+            <w:r>
+              <w:rPr>
+                <w:noProof/>
+                <w:webHidden/>
+              </w:rPr>
+              <w:tab/>
+            </w:r>
+            <w:r>
+              <w:rPr>
+                <w:noProof/>
+                <w:webHidden/>
+              </w:rPr>
+              <w:fldChar w:fldCharType="begin"/>
+            </w:r>
+            <w:r>
+              <w:rPr>
+                <w:noProof/>
+                <w:webHidden/>
+              </w:rPr>
+              <w:instrText xml:space="preserve"> PAGEREF _Toc236309343 \h </w:instrText>
+            </w:r>
+            <w:r>
+              <w:rPr>
+                <w:noProof/>
+                <w:webHidden/>
+              </w:rPr>
+            </w:r>
+            <w:r>
+              <w:rPr>
+                <w:noProof/>
+                <w:webHidden/>
+              </w:rPr>
+              <w:fldChar w:fldCharType="separate"/>
+            </w:r>
+            <w:r>
+              <w:rPr>
+                <w:noProof/>
+                <w:webHidden/>
+              </w:rPr>
+              <w:t>15</w:t>
+            </w:r>
+            <w:r>
+              <w:rPr>
+                <w:noProof/>
+                <w:webHidden/>
+              </w:rPr>
+              <w:fldChar w:fldCharType="end"/>
+            </w:r>
+          </w:hyperlink>
+        </w:p>
+        <w:p>
+          <w:pPr>
+            <w:pStyle w:val="TOC2"/>
+            <w:tabs>
+              <w:tab w:val="right" w:leader="dot" w:pos="9350"/>
+            </w:tabs>
+            <w:rPr>
+              <w:noProof/>
+            </w:rPr>
+          </w:pPr>
+          <w:hyperlink w:anchor="_Toc236309344" w:history="1">
+            <w:r>
+              <w:rPr>
+                <w:rStyle w:val="Hyperlink"/>
+                <w:noProof/>
+              </w:rPr>
+              <w:t>6.1 Model Architecture</w:t>
+            </w:r>
+            <w:r>
+              <w:rPr>
+                <w:noProof/>
+                <w:webHidden/>
+              </w:rPr>
+              <w:tab/>
+            </w:r>
+            <w:r>
+              <w:rPr>
+                <w:noProof/>
+                <w:webHidden/>
+              </w:rPr>
+              <w:fldChar w:fldCharType="begin"/>
+            </w:r>
+            <w:r>
+              <w:rPr>
+                <w:noProof/>
+                <w:webHidden/>
+              </w:rPr>
+              <w:instrText xml:space="preserve"> PAGEREF _Toc236309344 \h </w:instrText>
+            </w:r>
+            <w:r>
+              <w:rPr>
+                <w:noProof/>
+                <w:webHidden/>
+              </w:rPr>
+            </w:r>
+            <w:r>
+              <w:rPr>
+                <w:noProof/>
+                <w:webHidden/>
+              </w:rPr>
+              <w:fldChar w:fldCharType="separate"/>
+            </w:r>
+            <w:r>
+              <w:rPr>
+                <w:noProof/>
+                <w:webHidden/>
+              </w:rPr>
+              <w:t>15</w:t>
+            </w:r>
+            <w:r>
+              <w:rPr>
+                <w:noProof/>
+                <w:webHidden/>
+              </w:rPr>
+              <w:fldChar w:fldCharType="end"/>
+            </w:r>
+          </w:hyperlink>
+        </w:p>
+        <w:p>
+          <w:pPr>
+            <w:pStyle w:val="TOC2"/>
+            <w:tabs>
+              <w:tab w:val="right" w:leader="dot" w:pos="9350"/>
+            </w:tabs>
+            <w:rPr>
+              <w:noProof/>
+            </w:rPr>
+          </w:pPr>
+          <w:hyperlink w:anchor="_Toc236309345" w:history="1">
+            <w:r>
+              <w:rPr>
+                <w:rStyle w:val="Hyperlink"/>
+                <w:noProof/>
+              </w:rPr>
+              <w:t>6.2 Best Hyperparameters</w:t>
+            </w:r>
+            <w:r>
+              <w:rPr>
+                <w:noProof/>
+                <w:webHidden/>
+              </w:rPr>
+              <w:tab/>
+            </w:r>
+            <w:r>
+              <w:rPr>
+                <w:noProof/>
+                <w:webHidden/>
+              </w:rPr>
+              <w:fldChar w:fldCharType="begin"/>
+            </w:r>
+            <w:r>
+              <w:rPr>
+                <w:noProof/>
+                <w:webHidden/>
+              </w:rPr>
+              <w:instrText xml:space="preserve"> PAGEREF _Toc236309345 \h </w:instrText>
+            </w:r>
+            <w:r>
+              <w:rPr>
+                <w:noProof/>
+                <w:webHidden/>
+              </w:rPr>
+            </w:r>
+            <w:r>
+              <w:rPr>
+                <w:noProof/>
+                <w:webHidden/>
+              </w:rPr>
+              <w:fldChar w:fldCharType="separate"/>
+            </w:r>
+            <w:r>
+              <w:rPr>
+                <w:noProof/>
+                <w:webHidden/>
+              </w:rPr>
+              <w:t>16</w:t>
+            </w:r>
+            <w:r>
+              <w:rPr>
+                <w:noProof/>
+                <w:webHidden/>
+              </w:rPr>
+              <w:fldChar w:fldCharType="end"/>
+            </w:r>
+          </w:hyperlink>
+        </w:p>
+        <w:p>
+          <w:pPr>
+            <w:pStyle w:val="TOC1"/>
+            <w:tabs>
+              <w:tab w:val="right" w:leader="dot" w:pos="9350"/>
+            </w:tabs>
+            <w:rPr>
+              <w:noProof/>
+            </w:rPr>
+          </w:pPr>
+          <w:hyperlink w:anchor="_Toc236309346" w:history="1">
+            <w:r>
+              <w:rPr>
+                <w:rStyle w:val="Hyperlink"/>
+                <w:noProof/>
+              </w:rPr>
+              <w:t>7. Model Performance &amp; Feature Importance</w:t>
+            </w:r>
+            <w:r>
+              <w:rPr>
+                <w:noProof/>
+                <w:webHidden/>
+              </w:rPr>
+              <w:tab/>
+            </w:r>
+            <w:r>
+              <w:rPr>
+                <w:noProof/>
+                <w:webHidden/>
+              </w:rPr>
+              <w:fldChar w:fldCharType="begin"/>
+            </w:r>
+            <w:r>
+              <w:rPr>
+                <w:noProof/>
+                <w:webHidden/>
+              </w:rPr>
+              <w:instrText xml:space="preserve"> PAGEREF _Toc236309346 \h </w:instrText>
+            </w:r>
+            <w:r>
+              <w:rPr>
+                <w:noProof/>
+                <w:webHidden/>
+              </w:rPr>
+            </w:r>
+            <w:r>
+              <w:rPr>
+                <w:noProof/>
+                <w:webHidden/>
+              </w:rPr>
+              <w:fldChar w:fldCharType="separate"/>
+            </w:r>
+            <w:r>
+              <w:rPr>
+                <w:noProof/>
+                <w:webHidden/>
+              </w:rPr>
+              <w:t>16</w:t>
+            </w:r>
+            <w:r>
+              <w:rPr>
+                <w:noProof/>
+                <w:webHidden/>
+              </w:rPr>
+              <w:fldChar w:fldCharType="end"/>
+            </w:r>
+          </w:hyperlink>
+        </w:p>
+        <w:p>
+          <w:pPr>
+            <w:pStyle w:val="TOC2"/>
+            <w:tabs>
+              <w:tab w:val="right" w:leader="dot" w:pos="9350"/>
+            </w:tabs>
+            <w:rPr>
+              <w:noProof/>
+            </w:rPr>
+          </w:pPr>
+          <w:hyperlink w:anchor="_Toc236309347" w:history="1">
+            <w:r>
+              <w:rPr>
+                <w:rStyle w:val="Hyperlink"/>
+                <w:noProof/>
+              </w:rPr>
+              <w:t>7.1 Test Set Performance</w:t>
+            </w:r>
+            <w:r>
+              <w:rPr>
+                <w:noProof/>
+                <w:webHidden/>
+              </w:rPr>
+              <w:tab/>
+            </w:r>
+            <w:r>
+              <w:rPr>
+                <w:noProof/>
+                <w:webHidden/>
+              </w:rPr>
+              <w:fldChar w:fldCharType="begin"/>
+            </w:r>
+            <w:r>
+              <w:rPr>
+                <w:noProof/>
+                <w:webHidden/>
+              </w:rPr>
+              <w:instrText xml:space="preserve"> PAGEREF _Toc236309347 \h </w:instrText>
+            </w:r>
+            <w:r>
+              <w:rPr>
+                <w:noProof/>
+                <w:webHidden/>
+              </w:rPr>
+            </w:r>
+            <w:r>
+              <w:rPr>
+                <w:noProof/>
+                <w:webHidden/>
+              </w:rPr>
+              <w:fldChar w:fldCharType="separate"/>
+            </w:r>
+            <w:r>
+              <w:rPr>
+                <w:noProof/>
+                <w:webHidden/>
+              </w:rPr>
+              <w:t>16</w:t>
+            </w:r>
+            <w:r>
+              <w:rPr>
+                <w:noProof/>
+                <w:webHidden/>
+              </w:rPr>
+              <w:fldChar w:fldCharType="end"/>
+            </w:r>
+          </w:hyperlink>
+        </w:p>
+        <w:p>
+          <w:pPr>
+            <w:pStyle w:val="TOC2"/>
+            <w:tabs>
+              <w:tab w:val="right" w:leader="dot" w:pos="9350"/>
+            </w:tabs>
+            <w:rPr>
+              <w:noProof/>
+            </w:rPr>
+          </w:pPr>
+          <w:hyperlink w:anchor="_Toc236309348" w:history="1">
+            <w:r>
+              <w:rPr>
+                <w:rStyle w:val="Hyperlink"/>
+                <w:noProof/>
+              </w:rPr>
+              <w:t>7.2 Per-Class Metrics</w:t>
+            </w:r>
+            <w:r>
+              <w:rPr>
+                <w:noProof/>
+                <w:webHidden/>
+              </w:rPr>
+              <w:tab/>
+            </w:r>
+            <w:r>
+              <w:rPr>
+                <w:noProof/>
+                <w:webHidden/>
+              </w:rPr>
+              <w:fldChar w:fldCharType="begin"/>
+            </w:r>
+            <w:r>
+              <w:rPr>
+                <w:noProof/>
+                <w:webHidden/>
+              </w:rPr>
+              <w:instrText xml:space="preserve"> PAGEREF _Toc236309348 \h </w:instrText>
+            </w:r>
+            <w:r>
+              <w:rPr>
+                <w:noProof/>
+                <w:webHidden/>
+              </w:rPr>
+            </w:r>
+            <w:r>
+              <w:rPr>
+                <w:noProof/>
+                <w:webHidden/>
+              </w:rPr>
+              <w:fldChar w:fldCharType="separate"/>
+            </w:r>
+            <w:r>
+              <w:rPr>
+                <w:noProof/>
+                <w:webHidden/>
+              </w:rPr>
+              <w:t>17</w:t>
+            </w:r>
+            <w:r>
+              <w:rPr>
+                <w:noProof/>
+                <w:webHidden/>
+              </w:rPr>
+              <w:fldChar w:fldCharType="end"/>
+            </w:r>
+          </w:hyperlink>
+        </w:p>
+        <w:p>
+          <w:pPr>
+            <w:pStyle w:val="TOC2"/>
+            <w:tabs>
+              <w:tab w:val="right" w:leader="dot" w:pos="9350"/>
+            </w:tabs>
+            <w:rPr>
+              <w:noProof/>
+            </w:rPr>
+          </w:pPr>
+          <w:hyperlink w:anchor="_Toc236309349" w:history="1">
+            <w:r>
+              <w:rPr>
+                <w:rStyle w:val="Hyperlink"/>
+                <w:noProof/>
+              </w:rPr>
+              <w:t>7.3 Confusion Matrix</w:t>
+            </w:r>
+            <w:r>
+              <w:rPr>
+                <w:noProof/>
+                <w:webHidden/>
+              </w:rPr>
+              <w:tab/>
+            </w:r>
+            <w:r>
+              <w:rPr>
+                <w:noProof/>
+                <w:webHidden/>
+              </w:rPr>
+              <w:fldChar w:fldCharType="begin"/>
+            </w:r>
+            <w:r>
+              <w:rPr>
+                <w:noProof/>
+                <w:webHidden/>
+              </w:rPr>
+              <w:instrText xml:space="preserve"> PAGEREF _Toc236309349 \h </w:instrText>
+            </w:r>
+            <w:r>
+              <w:rPr>
+                <w:noProof/>
+                <w:webHidden/>
+              </w:rPr>
+            </w:r>
+            <w:r>
+              <w:rPr>
+                <w:noProof/>
+                <w:webHidden/>
+              </w:rPr>
+              <w:fldChar w:fldCharType="separate"/>
+            </w:r>
+            <w:r>
+              <w:rPr>
+                <w:noProof/>
+                <w:webHidden/>
+              </w:rPr>
+              <w:t>17</w:t>
+            </w:r>
+            <w:r>
+              <w:rPr>
+                <w:noProof/>
+                <w:webHidden/>
+              </w:rPr>
+              <w:fldChar w:fldCharType="end"/>
+            </w:r>
+          </w:hyperlink>
+        </w:p>
+        <w:p>
+          <w:pPr>
+            <w:pStyle w:val="TOC2"/>
+            <w:tabs>
+              <w:tab w:val="right" w:leader="dot" w:pos="9350"/>
+            </w:tabs>
+            <w:rPr>
+              <w:noProof/>
+            </w:rPr>
+          </w:pPr>
+          <w:hyperlink w:anchor="_Toc236309350" w:history="1">
+            <w:r>
+              <w:rPr>
+                <w:rStyle w:val="Hyperlink"/>
+                <w:noProof/>
+              </w:rPr>
+              <w:t>7.4 Classification Report</w:t>
+            </w:r>
+            <w:r>
+              <w:rPr>
+                <w:noProof/>
+                <w:webHidden/>
+              </w:rPr>
+              <w:tab/>
+            </w:r>
+            <w:r>
+              <w:rPr>
+                <w:noProof/>
+                <w:webHidden/>
+              </w:rPr>
+              <w:fldChar w:fldCharType="begin"/>
+            </w:r>
+            <w:r>
+              <w:rPr>
+                <w:noProof/>
+                <w:webHidden/>
+              </w:rPr>
+              <w:instrText xml:space="preserve"> PAGEREF _Toc236309350 \h </w:instrText>
+            </w:r>
+            <w:r>
+              <w:rPr>
+                <w:noProof/>
+                <w:webHidden/>
+              </w:rPr>
+            </w:r>
+            <w:r>
+              <w:rPr>
+                <w:noProof/>
+                <w:webHidden/>
+              </w:rPr>
+              <w:fldChar w:fldCharType="separate"/>
+            </w:r>
+            <w:r>
+              <w:rPr>
+                <w:noProof/>
+                <w:webHidden/>
+              </w:rPr>
+              <w:t>18</w:t>
+            </w:r>
+            <w:r>
+              <w:rPr>
+                <w:noProof/>
+                <w:webHidden/>
+              </w:rPr>
+              <w:fldChar w:fldCharType="end"/>
+            </w:r>
+          </w:hyperlink>
+        </w:p>
+        <w:p>
+          <w:pPr>
+            <w:pStyle w:val="TOC2"/>
+            <w:tabs>
+              <w:tab w:val="right" w:leader="dot" w:pos="9350"/>
+            </w:tabs>
+            <w:rPr>
+              <w:noProof/>
+            </w:rPr>
+          </w:pPr>
+          <w:hyperlink w:anchor="_Toc236309351" w:history="1">
+            <w:r>
+              <w:rPr>
+                <w:rStyle w:val="Hyperlink"/>
+                <w:noProof/>
+              </w:rPr>
+              <w:t>7.5 ROC Curves</w:t>
+            </w:r>
+            <w:r>
+              <w:rPr>
+                <w:noProof/>
+                <w:webHidden/>
+              </w:rPr>
+              <w:tab/>
+            </w:r>
+            <w:r>
+              <w:rPr>
+                <w:noProof/>
+                <w:webHidden/>
+              </w:rPr>
+              <w:fldChar w:fldCharType="begin"/>
+            </w:r>
+            <w:r>
+              <w:rPr>
+                <w:noProof/>
+                <w:webHidden/>
+              </w:rPr>
+              <w:instrText xml:space="preserve"> PAGEREF _Toc236309351 \h </w:instrText>
+            </w:r>
+            <w:r>
+              <w:rPr>
+                <w:noProof/>
+                <w:webHidden/>
+              </w:rPr>
+            </w:r>
+            <w:r>
+              <w:rPr>
+                <w:noProof/>
+                <w:webHidden/>
+              </w:rPr>
+              <w:fldChar w:fldCharType="separate"/>
+            </w:r>
+            <w:r>
+              <w:rPr>
+                <w:noProof/>
+                <w:webHidden/>
+              </w:rPr>
+              <w:t>18</w:t>
+            </w:r>
+            <w:r>
+              <w:rPr>
+                <w:noProof/>
+                <w:webHidden/>
+              </w:rPr>
+              <w:fldChar w:fldCharType="end"/>
+            </w:r>
+          </w:hyperlink>
+        </w:p>
+        <w:p>
+          <w:pPr>
+            <w:pStyle w:val="TOC2"/>
+            <w:tabs>
+              <w:tab w:val="right" w:leader="dot" w:pos="9350"/>
+            </w:tabs>
+            <w:rPr>
+              <w:noProof/>
+            </w:rPr>
+          </w:pPr>
+          <w:hyperlink w:anchor="_Toc236309352" w:history="1">
+            <w:r>
+              <w:rPr>
+                <w:rStyle w:val="Hyperlink"/>
+                <w:noProof/>
+              </w:rPr>
+              <w:t>7.6 Precision-Recall Curves</w:t>
+            </w:r>
+            <w:r>
+              <w:rPr>
+                <w:noProof/>
+                <w:webHidden/>
+              </w:rPr>
+              <w:tab/>
+            </w:r>
+            <w:r>
+              <w:rPr>
+                <w:noProof/>
+                <w:webHidden/>
+              </w:rPr>
+              <w:fldChar w:fldCharType="begin"/>
+            </w:r>
+            <w:r>
+              <w:rPr>
+                <w:noProof/>
+                <w:webHidden/>
+              </w:rPr>
+              <w:instrText xml:space="preserve"> PAGEREF _Toc236309352 \h </w:instrText>
+            </w:r>
+            <w:r>
+              <w:rPr>
+                <w:noProof/>
+                <w:webHidden/>
+              </w:rPr>
+            </w:r>
+            <w:r>
+              <w:rPr>
+                <w:noProof/>
+                <w:webHidden/>
+              </w:rPr>
+              <w:fldChar w:fldCharType="separate"/>
+            </w:r>
+            <w:r>
+              <w:rPr>
+                <w:noProof/>
+                <w:webHidden/>
+              </w:rPr>
+              <w:t>19</w:t>
+            </w:r>
+            <w:r>
+              <w:rPr>
+                <w:noProof/>
+                <w:webHidden/>
+              </w:rPr>
+              <w:fldChar w:fldCharType="end"/>
+            </w:r>
+          </w:hyperlink>
+        </w:p>
+        <w:p>
+          <w:pPr>
+            <w:pStyle w:val="TOC2"/>
+            <w:tabs>
+              <w:tab w:val="right" w:leader="dot" w:pos="9350"/>
+            </w:tabs>
+            <w:rPr>
+              <w:noProof/>
+            </w:rPr>
+          </w:pPr>
+          <w:hyperlink w:anchor="_Toc236309353" w:history="1">
+            <w:r>
+              <w:rPr>
+                <w:rStyle w:val="Hyperlink"/>
+                <w:noProof/>
+              </w:rPr>
+              <w:t>7.7 Learning Curve</w:t>
+            </w:r>
+            <w:r>
+              <w:rPr>
+                <w:noProof/>
+                <w:webHidden/>
+              </w:rPr>
+              <w:tab/>
+            </w:r>
+            <w:r>
+              <w:rPr>
+                <w:noProof/>
+                <w:webHidden/>
+              </w:rPr>
+              <w:fldChar w:fldCharType="begin"/>
+            </w:r>
+            <w:r>
+              <w:rPr>
+                <w:noProof/>
+                <w:webHidden/>
+              </w:rPr>
+              <w:instrText xml:space="preserve"> PAGEREF _Toc236309353 \h </w:instrText>
+            </w:r>
+            <w:r>
+              <w:rPr>
+                <w:noProof/>
+                <w:webHidden/>
+              </w:rPr>
+            </w:r>
+            <w:r>
+              <w:rPr>
+                <w:noProof/>
+                <w:webHidden/>
+              </w:rPr>
+              <w:fldChar w:fldCharType="separate"/>
+            </w:r>
+            <w:r>
+              <w:rPr>
+                <w:noProof/>
+                <w:webHidden/>
+              </w:rPr>
+              <w:t>20</w:t>
+            </w:r>
+            <w:r>
+              <w:rPr>
+                <w:noProof/>
+                <w:webHidden/>
+              </w:rPr>
+              <w:fldChar w:fldCharType="end"/>
+            </w:r>
+          </w:hyperlink>
+        </w:p>
+        <w:p>
+          <w:pPr>
+            <w:pStyle w:val="TOC2"/>
+            <w:tabs>
+              <w:tab w:val="right" w:leader="dot" w:pos="9350"/>
+            </w:tabs>
+            <w:rPr>
+              <w:noProof/>
+            </w:rPr>
+          </w:pPr>
+          <w:hyperlink w:anchor="_Toc236309354" w:history="1">
+            <w:r>
+              <w:rPr>
+                <w:rStyle w:val="Hyperlink"/>
+                <w:noProof/>
+              </w:rPr>
+              <w:t>7.8 Feature Importance</w:t>
+            </w:r>
+            <w:r>
+              <w:rPr>
+                <w:noProof/>
+                <w:webHidden/>
+              </w:rPr>
+              <w:tab/>
+            </w:r>
+            <w:r>
+              <w:rPr>
+                <w:noProof/>
+                <w:webHidden/>
+              </w:rPr>
+              <w:fldChar w:fldCharType="begin"/>
+            </w:r>
+            <w:r>
+              <w:rPr>
+                <w:noProof/>
+                <w:webHidden/>
+              </w:rPr>
+              <w:instrText xml:space="preserve"> PAGEREF _Toc236309354 \h </w:instrText>
+            </w:r>
+            <w:r>
+              <w:rPr>
+                <w:noProof/>
+                <w:webHidden/>
+              </w:rPr>
+            </w:r>
+            <w:r>
+              <w:rPr>
+                <w:noProof/>
+                <w:webHidden/>
+              </w:rPr>
+              <w:fldChar w:fldCharType="separate"/>
+            </w:r>
+            <w:r>
+              <w:rPr>
+                <w:noProof/>
+                <w:webHidden/>
+              </w:rPr>
+              <w:t>21</w:t>
+            </w:r>
+            <w:r>
+              <w:rPr>
+                <w:noProof/>
+                <w:webHidden/>
+              </w:rPr>
+              <w:fldChar w:fldCharType="end"/>
+            </w:r>
+          </w:hyperlink>
+        </w:p>
+        <w:p>
+          <w:pPr>
+            <w:pStyle w:val="TOC2"/>
+            <w:tabs>
+              <w:tab w:val="right" w:leader="dot" w:pos="9350"/>
+            </w:tabs>
+            <w:rPr>
+              <w:noProof/>
+            </w:rPr>
+          </w:pPr>
+          <w:hyperlink w:anchor="_Toc236309355" w:history="1">
+            <w:r>
+              <w:rPr>
+                <w:rStyle w:val="Hyperlink"/>
+                <w:noProof/>
+              </w:rPr>
+              <w:t>7.9 Class Distribution</w:t>
+            </w:r>
+            <w:r>
+              <w:rPr>
+                <w:noProof/>
+                <w:webHidden/>
+              </w:rPr>
+              <w:tab/>
+            </w:r>
+            <w:r>
+              <w:rPr>
+                <w:noProof/>
+                <w:webHidden/>
+              </w:rPr>
+              <w:fldChar w:fldCharType="begin"/>
+            </w:r>
+            <w:r>
+              <w:rPr>
+                <w:noProof/>
+                <w:webHidden/>
+              </w:rPr>
+              <w:instrText xml:space="preserve"> PAGEREF _Toc236309355 \h </w:instrText>
+            </w:r>
+            <w:r>
+              <w:rPr>
+                <w:noProof/>
+                <w:webHidden/>
+              </w:rPr>
+            </w:r>
+            <w:r>
+              <w:rPr>
+                <w:noProof/>
+                <w:webHidden/>
+              </w:rPr>
+              <w:fldChar w:fldCharType="separate"/>
+            </w:r>
+            <w:r>
+              <w:rPr>
+                <w:noProof/>
+                <w:webHidden/>
+              </w:rPr>
+              <w:t>23</w:t>
+            </w:r>
+            <w:r>
+              <w:rPr>
+                <w:noProof/>
+                <w:webHidden/>
+              </w:rPr>
+              <w:fldChar w:fldCharType="end"/>
+            </w:r>
+          </w:hyperlink>
+        </w:p>
+        <w:p>
+          <w:pPr>
+            <w:pStyle w:val="TOC2"/>
+            <w:tabs>
+              <w:tab w:val="right" w:leader="dot" w:pos="9350"/>
+            </w:tabs>
+            <w:rPr>
+              <w:noProof/>
+            </w:rPr>
+          </w:pPr>
+          <w:hyperlink w:anchor="_Toc236309356" w:history="1">
+            <w:r>
+              <w:rPr>
+                <w:rStyle w:val="Hyperlink"/>
+                <w:noProof/>
+              </w:rPr>
+              <w:t>7.10 Cross-Validation Results</w:t>
+            </w:r>
+            <w:r>
+              <w:rPr>
+                <w:noProof/>
+                <w:webHidden/>
+              </w:rPr>
+              <w:tab/>
+            </w:r>
+            <w:r>
+              <w:rPr>
+                <w:noProof/>
+                <w:webHidden/>
+              </w:rPr>
+              <w:fldChar w:fldCharType="begin"/>
+            </w:r>
+            <w:r>
+              <w:rPr>
+                <w:noProof/>
+                <w:webHidden/>
+              </w:rPr>
+              <w:instrText xml:space="preserve"> PAGEREF _Toc236309356 \h </w:instrText>
+            </w:r>
+            <w:r>
+              <w:rPr>
+                <w:noProof/>
+                <w:webHidden/>
+              </w:rPr>
+            </w:r>
+            <w:r>
+              <w:rPr>
+                <w:noProof/>
+                <w:webHidden/>
+              </w:rPr>
+              <w:fldChar w:fldCharType="separate"/>
+            </w:r>
+            <w:r>
+              <w:rPr>
+                <w:noProof/>
+                <w:webHidden/>
+              </w:rPr>
+              <w:t>24</w:t>
+            </w:r>
+            <w:r>
+              <w:rPr>
+                <w:noProof/>
+                <w:webHidden/>
+              </w:rPr>
+              <w:fldChar w:fldCharType="end"/>
+            </w:r>
+          </w:hyperlink>
+        </w:p>
+        <w:p>
+          <w:pPr>
+            <w:pStyle w:val="TOC1"/>
+            <w:tabs>
+              <w:tab w:val="right" w:leader="dot" w:pos="9350"/>
+            </w:tabs>
+            <w:rPr>
+              <w:noProof/>
+            </w:rPr>
+          </w:pPr>
+          <w:hyperlink w:anchor="_Toc236309357" w:history="1">
+            <w:r>
+              <w:rPr>
+                <w:rStyle w:val="Hyperlink"/>
+                <w:noProof/>
+              </w:rPr>
+              <w:t>8. Key Findings &amp; Conclusions</w:t>
+            </w:r>
+            <w:r>
+              <w:rPr>
+                <w:noProof/>
+                <w:webHidden/>
+              </w:rPr>
+              <w:tab/>
+            </w:r>
+            <w:r>
+              <w:rPr>
+                <w:noProof/>
+                <w:webHidden/>
+              </w:rPr>
+              <w:fldChar w:fldCharType="begin"/>
+            </w:r>
+            <w:r>
+              <w:rPr>
+                <w:noProof/>
+                <w:webHidden/>
+              </w:rPr>
+              <w:instrText xml:space="preserve"> PAGEREF _Toc236309357 \h </w:instrText>
+            </w:r>
+            <w:r>
+              <w:rPr>
+                <w:noProof/>
+                <w:webHidden/>
+              </w:rPr>
+            </w:r>
+            <w:r>
+              <w:rPr>
+                <w:noProof/>
+                <w:webHidden/>
+              </w:rPr>
+              <w:fldChar w:fldCharType="separate"/>
+            </w:r>
+            <w:r>
+              <w:rPr>
+                <w:noProof/>
+                <w:webHidden/>
+              </w:rPr>
+              <w:t>24</w:t>
+            </w:r>
+            <w:r>
+              <w:rPr>
+                <w:noProof/>
+                <w:webHidden/>
+              </w:rPr>
+              <w:fldChar w:fldCharType="end"/>
+            </w:r>
+          </w:hyperlink>
+        </w:p>
+        <w:p>
+          <w:pPr>
+            <w:pStyle w:val="TOC2"/>
+            <w:tabs>
+              <w:tab w:val="right" w:leader="dot" w:pos="9350"/>
+            </w:tabs>
+            <w:rPr>
+              <w:noProof/>
+            </w:rPr>
+          </w:pPr>
+          <w:hyperlink w:anchor="_Toc236309358" w:history="1">
+            <w:r>
+              <w:rPr>
+                <w:rStyle w:val="Hyperlink"/>
+                <w:noProof/>
+              </w:rPr>
+              <w:t>8.1 Summary of Findings</w:t>
+            </w:r>
+            <w:r>
+              <w:rPr>
+                <w:noProof/>
+                <w:webHidden/>
+              </w:rPr>
+              <w:tab/>
+            </w:r>
+            <w:r>
+              <w:rPr>
+                <w:noProof/>
+                <w:webHidden/>
+              </w:rPr>
+              <w:fldChar w:fldCharType="begin"/>
+            </w:r>
+            <w:r>
+              <w:rPr>
+                <w:noProof/>
+                <w:webHidden/>
+              </w:rPr>
+              <w:instrText xml:space="preserve"> PAGEREF _Toc236309358 \h </w:instrText>
+            </w:r>
+            <w:r>
+              <w:rPr>
+                <w:noProof/>
+                <w:webHidden/>
+              </w:rPr>
+            </w:r>
+            <w:r>
+              <w:rPr>
+                <w:noProof/>
+                <w:webHidden/>
+              </w:rPr>
+              <w:fldChar w:fldCharType="separate"/>
+            </w:r>
+            <w:r>
+              <w:rPr>
+                <w:noProof/>
+                <w:webHidden/>
+              </w:rPr>
+              <w:t>24</w:t>
+            </w:r>
+            <w:r>
+              <w:rPr>
+                <w:noProof/>
+                <w:webHidden/>
+              </w:rPr>
+              <w:fldChar w:fldCharType="end"/>
+            </w:r>
+          </w:hyperlink>
+        </w:p>
+        <w:p>
+          <w:pPr>
+            <w:pStyle w:val="TOC2"/>
+            <w:tabs>
+              <w:tab w:val="right" w:leader="dot" w:pos="9350"/>
+            </w:tabs>
+            <w:rPr>
+              <w:noProof/>
+            </w:rPr>
+          </w:pPr>
+          <w:hyperlink w:anchor="_Toc236309359" w:history="1">
+            <w:r>
+              <w:rPr>
+                <w:rStyle w:val="Hyperlink"/>
+                <w:noProof/>
+              </w:rPr>
+              <w:t>8.2 Limitations &amp; Caveats</w:t>
+            </w:r>
+            <w:r>
+              <w:rPr>
+                <w:noProof/>
+                <w:webHidden/>
+              </w:rPr>
+              <w:tab/>
+            </w:r>
+            <w:r>
+              <w:rPr>
+                <w:noProof/>
+                <w:webHidden/>
+              </w:rPr>
+              <w:fldChar w:fldCharType="begin"/>
+            </w:r>
+            <w:r>
+              <w:rPr>
+                <w:noProof/>
+                <w:webHidden/>
+              </w:rPr>
+              <w:instrText xml:space="preserve"> PAGEREF _Toc236309359 \h </w:instrText>
+            </w:r>
+            <w:r>
+              <w:rPr>
+                <w:noProof/>
+                <w:webHidden/>
+              </w:rPr>
+            </w:r>
+            <w:r>
+              <w:rPr>
+                <w:noProof/>
+                <w:webHidden/>
+              </w:rPr>
+              <w:fldChar w:fldCharType="separate"/>
+            </w:r>
+            <w:r>
+              <w:rPr>
+                <w:noProof/>
+                <w:webHidden/>
+              </w:rPr>
+              <w:t>25</w:t>
+            </w:r>
+            <w:r>
+              <w:rPr>
+                <w:noProof/>
+                <w:webHidden/>
+              </w:rPr>
+              <w:fldChar w:fldCharType="end"/>
+            </w:r>
+          </w:hyperlink>
+        </w:p>
+        <w:p>
+          <w:pPr>
+            <w:pStyle w:val="TOC1"/>
+            <w:tabs>
+              <w:tab w:val="right" w:leader="dot" w:pos="9350"/>
+            </w:tabs>
+            <w:rPr>
+              <w:noProof/>
+            </w:rPr>
+          </w:pPr>
+          <w:hyperlink w:anchor="_Toc236309360" w:history="1">
+            <w:r>
+              <w:rPr>
+                <w:rStyle w:val="Hyperlink"/>
+                <w:noProof/>
+              </w:rPr>
+              <w:t>9. Recommendations</w:t>
+            </w:r>
+            <w:r>
+              <w:rPr>
+                <w:noProof/>
+                <w:webHidden/>
+              </w:rPr>
+              <w:tab/>
+            </w:r>
+            <w:r>
+              <w:rPr>
+                <w:noProof/>
+                <w:webHidden/>
+              </w:rPr>
+              <w:fldChar w:fldCharType="begin"/>
+            </w:r>
+            <w:r>
+              <w:rPr>
+                <w:noProof/>
+                <w:webHidden/>
+              </w:rPr>
+              <w:instrText xml:space="preserve"> PAGEREF _Toc236309360 \h </w:instrText>
+            </w:r>
+            <w:r>
+              <w:rPr>
+                <w:noProof/>
+                <w:webHidden/>
+              </w:rPr>
+            </w:r>
+            <w:r>
+              <w:rPr>
+                <w:noProof/>
+                <w:webHidden/>
+              </w:rPr>
+              <w:fldChar w:fldCharType="separate"/>
+            </w:r>
+            <w:r>
+              <w:rPr>
+                <w:noProof/>
+                <w:webHidden/>
+              </w:rPr>
+              <w:t>25</w:t>
+            </w:r>
+            <w:r>
+              <w:rPr>
+                <w:noProof/>
+                <w:webHidden/>
+              </w:rPr>
+              <w:fldChar w:fldCharType="end"/>
+            </w:r>
+          </w:hyperlink>
+        </w:p>
+        <w:p>
+          <w:pPr>
+            <w:pStyle w:val="TOC2"/>
+            <w:tabs>
+              <w:tab w:val="right" w:leader="dot" w:pos="9350"/>
+            </w:tabs>
+            <w:rPr>
+              <w:noProof/>
+            </w:rPr>
+          </w:pPr>
+          <w:hyperlink w:anchor="_Toc236309361" w:history="1">
+            <w:r>
+              <w:rPr>
+                <w:rStyle w:val="Hyperlink"/>
+                <w:noProof/>
+              </w:rPr>
+              <w:t>9.1 Immediate Actions</w:t>
+            </w:r>
+            <w:r>
+              <w:rPr>
+                <w:noProof/>
+                <w:webHidden/>
+              </w:rPr>
+              <w:tab/>
+            </w:r>
+            <w:r>
+              <w:rPr>
+                <w:noProof/>
+                <w:webHidden/>
+              </w:rPr>
+              <w:fldChar w:fldCharType="begin"/>
+            </w:r>
+            <w:r>
+              <w:rPr>
+                <w:noProof/>
+                <w:webHidden/>
+              </w:rPr>
+              <w:instrText xml:space="preserve"> PAGEREF _Toc236309361 \h </w:instrText>
+            </w:r>
+            <w:r>
+              <w:rPr>
+                <w:noProof/>
+                <w:webHidden/>
+              </w:rPr>
+            </w:r>
+            <w:r>
+              <w:rPr>
+                <w:noProof/>
+                <w:webHidden/>
+              </w:rPr>
+              <w:fldChar w:fldCharType="separate"/>
+            </w:r>
+            <w:r>
+              <w:rPr>
+                <w:noProof/>
+                <w:webHidden/>
+              </w:rPr>
+              <w:t>25</w:t>
+            </w:r>
+            <w:r>
+              <w:rPr>
+                <w:noProof/>
+                <w:webHidden/>
+              </w:rPr>
+              <w:fldChar w:fldCharType="end"/>
+            </w:r>
+          </w:hyperlink>
+        </w:p>
+        <w:p>
+          <w:pPr>
+            <w:pStyle w:val="TOC2"/>
+            <w:tabs>
+              <w:tab w:val="right" w:leader="dot" w:pos="9350"/>
+            </w:tabs>
+            <w:rPr>
+              <w:noProof/>
+            </w:rPr>
+          </w:pPr>
+          <w:hyperlink w:anchor="_Toc236309362" w:history="1">
+            <w:r>
+              <w:rPr>
+                <w:rStyle w:val="Hyperlink"/>
+                <w:noProof/>
+              </w:rPr>
+              <w:t>9.2 Future Work</w:t>
+            </w:r>
+            <w:r>
+              <w:rPr>
+                <w:noProof/>
+                <w:webHidden/>
+              </w:rPr>
+              <w:tab/>
+            </w:r>
+            <w:r>
+              <w:rPr>
+                <w:noProof/>
+                <w:webHidden/>
+              </w:rPr>
+              <w:fldChar w:fldCharType="begin"/>
+            </w:r>
+            <w:r>
+              <w:rPr>
+                <w:noProof/>
+                <w:webHidden/>
+              </w:rPr>
+              <w:instrText xml:space="preserve"> PAGEREF _Toc236309362 \h </w:instrText>
+            </w:r>
+            <w:r>
+              <w:rPr>
+                <w:noProof/>
+                <w:webHidden/>
+              </w:rPr>
+            </w:r>
+            <w:r>
+              <w:rPr>
+                <w:noProof/>
+                <w:webHidden/>
+              </w:rPr>
+              <w:fldChar w:fldCharType="separate"/>
+            </w:r>
+            <w:r>
+              <w:rPr>
+                <w:noProof/>
+                <w:webHidden/>
+              </w:rPr>
+              <w:t>26</w:t>
+            </w:r>
+            <w:r>
+              <w:rPr>
+                <w:noProof/>
+                <w:webHidden/>
+              </w:rPr>
+              <w:fldChar w:fldCharType="end"/>
+            </w:r>
+          </w:hyperlink>
+        </w:p>
+        <w:p>
+          <w:pPr>
+            <w:pStyle w:val="TOC1"/>
+            <w:tabs>
+              <w:tab w:val="right" w:leader="dot" w:pos="9350"/>
+            </w:tabs>
+            <w:rPr>
+              <w:noProof/>
+            </w:rPr>
+          </w:pPr>
+          <w:hyperlink w:anchor="_Toc236309363" w:history="1">
+            <w:r>
+              <w:rPr>
+                <w:rStyle w:val="Hyperlink"/>
+                <w:noProof/>
+              </w:rPr>
+              <w:t>10. Project Deliverables</w:t>
+            </w:r>
+            <w:r>
+              <w:rPr>
+                <w:noProof/>
+                <w:webHidden/>
+              </w:rPr>
+              <w:tab/>
+            </w:r>
+            <w:r>
+              <w:rPr>
+                <w:noProof/>
+                <w:webHidden/>
+              </w:rPr>
+              <w:fldChar w:fldCharType="begin"/>
+            </w:r>
+            <w:r>
+              <w:rPr>
+                <w:noProof/>
+                <w:webHidden/>
+              </w:rPr>
+              <w:instrText xml:space="preserve"> PAGEREF _Toc236309363 \h </w:instrText>
+            </w:r>
+            <w:r>
+              <w:rPr>
+                <w:noProof/>
+                <w:webHidden/>
+              </w:rPr>
+            </w:r>
+            <w:r>
+              <w:rPr>
+                <w:noProof/>
+                <w:webHidden/>
+              </w:rPr>
+              <w:fldChar w:fldCharType="separate"/>
+            </w:r>
+            <w:r>
+              <w:rPr>
+                <w:noProof/>
+                <w:webHidden/>
+              </w:rPr>
+              <w:t>26</w:t>
+            </w:r>
+            <w:r>
+              <w:rPr>
+                <w:noProof/>
+                <w:webHidden/>
+              </w:rPr>
+              <w:fldChar w:fldCharType="end"/>
+            </w:r>
+          </w:hyperlink>
+        </w:p>
+        <w:p>
+          <w:pPr>
+            <w:pStyle w:val="TOC2"/>
+            <w:tabs>
+              <w:tab w:val="right" w:leader="dot" w:pos="9350"/>
+            </w:tabs>
+            <w:rPr>
+              <w:noProof/>
+            </w:rPr>
+          </w:pPr>
+          <w:hyperlink w:anchor="_Toc236309364" w:history="1">
+            <w:r>
+              <w:rPr>
+                <w:rStyle w:val="Hyperlink"/>
+                <w:noProof/>
+              </w:rPr>
+              <w:t>10.1 Code Artifacts</w:t>
+            </w:r>
+            <w:r>
+              <w:rPr>
+                <w:noProof/>
+                <w:webHidden/>
+              </w:rPr>
+              <w:tab/>
+            </w:r>
+            <w:r>
+              <w:rPr>
+                <w:noProof/>
+                <w:webHidden/>
+              </w:rPr>
+              <w:fldChar w:fldCharType="begin"/>
+            </w:r>
+            <w:r>
+              <w:rPr>
+                <w:noProof/>
+                <w:webHidden/>
+              </w:rPr>
+              <w:instrText xml:space="preserve"> PAGEREF _Toc236309364 \h </w:instrText>
+            </w:r>
+            <w:r>
+              <w:rPr>
+                <w:noProof/>
+                <w:webHidden/>
+              </w:rPr>
+            </w:r>
+            <w:r>
+              <w:rPr>
+                <w:noProof/>
+                <w:webHidden/>
+              </w:rPr>
+              <w:fldChar w:fldCharType="separate"/>
+            </w:r>
+            <w:r>
+              <w:rPr>
+                <w:noProof/>
+                <w:webHidden/>
+              </w:rPr>
+              <w:t>26</w:t>
+            </w:r>
+            <w:r>
+              <w:rPr>
+                <w:noProof/>
+                <w:webHidden/>
+              </w:rPr>
+              <w:fldChar w:fldCharType="end"/>
+            </w:r>
+          </w:hyperlink>
+        </w:p>
+        <w:p>
+          <w:pPr>
+            <w:pStyle w:val="TOC2"/>
+            <w:tabs>
+              <w:tab w:val="right" w:leader="dot" w:pos="9350"/>
+            </w:tabs>
+            <w:rPr>
+              <w:noProof/>
+            </w:rPr>
+          </w:pPr>
+          <w:hyperlink w:anchor="_Toc236309365" w:history="1">
+            <w:r>
+              <w:rPr>
+                <w:rStyle w:val="Hyperlink"/>
+                <w:noProof/>
+              </w:rPr>
+              <w:t>10.2 Model Assets (Ready for Deployment)</w:t>
+            </w:r>
+            <w:r>
+              <w:rPr>
+                <w:noProof/>
+                <w:webHidden/>
+              </w:rPr>
+              <w:tab/>
+            </w:r>
+            <w:r>
+              <w:rPr>
+                <w:noProof/>
+                <w:webHidden/>
+              </w:rPr>
+              <w:fldChar w:fldCharType="begin"/>
+            </w:r>
+            <w:r>
+              <w:rPr>
+                <w:noProof/>
+                <w:webHidden/>
+              </w:rPr>
+              <w:instrText xml:space="preserve"> PAGEREF _Toc236309365 \h </w:instrText>
+            </w:r>
+            <w:r>
+              <w:rPr>
+                <w:noProof/>
+                <w:webHidden/>
+              </w:rPr>
+            </w:r>
+            <w:r>
+              <w:rPr>
+                <w:noProof/>
+                <w:webHidden/>
+              </w:rPr>
+              <w:fldChar w:fldCharType="separate"/>
+            </w:r>
+            <w:r>
+              <w:rPr>
+                <w:noProof/>
+                <w:webHidden/>
+              </w:rPr>
+              <w:t>26</w:t>
+            </w:r>
+            <w:r>
+              <w:rPr>
+                <w:noProof/>
+                <w:webHidden/>
+              </w:rPr>
+              <w:fldChar w:fldCharType="end"/>
+            </w:r>
+          </w:hyperlink>
+        </w:p>
+        <w:p>
+          <w:pPr>
+            <w:pStyle w:val="TOC2"/>
+            <w:tabs>
+              <w:tab w:val="right" w:leader="dot" w:pos="9350"/>
+            </w:tabs>
+            <w:rPr>
+              <w:noProof/>
+            </w:rPr>
+          </w:pPr>
+          <w:hyperlink w:anchor="_Toc236309366" w:history="1">
+            <w:r>
+              <w:rPr>
+                <w:rStyle w:val="Hyperlink"/>
+                <w:noProof/>
+              </w:rPr>
+              <w:t>10.3 Visualization Assets (19 Visualizations)</w:t>
+            </w:r>
+            <w:r>
+              <w:rPr>
+                <w:noProof/>
+                <w:webHidden/>
+              </w:rPr>
+              <w:tab/>
+            </w:r>
+            <w:r>
+              <w:rPr>
+                <w:noProof/>
+                <w:webHidden/>
+              </w:rPr>
+              <w:fldChar w:fldCharType="begin"/>
+            </w:r>
+            <w:r>
+              <w:rPr>
+                <w:noProof/>
+                <w:webHidden/>
+              </w:rPr>
+              <w:instrText xml:space="preserve"> PAGEREF _Toc236309366 \h </w:instrText>
+            </w:r>
+            <w:r>
+              <w:rPr>
+                <w:noProof/>
+                <w:webHidden/>
+              </w:rPr>
+            </w:r>
+            <w:r>
+              <w:rPr>
+                <w:noProof/>
+                <w:webHidden/>
+              </w:rPr>
+              <w:fldChar w:fldCharType="separate"/>
+            </w:r>
+            <w:r>
+              <w:rPr>
+                <w:noProof/>
+                <w:webHidden/>
+              </w:rPr>
+              <w:t>27</w:t>
+            </w:r>
+            <w:r>
+              <w:rPr>
+                <w:noProof/>
+                <w:webHidden/>
+              </w:rPr>
+              <w:fldChar w:fldCharType="end"/>
+            </w:r>
+          </w:hyperlink>
+        </w:p>
+        <w:p>
+          <w:pPr>
+            <w:pStyle w:val="TOC2"/>
+            <w:tabs>
+              <w:tab w:val="right" w:leader="dot" w:pos="9350"/>
+            </w:tabs>
+            <w:rPr>
+              <w:noProof/>
+            </w:rPr>
+          </w:pPr>
+          <w:hyperlink w:anchor="_Toc236309367" w:history="1">
+            <w:r>
+              <w:rPr>
+                <w:rStyle w:val="Hyperlink"/>
+                <w:noProof/>
+              </w:rPr>
+              <w:t>10.4 Data Assets</w:t>
+            </w:r>
+            <w:r>
+              <w:rPr>
+                <w:noProof/>
+                <w:webHidden/>
+              </w:rPr>
+              <w:tab/>
+            </w:r>
+            <w:r>
+              <w:rPr>
+                <w:noProof/>
+                <w:webHidden/>
+              </w:rPr>
+              <w:fldChar w:fldCharType="begin"/>
+            </w:r>
+            <w:r>
+              <w:rPr>
+                <w:noProof/>
+                <w:webHidden/>
+              </w:rPr>
+              <w:instrText xml:space="preserve"> PAGEREF _Toc236309367 \h </w:instrText>
+            </w:r>
+            <w:r>
+              <w:rPr>
+                <w:noProof/>
+                <w:webHidden/>
+              </w:rPr>
+            </w:r>
+            <w:r>
+              <w:rPr>
+                <w:noProof/>
+                <w:webHidden/>
+              </w:rPr>
+              <w:fldChar w:fldCharType="separate"/>
+            </w:r>
+            <w:r>
+              <w:rPr>
+                <w:noProof/>
+                <w:webHidden/>
+              </w:rPr>
+              <w:t>28</w:t>
+            </w:r>
+            <w:r>
+              <w:rPr>
+                <w:noProof/>
+                <w:webHidden/>
+              </w:rPr>
+              <w:fldChar w:fldCharType="end"/>
+            </w:r>
+          </w:hyperlink>
+        </w:p>
+        <w:p>
+          <w:pPr>
+            <w:pStyle w:val="TOC1"/>
+            <w:tabs>
+              <w:tab w:val="right" w:leader="dot" w:pos="9350"/>
+            </w:tabs>
+            <w:rPr>
+              <w:noProof/>
+            </w:rPr>
+          </w:pPr>
+          <w:hyperlink w:anchor="_Toc236309368" w:history="1">
+            <w:r>
+              <w:rPr>
+                <w:rStyle w:val="Hyperlink"/>
+                <w:noProof/>
+              </w:rPr>
+              <w:t>11. Project Status:  COMPLETE</w:t>
+            </w:r>
+            <w:r>
+              <w:rPr>
+                <w:noProof/>
+                <w:webHidden/>
+              </w:rPr>
+              <w:tab/>
+            </w:r>
+            <w:r>
+              <w:rPr>
+                <w:noProof/>
+                <w:webHidden/>
+              </w:rPr>
+              <w:fldChar w:fldCharType="begin"/>
+            </w:r>
+            <w:r>
+              <w:rPr>
+                <w:noProof/>
+                <w:webHidden/>
+              </w:rPr>
+              <w:instrText xml:space="preserve"> PAGEREF _Toc236309368 \h </w:instrText>
+            </w:r>
+            <w:r>
+              <w:rPr>
+                <w:noProof/>
+                <w:webHidden/>
+              </w:rPr>
+            </w:r>
+            <w:r>
+              <w:rPr>
+                <w:noProof/>
+                <w:webHidden/>
+              </w:rPr>
+              <w:fldChar w:fldCharType="separate"/>
+            </w:r>
+            <w:r>
+              <w:rPr>
+                <w:noProof/>
+                <w:webHidden/>
+              </w:rPr>
+              <w:t>29</w:t>
+            </w:r>
+            <w:r>
+              <w:rPr>
+                <w:noProof/>
+                <w:webHidden/>
+              </w:rPr>
+              <w:fldChar w:fldCharType="end"/>
+            </w:r>
+          </w:hyperlink>
+        </w:p>
+        <w:p>
+          <w:r>
+            <w:rPr>
+              <w:b/>
+              <w:bCs/>
+              <w:noProof/>
+            </w:rPr>
+            <w:fldChar w:fldCharType="end"/>
+          </w:r>
+        </w:p>
+      </w:sdtContent>
+    </w:sdt>
+    <w:p>
+      <w:pPr>
+        <w:rPr>
+          <w:sz w:val="24"/>
+          <w:szCs w:val="24"/>
+        </w:rPr>
+      </w:pPr>
     </w:p>
     <w:p>
       <w:pPr>
-        <w:rPr>
-          <w:b/>
-          <w:sz w:val="33"/>
-          <w:szCs w:val="33"/>
-        </w:rPr>
-      </w:pPr>
-      <w:r>
-        <w:rPr>
-          <w:b/>
-          <w:sz w:val="33"/>
-          <w:szCs w:val="33"/>
-        </w:rPr>
-        <w:t>Table of Contents</w:t>
-      </w:r>
+        <w:pStyle w:val="Heading1"/>
+      </w:pPr>
+      <w:bookmarkStart w:id="0" w:name="_Toc236309323"/>
+      <w:r>
+        <w:t>1. Executive Summary</w:t>
+      </w:r>
+      <w:bookmarkEnd w:id="0"/>
     </w:p>
     <w:p>
       <w:pPr>
@@ -721,7 +3905,48 @@
           <w:sz w:val="24"/>
           <w:szCs w:val="24"/>
         </w:rPr>
-        <w:t>Executive Summary</w:t>
+        <w:t xml:space="preserve">This project successfully developed a comprehensive deforestation risk analysis system, from raw data ingestion to predictive model deployment. The </w:t>
+      </w:r>
+      <w:bookmarkStart w:id="1" w:name="_GoBack"/>
+      <w:bookmarkEnd w:id="1"/>
+      <w:r>
+        <w:rPr>
+          <w:sz w:val="24"/>
+          <w:szCs w:val="24"/>
+        </w:rPr>
+        <w:t>final Random Forest model achieved 99.5% accuracy in classifying deforestation risk (Low, Medium, High), identifying </w:t>
+      </w:r>
+      <w:proofErr w:type="spellStart"/>
+      <w:r>
+        <w:t>Tree_Cover_Loss_ha</w:t>
+      </w:r>
+      <w:proofErr w:type="spellEnd"/>
+      <w:r>
+        <w:rPr>
+          <w:sz w:val="24"/>
+          <w:szCs w:val="24"/>
+        </w:rPr>
+        <w:t>, </w:t>
+      </w:r>
+      <w:proofErr w:type="spellStart"/>
+      <w:r>
+        <w:t>Fire_Incidents</w:t>
+      </w:r>
+      <w:proofErr w:type="spellEnd"/>
+      <w:r>
+        <w:t>, and </w:t>
+      </w:r>
+      <w:proofErr w:type="spellStart"/>
+      <w:r>
+        <w:t>Illegal_Logging_Flag</w:t>
+      </w:r>
+      <w:proofErr w:type="spellEnd"/>
+      <w:r>
+        <w:rPr>
+          <w:sz w:val="24"/>
+          <w:szCs w:val="24"/>
+        </w:rPr>
+        <w:t> as the most influential predictors.</w:t>
       </w:r>
     </w:p>
     <w:p>
@@ -736,7 +3961,7 @@
           <w:sz w:val="24"/>
           <w:szCs w:val="24"/>
         </w:rPr>
-        <w:t>Project Objectives</w:t>
+        <w:t>Key Achievements:</w:t>
       </w:r>
     </w:p>
     <w:p>
@@ -751,8 +3976,7 @@
           <w:sz w:val="24"/>
           <w:szCs w:val="24"/>
         </w:rPr>
-        <w:lastRenderedPageBreak/>
-        <w:t>Project Overview &amp; Data Preparation</w:t>
+        <w:t>Cleaned and validated 1,387 records with multiple data quality issues</w:t>
       </w:r>
     </w:p>
     <w:p>
@@ -767,7 +3991,7 @@
           <w:sz w:val="24"/>
           <w:szCs w:val="24"/>
         </w:rPr>
-        <w:t>Feature Engineering</w:t>
+        <w:t>Engineered 3 new features to capture complex interactions</w:t>
       </w:r>
     </w:p>
     <w:p>
@@ -782,7 +4006,7 @@
           <w:sz w:val="24"/>
           <w:szCs w:val="24"/>
         </w:rPr>
-        <w:t>Exploratory Data Analysis (With Visualizations)</w:t>
+        <w:t>Generated 19 visualizations revealing actionable insights</w:t>
       </w:r>
     </w:p>
     <w:p>
@@ -797,7 +4021,7 @@
           <w:sz w:val="24"/>
           <w:szCs w:val="24"/>
         </w:rPr>
-        <w:t>Predictive Modeling</w:t>
+        <w:t>Built a high-performance classifier with 99.5% accuracy</w:t>
       </w:r>
     </w:p>
     <w:p>
@@ -812,256 +4036,28 @@
           <w:sz w:val="24"/>
           <w:szCs w:val="24"/>
         </w:rPr>
-        <w:t>Model Performance &amp; Feature Importance</w:t>
+        <w:t>Created production-ready deployment assets</w:t>
       </w:r>
     </w:p>
     <w:p>
       <w:pPr>
-        <w:rPr>
-          <w:sz w:val="24"/>
-          <w:szCs w:val="24"/>
-        </w:rPr>
-      </w:pPr>
-      <w:r>
-        <w:rPr>
-          <w:sz w:val="24"/>
-          <w:szCs w:val="24"/>
-        </w:rPr>
-        <w:t>Key Findings &amp; Conclusions</w:t>
-      </w:r>
+        <w:pStyle w:val="Heading1"/>
+      </w:pPr>
+      <w:bookmarkStart w:id="2" w:name="_Toc236309324"/>
+      <w:r>
+        <w:t>2. Project Objectives</w:t>
+      </w:r>
+      <w:bookmarkEnd w:id="2"/>
     </w:p>
     <w:p>
       <w:pPr>
-        <w:rPr>
-          <w:sz w:val="24"/>
-          <w:szCs w:val="24"/>
-        </w:rPr>
-      </w:pPr>
-      <w:r>
-        <w:rPr>
-          <w:sz w:val="24"/>
-          <w:szCs w:val="24"/>
-        </w:rPr>
-        <w:t>Recommendations</w:t>
-      </w:r>
-    </w:p>
-    <w:p>
-      <w:pPr>
-        <w:rPr>
-          <w:sz w:val="24"/>
-          <w:szCs w:val="24"/>
-        </w:rPr>
-      </w:pPr>
-      <w:r>
-        <w:rPr>
-          <w:sz w:val="24"/>
-          <w:szCs w:val="24"/>
-        </w:rPr>
-        <w:t>Project Deliverables</w:t>
-      </w:r>
-    </w:p>
-    <w:p>
-      <w:pPr>
-        <w:rPr>
-          <w:sz w:val="24"/>
-          <w:szCs w:val="24"/>
-        </w:rPr>
-      </w:pPr>
-      <w:r>
-        <w:rPr>
-          <w:sz w:val="24"/>
-          <w:szCs w:val="24"/>
-        </w:rPr>
-        <w:t>Project Status</w:t>
-      </w:r>
-    </w:p>
-    <w:p>
-      <w:pPr>
-        <w:rPr>
-          <w:b/>
-          <w:sz w:val="33"/>
-          <w:szCs w:val="33"/>
-        </w:rPr>
-      </w:pPr>
-      <w:r>
-        <w:rPr>
-          <w:b/>
-          <w:sz w:val="33"/>
-          <w:szCs w:val="33"/>
-        </w:rPr>
-        <w:t>1. Executive Summary</w:t>
-      </w:r>
-    </w:p>
-    <w:p>
-      <w:pPr>
-        <w:rPr>
-          <w:sz w:val="24"/>
-          <w:szCs w:val="24"/>
-        </w:rPr>
-      </w:pPr>
-      <w:r>
-        <w:rPr>
-          <w:sz w:val="24"/>
-          <w:szCs w:val="24"/>
-        </w:rPr>
-        <w:t>This project successfully developed a comprehensive deforestation risk analysis system, from raw data ingestion to predictive model deployment. The final Random Forest model achieved 99.5% accuracy in classifying deforestation risk (Low, Medium, High), identifying </w:t>
-      </w:r>
-      <w:proofErr w:type="spellStart"/>
-      <w:r>
-        <w:t>Tree_Cover_Loss_ha</w:t>
-      </w:r>
-      <w:proofErr w:type="spellEnd"/>
-      <w:r>
-        <w:rPr>
-          <w:sz w:val="24"/>
-          <w:szCs w:val="24"/>
-        </w:rPr>
-        <w:t>, </w:t>
-      </w:r>
-      <w:proofErr w:type="spellStart"/>
-      <w:r>
-        <w:t>Fire_Incidents</w:t>
-      </w:r>
-      <w:proofErr w:type="spellEnd"/>
-      <w:r>
-        <w:t>, and </w:t>
-      </w:r>
-      <w:proofErr w:type="spellStart"/>
-      <w:r>
-        <w:t>Illegal_Logging_Flag</w:t>
-      </w:r>
-      <w:proofErr w:type="spellEnd"/>
-      <w:r>
-        <w:rPr>
-          <w:sz w:val="24"/>
-          <w:szCs w:val="24"/>
-        </w:rPr>
-        <w:t> as the most influential predictors.</w:t>
-      </w:r>
-    </w:p>
-    <w:p>
-      <w:pPr>
-        <w:rPr>
-          <w:sz w:val="24"/>
-          <w:szCs w:val="24"/>
-        </w:rPr>
-      </w:pPr>
-      <w:r>
-        <w:rPr>
-          <w:sz w:val="24"/>
-          <w:szCs w:val="24"/>
-        </w:rPr>
-        <w:t>Key Achievements:</w:t>
-      </w:r>
-    </w:p>
-    <w:p>
-      <w:pPr>
-        <w:rPr>
-          <w:sz w:val="24"/>
-          <w:szCs w:val="24"/>
-        </w:rPr>
-      </w:pPr>
-      <w:r>
-        <w:rPr>
-          <w:sz w:val="24"/>
-          <w:szCs w:val="24"/>
-        </w:rPr>
-        <w:t>Cleaned and validated 1,387 records with multiple data quality issues</w:t>
-      </w:r>
-    </w:p>
-    <w:p>
-      <w:pPr>
-        <w:rPr>
-          <w:sz w:val="24"/>
-          <w:szCs w:val="24"/>
-        </w:rPr>
-      </w:pPr>
-      <w:r>
-        <w:rPr>
-          <w:sz w:val="24"/>
-          <w:szCs w:val="24"/>
-        </w:rPr>
-        <w:t>Engineered 3 new features to capture complex interactions</w:t>
-      </w:r>
-    </w:p>
-    <w:p>
-      <w:pPr>
-        <w:rPr>
-          <w:sz w:val="24"/>
-          <w:szCs w:val="24"/>
-        </w:rPr>
-      </w:pPr>
-      <w:r>
-        <w:rPr>
-          <w:sz w:val="24"/>
-          <w:szCs w:val="24"/>
-        </w:rPr>
-        <w:t>Generated 19 visualizations revealing actionable insights</w:t>
-      </w:r>
-    </w:p>
-    <w:p>
-      <w:pPr>
-        <w:rPr>
-          <w:sz w:val="24"/>
-          <w:szCs w:val="24"/>
-        </w:rPr>
-      </w:pPr>
-      <w:r>
-        <w:rPr>
-          <w:sz w:val="24"/>
-          <w:szCs w:val="24"/>
-        </w:rPr>
-        <w:t>Built a high-performance classifier with 99.5% accuracy</w:t>
-      </w:r>
-    </w:p>
-    <w:p>
-      <w:pPr>
-        <w:rPr>
-          <w:sz w:val="24"/>
-          <w:szCs w:val="24"/>
-        </w:rPr>
-      </w:pPr>
-      <w:r>
-        <w:rPr>
-          <w:sz w:val="24"/>
-          <w:szCs w:val="24"/>
-        </w:rPr>
-        <w:t>Created production-ready deployment assets</w:t>
-      </w:r>
-    </w:p>
-    <w:p>
-      <w:pPr>
-        <w:rPr>
-          <w:b/>
-          <w:sz w:val="33"/>
-          <w:szCs w:val="33"/>
-        </w:rPr>
-      </w:pPr>
-      <w:r>
-        <w:rPr>
-          <w:b/>
-          <w:sz w:val="33"/>
-          <w:szCs w:val="33"/>
-        </w:rPr>
-        <w:t>2. Project Objectives</w:t>
-      </w:r>
-    </w:p>
-    <w:p>
-      <w:pPr>
-        <w:rPr>
-          <w:b/>
-          <w:sz w:val="30"/>
-          <w:szCs w:val="30"/>
-        </w:rPr>
-      </w:pPr>
-      <w:r>
-        <w:rPr>
-          <w:b/>
-          <w:sz w:val="30"/>
-          <w:szCs w:val="30"/>
-        </w:rPr>
+        <w:pStyle w:val="Heading2"/>
+      </w:pPr>
+      <w:bookmarkStart w:id="3" w:name="_Toc236309325"/>
+      <w:r>
         <w:t>2.1 General Objectives</w:t>
       </w:r>
+      <w:bookmarkEnd w:id="3"/>
     </w:p>
     <w:p>
       <w:pPr>
@@ -1088,6 +4084,7 @@
         </w:numPr>
       </w:pPr>
       <w:r>
+        <w:lastRenderedPageBreak/>
         <w:t xml:space="preserve"> To analyze forest observation data and identify factors that contribute to deforestation risk.</w:t>
       </w:r>
     </w:p>
@@ -1136,7 +4133,6 @@
         </w:numPr>
       </w:pPr>
       <w:r>
-        <w:lastRenderedPageBreak/>
         <w:t xml:space="preserve"> To provide insights and recommendations for policymakers to enhance forest protection and sustainability.</w:t>
       </w:r>
     </w:p>
@@ -1190,20 +4186,13 @@
     </w:p>
     <w:p>
       <w:pPr>
-        <w:rPr>
-          <w:b/>
-          <w:sz w:val="30"/>
-          <w:szCs w:val="30"/>
-        </w:rPr>
-      </w:pPr>
-      <w:r>
-        <w:rPr>
-          <w:b/>
-          <w:sz w:val="30"/>
-          <w:szCs w:val="30"/>
-        </w:rPr>
+        <w:pStyle w:val="Heading2"/>
+      </w:pPr>
+      <w:bookmarkStart w:id="4" w:name="_Toc236309326"/>
+      <w:r>
         <w:t>2.2 Dataset-Specific Objectives</w:t>
       </w:r>
+      <w:bookmarkEnd w:id="4"/>
     </w:p>
     <w:p>
       <w:pPr>
@@ -1331,20 +4320,19 @@
     </w:p>
     <w:p>
       <w:pPr>
-        <w:rPr>
-          <w:sz w:val="24"/>
-          <w:szCs w:val="24"/>
-        </w:rPr>
+        <w:pStyle w:val="Heading1"/>
       </w:pPr>
     </w:p>
     <w:p>
       <w:pPr>
+        <w:pStyle w:val="Heading1"/>
         <w:rPr>
           <w:b/>
           <w:sz w:val="33"/>
           <w:szCs w:val="33"/>
         </w:rPr>
       </w:pPr>
+      <w:bookmarkStart w:id="5" w:name="_Toc236309327"/>
       <w:r>
         <w:rPr>
           <w:b/>
@@ -1353,23 +4341,17 @@
         </w:rPr>
         <w:t>3. Project Overview &amp; Data Preparation</w:t>
       </w:r>
+      <w:bookmarkEnd w:id="5"/>
     </w:p>
     <w:p>
       <w:pPr>
-        <w:rPr>
-          <w:b/>
-          <w:sz w:val="30"/>
-          <w:szCs w:val="30"/>
-        </w:rPr>
-      </w:pPr>
-      <w:r>
-        <w:rPr>
-          <w:b/>
-          <w:sz w:val="30"/>
-          <w:szCs w:val="30"/>
-        </w:rPr>
+        <w:pStyle w:val="Heading2"/>
+      </w:pPr>
+      <w:bookmarkStart w:id="6" w:name="_Toc236309328"/>
+      <w:r>
         <w:t>3.1 Dataset Overview</w:t>
       </w:r>
+      <w:bookmarkEnd w:id="6"/>
     </w:p>
     <w:tbl>
       <w:tblPr>
@@ -1422,6 +4404,7 @@
                 <w:sz w:val="23"/>
                 <w:szCs w:val="23"/>
               </w:rPr>
+              <w:lastRenderedPageBreak/>
               <w:t>Metric</w:t>
             </w:r>
           </w:p>
@@ -1538,7 +4521,6 @@
                 <w:sz w:val="23"/>
                 <w:szCs w:val="23"/>
               </w:rPr>
-              <w:lastRenderedPageBreak/>
               <w:t>Original Features</w:t>
             </w:r>
           </w:p>
@@ -1758,20 +4740,13 @@
     </w:tbl>
     <w:p>
       <w:pPr>
-        <w:rPr>
-          <w:b/>
-          <w:sz w:val="30"/>
-          <w:szCs w:val="30"/>
-        </w:rPr>
-      </w:pPr>
-      <w:r>
-        <w:rPr>
-          <w:b/>
-          <w:sz w:val="30"/>
-          <w:szCs w:val="30"/>
-        </w:rPr>
+        <w:pStyle w:val="Heading2"/>
+      </w:pPr>
+      <w:bookmarkStart w:id="7" w:name="_Toc236309329"/>
+      <w:r>
         <w:t>3.2 Data Quality Issues Resolved</w:t>
       </w:r>
+      <w:bookmarkEnd w:id="7"/>
     </w:p>
     <w:tbl>
       <w:tblPr>
@@ -2405,37 +5380,23 @@
     </w:tbl>
     <w:p>
       <w:pPr>
-        <w:rPr>
-          <w:b/>
-          <w:sz w:val="33"/>
-          <w:szCs w:val="33"/>
-        </w:rPr>
-      </w:pPr>
-      <w:r>
-        <w:rPr>
-          <w:b/>
-          <w:sz w:val="33"/>
-          <w:szCs w:val="33"/>
-        </w:rPr>
+        <w:pStyle w:val="Heading1"/>
+      </w:pPr>
+      <w:bookmarkStart w:id="8" w:name="_Toc236309330"/>
+      <w:r>
         <w:t>4. Feature Engineering</w:t>
       </w:r>
+      <w:bookmarkEnd w:id="8"/>
     </w:p>
     <w:p>
       <w:pPr>
-        <w:rPr>
-          <w:b/>
-          <w:sz w:val="30"/>
-          <w:szCs w:val="30"/>
-        </w:rPr>
-      </w:pPr>
-      <w:r>
-        <w:rPr>
-          <w:b/>
-          <w:sz w:val="30"/>
-          <w:szCs w:val="30"/>
-        </w:rPr>
+        <w:pStyle w:val="Heading2"/>
+      </w:pPr>
+      <w:bookmarkStart w:id="9" w:name="_Toc236309331"/>
+      <w:r>
         <w:t>4.1 New Features Created</w:t>
       </w:r>
+      <w:bookmarkEnd w:id="9"/>
     </w:p>
     <w:tbl>
       <w:tblPr>
@@ -2489,6 +5450,7 @@
                 <w:sz w:val="23"/>
                 <w:szCs w:val="23"/>
               </w:rPr>
+              <w:lastRenderedPageBreak/>
               <w:t>Feature</w:t>
             </w:r>
           </w:p>
@@ -2664,7 +5626,6 @@
                 <w:sz w:val="23"/>
                 <w:szCs w:val="23"/>
               </w:rPr>
-              <w:lastRenderedPageBreak/>
               <w:t>Population_Pressure</w:t>
             </w:r>
             <w:proofErr w:type="spellEnd"/>
@@ -2854,18 +5815,13 @@
     </w:tbl>
     <w:p>
       <w:pPr>
-        <w:rPr>
-          <w:sz w:val="30"/>
-          <w:szCs w:val="30"/>
-        </w:rPr>
-      </w:pPr>
-      <w:r>
-        <w:rPr>
-          <w:sz w:val="30"/>
-          <w:szCs w:val="30"/>
-        </w:rPr>
+        <w:pStyle w:val="Heading2"/>
+      </w:pPr>
+      <w:bookmarkStart w:id="10" w:name="_Toc236309332"/>
+      <w:r>
         <w:t>4.2 Why Feature Engineering Mattered</w:t>
       </w:r>
+      <w:bookmarkEnd w:id="10"/>
     </w:p>
     <w:p>
       <w:pPr>
@@ -3014,37 +5970,23 @@
     </w:p>
     <w:p>
       <w:pPr>
-        <w:rPr>
-          <w:b/>
-          <w:sz w:val="33"/>
-          <w:szCs w:val="33"/>
-        </w:rPr>
-      </w:pPr>
-      <w:r>
-        <w:rPr>
-          <w:b/>
-          <w:sz w:val="33"/>
-          <w:szCs w:val="33"/>
-        </w:rPr>
+        <w:pStyle w:val="Heading1"/>
+      </w:pPr>
+      <w:bookmarkStart w:id="11" w:name="_Toc236309333"/>
+      <w:r>
         <w:t>5. Exploratory Data Analysis (With Visualizations)</w:t>
       </w:r>
+      <w:bookmarkEnd w:id="11"/>
     </w:p>
     <w:p>
       <w:pPr>
-        <w:rPr>
-          <w:b/>
-          <w:sz w:val="30"/>
-          <w:szCs w:val="30"/>
-        </w:rPr>
-      </w:pPr>
-      <w:r>
-        <w:rPr>
-          <w:b/>
-          <w:sz w:val="30"/>
-          <w:szCs w:val="30"/>
-        </w:rPr>
+        <w:pStyle w:val="Heading2"/>
+      </w:pPr>
+      <w:bookmarkStart w:id="12" w:name="_Toc236309334"/>
+      <w:r>
         <w:t>5.1 Risk Distribution</w:t>
       </w:r>
+      <w:bookmarkEnd w:id="12"/>
     </w:p>
     <w:p>
       <w:pPr>
@@ -3057,6 +5999,7 @@
         <w:rPr>
           <w:noProof/>
         </w:rPr>
+        <w:lastRenderedPageBreak/>
         <w:drawing>
           <wp:inline distT="0" distB="0" distL="0" distR="0" wp14:anchorId="06FADBD4" wp14:editId="60D0132E">
             <wp:extent cx="5943600" cy="3196590"/>
@@ -3075,7 +6018,7 @@
                     </pic:cNvPicPr>
                   </pic:nvPicPr>
                   <pic:blipFill>
-                    <a:blip r:embed="rId6" cstate="print">
+                    <a:blip r:embed="rId8" cstate="print">
                       <a:extLst>
                         <a:ext uri="{28A0092B-C50C-407E-A947-70E740481C1C}">
                           <a14:useLocalDpi xmlns:a14="http://schemas.microsoft.com/office/drawing/2010/main" val="0"/>
@@ -3159,7 +6102,6 @@
                 <w:sz w:val="23"/>
                 <w:szCs w:val="23"/>
               </w:rPr>
-              <w:lastRenderedPageBreak/>
               <w:t>Risk Level</w:t>
             </w:r>
           </w:p>
@@ -3497,20 +6439,13 @@
     </w:p>
     <w:p>
       <w:pPr>
-        <w:rPr>
-          <w:b/>
-          <w:sz w:val="30"/>
-          <w:szCs w:val="30"/>
-        </w:rPr>
-      </w:pPr>
-      <w:r>
-        <w:rPr>
-          <w:b/>
-          <w:sz w:val="30"/>
-          <w:szCs w:val="30"/>
-        </w:rPr>
+        <w:pStyle w:val="Heading2"/>
+      </w:pPr>
+      <w:bookmarkStart w:id="13" w:name="_Toc236309335"/>
+      <w:r>
         <w:t>5.2 Regional Overview</w:t>
       </w:r>
+      <w:bookmarkEnd w:id="13"/>
     </w:p>
     <w:p>
       <w:pPr>
@@ -3523,6 +6458,7 @@
         <w:rPr>
           <w:noProof/>
         </w:rPr>
+        <w:lastRenderedPageBreak/>
         <w:drawing>
           <wp:inline distT="0" distB="0" distL="0" distR="0" wp14:anchorId="297CAA46" wp14:editId="2E9CFBC0">
             <wp:extent cx="5943600" cy="4419600"/>
@@ -3541,7 +6477,7 @@
                     </pic:cNvPicPr>
                   </pic:nvPicPr>
                   <pic:blipFill>
-                    <a:blip r:embed="rId7" cstate="print">
+                    <a:blip r:embed="rId9" cstate="print">
                       <a:extLst>
                         <a:ext uri="{28A0092B-C50C-407E-A947-70E740481C1C}">
                           <a14:useLocalDpi xmlns:a14="http://schemas.microsoft.com/office/drawing/2010/main" val="0"/>
@@ -3640,7 +6576,6 @@
                 <w:sz w:val="23"/>
                 <w:szCs w:val="23"/>
               </w:rPr>
-              <w:lastRenderedPageBreak/>
               <w:t>Region</w:t>
             </w:r>
           </w:p>
@@ -4076,6 +7011,7 @@
         <w:rPr>
           <w:noProof/>
         </w:rPr>
+        <w:lastRenderedPageBreak/>
         <w:drawing>
           <wp:inline distT="0" distB="0" distL="0" distR="0" wp14:anchorId="5772B0B1" wp14:editId="65F15C20">
             <wp:extent cx="5943600" cy="3202305"/>
@@ -4094,7 +7030,7 @@
                     </pic:cNvPicPr>
                   </pic:nvPicPr>
                   <pic:blipFill>
-                    <a:blip r:embed="rId8" cstate="print">
+                    <a:blip r:embed="rId10" cstate="print">
                       <a:extLst>
                         <a:ext uri="{28A0092B-C50C-407E-A947-70E740481C1C}">
                           <a14:useLocalDpi xmlns:a14="http://schemas.microsoft.com/office/drawing/2010/main" val="0"/>
@@ -4143,20 +7079,13 @@
     </w:p>
     <w:p>
       <w:pPr>
-        <w:rPr>
-          <w:b/>
-          <w:sz w:val="30"/>
-          <w:szCs w:val="30"/>
-        </w:rPr>
-      </w:pPr>
-      <w:r>
-        <w:rPr>
-          <w:b/>
-          <w:sz w:val="30"/>
-          <w:szCs w:val="30"/>
-        </w:rPr>
+        <w:pStyle w:val="Heading2"/>
+      </w:pPr>
+      <w:bookmarkStart w:id="14" w:name="_Toc236309336"/>
+      <w:r>
         <w:t>5.3 Loss by Risk Level</w:t>
       </w:r>
+      <w:bookmarkEnd w:id="14"/>
     </w:p>
     <w:p>
       <w:pPr>
@@ -4169,7 +7098,6 @@
         <w:rPr>
           <w:noProof/>
         </w:rPr>
-        <w:lastRenderedPageBreak/>
         <w:drawing>
           <wp:inline distT="0" distB="0" distL="0" distR="0" wp14:anchorId="7768320E" wp14:editId="73553BA5">
             <wp:extent cx="5943600" cy="3520440"/>
@@ -4188,7 +7116,7 @@
                     </pic:cNvPicPr>
                   </pic:nvPicPr>
                   <pic:blipFill>
-                    <a:blip r:embed="rId9" cstate="print">
+                    <a:blip r:embed="rId11" cstate="print">
                       <a:extLst>
                         <a:ext uri="{28A0092B-C50C-407E-A947-70E740481C1C}">
                           <a14:useLocalDpi xmlns:a14="http://schemas.microsoft.com/office/drawing/2010/main" val="0"/>
@@ -4272,6 +7200,7 @@
                 <w:sz w:val="23"/>
                 <w:szCs w:val="23"/>
               </w:rPr>
+              <w:lastRenderedPageBreak/>
               <w:t>Risk Level</w:t>
             </w:r>
           </w:p>
@@ -4612,7 +7541,6 @@
         <w:rPr>
           <w:noProof/>
         </w:rPr>
-        <w:lastRenderedPageBreak/>
         <w:drawing>
           <wp:inline distT="0" distB="0" distL="0" distR="0" wp14:anchorId="27DE0CD3" wp14:editId="0C9EB314">
             <wp:extent cx="5943600" cy="3202940"/>
@@ -4631,7 +7559,7 @@
                     </pic:cNvPicPr>
                   </pic:nvPicPr>
                   <pic:blipFill>
-                    <a:blip r:embed="rId10" cstate="print">
+                    <a:blip r:embed="rId12" cstate="print">
                       <a:extLst>
                         <a:ext uri="{28A0092B-C50C-407E-A947-70E740481C1C}">
                           <a14:useLocalDpi xmlns:a14="http://schemas.microsoft.com/office/drawing/2010/main" val="0"/>
@@ -4680,20 +7608,13 @@
     </w:p>
     <w:p>
       <w:pPr>
-        <w:rPr>
-          <w:b/>
-          <w:sz w:val="30"/>
-          <w:szCs w:val="30"/>
-        </w:rPr>
-      </w:pPr>
-      <w:r>
-        <w:rPr>
-          <w:b/>
-          <w:sz w:val="30"/>
-          <w:szCs w:val="30"/>
-        </w:rPr>
+        <w:pStyle w:val="Heading2"/>
+      </w:pPr>
+      <w:bookmarkStart w:id="15" w:name="_Toc236309337"/>
+      <w:r>
         <w:t>5.4 Forest Type Vulnerability</w:t>
       </w:r>
+      <w:bookmarkEnd w:id="15"/>
     </w:p>
     <w:p>
       <w:pPr>
@@ -4706,6 +7627,7 @@
         <w:rPr>
           <w:noProof/>
         </w:rPr>
+        <w:lastRenderedPageBreak/>
         <w:drawing>
           <wp:inline distT="0" distB="0" distL="0" distR="0" wp14:anchorId="3F48B120" wp14:editId="62BFEE91">
             <wp:extent cx="5943600" cy="3208020"/>
@@ -4724,7 +7646,7 @@
                     </pic:cNvPicPr>
                   </pic:nvPicPr>
                   <pic:blipFill>
-                    <a:blip r:embed="rId11" cstate="print">
+                    <a:blip r:embed="rId13" cstate="print">
                       <a:extLst>
                         <a:ext uri="{28A0092B-C50C-407E-A947-70E740481C1C}">
                           <a14:useLocalDpi xmlns:a14="http://schemas.microsoft.com/office/drawing/2010/main" val="0"/>
@@ -4807,7 +7729,6 @@
                 <w:sz w:val="23"/>
                 <w:szCs w:val="23"/>
               </w:rPr>
-              <w:lastRenderedPageBreak/>
               <w:t>Forest Type</w:t>
             </w:r>
           </w:p>
@@ -5216,20 +8137,13 @@
     </w:p>
     <w:p>
       <w:pPr>
-        <w:rPr>
-          <w:b/>
-          <w:sz w:val="30"/>
-          <w:szCs w:val="30"/>
-        </w:rPr>
-      </w:pPr>
-      <w:r>
-        <w:rPr>
-          <w:b/>
-          <w:sz w:val="30"/>
-          <w:szCs w:val="30"/>
-        </w:rPr>
+        <w:pStyle w:val="Heading2"/>
+      </w:pPr>
+      <w:bookmarkStart w:id="16" w:name="_Toc236309338"/>
+      <w:r>
         <w:t>5.5 Illegal Logging Analysis</w:t>
       </w:r>
+      <w:bookmarkEnd w:id="16"/>
     </w:p>
     <w:p>
       <w:pPr>
@@ -5242,6 +8156,7 @@
         <w:rPr>
           <w:noProof/>
         </w:rPr>
+        <w:lastRenderedPageBreak/>
         <w:drawing>
           <wp:inline distT="0" distB="0" distL="0" distR="0" wp14:anchorId="783017A0" wp14:editId="680744FE">
             <wp:extent cx="5943600" cy="3196590"/>
@@ -5260,7 +8175,7 @@
                     </pic:cNvPicPr>
                   </pic:nvPicPr>
                   <pic:blipFill>
-                    <a:blip r:embed="rId12" cstate="print">
+                    <a:blip r:embed="rId14" cstate="print">
                       <a:extLst>
                         <a:ext uri="{28A0092B-C50C-407E-A947-70E740481C1C}">
                           <a14:useLocalDpi xmlns:a14="http://schemas.microsoft.com/office/drawing/2010/main" val="0"/>
@@ -5343,7 +8258,6 @@
                 <w:sz w:val="23"/>
                 <w:szCs w:val="23"/>
               </w:rPr>
-              <w:lastRenderedPageBreak/>
               <w:t>Illegal Logging</w:t>
             </w:r>
           </w:p>
@@ -5535,20 +8449,13 @@
     </w:p>
     <w:p>
       <w:pPr>
-        <w:rPr>
-          <w:b/>
-          <w:sz w:val="30"/>
-          <w:szCs w:val="30"/>
-        </w:rPr>
-      </w:pPr>
-      <w:r>
-        <w:rPr>
-          <w:b/>
-          <w:sz w:val="30"/>
-          <w:szCs w:val="30"/>
-        </w:rPr>
+        <w:pStyle w:val="Heading2"/>
+      </w:pPr>
+      <w:bookmarkStart w:id="17" w:name="_Toc236309339"/>
+      <w:r>
         <w:t>5.6 Time Trend (2021-2024)</w:t>
       </w:r>
+      <w:bookmarkEnd w:id="17"/>
     </w:p>
     <w:p>
       <w:pPr>
@@ -5561,6 +8468,7 @@
         <w:rPr>
           <w:noProof/>
         </w:rPr>
+        <w:lastRenderedPageBreak/>
         <w:drawing>
           <wp:inline distT="0" distB="0" distL="0" distR="0" wp14:anchorId="79EEA574" wp14:editId="534E4388">
             <wp:extent cx="5943600" cy="3196590"/>
@@ -5579,7 +8487,7 @@
                     </pic:cNvPicPr>
                   </pic:nvPicPr>
                   <pic:blipFill>
-                    <a:blip r:embed="rId13" cstate="print">
+                    <a:blip r:embed="rId15" cstate="print">
                       <a:extLst>
                         <a:ext uri="{28A0092B-C50C-407E-A947-70E740481C1C}">
                           <a14:useLocalDpi xmlns:a14="http://schemas.microsoft.com/office/drawing/2010/main" val="0"/>
@@ -5903,7 +8811,6 @@
                 <w:sz w:val="23"/>
                 <w:szCs w:val="23"/>
               </w:rPr>
-              <w:lastRenderedPageBreak/>
               <w:t>2022.5</w:t>
             </w:r>
           </w:p>
@@ -6129,20 +9036,14 @@
     </w:p>
     <w:p>
       <w:pPr>
-        <w:rPr>
-          <w:b/>
-          <w:sz w:val="30"/>
-          <w:szCs w:val="30"/>
-        </w:rPr>
-      </w:pPr>
-      <w:r>
-        <w:rPr>
-          <w:b/>
-          <w:sz w:val="30"/>
-          <w:szCs w:val="30"/>
-        </w:rPr>
+        <w:pStyle w:val="Heading2"/>
+      </w:pPr>
+      <w:bookmarkStart w:id="18" w:name="_Toc236309340"/>
+      <w:r>
+        <w:lastRenderedPageBreak/>
         <w:t>5.7 Fire Incidents by Region</w:t>
       </w:r>
+      <w:bookmarkEnd w:id="18"/>
     </w:p>
     <w:p>
       <w:pPr>
@@ -6173,7 +9074,7 @@
                     </pic:cNvPicPr>
                   </pic:nvPicPr>
                   <pic:blipFill>
-                    <a:blip r:embed="rId14" cstate="print">
+                    <a:blip r:embed="rId16" cstate="print">
                       <a:extLst>
                         <a:ext uri="{28A0092B-C50C-407E-A947-70E740481C1C}">
                           <a14:useLocalDpi xmlns:a14="http://schemas.microsoft.com/office/drawing/2010/main" val="0"/>
@@ -6381,7 +9282,6 @@
                 <w:sz w:val="23"/>
                 <w:szCs w:val="23"/>
               </w:rPr>
-              <w:lastRenderedPageBreak/>
               <w:t>Northern</w:t>
             </w:r>
           </w:p>
@@ -6549,20 +9449,13 @@
     </w:p>
     <w:p>
       <w:pPr>
-        <w:rPr>
-          <w:b/>
-          <w:sz w:val="30"/>
-          <w:szCs w:val="30"/>
-        </w:rPr>
-      </w:pPr>
-      <w:r>
-        <w:rPr>
-          <w:b/>
-          <w:sz w:val="30"/>
-          <w:szCs w:val="30"/>
-        </w:rPr>
+        <w:pStyle w:val="Heading2"/>
+      </w:pPr>
+      <w:bookmarkStart w:id="19" w:name="_Toc236309341"/>
+      <w:r>
         <w:t>5.8 Key Correlations</w:t>
       </w:r>
+      <w:bookmarkEnd w:id="19"/>
     </w:p>
     <w:p>
       <w:pPr>
@@ -6575,6 +9468,7 @@
         <w:rPr>
           <w:noProof/>
         </w:rPr>
+        <w:lastRenderedPageBreak/>
         <w:drawing>
           <wp:inline distT="0" distB="0" distL="0" distR="0" wp14:anchorId="417381AF" wp14:editId="0742FE6E">
             <wp:extent cx="5943600" cy="4686300"/>
@@ -6591,7 +9485,7 @@
                     <pic:cNvPicPr/>
                   </pic:nvPicPr>
                   <pic:blipFill>
-                    <a:blip r:embed="rId15"/>
+                    <a:blip r:embed="rId17"/>
                     <a:stretch>
                       <a:fillRect/>
                     </a:stretch>
@@ -6663,7 +9557,6 @@
                 <w:sz w:val="23"/>
                 <w:szCs w:val="23"/>
               </w:rPr>
-              <w:lastRenderedPageBreak/>
               <w:t>Variable Pair</w:t>
             </w:r>
           </w:p>
@@ -7090,25 +9983,19 @@
           <w:sz w:val="24"/>
           <w:szCs w:val="24"/>
         </w:rPr>
+        <w:lastRenderedPageBreak/>
         <w:t>Interpretation: Simple correlations for most human-pressure variables are weak. The Random Forest model was able to capture complex, non-linear relationships, demonstrating the value of machine learning over simple correlation analysis.</w:t>
       </w:r>
     </w:p>
     <w:p>
       <w:pPr>
-        <w:rPr>
-          <w:b/>
-          <w:sz w:val="30"/>
-          <w:szCs w:val="30"/>
-        </w:rPr>
-      </w:pPr>
-      <w:r>
-        <w:rPr>
-          <w:b/>
-          <w:sz w:val="30"/>
-          <w:szCs w:val="30"/>
-        </w:rPr>
+        <w:pStyle w:val="Heading2"/>
+      </w:pPr>
+      <w:bookmarkStart w:id="20" w:name="_Toc236309342"/>
+      <w:r>
         <w:t>5.9 Interactive Scatter Plot</w:t>
       </w:r>
+      <w:bookmarkEnd w:id="20"/>
     </w:p>
     <w:p>
       <w:pPr>
@@ -7137,7 +10024,7 @@
                     <pic:cNvPicPr/>
                   </pic:nvPicPr>
                   <pic:blipFill>
-                    <a:blip r:embed="rId16"/>
+                    <a:blip r:embed="rId18"/>
                     <a:stretch>
                       <a:fillRect/>
                     </a:stretch>
@@ -7220,38 +10107,23 @@
     </w:p>
     <w:p>
       <w:pPr>
-        <w:rPr>
-          <w:b/>
-          <w:sz w:val="33"/>
-          <w:szCs w:val="33"/>
-        </w:rPr>
-      </w:pPr>
-      <w:r>
-        <w:rPr>
-          <w:b/>
-          <w:sz w:val="33"/>
-          <w:szCs w:val="33"/>
-        </w:rPr>
-        <w:lastRenderedPageBreak/>
+        <w:pStyle w:val="Heading1"/>
+      </w:pPr>
+      <w:bookmarkStart w:id="21" w:name="_Toc236309343"/>
+      <w:r>
         <w:t>6. Predictive Modeling</w:t>
       </w:r>
+      <w:bookmarkEnd w:id="21"/>
     </w:p>
     <w:p>
       <w:pPr>
-        <w:rPr>
-          <w:b/>
-          <w:sz w:val="30"/>
-          <w:szCs w:val="30"/>
-        </w:rPr>
-      </w:pPr>
-      <w:r>
-        <w:rPr>
-          <w:b/>
-          <w:sz w:val="30"/>
-          <w:szCs w:val="30"/>
-        </w:rPr>
+        <w:pStyle w:val="Heading2"/>
+      </w:pPr>
+      <w:bookmarkStart w:id="22" w:name="_Toc236309344"/>
+      <w:r>
         <w:t>6.1 Model Architecture</w:t>
       </w:r>
+      <w:bookmarkEnd w:id="22"/>
     </w:p>
     <w:tbl>
       <w:tblPr>
@@ -7545,6 +10417,7 @@
                 <w:sz w:val="23"/>
                 <w:szCs w:val="23"/>
               </w:rPr>
+              <w:lastRenderedPageBreak/>
               <w:t>Folds</w:t>
             </w:r>
           </w:p>
@@ -7581,29 +10454,17 @@
     </w:tbl>
     <w:p>
       <w:pPr>
-        <w:rPr>
-          <w:b/>
-          <w:sz w:val="30"/>
-          <w:szCs w:val="30"/>
-        </w:rPr>
-      </w:pPr>
-      <w:r>
-        <w:rPr>
-          <w:b/>
-          <w:sz w:val="30"/>
-          <w:szCs w:val="30"/>
-        </w:rPr>
+        <w:pStyle w:val="Heading2"/>
+      </w:pPr>
+      <w:bookmarkStart w:id="23" w:name="_Toc236309345"/>
+      <w:r>
         <w:t xml:space="preserve">6.2 Best </w:t>
       </w:r>
       <w:proofErr w:type="spellStart"/>
       <w:r>
-        <w:rPr>
-          <w:b/>
-          <w:sz w:val="30"/>
-          <w:szCs w:val="30"/>
-        </w:rPr>
         <w:t>Hyperparameters</w:t>
       </w:r>
+      <w:bookmarkEnd w:id="23"/>
       <w:proofErr w:type="spellEnd"/>
     </w:p>
     <w:p>
@@ -8177,37 +11038,23 @@
     </w:p>
     <w:p>
       <w:pPr>
-        <w:rPr>
-          <w:b/>
-          <w:sz w:val="33"/>
-          <w:szCs w:val="33"/>
-        </w:rPr>
-      </w:pPr>
-      <w:r>
-        <w:rPr>
-          <w:b/>
-          <w:sz w:val="33"/>
-          <w:szCs w:val="33"/>
-        </w:rPr>
+        <w:pStyle w:val="Heading1"/>
+      </w:pPr>
+      <w:bookmarkStart w:id="24" w:name="_Toc236309346"/>
+      <w:r>
         <w:t>7. Model Performance &amp; Feature Importance</w:t>
       </w:r>
+      <w:bookmarkEnd w:id="24"/>
     </w:p>
     <w:p>
       <w:pPr>
-        <w:rPr>
-          <w:b/>
-          <w:sz w:val="30"/>
-          <w:szCs w:val="30"/>
-        </w:rPr>
-      </w:pPr>
-      <w:r>
-        <w:rPr>
-          <w:b/>
-          <w:sz w:val="30"/>
-          <w:szCs w:val="30"/>
-        </w:rPr>
+        <w:pStyle w:val="Heading2"/>
+      </w:pPr>
+      <w:bookmarkStart w:id="25" w:name="_Toc236309347"/>
+      <w:r>
         <w:t>7.1 Test Set Performance</w:t>
       </w:r>
+      <w:bookmarkEnd w:id="25"/>
     </w:p>
     <w:tbl>
       <w:tblPr>
@@ -8434,7 +11281,6 @@
                 <w:sz w:val="23"/>
                 <w:szCs w:val="23"/>
               </w:rPr>
-              <w:lastRenderedPageBreak/>
               <w:t>Weighted F1</w:t>
             </w:r>
           </w:p>
@@ -8587,20 +11433,14 @@
     </w:tbl>
     <w:p>
       <w:pPr>
-        <w:rPr>
-          <w:b/>
-          <w:sz w:val="30"/>
-          <w:szCs w:val="30"/>
-        </w:rPr>
-      </w:pPr>
-      <w:r>
-        <w:rPr>
-          <w:b/>
-          <w:sz w:val="30"/>
-          <w:szCs w:val="30"/>
-        </w:rPr>
+        <w:pStyle w:val="Heading2"/>
+      </w:pPr>
+      <w:bookmarkStart w:id="26" w:name="_Toc236309348"/>
+      <w:r>
+        <w:lastRenderedPageBreak/>
         <w:t>7.2 Per-Class Metrics</w:t>
       </w:r>
+      <w:bookmarkEnd w:id="26"/>
     </w:p>
     <w:p>
       <w:pPr>
@@ -8631,7 +11471,7 @@
                     </pic:cNvPicPr>
                   </pic:nvPicPr>
                   <pic:blipFill>
-                    <a:blip r:embed="rId17">
+                    <a:blip r:embed="rId19">
                       <a:extLst>
                         <a:ext uri="{28A0092B-C50C-407E-A947-70E740481C1C}">
                           <a14:useLocalDpi xmlns:a14="http://schemas.microsoft.com/office/drawing/2010/main" val="0"/>
@@ -9160,26 +12000,18 @@
           <w:sz w:val="24"/>
           <w:szCs w:val="24"/>
         </w:rPr>
-        <w:lastRenderedPageBreak/>
         <w:t>Interpretation: The model performs exceptionally well across all classes. The slight recall drop for High (98.5%) is minimal and acceptable.</w:t>
       </w:r>
     </w:p>
     <w:p>
       <w:pPr>
-        <w:rPr>
-          <w:b/>
-          <w:sz w:val="30"/>
-          <w:szCs w:val="30"/>
-        </w:rPr>
-      </w:pPr>
-      <w:r>
-        <w:rPr>
-          <w:b/>
-          <w:sz w:val="30"/>
-          <w:szCs w:val="30"/>
-        </w:rPr>
+        <w:pStyle w:val="Heading2"/>
+      </w:pPr>
+      <w:bookmarkStart w:id="27" w:name="_Toc236309349"/>
+      <w:r>
         <w:t>7.3 Confusion Matrix</w:t>
       </w:r>
+      <w:bookmarkEnd w:id="27"/>
     </w:p>
     <w:p>
       <w:pPr>
@@ -9192,6 +12024,7 @@
         <w:rPr>
           <w:noProof/>
         </w:rPr>
+        <w:lastRenderedPageBreak/>
         <w:drawing>
           <wp:inline distT="0" distB="0" distL="0" distR="0" wp14:anchorId="73A41E82" wp14:editId="7A33695E">
             <wp:extent cx="5943600" cy="2286000"/>
@@ -9210,7 +12043,7 @@
                     </pic:cNvPicPr>
                   </pic:nvPicPr>
                   <pic:blipFill>
-                    <a:blip r:embed="rId18" cstate="print">
+                    <a:blip r:embed="rId20" cstate="print">
                       <a:extLst>
                         <a:ext uri="{28A0092B-C50C-407E-A947-70E740481C1C}">
                           <a14:useLocalDpi xmlns:a14="http://schemas.microsoft.com/office/drawing/2010/main" val="0"/>
@@ -9377,20 +12210,13 @@
     </w:p>
     <w:p>
       <w:pPr>
-        <w:rPr>
-          <w:b/>
-          <w:sz w:val="30"/>
-          <w:szCs w:val="30"/>
-        </w:rPr>
-      </w:pPr>
-      <w:r>
-        <w:rPr>
-          <w:b/>
-          <w:sz w:val="30"/>
-          <w:szCs w:val="30"/>
-        </w:rPr>
+        <w:pStyle w:val="Heading2"/>
+      </w:pPr>
+      <w:bookmarkStart w:id="28" w:name="_Toc236309350"/>
+      <w:r>
         <w:t>7.4 Classification Report</w:t>
       </w:r>
+      <w:bookmarkEnd w:id="28"/>
     </w:p>
     <w:p>
       <w:pPr>
@@ -9594,7 +12420,6 @@
           <w:sz w:val="20"/>
           <w:szCs w:val="20"/>
         </w:rPr>
-        <w:lastRenderedPageBreak/>
         <w:t xml:space="preserve">weighted </w:t>
       </w:r>
       <w:proofErr w:type="spellStart"/>
@@ -9618,20 +12443,13 @@
     </w:p>
     <w:p>
       <w:pPr>
-        <w:rPr>
-          <w:b/>
-          <w:sz w:val="30"/>
-          <w:szCs w:val="30"/>
-        </w:rPr>
-      </w:pPr>
-      <w:r>
-        <w:rPr>
-          <w:b/>
-          <w:sz w:val="30"/>
-          <w:szCs w:val="30"/>
-        </w:rPr>
+        <w:pStyle w:val="Heading2"/>
+      </w:pPr>
+      <w:bookmarkStart w:id="29" w:name="_Toc236309351"/>
+      <w:r>
         <w:t>7.5 ROC Curves</w:t>
       </w:r>
+      <w:bookmarkEnd w:id="29"/>
     </w:p>
     <w:p>
       <w:pPr>
@@ -9644,6 +12462,7 @@
         <w:rPr>
           <w:noProof/>
         </w:rPr>
+        <w:lastRenderedPageBreak/>
         <w:drawing>
           <wp:inline distT="0" distB="0" distL="0" distR="0" wp14:anchorId="215E3D00" wp14:editId="3756FA99">
             <wp:extent cx="5943600" cy="5093970"/>
@@ -9662,7 +12481,7 @@
                     </pic:cNvPicPr>
                   </pic:nvPicPr>
                   <pic:blipFill>
-                    <a:blip r:embed="rId19">
+                    <a:blip r:embed="rId21">
                       <a:extLst>
                         <a:ext uri="{28A0092B-C50C-407E-A947-70E740481C1C}">
                           <a14:useLocalDpi xmlns:a14="http://schemas.microsoft.com/office/drawing/2010/main" val="0"/>
@@ -9970,21 +12789,13 @@
     </w:p>
     <w:p>
       <w:pPr>
-        <w:rPr>
-          <w:b/>
-          <w:sz w:val="30"/>
-          <w:szCs w:val="30"/>
-        </w:rPr>
-      </w:pPr>
-      <w:r>
-        <w:rPr>
-          <w:b/>
-          <w:sz w:val="30"/>
-          <w:szCs w:val="30"/>
-        </w:rPr>
-        <w:lastRenderedPageBreak/>
+        <w:pStyle w:val="Heading2"/>
+      </w:pPr>
+      <w:bookmarkStart w:id="30" w:name="_Toc236309352"/>
+      <w:r>
         <w:t>7.6 Precision-Recall Curves</w:t>
       </w:r>
+      <w:bookmarkEnd w:id="30"/>
     </w:p>
     <w:p>
       <w:pPr>
@@ -9997,6 +12808,7 @@
         <w:rPr>
           <w:noProof/>
         </w:rPr>
+        <w:lastRenderedPageBreak/>
         <w:drawing>
           <wp:inline distT="0" distB="0" distL="0" distR="0" wp14:anchorId="1ED89201" wp14:editId="756602B5">
             <wp:extent cx="5943600" cy="5093970"/>
@@ -10015,7 +12827,7 @@
                     </pic:cNvPicPr>
                   </pic:nvPicPr>
                   <pic:blipFill>
-                    <a:blip r:embed="rId20">
+                    <a:blip r:embed="rId22">
                       <a:extLst>
                         <a:ext uri="{28A0092B-C50C-407E-A947-70E740481C1C}">
                           <a14:useLocalDpi xmlns:a14="http://schemas.microsoft.com/office/drawing/2010/main" val="0"/>
@@ -10064,20 +12876,13 @@
     </w:p>
     <w:p>
       <w:pPr>
-        <w:rPr>
-          <w:b/>
-          <w:sz w:val="30"/>
-          <w:szCs w:val="30"/>
-        </w:rPr>
-      </w:pPr>
-      <w:r>
-        <w:rPr>
-          <w:b/>
-          <w:sz w:val="30"/>
-          <w:szCs w:val="30"/>
-        </w:rPr>
+        <w:pStyle w:val="Heading2"/>
+      </w:pPr>
+      <w:bookmarkStart w:id="31" w:name="_Toc236309353"/>
+      <w:r>
         <w:t>7.7 Learning Curve</w:t>
       </w:r>
+      <w:bookmarkEnd w:id="31"/>
     </w:p>
     <w:p>
       <w:pPr>
@@ -10104,1263 +12909,6 @@
                 <pic:pic xmlns:pic="http://schemas.openxmlformats.org/drawingml/2006/picture">
                   <pic:nvPicPr>
                     <pic:cNvPr id="0" name="Picture 298" descr="C:\Users\ADMIN\Desktop\PYTHON\KiraboEria\DEFO\Deforestation-Tracking\visuals\model_outputs\learning_curve.png"/>
-                    <pic:cNvPicPr>
-                      <a:picLocks noChangeAspect="1" noChangeArrowheads="1"/>
-                    </pic:cNvPicPr>
-                  </pic:nvPicPr>
-                  <pic:blipFill>
-                    <a:blip r:embed="rId21">
-                      <a:extLst>
-                        <a:ext uri="{28A0092B-C50C-407E-A947-70E740481C1C}">
-                          <a14:useLocalDpi xmlns:a14="http://schemas.microsoft.com/office/drawing/2010/main" val="0"/>
-                        </a:ext>
-                      </a:extLst>
-                    </a:blip>
-                    <a:srcRect/>
-                    <a:stretch>
-                      <a:fillRect/>
-                    </a:stretch>
-                  </pic:blipFill>
-                  <pic:spPr bwMode="auto">
-                    <a:xfrm>
-                      <a:off x="0" y="0"/>
-                      <a:ext cx="5943600" cy="4244975"/>
-                    </a:xfrm>
-                    <a:prstGeom prst="rect">
-                      <a:avLst/>
-                    </a:prstGeom>
-                    <a:noFill/>
-                    <a:ln>
-                      <a:noFill/>
-                    </a:ln>
-                  </pic:spPr>
-                </pic:pic>
-              </a:graphicData>
-            </a:graphic>
-          </wp:inline>
-        </w:drawing>
-      </w:r>
-    </w:p>
-    <w:p>
-      <w:pPr>
-        <w:rPr>
-          <w:sz w:val="24"/>
-          <w:szCs w:val="24"/>
-        </w:rPr>
-      </w:pPr>
-      <w:r>
-        <w:rPr>
-          <w:sz w:val="24"/>
-          <w:szCs w:val="24"/>
-        </w:rPr>
-        <w:t>Interpretation: The learning curve shows:</w:t>
-      </w:r>
-    </w:p>
-    <w:p>
-      <w:pPr>
-        <w:rPr>
-          <w:sz w:val="24"/>
-          <w:szCs w:val="24"/>
-        </w:rPr>
-      </w:pPr>
-      <w:r>
-        <w:rPr>
-          <w:sz w:val="24"/>
-          <w:szCs w:val="24"/>
-        </w:rPr>
-        <w:t>Training and cross-validation scores converge as dataset size increases</w:t>
-      </w:r>
-    </w:p>
-    <w:p>
-      <w:pPr>
-        <w:rPr>
-          <w:sz w:val="24"/>
-          <w:szCs w:val="24"/>
-        </w:rPr>
-      </w:pPr>
-      <w:r>
-        <w:rPr>
-          <w:sz w:val="24"/>
-          <w:szCs w:val="24"/>
-        </w:rPr>
-        <w:t>No significant overfitting (gaps between curves are small and decreasing)</w:t>
-      </w:r>
-    </w:p>
-    <w:p>
-      <w:pPr>
-        <w:rPr>
-          <w:sz w:val="24"/>
-          <w:szCs w:val="24"/>
-        </w:rPr>
-      </w:pPr>
-      <w:r>
-        <w:rPr>
-          <w:sz w:val="24"/>
-          <w:szCs w:val="24"/>
-        </w:rPr>
-        <w:t>Model would likely benefit from additional training data (scores still increasing)</w:t>
-      </w:r>
-    </w:p>
-    <w:p>
-      <w:pPr>
-        <w:rPr>
-          <w:b/>
-          <w:sz w:val="30"/>
-          <w:szCs w:val="30"/>
-        </w:rPr>
-      </w:pPr>
-      <w:r>
-        <w:rPr>
-          <w:b/>
-          <w:sz w:val="30"/>
-          <w:szCs w:val="30"/>
-        </w:rPr>
-        <w:t>7.8 Feature Importance</w:t>
-      </w:r>
-    </w:p>
-    <w:p>
-      <w:pPr>
-        <w:rPr>
-          <w:sz w:val="24"/>
-          <w:szCs w:val="24"/>
-        </w:rPr>
-      </w:pPr>
-      <w:r>
-        <w:rPr>
-          <w:noProof/>
-        </w:rPr>
-        <w:lastRenderedPageBreak/>
-        <w:drawing>
-          <wp:inline distT="0" distB="0" distL="0" distR="0" wp14:anchorId="68367A14" wp14:editId="0CF64209">
-            <wp:extent cx="5943600" cy="4457700"/>
-            <wp:effectExtent l="0" t="0" r="0" b="0"/>
-            <wp:docPr id="28" name="Picture 28" descr="C:\Users\ADMIN\Desktop\PYTHON\KiraboEria\DEFO\Deforestation-Tracking\visuals\model_outputs\feature_importance.png"/>
-            <wp:cNvGraphicFramePr>
-              <a:graphicFrameLocks xmlns:a="http://schemas.openxmlformats.org/drawingml/2006/main" noChangeAspect="1"/>
-            </wp:cNvGraphicFramePr>
-            <a:graphic xmlns:a="http://schemas.openxmlformats.org/drawingml/2006/main">
-              <a:graphicData uri="http://schemas.openxmlformats.org/drawingml/2006/picture">
-                <pic:pic xmlns:pic="http://schemas.openxmlformats.org/drawingml/2006/picture">
-                  <pic:nvPicPr>
-                    <pic:cNvPr id="0" name="Picture 299" descr="C:\Users\ADMIN\Desktop\PYTHON\KiraboEria\DEFO\Deforestation-Tracking\visuals\model_outputs\feature_importance.png"/>
-                    <pic:cNvPicPr>
-                      <a:picLocks noChangeAspect="1" noChangeArrowheads="1"/>
-                    </pic:cNvPicPr>
-                  </pic:nvPicPr>
-                  <pic:blipFill>
-                    <a:blip r:embed="rId22">
-                      <a:extLst>
-                        <a:ext uri="{28A0092B-C50C-407E-A947-70E740481C1C}">
-                          <a14:useLocalDpi xmlns:a14="http://schemas.microsoft.com/office/drawing/2010/main" val="0"/>
-                        </a:ext>
-                      </a:extLst>
-                    </a:blip>
-                    <a:srcRect/>
-                    <a:stretch>
-                      <a:fillRect/>
-                    </a:stretch>
-                  </pic:blipFill>
-                  <pic:spPr bwMode="auto">
-                    <a:xfrm>
-                      <a:off x="0" y="0"/>
-                      <a:ext cx="5943600" cy="4457700"/>
-                    </a:xfrm>
-                    <a:prstGeom prst="rect">
-                      <a:avLst/>
-                    </a:prstGeom>
-                    <a:noFill/>
-                    <a:ln>
-                      <a:noFill/>
-                    </a:ln>
-                  </pic:spPr>
-                </pic:pic>
-              </a:graphicData>
-            </a:graphic>
-          </wp:inline>
-        </w:drawing>
-      </w:r>
-    </w:p>
-    <w:tbl>
-      <w:tblPr>
-        <w:tblW w:w="11280" w:type="dxa"/>
-        <w:tblBorders>
-          <w:top w:val="single" w:sz="4" w:space="0" w:color="auto"/>
-          <w:left w:val="single" w:sz="4" w:space="0" w:color="auto"/>
-          <w:bottom w:val="single" w:sz="4" w:space="0" w:color="auto"/>
-          <w:right w:val="single" w:sz="4" w:space="0" w:color="auto"/>
-          <w:insideH w:val="single" w:sz="4" w:space="0" w:color="auto"/>
-          <w:insideV w:val="single" w:sz="4" w:space="0" w:color="auto"/>
-        </w:tblBorders>
-        <w:tblCellMar>
-          <w:top w:w="15" w:type="dxa"/>
-          <w:left w:w="15" w:type="dxa"/>
-          <w:bottom w:w="15" w:type="dxa"/>
-          <w:right w:w="15" w:type="dxa"/>
-        </w:tblCellMar>
-        <w:tblLook w:val="04A0" w:firstRow="1" w:lastRow="0" w:firstColumn="1" w:lastColumn="0" w:noHBand="0" w:noVBand="1"/>
-      </w:tblPr>
-      <w:tblGrid>
-        <w:gridCol w:w="1418"/>
-        <w:gridCol w:w="6700"/>
-        <w:gridCol w:w="3162"/>
-      </w:tblGrid>
-      <w:tr>
-        <w:trPr>
-          <w:tblHeader/>
-        </w:trPr>
-        <w:tc>
-          <w:tcPr>
-            <w:tcW w:w="0" w:type="auto"/>
-            <w:tcMar>
-              <w:top w:w="150" w:type="dxa"/>
-              <w:left w:w="0" w:type="dxa"/>
-              <w:bottom w:w="150" w:type="dxa"/>
-              <w:right w:w="240" w:type="dxa"/>
-            </w:tcMar>
-            <w:vAlign w:val="center"/>
-            <w:hideMark/>
-          </w:tcPr>
-          <w:p>
-            <w:pPr>
-              <w:rPr>
-                <w:sz w:val="23"/>
-                <w:szCs w:val="23"/>
-              </w:rPr>
-            </w:pPr>
-            <w:r>
-              <w:rPr>
-                <w:sz w:val="23"/>
-                <w:szCs w:val="23"/>
-              </w:rPr>
-              <w:t>Rank</w:t>
-            </w:r>
-          </w:p>
-        </w:tc>
-        <w:tc>
-          <w:tcPr>
-            <w:tcW w:w="0" w:type="auto"/>
-            <w:tcMar>
-              <w:top w:w="150" w:type="dxa"/>
-              <w:left w:w="240" w:type="dxa"/>
-              <w:bottom w:w="150" w:type="dxa"/>
-              <w:right w:w="240" w:type="dxa"/>
-            </w:tcMar>
-            <w:vAlign w:val="center"/>
-            <w:hideMark/>
-          </w:tcPr>
-          <w:p>
-            <w:pPr>
-              <w:rPr>
-                <w:sz w:val="23"/>
-                <w:szCs w:val="23"/>
-              </w:rPr>
-            </w:pPr>
-            <w:r>
-              <w:rPr>
-                <w:sz w:val="23"/>
-                <w:szCs w:val="23"/>
-              </w:rPr>
-              <w:t>Feature</w:t>
-            </w:r>
-          </w:p>
-        </w:tc>
-        <w:tc>
-          <w:tcPr>
-            <w:tcW w:w="0" w:type="auto"/>
-            <w:tcMar>
-              <w:top w:w="150" w:type="dxa"/>
-              <w:left w:w="240" w:type="dxa"/>
-              <w:bottom w:w="150" w:type="dxa"/>
-              <w:right w:w="240" w:type="dxa"/>
-            </w:tcMar>
-            <w:vAlign w:val="center"/>
-            <w:hideMark/>
-          </w:tcPr>
-          <w:p>
-            <w:pPr>
-              <w:rPr>
-                <w:sz w:val="23"/>
-                <w:szCs w:val="23"/>
-              </w:rPr>
-            </w:pPr>
-            <w:r>
-              <w:rPr>
-                <w:sz w:val="23"/>
-                <w:szCs w:val="23"/>
-              </w:rPr>
-              <w:t>Importance</w:t>
-            </w:r>
-          </w:p>
-        </w:tc>
-      </w:tr>
-      <w:tr>
-        <w:tc>
-          <w:tcPr>
-            <w:tcW w:w="0" w:type="auto"/>
-            <w:tcMar>
-              <w:top w:w="150" w:type="dxa"/>
-              <w:left w:w="0" w:type="dxa"/>
-              <w:bottom w:w="150" w:type="dxa"/>
-              <w:right w:w="240" w:type="dxa"/>
-            </w:tcMar>
-            <w:vAlign w:val="center"/>
-            <w:hideMark/>
-          </w:tcPr>
-          <w:p>
-            <w:pPr>
-              <w:rPr>
-                <w:sz w:val="23"/>
-                <w:szCs w:val="23"/>
-              </w:rPr>
-            </w:pPr>
-            <w:r>
-              <w:rPr>
-                <w:sz w:val="23"/>
-                <w:szCs w:val="23"/>
-              </w:rPr>
-              <w:t>1</w:t>
-            </w:r>
-          </w:p>
-        </w:tc>
-        <w:tc>
-          <w:tcPr>
-            <w:tcW w:w="0" w:type="auto"/>
-            <w:tcMar>
-              <w:top w:w="150" w:type="dxa"/>
-              <w:left w:w="240" w:type="dxa"/>
-              <w:bottom w:w="150" w:type="dxa"/>
-              <w:right w:w="240" w:type="dxa"/>
-            </w:tcMar>
-            <w:vAlign w:val="center"/>
-            <w:hideMark/>
-          </w:tcPr>
-          <w:p>
-            <w:pPr>
-              <w:rPr>
-                <w:sz w:val="23"/>
-                <w:szCs w:val="23"/>
-              </w:rPr>
-            </w:pPr>
-            <w:proofErr w:type="spellStart"/>
-            <w:r>
-              <w:rPr>
-                <w:sz w:val="23"/>
-                <w:szCs w:val="23"/>
-              </w:rPr>
-              <w:t>Tree_Cover_Loss_ha</w:t>
-            </w:r>
-            <w:proofErr w:type="spellEnd"/>
-          </w:p>
-        </w:tc>
-        <w:tc>
-          <w:tcPr>
-            <w:tcW w:w="0" w:type="auto"/>
-            <w:tcMar>
-              <w:top w:w="150" w:type="dxa"/>
-              <w:left w:w="240" w:type="dxa"/>
-              <w:bottom w:w="150" w:type="dxa"/>
-              <w:right w:w="0" w:type="dxa"/>
-            </w:tcMar>
-            <w:vAlign w:val="center"/>
-            <w:hideMark/>
-          </w:tcPr>
-          <w:p>
-            <w:pPr>
-              <w:rPr>
-                <w:sz w:val="23"/>
-                <w:szCs w:val="23"/>
-              </w:rPr>
-            </w:pPr>
-            <w:r>
-              <w:rPr>
-                <w:sz w:val="23"/>
-                <w:szCs w:val="23"/>
-              </w:rPr>
-              <w:t>45.0%</w:t>
-            </w:r>
-          </w:p>
-        </w:tc>
-      </w:tr>
-      <w:tr>
-        <w:tc>
-          <w:tcPr>
-            <w:tcW w:w="0" w:type="auto"/>
-            <w:tcMar>
-              <w:top w:w="150" w:type="dxa"/>
-              <w:left w:w="0" w:type="dxa"/>
-              <w:bottom w:w="150" w:type="dxa"/>
-              <w:right w:w="240" w:type="dxa"/>
-            </w:tcMar>
-            <w:vAlign w:val="center"/>
-            <w:hideMark/>
-          </w:tcPr>
-          <w:p>
-            <w:pPr>
-              <w:rPr>
-                <w:sz w:val="23"/>
-                <w:szCs w:val="23"/>
-              </w:rPr>
-            </w:pPr>
-            <w:r>
-              <w:rPr>
-                <w:sz w:val="23"/>
-                <w:szCs w:val="23"/>
-              </w:rPr>
-              <w:t>2</w:t>
-            </w:r>
-          </w:p>
-        </w:tc>
-        <w:tc>
-          <w:tcPr>
-            <w:tcW w:w="0" w:type="auto"/>
-            <w:tcMar>
-              <w:top w:w="150" w:type="dxa"/>
-              <w:left w:w="240" w:type="dxa"/>
-              <w:bottom w:w="150" w:type="dxa"/>
-              <w:right w:w="240" w:type="dxa"/>
-            </w:tcMar>
-            <w:vAlign w:val="center"/>
-            <w:hideMark/>
-          </w:tcPr>
-          <w:p>
-            <w:pPr>
-              <w:rPr>
-                <w:sz w:val="23"/>
-                <w:szCs w:val="23"/>
-              </w:rPr>
-            </w:pPr>
-            <w:proofErr w:type="spellStart"/>
-            <w:r>
-              <w:rPr>
-                <w:sz w:val="23"/>
-                <w:szCs w:val="23"/>
-              </w:rPr>
-              <w:t>Fire_Incidents</w:t>
-            </w:r>
-            <w:proofErr w:type="spellEnd"/>
-          </w:p>
-        </w:tc>
-        <w:tc>
-          <w:tcPr>
-            <w:tcW w:w="0" w:type="auto"/>
-            <w:tcMar>
-              <w:top w:w="150" w:type="dxa"/>
-              <w:left w:w="240" w:type="dxa"/>
-              <w:bottom w:w="150" w:type="dxa"/>
-              <w:right w:w="0" w:type="dxa"/>
-            </w:tcMar>
-            <w:vAlign w:val="center"/>
-            <w:hideMark/>
-          </w:tcPr>
-          <w:p>
-            <w:pPr>
-              <w:rPr>
-                <w:sz w:val="23"/>
-                <w:szCs w:val="23"/>
-              </w:rPr>
-            </w:pPr>
-            <w:r>
-              <w:rPr>
-                <w:sz w:val="23"/>
-                <w:szCs w:val="23"/>
-              </w:rPr>
-              <w:t>12.0%</w:t>
-            </w:r>
-          </w:p>
-        </w:tc>
-      </w:tr>
-      <w:tr>
-        <w:tc>
-          <w:tcPr>
-            <w:tcW w:w="0" w:type="auto"/>
-            <w:tcMar>
-              <w:top w:w="150" w:type="dxa"/>
-              <w:left w:w="0" w:type="dxa"/>
-              <w:bottom w:w="150" w:type="dxa"/>
-              <w:right w:w="240" w:type="dxa"/>
-            </w:tcMar>
-            <w:vAlign w:val="center"/>
-            <w:hideMark/>
-          </w:tcPr>
-          <w:p>
-            <w:pPr>
-              <w:rPr>
-                <w:sz w:val="23"/>
-                <w:szCs w:val="23"/>
-              </w:rPr>
-            </w:pPr>
-            <w:r>
-              <w:rPr>
-                <w:sz w:val="23"/>
-                <w:szCs w:val="23"/>
-              </w:rPr>
-              <w:t>3</w:t>
-            </w:r>
-          </w:p>
-        </w:tc>
-        <w:tc>
-          <w:tcPr>
-            <w:tcW w:w="0" w:type="auto"/>
-            <w:tcMar>
-              <w:top w:w="150" w:type="dxa"/>
-              <w:left w:w="240" w:type="dxa"/>
-              <w:bottom w:w="150" w:type="dxa"/>
-              <w:right w:w="240" w:type="dxa"/>
-            </w:tcMar>
-            <w:vAlign w:val="center"/>
-            <w:hideMark/>
-          </w:tcPr>
-          <w:p>
-            <w:pPr>
-              <w:rPr>
-                <w:sz w:val="23"/>
-                <w:szCs w:val="23"/>
-              </w:rPr>
-            </w:pPr>
-            <w:proofErr w:type="spellStart"/>
-            <w:r>
-              <w:rPr>
-                <w:sz w:val="23"/>
-                <w:szCs w:val="23"/>
-              </w:rPr>
-              <w:t>Illegal_Logging_Flag</w:t>
-            </w:r>
-            <w:proofErr w:type="spellEnd"/>
-          </w:p>
-        </w:tc>
-        <w:tc>
-          <w:tcPr>
-            <w:tcW w:w="0" w:type="auto"/>
-            <w:tcMar>
-              <w:top w:w="150" w:type="dxa"/>
-              <w:left w:w="240" w:type="dxa"/>
-              <w:bottom w:w="150" w:type="dxa"/>
-              <w:right w:w="0" w:type="dxa"/>
-            </w:tcMar>
-            <w:vAlign w:val="center"/>
-            <w:hideMark/>
-          </w:tcPr>
-          <w:p>
-            <w:pPr>
-              <w:rPr>
-                <w:sz w:val="23"/>
-                <w:szCs w:val="23"/>
-              </w:rPr>
-            </w:pPr>
-            <w:r>
-              <w:rPr>
-                <w:sz w:val="23"/>
-                <w:szCs w:val="23"/>
-              </w:rPr>
-              <w:t>10.0%</w:t>
-            </w:r>
-          </w:p>
-        </w:tc>
-      </w:tr>
-      <w:tr>
-        <w:tc>
-          <w:tcPr>
-            <w:tcW w:w="0" w:type="auto"/>
-            <w:tcMar>
-              <w:top w:w="150" w:type="dxa"/>
-              <w:left w:w="0" w:type="dxa"/>
-              <w:bottom w:w="150" w:type="dxa"/>
-              <w:right w:w="240" w:type="dxa"/>
-            </w:tcMar>
-            <w:vAlign w:val="center"/>
-            <w:hideMark/>
-          </w:tcPr>
-          <w:p>
-            <w:pPr>
-              <w:rPr>
-                <w:sz w:val="23"/>
-                <w:szCs w:val="23"/>
-              </w:rPr>
-            </w:pPr>
-            <w:r>
-              <w:rPr>
-                <w:sz w:val="23"/>
-                <w:szCs w:val="23"/>
-              </w:rPr>
-              <w:t>4</w:t>
-            </w:r>
-          </w:p>
-        </w:tc>
-        <w:tc>
-          <w:tcPr>
-            <w:tcW w:w="0" w:type="auto"/>
-            <w:tcMar>
-              <w:top w:w="150" w:type="dxa"/>
-              <w:left w:w="240" w:type="dxa"/>
-              <w:bottom w:w="150" w:type="dxa"/>
-              <w:right w:w="240" w:type="dxa"/>
-            </w:tcMar>
-            <w:vAlign w:val="center"/>
-            <w:hideMark/>
-          </w:tcPr>
-          <w:p>
-            <w:pPr>
-              <w:rPr>
-                <w:sz w:val="23"/>
-                <w:szCs w:val="23"/>
-              </w:rPr>
-            </w:pPr>
-            <w:proofErr w:type="spellStart"/>
-            <w:r>
-              <w:rPr>
-                <w:sz w:val="23"/>
-                <w:szCs w:val="23"/>
-              </w:rPr>
-              <w:t>Forest_Area_ha</w:t>
-            </w:r>
-            <w:proofErr w:type="spellEnd"/>
-          </w:p>
-        </w:tc>
-        <w:tc>
-          <w:tcPr>
-            <w:tcW w:w="0" w:type="auto"/>
-            <w:tcMar>
-              <w:top w:w="150" w:type="dxa"/>
-              <w:left w:w="240" w:type="dxa"/>
-              <w:bottom w:w="150" w:type="dxa"/>
-              <w:right w:w="0" w:type="dxa"/>
-            </w:tcMar>
-            <w:vAlign w:val="center"/>
-            <w:hideMark/>
-          </w:tcPr>
-          <w:p>
-            <w:pPr>
-              <w:rPr>
-                <w:sz w:val="23"/>
-                <w:szCs w:val="23"/>
-              </w:rPr>
-            </w:pPr>
-            <w:r>
-              <w:rPr>
-                <w:sz w:val="23"/>
-                <w:szCs w:val="23"/>
-              </w:rPr>
-              <w:t>9.0%</w:t>
-            </w:r>
-          </w:p>
-        </w:tc>
-      </w:tr>
-      <w:tr>
-        <w:tc>
-          <w:tcPr>
-            <w:tcW w:w="0" w:type="auto"/>
-            <w:tcMar>
-              <w:top w:w="150" w:type="dxa"/>
-              <w:left w:w="0" w:type="dxa"/>
-              <w:bottom w:w="150" w:type="dxa"/>
-              <w:right w:w="240" w:type="dxa"/>
-            </w:tcMar>
-            <w:vAlign w:val="center"/>
-            <w:hideMark/>
-          </w:tcPr>
-          <w:p>
-            <w:pPr>
-              <w:rPr>
-                <w:sz w:val="23"/>
-                <w:szCs w:val="23"/>
-              </w:rPr>
-            </w:pPr>
-            <w:r>
-              <w:rPr>
-                <w:sz w:val="23"/>
-                <w:szCs w:val="23"/>
-              </w:rPr>
-              <w:t>5</w:t>
-            </w:r>
-          </w:p>
-        </w:tc>
-        <w:tc>
-          <w:tcPr>
-            <w:tcW w:w="0" w:type="auto"/>
-            <w:tcMar>
-              <w:top w:w="150" w:type="dxa"/>
-              <w:left w:w="240" w:type="dxa"/>
-              <w:bottom w:w="150" w:type="dxa"/>
-              <w:right w:w="240" w:type="dxa"/>
-            </w:tcMar>
-            <w:vAlign w:val="center"/>
-            <w:hideMark/>
-          </w:tcPr>
-          <w:p>
-            <w:pPr>
-              <w:rPr>
-                <w:sz w:val="23"/>
-                <w:szCs w:val="23"/>
-              </w:rPr>
-            </w:pPr>
-            <w:proofErr w:type="spellStart"/>
-            <w:r>
-              <w:rPr>
-                <w:sz w:val="23"/>
-                <w:szCs w:val="23"/>
-              </w:rPr>
-              <w:t>Annual_Rainfall_mm</w:t>
-            </w:r>
-            <w:proofErr w:type="spellEnd"/>
-          </w:p>
-        </w:tc>
-        <w:tc>
-          <w:tcPr>
-            <w:tcW w:w="0" w:type="auto"/>
-            <w:tcMar>
-              <w:top w:w="150" w:type="dxa"/>
-              <w:left w:w="240" w:type="dxa"/>
-              <w:bottom w:w="150" w:type="dxa"/>
-              <w:right w:w="0" w:type="dxa"/>
-            </w:tcMar>
-            <w:vAlign w:val="center"/>
-            <w:hideMark/>
-          </w:tcPr>
-          <w:p>
-            <w:pPr>
-              <w:rPr>
-                <w:sz w:val="23"/>
-                <w:szCs w:val="23"/>
-              </w:rPr>
-            </w:pPr>
-            <w:r>
-              <w:rPr>
-                <w:sz w:val="23"/>
-                <w:szCs w:val="23"/>
-              </w:rPr>
-              <w:t>4.0%</w:t>
-            </w:r>
-          </w:p>
-        </w:tc>
-      </w:tr>
-      <w:tr>
-        <w:tc>
-          <w:tcPr>
-            <w:tcW w:w="0" w:type="auto"/>
-            <w:tcMar>
-              <w:top w:w="150" w:type="dxa"/>
-              <w:left w:w="0" w:type="dxa"/>
-              <w:bottom w:w="150" w:type="dxa"/>
-              <w:right w:w="240" w:type="dxa"/>
-            </w:tcMar>
-            <w:vAlign w:val="center"/>
-            <w:hideMark/>
-          </w:tcPr>
-          <w:p>
-            <w:pPr>
-              <w:rPr>
-                <w:sz w:val="23"/>
-                <w:szCs w:val="23"/>
-              </w:rPr>
-            </w:pPr>
-            <w:r>
-              <w:rPr>
-                <w:sz w:val="23"/>
-                <w:szCs w:val="23"/>
-              </w:rPr>
-              <w:t>6</w:t>
-            </w:r>
-          </w:p>
-        </w:tc>
-        <w:tc>
-          <w:tcPr>
-            <w:tcW w:w="0" w:type="auto"/>
-            <w:tcMar>
-              <w:top w:w="150" w:type="dxa"/>
-              <w:left w:w="240" w:type="dxa"/>
-              <w:bottom w:w="150" w:type="dxa"/>
-              <w:right w:w="240" w:type="dxa"/>
-            </w:tcMar>
-            <w:vAlign w:val="center"/>
-            <w:hideMark/>
-          </w:tcPr>
-          <w:p>
-            <w:pPr>
-              <w:rPr>
-                <w:sz w:val="23"/>
-                <w:szCs w:val="23"/>
-              </w:rPr>
-            </w:pPr>
-            <w:proofErr w:type="spellStart"/>
-            <w:r>
-              <w:rPr>
-                <w:sz w:val="23"/>
-                <w:szCs w:val="23"/>
-              </w:rPr>
-              <w:t>Population_Density</w:t>
-            </w:r>
-            <w:proofErr w:type="spellEnd"/>
-          </w:p>
-        </w:tc>
-        <w:tc>
-          <w:tcPr>
-            <w:tcW w:w="0" w:type="auto"/>
-            <w:tcMar>
-              <w:top w:w="150" w:type="dxa"/>
-              <w:left w:w="240" w:type="dxa"/>
-              <w:bottom w:w="150" w:type="dxa"/>
-              <w:right w:w="0" w:type="dxa"/>
-            </w:tcMar>
-            <w:vAlign w:val="center"/>
-            <w:hideMark/>
-          </w:tcPr>
-          <w:p>
-            <w:pPr>
-              <w:rPr>
-                <w:sz w:val="23"/>
-                <w:szCs w:val="23"/>
-              </w:rPr>
-            </w:pPr>
-            <w:r>
-              <w:rPr>
-                <w:sz w:val="23"/>
-                <w:szCs w:val="23"/>
-              </w:rPr>
-              <w:t>3.0%</w:t>
-            </w:r>
-          </w:p>
-        </w:tc>
-      </w:tr>
-      <w:tr>
-        <w:tc>
-          <w:tcPr>
-            <w:tcW w:w="0" w:type="auto"/>
-            <w:tcMar>
-              <w:top w:w="150" w:type="dxa"/>
-              <w:left w:w="0" w:type="dxa"/>
-              <w:bottom w:w="150" w:type="dxa"/>
-              <w:right w:w="240" w:type="dxa"/>
-            </w:tcMar>
-            <w:vAlign w:val="center"/>
-            <w:hideMark/>
-          </w:tcPr>
-          <w:p>
-            <w:pPr>
-              <w:rPr>
-                <w:sz w:val="23"/>
-                <w:szCs w:val="23"/>
-              </w:rPr>
-            </w:pPr>
-            <w:r>
-              <w:rPr>
-                <w:sz w:val="23"/>
-                <w:szCs w:val="23"/>
-              </w:rPr>
-              <w:lastRenderedPageBreak/>
-              <w:t>7</w:t>
-            </w:r>
-          </w:p>
-        </w:tc>
-        <w:tc>
-          <w:tcPr>
-            <w:tcW w:w="0" w:type="auto"/>
-            <w:tcMar>
-              <w:top w:w="150" w:type="dxa"/>
-              <w:left w:w="240" w:type="dxa"/>
-              <w:bottom w:w="150" w:type="dxa"/>
-              <w:right w:w="240" w:type="dxa"/>
-            </w:tcMar>
-            <w:vAlign w:val="center"/>
-            <w:hideMark/>
-          </w:tcPr>
-          <w:p>
-            <w:pPr>
-              <w:rPr>
-                <w:sz w:val="23"/>
-                <w:szCs w:val="23"/>
-              </w:rPr>
-            </w:pPr>
-            <w:r>
-              <w:rPr>
-                <w:sz w:val="23"/>
-                <w:szCs w:val="23"/>
-              </w:rPr>
-              <w:t>Day</w:t>
-            </w:r>
-          </w:p>
-        </w:tc>
-        <w:tc>
-          <w:tcPr>
-            <w:tcW w:w="0" w:type="auto"/>
-            <w:tcMar>
-              <w:top w:w="150" w:type="dxa"/>
-              <w:left w:w="240" w:type="dxa"/>
-              <w:bottom w:w="150" w:type="dxa"/>
-              <w:right w:w="0" w:type="dxa"/>
-            </w:tcMar>
-            <w:vAlign w:val="center"/>
-            <w:hideMark/>
-          </w:tcPr>
-          <w:p>
-            <w:pPr>
-              <w:rPr>
-                <w:sz w:val="23"/>
-                <w:szCs w:val="23"/>
-              </w:rPr>
-            </w:pPr>
-            <w:r>
-              <w:rPr>
-                <w:sz w:val="23"/>
-                <w:szCs w:val="23"/>
-              </w:rPr>
-              <w:t>2.0%</w:t>
-            </w:r>
-          </w:p>
-        </w:tc>
-      </w:tr>
-      <w:tr>
-        <w:tc>
-          <w:tcPr>
-            <w:tcW w:w="0" w:type="auto"/>
-            <w:tcMar>
-              <w:top w:w="150" w:type="dxa"/>
-              <w:left w:w="0" w:type="dxa"/>
-              <w:bottom w:w="150" w:type="dxa"/>
-              <w:right w:w="240" w:type="dxa"/>
-            </w:tcMar>
-            <w:vAlign w:val="center"/>
-            <w:hideMark/>
-          </w:tcPr>
-          <w:p>
-            <w:pPr>
-              <w:rPr>
-                <w:sz w:val="23"/>
-                <w:szCs w:val="23"/>
-              </w:rPr>
-            </w:pPr>
-            <w:r>
-              <w:rPr>
-                <w:sz w:val="23"/>
-                <w:szCs w:val="23"/>
-              </w:rPr>
-              <w:t>8</w:t>
-            </w:r>
-          </w:p>
-        </w:tc>
-        <w:tc>
-          <w:tcPr>
-            <w:tcW w:w="0" w:type="auto"/>
-            <w:tcMar>
-              <w:top w:w="150" w:type="dxa"/>
-              <w:left w:w="240" w:type="dxa"/>
-              <w:bottom w:w="150" w:type="dxa"/>
-              <w:right w:w="240" w:type="dxa"/>
-            </w:tcMar>
-            <w:vAlign w:val="center"/>
-            <w:hideMark/>
-          </w:tcPr>
-          <w:p>
-            <w:pPr>
-              <w:rPr>
-                <w:sz w:val="23"/>
-                <w:szCs w:val="23"/>
-              </w:rPr>
-            </w:pPr>
-            <w:r>
-              <w:rPr>
-                <w:sz w:val="23"/>
-                <w:szCs w:val="23"/>
-              </w:rPr>
-              <w:t>Month</w:t>
-            </w:r>
-          </w:p>
-        </w:tc>
-        <w:tc>
-          <w:tcPr>
-            <w:tcW w:w="0" w:type="auto"/>
-            <w:tcMar>
-              <w:top w:w="150" w:type="dxa"/>
-              <w:left w:w="240" w:type="dxa"/>
-              <w:bottom w:w="150" w:type="dxa"/>
-              <w:right w:w="0" w:type="dxa"/>
-            </w:tcMar>
-            <w:vAlign w:val="center"/>
-            <w:hideMark/>
-          </w:tcPr>
-          <w:p>
-            <w:pPr>
-              <w:rPr>
-                <w:sz w:val="23"/>
-                <w:szCs w:val="23"/>
-              </w:rPr>
-            </w:pPr>
-            <w:r>
-              <w:rPr>
-                <w:sz w:val="23"/>
-                <w:szCs w:val="23"/>
-              </w:rPr>
-              <w:t>1.0%</w:t>
-            </w:r>
-          </w:p>
-        </w:tc>
-      </w:tr>
-      <w:tr>
-        <w:tc>
-          <w:tcPr>
-            <w:tcW w:w="0" w:type="auto"/>
-            <w:tcMar>
-              <w:top w:w="150" w:type="dxa"/>
-              <w:left w:w="0" w:type="dxa"/>
-              <w:bottom w:w="150" w:type="dxa"/>
-              <w:right w:w="240" w:type="dxa"/>
-            </w:tcMar>
-            <w:vAlign w:val="center"/>
-            <w:hideMark/>
-          </w:tcPr>
-          <w:p>
-            <w:pPr>
-              <w:rPr>
-                <w:sz w:val="23"/>
-                <w:szCs w:val="23"/>
-              </w:rPr>
-            </w:pPr>
-            <w:r>
-              <w:rPr>
-                <w:sz w:val="23"/>
-                <w:szCs w:val="23"/>
-              </w:rPr>
-              <w:t>9</w:t>
-            </w:r>
-          </w:p>
-        </w:tc>
-        <w:tc>
-          <w:tcPr>
-            <w:tcW w:w="0" w:type="auto"/>
-            <w:tcMar>
-              <w:top w:w="150" w:type="dxa"/>
-              <w:left w:w="240" w:type="dxa"/>
-              <w:bottom w:w="150" w:type="dxa"/>
-              <w:right w:w="240" w:type="dxa"/>
-            </w:tcMar>
-            <w:vAlign w:val="center"/>
-            <w:hideMark/>
-          </w:tcPr>
-          <w:p>
-            <w:pPr>
-              <w:rPr>
-                <w:sz w:val="23"/>
-                <w:szCs w:val="23"/>
-              </w:rPr>
-            </w:pPr>
-            <w:r>
-              <w:rPr>
-                <w:sz w:val="23"/>
-                <w:szCs w:val="23"/>
-              </w:rPr>
-              <w:t>Year</w:t>
-            </w:r>
-          </w:p>
-        </w:tc>
-        <w:tc>
-          <w:tcPr>
-            <w:tcW w:w="0" w:type="auto"/>
-            <w:tcMar>
-              <w:top w:w="150" w:type="dxa"/>
-              <w:left w:w="240" w:type="dxa"/>
-              <w:bottom w:w="150" w:type="dxa"/>
-              <w:right w:w="0" w:type="dxa"/>
-            </w:tcMar>
-            <w:vAlign w:val="center"/>
-            <w:hideMark/>
-          </w:tcPr>
-          <w:p>
-            <w:pPr>
-              <w:rPr>
-                <w:sz w:val="23"/>
-                <w:szCs w:val="23"/>
-              </w:rPr>
-            </w:pPr>
-            <w:r>
-              <w:rPr>
-                <w:sz w:val="23"/>
-                <w:szCs w:val="23"/>
-              </w:rPr>
-              <w:t>1.0%</w:t>
-            </w:r>
-          </w:p>
-        </w:tc>
-      </w:tr>
-      <w:tr>
-        <w:tc>
-          <w:tcPr>
-            <w:tcW w:w="0" w:type="auto"/>
-            <w:tcMar>
-              <w:top w:w="150" w:type="dxa"/>
-              <w:left w:w="0" w:type="dxa"/>
-              <w:bottom w:w="150" w:type="dxa"/>
-              <w:right w:w="240" w:type="dxa"/>
-            </w:tcMar>
-            <w:vAlign w:val="center"/>
-            <w:hideMark/>
-          </w:tcPr>
-          <w:p>
-            <w:pPr>
-              <w:rPr>
-                <w:sz w:val="23"/>
-                <w:szCs w:val="23"/>
-              </w:rPr>
-            </w:pPr>
-            <w:r>
-              <w:rPr>
-                <w:sz w:val="23"/>
-                <w:szCs w:val="23"/>
-              </w:rPr>
-              <w:t>10</w:t>
-            </w:r>
-          </w:p>
-        </w:tc>
-        <w:tc>
-          <w:tcPr>
-            <w:tcW w:w="0" w:type="auto"/>
-            <w:tcMar>
-              <w:top w:w="150" w:type="dxa"/>
-              <w:left w:w="240" w:type="dxa"/>
-              <w:bottom w:w="150" w:type="dxa"/>
-              <w:right w:w="240" w:type="dxa"/>
-            </w:tcMar>
-            <w:vAlign w:val="center"/>
-            <w:hideMark/>
-          </w:tcPr>
-          <w:p>
-            <w:pPr>
-              <w:rPr>
-                <w:sz w:val="23"/>
-                <w:szCs w:val="23"/>
-              </w:rPr>
-            </w:pPr>
-            <w:proofErr w:type="spellStart"/>
-            <w:r>
-              <w:rPr>
-                <w:sz w:val="23"/>
-                <w:szCs w:val="23"/>
-              </w:rPr>
-              <w:t>Forest_Type_Montane_Forest</w:t>
-            </w:r>
-            <w:proofErr w:type="spellEnd"/>
-          </w:p>
-        </w:tc>
-        <w:tc>
-          <w:tcPr>
-            <w:tcW w:w="0" w:type="auto"/>
-            <w:tcMar>
-              <w:top w:w="150" w:type="dxa"/>
-              <w:left w:w="240" w:type="dxa"/>
-              <w:bottom w:w="150" w:type="dxa"/>
-              <w:right w:w="0" w:type="dxa"/>
-            </w:tcMar>
-            <w:vAlign w:val="center"/>
-            <w:hideMark/>
-          </w:tcPr>
-          <w:p>
-            <w:pPr>
-              <w:rPr>
-                <w:sz w:val="23"/>
-                <w:szCs w:val="23"/>
-              </w:rPr>
-            </w:pPr>
-            <w:r>
-              <w:rPr>
-                <w:sz w:val="23"/>
-                <w:szCs w:val="23"/>
-              </w:rPr>
-              <w:t>1.0%</w:t>
-            </w:r>
-          </w:p>
-        </w:tc>
-      </w:tr>
-    </w:tbl>
-    <w:p>
-      <w:pPr>
-        <w:rPr>
-          <w:sz w:val="24"/>
-          <w:szCs w:val="24"/>
-        </w:rPr>
-      </w:pPr>
-      <w:r>
-        <w:rPr>
-          <w:sz w:val="24"/>
-          <w:szCs w:val="24"/>
-        </w:rPr>
-        <w:t>Key Insight: The model successfully identified </w:t>
-      </w:r>
-      <w:proofErr w:type="spellStart"/>
-      <w:r>
-        <w:rPr>
-          <w:rFonts w:ascii="Consolas" w:hAnsi="Consolas" w:cs="Courier New"/>
-          <w:sz w:val="20"/>
-          <w:szCs w:val="20"/>
-          <w:shd w:val="clear" w:color="auto" w:fill="2C2C2E"/>
-        </w:rPr>
-        <w:t>Fire_Incidents</w:t>
-      </w:r>
-      <w:proofErr w:type="spellEnd"/>
-      <w:r>
-        <w:rPr>
-          <w:sz w:val="24"/>
-          <w:szCs w:val="24"/>
-        </w:rPr>
-        <w:t> and </w:t>
-      </w:r>
-      <w:proofErr w:type="spellStart"/>
-      <w:r>
-        <w:rPr>
-          <w:rFonts w:ascii="Consolas" w:hAnsi="Consolas" w:cs="Courier New"/>
-          <w:sz w:val="20"/>
-          <w:szCs w:val="20"/>
-          <w:shd w:val="clear" w:color="auto" w:fill="2C2C2E"/>
-        </w:rPr>
-        <w:t>Illegal_Logging_Flag</w:t>
-      </w:r>
-      <w:proofErr w:type="spellEnd"/>
-      <w:r>
-        <w:rPr>
-          <w:sz w:val="24"/>
-          <w:szCs w:val="24"/>
-        </w:rPr>
-        <w:t> as key drivers, even though their simple correlations were weak. This confirms the value of complex modeling.</w:t>
-      </w:r>
-    </w:p>
-    <w:p>
-      <w:pPr>
-        <w:rPr>
-          <w:b/>
-          <w:sz w:val="30"/>
-          <w:szCs w:val="30"/>
-        </w:rPr>
-      </w:pPr>
-      <w:r>
-        <w:rPr>
-          <w:b/>
-          <w:sz w:val="30"/>
-          <w:szCs w:val="30"/>
-        </w:rPr>
-        <w:t>7.9 Class Distribution</w:t>
-      </w:r>
-    </w:p>
-    <w:p>
-      <w:pPr>
-        <w:rPr>
-          <w:sz w:val="24"/>
-          <w:szCs w:val="24"/>
-        </w:rPr>
-      </w:pPr>
-      <w:r>
-        <w:rPr>
-          <w:noProof/>
-        </w:rPr>
-        <w:drawing>
-          <wp:inline distT="0" distB="0" distL="0" distR="0" wp14:anchorId="5E5014E8" wp14:editId="413EE69E">
-            <wp:extent cx="5943600" cy="4244975"/>
-            <wp:effectExtent l="0" t="0" r="0" b="3175"/>
-            <wp:docPr id="29" name="Picture 29" descr="C:\Users\ADMIN\Desktop\PYTHON\KiraboEria\DEFO\Deforestation-Tracking\visuals\model_outputs\class_distribution.png"/>
-            <wp:cNvGraphicFramePr>
-              <a:graphicFrameLocks xmlns:a="http://schemas.openxmlformats.org/drawingml/2006/main" noChangeAspect="1"/>
-            </wp:cNvGraphicFramePr>
-            <a:graphic xmlns:a="http://schemas.openxmlformats.org/drawingml/2006/main">
-              <a:graphicData uri="http://schemas.openxmlformats.org/drawingml/2006/picture">
-                <pic:pic xmlns:pic="http://schemas.openxmlformats.org/drawingml/2006/picture">
-                  <pic:nvPicPr>
-                    <pic:cNvPr id="0" name="Picture 300" descr="C:\Users\ADMIN\Desktop\PYTHON\KiraboEria\DEFO\Deforestation-Tracking\visuals\model_outputs\class_distribution.png"/>
                     <pic:cNvPicPr>
                       <a:picLocks noChangeAspect="1" noChangeArrowheads="1"/>
                     </pic:cNvPicPr>
@@ -11398,6 +12946,1249 @@
         </w:drawing>
       </w:r>
     </w:p>
+    <w:p>
+      <w:pPr>
+        <w:rPr>
+          <w:sz w:val="24"/>
+          <w:szCs w:val="24"/>
+        </w:rPr>
+      </w:pPr>
+      <w:r>
+        <w:rPr>
+          <w:sz w:val="24"/>
+          <w:szCs w:val="24"/>
+        </w:rPr>
+        <w:t>Interpretation: The learning curve shows:</w:t>
+      </w:r>
+    </w:p>
+    <w:p>
+      <w:pPr>
+        <w:rPr>
+          <w:sz w:val="24"/>
+          <w:szCs w:val="24"/>
+        </w:rPr>
+      </w:pPr>
+      <w:r>
+        <w:rPr>
+          <w:sz w:val="24"/>
+          <w:szCs w:val="24"/>
+        </w:rPr>
+        <w:t>Training and cross-validation scores converge as dataset size increases</w:t>
+      </w:r>
+    </w:p>
+    <w:p>
+      <w:pPr>
+        <w:rPr>
+          <w:sz w:val="24"/>
+          <w:szCs w:val="24"/>
+        </w:rPr>
+      </w:pPr>
+      <w:r>
+        <w:rPr>
+          <w:sz w:val="24"/>
+          <w:szCs w:val="24"/>
+        </w:rPr>
+        <w:t>No significant overfitting (gaps between curves are small and decreasing)</w:t>
+      </w:r>
+    </w:p>
+    <w:p>
+      <w:pPr>
+        <w:rPr>
+          <w:sz w:val="24"/>
+          <w:szCs w:val="24"/>
+        </w:rPr>
+      </w:pPr>
+      <w:r>
+        <w:rPr>
+          <w:sz w:val="24"/>
+          <w:szCs w:val="24"/>
+        </w:rPr>
+        <w:t>Model would likely benefit from additional training data (scores still increasing)</w:t>
+      </w:r>
+    </w:p>
+    <w:p>
+      <w:pPr>
+        <w:pStyle w:val="Heading2"/>
+      </w:pPr>
+      <w:bookmarkStart w:id="32" w:name="_Toc236309354"/>
+      <w:r>
+        <w:t>7.8 Feature Importance</w:t>
+      </w:r>
+      <w:bookmarkEnd w:id="32"/>
+    </w:p>
+    <w:p>
+      <w:pPr>
+        <w:rPr>
+          <w:sz w:val="24"/>
+          <w:szCs w:val="24"/>
+        </w:rPr>
+      </w:pPr>
+      <w:r>
+        <w:rPr>
+          <w:noProof/>
+        </w:rPr>
+        <w:lastRenderedPageBreak/>
+        <w:drawing>
+          <wp:inline distT="0" distB="0" distL="0" distR="0" wp14:anchorId="68367A14" wp14:editId="0CF64209">
+            <wp:extent cx="5943600" cy="4457700"/>
+            <wp:effectExtent l="0" t="0" r="0" b="0"/>
+            <wp:docPr id="28" name="Picture 28" descr="C:\Users\ADMIN\Desktop\PYTHON\KiraboEria\DEFO\Deforestation-Tracking\visuals\model_outputs\feature_importance.png"/>
+            <wp:cNvGraphicFramePr>
+              <a:graphicFrameLocks xmlns:a="http://schemas.openxmlformats.org/drawingml/2006/main" noChangeAspect="1"/>
+            </wp:cNvGraphicFramePr>
+            <a:graphic xmlns:a="http://schemas.openxmlformats.org/drawingml/2006/main">
+              <a:graphicData uri="http://schemas.openxmlformats.org/drawingml/2006/picture">
+                <pic:pic xmlns:pic="http://schemas.openxmlformats.org/drawingml/2006/picture">
+                  <pic:nvPicPr>
+                    <pic:cNvPr id="0" name="Picture 299" descr="C:\Users\ADMIN\Desktop\PYTHON\KiraboEria\DEFO\Deforestation-Tracking\visuals\model_outputs\feature_importance.png"/>
+                    <pic:cNvPicPr>
+                      <a:picLocks noChangeAspect="1" noChangeArrowheads="1"/>
+                    </pic:cNvPicPr>
+                  </pic:nvPicPr>
+                  <pic:blipFill>
+                    <a:blip r:embed="rId24">
+                      <a:extLst>
+                        <a:ext uri="{28A0092B-C50C-407E-A947-70E740481C1C}">
+                          <a14:useLocalDpi xmlns:a14="http://schemas.microsoft.com/office/drawing/2010/main" val="0"/>
+                        </a:ext>
+                      </a:extLst>
+                    </a:blip>
+                    <a:srcRect/>
+                    <a:stretch>
+                      <a:fillRect/>
+                    </a:stretch>
+                  </pic:blipFill>
+                  <pic:spPr bwMode="auto">
+                    <a:xfrm>
+                      <a:off x="0" y="0"/>
+                      <a:ext cx="5943600" cy="4457700"/>
+                    </a:xfrm>
+                    <a:prstGeom prst="rect">
+                      <a:avLst/>
+                    </a:prstGeom>
+                    <a:noFill/>
+                    <a:ln>
+                      <a:noFill/>
+                    </a:ln>
+                  </pic:spPr>
+                </pic:pic>
+              </a:graphicData>
+            </a:graphic>
+          </wp:inline>
+        </w:drawing>
+      </w:r>
+    </w:p>
+    <w:tbl>
+      <w:tblPr>
+        <w:tblW w:w="11280" w:type="dxa"/>
+        <w:tblBorders>
+          <w:top w:val="single" w:sz="4" w:space="0" w:color="auto"/>
+          <w:left w:val="single" w:sz="4" w:space="0" w:color="auto"/>
+          <w:bottom w:val="single" w:sz="4" w:space="0" w:color="auto"/>
+          <w:right w:val="single" w:sz="4" w:space="0" w:color="auto"/>
+          <w:insideH w:val="single" w:sz="4" w:space="0" w:color="auto"/>
+          <w:insideV w:val="single" w:sz="4" w:space="0" w:color="auto"/>
+        </w:tblBorders>
+        <w:tblCellMar>
+          <w:top w:w="15" w:type="dxa"/>
+          <w:left w:w="15" w:type="dxa"/>
+          <w:bottom w:w="15" w:type="dxa"/>
+          <w:right w:w="15" w:type="dxa"/>
+        </w:tblCellMar>
+        <w:tblLook w:val="04A0" w:firstRow="1" w:lastRow="0" w:firstColumn="1" w:lastColumn="0" w:noHBand="0" w:noVBand="1"/>
+      </w:tblPr>
+      <w:tblGrid>
+        <w:gridCol w:w="1418"/>
+        <w:gridCol w:w="6700"/>
+        <w:gridCol w:w="3162"/>
+      </w:tblGrid>
+      <w:tr>
+        <w:trPr>
+          <w:tblHeader/>
+        </w:trPr>
+        <w:tc>
+          <w:tcPr>
+            <w:tcW w:w="0" w:type="auto"/>
+            <w:tcMar>
+              <w:top w:w="150" w:type="dxa"/>
+              <w:left w:w="0" w:type="dxa"/>
+              <w:bottom w:w="150" w:type="dxa"/>
+              <w:right w:w="240" w:type="dxa"/>
+            </w:tcMar>
+            <w:vAlign w:val="center"/>
+            <w:hideMark/>
+          </w:tcPr>
+          <w:p>
+            <w:pPr>
+              <w:rPr>
+                <w:sz w:val="23"/>
+                <w:szCs w:val="23"/>
+              </w:rPr>
+            </w:pPr>
+            <w:r>
+              <w:rPr>
+                <w:sz w:val="23"/>
+                <w:szCs w:val="23"/>
+              </w:rPr>
+              <w:t>Rank</w:t>
+            </w:r>
+          </w:p>
+        </w:tc>
+        <w:tc>
+          <w:tcPr>
+            <w:tcW w:w="0" w:type="auto"/>
+            <w:tcMar>
+              <w:top w:w="150" w:type="dxa"/>
+              <w:left w:w="240" w:type="dxa"/>
+              <w:bottom w:w="150" w:type="dxa"/>
+              <w:right w:w="240" w:type="dxa"/>
+            </w:tcMar>
+            <w:vAlign w:val="center"/>
+            <w:hideMark/>
+          </w:tcPr>
+          <w:p>
+            <w:pPr>
+              <w:rPr>
+                <w:sz w:val="23"/>
+                <w:szCs w:val="23"/>
+              </w:rPr>
+            </w:pPr>
+            <w:r>
+              <w:rPr>
+                <w:sz w:val="23"/>
+                <w:szCs w:val="23"/>
+              </w:rPr>
+              <w:t>Feature</w:t>
+            </w:r>
+          </w:p>
+        </w:tc>
+        <w:tc>
+          <w:tcPr>
+            <w:tcW w:w="0" w:type="auto"/>
+            <w:tcMar>
+              <w:top w:w="150" w:type="dxa"/>
+              <w:left w:w="240" w:type="dxa"/>
+              <w:bottom w:w="150" w:type="dxa"/>
+              <w:right w:w="240" w:type="dxa"/>
+            </w:tcMar>
+            <w:vAlign w:val="center"/>
+            <w:hideMark/>
+          </w:tcPr>
+          <w:p>
+            <w:pPr>
+              <w:rPr>
+                <w:sz w:val="23"/>
+                <w:szCs w:val="23"/>
+              </w:rPr>
+            </w:pPr>
+            <w:r>
+              <w:rPr>
+                <w:sz w:val="23"/>
+                <w:szCs w:val="23"/>
+              </w:rPr>
+              <w:t>Importance</w:t>
+            </w:r>
+          </w:p>
+        </w:tc>
+      </w:tr>
+      <w:tr>
+        <w:tc>
+          <w:tcPr>
+            <w:tcW w:w="0" w:type="auto"/>
+            <w:tcMar>
+              <w:top w:w="150" w:type="dxa"/>
+              <w:left w:w="0" w:type="dxa"/>
+              <w:bottom w:w="150" w:type="dxa"/>
+              <w:right w:w="240" w:type="dxa"/>
+            </w:tcMar>
+            <w:vAlign w:val="center"/>
+            <w:hideMark/>
+          </w:tcPr>
+          <w:p>
+            <w:pPr>
+              <w:rPr>
+                <w:sz w:val="23"/>
+                <w:szCs w:val="23"/>
+              </w:rPr>
+            </w:pPr>
+            <w:r>
+              <w:rPr>
+                <w:sz w:val="23"/>
+                <w:szCs w:val="23"/>
+              </w:rPr>
+              <w:t>1</w:t>
+            </w:r>
+          </w:p>
+        </w:tc>
+        <w:tc>
+          <w:tcPr>
+            <w:tcW w:w="0" w:type="auto"/>
+            <w:tcMar>
+              <w:top w:w="150" w:type="dxa"/>
+              <w:left w:w="240" w:type="dxa"/>
+              <w:bottom w:w="150" w:type="dxa"/>
+              <w:right w:w="240" w:type="dxa"/>
+            </w:tcMar>
+            <w:vAlign w:val="center"/>
+            <w:hideMark/>
+          </w:tcPr>
+          <w:p>
+            <w:pPr>
+              <w:rPr>
+                <w:sz w:val="23"/>
+                <w:szCs w:val="23"/>
+              </w:rPr>
+            </w:pPr>
+            <w:proofErr w:type="spellStart"/>
+            <w:r>
+              <w:rPr>
+                <w:sz w:val="23"/>
+                <w:szCs w:val="23"/>
+              </w:rPr>
+              <w:t>Tree_Cover_Loss_ha</w:t>
+            </w:r>
+            <w:proofErr w:type="spellEnd"/>
+          </w:p>
+        </w:tc>
+        <w:tc>
+          <w:tcPr>
+            <w:tcW w:w="0" w:type="auto"/>
+            <w:tcMar>
+              <w:top w:w="150" w:type="dxa"/>
+              <w:left w:w="240" w:type="dxa"/>
+              <w:bottom w:w="150" w:type="dxa"/>
+              <w:right w:w="0" w:type="dxa"/>
+            </w:tcMar>
+            <w:vAlign w:val="center"/>
+            <w:hideMark/>
+          </w:tcPr>
+          <w:p>
+            <w:pPr>
+              <w:rPr>
+                <w:sz w:val="23"/>
+                <w:szCs w:val="23"/>
+              </w:rPr>
+            </w:pPr>
+            <w:r>
+              <w:rPr>
+                <w:sz w:val="23"/>
+                <w:szCs w:val="23"/>
+              </w:rPr>
+              <w:t>45.0%</w:t>
+            </w:r>
+          </w:p>
+        </w:tc>
+      </w:tr>
+      <w:tr>
+        <w:tc>
+          <w:tcPr>
+            <w:tcW w:w="0" w:type="auto"/>
+            <w:tcMar>
+              <w:top w:w="150" w:type="dxa"/>
+              <w:left w:w="0" w:type="dxa"/>
+              <w:bottom w:w="150" w:type="dxa"/>
+              <w:right w:w="240" w:type="dxa"/>
+            </w:tcMar>
+            <w:vAlign w:val="center"/>
+            <w:hideMark/>
+          </w:tcPr>
+          <w:p>
+            <w:pPr>
+              <w:rPr>
+                <w:sz w:val="23"/>
+                <w:szCs w:val="23"/>
+              </w:rPr>
+            </w:pPr>
+            <w:r>
+              <w:rPr>
+                <w:sz w:val="23"/>
+                <w:szCs w:val="23"/>
+              </w:rPr>
+              <w:t>2</w:t>
+            </w:r>
+          </w:p>
+        </w:tc>
+        <w:tc>
+          <w:tcPr>
+            <w:tcW w:w="0" w:type="auto"/>
+            <w:tcMar>
+              <w:top w:w="150" w:type="dxa"/>
+              <w:left w:w="240" w:type="dxa"/>
+              <w:bottom w:w="150" w:type="dxa"/>
+              <w:right w:w="240" w:type="dxa"/>
+            </w:tcMar>
+            <w:vAlign w:val="center"/>
+            <w:hideMark/>
+          </w:tcPr>
+          <w:p>
+            <w:pPr>
+              <w:rPr>
+                <w:sz w:val="23"/>
+                <w:szCs w:val="23"/>
+              </w:rPr>
+            </w:pPr>
+            <w:proofErr w:type="spellStart"/>
+            <w:r>
+              <w:rPr>
+                <w:sz w:val="23"/>
+                <w:szCs w:val="23"/>
+              </w:rPr>
+              <w:t>Fire_Incidents</w:t>
+            </w:r>
+            <w:proofErr w:type="spellEnd"/>
+          </w:p>
+        </w:tc>
+        <w:tc>
+          <w:tcPr>
+            <w:tcW w:w="0" w:type="auto"/>
+            <w:tcMar>
+              <w:top w:w="150" w:type="dxa"/>
+              <w:left w:w="240" w:type="dxa"/>
+              <w:bottom w:w="150" w:type="dxa"/>
+              <w:right w:w="0" w:type="dxa"/>
+            </w:tcMar>
+            <w:vAlign w:val="center"/>
+            <w:hideMark/>
+          </w:tcPr>
+          <w:p>
+            <w:pPr>
+              <w:rPr>
+                <w:sz w:val="23"/>
+                <w:szCs w:val="23"/>
+              </w:rPr>
+            </w:pPr>
+            <w:r>
+              <w:rPr>
+                <w:sz w:val="23"/>
+                <w:szCs w:val="23"/>
+              </w:rPr>
+              <w:t>12.0%</w:t>
+            </w:r>
+          </w:p>
+        </w:tc>
+      </w:tr>
+      <w:tr>
+        <w:tc>
+          <w:tcPr>
+            <w:tcW w:w="0" w:type="auto"/>
+            <w:tcMar>
+              <w:top w:w="150" w:type="dxa"/>
+              <w:left w:w="0" w:type="dxa"/>
+              <w:bottom w:w="150" w:type="dxa"/>
+              <w:right w:w="240" w:type="dxa"/>
+            </w:tcMar>
+            <w:vAlign w:val="center"/>
+            <w:hideMark/>
+          </w:tcPr>
+          <w:p>
+            <w:pPr>
+              <w:rPr>
+                <w:sz w:val="23"/>
+                <w:szCs w:val="23"/>
+              </w:rPr>
+            </w:pPr>
+            <w:r>
+              <w:rPr>
+                <w:sz w:val="23"/>
+                <w:szCs w:val="23"/>
+              </w:rPr>
+              <w:t>3</w:t>
+            </w:r>
+          </w:p>
+        </w:tc>
+        <w:tc>
+          <w:tcPr>
+            <w:tcW w:w="0" w:type="auto"/>
+            <w:tcMar>
+              <w:top w:w="150" w:type="dxa"/>
+              <w:left w:w="240" w:type="dxa"/>
+              <w:bottom w:w="150" w:type="dxa"/>
+              <w:right w:w="240" w:type="dxa"/>
+            </w:tcMar>
+            <w:vAlign w:val="center"/>
+            <w:hideMark/>
+          </w:tcPr>
+          <w:p>
+            <w:pPr>
+              <w:rPr>
+                <w:sz w:val="23"/>
+                <w:szCs w:val="23"/>
+              </w:rPr>
+            </w:pPr>
+            <w:proofErr w:type="spellStart"/>
+            <w:r>
+              <w:rPr>
+                <w:sz w:val="23"/>
+                <w:szCs w:val="23"/>
+              </w:rPr>
+              <w:t>Illegal_Logging_Flag</w:t>
+            </w:r>
+            <w:proofErr w:type="spellEnd"/>
+          </w:p>
+        </w:tc>
+        <w:tc>
+          <w:tcPr>
+            <w:tcW w:w="0" w:type="auto"/>
+            <w:tcMar>
+              <w:top w:w="150" w:type="dxa"/>
+              <w:left w:w="240" w:type="dxa"/>
+              <w:bottom w:w="150" w:type="dxa"/>
+              <w:right w:w="0" w:type="dxa"/>
+            </w:tcMar>
+            <w:vAlign w:val="center"/>
+            <w:hideMark/>
+          </w:tcPr>
+          <w:p>
+            <w:pPr>
+              <w:rPr>
+                <w:sz w:val="23"/>
+                <w:szCs w:val="23"/>
+              </w:rPr>
+            </w:pPr>
+            <w:r>
+              <w:rPr>
+                <w:sz w:val="23"/>
+                <w:szCs w:val="23"/>
+              </w:rPr>
+              <w:t>10.0%</w:t>
+            </w:r>
+          </w:p>
+        </w:tc>
+      </w:tr>
+      <w:tr>
+        <w:tc>
+          <w:tcPr>
+            <w:tcW w:w="0" w:type="auto"/>
+            <w:tcMar>
+              <w:top w:w="150" w:type="dxa"/>
+              <w:left w:w="0" w:type="dxa"/>
+              <w:bottom w:w="150" w:type="dxa"/>
+              <w:right w:w="240" w:type="dxa"/>
+            </w:tcMar>
+            <w:vAlign w:val="center"/>
+            <w:hideMark/>
+          </w:tcPr>
+          <w:p>
+            <w:pPr>
+              <w:rPr>
+                <w:sz w:val="23"/>
+                <w:szCs w:val="23"/>
+              </w:rPr>
+            </w:pPr>
+            <w:r>
+              <w:rPr>
+                <w:sz w:val="23"/>
+                <w:szCs w:val="23"/>
+              </w:rPr>
+              <w:t>4</w:t>
+            </w:r>
+          </w:p>
+        </w:tc>
+        <w:tc>
+          <w:tcPr>
+            <w:tcW w:w="0" w:type="auto"/>
+            <w:tcMar>
+              <w:top w:w="150" w:type="dxa"/>
+              <w:left w:w="240" w:type="dxa"/>
+              <w:bottom w:w="150" w:type="dxa"/>
+              <w:right w:w="240" w:type="dxa"/>
+            </w:tcMar>
+            <w:vAlign w:val="center"/>
+            <w:hideMark/>
+          </w:tcPr>
+          <w:p>
+            <w:pPr>
+              <w:rPr>
+                <w:sz w:val="23"/>
+                <w:szCs w:val="23"/>
+              </w:rPr>
+            </w:pPr>
+            <w:proofErr w:type="spellStart"/>
+            <w:r>
+              <w:rPr>
+                <w:sz w:val="23"/>
+                <w:szCs w:val="23"/>
+              </w:rPr>
+              <w:t>Forest_Area_ha</w:t>
+            </w:r>
+            <w:proofErr w:type="spellEnd"/>
+          </w:p>
+        </w:tc>
+        <w:tc>
+          <w:tcPr>
+            <w:tcW w:w="0" w:type="auto"/>
+            <w:tcMar>
+              <w:top w:w="150" w:type="dxa"/>
+              <w:left w:w="240" w:type="dxa"/>
+              <w:bottom w:w="150" w:type="dxa"/>
+              <w:right w:w="0" w:type="dxa"/>
+            </w:tcMar>
+            <w:vAlign w:val="center"/>
+            <w:hideMark/>
+          </w:tcPr>
+          <w:p>
+            <w:pPr>
+              <w:rPr>
+                <w:sz w:val="23"/>
+                <w:szCs w:val="23"/>
+              </w:rPr>
+            </w:pPr>
+            <w:r>
+              <w:rPr>
+                <w:sz w:val="23"/>
+                <w:szCs w:val="23"/>
+              </w:rPr>
+              <w:t>9.0%</w:t>
+            </w:r>
+          </w:p>
+        </w:tc>
+      </w:tr>
+      <w:tr>
+        <w:tc>
+          <w:tcPr>
+            <w:tcW w:w="0" w:type="auto"/>
+            <w:tcMar>
+              <w:top w:w="150" w:type="dxa"/>
+              <w:left w:w="0" w:type="dxa"/>
+              <w:bottom w:w="150" w:type="dxa"/>
+              <w:right w:w="240" w:type="dxa"/>
+            </w:tcMar>
+            <w:vAlign w:val="center"/>
+            <w:hideMark/>
+          </w:tcPr>
+          <w:p>
+            <w:pPr>
+              <w:rPr>
+                <w:sz w:val="23"/>
+                <w:szCs w:val="23"/>
+              </w:rPr>
+            </w:pPr>
+            <w:r>
+              <w:rPr>
+                <w:sz w:val="23"/>
+                <w:szCs w:val="23"/>
+              </w:rPr>
+              <w:t>5</w:t>
+            </w:r>
+          </w:p>
+        </w:tc>
+        <w:tc>
+          <w:tcPr>
+            <w:tcW w:w="0" w:type="auto"/>
+            <w:tcMar>
+              <w:top w:w="150" w:type="dxa"/>
+              <w:left w:w="240" w:type="dxa"/>
+              <w:bottom w:w="150" w:type="dxa"/>
+              <w:right w:w="240" w:type="dxa"/>
+            </w:tcMar>
+            <w:vAlign w:val="center"/>
+            <w:hideMark/>
+          </w:tcPr>
+          <w:p>
+            <w:pPr>
+              <w:rPr>
+                <w:sz w:val="23"/>
+                <w:szCs w:val="23"/>
+              </w:rPr>
+            </w:pPr>
+            <w:proofErr w:type="spellStart"/>
+            <w:r>
+              <w:rPr>
+                <w:sz w:val="23"/>
+                <w:szCs w:val="23"/>
+              </w:rPr>
+              <w:t>Annual_Rainfall_mm</w:t>
+            </w:r>
+            <w:proofErr w:type="spellEnd"/>
+          </w:p>
+        </w:tc>
+        <w:tc>
+          <w:tcPr>
+            <w:tcW w:w="0" w:type="auto"/>
+            <w:tcMar>
+              <w:top w:w="150" w:type="dxa"/>
+              <w:left w:w="240" w:type="dxa"/>
+              <w:bottom w:w="150" w:type="dxa"/>
+              <w:right w:w="0" w:type="dxa"/>
+            </w:tcMar>
+            <w:vAlign w:val="center"/>
+            <w:hideMark/>
+          </w:tcPr>
+          <w:p>
+            <w:pPr>
+              <w:rPr>
+                <w:sz w:val="23"/>
+                <w:szCs w:val="23"/>
+              </w:rPr>
+            </w:pPr>
+            <w:r>
+              <w:rPr>
+                <w:sz w:val="23"/>
+                <w:szCs w:val="23"/>
+              </w:rPr>
+              <w:t>4.0%</w:t>
+            </w:r>
+          </w:p>
+        </w:tc>
+      </w:tr>
+      <w:tr>
+        <w:tc>
+          <w:tcPr>
+            <w:tcW w:w="0" w:type="auto"/>
+            <w:tcMar>
+              <w:top w:w="150" w:type="dxa"/>
+              <w:left w:w="0" w:type="dxa"/>
+              <w:bottom w:w="150" w:type="dxa"/>
+              <w:right w:w="240" w:type="dxa"/>
+            </w:tcMar>
+            <w:vAlign w:val="center"/>
+            <w:hideMark/>
+          </w:tcPr>
+          <w:p>
+            <w:pPr>
+              <w:rPr>
+                <w:sz w:val="23"/>
+                <w:szCs w:val="23"/>
+              </w:rPr>
+            </w:pPr>
+            <w:r>
+              <w:rPr>
+                <w:sz w:val="23"/>
+                <w:szCs w:val="23"/>
+              </w:rPr>
+              <w:t>6</w:t>
+            </w:r>
+          </w:p>
+        </w:tc>
+        <w:tc>
+          <w:tcPr>
+            <w:tcW w:w="0" w:type="auto"/>
+            <w:tcMar>
+              <w:top w:w="150" w:type="dxa"/>
+              <w:left w:w="240" w:type="dxa"/>
+              <w:bottom w:w="150" w:type="dxa"/>
+              <w:right w:w="240" w:type="dxa"/>
+            </w:tcMar>
+            <w:vAlign w:val="center"/>
+            <w:hideMark/>
+          </w:tcPr>
+          <w:p>
+            <w:pPr>
+              <w:rPr>
+                <w:sz w:val="23"/>
+                <w:szCs w:val="23"/>
+              </w:rPr>
+            </w:pPr>
+            <w:proofErr w:type="spellStart"/>
+            <w:r>
+              <w:rPr>
+                <w:sz w:val="23"/>
+                <w:szCs w:val="23"/>
+              </w:rPr>
+              <w:t>Population_Density</w:t>
+            </w:r>
+            <w:proofErr w:type="spellEnd"/>
+          </w:p>
+        </w:tc>
+        <w:tc>
+          <w:tcPr>
+            <w:tcW w:w="0" w:type="auto"/>
+            <w:tcMar>
+              <w:top w:w="150" w:type="dxa"/>
+              <w:left w:w="240" w:type="dxa"/>
+              <w:bottom w:w="150" w:type="dxa"/>
+              <w:right w:w="0" w:type="dxa"/>
+            </w:tcMar>
+            <w:vAlign w:val="center"/>
+            <w:hideMark/>
+          </w:tcPr>
+          <w:p>
+            <w:pPr>
+              <w:rPr>
+                <w:sz w:val="23"/>
+                <w:szCs w:val="23"/>
+              </w:rPr>
+            </w:pPr>
+            <w:r>
+              <w:rPr>
+                <w:sz w:val="23"/>
+                <w:szCs w:val="23"/>
+              </w:rPr>
+              <w:t>3.0%</w:t>
+            </w:r>
+          </w:p>
+        </w:tc>
+      </w:tr>
+      <w:tr>
+        <w:tc>
+          <w:tcPr>
+            <w:tcW w:w="0" w:type="auto"/>
+            <w:tcMar>
+              <w:top w:w="150" w:type="dxa"/>
+              <w:left w:w="0" w:type="dxa"/>
+              <w:bottom w:w="150" w:type="dxa"/>
+              <w:right w:w="240" w:type="dxa"/>
+            </w:tcMar>
+            <w:vAlign w:val="center"/>
+            <w:hideMark/>
+          </w:tcPr>
+          <w:p>
+            <w:pPr>
+              <w:rPr>
+                <w:sz w:val="23"/>
+                <w:szCs w:val="23"/>
+              </w:rPr>
+            </w:pPr>
+            <w:r>
+              <w:rPr>
+                <w:sz w:val="23"/>
+                <w:szCs w:val="23"/>
+              </w:rPr>
+              <w:lastRenderedPageBreak/>
+              <w:t>7</w:t>
+            </w:r>
+          </w:p>
+        </w:tc>
+        <w:tc>
+          <w:tcPr>
+            <w:tcW w:w="0" w:type="auto"/>
+            <w:tcMar>
+              <w:top w:w="150" w:type="dxa"/>
+              <w:left w:w="240" w:type="dxa"/>
+              <w:bottom w:w="150" w:type="dxa"/>
+              <w:right w:w="240" w:type="dxa"/>
+            </w:tcMar>
+            <w:vAlign w:val="center"/>
+            <w:hideMark/>
+          </w:tcPr>
+          <w:p>
+            <w:pPr>
+              <w:rPr>
+                <w:sz w:val="23"/>
+                <w:szCs w:val="23"/>
+              </w:rPr>
+            </w:pPr>
+            <w:r>
+              <w:rPr>
+                <w:sz w:val="23"/>
+                <w:szCs w:val="23"/>
+              </w:rPr>
+              <w:t>Day</w:t>
+            </w:r>
+          </w:p>
+        </w:tc>
+        <w:tc>
+          <w:tcPr>
+            <w:tcW w:w="0" w:type="auto"/>
+            <w:tcMar>
+              <w:top w:w="150" w:type="dxa"/>
+              <w:left w:w="240" w:type="dxa"/>
+              <w:bottom w:w="150" w:type="dxa"/>
+              <w:right w:w="0" w:type="dxa"/>
+            </w:tcMar>
+            <w:vAlign w:val="center"/>
+            <w:hideMark/>
+          </w:tcPr>
+          <w:p>
+            <w:pPr>
+              <w:rPr>
+                <w:sz w:val="23"/>
+                <w:szCs w:val="23"/>
+              </w:rPr>
+            </w:pPr>
+            <w:r>
+              <w:rPr>
+                <w:sz w:val="23"/>
+                <w:szCs w:val="23"/>
+              </w:rPr>
+              <w:t>2.0%</w:t>
+            </w:r>
+          </w:p>
+        </w:tc>
+      </w:tr>
+      <w:tr>
+        <w:tc>
+          <w:tcPr>
+            <w:tcW w:w="0" w:type="auto"/>
+            <w:tcMar>
+              <w:top w:w="150" w:type="dxa"/>
+              <w:left w:w="0" w:type="dxa"/>
+              <w:bottom w:w="150" w:type="dxa"/>
+              <w:right w:w="240" w:type="dxa"/>
+            </w:tcMar>
+            <w:vAlign w:val="center"/>
+            <w:hideMark/>
+          </w:tcPr>
+          <w:p>
+            <w:pPr>
+              <w:rPr>
+                <w:sz w:val="23"/>
+                <w:szCs w:val="23"/>
+              </w:rPr>
+            </w:pPr>
+            <w:r>
+              <w:rPr>
+                <w:sz w:val="23"/>
+                <w:szCs w:val="23"/>
+              </w:rPr>
+              <w:t>8</w:t>
+            </w:r>
+          </w:p>
+        </w:tc>
+        <w:tc>
+          <w:tcPr>
+            <w:tcW w:w="0" w:type="auto"/>
+            <w:tcMar>
+              <w:top w:w="150" w:type="dxa"/>
+              <w:left w:w="240" w:type="dxa"/>
+              <w:bottom w:w="150" w:type="dxa"/>
+              <w:right w:w="240" w:type="dxa"/>
+            </w:tcMar>
+            <w:vAlign w:val="center"/>
+            <w:hideMark/>
+          </w:tcPr>
+          <w:p>
+            <w:pPr>
+              <w:rPr>
+                <w:sz w:val="23"/>
+                <w:szCs w:val="23"/>
+              </w:rPr>
+            </w:pPr>
+            <w:r>
+              <w:rPr>
+                <w:sz w:val="23"/>
+                <w:szCs w:val="23"/>
+              </w:rPr>
+              <w:t>Month</w:t>
+            </w:r>
+          </w:p>
+        </w:tc>
+        <w:tc>
+          <w:tcPr>
+            <w:tcW w:w="0" w:type="auto"/>
+            <w:tcMar>
+              <w:top w:w="150" w:type="dxa"/>
+              <w:left w:w="240" w:type="dxa"/>
+              <w:bottom w:w="150" w:type="dxa"/>
+              <w:right w:w="0" w:type="dxa"/>
+            </w:tcMar>
+            <w:vAlign w:val="center"/>
+            <w:hideMark/>
+          </w:tcPr>
+          <w:p>
+            <w:pPr>
+              <w:rPr>
+                <w:sz w:val="23"/>
+                <w:szCs w:val="23"/>
+              </w:rPr>
+            </w:pPr>
+            <w:r>
+              <w:rPr>
+                <w:sz w:val="23"/>
+                <w:szCs w:val="23"/>
+              </w:rPr>
+              <w:t>1.0%</w:t>
+            </w:r>
+          </w:p>
+        </w:tc>
+      </w:tr>
+      <w:tr>
+        <w:tc>
+          <w:tcPr>
+            <w:tcW w:w="0" w:type="auto"/>
+            <w:tcMar>
+              <w:top w:w="150" w:type="dxa"/>
+              <w:left w:w="0" w:type="dxa"/>
+              <w:bottom w:w="150" w:type="dxa"/>
+              <w:right w:w="240" w:type="dxa"/>
+            </w:tcMar>
+            <w:vAlign w:val="center"/>
+            <w:hideMark/>
+          </w:tcPr>
+          <w:p>
+            <w:pPr>
+              <w:rPr>
+                <w:sz w:val="23"/>
+                <w:szCs w:val="23"/>
+              </w:rPr>
+            </w:pPr>
+            <w:r>
+              <w:rPr>
+                <w:sz w:val="23"/>
+                <w:szCs w:val="23"/>
+              </w:rPr>
+              <w:t>9</w:t>
+            </w:r>
+          </w:p>
+        </w:tc>
+        <w:tc>
+          <w:tcPr>
+            <w:tcW w:w="0" w:type="auto"/>
+            <w:tcMar>
+              <w:top w:w="150" w:type="dxa"/>
+              <w:left w:w="240" w:type="dxa"/>
+              <w:bottom w:w="150" w:type="dxa"/>
+              <w:right w:w="240" w:type="dxa"/>
+            </w:tcMar>
+            <w:vAlign w:val="center"/>
+            <w:hideMark/>
+          </w:tcPr>
+          <w:p>
+            <w:pPr>
+              <w:rPr>
+                <w:sz w:val="23"/>
+                <w:szCs w:val="23"/>
+              </w:rPr>
+            </w:pPr>
+            <w:r>
+              <w:rPr>
+                <w:sz w:val="23"/>
+                <w:szCs w:val="23"/>
+              </w:rPr>
+              <w:t>Year</w:t>
+            </w:r>
+          </w:p>
+        </w:tc>
+        <w:tc>
+          <w:tcPr>
+            <w:tcW w:w="0" w:type="auto"/>
+            <w:tcMar>
+              <w:top w:w="150" w:type="dxa"/>
+              <w:left w:w="240" w:type="dxa"/>
+              <w:bottom w:w="150" w:type="dxa"/>
+              <w:right w:w="0" w:type="dxa"/>
+            </w:tcMar>
+            <w:vAlign w:val="center"/>
+            <w:hideMark/>
+          </w:tcPr>
+          <w:p>
+            <w:pPr>
+              <w:rPr>
+                <w:sz w:val="23"/>
+                <w:szCs w:val="23"/>
+              </w:rPr>
+            </w:pPr>
+            <w:r>
+              <w:rPr>
+                <w:sz w:val="23"/>
+                <w:szCs w:val="23"/>
+              </w:rPr>
+              <w:t>1.0%</w:t>
+            </w:r>
+          </w:p>
+        </w:tc>
+      </w:tr>
+      <w:tr>
+        <w:tc>
+          <w:tcPr>
+            <w:tcW w:w="0" w:type="auto"/>
+            <w:tcMar>
+              <w:top w:w="150" w:type="dxa"/>
+              <w:left w:w="0" w:type="dxa"/>
+              <w:bottom w:w="150" w:type="dxa"/>
+              <w:right w:w="240" w:type="dxa"/>
+            </w:tcMar>
+            <w:vAlign w:val="center"/>
+            <w:hideMark/>
+          </w:tcPr>
+          <w:p>
+            <w:pPr>
+              <w:rPr>
+                <w:sz w:val="23"/>
+                <w:szCs w:val="23"/>
+              </w:rPr>
+            </w:pPr>
+            <w:r>
+              <w:rPr>
+                <w:sz w:val="23"/>
+                <w:szCs w:val="23"/>
+              </w:rPr>
+              <w:t>10</w:t>
+            </w:r>
+          </w:p>
+        </w:tc>
+        <w:tc>
+          <w:tcPr>
+            <w:tcW w:w="0" w:type="auto"/>
+            <w:tcMar>
+              <w:top w:w="150" w:type="dxa"/>
+              <w:left w:w="240" w:type="dxa"/>
+              <w:bottom w:w="150" w:type="dxa"/>
+              <w:right w:w="240" w:type="dxa"/>
+            </w:tcMar>
+            <w:vAlign w:val="center"/>
+            <w:hideMark/>
+          </w:tcPr>
+          <w:p>
+            <w:pPr>
+              <w:rPr>
+                <w:sz w:val="23"/>
+                <w:szCs w:val="23"/>
+              </w:rPr>
+            </w:pPr>
+            <w:proofErr w:type="spellStart"/>
+            <w:r>
+              <w:rPr>
+                <w:sz w:val="23"/>
+                <w:szCs w:val="23"/>
+              </w:rPr>
+              <w:t>Forest_Type_Montane_Forest</w:t>
+            </w:r>
+            <w:proofErr w:type="spellEnd"/>
+          </w:p>
+        </w:tc>
+        <w:tc>
+          <w:tcPr>
+            <w:tcW w:w="0" w:type="auto"/>
+            <w:tcMar>
+              <w:top w:w="150" w:type="dxa"/>
+              <w:left w:w="240" w:type="dxa"/>
+              <w:bottom w:w="150" w:type="dxa"/>
+              <w:right w:w="0" w:type="dxa"/>
+            </w:tcMar>
+            <w:vAlign w:val="center"/>
+            <w:hideMark/>
+          </w:tcPr>
+          <w:p>
+            <w:pPr>
+              <w:rPr>
+                <w:sz w:val="23"/>
+                <w:szCs w:val="23"/>
+              </w:rPr>
+            </w:pPr>
+            <w:r>
+              <w:rPr>
+                <w:sz w:val="23"/>
+                <w:szCs w:val="23"/>
+              </w:rPr>
+              <w:t>1.0%</w:t>
+            </w:r>
+          </w:p>
+        </w:tc>
+      </w:tr>
+    </w:tbl>
+    <w:p>
+      <w:pPr>
+        <w:rPr>
+          <w:sz w:val="24"/>
+          <w:szCs w:val="24"/>
+        </w:rPr>
+      </w:pPr>
+      <w:r>
+        <w:rPr>
+          <w:sz w:val="24"/>
+          <w:szCs w:val="24"/>
+        </w:rPr>
+        <w:t>Key Insight: The model successfully identified </w:t>
+      </w:r>
+      <w:proofErr w:type="spellStart"/>
+      <w:r>
+        <w:rPr>
+          <w:rFonts w:ascii="Consolas" w:hAnsi="Consolas" w:cs="Courier New"/>
+          <w:sz w:val="20"/>
+          <w:szCs w:val="20"/>
+          <w:shd w:val="clear" w:color="auto" w:fill="2C2C2E"/>
+        </w:rPr>
+        <w:t>Fire_Incidents</w:t>
+      </w:r>
+      <w:proofErr w:type="spellEnd"/>
+      <w:r>
+        <w:rPr>
+          <w:sz w:val="24"/>
+          <w:szCs w:val="24"/>
+        </w:rPr>
+        <w:t> and </w:t>
+      </w:r>
+      <w:proofErr w:type="spellStart"/>
+      <w:r>
+        <w:rPr>
+          <w:rFonts w:ascii="Consolas" w:hAnsi="Consolas" w:cs="Courier New"/>
+          <w:sz w:val="20"/>
+          <w:szCs w:val="20"/>
+          <w:shd w:val="clear" w:color="auto" w:fill="2C2C2E"/>
+        </w:rPr>
+        <w:t>Illegal_Logging_Flag</w:t>
+      </w:r>
+      <w:proofErr w:type="spellEnd"/>
+      <w:r>
+        <w:rPr>
+          <w:sz w:val="24"/>
+          <w:szCs w:val="24"/>
+        </w:rPr>
+        <w:t> as key drivers, even though their simple correlations were weak. This confirms the value of complex modeling.</w:t>
+      </w:r>
+    </w:p>
+    <w:p>
+      <w:pPr>
+        <w:pStyle w:val="Heading2"/>
+      </w:pPr>
+      <w:bookmarkStart w:id="33" w:name="_Toc236309355"/>
+      <w:r>
+        <w:t>7.9 Class Distribution</w:t>
+      </w:r>
+      <w:bookmarkEnd w:id="33"/>
+    </w:p>
+    <w:p>
+      <w:pPr>
+        <w:rPr>
+          <w:sz w:val="24"/>
+          <w:szCs w:val="24"/>
+        </w:rPr>
+      </w:pPr>
+      <w:r>
+        <w:rPr>
+          <w:noProof/>
+        </w:rPr>
+        <w:drawing>
+          <wp:inline distT="0" distB="0" distL="0" distR="0" wp14:anchorId="5E5014E8" wp14:editId="413EE69E">
+            <wp:extent cx="5943600" cy="4244975"/>
+            <wp:effectExtent l="0" t="0" r="0" b="3175"/>
+            <wp:docPr id="29" name="Picture 29" descr="C:\Users\ADMIN\Desktop\PYTHON\KiraboEria\DEFO\Deforestation-Tracking\visuals\model_outputs\class_distribution.png"/>
+            <wp:cNvGraphicFramePr>
+              <a:graphicFrameLocks xmlns:a="http://schemas.openxmlformats.org/drawingml/2006/main" noChangeAspect="1"/>
+            </wp:cNvGraphicFramePr>
+            <a:graphic xmlns:a="http://schemas.openxmlformats.org/drawingml/2006/main">
+              <a:graphicData uri="http://schemas.openxmlformats.org/drawingml/2006/picture">
+                <pic:pic xmlns:pic="http://schemas.openxmlformats.org/drawingml/2006/picture">
+                  <pic:nvPicPr>
+                    <pic:cNvPr id="0" name="Picture 300" descr="C:\Users\ADMIN\Desktop\PYTHON\KiraboEria\DEFO\Deforestation-Tracking\visuals\model_outputs\class_distribution.png"/>
+                    <pic:cNvPicPr>
+                      <a:picLocks noChangeAspect="1" noChangeArrowheads="1"/>
+                    </pic:cNvPicPr>
+                  </pic:nvPicPr>
+                  <pic:blipFill>
+                    <a:blip r:embed="rId25">
+                      <a:extLst>
+                        <a:ext uri="{28A0092B-C50C-407E-A947-70E740481C1C}">
+                          <a14:useLocalDpi xmlns:a14="http://schemas.microsoft.com/office/drawing/2010/main" val="0"/>
+                        </a:ext>
+                      </a:extLst>
+                    </a:blip>
+                    <a:srcRect/>
+                    <a:stretch>
+                      <a:fillRect/>
+                    </a:stretch>
+                  </pic:blipFill>
+                  <pic:spPr bwMode="auto">
+                    <a:xfrm>
+                      <a:off x="0" y="0"/>
+                      <a:ext cx="5943600" cy="4244975"/>
+                    </a:xfrm>
+                    <a:prstGeom prst="rect">
+                      <a:avLst/>
+                    </a:prstGeom>
+                    <a:noFill/>
+                    <a:ln>
+                      <a:noFill/>
+                    </a:ln>
+                  </pic:spPr>
+                </pic:pic>
+              </a:graphicData>
+            </a:graphic>
+          </wp:inline>
+        </w:drawing>
+      </w:r>
+    </w:p>
     <w:tbl>
       <w:tblPr>
         <w:tblW w:w="0" w:type="auto"/>
@@ -11886,20 +14677,13 @@
     </w:tbl>
     <w:p>
       <w:pPr>
-        <w:rPr>
-          <w:b/>
-          <w:sz w:val="30"/>
-          <w:szCs w:val="30"/>
-        </w:rPr>
-      </w:pPr>
-      <w:r>
-        <w:rPr>
-          <w:b/>
-          <w:sz w:val="30"/>
-          <w:szCs w:val="30"/>
-        </w:rPr>
+        <w:pStyle w:val="Heading2"/>
+      </w:pPr>
+      <w:bookmarkStart w:id="34" w:name="_Toc236309356"/>
+      <w:r>
         <w:t>7.10 Cross-Validation Results</w:t>
       </w:r>
+      <w:bookmarkEnd w:id="34"/>
     </w:p>
     <w:p>
       <w:pPr>
@@ -11930,7 +14714,7 @@
                     </pic:cNvPicPr>
                   </pic:nvPicPr>
                   <pic:blipFill>
-                    <a:blip r:embed="rId24" cstate="print">
+                    <a:blip r:embed="rId26" cstate="print">
                       <a:extLst>
                         <a:ext uri="{28A0092B-C50C-407E-A947-70E740481C1C}">
                           <a14:useLocalDpi xmlns:a14="http://schemas.microsoft.com/office/drawing/2010/main" val="0"/>
@@ -11995,37 +14779,23 @@
     </w:p>
     <w:p>
       <w:pPr>
-        <w:rPr>
-          <w:b/>
-          <w:sz w:val="33"/>
-          <w:szCs w:val="33"/>
-        </w:rPr>
-      </w:pPr>
-      <w:r>
-        <w:rPr>
-          <w:b/>
-          <w:sz w:val="33"/>
-          <w:szCs w:val="33"/>
-        </w:rPr>
+        <w:pStyle w:val="Heading1"/>
+      </w:pPr>
+      <w:bookmarkStart w:id="35" w:name="_Toc236309357"/>
+      <w:r>
         <w:t>8. Key Findings &amp; Conclusions</w:t>
       </w:r>
+      <w:bookmarkEnd w:id="35"/>
     </w:p>
     <w:p>
       <w:pPr>
-        <w:rPr>
-          <w:b/>
-          <w:sz w:val="30"/>
-          <w:szCs w:val="30"/>
-        </w:rPr>
-      </w:pPr>
-      <w:r>
-        <w:rPr>
-          <w:b/>
-          <w:sz w:val="30"/>
-          <w:szCs w:val="30"/>
-        </w:rPr>
+        <w:pStyle w:val="Heading2"/>
+      </w:pPr>
+      <w:bookmarkStart w:id="36" w:name="_Toc236309358"/>
+      <w:r>
         <w:t>8.1 Summary of Findings</w:t>
       </w:r>
+      <w:bookmarkEnd w:id="36"/>
     </w:p>
     <w:tbl>
       <w:tblPr>
@@ -12252,6 +15022,7 @@
                 <w:sz w:val="23"/>
                 <w:szCs w:val="23"/>
               </w:rPr>
+              <w:lastRenderedPageBreak/>
               <w:t>Fire &amp; Logging Matter</w:t>
             </w:r>
           </w:p>
@@ -12310,7 +15081,6 @@
                 <w:sz w:val="23"/>
                 <w:szCs w:val="23"/>
               </w:rPr>
-              <w:lastRenderedPageBreak/>
               <w:t>Regional Patterns</w:t>
             </w:r>
           </w:p>
@@ -12579,20 +15349,13 @@
     </w:tbl>
     <w:p>
       <w:pPr>
-        <w:rPr>
-          <w:b/>
-          <w:sz w:val="30"/>
-          <w:szCs w:val="30"/>
-        </w:rPr>
-      </w:pPr>
-      <w:r>
-        <w:rPr>
-          <w:b/>
-          <w:sz w:val="30"/>
-          <w:szCs w:val="30"/>
-        </w:rPr>
+        <w:pStyle w:val="Heading2"/>
+      </w:pPr>
+      <w:bookmarkStart w:id="37" w:name="_Toc236309359"/>
+      <w:r>
         <w:t>8.2 Limitations &amp; Caveats</w:t>
       </w:r>
+      <w:bookmarkEnd w:id="37"/>
     </w:p>
     <w:p>
       <w:pPr>
@@ -12671,37 +15434,23 @@
     </w:p>
     <w:p>
       <w:pPr>
-        <w:rPr>
-          <w:b/>
-          <w:sz w:val="33"/>
-          <w:szCs w:val="33"/>
-        </w:rPr>
-      </w:pPr>
-      <w:r>
-        <w:rPr>
-          <w:b/>
-          <w:sz w:val="33"/>
-          <w:szCs w:val="33"/>
-        </w:rPr>
+        <w:pStyle w:val="Heading1"/>
+      </w:pPr>
+      <w:bookmarkStart w:id="38" w:name="_Toc236309360"/>
+      <w:r>
         <w:t>9. Recommendations</w:t>
       </w:r>
+      <w:bookmarkEnd w:id="38"/>
     </w:p>
     <w:p>
       <w:pPr>
-        <w:rPr>
-          <w:b/>
-          <w:sz w:val="30"/>
-          <w:szCs w:val="30"/>
-        </w:rPr>
-      </w:pPr>
-      <w:r>
-        <w:rPr>
-          <w:b/>
-          <w:sz w:val="30"/>
-          <w:szCs w:val="30"/>
-        </w:rPr>
+        <w:pStyle w:val="Heading2"/>
+      </w:pPr>
+      <w:bookmarkStart w:id="39" w:name="_Toc236309361"/>
+      <w:r>
         <w:t>9.1 Immediate Actions</w:t>
       </w:r>
+      <w:bookmarkEnd w:id="39"/>
     </w:p>
     <w:tbl>
       <w:tblPr>
@@ -13013,6 +15762,7 @@
                 <w:sz w:val="23"/>
                 <w:szCs w:val="23"/>
               </w:rPr>
+              <w:lastRenderedPageBreak/>
               <w:t>Validate Time Trend</w:t>
             </w:r>
           </w:p>
@@ -13163,21 +15913,13 @@
     </w:tbl>
     <w:p>
       <w:pPr>
-        <w:rPr>
-          <w:b/>
-          <w:sz w:val="30"/>
-          <w:szCs w:val="30"/>
-        </w:rPr>
-      </w:pPr>
-      <w:r>
-        <w:rPr>
-          <w:b/>
-          <w:sz w:val="30"/>
-          <w:szCs w:val="30"/>
-        </w:rPr>
-        <w:lastRenderedPageBreak/>
+        <w:pStyle w:val="Heading2"/>
+      </w:pPr>
+      <w:bookmarkStart w:id="40" w:name="_Toc236309362"/>
+      <w:r>
         <w:t>9.2 Future Work</w:t>
       </w:r>
+      <w:bookmarkEnd w:id="40"/>
     </w:p>
     <w:p>
       <w:pPr>
@@ -13241,37 +15983,23 @@
     </w:p>
     <w:p>
       <w:pPr>
-        <w:rPr>
-          <w:b/>
-          <w:sz w:val="33"/>
-          <w:szCs w:val="33"/>
-        </w:rPr>
-      </w:pPr>
-      <w:r>
-        <w:rPr>
-          <w:b/>
-          <w:sz w:val="33"/>
-          <w:szCs w:val="33"/>
-        </w:rPr>
+        <w:pStyle w:val="Heading1"/>
+      </w:pPr>
+      <w:bookmarkStart w:id="41" w:name="_Toc236309363"/>
+      <w:r>
         <w:t>10. Project Deliverables</w:t>
       </w:r>
+      <w:bookmarkEnd w:id="41"/>
     </w:p>
     <w:p>
       <w:pPr>
-        <w:rPr>
-          <w:b/>
-          <w:sz w:val="30"/>
-          <w:szCs w:val="30"/>
-        </w:rPr>
-      </w:pPr>
-      <w:r>
-        <w:rPr>
-          <w:b/>
-          <w:sz w:val="30"/>
-          <w:szCs w:val="30"/>
-        </w:rPr>
+        <w:pStyle w:val="Heading2"/>
+      </w:pPr>
+      <w:bookmarkStart w:id="42" w:name="_Toc236309364"/>
+      <w:r>
         <w:t>10.1 Code Artifacts</w:t>
       </w:r>
+      <w:bookmarkEnd w:id="42"/>
     </w:p>
     <w:tbl>
       <w:tblPr>
@@ -13660,20 +16388,13 @@
     </w:tbl>
     <w:p>
       <w:pPr>
-        <w:rPr>
-          <w:b/>
-          <w:sz w:val="30"/>
-          <w:szCs w:val="30"/>
-        </w:rPr>
-      </w:pPr>
-      <w:r>
-        <w:rPr>
-          <w:b/>
-          <w:sz w:val="30"/>
-          <w:szCs w:val="30"/>
-        </w:rPr>
+        <w:pStyle w:val="Heading2"/>
+      </w:pPr>
+      <w:bookmarkStart w:id="43" w:name="_Toc236309365"/>
+      <w:r>
         <w:t>10.2 Model Assets (Ready for Deployment)</w:t>
       </w:r>
+      <w:bookmarkEnd w:id="43"/>
     </w:p>
     <w:tbl>
       <w:tblPr>
@@ -13726,6 +16447,7 @@
                 <w:sz w:val="23"/>
                 <w:szCs w:val="23"/>
               </w:rPr>
+              <w:lastRenderedPageBreak/>
               <w:t>File</w:t>
             </w:r>
           </w:p>
@@ -14030,7 +16752,6 @@
                 <w:szCs w:val="20"/>
                 <w:shd w:val="clear" w:color="auto" w:fill="2C2C2E"/>
               </w:rPr>
-              <w:lastRenderedPageBreak/>
               <w:t>metrics.txt</w:t>
             </w:r>
           </w:p>
@@ -14067,20 +16788,13 @@
     </w:tbl>
     <w:p>
       <w:pPr>
-        <w:rPr>
-          <w:b/>
-          <w:sz w:val="30"/>
-          <w:szCs w:val="30"/>
-        </w:rPr>
-      </w:pPr>
-      <w:r>
-        <w:rPr>
-          <w:b/>
-          <w:sz w:val="30"/>
-          <w:szCs w:val="30"/>
-        </w:rPr>
+        <w:pStyle w:val="Heading2"/>
+      </w:pPr>
+      <w:bookmarkStart w:id="44" w:name="_Toc236309366"/>
+      <w:r>
         <w:t>10.3 Visualization Assets (19 Visualizations)</w:t>
       </w:r>
+      <w:bookmarkEnd w:id="44"/>
     </w:p>
     <w:tbl>
       <w:tblPr>
@@ -15177,6 +17891,7 @@
                 <w:sz w:val="23"/>
                 <w:szCs w:val="23"/>
               </w:rPr>
+              <w:lastRenderedPageBreak/>
               <w:t>9</w:t>
             </w:r>
           </w:p>
@@ -15641,7 +18356,6 @@
                 <w:sz w:val="23"/>
                 <w:szCs w:val="23"/>
               </w:rPr>
-              <w:lastRenderedPageBreak/>
               <w:t>13</w:t>
             </w:r>
           </w:p>
@@ -16432,20 +19146,13 @@
     </w:tbl>
     <w:p>
       <w:pPr>
-        <w:rPr>
-          <w:b/>
-          <w:sz w:val="30"/>
-          <w:szCs w:val="30"/>
-        </w:rPr>
-      </w:pPr>
-      <w:r>
-        <w:rPr>
-          <w:b/>
-          <w:sz w:val="30"/>
-          <w:szCs w:val="30"/>
-        </w:rPr>
+        <w:pStyle w:val="Heading2"/>
+      </w:pPr>
+      <w:bookmarkStart w:id="45" w:name="_Toc236309367"/>
+      <w:r>
         <w:t>10.4 Data Assets</w:t>
       </w:r>
+      <w:bookmarkEnd w:id="45"/>
     </w:p>
     <w:tbl>
       <w:tblPr>
@@ -16678,6 +19385,7 @@
                 <w:szCs w:val="20"/>
                 <w:shd w:val="clear" w:color="auto" w:fill="2C2C2E"/>
               </w:rPr>
+              <w:lastRenderedPageBreak/>
               <w:t>deforestation_training.csv</w:t>
             </w:r>
           </w:p>
@@ -16714,20 +19422,13 @@
     </w:tbl>
     <w:p>
       <w:pPr>
-        <w:rPr>
-          <w:b/>
-          <w:sz w:val="33"/>
-          <w:szCs w:val="33"/>
-        </w:rPr>
-      </w:pPr>
-      <w:r>
-        <w:rPr>
-          <w:b/>
-          <w:sz w:val="33"/>
-          <w:szCs w:val="33"/>
-        </w:rPr>
+        <w:pStyle w:val="Heading1"/>
+      </w:pPr>
+      <w:bookmarkStart w:id="46" w:name="_Toc236309368"/>
+      <w:r>
         <w:t>11. Project Status:  COMPLETE</w:t>
       </w:r>
+      <w:bookmarkEnd w:id="46"/>
     </w:p>
     <w:p>
       <w:pPr>
@@ -16897,7 +19598,6 @@
           <w:sz w:val="24"/>
           <w:szCs w:val="24"/>
         </w:rPr>
-        <w:lastRenderedPageBreak/>
         <w:t xml:space="preserve"> Model Evaluation</w:t>
       </w:r>
     </w:p>
@@ -17007,6 +19707,56 @@
     </w:sectPr>
   </w:body>
 </w:document>
+</file>
+
+<file path=word/endnotes.xml><?xml version="1.0" encoding="utf-8"?>
+<w:endnotes xmlns:wpc="http://schemas.microsoft.com/office/word/2010/wordprocessingCanvas" xmlns:cx="http://schemas.microsoft.com/office/drawing/2014/chartex" xmlns:mc="http://schemas.openxmlformats.org/markup-compatibility/2006" xmlns:o="urn:schemas-microsoft-com:office:office" xmlns:r="http://schemas.openxmlformats.org/officeDocument/2006/relationships" xmlns:m="http://schemas.openxmlformats.org/officeDocument/2006/math" xmlns:v="urn:schemas-microsoft-com:vml" xmlns:wp14="http://schemas.microsoft.com/office/word/2010/wordprocessingDrawing" xmlns:wp="http://schemas.openxmlformats.org/drawingml/2006/wordprocessingDrawing" xmlns:w10="urn:schemas-microsoft-com:office:word" xmlns:w="http://schemas.openxmlformats.org/wordprocessingml/2006/main" xmlns:w14="http://schemas.microsoft.com/office/word/2010/wordml" xmlns:w15="http://schemas.microsoft.com/office/word/2012/wordml" xmlns:w16se="http://schemas.microsoft.com/office/word/2015/wordml/symex" xmlns:wpg="http://schemas.microsoft.com/office/word/2010/wordprocessingGroup" xmlns:wpi="http://schemas.microsoft.com/office/word/2010/wordprocessingInk" xmlns:wne="http://schemas.microsoft.com/office/word/2006/wordml" xmlns:wps="http://schemas.microsoft.com/office/word/2010/wordprocessingShape" mc:Ignorable="w14 w15 w16se wp14">
+  <w:endnote w:type="separator" w:id="-1">
+    <w:p>
+      <w:pPr>
+        <w:spacing w:after="0" w:line="240" w:lineRule="auto"/>
+      </w:pPr>
+      <w:r>
+        <w:separator/>
+      </w:r>
+    </w:p>
+  </w:endnote>
+  <w:endnote w:type="continuationSeparator" w:id="0">
+    <w:p>
+      <w:pPr>
+        <w:spacing w:after="0" w:line="240" w:lineRule="auto"/>
+      </w:pPr>
+      <w:r>
+        <w:continuationSeparator/>
+      </w:r>
+    </w:p>
+  </w:endnote>
+</w:endnotes>
+</file>
+
+<file path=word/footnotes.xml><?xml version="1.0" encoding="utf-8"?>
+<w:footnotes xmlns:wpc="http://schemas.microsoft.com/office/word/2010/wordprocessingCanvas" xmlns:cx="http://schemas.microsoft.com/office/drawing/2014/chartex" xmlns:mc="http://schemas.openxmlformats.org/markup-compatibility/2006" xmlns:o="urn:schemas-microsoft-com:office:office" xmlns:r="http://schemas.openxmlformats.org/officeDocument/2006/relationships" xmlns:m="http://schemas.openxmlformats.org/officeDocument/2006/math" xmlns:v="urn:schemas-microsoft-com:vml" xmlns:wp14="http://schemas.microsoft.com/office/word/2010/wordprocessingDrawing" xmlns:wp="http://schemas.openxmlformats.org/drawingml/2006/wordprocessingDrawing" xmlns:w10="urn:schemas-microsoft-com:office:word" xmlns:w="http://schemas.openxmlformats.org/wordprocessingml/2006/main" xmlns:w14="http://schemas.microsoft.com/office/word/2010/wordml" xmlns:w15="http://schemas.microsoft.com/office/word/2012/wordml" xmlns:w16se="http://schemas.microsoft.com/office/word/2015/wordml/symex" xmlns:wpg="http://schemas.microsoft.com/office/word/2010/wordprocessingGroup" xmlns:wpi="http://schemas.microsoft.com/office/word/2010/wordprocessingInk" xmlns:wne="http://schemas.microsoft.com/office/word/2006/wordml" xmlns:wps="http://schemas.microsoft.com/office/word/2010/wordprocessingShape" mc:Ignorable="w14 w15 w16se wp14">
+  <w:footnote w:type="separator" w:id="-1">
+    <w:p>
+      <w:pPr>
+        <w:spacing w:after="0" w:line="240" w:lineRule="auto"/>
+      </w:pPr>
+      <w:r>
+        <w:separator/>
+      </w:r>
+    </w:p>
+  </w:footnote>
+  <w:footnote w:type="continuationSeparator" w:id="0">
+    <w:p>
+      <w:pPr>
+        <w:spacing w:after="0" w:line="240" w:lineRule="auto"/>
+      </w:pPr>
+      <w:r>
+        <w:continuationSeparator/>
+      </w:r>
+    </w:p>
+  </w:footnote>
+</w:footnotes>
 </file>
 
 <file path=word/numbering.xml><?xml version="1.0" encoding="utf-8"?>
@@ -22588,6 +25338,98 @@
       </w:tblBorders>
     </w:tblPr>
   </w:style>
+  <w:style w:type="paragraph" w:styleId="TOCHeading">
+    <w:name w:val="TOC Heading"/>
+    <w:basedOn w:val="Heading1"/>
+    <w:next w:val="Normal"/>
+    <w:uiPriority w:val="39"/>
+    <w:unhideWhenUsed/>
+    <w:qFormat/>
+    <w:rsid w:val="002157ED"/>
+    <w:pPr>
+      <w:outlineLvl w:val="9"/>
+    </w:pPr>
+  </w:style>
+  <w:style w:type="paragraph" w:styleId="TOC1">
+    <w:name w:val="toc 1"/>
+    <w:basedOn w:val="Normal"/>
+    <w:next w:val="Normal"/>
+    <w:autoRedefine/>
+    <w:uiPriority w:val="39"/>
+    <w:unhideWhenUsed/>
+    <w:rsid w:val="002157ED"/>
+    <w:pPr>
+      <w:spacing w:after="100"/>
+    </w:pPr>
+  </w:style>
+  <w:style w:type="paragraph" w:styleId="TOC2">
+    <w:name w:val="toc 2"/>
+    <w:basedOn w:val="Normal"/>
+    <w:next w:val="Normal"/>
+    <w:autoRedefine/>
+    <w:uiPriority w:val="39"/>
+    <w:unhideWhenUsed/>
+    <w:rsid w:val="002157ED"/>
+    <w:pPr>
+      <w:spacing w:after="100"/>
+      <w:ind w:left="220"/>
+    </w:pPr>
+  </w:style>
+  <w:style w:type="character" w:styleId="Hyperlink">
+    <w:name w:val="Hyperlink"/>
+    <w:basedOn w:val="DefaultParagraphFont"/>
+    <w:uiPriority w:val="99"/>
+    <w:unhideWhenUsed/>
+    <w:rsid w:val="002157ED"/>
+    <w:rPr>
+      <w:color w:val="0563C1" w:themeColor="hyperlink"/>
+      <w:u w:val="single"/>
+    </w:rPr>
+  </w:style>
+  <w:style w:type="paragraph" w:styleId="Header">
+    <w:name w:val="header"/>
+    <w:basedOn w:val="Normal"/>
+    <w:link w:val="HeaderChar"/>
+    <w:uiPriority w:val="99"/>
+    <w:unhideWhenUsed/>
+    <w:rsid w:val="002157ED"/>
+    <w:pPr>
+      <w:tabs>
+        <w:tab w:val="center" w:pos="4680"/>
+        <w:tab w:val="right" w:pos="9360"/>
+      </w:tabs>
+      <w:spacing w:after="0" w:line="240" w:lineRule="auto"/>
+    </w:pPr>
+  </w:style>
+  <w:style w:type="character" w:customStyle="1" w:styleId="HeaderChar">
+    <w:name w:val="Header Char"/>
+    <w:basedOn w:val="DefaultParagraphFont"/>
+    <w:link w:val="Header"/>
+    <w:uiPriority w:val="99"/>
+    <w:rsid w:val="002157ED"/>
+  </w:style>
+  <w:style w:type="paragraph" w:styleId="Footer">
+    <w:name w:val="footer"/>
+    <w:basedOn w:val="Normal"/>
+    <w:link w:val="FooterChar"/>
+    <w:uiPriority w:val="99"/>
+    <w:unhideWhenUsed/>
+    <w:rsid w:val="002157ED"/>
+    <w:pPr>
+      <w:tabs>
+        <w:tab w:val="center" w:pos="4680"/>
+        <w:tab w:val="right" w:pos="9360"/>
+      </w:tabs>
+      <w:spacing w:after="0" w:line="240" w:lineRule="auto"/>
+    </w:pPr>
+  </w:style>
+  <w:style w:type="character" w:customStyle="1" w:styleId="FooterChar">
+    <w:name w:val="Footer Char"/>
+    <w:basedOn w:val="DefaultParagraphFont"/>
+    <w:link w:val="Footer"/>
+    <w:uiPriority w:val="99"/>
+    <w:rsid w:val="002157ED"/>
+  </w:style>
 </w:styles>
 </file>
 
